--- a/06-学生侧材料/讲义/3-物理化学/气体基础-超级充实版（自学完整）.docx
+++ b/06-学生侧材料/讲义/3-物理化学/气体基础-超级充实版（自学完整）.docx
@@ -1383,7 +1383,7 @@
         <w:rPr>
           <w:rFonts w:hint="eastAsia" w:ascii="Times New Roman" w:hAnsi="Times New Roman" w:eastAsia="FangSong" w:cs="Times New Roman"/>
         </w:rPr>
-        <w:t>的行为非常接近理想气体</w:t>
+        <w:t>的行为十分接近理想气体</w:t>
       </w:r>
       <w:r>
         <w:rPr>
@@ -1493,7 +1493,7 @@
         <w:rPr>
           <w:rFonts w:hint="eastAsia" w:ascii="Times New Roman" w:hAnsi="Times New Roman" w:eastAsia="FangSong" w:cs="Times New Roman"/>
         </w:rPr>
-        <w:t>在一定条件下非常准确</w:t>
+        <w:t>在一定条件下十分准确</w:t>
       </w:r>
       <w:r>
         <w:rPr>
@@ -42227,7 +42227,7 @@
     <ns0:name ns0:val="Verbatim Char"/>
     <ns0:basedOn ns0:val="BodyTextChar"/>
     <ns0:rPr>
-      <ns0:rFonts ns0:ascii="SimSun" ns0:hAnsi="SimSun" ns0:eastAsia="SimSun" ns0:cs="SimSun"/>
+      <ns0:rFonts ns0:ascii="SimSun" ns0:cs="SimSun" ns0:eastAsia="SimSun" ns0:hAnsi="SimSun"/>
       <ns0:b ns0:val="0"/>
       <ns0:sz ns0:val="20"/>
     </ns0:rPr>
@@ -42297,7 +42297,7 @@
       <w:wordWrap w:val="off"/>
     </w:pPr>
     <ns0:rPr>
-      <w:rFonts w:ascii="SimSun" w:hAnsi="SimSun" w:eastAsia="SimSun" w:cs="SimSun"/>
+      <w:rFonts ns0:ascii="SimSun" ns0:hAnsi="SimSun" ns0:eastAsia="SimSun" ns0:cs="SimSun"/>
     </ns0:rPr>
   </w:style>
   <w:style w:type="character" w:customStyle="1" w:styleId="KeywordTok">

--- a/06-学生侧材料/讲义/3-物理化学/气体基础-超级充实版（自学完整）.docx
+++ b/06-学生侧材料/讲义/3-物理化学/气体基础-超级充实版（自学完整）.docx
@@ -522,195 +522,343 @@
     </w:p>
     <w:p>
       <w:pPr>
-        <w:pStyle w:val="FirstParagraph"/>
-      </w:pPr>
-      <w:r>
-        <w:rPr>
-          <w:rFonts w:hint="eastAsia" w:ascii="Times New Roman" w:hAnsi="Times New Roman" w:eastAsia="FangSong" w:cs="Times New Roman"/>
-        </w:rPr>
-        <w:t>完成本讲义后</w:t>
-      </w:r>
-      <w:r>
-        <w:rPr>
-          <w:rFonts w:hint="eastAsia" w:ascii="Times New Roman" w:hAnsi="Times New Roman" w:eastAsia="Times New Roman" w:cs="Times New Roman"/>
-        </w:rPr>
-        <w:t>，</w:t>
-      </w:r>
-      <w:r>
-        <w:rPr>
-          <w:rFonts w:hint="eastAsia" w:ascii="Times New Roman" w:hAnsi="Times New Roman" w:eastAsia="FangSong" w:cs="Times New Roman"/>
-        </w:rPr>
-        <w:t>你应该能够</w:t>
-      </w:r>
-      <w:r>
-        <w:rPr>
-          <w:rFonts w:hint="eastAsia" w:ascii="Times New Roman" w:hAnsi="Times New Roman" w:eastAsia="Times New Roman" w:cs="Times New Roman"/>
-        </w:rPr>
-        <w:t>：</w:t>
-      </w:r>
-    </w:p>
-    <w:p>
-      <w:pPr>
-        <w:pStyle w:val="Compact"/>
-        <w:numPr>
-          <w:ilvl w:val="0"/>
-          <w:numId w:val="1001"/>
-        </w:numPr>
-      </w:pPr>
-      <w:r>
-        <w:rPr>
-          <w:rFonts w:hint="eastAsia" w:ascii="Times New Roman" w:hAnsi="Times New Roman" w:eastAsia="FangSong" w:cs="Times New Roman"/>
-          <w:b/>
-          <w:bCs/>
-        </w:rPr>
-        <w:t xml:space="preserve">理解</w:t>
-      </w:r>
-      <w:r>
-        <w:rPr>
-          <w:rFonts w:hint="eastAsia" w:ascii="Times New Roman" w:hAnsi="Times New Roman" w:eastAsia="FangSong" w:cs="Times New Roman"/>
-        </w:rPr>
-        <w:t xml:space="preserve">理想气体的定义和适用条件</w:t>
-      </w:r>
-    </w:p>
-    <w:p>
-      <w:pPr>
-        <w:pStyle w:val="Compact"/>
-        <w:numPr>
-          <w:ilvl w:val="0"/>
-          <w:numId w:val="1001"/>
-        </w:numPr>
-      </w:pPr>
-      <w:r>
-        <w:rPr>
-          <w:rFonts w:hint="eastAsia" w:ascii="Times New Roman" w:hAnsi="Times New Roman" w:eastAsia="FangSong" w:cs="Times New Roman"/>
-          <w:b/>
-          <w:bCs/>
-        </w:rPr>
-        <w:t xml:space="preserve">掌握</w:t>
-      </w:r>
-      <w:r>
-        <w:rPr>
-          <w:rFonts w:hint="eastAsia" w:ascii="Times New Roman" w:hAnsi="Times New Roman" w:eastAsia="FangSong" w:cs="Times New Roman"/>
-        </w:rPr>
-        <w:t xml:space="preserve">理想气体状态方程</w:t>
-      </w:r>
-      <w:r>
-        <w:rPr>
-          <w:rFonts w:ascii="Times New Roman" w:hAnsi="Times New Roman" w:eastAsia="Times New Roman" w:cs="Times New Roman"/>
-        </w:rPr>
-        <w:t xml:space="preserve"> pV=nRT </w:t>
-      </w:r>
-      <w:r>
-        <w:rPr>
-          <w:rFonts w:hint="eastAsia" w:ascii="Times New Roman" w:hAnsi="Times New Roman" w:eastAsia="FangSong" w:cs="Times New Roman"/>
-        </w:rPr>
-        <w:t xml:space="preserve">及其三种变形</w:t>
-      </w:r>
-    </w:p>
-    <w:p>
-      <w:pPr>
-        <w:pStyle w:val="Compact"/>
-        <w:numPr>
-          <w:ilvl w:val="0"/>
-          <w:numId w:val="1001"/>
-        </w:numPr>
-      </w:pPr>
-      <w:r>
-        <w:rPr>
-          <w:rFonts w:hint="eastAsia" w:ascii="Times New Roman" w:hAnsi="Times New Roman" w:eastAsia="FangSong" w:cs="Times New Roman"/>
-          <w:b/>
-          <w:bCs/>
-        </w:rPr>
-        <w:t xml:space="preserve">运用</w:t>
-      </w:r>
-      <w:r>
-        <w:rPr>
-          <w:rFonts w:hint="eastAsia" w:ascii="Times New Roman" w:hAnsi="Times New Roman" w:eastAsia="Times New Roman" w:cs="Times New Roman"/>
-        </w:rPr>
-        <w:t>Dalton</w:t>
-      </w:r>
-      <w:r>
-        <w:rPr>
-          <w:rFonts w:hint="eastAsia" w:ascii="Times New Roman" w:hAnsi="Times New Roman" w:eastAsia="FangSong" w:cs="Times New Roman"/>
-        </w:rPr>
-        <w:t>分压定律计算混合气体的分压</w:t>
-      </w:r>
-    </w:p>
-    <w:p>
-      <w:pPr>
-        <w:pStyle w:val="Compact"/>
-        <w:numPr>
-          <w:ilvl w:val="0"/>
-          <w:numId w:val="1001"/>
-        </w:numPr>
-      </w:pPr>
-      <w:r>
-        <w:rPr>
-          <w:rFonts w:hint="eastAsia" w:ascii="Times New Roman" w:hAnsi="Times New Roman" w:eastAsia="FangSong" w:cs="Times New Roman"/>
-          <w:b/>
-          <w:bCs/>
-        </w:rPr>
-        <w:t xml:space="preserve">解决</w:t>
-      </w:r>
-      <w:r>
-        <w:rPr>
-          <w:rFonts w:hint="eastAsia" w:ascii="Times New Roman" w:hAnsi="Times New Roman" w:eastAsia="FangSong" w:cs="Times New Roman"/>
-        </w:rPr>
-        <w:t xml:space="preserve">排水集气法中的湿气体校正问题</w:t>
-      </w:r>
-    </w:p>
-    <w:p>
-      <w:pPr>
-        <w:pStyle w:val="Compact"/>
-        <w:numPr>
-          <w:ilvl w:val="0"/>
-          <w:numId w:val="1001"/>
-        </w:numPr>
-      </w:pPr>
-      <w:r>
-        <w:rPr>
-          <w:rFonts w:hint="eastAsia" w:ascii="Times New Roman" w:hAnsi="Times New Roman" w:eastAsia="FangSong" w:cs="Times New Roman"/>
-          <w:b/>
-          <w:bCs/>
-        </w:rPr>
-        <w:t xml:space="preserve">了解</w:t>
-      </w:r>
-      <w:r>
-        <w:rPr>
-          <w:rFonts w:hint="eastAsia" w:ascii="Times New Roman" w:hAnsi="Times New Roman" w:eastAsia="FangSong" w:cs="Times New Roman"/>
-        </w:rPr>
-        <w:t xml:space="preserve">真实气体与理想气体偏差的原因</w:t>
-      </w:r>
-    </w:p>
-    <w:p>
-      <w:pPr>
-        <w:pStyle w:val="Compact"/>
-        <w:numPr>
-          <w:ilvl w:val="0"/>
-          <w:numId w:val="1001"/>
-        </w:numPr>
-      </w:pPr>
-      <w:r>
-        <w:rPr>
-          <w:rFonts w:hint="eastAsia" w:ascii="Times New Roman" w:hAnsi="Times New Roman" w:eastAsia="FangSong" w:cs="Times New Roman"/>
-          <w:b/>
-          <w:bCs/>
-        </w:rPr>
-        <w:t xml:space="preserve">运用</w:t>
-      </w:r>
-      <w:r>
-        <w:rPr>
-          <w:rFonts w:hint="eastAsia" w:ascii="Times New Roman" w:hAnsi="Times New Roman" w:eastAsia="Times New Roman" w:cs="Times New Roman"/>
-        </w:rPr>
-        <w:t>Graham</w:t>
-      </w:r>
-      <w:r>
-        <w:rPr>
-          <w:rFonts w:hint="eastAsia" w:ascii="Times New Roman" w:hAnsi="Times New Roman" w:eastAsia="FangSong" w:cs="Times New Roman"/>
-        </w:rPr>
-        <w:t>扩散定律比较气体扩散速率</w:t>
-      </w:r>
-    </w:p>
+        <w:pStyle w:val="BlockText"/>
+        <w:spacing w:after="80"/>
+      </w:pPr>
+      <w:r>
+        <w:rPr>
+          <w:rFonts w:hint="eastAsia" w:ascii="Times New Roman" w:hAnsi="Times New Roman" w:eastAsia="FangSong" w:cs="Times New Roman"/>
+        </w:rPr>
+        <w:t>对齐考纲</w:t>
+      </w:r>
+      <w:r>
+        <w:rPr>
+          <w:rFonts w:hint="eastAsia" w:ascii="Times New Roman" w:hAnsi="Times New Roman" w:eastAsia="Times New Roman" w:cs="Times New Roman"/>
+        </w:rPr>
+        <w:t>：§02</w:t>
+      </w:r>
+      <w:r>
+        <w:rPr>
+          <w:rFonts w:ascii="Times New Roman" w:hAnsi="Times New Roman" w:eastAsia="Times New Roman" w:cs="Times New Roman"/>
+        </w:rPr>
+        <w:t xml:space="preserve"> </w:t>
+      </w:r>
+      <w:r>
+        <w:rPr>
+          <w:rFonts w:hint="eastAsia" w:ascii="Times New Roman" w:hAnsi="Times New Roman" w:eastAsia="FangSong" w:cs="Times New Roman"/>
+        </w:rPr>
+        <w:t xml:space="preserve">气体</w:t>
+      </w:r>
+    </w:p>
+    <w:tbl>
+      <w:tblPr>
+        <w:tblStyle w:val="Table"/>
+        <w:tblW w:type="pct" w:w="5000"/>
+        <w:tblLayout w:type="fixed"/>
+        <w:tblLook w:firstRow="1" w:lastRow="0" w:firstColumn="0" w:lastColumn="0" w:noHBand="0" w:noVBand="0" w:val="0020"/>
+      </w:tblPr>
+      <w:tblGrid>
+        <w:gridCol w:w="3960"/>
+        <w:gridCol w:w="3960"/>
+      </w:tblGrid>
+      <w:tr>
+        <w:trPr>
+          <w:tblHeader w:val="on"/>
+        </w:trPr>
+        <w:tc>
+          <w:tcPr/>
+          <w:p>
+            <w:pPr>
+              <w:pStyle w:val="Compact"/>
+              <w:jc w:val="center"/>
+            </w:pPr>
+            <w:r>
+              <w:rPr>
+                <w:rFonts w:hint="eastAsia" w:ascii="Times New Roman" w:hAnsi="Times New Roman" w:eastAsia="SimHei" w:cs="Times New Roman"/>
+                <w:b/>
+              </w:rPr>
+              <w:t xml:space="preserve">考纲条目</w:t>
+            </w:r>
+          </w:p>
+        </w:tc>
+        <w:tc>
+          <w:tcPr/>
+          <w:p>
+            <w:pPr>
+              <w:pStyle w:val="Compact"/>
+              <w:jc w:val="center"/>
+            </w:pPr>
+            <w:r>
+              <w:rPr>
+                <w:rFonts w:hint="eastAsia" w:ascii="Times New Roman" w:hAnsi="Times New Roman" w:eastAsia="SimHei" w:cs="Times New Roman"/>
+                <w:b/>
+              </w:rPr>
+              <w:t xml:space="preserve">学完本讲你应能</w:t>
+            </w:r>
+          </w:p>
+        </w:tc>
+      </w:tr>
+      <w:tr>
+        <w:tc>
+          <w:tcPr/>
+          <w:p>
+            <w:pPr>
+              <w:pStyle w:val="Compact"/>
+              <w:jc w:val="center"/>
+            </w:pPr>
+            <w:r>
+              <w:rPr>
+                <w:rFonts w:ascii="Times New Roman" w:hAnsi="Times New Roman" w:eastAsia="Times New Roman" w:cs="Times New Roman"/>
+              </w:rPr>
+              <w:t xml:space="preserve">§02 </w:t>
+            </w:r>
+            <w:r>
+              <w:rPr>
+                <w:rFonts w:hint="eastAsia" w:ascii="Times New Roman" w:hAnsi="Times New Roman" w:eastAsia="FangSong" w:cs="Times New Roman"/>
+              </w:rPr>
+              <w:t xml:space="preserve">气体</w:t>
+            </w:r>
+            <w:r>
+              <w:rPr>
+                <w:rFonts w:ascii="Times New Roman" w:hAnsi="Times New Roman" w:eastAsia="Times New Roman" w:cs="Times New Roman"/>
+              </w:rPr>
+              <w:t xml:space="preserve"> · </w:t>
+            </w:r>
+            <w:r>
+              <w:rPr>
+                <w:rFonts w:hint="eastAsia" w:ascii="Times New Roman" w:hAnsi="Times New Roman" w:eastAsia="FangSong" w:cs="Times New Roman"/>
+              </w:rPr>
+              <w:t xml:space="preserve">理想气体模型与状态方程</w:t>
+            </w:r>
+          </w:p>
+        </w:tc>
+        <w:tc>
+          <w:tcPr/>
+          <w:p>
+            <w:pPr>
+              <w:pStyle w:val="Compact"/>
+              <w:jc w:val="center"/>
+            </w:pPr>
+            <w:r>
+              <w:rPr>
+                <w:rFonts w:hint="eastAsia" w:ascii="Times New Roman" w:hAnsi="Times New Roman" w:eastAsia="FangSong" w:cs="Times New Roman"/>
+              </w:rPr>
+              <w:t>理解理想气体的定义和适用条件</w:t>
+            </w:r>
+            <w:r>
+              <w:rPr>
+                <w:rFonts w:hint="eastAsia" w:ascii="Times New Roman" w:hAnsi="Times New Roman" w:eastAsia="Times New Roman" w:cs="Times New Roman"/>
+              </w:rPr>
+              <w:t>；</w:t>
+            </w:r>
+            <w:r>
+              <w:rPr>
+                <w:rFonts w:hint="eastAsia" w:ascii="Times New Roman" w:hAnsi="Times New Roman" w:eastAsia="FangSong" w:cs="Times New Roman"/>
+              </w:rPr>
+              <w:t>掌握理想气体状态方程</w:t>
+            </w:r>
+            <w:r>
+              <w:rPr>
+                <w:rFonts w:ascii="Times New Roman" w:hAnsi="Times New Roman" w:eastAsia="Times New Roman" w:cs="Times New Roman"/>
+              </w:rPr>
+              <w:t xml:space="preserve"> pV=nRT </w:t>
+            </w:r>
+            <w:r>
+              <w:rPr>
+                <w:rFonts w:hint="eastAsia" w:ascii="Times New Roman" w:hAnsi="Times New Roman" w:eastAsia="FangSong" w:cs="Times New Roman"/>
+              </w:rPr>
+              <w:t xml:space="preserve">及其三种变形</w:t>
+            </w:r>
+          </w:p>
+        </w:tc>
+      </w:tr>
+      <w:tr>
+        <w:tc>
+          <w:tcPr/>
+          <w:p>
+            <w:pPr>
+              <w:pStyle w:val="Compact"/>
+              <w:jc w:val="center"/>
+            </w:pPr>
+            <w:r>
+              <w:rPr>
+                <w:rFonts w:ascii="Times New Roman" w:hAnsi="Times New Roman" w:eastAsia="Times New Roman" w:cs="Times New Roman"/>
+              </w:rPr>
+              <w:t xml:space="preserve">§02 </w:t>
+            </w:r>
+            <w:r>
+              <w:rPr>
+                <w:rFonts w:hint="eastAsia" w:ascii="Times New Roman" w:hAnsi="Times New Roman" w:eastAsia="FangSong" w:cs="Times New Roman"/>
+              </w:rPr>
+              <w:t xml:space="preserve">气体</w:t>
+            </w:r>
+            <w:r>
+              <w:rPr>
+                <w:rFonts w:ascii="Times New Roman" w:hAnsi="Times New Roman" w:eastAsia="Times New Roman" w:cs="Times New Roman"/>
+              </w:rPr>
+              <w:t xml:space="preserve"> · </w:t>
+            </w:r>
+            <w:r>
+              <w:rPr>
+                <w:rFonts w:hint="eastAsia" w:ascii="Times New Roman" w:hAnsi="Times New Roman" w:eastAsia="FangSong" w:cs="Times New Roman"/>
+              </w:rPr>
+              <w:t xml:space="preserve">分压定律与湿气体校正</w:t>
+            </w:r>
+          </w:p>
+        </w:tc>
+        <w:tc>
+          <w:tcPr/>
+          <w:p>
+            <w:pPr>
+              <w:pStyle w:val="Compact"/>
+              <w:jc w:val="center"/>
+            </w:pPr>
+            <w:r>
+              <w:rPr>
+                <w:rFonts w:hint="eastAsia" w:ascii="Times New Roman" w:hAnsi="Times New Roman" w:eastAsia="FangSong" w:cs="Times New Roman"/>
+              </w:rPr>
+              <w:t>运用</w:t>
+            </w:r>
+            <w:r>
+              <w:rPr>
+                <w:rFonts w:hint="eastAsia" w:ascii="Times New Roman" w:hAnsi="Times New Roman" w:eastAsia="Times New Roman" w:cs="Times New Roman"/>
+              </w:rPr>
+              <w:t>Dalton</w:t>
+            </w:r>
+            <w:r>
+              <w:rPr>
+                <w:rFonts w:hint="eastAsia" w:ascii="Times New Roman" w:hAnsi="Times New Roman" w:eastAsia="FangSong" w:cs="Times New Roman"/>
+              </w:rPr>
+              <w:t>分压定律计算混合气体的分压</w:t>
+            </w:r>
+            <w:r>
+              <w:rPr>
+                <w:rFonts w:hint="eastAsia" w:ascii="Times New Roman" w:hAnsi="Times New Roman" w:eastAsia="Times New Roman" w:cs="Times New Roman"/>
+              </w:rPr>
+              <w:t>；</w:t>
+            </w:r>
+            <w:r>
+              <w:rPr>
+                <w:rFonts w:hint="eastAsia" w:ascii="Times New Roman" w:hAnsi="Times New Roman" w:eastAsia="FangSong" w:cs="Times New Roman"/>
+              </w:rPr>
+              <w:t>解决排水集气法中的湿气体校正问题</w:t>
+            </w:r>
+          </w:p>
+        </w:tc>
+      </w:tr>
+      <w:tr>
+        <w:tc>
+          <w:tcPr/>
+          <w:p>
+            <w:pPr>
+              <w:pStyle w:val="Compact"/>
+              <w:jc w:val="center"/>
+            </w:pPr>
+            <w:r>
+              <w:rPr>
+                <w:rFonts w:ascii="Times New Roman" w:hAnsi="Times New Roman" w:eastAsia="Times New Roman" w:cs="Times New Roman"/>
+              </w:rPr>
+              <w:t xml:space="preserve">§02 </w:t>
+            </w:r>
+            <w:r>
+              <w:rPr>
+                <w:rFonts w:hint="eastAsia" w:ascii="Times New Roman" w:hAnsi="Times New Roman" w:eastAsia="FangSong" w:cs="Times New Roman"/>
+              </w:rPr>
+              <w:t xml:space="preserve">气体</w:t>
+            </w:r>
+            <w:r>
+              <w:rPr>
+                <w:rFonts w:ascii="Times New Roman" w:hAnsi="Times New Roman" w:eastAsia="Times New Roman" w:cs="Times New Roman"/>
+              </w:rPr>
+              <w:t xml:space="preserve"> · </w:t>
+            </w:r>
+            <w:r>
+              <w:rPr>
+                <w:rFonts w:hint="eastAsia" w:ascii="Times New Roman" w:hAnsi="Times New Roman" w:eastAsia="FangSong" w:cs="Times New Roman"/>
+              </w:rPr>
+              <w:t xml:space="preserve">真实气体的偏差</w:t>
+            </w:r>
+          </w:p>
+        </w:tc>
+        <w:tc>
+          <w:tcPr/>
+          <w:p>
+            <w:pPr>
+              <w:pStyle w:val="Compact"/>
+              <w:jc w:val="center"/>
+            </w:pPr>
+            <w:r>
+              <w:rPr>
+                <w:rFonts w:hint="eastAsia" w:ascii="Times New Roman" w:hAnsi="Times New Roman" w:eastAsia="FangSong" w:cs="Times New Roman"/>
+              </w:rPr>
+              <w:t xml:space="preserve">了解真实气体与理想气体偏差的原因</w:t>
+            </w:r>
+          </w:p>
+        </w:tc>
+      </w:tr>
+      <w:tr>
+        <w:tc>
+          <w:tcPr/>
+          <w:p>
+            <w:pPr>
+              <w:pStyle w:val="Compact"/>
+              <w:jc w:val="center"/>
+            </w:pPr>
+            <w:r>
+              <w:rPr>
+                <w:rFonts w:ascii="Times New Roman" w:hAnsi="Times New Roman" w:eastAsia="Times New Roman" w:cs="Times New Roman"/>
+              </w:rPr>
+              <w:t xml:space="preserve">§02 </w:t>
+            </w:r>
+            <w:r>
+              <w:rPr>
+                <w:rFonts w:hint="eastAsia" w:ascii="Times New Roman" w:hAnsi="Times New Roman" w:eastAsia="FangSong" w:cs="Times New Roman"/>
+              </w:rPr>
+              <w:t xml:space="preserve">气体</w:t>
+            </w:r>
+            <w:r>
+              <w:rPr>
+                <w:rFonts w:ascii="Times New Roman" w:hAnsi="Times New Roman" w:eastAsia="Times New Roman" w:cs="Times New Roman"/>
+              </w:rPr>
+              <w:t xml:space="preserve"> · </w:t>
+            </w:r>
+            <w:r>
+              <w:rPr>
+                <w:rFonts w:hint="eastAsia" w:ascii="Times New Roman" w:hAnsi="Times New Roman" w:eastAsia="FangSong" w:cs="Times New Roman"/>
+              </w:rPr>
+              <w:t xml:space="preserve">扩散定律</w:t>
+            </w:r>
+          </w:p>
+        </w:tc>
+        <w:tc>
+          <w:tcPr/>
+          <w:p>
+            <w:pPr>
+              <w:pStyle w:val="Compact"/>
+              <w:jc w:val="center"/>
+            </w:pPr>
+            <w:r>
+              <w:rPr>
+                <w:rFonts w:hint="eastAsia" w:ascii="Times New Roman" w:hAnsi="Times New Roman" w:eastAsia="FangSong" w:cs="Times New Roman"/>
+              </w:rPr>
+              <w:t>运用</w:t>
+            </w:r>
+            <w:r>
+              <w:rPr>
+                <w:rFonts w:hint="eastAsia" w:ascii="Times New Roman" w:hAnsi="Times New Roman" w:eastAsia="Times New Roman" w:cs="Times New Roman"/>
+              </w:rPr>
+              <w:t>Graham</w:t>
+            </w:r>
+            <w:r>
+              <w:rPr>
+                <w:rFonts w:hint="eastAsia" w:ascii="Times New Roman" w:hAnsi="Times New Roman" w:eastAsia="FangSong" w:cs="Times New Roman"/>
+              </w:rPr>
+              <w:t>扩散定律比较气体扩散速率</w:t>
+            </w:r>
+          </w:p>
+        </w:tc>
+      </w:tr>
+    </w:tbl>
     <w:p>
       <w:pPr>
         <w:spacing w:before="160" w:after="80"/>
@@ -11191,7 +11339,7 @@
         <w:pStyle w:val="Compact"/>
         <w:numPr>
           <w:ilvl w:val="0"/>
-          <w:numId w:val="1002"/>
+          <w:numId w:val="1001"/>
         </w:numPr>
       </w:pPr>
       <w:r>
@@ -11260,7 +11408,7 @@
         <w:pStyle w:val="Compact"/>
         <w:numPr>
           <w:ilvl w:val="0"/>
-          <w:numId w:val="1002"/>
+          <w:numId w:val="1001"/>
         </w:numPr>
       </w:pPr>
       <w:r>
@@ -11305,7 +11453,7 @@
         <w:pStyle w:val="Compact"/>
         <w:numPr>
           <w:ilvl w:val="0"/>
-          <w:numId w:val="1002"/>
+          <w:numId w:val="1001"/>
         </w:numPr>
       </w:pPr>
       <w:r>
@@ -19785,7 +19933,7 @@
         <w:pStyle w:val="Compact"/>
         <w:numPr>
           <w:ilvl w:val="0"/>
-          <w:numId w:val="1003"/>
+          <w:numId w:val="1002"/>
         </w:numPr>
       </w:pPr>
       <w:r>
@@ -19807,6 +19955,303 @@
           <w:rFonts w:hint="eastAsia" w:ascii="Times New Roman" w:hAnsi="Times New Roman" w:eastAsia="FangSong" w:cs="Times New Roman"/>
         </w:rPr>
         <w:t>液体表面动能超过平均动能的分子克服分子间引力进入气相的过程</w:t>
+      </w:r>
+    </w:p>
+    <w:p>
+      <w:pPr>
+        <w:pStyle w:val="Compact"/>
+        <w:numPr>
+          <w:ilvl w:val="0"/>
+          <w:numId w:val="1002"/>
+        </w:numPr>
+      </w:pPr>
+      <w:r>
+        <w:rPr>
+          <w:rFonts w:hint="eastAsia" w:ascii="Times New Roman" w:hAnsi="Times New Roman" w:eastAsia="FangSong" w:cs="Times New Roman"/>
+          <w:b/>
+          <w:bCs/>
+        </w:rPr>
+        <w:t xml:space="preserve">密闭容器中</w:t>
+      </w:r>
+      <w:r>
+        <w:rPr>
+          <w:rFonts w:hint="eastAsia" w:ascii="Times New Roman" w:hAnsi="Times New Roman" w:eastAsia="Times New Roman" w:cs="Times New Roman"/>
+        </w:rPr>
+        <w:t>：</w:t>
+      </w:r>
+      <w:r>
+        <w:rPr>
+          <w:rFonts w:hint="eastAsia" w:ascii="Times New Roman" w:hAnsi="Times New Roman" w:eastAsia="FangSong" w:cs="Times New Roman"/>
+        </w:rPr>
+        <w:t>蒸发与凝聚达到动态平衡时</w:t>
+      </w:r>
+      <w:r>
+        <w:rPr>
+          <w:rFonts w:hint="eastAsia" w:ascii="Times New Roman" w:hAnsi="Times New Roman" w:eastAsia="Times New Roman" w:cs="Times New Roman"/>
+        </w:rPr>
+        <w:t>，</w:t>
+      </w:r>
+      <w:r>
+        <w:rPr>
+          <w:rFonts w:hint="eastAsia" w:ascii="Times New Roman" w:hAnsi="Times New Roman" w:eastAsia="FangSong" w:cs="Times New Roman"/>
+        </w:rPr>
+        <w:t>液面上的蒸气称为</w:t>
+      </w:r>
+      <w:r>
+        <w:rPr>
+          <w:rFonts w:hint="eastAsia" w:ascii="Times New Roman" w:hAnsi="Times New Roman" w:eastAsia="FangSong" w:cs="Times New Roman"/>
+          <w:b/>
+          <w:bCs/>
+        </w:rPr>
+        <w:t xml:space="preserve">饱和蒸气</w:t>
+      </w:r>
+      <w:r>
+        <w:rPr>
+          <w:rFonts w:hint="eastAsia" w:ascii="Times New Roman" w:hAnsi="Times New Roman" w:eastAsia="Times New Roman" w:cs="Times New Roman"/>
+        </w:rPr>
+        <w:t>，</w:t>
+      </w:r>
+      <w:r>
+        <w:rPr>
+          <w:rFonts w:hint="eastAsia" w:ascii="Times New Roman" w:hAnsi="Times New Roman" w:eastAsia="FangSong" w:cs="Times New Roman"/>
+        </w:rPr>
+        <w:t>其产生的压力称为</w:t>
+      </w:r>
+      <w:r>
+        <w:rPr>
+          <w:rFonts w:hint="eastAsia" w:ascii="Times New Roman" w:hAnsi="Times New Roman" w:eastAsia="FangSong" w:cs="Times New Roman"/>
+          <w:b/>
+          <w:bCs/>
+        </w:rPr>
+        <w:t xml:space="preserve">饱和蒸气压</w:t>
+      </w:r>
+      <w:r>
+        <w:rPr>
+          <w:rFonts w:hint="eastAsia" w:ascii="Times New Roman" w:hAnsi="Times New Roman" w:eastAsia="Times New Roman" w:cs="Times New Roman"/>
+        </w:rPr>
+        <w:t>（</w:t>
+      </w:r>
+      <w:r>
+        <w:rPr>
+          <w:rFonts w:hint="eastAsia" w:ascii="Times New Roman" w:hAnsi="Times New Roman" w:eastAsia="FangSong" w:cs="Times New Roman"/>
+        </w:rPr>
+        <w:t>简称蒸气压</w:t>
+      </w:r>
+      <w:r>
+        <w:rPr>
+          <w:rFonts w:hint="eastAsia" w:ascii="Times New Roman" w:hAnsi="Times New Roman" w:eastAsia="Times New Roman" w:cs="Times New Roman"/>
+        </w:rPr>
+        <w:t>）</w:t>
+      </w:r>
+    </w:p>
+    <w:p>
+      <w:pPr>
+        <w:pStyle w:val="Compact"/>
+        <w:numPr>
+          <w:ilvl w:val="0"/>
+          <w:numId w:val="1002"/>
+        </w:numPr>
+      </w:pPr>
+      <w:r>
+        <w:rPr>
+          <w:rFonts w:hint="eastAsia" w:ascii="Times New Roman" w:hAnsi="Times New Roman" w:eastAsia="FangSong" w:cs="Times New Roman"/>
+          <w:b/>
+          <w:bCs/>
+        </w:rPr>
+        <w:t xml:space="preserve">特征</w:t>
+      </w:r>
+      <w:r>
+        <w:rPr>
+          <w:rFonts w:hint="eastAsia" w:ascii="Times New Roman" w:hAnsi="Times New Roman" w:eastAsia="Times New Roman" w:cs="Times New Roman"/>
+        </w:rPr>
+        <w:t>：</w:t>
+      </w:r>
+      <w:r>
+        <w:rPr>
+          <w:rFonts w:hint="eastAsia" w:ascii="Times New Roman" w:hAnsi="Times New Roman" w:eastAsia="FangSong" w:cs="Times New Roman"/>
+        </w:rPr>
+        <w:t>同种液体的蒸气压只与温度有关</w:t>
+      </w:r>
+      <w:r>
+        <w:rPr>
+          <w:rFonts w:hint="eastAsia" w:ascii="Times New Roman" w:hAnsi="Times New Roman" w:eastAsia="Times New Roman" w:cs="Times New Roman"/>
+        </w:rPr>
+        <w:t>，</w:t>
+      </w:r>
+      <w:r>
+        <w:rPr>
+          <w:rFonts w:hint="eastAsia" w:ascii="Times New Roman" w:hAnsi="Times New Roman" w:eastAsia="FangSong" w:cs="Times New Roman"/>
+        </w:rPr>
+        <w:t>与液体体积</w:t>
+      </w:r>
+      <w:r>
+        <w:rPr>
+          <w:rFonts w:hint="eastAsia" w:ascii="Times New Roman" w:hAnsi="Times New Roman" w:eastAsia="Times New Roman" w:cs="Times New Roman"/>
+        </w:rPr>
+        <w:t>、</w:t>
+      </w:r>
+      <w:r>
+        <w:rPr>
+          <w:rFonts w:hint="eastAsia" w:ascii="Times New Roman" w:hAnsi="Times New Roman" w:eastAsia="FangSong" w:cs="Times New Roman"/>
+        </w:rPr>
+        <w:t>蒸气体积无关</w:t>
+      </w:r>
+    </w:p>
+    <w:p>
+      <w:pPr>
+        <w:pStyle w:val="MethodologyBlock"/>
+      </w:pPr>
+      <w:r>
+        <w:rPr>
+          <w:rFonts w:hint="eastAsia" w:ascii="Times New Roman" w:hAnsi="Times New Roman" w:eastAsia="FangSong" w:cs="Times New Roman"/>
+        </w:rPr>
+        <w:t xml:space="preserve">理解要点</w:t>
+      </w:r>
+      <w:r>
+        <w:rPr>
+          <w:rFonts w:ascii="Times New Roman" w:hAnsi="Times New Roman" w:eastAsia="Times New Roman" w:cs="Times New Roman"/>
+        </w:rPr>
+        <w:t xml:space="preserve"> </w:t>
+      </w:r>
+      <w:r>
+        <w:rPr>
+          <w:rFonts w:hint="eastAsia" w:ascii="Times New Roman" w:hAnsi="Times New Roman" w:eastAsia="FangSong" w:cs="Times New Roman"/>
+        </w:rPr>
+        <w:t>为什么只与温度有关</w:t>
+      </w:r>
+      <w:r>
+        <w:rPr>
+          <w:rFonts w:hint="eastAsia" w:ascii="Times New Roman" w:hAnsi="Times New Roman" w:eastAsia="Times New Roman" w:cs="Times New Roman"/>
+        </w:rPr>
+        <w:t>？</w:t>
+      </w:r>
+      <w:r>
+        <w:rPr>
+          <w:rFonts w:hint="eastAsia" w:ascii="Times New Roman" w:hAnsi="Times New Roman" w:eastAsia="FangSong" w:cs="Times New Roman"/>
+        </w:rPr>
+        <w:t>因为在一定温度下</w:t>
+      </w:r>
+      <w:r>
+        <w:rPr>
+          <w:rFonts w:hint="eastAsia" w:ascii="Times New Roman" w:hAnsi="Times New Roman" w:eastAsia="Times New Roman" w:cs="Times New Roman"/>
+        </w:rPr>
+        <w:t>，</w:t>
+      </w:r>
+      <w:r>
+        <w:rPr>
+          <w:rFonts w:hint="eastAsia" w:ascii="Times New Roman" w:hAnsi="Times New Roman" w:eastAsia="FangSong" w:cs="Times New Roman"/>
+        </w:rPr>
+        <w:t>液体分子能量分布一定</w:t>
+      </w:r>
+      <w:r>
+        <w:rPr>
+          <w:rFonts w:hint="eastAsia" w:ascii="Times New Roman" w:hAnsi="Times New Roman" w:eastAsia="Times New Roman" w:cs="Times New Roman"/>
+        </w:rPr>
+        <w:t>，</w:t>
+      </w:r>
+      <w:r>
+        <w:rPr>
+          <w:rFonts w:hint="eastAsia" w:ascii="Times New Roman" w:hAnsi="Times New Roman" w:eastAsia="FangSong" w:cs="Times New Roman"/>
+        </w:rPr>
+        <w:t>能够逃逸到气相的高能分子所占比例也就一定</w:t>
+      </w:r>
+      <w:r>
+        <w:rPr>
+          <w:rFonts w:hint="eastAsia" w:ascii="Times New Roman" w:hAnsi="Times New Roman" w:eastAsia="Times New Roman" w:cs="Times New Roman"/>
+        </w:rPr>
+        <w:t>；</w:t>
+      </w:r>
+      <w:r>
+        <w:rPr>
+          <w:rFonts w:hint="eastAsia" w:ascii="Times New Roman" w:hAnsi="Times New Roman" w:eastAsia="FangSong" w:cs="Times New Roman"/>
+        </w:rPr>
+        <w:t>达到气液动态平衡后</w:t>
+      </w:r>
+      <w:r>
+        <w:rPr>
+          <w:rFonts w:hint="eastAsia" w:ascii="Times New Roman" w:hAnsi="Times New Roman" w:eastAsia="Times New Roman" w:cs="Times New Roman"/>
+        </w:rPr>
+        <w:t>，</w:t>
+      </w:r>
+      <w:r>
+        <w:rPr>
+          <w:rFonts w:hint="eastAsia" w:ascii="Times New Roman" w:hAnsi="Times New Roman" w:eastAsia="FangSong" w:cs="Times New Roman"/>
+        </w:rPr>
+        <w:t>单位时间蒸发出去和凝聚回来的分子数相等</w:t>
+      </w:r>
+      <w:r>
+        <w:rPr>
+          <w:rFonts w:hint="eastAsia" w:ascii="Times New Roman" w:hAnsi="Times New Roman" w:eastAsia="Times New Roman" w:cs="Times New Roman"/>
+        </w:rPr>
+        <w:t>，</w:t>
+      </w:r>
+      <w:r>
+        <w:rPr>
+          <w:rFonts w:hint="eastAsia" w:ascii="Times New Roman" w:hAnsi="Times New Roman" w:eastAsia="FangSong" w:cs="Times New Roman"/>
+        </w:rPr>
+        <w:t>于是对应一个稳定的平衡压强</w:t>
+      </w:r>
+      <w:r>
+        <w:rPr>
+          <w:rFonts w:hint="eastAsia" w:ascii="Times New Roman" w:hAnsi="Times New Roman" w:eastAsia="Times New Roman" w:cs="Times New Roman"/>
+        </w:rPr>
+        <w:t>。</w:t>
+      </w:r>
+      <w:r>
+        <w:rPr>
+          <w:rFonts w:hint="eastAsia" w:ascii="Times New Roman" w:hAnsi="Times New Roman" w:eastAsia="FangSong" w:cs="Times New Roman"/>
+        </w:rPr>
+        <w:t>这就是该温度下液体的饱和蒸气压</w:t>
+      </w:r>
+      <w:r>
+        <w:rPr>
+          <w:rFonts w:hint="eastAsia" w:ascii="Times New Roman" w:hAnsi="Times New Roman" w:eastAsia="Times New Roman" w:cs="Times New Roman"/>
+        </w:rPr>
+        <w:t>。</w:t>
+      </w:r>
+    </w:p>
+    <w:p>
+      <w:pPr>
+        <w:pStyle w:val="BodyText"/>
+      </w:pPr>
+      <w:r>
+        <w:rPr>
+          <w:rFonts w:hint="eastAsia" w:ascii="Times New Roman" w:hAnsi="Times New Roman" w:eastAsia="FangSong" w:cs="Times New Roman"/>
+          <w:b/>
+          <w:bCs/>
+        </w:rPr>
+        <w:t xml:space="preserve">沸点</w:t>
+      </w:r>
+    </w:p>
+    <w:p>
+      <w:pPr>
+        <w:pStyle w:val="BodyText"/>
+      </w:pPr>
+      <w:r>
+        <w:rPr>
+          <w:rFonts w:hint="eastAsia" w:ascii="Times New Roman" w:hAnsi="Times New Roman" w:eastAsia="FangSong" w:cs="Times New Roman"/>
+          <w:b/>
+          <w:bCs/>
+        </w:rPr>
+        <w:t xml:space="preserve">沸点</w:t>
+      </w:r>
+      <w:r>
+        <w:rPr>
+          <w:rFonts w:hint="eastAsia" w:ascii="Times New Roman" w:hAnsi="Times New Roman" w:eastAsia="Times New Roman" w:cs="Times New Roman"/>
+        </w:rPr>
+        <w:t>：</w:t>
+      </w:r>
+      <w:r>
+        <w:rPr>
+          <w:rFonts w:hint="eastAsia" w:ascii="Times New Roman" w:hAnsi="Times New Roman" w:eastAsia="FangSong" w:cs="Times New Roman"/>
+        </w:rPr>
+        <w:t>液体的饱和蒸气压与外界大气压相等时的温度</w:t>
+      </w:r>
+      <w:r>
+        <w:rPr>
+          <w:rFonts w:hint="eastAsia" w:ascii="Times New Roman" w:hAnsi="Times New Roman" w:eastAsia="Times New Roman" w:cs="Times New Roman"/>
+        </w:rPr>
+        <w:t>。</w:t>
       </w:r>
     </w:p>
     <w:p>
@@ -19815,303 +20260,6 @@
         <w:numPr>
           <w:ilvl w:val="0"/>
           <w:numId w:val="1003"/>
-        </w:numPr>
-      </w:pPr>
-      <w:r>
-        <w:rPr>
-          <w:rFonts w:hint="eastAsia" w:ascii="Times New Roman" w:hAnsi="Times New Roman" w:eastAsia="FangSong" w:cs="Times New Roman"/>
-          <w:b/>
-          <w:bCs/>
-        </w:rPr>
-        <w:t xml:space="preserve">密闭容器中</w:t>
-      </w:r>
-      <w:r>
-        <w:rPr>
-          <w:rFonts w:hint="eastAsia" w:ascii="Times New Roman" w:hAnsi="Times New Roman" w:eastAsia="Times New Roman" w:cs="Times New Roman"/>
-        </w:rPr>
-        <w:t>：</w:t>
-      </w:r>
-      <w:r>
-        <w:rPr>
-          <w:rFonts w:hint="eastAsia" w:ascii="Times New Roman" w:hAnsi="Times New Roman" w:eastAsia="FangSong" w:cs="Times New Roman"/>
-        </w:rPr>
-        <w:t>蒸发与凝聚达到动态平衡时</w:t>
-      </w:r>
-      <w:r>
-        <w:rPr>
-          <w:rFonts w:hint="eastAsia" w:ascii="Times New Roman" w:hAnsi="Times New Roman" w:eastAsia="Times New Roman" w:cs="Times New Roman"/>
-        </w:rPr>
-        <w:t>，</w:t>
-      </w:r>
-      <w:r>
-        <w:rPr>
-          <w:rFonts w:hint="eastAsia" w:ascii="Times New Roman" w:hAnsi="Times New Roman" w:eastAsia="FangSong" w:cs="Times New Roman"/>
-        </w:rPr>
-        <w:t>液面上的蒸气称为</w:t>
-      </w:r>
-      <w:r>
-        <w:rPr>
-          <w:rFonts w:hint="eastAsia" w:ascii="Times New Roman" w:hAnsi="Times New Roman" w:eastAsia="FangSong" w:cs="Times New Roman"/>
-          <w:b/>
-          <w:bCs/>
-        </w:rPr>
-        <w:t xml:space="preserve">饱和蒸气</w:t>
-      </w:r>
-      <w:r>
-        <w:rPr>
-          <w:rFonts w:hint="eastAsia" w:ascii="Times New Roman" w:hAnsi="Times New Roman" w:eastAsia="Times New Roman" w:cs="Times New Roman"/>
-        </w:rPr>
-        <w:t>，</w:t>
-      </w:r>
-      <w:r>
-        <w:rPr>
-          <w:rFonts w:hint="eastAsia" w:ascii="Times New Roman" w:hAnsi="Times New Roman" w:eastAsia="FangSong" w:cs="Times New Roman"/>
-        </w:rPr>
-        <w:t>其产生的压力称为</w:t>
-      </w:r>
-      <w:r>
-        <w:rPr>
-          <w:rFonts w:hint="eastAsia" w:ascii="Times New Roman" w:hAnsi="Times New Roman" w:eastAsia="FangSong" w:cs="Times New Roman"/>
-          <w:b/>
-          <w:bCs/>
-        </w:rPr>
-        <w:t xml:space="preserve">饱和蒸气压</w:t>
-      </w:r>
-      <w:r>
-        <w:rPr>
-          <w:rFonts w:hint="eastAsia" w:ascii="Times New Roman" w:hAnsi="Times New Roman" w:eastAsia="Times New Roman" w:cs="Times New Roman"/>
-        </w:rPr>
-        <w:t>（</w:t>
-      </w:r>
-      <w:r>
-        <w:rPr>
-          <w:rFonts w:hint="eastAsia" w:ascii="Times New Roman" w:hAnsi="Times New Roman" w:eastAsia="FangSong" w:cs="Times New Roman"/>
-        </w:rPr>
-        <w:t>简称蒸气压</w:t>
-      </w:r>
-      <w:r>
-        <w:rPr>
-          <w:rFonts w:hint="eastAsia" w:ascii="Times New Roman" w:hAnsi="Times New Roman" w:eastAsia="Times New Roman" w:cs="Times New Roman"/>
-        </w:rPr>
-        <w:t>）</w:t>
-      </w:r>
-    </w:p>
-    <w:p>
-      <w:pPr>
-        <w:pStyle w:val="Compact"/>
-        <w:numPr>
-          <w:ilvl w:val="0"/>
-          <w:numId w:val="1003"/>
-        </w:numPr>
-      </w:pPr>
-      <w:r>
-        <w:rPr>
-          <w:rFonts w:hint="eastAsia" w:ascii="Times New Roman" w:hAnsi="Times New Roman" w:eastAsia="FangSong" w:cs="Times New Roman"/>
-          <w:b/>
-          <w:bCs/>
-        </w:rPr>
-        <w:t xml:space="preserve">特征</w:t>
-      </w:r>
-      <w:r>
-        <w:rPr>
-          <w:rFonts w:hint="eastAsia" w:ascii="Times New Roman" w:hAnsi="Times New Roman" w:eastAsia="Times New Roman" w:cs="Times New Roman"/>
-        </w:rPr>
-        <w:t>：</w:t>
-      </w:r>
-      <w:r>
-        <w:rPr>
-          <w:rFonts w:hint="eastAsia" w:ascii="Times New Roman" w:hAnsi="Times New Roman" w:eastAsia="FangSong" w:cs="Times New Roman"/>
-        </w:rPr>
-        <w:t>同种液体的蒸气压只与温度有关</w:t>
-      </w:r>
-      <w:r>
-        <w:rPr>
-          <w:rFonts w:hint="eastAsia" w:ascii="Times New Roman" w:hAnsi="Times New Roman" w:eastAsia="Times New Roman" w:cs="Times New Roman"/>
-        </w:rPr>
-        <w:t>，</w:t>
-      </w:r>
-      <w:r>
-        <w:rPr>
-          <w:rFonts w:hint="eastAsia" w:ascii="Times New Roman" w:hAnsi="Times New Roman" w:eastAsia="FangSong" w:cs="Times New Roman"/>
-        </w:rPr>
-        <w:t>与液体体积</w:t>
-      </w:r>
-      <w:r>
-        <w:rPr>
-          <w:rFonts w:hint="eastAsia" w:ascii="Times New Roman" w:hAnsi="Times New Roman" w:eastAsia="Times New Roman" w:cs="Times New Roman"/>
-        </w:rPr>
-        <w:t>、</w:t>
-      </w:r>
-      <w:r>
-        <w:rPr>
-          <w:rFonts w:hint="eastAsia" w:ascii="Times New Roman" w:hAnsi="Times New Roman" w:eastAsia="FangSong" w:cs="Times New Roman"/>
-        </w:rPr>
-        <w:t>蒸气体积无关</w:t>
-      </w:r>
-    </w:p>
-    <w:p>
-      <w:pPr>
-        <w:pStyle w:val="MethodologyBlock"/>
-      </w:pPr>
-      <w:r>
-        <w:rPr>
-          <w:rFonts w:hint="eastAsia" w:ascii="Times New Roman" w:hAnsi="Times New Roman" w:eastAsia="FangSong" w:cs="Times New Roman"/>
-        </w:rPr>
-        <w:t xml:space="preserve">理解要点</w:t>
-      </w:r>
-      <w:r>
-        <w:rPr>
-          <w:rFonts w:ascii="Times New Roman" w:hAnsi="Times New Roman" w:eastAsia="Times New Roman" w:cs="Times New Roman"/>
-        </w:rPr>
-        <w:t xml:space="preserve"> </w:t>
-      </w:r>
-      <w:r>
-        <w:rPr>
-          <w:rFonts w:hint="eastAsia" w:ascii="Times New Roman" w:hAnsi="Times New Roman" w:eastAsia="FangSong" w:cs="Times New Roman"/>
-        </w:rPr>
-        <w:t>为什么只与温度有关</w:t>
-      </w:r>
-      <w:r>
-        <w:rPr>
-          <w:rFonts w:hint="eastAsia" w:ascii="Times New Roman" w:hAnsi="Times New Roman" w:eastAsia="Times New Roman" w:cs="Times New Roman"/>
-        </w:rPr>
-        <w:t>？</w:t>
-      </w:r>
-      <w:r>
-        <w:rPr>
-          <w:rFonts w:hint="eastAsia" w:ascii="Times New Roman" w:hAnsi="Times New Roman" w:eastAsia="FangSong" w:cs="Times New Roman"/>
-        </w:rPr>
-        <w:t>因为在一定温度下</w:t>
-      </w:r>
-      <w:r>
-        <w:rPr>
-          <w:rFonts w:hint="eastAsia" w:ascii="Times New Roman" w:hAnsi="Times New Roman" w:eastAsia="Times New Roman" w:cs="Times New Roman"/>
-        </w:rPr>
-        <w:t>，</w:t>
-      </w:r>
-      <w:r>
-        <w:rPr>
-          <w:rFonts w:hint="eastAsia" w:ascii="Times New Roman" w:hAnsi="Times New Roman" w:eastAsia="FangSong" w:cs="Times New Roman"/>
-        </w:rPr>
-        <w:t>液体分子能量分布一定</w:t>
-      </w:r>
-      <w:r>
-        <w:rPr>
-          <w:rFonts w:hint="eastAsia" w:ascii="Times New Roman" w:hAnsi="Times New Roman" w:eastAsia="Times New Roman" w:cs="Times New Roman"/>
-        </w:rPr>
-        <w:t>，</w:t>
-      </w:r>
-      <w:r>
-        <w:rPr>
-          <w:rFonts w:hint="eastAsia" w:ascii="Times New Roman" w:hAnsi="Times New Roman" w:eastAsia="FangSong" w:cs="Times New Roman"/>
-        </w:rPr>
-        <w:t>能够逃逸到气相的高能分子所占比例也就一定</w:t>
-      </w:r>
-      <w:r>
-        <w:rPr>
-          <w:rFonts w:hint="eastAsia" w:ascii="Times New Roman" w:hAnsi="Times New Roman" w:eastAsia="Times New Roman" w:cs="Times New Roman"/>
-        </w:rPr>
-        <w:t>；</w:t>
-      </w:r>
-      <w:r>
-        <w:rPr>
-          <w:rFonts w:hint="eastAsia" w:ascii="Times New Roman" w:hAnsi="Times New Roman" w:eastAsia="FangSong" w:cs="Times New Roman"/>
-        </w:rPr>
-        <w:t>达到气液动态平衡后</w:t>
-      </w:r>
-      <w:r>
-        <w:rPr>
-          <w:rFonts w:hint="eastAsia" w:ascii="Times New Roman" w:hAnsi="Times New Roman" w:eastAsia="Times New Roman" w:cs="Times New Roman"/>
-        </w:rPr>
-        <w:t>，</w:t>
-      </w:r>
-      <w:r>
-        <w:rPr>
-          <w:rFonts w:hint="eastAsia" w:ascii="Times New Roman" w:hAnsi="Times New Roman" w:eastAsia="FangSong" w:cs="Times New Roman"/>
-        </w:rPr>
-        <w:t>单位时间蒸发出去和凝聚回来的分子数相等</w:t>
-      </w:r>
-      <w:r>
-        <w:rPr>
-          <w:rFonts w:hint="eastAsia" w:ascii="Times New Roman" w:hAnsi="Times New Roman" w:eastAsia="Times New Roman" w:cs="Times New Roman"/>
-        </w:rPr>
-        <w:t>，</w:t>
-      </w:r>
-      <w:r>
-        <w:rPr>
-          <w:rFonts w:hint="eastAsia" w:ascii="Times New Roman" w:hAnsi="Times New Roman" w:eastAsia="FangSong" w:cs="Times New Roman"/>
-        </w:rPr>
-        <w:t>于是对应一个稳定的平衡压强</w:t>
-      </w:r>
-      <w:r>
-        <w:rPr>
-          <w:rFonts w:hint="eastAsia" w:ascii="Times New Roman" w:hAnsi="Times New Roman" w:eastAsia="Times New Roman" w:cs="Times New Roman"/>
-        </w:rPr>
-        <w:t>。</w:t>
-      </w:r>
-      <w:r>
-        <w:rPr>
-          <w:rFonts w:hint="eastAsia" w:ascii="Times New Roman" w:hAnsi="Times New Roman" w:eastAsia="FangSong" w:cs="Times New Roman"/>
-        </w:rPr>
-        <w:t>这就是该温度下液体的饱和蒸气压</w:t>
-      </w:r>
-      <w:r>
-        <w:rPr>
-          <w:rFonts w:hint="eastAsia" w:ascii="Times New Roman" w:hAnsi="Times New Roman" w:eastAsia="Times New Roman" w:cs="Times New Roman"/>
-        </w:rPr>
-        <w:t>。</w:t>
-      </w:r>
-    </w:p>
-    <w:p>
-      <w:pPr>
-        <w:pStyle w:val="BodyText"/>
-      </w:pPr>
-      <w:r>
-        <w:rPr>
-          <w:rFonts w:hint="eastAsia" w:ascii="Times New Roman" w:hAnsi="Times New Roman" w:eastAsia="FangSong" w:cs="Times New Roman"/>
-          <w:b/>
-          <w:bCs/>
-        </w:rPr>
-        <w:t xml:space="preserve">沸点</w:t>
-      </w:r>
-    </w:p>
-    <w:p>
-      <w:pPr>
-        <w:pStyle w:val="BodyText"/>
-      </w:pPr>
-      <w:r>
-        <w:rPr>
-          <w:rFonts w:hint="eastAsia" w:ascii="Times New Roman" w:hAnsi="Times New Roman" w:eastAsia="FangSong" w:cs="Times New Roman"/>
-          <w:b/>
-          <w:bCs/>
-        </w:rPr>
-        <w:t xml:space="preserve">沸点</w:t>
-      </w:r>
-      <w:r>
-        <w:rPr>
-          <w:rFonts w:hint="eastAsia" w:ascii="Times New Roman" w:hAnsi="Times New Roman" w:eastAsia="Times New Roman" w:cs="Times New Roman"/>
-        </w:rPr>
-        <w:t>：</w:t>
-      </w:r>
-      <w:r>
-        <w:rPr>
-          <w:rFonts w:hint="eastAsia" w:ascii="Times New Roman" w:hAnsi="Times New Roman" w:eastAsia="FangSong" w:cs="Times New Roman"/>
-        </w:rPr>
-        <w:t>液体的饱和蒸气压与外界大气压相等时的温度</w:t>
-      </w:r>
-      <w:r>
-        <w:rPr>
-          <w:rFonts w:hint="eastAsia" w:ascii="Times New Roman" w:hAnsi="Times New Roman" w:eastAsia="Times New Roman" w:cs="Times New Roman"/>
-        </w:rPr>
-        <w:t>。</w:t>
-      </w:r>
-    </w:p>
-    <w:p>
-      <w:pPr>
-        <w:pStyle w:val="Compact"/>
-        <w:numPr>
-          <w:ilvl w:val="0"/>
-          <w:numId w:val="1004"/>
         </w:numPr>
       </w:pPr>
       <w:r>
@@ -20284,7 +20432,7 @@
         <w:pStyle w:val="Compact"/>
         <w:numPr>
           <w:ilvl w:val="0"/>
-          <w:numId w:val="1004"/>
+          <w:numId w:val="1003"/>
         </w:numPr>
       </w:pPr>
       <w:r>
@@ -20591,7 +20739,7 @@
         <w:pStyle w:val="Compact"/>
         <w:numPr>
           <w:ilvl w:val="0"/>
-          <w:numId w:val="1005"/>
+          <w:numId w:val="1004"/>
         </w:numPr>
       </w:pPr>
       <w:r>
@@ -21759,7 +21907,7 @@
         <w:pStyle w:val="Compact"/>
         <w:numPr>
           <w:ilvl w:val="0"/>
-          <w:numId w:val="1006"/>
+          <w:numId w:val="1005"/>
         </w:numPr>
       </w:pPr>
       <w:r>
@@ -21788,7 +21936,7 @@
         <w:pStyle w:val="Compact"/>
         <w:numPr>
           <w:ilvl w:val="1"/>
-          <w:numId w:val="1007"/>
+          <w:numId w:val="1006"/>
         </w:numPr>
       </w:pPr>
       <m:oMath>
@@ -21860,7 +22008,7 @@
         <w:pStyle w:val="Compact"/>
         <w:numPr>
           <w:ilvl w:val="1"/>
-          <w:numId w:val="1007"/>
+          <w:numId w:val="1006"/>
         </w:numPr>
       </w:pPr>
       <w:r>
@@ -21893,7 +22041,7 @@
         <w:pStyle w:val="Compact"/>
         <w:numPr>
           <w:ilvl w:val="0"/>
-          <w:numId w:val="1006"/>
+          <w:numId w:val="1005"/>
         </w:numPr>
       </w:pPr>
       <w:r>
@@ -21922,7 +22070,7 @@
         <w:pStyle w:val="Compact"/>
         <w:numPr>
           <w:ilvl w:val="1"/>
-          <w:numId w:val="1008"/>
+          <w:numId w:val="1007"/>
         </w:numPr>
       </w:pPr>
       <w:r>
@@ -21951,7 +22099,7 @@
         <w:pStyle w:val="Compact"/>
         <w:numPr>
           <w:ilvl w:val="1"/>
-          <w:numId w:val="1008"/>
+          <w:numId w:val="1007"/>
         </w:numPr>
       </w:pPr>
       <w:r>
@@ -23326,7 +23474,7 @@
         <w:pStyle w:val="Compact"/>
         <w:numPr>
           <w:ilvl w:val="0"/>
-          <w:numId w:val="1009"/>
+          <w:numId w:val="1008"/>
         </w:numPr>
       </w:pPr>
       <w:r>
@@ -23379,7 +23527,7 @@
         <w:pStyle w:val="Compact"/>
         <w:numPr>
           <w:ilvl w:val="0"/>
-          <w:numId w:val="1009"/>
+          <w:numId w:val="1008"/>
         </w:numPr>
       </w:pPr>
       <w:r>
@@ -31262,7 +31410,7 @@
         <w:pStyle w:val="Compact"/>
         <w:numPr>
           <w:ilvl w:val="0"/>
-          <w:numId w:val="1010"/>
+          <w:numId w:val="1009"/>
         </w:numPr>
       </w:pPr>
       <w:r>
@@ -31441,7 +31589,7 @@
         <w:pStyle w:val="Compact"/>
         <w:numPr>
           <w:ilvl w:val="0"/>
-          <w:numId w:val="1011"/>
+          <w:numId w:val="1010"/>
         </w:numPr>
       </w:pPr>
       <w:r>
@@ -31629,7 +31777,7 @@
         <w:pStyle w:val="Compact"/>
         <w:numPr>
           <w:ilvl w:val="0"/>
-          <w:numId w:val="1012"/>
+          <w:numId w:val="1011"/>
         </w:numPr>
       </w:pPr>
       <w:r>
@@ -34160,7 +34308,7 @@
         <w:pStyle w:val="Compact"/>
         <w:numPr>
           <w:ilvl w:val="0"/>
-          <w:numId w:val="1013"/>
+          <w:numId w:val="1012"/>
         </w:numPr>
       </w:pPr>
       <w:r>
@@ -34425,7 +34573,7 @@
         <w:pStyle w:val="Compact"/>
         <w:numPr>
           <w:ilvl w:val="0"/>
-          <w:numId w:val="1014"/>
+          <w:numId w:val="1013"/>
         </w:numPr>
       </w:pPr>
       <w:r>
@@ -34891,7 +35039,7 @@
         <w:pStyle w:val="Compact"/>
         <w:numPr>
           <w:ilvl w:val="0"/>
-          <w:numId w:val="1015"/>
+          <w:numId w:val="1014"/>
         </w:numPr>
       </w:pPr>
       <w:r>
@@ -35023,7 +35171,7 @@
         <w:pStyle w:val="Compact"/>
         <w:numPr>
           <w:ilvl w:val="0"/>
-          <w:numId w:val="1016"/>
+          <w:numId w:val="1015"/>
         </w:numPr>
       </w:pPr>
       <w:r>
@@ -35618,7 +35766,7 @@
         <w:pStyle w:val="Compact"/>
         <w:numPr>
           <w:ilvl w:val="0"/>
-          <w:numId w:val="1017"/>
+          <w:numId w:val="1016"/>
         </w:numPr>
       </w:pPr>
       <w:r>
@@ -36094,7 +36242,7 @@
         <w:pStyle w:val="Compact"/>
         <w:numPr>
           <w:ilvl w:val="0"/>
-          <w:numId w:val="1018"/>
+          <w:numId w:val="1017"/>
         </w:numPr>
       </w:pPr>
       <w:r>
@@ -36229,6 +36377,250 @@
         <w:pStyle w:val="Compact"/>
         <w:numPr>
           <w:ilvl w:val="0"/>
+          <w:numId w:val="1018"/>
+        </w:numPr>
+      </w:pPr>
+      <w:r>
+        <w:rPr>
+          <w:rFonts w:hint="eastAsia" w:ascii="Times New Roman" w:hAnsi="Times New Roman" w:eastAsia="FangSong" w:cs="Times New Roman"/>
+        </w:rPr>
+        <w:t>分子式</w:t>
+      </w:r>
+      <w:r>
+        <w:rPr>
+          <w:rFonts w:hint="eastAsia" w:ascii="Times New Roman" w:hAnsi="Times New Roman" w:eastAsia="Times New Roman" w:cs="Times New Roman"/>
+        </w:rPr>
+        <w:t>：</w:t>
+      </w:r>
+    </w:p>
+    <w:p>
+      <w:pPr>
+        <w:pStyle w:val="FirstParagraph"/>
+      </w:pPr>
+      <w:r>
+        <w:rPr>
+          <w:rFonts w:hint="eastAsia" w:ascii="Times New Roman" w:hAnsi="Times New Roman" w:eastAsia="Times New Roman" w:cs="Times New Roman"/>
+        </w:rPr>
+        <w:t>C</w:t>
+      </w:r>
+      <w:r>
+        <w:rPr>
+          <w:rFonts w:hint="eastAsia" w:ascii="Times New Roman" w:hAnsi="Times New Roman" w:eastAsia="FangSong" w:cs="Times New Roman"/>
+        </w:rPr>
+        <w:t>的质量分数</w:t>
+      </w:r>
+      <w:r>
+        <w:rPr>
+          <w:rFonts w:ascii="Times New Roman" w:hAnsi="Times New Roman" w:eastAsia="Times New Roman" w:cs="Times New Roman"/>
+        </w:rPr>
+        <w:t xml:space="preserve"> = </w:t>
+      </w:r>
+      <w:r>
+        <w:rPr>
+          <w:rFonts w:hint="eastAsia" w:ascii="Times New Roman" w:hAnsi="Times New Roman" w:eastAsia="Times New Roman" w:cs="Times New Roman"/>
+        </w:rPr>
+        <w:t xml:space="preserve">85.7%，H</w:t>
+      </w:r>
+      <w:r>
+        <w:rPr>
+          <w:rFonts w:ascii="Times New Roman" w:hAnsi="Times New Roman" w:eastAsia="Times New Roman" w:cs="Times New Roman"/>
+        </w:rPr>
+        <w:t xml:space="preserve"> </w:t>
+      </w:r>
+      <w:r>
+        <w:rPr>
+          <w:rFonts w:hint="eastAsia" w:ascii="Times New Roman" w:hAnsi="Times New Roman" w:eastAsia="FangSong" w:cs="Times New Roman"/>
+        </w:rPr>
+        <w:t xml:space="preserve">的质量分数</w:t>
+      </w:r>
+      <w:r>
+        <w:rPr>
+          <w:rFonts w:ascii="Times New Roman" w:hAnsi="Times New Roman" w:eastAsia="Times New Roman" w:cs="Times New Roman"/>
+        </w:rPr>
+        <w:t xml:space="preserve"> = 14.3%</w:t>
+      </w:r>
+    </w:p>
+    <w:p>
+      <w:pPr>
+        <w:pStyle w:val="BodyText"/>
+      </w:pPr>
+      <w:r>
+        <w:rPr>
+          <w:rFonts w:ascii="Times New Roman" w:hAnsi="Times New Roman" w:eastAsia="Times New Roman" w:cs="Times New Roman"/>
+        </w:rPr>
+        <w:t xml:space="preserve">C:H </w:t>
+      </w:r>
+      <w:r>
+        <w:rPr>
+          <w:rFonts w:hint="eastAsia" w:ascii="Times New Roman" w:hAnsi="Times New Roman" w:eastAsia="FangSong" w:cs="Times New Roman"/>
+        </w:rPr>
+        <w:t xml:space="preserve">原子比</w:t>
+      </w:r>
+      <w:r>
+        <w:rPr>
+          <w:rFonts w:ascii="Times New Roman" w:hAnsi="Times New Roman" w:eastAsia="Times New Roman" w:cs="Times New Roman"/>
+        </w:rPr>
+        <w:t xml:space="preserve"> = (85.7/12.0) : (14.3/1.008) = 7.14 : 14.2 ≈ 1 : </w:t>
+      </w:r>
+      <w:r>
+        <w:rPr>
+          <w:rFonts w:hint="eastAsia" w:ascii="Times New Roman" w:hAnsi="Times New Roman" w:eastAsia="Times New Roman" w:cs="Times New Roman"/>
+        </w:rPr>
+        <w:t>2，</w:t>
+      </w:r>
+      <w:r>
+        <w:rPr>
+          <w:rFonts w:hint="eastAsia" w:ascii="Times New Roman" w:hAnsi="Times New Roman" w:eastAsia="FangSong" w:cs="Times New Roman"/>
+        </w:rPr>
+        <w:t>最简式</w:t>
+      </w:r>
+      <w:r>
+        <w:rPr>
+          <w:rFonts w:ascii="Times New Roman" w:hAnsi="Times New Roman" w:eastAsia="Times New Roman" w:cs="Times New Roman"/>
+        </w:rPr>
+        <w:t xml:space="preserve"> CH</w:t>
+      </w:r>
+      <w:r>
+        <w:rPr>
+          <w:rFonts w:ascii="Times New Roman" w:hAnsi="Times New Roman" w:eastAsia="Times New Roman" w:cs="Times New Roman"/>
+          <w:vertAlign w:val="subscript"/>
+        </w:rPr>
+        <w:t>2</w:t>
+      </w:r>
+    </w:p>
+    <w:p>
+      <w:pPr>
+        <w:pStyle w:val="BodyText"/>
+      </w:pPr>
+      <w:r>
+        <w:rPr>
+          <w:rFonts w:ascii="Times New Roman" w:hAnsi="Times New Roman" w:eastAsia="Times New Roman" w:cs="Times New Roman"/>
+        </w:rPr>
+        <w:t>(CH</w:t>
+      </w:r>
+      <w:r>
+        <w:rPr>
+          <w:rFonts w:ascii="Times New Roman" w:hAnsi="Times New Roman" w:eastAsia="Times New Roman" w:cs="Times New Roman"/>
+          <w:vertAlign w:val="subscript"/>
+        </w:rPr>
+        <w:t>2</w:t>
+      </w:r>
+      <w:r>
+        <w:rPr>
+          <w:rFonts w:ascii="Times New Roman" w:hAnsi="Times New Roman" w:eastAsia="Times New Roman" w:cs="Times New Roman"/>
+        </w:rPr>
+        <w:t>)</w:t>
+      </w:r>
+      <w:r>
+        <w:rPr>
+          <w:rFonts w:ascii="Times New Roman" w:hAnsi="Times New Roman" w:eastAsia="Times New Roman" w:cs="Times New Roman"/>
+          <w:vertAlign w:val="subscript"/>
+        </w:rPr>
+        <w:t>n</w:t>
+      </w:r>
+      <w:r>
+        <w:rPr>
+          <w:rFonts w:ascii="Times New Roman" w:hAnsi="Times New Roman" w:eastAsia="Times New Roman" w:cs="Times New Roman"/>
+        </w:rPr>
+        <w:t xml:space="preserve"> = 84.0 → 14n = 84.0 → n = 6</w:t>
+      </w:r>
+    </w:p>
+    <w:p>
+      <w:pPr>
+        <w:pStyle w:val="BodyText"/>
+      </w:pPr>
+      <w:r>
+        <w:rPr>
+          <w:rFonts w:hint="eastAsia" w:ascii="Times New Roman" w:hAnsi="Times New Roman" w:eastAsia="FangSong" w:cs="Times New Roman"/>
+        </w:rPr>
+        <w:t>分子式</w:t>
+      </w:r>
+      <w:r>
+        <w:rPr>
+          <w:rFonts w:hint="eastAsia" w:ascii="Times New Roman" w:hAnsi="Times New Roman" w:eastAsia="Times New Roman" w:cs="Times New Roman"/>
+        </w:rPr>
+        <w:t>：C</w:t>
+      </w:r>
+      <w:r>
+        <w:rPr>
+          <w:rFonts w:hint="eastAsia" w:ascii="Times New Roman" w:hAnsi="Times New Roman" w:eastAsia="Times New Roman" w:cs="Times New Roman"/>
+          <w:vertAlign w:val="subscript"/>
+        </w:rPr>
+        <w:t>6</w:t>
+      </w:r>
+      <w:r>
+        <w:rPr>
+          <w:rFonts w:hint="eastAsia" w:ascii="Times New Roman" w:hAnsi="Times New Roman" w:eastAsia="Times New Roman" w:cs="Times New Roman"/>
+        </w:rPr>
+        <w:t>H</w:t>
+      </w:r>
+      <w:r>
+        <w:rPr>
+          <w:rFonts w:hint="eastAsia" w:ascii="Times New Roman" w:hAnsi="Times New Roman" w:eastAsia="Times New Roman" w:cs="Times New Roman"/>
+          <w:vertAlign w:val="subscript"/>
+        </w:rPr>
+        <w:t>12</w:t>
+      </w:r>
+      <w:r>
+        <w:rPr>
+          <w:rFonts w:hint="eastAsia" w:ascii="Times New Roman" w:hAnsi="Times New Roman" w:eastAsia="Times New Roman" w:cs="Times New Roman"/>
+        </w:rPr>
+        <w:t>（</w:t>
+      </w:r>
+      <w:r>
+        <w:rPr>
+          <w:rFonts w:hint="eastAsia" w:ascii="Times New Roman" w:hAnsi="Times New Roman" w:eastAsia="FangSong" w:cs="Times New Roman"/>
+        </w:rPr>
+        <w:t>摩尔质量</w:t>
+      </w:r>
+      <w:r>
+        <w:rPr>
+          <w:rFonts w:ascii="Times New Roman" w:hAnsi="Times New Roman" w:eastAsia="Times New Roman" w:cs="Times New Roman"/>
+        </w:rPr>
+        <w:t xml:space="preserve"> 84 </w:t>
+      </w:r>
+      <w:r>
+        <w:rPr>
+          <w:rFonts w:hint="eastAsia" w:ascii="Times New Roman" w:hAnsi="Times New Roman" w:eastAsia="Times New Roman" w:cs="Times New Roman"/>
+        </w:rPr>
+        <w:t>g/mol，</w:t>
+      </w:r>
+      <w:r>
+        <w:rPr>
+          <w:rFonts w:hint="eastAsia" w:ascii="Times New Roman" w:hAnsi="Times New Roman" w:eastAsia="FangSong" w:cs="Times New Roman"/>
+        </w:rPr>
+        <w:t>与测得值</w:t>
+      </w:r>
+      <w:r>
+        <w:rPr>
+          <w:rFonts w:ascii="Times New Roman" w:hAnsi="Times New Roman" w:eastAsia="Times New Roman" w:cs="Times New Roman"/>
+        </w:rPr>
+        <w:t xml:space="preserve"> 84.0 </w:t>
+      </w:r>
+      <w:r>
+        <w:rPr>
+          <w:rFonts w:hint="eastAsia" w:ascii="Times New Roman" w:hAnsi="Times New Roman" w:eastAsia="FangSong" w:cs="Times New Roman"/>
+        </w:rPr>
+        <w:t xml:space="preserve">吻合</w:t>
+      </w:r>
+      <w:r>
+        <w:rPr>
+          <w:rFonts w:ascii="Times New Roman" w:hAnsi="Times New Roman" w:eastAsia="Times New Roman" w:cs="Times New Roman"/>
+        </w:rPr>
+        <w:t xml:space="preserve"> </w:t>
+      </w:r>
+      <w:r>
+        <w:rPr>
+          <w:rFonts w:hint="eastAsia" w:ascii="Times New Roman" w:hAnsi="Times New Roman" w:eastAsia="Times New Roman" w:cs="Times New Roman"/>
+        </w:rPr>
+        <w:t xml:space="preserve">✓）</w:t>
+      </w:r>
+    </w:p>
+    <w:p>
+      <w:pPr>
+        <w:pStyle w:val="Compact"/>
+        <w:numPr>
+          <w:ilvl w:val="0"/>
           <w:numId w:val="1019"/>
         </w:numPr>
       </w:pPr>
@@ -36236,7 +36628,7 @@
         <w:rPr>
           <w:rFonts w:hint="eastAsia" w:ascii="Times New Roman" w:hAnsi="Times New Roman" w:eastAsia="FangSong" w:cs="Times New Roman"/>
         </w:rPr>
-        <w:t>分子式</w:t>
+        <w:t>结构简式</w:t>
       </w:r>
       <w:r>
         <w:rPr>
@@ -36257,21 +36649,35 @@
       </w:r>
       <w:r>
         <w:rPr>
-          <w:rFonts w:hint="eastAsia" w:ascii="Times New Roman" w:hAnsi="Times New Roman" w:eastAsia="FangSong" w:cs="Times New Roman"/>
-        </w:rPr>
-        <w:t>的质量分数</w:t>
-      </w:r>
-      <w:r>
-        <w:rPr>
-          <w:rFonts w:ascii="Times New Roman" w:hAnsi="Times New Roman" w:eastAsia="Times New Roman" w:cs="Times New Roman"/>
-        </w:rPr>
-        <w:t xml:space="preserve"> = </w:t>
-      </w:r>
-      <w:r>
-        <w:rPr>
-          <w:rFonts w:hint="eastAsia" w:ascii="Times New Roman" w:hAnsi="Times New Roman" w:eastAsia="Times New Roman" w:cs="Times New Roman"/>
-        </w:rPr>
-        <w:t xml:space="preserve">85.7%，H</w:t>
+          <w:rFonts w:hint="eastAsia" w:ascii="Times New Roman" w:hAnsi="Times New Roman" w:eastAsia="Times New Roman" w:cs="Times New Roman"/>
+          <w:vertAlign w:val="subscript"/>
+        </w:rPr>
+        <w:t>6</w:t>
+      </w:r>
+      <w:r>
+        <w:rPr>
+          <w:rFonts w:hint="eastAsia" w:ascii="Times New Roman" w:hAnsi="Times New Roman" w:eastAsia="Times New Roman" w:cs="Times New Roman"/>
+        </w:rPr>
+        <w:t>H</w:t>
+      </w:r>
+      <w:r>
+        <w:rPr>
+          <w:rFonts w:hint="eastAsia" w:ascii="Times New Roman" w:hAnsi="Times New Roman" w:eastAsia="Times New Roman" w:cs="Times New Roman"/>
+          <w:vertAlign w:val="subscript"/>
+        </w:rPr>
+        <w:t>12</w:t>
+      </w:r>
+      <w:r>
+        <w:rPr>
+          <w:rFonts w:hint="eastAsia" w:ascii="Times New Roman" w:hAnsi="Times New Roman" w:eastAsia="FangSong" w:cs="Times New Roman"/>
+        </w:rPr>
+        <w:t>可以是</w:t>
+      </w:r>
+      <w:r>
+        <w:rPr>
+          <w:rFonts w:hint="eastAsia" w:ascii="Times New Roman" w:hAnsi="Times New Roman" w:eastAsia="Times New Roman" w:cs="Times New Roman"/>
+        </w:rPr>
+        <w:t>：</w:t>
       </w:r>
       <w:r>
         <w:rPr>
@@ -36281,15 +36687,142 @@
       </w:r>
       <w:r>
         <w:rPr>
-          <w:rFonts w:hint="eastAsia" w:ascii="Times New Roman" w:hAnsi="Times New Roman" w:eastAsia="FangSong" w:cs="Times New Roman"/>
-        </w:rPr>
-        <w:t xml:space="preserve">的质量分数</w:t>
-      </w:r>
-      <w:r>
-        <w:rPr>
-          <w:rFonts w:ascii="Times New Roman" w:hAnsi="Times New Roman" w:eastAsia="Times New Roman" w:cs="Times New Roman"/>
-        </w:rPr>
-        <w:t xml:space="preserve"> = 14.3%</w:t>
+          <w:rFonts w:ascii="Times New Roman" w:hAnsi="Times New Roman" w:eastAsia="Times New Roman" w:cs="Times New Roman"/>
+        </w:rPr>
+        <w:t xml:space="preserve">- </w:t>
+      </w:r>
+      <w:r>
+        <w:rPr>
+          <w:rFonts w:hint="eastAsia" w:ascii="Times New Roman" w:hAnsi="Times New Roman" w:eastAsia="FangSong" w:cs="Times New Roman"/>
+        </w:rPr>
+        <w:t>环己烷</w:t>
+      </w:r>
+      <w:r>
+        <w:rPr>
+          <w:rFonts w:hint="eastAsia" w:ascii="Times New Roman" w:hAnsi="Times New Roman" w:eastAsia="Times New Roman" w:cs="Times New Roman"/>
+        </w:rPr>
+        <w:t>：cyclo-C</w:t>
+      </w:r>
+      <w:r>
+        <w:rPr>
+          <w:rFonts w:hint="eastAsia" w:ascii="Times New Roman" w:hAnsi="Times New Roman" w:eastAsia="Times New Roman" w:cs="Times New Roman"/>
+          <w:vertAlign w:val="subscript"/>
+        </w:rPr>
+        <w:t>6</w:t>
+      </w:r>
+      <w:r>
+        <w:rPr>
+          <w:rFonts w:hint="eastAsia" w:ascii="Times New Roman" w:hAnsi="Times New Roman" w:eastAsia="Times New Roman" w:cs="Times New Roman"/>
+        </w:rPr>
+        <w:t>H</w:t>
+      </w:r>
+      <w:r>
+        <w:rPr>
+          <w:rFonts w:hint="eastAsia" w:ascii="Times New Roman" w:hAnsi="Times New Roman" w:eastAsia="Times New Roman" w:cs="Times New Roman"/>
+          <w:vertAlign w:val="subscript"/>
+        </w:rPr>
+        <w:t>12</w:t>
+      </w:r>
+      <w:r>
+        <w:rPr>
+          <w:rFonts w:ascii="Times New Roman" w:hAnsi="Times New Roman" w:eastAsia="Times New Roman" w:cs="Times New Roman"/>
+        </w:rPr>
+        <w:t xml:space="preserve"> </w:t>
+      </w:r>
+      <w:r>
+        <w:rPr>
+          <w:rFonts w:ascii="Times New Roman" w:hAnsi="Times New Roman" w:eastAsia="Times New Roman" w:cs="Times New Roman"/>
+        </w:rPr>
+        <w:t xml:space="preserve">- </w:t>
+      </w:r>
+      <w:r>
+        <w:rPr>
+          <w:rFonts w:hint="eastAsia" w:ascii="Times New Roman" w:hAnsi="Times New Roman" w:eastAsia="FangSong" w:cs="Times New Roman"/>
+        </w:rPr>
+        <w:t>己烯</w:t>
+      </w:r>
+      <w:r>
+        <w:rPr>
+          <w:rFonts w:hint="eastAsia" w:ascii="Times New Roman" w:hAnsi="Times New Roman" w:eastAsia="Times New Roman" w:cs="Times New Roman"/>
+        </w:rPr>
+        <w:t>：CH</w:t>
+      </w:r>
+      <w:r>
+        <w:rPr>
+          <w:rFonts w:hint="eastAsia" w:ascii="Times New Roman" w:hAnsi="Times New Roman" w:eastAsia="Times New Roman" w:cs="Times New Roman"/>
+          <w:vertAlign w:val="subscript"/>
+        </w:rPr>
+        <w:t>2</w:t>
+      </w:r>
+      <w:r>
+        <w:rPr>
+          <w:rFonts w:hint="eastAsia" w:ascii="Times New Roman" w:hAnsi="Times New Roman" w:eastAsia="Times New Roman" w:cs="Times New Roman"/>
+        </w:rPr>
+        <w:t>=CH-CH</w:t>
+      </w:r>
+      <w:r>
+        <w:rPr>
+          <w:rFonts w:hint="eastAsia" w:ascii="Times New Roman" w:hAnsi="Times New Roman" w:eastAsia="Times New Roman" w:cs="Times New Roman"/>
+          <w:vertAlign w:val="subscript"/>
+        </w:rPr>
+        <w:t>2</w:t>
+      </w:r>
+      <w:r>
+        <w:rPr>
+          <w:rFonts w:hint="eastAsia" w:ascii="Times New Roman" w:hAnsi="Times New Roman" w:eastAsia="Times New Roman" w:cs="Times New Roman"/>
+        </w:rPr>
+        <w:t>-CH</w:t>
+      </w:r>
+      <w:r>
+        <w:rPr>
+          <w:rFonts w:hint="eastAsia" w:ascii="Times New Roman" w:hAnsi="Times New Roman" w:eastAsia="Times New Roman" w:cs="Times New Roman"/>
+          <w:vertAlign w:val="subscript"/>
+        </w:rPr>
+        <w:t>2</w:t>
+      </w:r>
+      <w:r>
+        <w:rPr>
+          <w:rFonts w:hint="eastAsia" w:ascii="Times New Roman" w:hAnsi="Times New Roman" w:eastAsia="Times New Roman" w:cs="Times New Roman"/>
+        </w:rPr>
+        <w:t>-CH</w:t>
+      </w:r>
+      <w:r>
+        <w:rPr>
+          <w:rFonts w:hint="eastAsia" w:ascii="Times New Roman" w:hAnsi="Times New Roman" w:eastAsia="Times New Roman" w:cs="Times New Roman"/>
+          <w:vertAlign w:val="subscript"/>
+        </w:rPr>
+        <w:t>2</w:t>
+      </w:r>
+      <w:r>
+        <w:rPr>
+          <w:rFonts w:hint="eastAsia" w:ascii="Times New Roman" w:hAnsi="Times New Roman" w:eastAsia="Times New Roman" w:cs="Times New Roman"/>
+        </w:rPr>
+        <w:t>-CH</w:t>
+      </w:r>
+      <w:r>
+        <w:rPr>
+          <w:rFonts w:hint="eastAsia" w:ascii="Times New Roman" w:hAnsi="Times New Roman" w:eastAsia="Times New Roman" w:cs="Times New Roman"/>
+          <w:vertAlign w:val="subscript"/>
+        </w:rPr>
+        <w:t>3</w:t>
+      </w:r>
+      <w:r>
+        <w:rPr>
+          <w:rFonts w:hint="eastAsia" w:ascii="Times New Roman" w:hAnsi="Times New Roman" w:eastAsia="Times New Roman" w:cs="Times New Roman"/>
+        </w:rPr>
+        <w:t>（</w:t>
+      </w:r>
+      <w:r>
+        <w:rPr>
+          <w:rFonts w:hint="eastAsia" w:ascii="Times New Roman" w:hAnsi="Times New Roman" w:eastAsia="FangSong" w:cs="Times New Roman"/>
+        </w:rPr>
+        <w:t>或其他异构体</w:t>
+      </w:r>
+      <w:r>
+        <w:rPr>
+          <w:rFonts w:hint="eastAsia" w:ascii="Times New Roman" w:hAnsi="Times New Roman" w:eastAsia="Times New Roman" w:cs="Times New Roman"/>
+        </w:rPr>
+        <w:t>）</w:t>
       </w:r>
     </w:p>
     <w:p>
@@ -36298,174 +36831,33 @@
       </w:pPr>
       <w:r>
         <w:rPr>
-          <w:rFonts w:ascii="Times New Roman" w:hAnsi="Times New Roman" w:eastAsia="Times New Roman" w:cs="Times New Roman"/>
-        </w:rPr>
-        <w:t xml:space="preserve">C:H </w:t>
-      </w:r>
-      <w:r>
-        <w:rPr>
-          <w:rFonts w:hint="eastAsia" w:ascii="Times New Roman" w:hAnsi="Times New Roman" w:eastAsia="FangSong" w:cs="Times New Roman"/>
-        </w:rPr>
-        <w:t xml:space="preserve">原子比</w:t>
-      </w:r>
-      <w:r>
-        <w:rPr>
-          <w:rFonts w:ascii="Times New Roman" w:hAnsi="Times New Roman" w:eastAsia="Times New Roman" w:cs="Times New Roman"/>
-        </w:rPr>
-        <w:t xml:space="preserve"> = (85.7/12.0) : (14.3/1.008) = 7.14 : 14.2 ≈ 1 : </w:t>
-      </w:r>
-      <w:r>
-        <w:rPr>
-          <w:rFonts w:hint="eastAsia" w:ascii="Times New Roman" w:hAnsi="Times New Roman" w:eastAsia="Times New Roman" w:cs="Times New Roman"/>
-        </w:rPr>
-        <w:t>2，</w:t>
-      </w:r>
-      <w:r>
-        <w:rPr>
-          <w:rFonts w:hint="eastAsia" w:ascii="Times New Roman" w:hAnsi="Times New Roman" w:eastAsia="FangSong" w:cs="Times New Roman"/>
-        </w:rPr>
-        <w:t>最简式</w:t>
-      </w:r>
-      <w:r>
-        <w:rPr>
-          <w:rFonts w:ascii="Times New Roman" w:hAnsi="Times New Roman" w:eastAsia="Times New Roman" w:cs="Times New Roman"/>
-        </w:rPr>
-        <w:t xml:space="preserve"> CH</w:t>
-      </w:r>
-      <w:r>
-        <w:rPr>
-          <w:rFonts w:ascii="Times New Roman" w:hAnsi="Times New Roman" w:eastAsia="Times New Roman" w:cs="Times New Roman"/>
-          <w:vertAlign w:val="subscript"/>
-        </w:rPr>
-        <w:t>2</w:t>
-      </w:r>
-    </w:p>
-    <w:p>
-      <w:pPr>
-        <w:pStyle w:val="BodyText"/>
-      </w:pPr>
-      <w:r>
-        <w:rPr>
-          <w:rFonts w:ascii="Times New Roman" w:hAnsi="Times New Roman" w:eastAsia="Times New Roman" w:cs="Times New Roman"/>
-        </w:rPr>
-        <w:t>(CH</w:t>
-      </w:r>
-      <w:r>
-        <w:rPr>
-          <w:rFonts w:ascii="Times New Roman" w:hAnsi="Times New Roman" w:eastAsia="Times New Roman" w:cs="Times New Roman"/>
-          <w:vertAlign w:val="subscript"/>
-        </w:rPr>
-        <w:t>2</w:t>
-      </w:r>
-      <w:r>
-        <w:rPr>
-          <w:rFonts w:ascii="Times New Roman" w:hAnsi="Times New Roman" w:eastAsia="Times New Roman" w:cs="Times New Roman"/>
-        </w:rPr>
-        <w:t>)</w:t>
-      </w:r>
-      <w:r>
-        <w:rPr>
-          <w:rFonts w:ascii="Times New Roman" w:hAnsi="Times New Roman" w:eastAsia="Times New Roman" w:cs="Times New Roman"/>
-          <w:vertAlign w:val="subscript"/>
-        </w:rPr>
-        <w:t>n</w:t>
-      </w:r>
-      <w:r>
-        <w:rPr>
-          <w:rFonts w:ascii="Times New Roman" w:hAnsi="Times New Roman" w:eastAsia="Times New Roman" w:cs="Times New Roman"/>
-        </w:rPr>
-        <w:t xml:space="preserve"> = 84.0 → 14n = 84.0 → n = 6</w:t>
-      </w:r>
-    </w:p>
-    <w:p>
-      <w:pPr>
-        <w:pStyle w:val="BodyText"/>
-      </w:pPr>
-      <w:r>
-        <w:rPr>
-          <w:rFonts w:hint="eastAsia" w:ascii="Times New Roman" w:hAnsi="Times New Roman" w:eastAsia="FangSong" w:cs="Times New Roman"/>
-        </w:rPr>
-        <w:t>分子式</w:t>
-      </w:r>
-      <w:r>
-        <w:rPr>
-          <w:rFonts w:hint="eastAsia" w:ascii="Times New Roman" w:hAnsi="Times New Roman" w:eastAsia="Times New Roman" w:cs="Times New Roman"/>
-        </w:rPr>
-        <w:t>：C</w:t>
-      </w:r>
-      <w:r>
-        <w:rPr>
-          <w:rFonts w:hint="eastAsia" w:ascii="Times New Roman" w:hAnsi="Times New Roman" w:eastAsia="Times New Roman" w:cs="Times New Roman"/>
-          <w:vertAlign w:val="subscript"/>
-        </w:rPr>
-        <w:t>6</w:t>
-      </w:r>
-      <w:r>
-        <w:rPr>
-          <w:rFonts w:hint="eastAsia" w:ascii="Times New Roman" w:hAnsi="Times New Roman" w:eastAsia="Times New Roman" w:cs="Times New Roman"/>
-        </w:rPr>
-        <w:t>H</w:t>
-      </w:r>
-      <w:r>
-        <w:rPr>
-          <w:rFonts w:hint="eastAsia" w:ascii="Times New Roman" w:hAnsi="Times New Roman" w:eastAsia="Times New Roman" w:cs="Times New Roman"/>
-          <w:vertAlign w:val="subscript"/>
-        </w:rPr>
-        <w:t>12</w:t>
-      </w:r>
-      <w:r>
-        <w:rPr>
-          <w:rFonts w:hint="eastAsia" w:ascii="Times New Roman" w:hAnsi="Times New Roman" w:eastAsia="Times New Roman" w:cs="Times New Roman"/>
-        </w:rPr>
-        <w:t>（</w:t>
-      </w:r>
-      <w:r>
-        <w:rPr>
-          <w:rFonts w:hint="eastAsia" w:ascii="Times New Roman" w:hAnsi="Times New Roman" w:eastAsia="FangSong" w:cs="Times New Roman"/>
-        </w:rPr>
-        <w:t>摩尔质量</w:t>
-      </w:r>
-      <w:r>
-        <w:rPr>
-          <w:rFonts w:ascii="Times New Roman" w:hAnsi="Times New Roman" w:eastAsia="Times New Roman" w:cs="Times New Roman"/>
-        </w:rPr>
-        <w:t xml:space="preserve"> 84 </w:t>
-      </w:r>
-      <w:r>
-        <w:rPr>
-          <w:rFonts w:hint="eastAsia" w:ascii="Times New Roman" w:hAnsi="Times New Roman" w:eastAsia="Times New Roman" w:cs="Times New Roman"/>
-        </w:rPr>
-        <w:t>g/mol，</w:t>
-      </w:r>
-      <w:r>
-        <w:rPr>
-          <w:rFonts w:hint="eastAsia" w:ascii="Times New Roman" w:hAnsi="Times New Roman" w:eastAsia="FangSong" w:cs="Times New Roman"/>
-        </w:rPr>
-        <w:t>与测得值</w:t>
-      </w:r>
-      <w:r>
-        <w:rPr>
-          <w:rFonts w:ascii="Times New Roman" w:hAnsi="Times New Roman" w:eastAsia="Times New Roman" w:cs="Times New Roman"/>
-        </w:rPr>
-        <w:t xml:space="preserve"> 84.0 </w:t>
-      </w:r>
-      <w:r>
-        <w:rPr>
-          <w:rFonts w:hint="eastAsia" w:ascii="Times New Roman" w:hAnsi="Times New Roman" w:eastAsia="FangSong" w:cs="Times New Roman"/>
-        </w:rPr>
-        <w:t xml:space="preserve">吻合</w:t>
-      </w:r>
-      <w:r>
-        <w:rPr>
-          <w:rFonts w:ascii="Times New Roman" w:hAnsi="Times New Roman" w:eastAsia="Times New Roman" w:cs="Times New Roman"/>
-        </w:rPr>
-        <w:t xml:space="preserve"> </w:t>
-      </w:r>
-      <w:r>
-        <w:rPr>
-          <w:rFonts w:hint="eastAsia" w:ascii="Times New Roman" w:hAnsi="Times New Roman" w:eastAsia="Times New Roman" w:cs="Times New Roman"/>
-        </w:rPr>
-        <w:t xml:space="preserve">✓）</w:t>
+          <w:rFonts w:hint="eastAsia" w:ascii="Times New Roman" w:hAnsi="Times New Roman" w:eastAsia="FangSong" w:cs="Times New Roman"/>
+          <w:b/>
+          <w:bCs/>
+        </w:rPr>
+        <w:t>题</w:t>
+      </w:r>
+      <w:r>
+        <w:rPr>
+          <w:rFonts w:hint="eastAsia" w:ascii="Times New Roman" w:hAnsi="Times New Roman" w:eastAsia="Times New Roman" w:cs="Times New Roman"/>
+          <w:b/>
+          <w:bCs/>
+        </w:rPr>
+        <w:t>22</w:t>
+      </w:r>
+      <w:r>
+        <w:rPr>
+          <w:rFonts w:hint="eastAsia" w:ascii="Times New Roman" w:hAnsi="Times New Roman" w:eastAsia="FangSong" w:cs="Times New Roman"/>
+          <w:b/>
+          <w:bCs/>
+        </w:rPr>
+        <w:t>解</w:t>
+      </w:r>
+      <w:r>
+        <w:rPr>
+          <w:rFonts w:hint="eastAsia" w:ascii="Times New Roman" w:hAnsi="Times New Roman" w:eastAsia="Times New Roman" w:cs="Times New Roman"/>
+        </w:rPr>
+        <w:t xml:space="preserve">：</w:t>
       </w:r>
     </w:p>
     <w:p>
@@ -36480,7 +36872,7 @@
         <w:rPr>
           <w:rFonts w:hint="eastAsia" w:ascii="Times New Roman" w:hAnsi="Times New Roman" w:eastAsia="FangSong" w:cs="Times New Roman"/>
         </w:rPr>
-        <w:t>结构简式</w:t>
+        <w:t>平衡时各组分的物质的量</w:t>
       </w:r>
       <w:r>
         <w:rPr>
@@ -36495,16 +36887,230 @@
       </w:pPr>
       <w:r>
         <w:rPr>
-          <w:rFonts w:hint="eastAsia" w:ascii="Times New Roman" w:hAnsi="Times New Roman" w:eastAsia="Times New Roman" w:cs="Times New Roman"/>
-        </w:rPr>
-        <w:t>C</w:t>
+          <w:rFonts w:hint="eastAsia" w:ascii="Times New Roman" w:hAnsi="Times New Roman" w:eastAsia="FangSong" w:cs="Times New Roman"/>
+        </w:rPr>
+        <w:t>反应</w:t>
+      </w:r>
+      <w:r>
+        <w:rPr>
+          <w:rFonts w:hint="eastAsia" w:ascii="Times New Roman" w:hAnsi="Times New Roman" w:eastAsia="Times New Roman" w:cs="Times New Roman"/>
+        </w:rPr>
+        <w:t>：N</w:t>
       </w:r>
       <w:r>
         <w:rPr>
           <w:rFonts w:hint="eastAsia" w:ascii="Times New Roman" w:hAnsi="Times New Roman" w:eastAsia="Times New Roman" w:cs="Times New Roman"/>
           <w:vertAlign w:val="subscript"/>
         </w:rPr>
-        <w:t>6</w:t>
+        <w:t>2</w:t>
+      </w:r>
+      <w:r>
+        <w:rPr>
+          <w:rFonts w:ascii="Times New Roman" w:hAnsi="Times New Roman" w:eastAsia="Times New Roman" w:cs="Times New Roman"/>
+        </w:rPr>
+        <w:t xml:space="preserve"> + 3H</w:t>
+      </w:r>
+      <w:r>
+        <w:rPr>
+          <w:rFonts w:ascii="Times New Roman" w:hAnsi="Times New Roman" w:eastAsia="Times New Roman" w:cs="Times New Roman"/>
+          <w:vertAlign w:val="subscript"/>
+        </w:rPr>
+        <w:t>2</w:t>
+      </w:r>
+      <w:r>
+        <w:rPr>
+          <w:rFonts w:ascii="Times New Roman" w:hAnsi="Times New Roman" w:eastAsia="Times New Roman" w:cs="Times New Roman"/>
+        </w:rPr>
+        <w:t xml:space="preserve"> → 2NH</w:t>
+      </w:r>
+      <w:r>
+        <w:rPr>
+          <w:rFonts w:ascii="Times New Roman" w:hAnsi="Times New Roman" w:eastAsia="Times New Roman" w:cs="Times New Roman"/>
+          <w:vertAlign w:val="subscript"/>
+        </w:rPr>
+        <w:t>3</w:t>
+      </w:r>
+    </w:p>
+    <w:p>
+      <w:pPr>
+        <w:pStyle w:val="BodyText"/>
+      </w:pPr>
+      <w:r>
+        <w:rPr>
+          <w:rFonts w:hint="eastAsia" w:ascii="Times New Roman" w:hAnsi="Times New Roman" w:eastAsia="FangSong" w:cs="Times New Roman"/>
+        </w:rPr>
+        <w:t>初始</w:t>
+      </w:r>
+      <w:r>
+        <w:rPr>
+          <w:rFonts w:hint="eastAsia" w:ascii="Times New Roman" w:hAnsi="Times New Roman" w:eastAsia="Times New Roman" w:cs="Times New Roman"/>
+        </w:rPr>
+        <w:t>：n(N</w:t>
+      </w:r>
+      <w:r>
+        <w:rPr>
+          <w:rFonts w:hint="eastAsia" w:ascii="Times New Roman" w:hAnsi="Times New Roman" w:eastAsia="Times New Roman" w:cs="Times New Roman"/>
+          <w:vertAlign w:val="subscript"/>
+        </w:rPr>
+        <w:t>2</w:t>
+      </w:r>
+      <w:r>
+        <w:rPr>
+          <w:rFonts w:hint="eastAsia" w:ascii="Times New Roman" w:hAnsi="Times New Roman" w:eastAsia="Times New Roman" w:cs="Times New Roman"/>
+        </w:rPr>
+        <w:t>)</w:t>
+      </w:r>
+      <w:r>
+        <w:rPr>
+          <w:rFonts w:ascii="Times New Roman" w:hAnsi="Times New Roman" w:eastAsia="Times New Roman" w:cs="Times New Roman"/>
+        </w:rPr>
+        <w:t xml:space="preserve"> = 1.00 </w:t>
+      </w:r>
+      <w:r>
+        <w:rPr>
+          <w:rFonts w:hint="eastAsia" w:ascii="Times New Roman" w:hAnsi="Times New Roman" w:eastAsia="Times New Roman" w:cs="Times New Roman"/>
+        </w:rPr>
+        <w:t>mol，n(H</w:t>
+      </w:r>
+      <w:r>
+        <w:rPr>
+          <w:rFonts w:hint="eastAsia" w:ascii="Times New Roman" w:hAnsi="Times New Roman" w:eastAsia="Times New Roman" w:cs="Times New Roman"/>
+          <w:vertAlign w:val="subscript"/>
+        </w:rPr>
+        <w:t>2</w:t>
+      </w:r>
+      <w:r>
+        <w:rPr>
+          <w:rFonts w:hint="eastAsia" w:ascii="Times New Roman" w:hAnsi="Times New Roman" w:eastAsia="Times New Roman" w:cs="Times New Roman"/>
+        </w:rPr>
+        <w:t>)</w:t>
+      </w:r>
+      <w:r>
+        <w:rPr>
+          <w:rFonts w:ascii="Times New Roman" w:hAnsi="Times New Roman" w:eastAsia="Times New Roman" w:cs="Times New Roman"/>
+        </w:rPr>
+        <w:t xml:space="preserve"> = 3.00 </w:t>
+      </w:r>
+      <w:r>
+        <w:rPr>
+          <w:rFonts w:hint="eastAsia" w:ascii="Times New Roman" w:hAnsi="Times New Roman" w:eastAsia="Times New Roman" w:cs="Times New Roman"/>
+        </w:rPr>
+        <w:t>mol，n(NH</w:t>
+      </w:r>
+      <w:r>
+        <w:rPr>
+          <w:rFonts w:hint="eastAsia" w:ascii="Times New Roman" w:hAnsi="Times New Roman" w:eastAsia="Times New Roman" w:cs="Times New Roman"/>
+          <w:vertAlign w:val="subscript"/>
+        </w:rPr>
+        <w:t>3</w:t>
+      </w:r>
+      <w:r>
+        <w:rPr>
+          <w:rFonts w:hint="eastAsia" w:ascii="Times New Roman" w:hAnsi="Times New Roman" w:eastAsia="Times New Roman" w:cs="Times New Roman"/>
+        </w:rPr>
+        <w:t>)</w:t>
+      </w:r>
+      <w:r>
+        <w:rPr>
+          <w:rFonts w:ascii="Times New Roman" w:hAnsi="Times New Roman" w:eastAsia="Times New Roman" w:cs="Times New Roman"/>
+        </w:rPr>
+        <w:t xml:space="preserve"> = 0 mol</w:t>
+      </w:r>
+    </w:p>
+    <w:p>
+      <w:pPr>
+        <w:pStyle w:val="BodyText"/>
+      </w:pPr>
+      <w:r>
+        <w:rPr>
+          <w:rFonts w:hint="eastAsia" w:ascii="Times New Roman" w:hAnsi="Times New Roman" w:eastAsia="Times New Roman" w:cs="Times New Roman"/>
+        </w:rPr>
+        <w:t>N</w:t>
+      </w:r>
+      <w:r>
+        <w:rPr>
+          <w:rFonts w:hint="eastAsia" w:ascii="Times New Roman" w:hAnsi="Times New Roman" w:eastAsia="Times New Roman" w:cs="Times New Roman"/>
+          <w:vertAlign w:val="subscript"/>
+        </w:rPr>
+        <w:t>2</w:t>
+      </w:r>
+      <w:r>
+        <w:rPr>
+          <w:rFonts w:hint="eastAsia" w:ascii="Times New Roman" w:hAnsi="Times New Roman" w:eastAsia="FangSong" w:cs="Times New Roman"/>
+        </w:rPr>
+        <w:t>的转化率</w:t>
+      </w:r>
+      <w:r>
+        <w:rPr>
+          <w:rFonts w:ascii="Times New Roman" w:hAnsi="Times New Roman" w:eastAsia="Times New Roman" w:cs="Times New Roman"/>
+        </w:rPr>
+        <w:t xml:space="preserve"> = </w:t>
+      </w:r>
+      <w:r>
+        <w:rPr>
+          <w:rFonts w:hint="eastAsia" w:ascii="Times New Roman" w:hAnsi="Times New Roman" w:eastAsia="Times New Roman" w:cs="Times New Roman"/>
+        </w:rPr>
+        <w:t>30%，</w:t>
+      </w:r>
+      <w:r>
+        <w:rPr>
+          <w:rFonts w:hint="eastAsia" w:ascii="Times New Roman" w:hAnsi="Times New Roman" w:eastAsia="FangSong" w:cs="Times New Roman"/>
+        </w:rPr>
+        <w:t>所以反应的</w:t>
+      </w:r>
+      <w:r>
+        <w:rPr>
+          <w:rFonts w:hint="eastAsia" w:ascii="Times New Roman" w:hAnsi="Times New Roman" w:eastAsia="Times New Roman" w:cs="Times New Roman"/>
+        </w:rPr>
+        <w:t>N</w:t>
+      </w:r>
+      <w:r>
+        <w:rPr>
+          <w:rFonts w:hint="eastAsia" w:ascii="Times New Roman" w:hAnsi="Times New Roman" w:eastAsia="Times New Roman" w:cs="Times New Roman"/>
+          <w:vertAlign w:val="subscript"/>
+        </w:rPr>
+        <w:t>2</w:t>
+      </w:r>
+      <w:r>
+        <w:rPr>
+          <w:rFonts w:ascii="Times New Roman" w:hAnsi="Times New Roman" w:eastAsia="Times New Roman" w:cs="Times New Roman"/>
+        </w:rPr>
+        <w:t xml:space="preserve"> = 1.00 × 30% = 0.30 mol</w:t>
+      </w:r>
+    </w:p>
+    <w:p>
+      <w:pPr>
+        <w:pStyle w:val="BodyText"/>
+      </w:pPr>
+      <w:r>
+        <w:rPr>
+          <w:rFonts w:hint="eastAsia" w:ascii="Times New Roman" w:hAnsi="Times New Roman" w:eastAsia="FangSong" w:cs="Times New Roman"/>
+        </w:rPr>
+        <w:t>根据化学计量比</w:t>
+      </w:r>
+      <w:r>
+        <w:rPr>
+          <w:rFonts w:hint="eastAsia" w:ascii="Times New Roman" w:hAnsi="Times New Roman" w:eastAsia="Times New Roman" w:cs="Times New Roman"/>
+        </w:rPr>
+        <w:t>：</w:t>
+      </w:r>
+      <w:r>
+        <w:rPr>
+          <w:rFonts w:ascii="Times New Roman" w:hAnsi="Times New Roman" w:eastAsia="Times New Roman" w:cs="Times New Roman"/>
+        </w:rPr>
+        <w:t xml:space="preserve"> </w:t>
+      </w:r>
+      <w:r>
+        <w:rPr>
+          <w:rFonts w:ascii="Times New Roman" w:hAnsi="Times New Roman" w:eastAsia="Times New Roman" w:cs="Times New Roman"/>
+        </w:rPr>
+        <w:t xml:space="preserve">- </w:t>
+      </w:r>
+      <w:r>
+        <w:rPr>
+          <w:rFonts w:hint="eastAsia" w:ascii="Times New Roman" w:hAnsi="Times New Roman" w:eastAsia="FangSong" w:cs="Times New Roman"/>
+        </w:rPr>
+        <w:t>反应的</w:t>
       </w:r>
       <w:r>
         <w:rPr>
@@ -36517,13 +37123,61 @@
           <w:rFonts w:hint="eastAsia" w:ascii="Times New Roman" w:hAnsi="Times New Roman" w:eastAsia="Times New Roman" w:cs="Times New Roman"/>
           <w:vertAlign w:val="subscript"/>
         </w:rPr>
-        <w:t>12</w:t>
-      </w:r>
-      <w:r>
-        <w:rPr>
-          <w:rFonts w:hint="eastAsia" w:ascii="Times New Roman" w:hAnsi="Times New Roman" w:eastAsia="FangSong" w:cs="Times New Roman"/>
-        </w:rPr>
-        <w:t>可以是</w:t>
+        <w:t>2</w:t>
+      </w:r>
+      <w:r>
+        <w:rPr>
+          <w:rFonts w:ascii="Times New Roman" w:hAnsi="Times New Roman" w:eastAsia="Times New Roman" w:cs="Times New Roman"/>
+        </w:rPr>
+        <w:t xml:space="preserve"> = 0.30 × 3 = 0.90 mol</w:t>
+      </w:r>
+      <w:r>
+        <w:rPr>
+          <w:rFonts w:ascii="Times New Roman" w:hAnsi="Times New Roman" w:eastAsia="Times New Roman" w:cs="Times New Roman"/>
+        </w:rPr>
+        <w:t xml:space="preserve"> </w:t>
+      </w:r>
+      <w:r>
+        <w:rPr>
+          <w:rFonts w:ascii="Times New Roman" w:hAnsi="Times New Roman" w:eastAsia="Times New Roman" w:cs="Times New Roman"/>
+        </w:rPr>
+        <w:t xml:space="preserve">- </w:t>
+      </w:r>
+      <w:r>
+        <w:rPr>
+          <w:rFonts w:hint="eastAsia" w:ascii="Times New Roman" w:hAnsi="Times New Roman" w:eastAsia="FangSong" w:cs="Times New Roman"/>
+        </w:rPr>
+        <w:t>生成的</w:t>
+      </w:r>
+      <w:r>
+        <w:rPr>
+          <w:rFonts w:hint="eastAsia" w:ascii="Times New Roman" w:hAnsi="Times New Roman" w:eastAsia="Times New Roman" w:cs="Times New Roman"/>
+        </w:rPr>
+        <w:t>NH</w:t>
+      </w:r>
+      <w:r>
+        <w:rPr>
+          <w:rFonts w:hint="eastAsia" w:ascii="Times New Roman" w:hAnsi="Times New Roman" w:eastAsia="Times New Roman" w:cs="Times New Roman"/>
+          <w:vertAlign w:val="subscript"/>
+        </w:rPr>
+        <w:t>3</w:t>
+      </w:r>
+      <w:r>
+        <w:rPr>
+          <w:rFonts w:ascii="Times New Roman" w:hAnsi="Times New Roman" w:eastAsia="Times New Roman" w:cs="Times New Roman"/>
+        </w:rPr>
+        <w:t xml:space="preserve"> = 0.30 × 2 = 0.60 mol</w:t>
+      </w:r>
+    </w:p>
+    <w:p>
+      <w:pPr>
+        <w:pStyle w:val="BodyText"/>
+      </w:pPr>
+      <w:r>
+        <w:rPr>
+          <w:rFonts w:hint="eastAsia" w:ascii="Times New Roman" w:hAnsi="Times New Roman" w:eastAsia="FangSong" w:cs="Times New Roman"/>
+        </w:rPr>
+        <w:t>平衡时</w:t>
       </w:r>
       <w:r>
         <w:rPr>
@@ -36541,175 +37195,106 @@
         <w:rPr>
           <w:rFonts w:ascii="Times New Roman" w:hAnsi="Times New Roman" w:eastAsia="Times New Roman" w:cs="Times New Roman"/>
         </w:rPr>
+        <w:t>- n(N</w:t>
+      </w:r>
+      <w:r>
+        <w:rPr>
+          <w:rFonts w:ascii="Times New Roman" w:hAnsi="Times New Roman" w:eastAsia="Times New Roman" w:cs="Times New Roman"/>
+          <w:vertAlign w:val="subscript"/>
+        </w:rPr>
+        <w:t>2</w:t>
+      </w:r>
+      <w:r>
+        <w:rPr>
+          <w:rFonts w:ascii="Times New Roman" w:hAnsi="Times New Roman" w:eastAsia="Times New Roman" w:cs="Times New Roman"/>
+        </w:rPr>
+        <w:t>) = 1.00 - 0.30 = 0.70 mol</w:t>
+      </w:r>
+      <w:r>
+        <w:rPr>
+          <w:rFonts w:ascii="Times New Roman" w:hAnsi="Times New Roman" w:eastAsia="Times New Roman" w:cs="Times New Roman"/>
+        </w:rPr>
+        <w:t xml:space="preserve"> </w:t>
+      </w:r>
+      <w:r>
+        <w:rPr>
+          <w:rFonts w:ascii="Times New Roman" w:hAnsi="Times New Roman" w:eastAsia="Times New Roman" w:cs="Times New Roman"/>
+        </w:rPr>
+        <w:t>- n(H</w:t>
+      </w:r>
+      <w:r>
+        <w:rPr>
+          <w:rFonts w:ascii="Times New Roman" w:hAnsi="Times New Roman" w:eastAsia="Times New Roman" w:cs="Times New Roman"/>
+          <w:vertAlign w:val="subscript"/>
+        </w:rPr>
+        <w:t>2</w:t>
+      </w:r>
+      <w:r>
+        <w:rPr>
+          <w:rFonts w:ascii="Times New Roman" w:hAnsi="Times New Roman" w:eastAsia="Times New Roman" w:cs="Times New Roman"/>
+        </w:rPr>
+        <w:t>) = 3.00 - 0.90 = 2.10 mol</w:t>
+      </w:r>
+      <w:r>
+        <w:rPr>
+          <w:rFonts w:ascii="Times New Roman" w:hAnsi="Times New Roman" w:eastAsia="Times New Roman" w:cs="Times New Roman"/>
+        </w:rPr>
+        <w:t xml:space="preserve"> </w:t>
+      </w:r>
+      <w:r>
+        <w:rPr>
+          <w:rFonts w:ascii="Times New Roman" w:hAnsi="Times New Roman" w:eastAsia="Times New Roman" w:cs="Times New Roman"/>
+        </w:rPr>
+        <w:t>- n(NH</w:t>
+      </w:r>
+      <w:r>
+        <w:rPr>
+          <w:rFonts w:ascii="Times New Roman" w:hAnsi="Times New Roman" w:eastAsia="Times New Roman" w:cs="Times New Roman"/>
+          <w:vertAlign w:val="subscript"/>
+        </w:rPr>
+        <w:t>3</w:t>
+      </w:r>
+      <w:r>
+        <w:rPr>
+          <w:rFonts w:ascii="Times New Roman" w:hAnsi="Times New Roman" w:eastAsia="Times New Roman" w:cs="Times New Roman"/>
+        </w:rPr>
+        <w:t>) = 0 + 0.60 = 0.60 mol</w:t>
+      </w:r>
+      <w:r>
+        <w:rPr>
+          <w:rFonts w:ascii="Times New Roman" w:hAnsi="Times New Roman" w:eastAsia="Times New Roman" w:cs="Times New Roman"/>
+        </w:rPr>
+        <w:t xml:space="preserve"> </w:t>
+      </w:r>
+      <w:r>
+        <w:rPr>
+          <w:rFonts w:ascii="Times New Roman" w:hAnsi="Times New Roman" w:eastAsia="Times New Roman" w:cs="Times New Roman"/>
+        </w:rPr>
         <w:t xml:space="preserve">- </w:t>
       </w:r>
       <w:r>
         <w:rPr>
-          <w:rFonts w:hint="eastAsia" w:ascii="Times New Roman" w:hAnsi="Times New Roman" w:eastAsia="FangSong" w:cs="Times New Roman"/>
-        </w:rPr>
-        <w:t>环己烷</w:t>
-      </w:r>
-      <w:r>
-        <w:rPr>
-          <w:rFonts w:hint="eastAsia" w:ascii="Times New Roman" w:hAnsi="Times New Roman" w:eastAsia="Times New Roman" w:cs="Times New Roman"/>
-        </w:rPr>
-        <w:t>：cyclo-C</w:t>
-      </w:r>
-      <w:r>
-        <w:rPr>
-          <w:rFonts w:hint="eastAsia" w:ascii="Times New Roman" w:hAnsi="Times New Roman" w:eastAsia="Times New Roman" w:cs="Times New Roman"/>
-          <w:vertAlign w:val="subscript"/>
-        </w:rPr>
-        <w:t>6</w:t>
-      </w:r>
-      <w:r>
-        <w:rPr>
-          <w:rFonts w:hint="eastAsia" w:ascii="Times New Roman" w:hAnsi="Times New Roman" w:eastAsia="Times New Roman" w:cs="Times New Roman"/>
-        </w:rPr>
-        <w:t>H</w:t>
-      </w:r>
-      <w:r>
-        <w:rPr>
-          <w:rFonts w:hint="eastAsia" w:ascii="Times New Roman" w:hAnsi="Times New Roman" w:eastAsia="Times New Roman" w:cs="Times New Roman"/>
-          <w:vertAlign w:val="subscript"/>
-        </w:rPr>
-        <w:t>12</w:t>
-      </w:r>
-      <w:r>
-        <w:rPr>
-          <w:rFonts w:ascii="Times New Roman" w:hAnsi="Times New Roman" w:eastAsia="Times New Roman" w:cs="Times New Roman"/>
-        </w:rPr>
-        <w:t xml:space="preserve"> </w:t>
-      </w:r>
-      <w:r>
-        <w:rPr>
-          <w:rFonts w:ascii="Times New Roman" w:hAnsi="Times New Roman" w:eastAsia="Times New Roman" w:cs="Times New Roman"/>
-        </w:rPr>
-        <w:t xml:space="preserve">- </w:t>
-      </w:r>
-      <w:r>
-        <w:rPr>
-          <w:rFonts w:hint="eastAsia" w:ascii="Times New Roman" w:hAnsi="Times New Roman" w:eastAsia="FangSong" w:cs="Times New Roman"/>
-        </w:rPr>
-        <w:t>己烯</w:t>
-      </w:r>
-      <w:r>
-        <w:rPr>
-          <w:rFonts w:hint="eastAsia" w:ascii="Times New Roman" w:hAnsi="Times New Roman" w:eastAsia="Times New Roman" w:cs="Times New Roman"/>
-        </w:rPr>
-        <w:t>：CH</w:t>
-      </w:r>
-      <w:r>
-        <w:rPr>
-          <w:rFonts w:hint="eastAsia" w:ascii="Times New Roman" w:hAnsi="Times New Roman" w:eastAsia="Times New Roman" w:cs="Times New Roman"/>
-          <w:vertAlign w:val="subscript"/>
-        </w:rPr>
-        <w:t>2</w:t>
-      </w:r>
-      <w:r>
-        <w:rPr>
-          <w:rFonts w:hint="eastAsia" w:ascii="Times New Roman" w:hAnsi="Times New Roman" w:eastAsia="Times New Roman" w:cs="Times New Roman"/>
-        </w:rPr>
-        <w:t>=CH-CH</w:t>
-      </w:r>
-      <w:r>
-        <w:rPr>
-          <w:rFonts w:hint="eastAsia" w:ascii="Times New Roman" w:hAnsi="Times New Roman" w:eastAsia="Times New Roman" w:cs="Times New Roman"/>
-          <w:vertAlign w:val="subscript"/>
-        </w:rPr>
-        <w:t>2</w:t>
-      </w:r>
-      <w:r>
-        <w:rPr>
-          <w:rFonts w:hint="eastAsia" w:ascii="Times New Roman" w:hAnsi="Times New Roman" w:eastAsia="Times New Roman" w:cs="Times New Roman"/>
-        </w:rPr>
-        <w:t>-CH</w:t>
-      </w:r>
-      <w:r>
-        <w:rPr>
-          <w:rFonts w:hint="eastAsia" w:ascii="Times New Roman" w:hAnsi="Times New Roman" w:eastAsia="Times New Roman" w:cs="Times New Roman"/>
-          <w:vertAlign w:val="subscript"/>
-        </w:rPr>
-        <w:t>2</w:t>
-      </w:r>
-      <w:r>
-        <w:rPr>
-          <w:rFonts w:hint="eastAsia" w:ascii="Times New Roman" w:hAnsi="Times New Roman" w:eastAsia="Times New Roman" w:cs="Times New Roman"/>
-        </w:rPr>
-        <w:t>-CH</w:t>
-      </w:r>
-      <w:r>
-        <w:rPr>
-          <w:rFonts w:hint="eastAsia" w:ascii="Times New Roman" w:hAnsi="Times New Roman" w:eastAsia="Times New Roman" w:cs="Times New Roman"/>
-          <w:vertAlign w:val="subscript"/>
-        </w:rPr>
-        <w:t>2</w:t>
-      </w:r>
-      <w:r>
-        <w:rPr>
-          <w:rFonts w:hint="eastAsia" w:ascii="Times New Roman" w:hAnsi="Times New Roman" w:eastAsia="Times New Roman" w:cs="Times New Roman"/>
-        </w:rPr>
-        <w:t>-CH</w:t>
-      </w:r>
-      <w:r>
-        <w:rPr>
-          <w:rFonts w:hint="eastAsia" w:ascii="Times New Roman" w:hAnsi="Times New Roman" w:eastAsia="Times New Roman" w:cs="Times New Roman"/>
-          <w:vertAlign w:val="subscript"/>
-        </w:rPr>
-        <w:t>3</w:t>
-      </w:r>
-      <w:r>
-        <w:rPr>
-          <w:rFonts w:hint="eastAsia" w:ascii="Times New Roman" w:hAnsi="Times New Roman" w:eastAsia="Times New Roman" w:cs="Times New Roman"/>
-        </w:rPr>
-        <w:t>（</w:t>
-      </w:r>
-      <w:r>
-        <w:rPr>
-          <w:rFonts w:hint="eastAsia" w:ascii="Times New Roman" w:hAnsi="Times New Roman" w:eastAsia="FangSong" w:cs="Times New Roman"/>
-        </w:rPr>
-        <w:t>或其他异构体</w:t>
-      </w:r>
-      <w:r>
-        <w:rPr>
-          <w:rFonts w:hint="eastAsia" w:ascii="Times New Roman" w:hAnsi="Times New Roman" w:eastAsia="Times New Roman" w:cs="Times New Roman"/>
-        </w:rPr>
-        <w:t>）</w:t>
-      </w:r>
-    </w:p>
-    <w:p>
-      <w:pPr>
-        <w:pStyle w:val="BodyText"/>
-      </w:pPr>
-      <w:r>
-        <w:rPr>
-          <w:rFonts w:hint="eastAsia" w:ascii="Times New Roman" w:hAnsi="Times New Roman" w:eastAsia="FangSong" w:cs="Times New Roman"/>
-          <w:b/>
-          <w:bCs/>
-        </w:rPr>
-        <w:t>题</w:t>
-      </w:r>
-      <w:r>
-        <w:rPr>
-          <w:rFonts w:hint="eastAsia" w:ascii="Times New Roman" w:hAnsi="Times New Roman" w:eastAsia="Times New Roman" w:cs="Times New Roman"/>
-          <w:b/>
-          <w:bCs/>
-        </w:rPr>
-        <w:t>22</w:t>
-      </w:r>
-      <w:r>
-        <w:rPr>
-          <w:rFonts w:hint="eastAsia" w:ascii="Times New Roman" w:hAnsi="Times New Roman" w:eastAsia="FangSong" w:cs="Times New Roman"/>
-          <w:b/>
-          <w:bCs/>
-        </w:rPr>
-        <w:t>解</w:t>
-      </w:r>
-      <w:r>
-        <w:rPr>
-          <w:rFonts w:hint="eastAsia" w:ascii="Times New Roman" w:hAnsi="Times New Roman" w:eastAsia="Times New Roman" w:cs="Times New Roman"/>
-        </w:rPr>
-        <w:t xml:space="preserve">：</w:t>
+          <w:rFonts w:hint="eastAsia" w:ascii="Times New Roman" w:hAnsi="Times New Roman" w:eastAsia="Times New Roman" w:cs="Times New Roman"/>
+        </w:rPr>
+        <w:t>n(</w:t>
+      </w:r>
+      <w:r>
+        <w:rPr>
+          <w:rFonts w:hint="eastAsia" w:ascii="Times New Roman" w:hAnsi="Times New Roman" w:eastAsia="FangSong" w:cs="Times New Roman"/>
+        </w:rPr>
+        <w:t>总</w:t>
+      </w:r>
+      <w:r>
+        <w:rPr>
+          <w:rFonts w:hint="eastAsia" w:ascii="Times New Roman" w:hAnsi="Times New Roman" w:eastAsia="Times New Roman" w:cs="Times New Roman"/>
+        </w:rPr>
+        <w:t>)</w:t>
+      </w:r>
+      <w:r>
+        <w:rPr>
+          <w:rFonts w:ascii="Times New Roman" w:hAnsi="Times New Roman" w:eastAsia="Times New Roman" w:cs="Times New Roman"/>
+        </w:rPr>
+        <w:t xml:space="preserve"> = 0.70 + 2.10 + 0.60 = 3.40 mol</w:t>
       </w:r>
     </w:p>
     <w:p>
@@ -36718,443 +37303,6 @@
         <w:numPr>
           <w:ilvl w:val="0"/>
           <w:numId w:val="1021"/>
-        </w:numPr>
-      </w:pPr>
-      <w:r>
-        <w:rPr>
-          <w:rFonts w:hint="eastAsia" w:ascii="Times New Roman" w:hAnsi="Times New Roman" w:eastAsia="FangSong" w:cs="Times New Roman"/>
-        </w:rPr>
-        <w:t>平衡时各组分的物质的量</w:t>
-      </w:r>
-      <w:r>
-        <w:rPr>
-          <w:rFonts w:hint="eastAsia" w:ascii="Times New Roman" w:hAnsi="Times New Roman" w:eastAsia="Times New Roman" w:cs="Times New Roman"/>
-        </w:rPr>
-        <w:t>：</w:t>
-      </w:r>
-    </w:p>
-    <w:p>
-      <w:pPr>
-        <w:pStyle w:val="FirstParagraph"/>
-      </w:pPr>
-      <w:r>
-        <w:rPr>
-          <w:rFonts w:hint="eastAsia" w:ascii="Times New Roman" w:hAnsi="Times New Roman" w:eastAsia="FangSong" w:cs="Times New Roman"/>
-        </w:rPr>
-        <w:t>反应</w:t>
-      </w:r>
-      <w:r>
-        <w:rPr>
-          <w:rFonts w:hint="eastAsia" w:ascii="Times New Roman" w:hAnsi="Times New Roman" w:eastAsia="Times New Roman" w:cs="Times New Roman"/>
-        </w:rPr>
-        <w:t>：N</w:t>
-      </w:r>
-      <w:r>
-        <w:rPr>
-          <w:rFonts w:hint="eastAsia" w:ascii="Times New Roman" w:hAnsi="Times New Roman" w:eastAsia="Times New Roman" w:cs="Times New Roman"/>
-          <w:vertAlign w:val="subscript"/>
-        </w:rPr>
-        <w:t>2</w:t>
-      </w:r>
-      <w:r>
-        <w:rPr>
-          <w:rFonts w:ascii="Times New Roman" w:hAnsi="Times New Roman" w:eastAsia="Times New Roman" w:cs="Times New Roman"/>
-        </w:rPr>
-        <w:t xml:space="preserve"> + 3H</w:t>
-      </w:r>
-      <w:r>
-        <w:rPr>
-          <w:rFonts w:ascii="Times New Roman" w:hAnsi="Times New Roman" w:eastAsia="Times New Roman" w:cs="Times New Roman"/>
-          <w:vertAlign w:val="subscript"/>
-        </w:rPr>
-        <w:t>2</w:t>
-      </w:r>
-      <w:r>
-        <w:rPr>
-          <w:rFonts w:ascii="Times New Roman" w:hAnsi="Times New Roman" w:eastAsia="Times New Roman" w:cs="Times New Roman"/>
-        </w:rPr>
-        <w:t xml:space="preserve"> → 2NH</w:t>
-      </w:r>
-      <w:r>
-        <w:rPr>
-          <w:rFonts w:ascii="Times New Roman" w:hAnsi="Times New Roman" w:eastAsia="Times New Roman" w:cs="Times New Roman"/>
-          <w:vertAlign w:val="subscript"/>
-        </w:rPr>
-        <w:t>3</w:t>
-      </w:r>
-    </w:p>
-    <w:p>
-      <w:pPr>
-        <w:pStyle w:val="BodyText"/>
-      </w:pPr>
-      <w:r>
-        <w:rPr>
-          <w:rFonts w:hint="eastAsia" w:ascii="Times New Roman" w:hAnsi="Times New Roman" w:eastAsia="FangSong" w:cs="Times New Roman"/>
-        </w:rPr>
-        <w:t>初始</w:t>
-      </w:r>
-      <w:r>
-        <w:rPr>
-          <w:rFonts w:hint="eastAsia" w:ascii="Times New Roman" w:hAnsi="Times New Roman" w:eastAsia="Times New Roman" w:cs="Times New Roman"/>
-        </w:rPr>
-        <w:t>：n(N</w:t>
-      </w:r>
-      <w:r>
-        <w:rPr>
-          <w:rFonts w:hint="eastAsia" w:ascii="Times New Roman" w:hAnsi="Times New Roman" w:eastAsia="Times New Roman" w:cs="Times New Roman"/>
-          <w:vertAlign w:val="subscript"/>
-        </w:rPr>
-        <w:t>2</w:t>
-      </w:r>
-      <w:r>
-        <w:rPr>
-          <w:rFonts w:hint="eastAsia" w:ascii="Times New Roman" w:hAnsi="Times New Roman" w:eastAsia="Times New Roman" w:cs="Times New Roman"/>
-        </w:rPr>
-        <w:t>)</w:t>
-      </w:r>
-      <w:r>
-        <w:rPr>
-          <w:rFonts w:ascii="Times New Roman" w:hAnsi="Times New Roman" w:eastAsia="Times New Roman" w:cs="Times New Roman"/>
-        </w:rPr>
-        <w:t xml:space="preserve"> = 1.00 </w:t>
-      </w:r>
-      <w:r>
-        <w:rPr>
-          <w:rFonts w:hint="eastAsia" w:ascii="Times New Roman" w:hAnsi="Times New Roman" w:eastAsia="Times New Roman" w:cs="Times New Roman"/>
-        </w:rPr>
-        <w:t>mol，n(H</w:t>
-      </w:r>
-      <w:r>
-        <w:rPr>
-          <w:rFonts w:hint="eastAsia" w:ascii="Times New Roman" w:hAnsi="Times New Roman" w:eastAsia="Times New Roman" w:cs="Times New Roman"/>
-          <w:vertAlign w:val="subscript"/>
-        </w:rPr>
-        <w:t>2</w:t>
-      </w:r>
-      <w:r>
-        <w:rPr>
-          <w:rFonts w:hint="eastAsia" w:ascii="Times New Roman" w:hAnsi="Times New Roman" w:eastAsia="Times New Roman" w:cs="Times New Roman"/>
-        </w:rPr>
-        <w:t>)</w:t>
-      </w:r>
-      <w:r>
-        <w:rPr>
-          <w:rFonts w:ascii="Times New Roman" w:hAnsi="Times New Roman" w:eastAsia="Times New Roman" w:cs="Times New Roman"/>
-        </w:rPr>
-        <w:t xml:space="preserve"> = 3.00 </w:t>
-      </w:r>
-      <w:r>
-        <w:rPr>
-          <w:rFonts w:hint="eastAsia" w:ascii="Times New Roman" w:hAnsi="Times New Roman" w:eastAsia="Times New Roman" w:cs="Times New Roman"/>
-        </w:rPr>
-        <w:t>mol，n(NH</w:t>
-      </w:r>
-      <w:r>
-        <w:rPr>
-          <w:rFonts w:hint="eastAsia" w:ascii="Times New Roman" w:hAnsi="Times New Roman" w:eastAsia="Times New Roman" w:cs="Times New Roman"/>
-          <w:vertAlign w:val="subscript"/>
-        </w:rPr>
-        <w:t>3</w:t>
-      </w:r>
-      <w:r>
-        <w:rPr>
-          <w:rFonts w:hint="eastAsia" w:ascii="Times New Roman" w:hAnsi="Times New Roman" w:eastAsia="Times New Roman" w:cs="Times New Roman"/>
-        </w:rPr>
-        <w:t>)</w:t>
-      </w:r>
-      <w:r>
-        <w:rPr>
-          <w:rFonts w:ascii="Times New Roman" w:hAnsi="Times New Roman" w:eastAsia="Times New Roman" w:cs="Times New Roman"/>
-        </w:rPr>
-        <w:t xml:space="preserve"> = 0 mol</w:t>
-      </w:r>
-    </w:p>
-    <w:p>
-      <w:pPr>
-        <w:pStyle w:val="BodyText"/>
-      </w:pPr>
-      <w:r>
-        <w:rPr>
-          <w:rFonts w:hint="eastAsia" w:ascii="Times New Roman" w:hAnsi="Times New Roman" w:eastAsia="Times New Roman" w:cs="Times New Roman"/>
-        </w:rPr>
-        <w:t>N</w:t>
-      </w:r>
-      <w:r>
-        <w:rPr>
-          <w:rFonts w:hint="eastAsia" w:ascii="Times New Roman" w:hAnsi="Times New Roman" w:eastAsia="Times New Roman" w:cs="Times New Roman"/>
-          <w:vertAlign w:val="subscript"/>
-        </w:rPr>
-        <w:t>2</w:t>
-      </w:r>
-      <w:r>
-        <w:rPr>
-          <w:rFonts w:hint="eastAsia" w:ascii="Times New Roman" w:hAnsi="Times New Roman" w:eastAsia="FangSong" w:cs="Times New Roman"/>
-        </w:rPr>
-        <w:t>的转化率</w:t>
-      </w:r>
-      <w:r>
-        <w:rPr>
-          <w:rFonts w:ascii="Times New Roman" w:hAnsi="Times New Roman" w:eastAsia="Times New Roman" w:cs="Times New Roman"/>
-        </w:rPr>
-        <w:t xml:space="preserve"> = </w:t>
-      </w:r>
-      <w:r>
-        <w:rPr>
-          <w:rFonts w:hint="eastAsia" w:ascii="Times New Roman" w:hAnsi="Times New Roman" w:eastAsia="Times New Roman" w:cs="Times New Roman"/>
-        </w:rPr>
-        <w:t>30%，</w:t>
-      </w:r>
-      <w:r>
-        <w:rPr>
-          <w:rFonts w:hint="eastAsia" w:ascii="Times New Roman" w:hAnsi="Times New Roman" w:eastAsia="FangSong" w:cs="Times New Roman"/>
-        </w:rPr>
-        <w:t>所以反应的</w:t>
-      </w:r>
-      <w:r>
-        <w:rPr>
-          <w:rFonts w:hint="eastAsia" w:ascii="Times New Roman" w:hAnsi="Times New Roman" w:eastAsia="Times New Roman" w:cs="Times New Roman"/>
-        </w:rPr>
-        <w:t>N</w:t>
-      </w:r>
-      <w:r>
-        <w:rPr>
-          <w:rFonts w:hint="eastAsia" w:ascii="Times New Roman" w:hAnsi="Times New Roman" w:eastAsia="Times New Roman" w:cs="Times New Roman"/>
-          <w:vertAlign w:val="subscript"/>
-        </w:rPr>
-        <w:t>2</w:t>
-      </w:r>
-      <w:r>
-        <w:rPr>
-          <w:rFonts w:ascii="Times New Roman" w:hAnsi="Times New Roman" w:eastAsia="Times New Roman" w:cs="Times New Roman"/>
-        </w:rPr>
-        <w:t xml:space="preserve"> = 1.00 × 30% = 0.30 mol</w:t>
-      </w:r>
-    </w:p>
-    <w:p>
-      <w:pPr>
-        <w:pStyle w:val="BodyText"/>
-      </w:pPr>
-      <w:r>
-        <w:rPr>
-          <w:rFonts w:hint="eastAsia" w:ascii="Times New Roman" w:hAnsi="Times New Roman" w:eastAsia="FangSong" w:cs="Times New Roman"/>
-        </w:rPr>
-        <w:t>根据化学计量比</w:t>
-      </w:r>
-      <w:r>
-        <w:rPr>
-          <w:rFonts w:hint="eastAsia" w:ascii="Times New Roman" w:hAnsi="Times New Roman" w:eastAsia="Times New Roman" w:cs="Times New Roman"/>
-        </w:rPr>
-        <w:t>：</w:t>
-      </w:r>
-      <w:r>
-        <w:rPr>
-          <w:rFonts w:ascii="Times New Roman" w:hAnsi="Times New Roman" w:eastAsia="Times New Roman" w:cs="Times New Roman"/>
-        </w:rPr>
-        <w:t xml:space="preserve"> </w:t>
-      </w:r>
-      <w:r>
-        <w:rPr>
-          <w:rFonts w:ascii="Times New Roman" w:hAnsi="Times New Roman" w:eastAsia="Times New Roman" w:cs="Times New Roman"/>
-        </w:rPr>
-        <w:t xml:space="preserve">- </w:t>
-      </w:r>
-      <w:r>
-        <w:rPr>
-          <w:rFonts w:hint="eastAsia" w:ascii="Times New Roman" w:hAnsi="Times New Roman" w:eastAsia="FangSong" w:cs="Times New Roman"/>
-        </w:rPr>
-        <w:t>反应的</w:t>
-      </w:r>
-      <w:r>
-        <w:rPr>
-          <w:rFonts w:hint="eastAsia" w:ascii="Times New Roman" w:hAnsi="Times New Roman" w:eastAsia="Times New Roman" w:cs="Times New Roman"/>
-        </w:rPr>
-        <w:t>H</w:t>
-      </w:r>
-      <w:r>
-        <w:rPr>
-          <w:rFonts w:hint="eastAsia" w:ascii="Times New Roman" w:hAnsi="Times New Roman" w:eastAsia="Times New Roman" w:cs="Times New Roman"/>
-          <w:vertAlign w:val="subscript"/>
-        </w:rPr>
-        <w:t>2</w:t>
-      </w:r>
-      <w:r>
-        <w:rPr>
-          <w:rFonts w:ascii="Times New Roman" w:hAnsi="Times New Roman" w:eastAsia="Times New Roman" w:cs="Times New Roman"/>
-        </w:rPr>
-        <w:t xml:space="preserve"> = 0.30 × 3 = 0.90 mol</w:t>
-      </w:r>
-      <w:r>
-        <w:rPr>
-          <w:rFonts w:ascii="Times New Roman" w:hAnsi="Times New Roman" w:eastAsia="Times New Roman" w:cs="Times New Roman"/>
-        </w:rPr>
-        <w:t xml:space="preserve"> </w:t>
-      </w:r>
-      <w:r>
-        <w:rPr>
-          <w:rFonts w:ascii="Times New Roman" w:hAnsi="Times New Roman" w:eastAsia="Times New Roman" w:cs="Times New Roman"/>
-        </w:rPr>
-        <w:t xml:space="preserve">- </w:t>
-      </w:r>
-      <w:r>
-        <w:rPr>
-          <w:rFonts w:hint="eastAsia" w:ascii="Times New Roman" w:hAnsi="Times New Roman" w:eastAsia="FangSong" w:cs="Times New Roman"/>
-        </w:rPr>
-        <w:t>生成的</w:t>
-      </w:r>
-      <w:r>
-        <w:rPr>
-          <w:rFonts w:hint="eastAsia" w:ascii="Times New Roman" w:hAnsi="Times New Roman" w:eastAsia="Times New Roman" w:cs="Times New Roman"/>
-        </w:rPr>
-        <w:t>NH</w:t>
-      </w:r>
-      <w:r>
-        <w:rPr>
-          <w:rFonts w:hint="eastAsia" w:ascii="Times New Roman" w:hAnsi="Times New Roman" w:eastAsia="Times New Roman" w:cs="Times New Roman"/>
-          <w:vertAlign w:val="subscript"/>
-        </w:rPr>
-        <w:t>3</w:t>
-      </w:r>
-      <w:r>
-        <w:rPr>
-          <w:rFonts w:ascii="Times New Roman" w:hAnsi="Times New Roman" w:eastAsia="Times New Roman" w:cs="Times New Roman"/>
-        </w:rPr>
-        <w:t xml:space="preserve"> = 0.30 × 2 = 0.60 mol</w:t>
-      </w:r>
-    </w:p>
-    <w:p>
-      <w:pPr>
-        <w:pStyle w:val="BodyText"/>
-      </w:pPr>
-      <w:r>
-        <w:rPr>
-          <w:rFonts w:hint="eastAsia" w:ascii="Times New Roman" w:hAnsi="Times New Roman" w:eastAsia="FangSong" w:cs="Times New Roman"/>
-        </w:rPr>
-        <w:t>平衡时</w:t>
-      </w:r>
-      <w:r>
-        <w:rPr>
-          <w:rFonts w:hint="eastAsia" w:ascii="Times New Roman" w:hAnsi="Times New Roman" w:eastAsia="Times New Roman" w:cs="Times New Roman"/>
-        </w:rPr>
-        <w:t>：</w:t>
-      </w:r>
-      <w:r>
-        <w:rPr>
-          <w:rFonts w:ascii="Times New Roman" w:hAnsi="Times New Roman" w:eastAsia="Times New Roman" w:cs="Times New Roman"/>
-        </w:rPr>
-        <w:t xml:space="preserve"> </w:t>
-      </w:r>
-      <w:r>
-        <w:rPr>
-          <w:rFonts w:ascii="Times New Roman" w:hAnsi="Times New Roman" w:eastAsia="Times New Roman" w:cs="Times New Roman"/>
-        </w:rPr>
-        <w:t>- n(N</w:t>
-      </w:r>
-      <w:r>
-        <w:rPr>
-          <w:rFonts w:ascii="Times New Roman" w:hAnsi="Times New Roman" w:eastAsia="Times New Roman" w:cs="Times New Roman"/>
-          <w:vertAlign w:val="subscript"/>
-        </w:rPr>
-        <w:t>2</w:t>
-      </w:r>
-      <w:r>
-        <w:rPr>
-          <w:rFonts w:ascii="Times New Roman" w:hAnsi="Times New Roman" w:eastAsia="Times New Roman" w:cs="Times New Roman"/>
-        </w:rPr>
-        <w:t>) = 1.00 - 0.30 = 0.70 mol</w:t>
-      </w:r>
-      <w:r>
-        <w:rPr>
-          <w:rFonts w:ascii="Times New Roman" w:hAnsi="Times New Roman" w:eastAsia="Times New Roman" w:cs="Times New Roman"/>
-        </w:rPr>
-        <w:t xml:space="preserve"> </w:t>
-      </w:r>
-      <w:r>
-        <w:rPr>
-          <w:rFonts w:ascii="Times New Roman" w:hAnsi="Times New Roman" w:eastAsia="Times New Roman" w:cs="Times New Roman"/>
-        </w:rPr>
-        <w:t>- n(H</w:t>
-      </w:r>
-      <w:r>
-        <w:rPr>
-          <w:rFonts w:ascii="Times New Roman" w:hAnsi="Times New Roman" w:eastAsia="Times New Roman" w:cs="Times New Roman"/>
-          <w:vertAlign w:val="subscript"/>
-        </w:rPr>
-        <w:t>2</w:t>
-      </w:r>
-      <w:r>
-        <w:rPr>
-          <w:rFonts w:ascii="Times New Roman" w:hAnsi="Times New Roman" w:eastAsia="Times New Roman" w:cs="Times New Roman"/>
-        </w:rPr>
-        <w:t>) = 3.00 - 0.90 = 2.10 mol</w:t>
-      </w:r>
-      <w:r>
-        <w:rPr>
-          <w:rFonts w:ascii="Times New Roman" w:hAnsi="Times New Roman" w:eastAsia="Times New Roman" w:cs="Times New Roman"/>
-        </w:rPr>
-        <w:t xml:space="preserve"> </w:t>
-      </w:r>
-      <w:r>
-        <w:rPr>
-          <w:rFonts w:ascii="Times New Roman" w:hAnsi="Times New Roman" w:eastAsia="Times New Roman" w:cs="Times New Roman"/>
-        </w:rPr>
-        <w:t>- n(NH</w:t>
-      </w:r>
-      <w:r>
-        <w:rPr>
-          <w:rFonts w:ascii="Times New Roman" w:hAnsi="Times New Roman" w:eastAsia="Times New Roman" w:cs="Times New Roman"/>
-          <w:vertAlign w:val="subscript"/>
-        </w:rPr>
-        <w:t>3</w:t>
-      </w:r>
-      <w:r>
-        <w:rPr>
-          <w:rFonts w:ascii="Times New Roman" w:hAnsi="Times New Roman" w:eastAsia="Times New Roman" w:cs="Times New Roman"/>
-        </w:rPr>
-        <w:t>) = 0 + 0.60 = 0.60 mol</w:t>
-      </w:r>
-      <w:r>
-        <w:rPr>
-          <w:rFonts w:ascii="Times New Roman" w:hAnsi="Times New Roman" w:eastAsia="Times New Roman" w:cs="Times New Roman"/>
-        </w:rPr>
-        <w:t xml:space="preserve"> </w:t>
-      </w:r>
-      <w:r>
-        <w:rPr>
-          <w:rFonts w:ascii="Times New Roman" w:hAnsi="Times New Roman" w:eastAsia="Times New Roman" w:cs="Times New Roman"/>
-        </w:rPr>
-        <w:t xml:space="preserve">- </w:t>
-      </w:r>
-      <w:r>
-        <w:rPr>
-          <w:rFonts w:hint="eastAsia" w:ascii="Times New Roman" w:hAnsi="Times New Roman" w:eastAsia="Times New Roman" w:cs="Times New Roman"/>
-        </w:rPr>
-        <w:t>n(</w:t>
-      </w:r>
-      <w:r>
-        <w:rPr>
-          <w:rFonts w:hint="eastAsia" w:ascii="Times New Roman" w:hAnsi="Times New Roman" w:eastAsia="FangSong" w:cs="Times New Roman"/>
-        </w:rPr>
-        <w:t>总</w:t>
-      </w:r>
-      <w:r>
-        <w:rPr>
-          <w:rFonts w:hint="eastAsia" w:ascii="Times New Roman" w:hAnsi="Times New Roman" w:eastAsia="Times New Roman" w:cs="Times New Roman"/>
-        </w:rPr>
-        <w:t>)</w:t>
-      </w:r>
-      <w:r>
-        <w:rPr>
-          <w:rFonts w:ascii="Times New Roman" w:hAnsi="Times New Roman" w:eastAsia="Times New Roman" w:cs="Times New Roman"/>
-        </w:rPr>
-        <w:t xml:space="preserve"> = 0.70 + 2.10 + 0.60 = 3.40 mol</w:t>
-      </w:r>
-    </w:p>
-    <w:p>
-      <w:pPr>
-        <w:pStyle w:val="Compact"/>
-        <w:numPr>
-          <w:ilvl w:val="0"/>
-          <w:numId w:val="1022"/>
         </w:numPr>
       </w:pPr>
       <w:r>
@@ -37426,7 +37574,7 @@
         <w:pStyle w:val="Compact"/>
         <w:numPr>
           <w:ilvl w:val="0"/>
-          <w:numId w:val="1023"/>
+          <w:numId w:val="1022"/>
         </w:numPr>
       </w:pPr>
       <w:r>
@@ -37716,7 +37864,7 @@
         <w:pStyle w:val="Compact"/>
         <w:numPr>
           <w:ilvl w:val="0"/>
-          <w:numId w:val="1024"/>
+          <w:numId w:val="1023"/>
         </w:numPr>
       </w:pPr>
       <w:r>
@@ -38030,28 +38178,123 @@
         <w:pStyle w:val="Compact"/>
         <w:numPr>
           <w:ilvl w:val="0"/>
+          <w:numId w:val="1024"/>
+        </w:numPr>
+      </w:pPr>
+      <w:r>
+        <w:rPr>
+          <w:rFonts w:hint="eastAsia" w:ascii="Times New Roman" w:hAnsi="Times New Roman" w:eastAsia="FangSong" w:cs="Times New Roman"/>
+          <w:b/>
+          <w:bCs/>
+        </w:rPr>
+        <w:t xml:space="preserve">理想气体状态方程</w:t>
+      </w:r>
+      <w:r>
+        <w:rPr>
+          <w:rFonts w:hint="eastAsia" w:ascii="Times New Roman" w:hAnsi="Times New Roman" w:eastAsia="Times New Roman" w:cs="Times New Roman"/>
+        </w:rPr>
+        <w:t xml:space="preserve">：pV</w:t>
+      </w:r>
+      <w:r>
+        <w:rPr>
+          <w:rFonts w:ascii="Times New Roman" w:hAnsi="Times New Roman" w:eastAsia="Times New Roman" w:cs="Times New Roman"/>
+        </w:rPr>
+        <w:t xml:space="preserve"> = nRT</w:t>
+      </w:r>
+    </w:p>
+    <w:p>
+      <w:pPr>
+        <w:pStyle w:val="Compact"/>
+        <w:numPr>
+          <w:ilvl w:val="1"/>
           <w:numId w:val="1025"/>
         </w:numPr>
       </w:pPr>
       <w:r>
         <w:rPr>
           <w:rFonts w:hint="eastAsia" w:ascii="Times New Roman" w:hAnsi="Times New Roman" w:eastAsia="FangSong" w:cs="Times New Roman"/>
+        </w:rPr>
+        <w:t>适用条件</w:t>
+      </w:r>
+      <w:r>
+        <w:rPr>
+          <w:rFonts w:hint="eastAsia" w:ascii="Times New Roman" w:hAnsi="Times New Roman" w:eastAsia="Times New Roman" w:cs="Times New Roman"/>
+        </w:rPr>
+        <w:t>：</w:t>
+      </w:r>
+      <w:r>
+        <w:rPr>
+          <w:rFonts w:hint="eastAsia" w:ascii="Times New Roman" w:hAnsi="Times New Roman" w:eastAsia="FangSong" w:cs="Times New Roman"/>
+        </w:rPr>
+        <w:t>低压高温</w:t>
+      </w:r>
+    </w:p>
+    <w:p>
+      <w:pPr>
+        <w:pStyle w:val="Compact"/>
+        <w:numPr>
+          <w:ilvl w:val="1"/>
+          <w:numId w:val="1025"/>
+        </w:numPr>
+      </w:pPr>
+      <w:r>
+        <w:rPr>
+          <w:rFonts w:hint="eastAsia" w:ascii="Times New Roman" w:hAnsi="Times New Roman" w:eastAsia="Times New Roman" w:cs="Times New Roman"/>
+        </w:rPr>
+        <w:t>R</w:t>
+      </w:r>
+      <w:r>
+        <w:rPr>
+          <w:rFonts w:hint="eastAsia" w:ascii="Times New Roman" w:hAnsi="Times New Roman" w:eastAsia="FangSong" w:cs="Times New Roman"/>
+        </w:rPr>
+        <w:t>值由</w:t>
+      </w:r>
+      <w:r>
+        <w:rPr>
+          <w:rFonts w:hint="eastAsia" w:ascii="Times New Roman" w:hAnsi="Times New Roman" w:eastAsia="Times New Roman" w:cs="Times New Roman"/>
+        </w:rPr>
+        <w:t>p</w:t>
+      </w:r>
+      <w:r>
+        <w:rPr>
+          <w:rFonts w:hint="eastAsia" w:ascii="Times New Roman" w:hAnsi="Times New Roman" w:eastAsia="FangSong" w:cs="Times New Roman"/>
+        </w:rPr>
+        <w:t>和</w:t>
+      </w:r>
+      <w:r>
+        <w:rPr>
+          <w:rFonts w:hint="eastAsia" w:ascii="Times New Roman" w:hAnsi="Times New Roman" w:eastAsia="Times New Roman" w:cs="Times New Roman"/>
+        </w:rPr>
+        <w:t>V</w:t>
+      </w:r>
+      <w:r>
+        <w:rPr>
+          <w:rFonts w:hint="eastAsia" w:ascii="Times New Roman" w:hAnsi="Times New Roman" w:eastAsia="FangSong" w:cs="Times New Roman"/>
+        </w:rPr>
+        <w:t>的单位决定</w:t>
+      </w:r>
+    </w:p>
+    <w:p>
+      <w:pPr>
+        <w:pStyle w:val="Compact"/>
+        <w:numPr>
+          <w:ilvl w:val="0"/>
+          <w:numId w:val="1024"/>
+        </w:numPr>
+      </w:pPr>
+      <w:r>
+        <w:rPr>
+          <w:rFonts w:hint="eastAsia" w:ascii="Times New Roman" w:hAnsi="Times New Roman" w:eastAsia="FangSong" w:cs="Times New Roman"/>
           <w:b/>
           <w:bCs/>
         </w:rPr>
-        <w:t xml:space="preserve">理想气体状态方程</w:t>
-      </w:r>
-      <w:r>
-        <w:rPr>
-          <w:rFonts w:hint="eastAsia" w:ascii="Times New Roman" w:hAnsi="Times New Roman" w:eastAsia="Times New Roman" w:cs="Times New Roman"/>
-        </w:rPr>
-        <w:t xml:space="preserve">：pV</w:t>
-      </w:r>
-      <w:r>
-        <w:rPr>
-          <w:rFonts w:ascii="Times New Roman" w:hAnsi="Times New Roman" w:eastAsia="Times New Roman" w:cs="Times New Roman"/>
-        </w:rPr>
-        <w:t xml:space="preserve"> = nRT</w:t>
+        <w:t xml:space="preserve">三种变形</w:t>
+      </w:r>
+      <w:r>
+        <w:rPr>
+          <w:rFonts w:hint="eastAsia" w:ascii="Times New Roman" w:hAnsi="Times New Roman" w:eastAsia="Times New Roman" w:cs="Times New Roman"/>
+        </w:rPr>
+        <w:t xml:space="preserve">：</w:t>
       </w:r>
     </w:p>
     <w:p>
@@ -38066,19 +38309,19 @@
         <w:rPr>
           <w:rFonts w:hint="eastAsia" w:ascii="Times New Roman" w:hAnsi="Times New Roman" w:eastAsia="FangSong" w:cs="Times New Roman"/>
         </w:rPr>
-        <w:t>适用条件</w:t>
-      </w:r>
-      <w:r>
-        <w:rPr>
-          <w:rFonts w:hint="eastAsia" w:ascii="Times New Roman" w:hAnsi="Times New Roman" w:eastAsia="Times New Roman" w:cs="Times New Roman"/>
-        </w:rPr>
-        <w:t>：</w:t>
-      </w:r>
-      <w:r>
-        <w:rPr>
-          <w:rFonts w:hint="eastAsia" w:ascii="Times New Roman" w:hAnsi="Times New Roman" w:eastAsia="FangSong" w:cs="Times New Roman"/>
-        </w:rPr>
-        <w:t>低压高温</w:t>
+        <w:t>求</w:t>
+      </w:r>
+      <w:r>
+        <w:rPr>
+          <w:rFonts w:hint="eastAsia" w:ascii="Times New Roman" w:hAnsi="Times New Roman" w:eastAsia="Times New Roman" w:cs="Times New Roman"/>
+        </w:rPr>
+        <w:t>n：n</w:t>
+      </w:r>
+      <w:r>
+        <w:rPr>
+          <w:rFonts w:ascii="Times New Roman" w:hAnsi="Times New Roman" w:eastAsia="Times New Roman" w:cs="Times New Roman"/>
+        </w:rPr>
+        <w:t xml:space="preserve"> = pV/RT</w:t>
       </w:r>
     </w:p>
     <w:p>
@@ -38091,27 +38334,49 @@
       </w:pPr>
       <w:r>
         <w:rPr>
-          <w:rFonts w:hint="eastAsia" w:ascii="Times New Roman" w:hAnsi="Times New Roman" w:eastAsia="Times New Roman" w:cs="Times New Roman"/>
-        </w:rPr>
-        <w:t>R</w:t>
-      </w:r>
-      <w:r>
-        <w:rPr>
-          <w:rFonts w:hint="eastAsia" w:ascii="Times New Roman" w:hAnsi="Times New Roman" w:eastAsia="FangSong" w:cs="Times New Roman"/>
-        </w:rPr>
-        <w:t>值由</w:t>
-      </w:r>
-      <w:r>
-        <w:rPr>
-          <w:rFonts w:hint="eastAsia" w:ascii="Times New Roman" w:hAnsi="Times New Roman" w:eastAsia="Times New Roman" w:cs="Times New Roman"/>
-        </w:rPr>
-        <w:t>p</w:t>
-      </w:r>
-      <w:r>
-        <w:rPr>
-          <w:rFonts w:hint="eastAsia" w:ascii="Times New Roman" w:hAnsi="Times New Roman" w:eastAsia="FangSong" w:cs="Times New Roman"/>
-        </w:rPr>
-        <w:t>和</w:t>
+          <w:rFonts w:hint="eastAsia" w:ascii="Times New Roman" w:hAnsi="Times New Roman" w:eastAsia="FangSong" w:cs="Times New Roman"/>
+        </w:rPr>
+        <w:t>求</w:t>
+      </w:r>
+      <w:r>
+        <w:rPr>
+          <w:rFonts w:hint="eastAsia" w:ascii="Times New Roman" w:hAnsi="Times New Roman" w:eastAsia="Times New Roman" w:cs="Times New Roman"/>
+        </w:rPr>
+        <w:t>M：M</w:t>
+      </w:r>
+      <w:r>
+        <w:rPr>
+          <w:rFonts w:ascii="Times New Roman" w:hAnsi="Times New Roman" w:eastAsia="Times New Roman" w:cs="Times New Roman"/>
+        </w:rPr>
+        <w:t xml:space="preserve"> = ρRT/p</w:t>
+      </w:r>
+    </w:p>
+    <w:p>
+      <w:pPr>
+        <w:pStyle w:val="Compact"/>
+        <w:numPr>
+          <w:ilvl w:val="1"/>
+          <w:numId w:val="1026"/>
+        </w:numPr>
+      </w:pPr>
+      <w:r>
+        <w:rPr>
+          <w:rFonts w:hint="eastAsia" w:ascii="Times New Roman" w:hAnsi="Times New Roman" w:eastAsia="FangSong" w:cs="Times New Roman"/>
+        </w:rPr>
+        <w:t>状态变化</w:t>
+      </w:r>
+      <w:r>
+        <w:rPr>
+          <w:rFonts w:hint="eastAsia" w:ascii="Times New Roman" w:hAnsi="Times New Roman" w:eastAsia="Times New Roman" w:cs="Times New Roman"/>
+        </w:rPr>
+        <w:t>：p</w:t>
+      </w:r>
+      <w:r>
+        <w:rPr>
+          <w:rFonts w:hint="eastAsia" w:ascii="Times New Roman" w:hAnsi="Times New Roman" w:eastAsia="Times New Roman" w:cs="Times New Roman"/>
+          <w:vertAlign w:val="subscript"/>
+        </w:rPr>
+        <w:t>1</w:t>
       </w:r>
       <w:r>
         <w:rPr>
@@ -38121,9 +38386,62 @@
       </w:r>
       <w:r>
         <w:rPr>
-          <w:rFonts w:hint="eastAsia" w:ascii="Times New Roman" w:hAnsi="Times New Roman" w:eastAsia="FangSong" w:cs="Times New Roman"/>
-        </w:rPr>
-        <w:t>的单位决定</w:t>
+          <w:rFonts w:hint="eastAsia" w:ascii="Times New Roman" w:hAnsi="Times New Roman" w:eastAsia="Times New Roman" w:cs="Times New Roman"/>
+          <w:vertAlign w:val="subscript"/>
+        </w:rPr>
+        <w:t>1</w:t>
+      </w:r>
+      <w:r>
+        <w:rPr>
+          <w:rFonts w:hint="eastAsia" w:ascii="Times New Roman" w:hAnsi="Times New Roman" w:eastAsia="Times New Roman" w:cs="Times New Roman"/>
+        </w:rPr>
+        <w:t>/T</w:t>
+      </w:r>
+      <w:r>
+        <w:rPr>
+          <w:rFonts w:hint="eastAsia" w:ascii="Times New Roman" w:hAnsi="Times New Roman" w:eastAsia="Times New Roman" w:cs="Times New Roman"/>
+          <w:vertAlign w:val="subscript"/>
+        </w:rPr>
+        <w:t>1</w:t>
+      </w:r>
+      <w:r>
+        <w:rPr>
+          <w:rFonts w:ascii="Times New Roman" w:hAnsi="Times New Roman" w:eastAsia="Times New Roman" w:cs="Times New Roman"/>
+        </w:rPr>
+        <w:t xml:space="preserve"> = p</w:t>
+      </w:r>
+      <w:r>
+        <w:rPr>
+          <w:rFonts w:ascii="Times New Roman" w:hAnsi="Times New Roman" w:eastAsia="Times New Roman" w:cs="Times New Roman"/>
+          <w:vertAlign w:val="subscript"/>
+        </w:rPr>
+        <w:t>2</w:t>
+      </w:r>
+      <w:r>
+        <w:rPr>
+          <w:rFonts w:ascii="Times New Roman" w:hAnsi="Times New Roman" w:eastAsia="Times New Roman" w:cs="Times New Roman"/>
+        </w:rPr>
+        <w:t>V</w:t>
+      </w:r>
+      <w:r>
+        <w:rPr>
+          <w:rFonts w:ascii="Times New Roman" w:hAnsi="Times New Roman" w:eastAsia="Times New Roman" w:cs="Times New Roman"/>
+          <w:vertAlign w:val="subscript"/>
+        </w:rPr>
+        <w:t>2</w:t>
+      </w:r>
+      <w:r>
+        <w:rPr>
+          <w:rFonts w:ascii="Times New Roman" w:hAnsi="Times New Roman" w:eastAsia="Times New Roman" w:cs="Times New Roman"/>
+        </w:rPr>
+        <w:t>/T</w:t>
+      </w:r>
+      <w:r>
+        <w:rPr>
+          <w:rFonts w:ascii="Times New Roman" w:hAnsi="Times New Roman" w:eastAsia="Times New Roman" w:cs="Times New Roman"/>
+          <w:vertAlign w:val="subscript"/>
+        </w:rPr>
+        <w:t>2</w:t>
       </w:r>
     </w:p>
     <w:p>
@@ -38131,16 +38449,24 @@
         <w:pStyle w:val="Compact"/>
         <w:numPr>
           <w:ilvl w:val="0"/>
-          <w:numId w:val="1025"/>
+          <w:numId w:val="1024"/>
         </w:numPr>
       </w:pPr>
       <w:r>
         <w:rPr>
-          <w:rFonts w:hint="eastAsia" w:ascii="Times New Roman" w:hAnsi="Times New Roman" w:eastAsia="FangSong" w:cs="Times New Roman"/>
+          <w:rFonts w:hint="eastAsia" w:ascii="Times New Roman" w:hAnsi="Times New Roman" w:eastAsia="Times New Roman" w:cs="Times New Roman"/>
           <w:b/>
           <w:bCs/>
         </w:rPr>
-        <w:t xml:space="preserve">三种变形</w:t>
+        <w:t>Dalton</w:t>
+      </w:r>
+      <w:r>
+        <w:rPr>
+          <w:rFonts w:hint="eastAsia" w:ascii="Times New Roman" w:hAnsi="Times New Roman" w:eastAsia="FangSong" w:cs="Times New Roman"/>
+          <w:b/>
+          <w:bCs/>
+        </w:rPr>
+        <w:t>分压定律</w:t>
       </w:r>
       <w:r>
         <w:rPr>
@@ -38159,21 +38485,28 @@
       </w:pPr>
       <w:r>
         <w:rPr>
-          <w:rFonts w:hint="eastAsia" w:ascii="Times New Roman" w:hAnsi="Times New Roman" w:eastAsia="FangSong" w:cs="Times New Roman"/>
-        </w:rPr>
-        <w:t>求</w:t>
-      </w:r>
-      <w:r>
-        <w:rPr>
-          <w:rFonts w:hint="eastAsia" w:ascii="Times New Roman" w:hAnsi="Times New Roman" w:eastAsia="Times New Roman" w:cs="Times New Roman"/>
-        </w:rPr>
-        <w:t>n：n</w:t>
-      </w:r>
-      <w:r>
-        <w:rPr>
-          <w:rFonts w:ascii="Times New Roman" w:hAnsi="Times New Roman" w:eastAsia="Times New Roman" w:cs="Times New Roman"/>
-        </w:rPr>
-        <w:t xml:space="preserve"> = pV/RT</w:t>
+          <w:rFonts w:hint="eastAsia" w:ascii="Times New Roman" w:hAnsi="Times New Roman" w:eastAsia="Times New Roman" w:cs="Times New Roman"/>
+        </w:rPr>
+        <w:t>p</w:t>
+      </w:r>
+      <w:r>
+        <w:rPr>
+          <w:rFonts w:hint="eastAsia" w:ascii="Times New Roman" w:hAnsi="Times New Roman" w:eastAsia="FangSong" w:cs="Times New Roman"/>
+        </w:rPr>
+        <w:t>总</w:t>
+      </w:r>
+      <w:r>
+        <w:rPr>
+          <w:rFonts w:ascii="Times New Roman" w:hAnsi="Times New Roman" w:eastAsia="Times New Roman" w:cs="Times New Roman"/>
+        </w:rPr>
+        <w:t xml:space="preserve"> = Σp</w:t>
+      </w:r>
+      <w:r>
+        <w:rPr>
+          <w:rFonts w:ascii="Times New Roman" w:hAnsi="Times New Roman" w:eastAsia="Times New Roman" w:cs="Times New Roman"/>
+          <w:vertAlign w:val="subscript"/>
+        </w:rPr>
+        <w:t>i</w:t>
       </w:r>
     </w:p>
     <w:p>
@@ -38186,114 +38519,47 @@
       </w:pPr>
       <w:r>
         <w:rPr>
-          <w:rFonts w:hint="eastAsia" w:ascii="Times New Roman" w:hAnsi="Times New Roman" w:eastAsia="FangSong" w:cs="Times New Roman"/>
-        </w:rPr>
-        <w:t>求</w:t>
-      </w:r>
-      <w:r>
-        <w:rPr>
-          <w:rFonts w:hint="eastAsia" w:ascii="Times New Roman" w:hAnsi="Times New Roman" w:eastAsia="Times New Roman" w:cs="Times New Roman"/>
-        </w:rPr>
-        <w:t>M：M</w:t>
-      </w:r>
-      <w:r>
-        <w:rPr>
-          <w:rFonts w:ascii="Times New Roman" w:hAnsi="Times New Roman" w:eastAsia="Times New Roman" w:cs="Times New Roman"/>
-        </w:rPr>
-        <w:t xml:space="preserve"> = ρRT/p</w:t>
-      </w:r>
-    </w:p>
-    <w:p>
-      <w:pPr>
-        <w:pStyle w:val="Compact"/>
-        <w:numPr>
-          <w:ilvl w:val="1"/>
-          <w:numId w:val="1027"/>
-        </w:numPr>
-      </w:pPr>
-      <w:r>
-        <w:rPr>
-          <w:rFonts w:hint="eastAsia" w:ascii="Times New Roman" w:hAnsi="Times New Roman" w:eastAsia="FangSong" w:cs="Times New Roman"/>
-        </w:rPr>
-        <w:t>状态变化</w:t>
-      </w:r>
-      <w:r>
-        <w:rPr>
-          <w:rFonts w:hint="eastAsia" w:ascii="Times New Roman" w:hAnsi="Times New Roman" w:eastAsia="Times New Roman" w:cs="Times New Roman"/>
-        </w:rPr>
-        <w:t>：p</w:t>
-      </w:r>
-      <w:r>
-        <w:rPr>
-          <w:rFonts w:hint="eastAsia" w:ascii="Times New Roman" w:hAnsi="Times New Roman" w:eastAsia="Times New Roman" w:cs="Times New Roman"/>
+          <w:rFonts w:ascii="Times New Roman" w:hAnsi="Times New Roman" w:eastAsia="Times New Roman" w:cs="Times New Roman"/>
+        </w:rPr>
+        <w:t>p</w:t>
+      </w:r>
+      <w:r>
+        <w:rPr>
+          <w:rFonts w:ascii="Times New Roman" w:hAnsi="Times New Roman" w:eastAsia="Times New Roman" w:cs="Times New Roman"/>
           <w:vertAlign w:val="subscript"/>
         </w:rPr>
-        <w:t>1</w:t>
-      </w:r>
-      <w:r>
-        <w:rPr>
-          <w:rFonts w:hint="eastAsia" w:ascii="Times New Roman" w:hAnsi="Times New Roman" w:eastAsia="Times New Roman" w:cs="Times New Roman"/>
-        </w:rPr>
-        <w:t>V</w:t>
-      </w:r>
-      <w:r>
-        <w:rPr>
-          <w:rFonts w:hint="eastAsia" w:ascii="Times New Roman" w:hAnsi="Times New Roman" w:eastAsia="Times New Roman" w:cs="Times New Roman"/>
+        <w:t>i</w:t>
+      </w:r>
+      <w:r>
+        <w:rPr>
+          <w:rFonts w:ascii="Times New Roman" w:hAnsi="Times New Roman" w:eastAsia="Times New Roman" w:cs="Times New Roman"/>
+        </w:rPr>
+        <w:t xml:space="preserve"> = x</w:t>
+      </w:r>
+      <w:r>
+        <w:rPr>
+          <w:rFonts w:ascii="Times New Roman" w:hAnsi="Times New Roman" w:eastAsia="Times New Roman" w:cs="Times New Roman"/>
           <w:vertAlign w:val="subscript"/>
         </w:rPr>
-        <w:t>1</w:t>
-      </w:r>
-      <w:r>
-        <w:rPr>
-          <w:rFonts w:hint="eastAsia" w:ascii="Times New Roman" w:hAnsi="Times New Roman" w:eastAsia="Times New Roman" w:cs="Times New Roman"/>
-        </w:rPr>
-        <w:t>/T</w:t>
-      </w:r>
-      <w:r>
-        <w:rPr>
-          <w:rFonts w:hint="eastAsia" w:ascii="Times New Roman" w:hAnsi="Times New Roman" w:eastAsia="Times New Roman" w:cs="Times New Roman"/>
-          <w:vertAlign w:val="subscript"/>
-        </w:rPr>
-        <w:t>1</w:t>
-      </w:r>
-      <w:r>
-        <w:rPr>
-          <w:rFonts w:ascii="Times New Roman" w:hAnsi="Times New Roman" w:eastAsia="Times New Roman" w:cs="Times New Roman"/>
-        </w:rPr>
-        <w:t xml:space="preserve"> = p</w:t>
-      </w:r>
-      <w:r>
-        <w:rPr>
-          <w:rFonts w:ascii="Times New Roman" w:hAnsi="Times New Roman" w:eastAsia="Times New Roman" w:cs="Times New Roman"/>
-          <w:vertAlign w:val="subscript"/>
-        </w:rPr>
-        <w:t>2</w:t>
-      </w:r>
-      <w:r>
-        <w:rPr>
-          <w:rFonts w:ascii="Times New Roman" w:hAnsi="Times New Roman" w:eastAsia="Times New Roman" w:cs="Times New Roman"/>
-        </w:rPr>
-        <w:t>V</w:t>
-      </w:r>
-      <w:r>
-        <w:rPr>
-          <w:rFonts w:ascii="Times New Roman" w:hAnsi="Times New Roman" w:eastAsia="Times New Roman" w:cs="Times New Roman"/>
-          <w:vertAlign w:val="subscript"/>
-        </w:rPr>
-        <w:t>2</w:t>
-      </w:r>
-      <w:r>
-        <w:rPr>
-          <w:rFonts w:ascii="Times New Roman" w:hAnsi="Times New Roman" w:eastAsia="Times New Roman" w:cs="Times New Roman"/>
-        </w:rPr>
-        <w:t>/T</w:t>
-      </w:r>
-      <w:r>
-        <w:rPr>
-          <w:rFonts w:ascii="Times New Roman" w:hAnsi="Times New Roman" w:eastAsia="Times New Roman" w:cs="Times New Roman"/>
-          <w:vertAlign w:val="subscript"/>
-        </w:rPr>
-        <w:t>2</w:t>
+        <w:t>i</w:t>
+      </w:r>
+      <w:r>
+        <w:rPr>
+          <w:rFonts w:ascii="Times New Roman" w:hAnsi="Times New Roman" w:eastAsia="Times New Roman" w:cs="Times New Roman"/>
+        </w:rPr>
+        <w:t xml:space="preserve"> × </w:t>
+      </w:r>
+      <w:r>
+        <w:rPr>
+          <w:rFonts w:hint="eastAsia" w:ascii="Times New Roman" w:hAnsi="Times New Roman" w:eastAsia="Times New Roman" w:cs="Times New Roman"/>
+        </w:rPr>
+        <w:t>p</w:t>
+      </w:r>
+      <w:r>
+        <w:rPr>
+          <w:rFonts w:hint="eastAsia" w:ascii="Times New Roman" w:hAnsi="Times New Roman" w:eastAsia="FangSong" w:cs="Times New Roman"/>
+        </w:rPr>
+        <w:t>总</w:t>
       </w:r>
     </w:p>
     <w:p>
@@ -38301,24 +38567,16 @@
         <w:pStyle w:val="Compact"/>
         <w:numPr>
           <w:ilvl w:val="0"/>
-          <w:numId w:val="1025"/>
+          <w:numId w:val="1024"/>
         </w:numPr>
       </w:pPr>
       <w:r>
         <w:rPr>
-          <w:rFonts w:hint="eastAsia" w:ascii="Times New Roman" w:hAnsi="Times New Roman" w:eastAsia="Times New Roman" w:cs="Times New Roman"/>
+          <w:rFonts w:hint="eastAsia" w:ascii="Times New Roman" w:hAnsi="Times New Roman" w:eastAsia="FangSong" w:cs="Times New Roman"/>
           <w:b/>
           <w:bCs/>
         </w:rPr>
-        <w:t>Dalton</w:t>
-      </w:r>
-      <w:r>
-        <w:rPr>
-          <w:rFonts w:hint="eastAsia" w:ascii="Times New Roman" w:hAnsi="Times New Roman" w:eastAsia="FangSong" w:cs="Times New Roman"/>
-          <w:b/>
-          <w:bCs/>
-        </w:rPr>
-        <w:t>分压定律</w:t>
+        <w:t xml:space="preserve">排水集气法</w:t>
       </w:r>
       <w:r>
         <w:rPr>
@@ -38345,20 +38603,43 @@
         <w:rPr>
           <w:rFonts w:hint="eastAsia" w:ascii="Times New Roman" w:hAnsi="Times New Roman" w:eastAsia="FangSong" w:cs="Times New Roman"/>
         </w:rPr>
-        <w:t>总</w:t>
-      </w:r>
-      <w:r>
-        <w:rPr>
-          <w:rFonts w:ascii="Times New Roman" w:hAnsi="Times New Roman" w:eastAsia="Times New Roman" w:cs="Times New Roman"/>
-        </w:rPr>
-        <w:t xml:space="preserve"> = Σp</w:t>
-      </w:r>
-      <w:r>
-        <w:rPr>
-          <w:rFonts w:ascii="Times New Roman" w:hAnsi="Times New Roman" w:eastAsia="Times New Roman" w:cs="Times New Roman"/>
-          <w:vertAlign w:val="subscript"/>
-        </w:rPr>
-        <w:t>i</w:t>
+        <w:t>干</w:t>
+      </w:r>
+      <w:r>
+        <w:rPr>
+          <w:rFonts w:ascii="Times New Roman" w:hAnsi="Times New Roman" w:eastAsia="Times New Roman" w:cs="Times New Roman"/>
+        </w:rPr>
+        <w:t xml:space="preserve"> = </w:t>
+      </w:r>
+      <w:r>
+        <w:rPr>
+          <w:rFonts w:hint="eastAsia" w:ascii="Times New Roman" w:hAnsi="Times New Roman" w:eastAsia="Times New Roman" w:cs="Times New Roman"/>
+        </w:rPr>
+        <w:t>p</w:t>
+      </w:r>
+      <w:r>
+        <w:rPr>
+          <w:rFonts w:hint="eastAsia" w:ascii="Times New Roman" w:hAnsi="Times New Roman" w:eastAsia="FangSong" w:cs="Times New Roman"/>
+        </w:rPr>
+        <w:t>湿</w:t>
+      </w:r>
+      <w:r>
+        <w:rPr>
+          <w:rFonts w:ascii="Times New Roman" w:hAnsi="Times New Roman" w:eastAsia="Times New Roman" w:cs="Times New Roman"/>
+        </w:rPr>
+        <w:t xml:space="preserve"> - </w:t>
+      </w:r>
+      <w:r>
+        <w:rPr>
+          <w:rFonts w:hint="eastAsia" w:ascii="Times New Roman" w:hAnsi="Times New Roman" w:eastAsia="Times New Roman" w:cs="Times New Roman"/>
+        </w:rPr>
+        <w:t>p</w:t>
+      </w:r>
+      <w:r>
+        <w:rPr>
+          <w:rFonts w:hint="eastAsia" w:ascii="Times New Roman" w:hAnsi="Times New Roman" w:eastAsia="FangSong" w:cs="Times New Roman"/>
+        </w:rPr>
+        <w:t>水</w:t>
       </w:r>
     </w:p>
     <w:p>
@@ -38371,47 +38652,9 @@
       </w:pPr>
       <w:r>
         <w:rPr>
-          <w:rFonts w:ascii="Times New Roman" w:hAnsi="Times New Roman" w:eastAsia="Times New Roman" w:cs="Times New Roman"/>
-        </w:rPr>
-        <w:t>p</w:t>
-      </w:r>
-      <w:r>
-        <w:rPr>
-          <w:rFonts w:ascii="Times New Roman" w:hAnsi="Times New Roman" w:eastAsia="Times New Roman" w:cs="Times New Roman"/>
-          <w:vertAlign w:val="subscript"/>
-        </w:rPr>
-        <w:t>i</w:t>
-      </w:r>
-      <w:r>
-        <w:rPr>
-          <w:rFonts w:ascii="Times New Roman" w:hAnsi="Times New Roman" w:eastAsia="Times New Roman" w:cs="Times New Roman"/>
-        </w:rPr>
-        <w:t xml:space="preserve"> = x</w:t>
-      </w:r>
-      <w:r>
-        <w:rPr>
-          <w:rFonts w:ascii="Times New Roman" w:hAnsi="Times New Roman" w:eastAsia="Times New Roman" w:cs="Times New Roman"/>
-          <w:vertAlign w:val="subscript"/>
-        </w:rPr>
-        <w:t>i</w:t>
-      </w:r>
-      <w:r>
-        <w:rPr>
-          <w:rFonts w:ascii="Times New Roman" w:hAnsi="Times New Roman" w:eastAsia="Times New Roman" w:cs="Times New Roman"/>
-        </w:rPr>
-        <w:t xml:space="preserve"> × </w:t>
-      </w:r>
-      <w:r>
-        <w:rPr>
-          <w:rFonts w:hint="eastAsia" w:ascii="Times New Roman" w:hAnsi="Times New Roman" w:eastAsia="Times New Roman" w:cs="Times New Roman"/>
-        </w:rPr>
-        <w:t>p</w:t>
-      </w:r>
-      <w:r>
-        <w:rPr>
-          <w:rFonts w:hint="eastAsia" w:ascii="Times New Roman" w:hAnsi="Times New Roman" w:eastAsia="FangSong" w:cs="Times New Roman"/>
-        </w:rPr>
-        <w:t>总</w:t>
+          <w:rFonts w:hint="eastAsia" w:ascii="Times New Roman" w:hAnsi="Times New Roman" w:eastAsia="FangSong" w:cs="Times New Roman"/>
+        </w:rPr>
+        <w:t xml:space="preserve">饱和蒸气压只与温度有关</w:t>
       </w:r>
     </w:p>
     <w:p>
@@ -38419,7 +38662,7 @@
         <w:pStyle w:val="Compact"/>
         <w:numPr>
           <w:ilvl w:val="0"/>
-          <w:numId w:val="1025"/>
+          <w:numId w:val="1024"/>
         </w:numPr>
       </w:pPr>
       <w:r>
@@ -38428,7 +38671,7 @@
           <w:b/>
           <w:bCs/>
         </w:rPr>
-        <w:t xml:space="preserve">排水集气法</w:t>
+        <w:t xml:space="preserve">真实气体偏差</w:t>
       </w:r>
       <w:r>
         <w:rPr>
@@ -38447,51 +38690,27 @@
       </w:pPr>
       <w:r>
         <w:rPr>
-          <w:rFonts w:hint="eastAsia" w:ascii="Times New Roman" w:hAnsi="Times New Roman" w:eastAsia="Times New Roman" w:cs="Times New Roman"/>
-        </w:rPr>
-        <w:t>p</w:t>
-      </w:r>
-      <w:r>
-        <w:rPr>
-          <w:rFonts w:hint="eastAsia" w:ascii="Times New Roman" w:hAnsi="Times New Roman" w:eastAsia="FangSong" w:cs="Times New Roman"/>
-        </w:rPr>
-        <w:t>干</w:t>
-      </w:r>
-      <w:r>
-        <w:rPr>
-          <w:rFonts w:ascii="Times New Roman" w:hAnsi="Times New Roman" w:eastAsia="Times New Roman" w:cs="Times New Roman"/>
-        </w:rPr>
-        <w:t xml:space="preserve"> = </w:t>
-      </w:r>
-      <w:r>
-        <w:rPr>
-          <w:rFonts w:hint="eastAsia" w:ascii="Times New Roman" w:hAnsi="Times New Roman" w:eastAsia="Times New Roman" w:cs="Times New Roman"/>
-        </w:rPr>
-        <w:t>p</w:t>
-      </w:r>
-      <w:r>
-        <w:rPr>
-          <w:rFonts w:hint="eastAsia" w:ascii="Times New Roman" w:hAnsi="Times New Roman" w:eastAsia="FangSong" w:cs="Times New Roman"/>
-        </w:rPr>
-        <w:t>湿</w:t>
-      </w:r>
-      <w:r>
-        <w:rPr>
-          <w:rFonts w:ascii="Times New Roman" w:hAnsi="Times New Roman" w:eastAsia="Times New Roman" w:cs="Times New Roman"/>
-        </w:rPr>
-        <w:t xml:space="preserve"> - </w:t>
-      </w:r>
-      <w:r>
-        <w:rPr>
-          <w:rFonts w:hint="eastAsia" w:ascii="Times New Roman" w:hAnsi="Times New Roman" w:eastAsia="Times New Roman" w:cs="Times New Roman"/>
-        </w:rPr>
-        <w:t>p</w:t>
-      </w:r>
-      <w:r>
-        <w:rPr>
-          <w:rFonts w:hint="eastAsia" w:ascii="Times New Roman" w:hAnsi="Times New Roman" w:eastAsia="FangSong" w:cs="Times New Roman"/>
-        </w:rPr>
-        <w:t>水</w:t>
+          <w:rFonts w:hint="eastAsia" w:ascii="Times New Roman" w:hAnsi="Times New Roman" w:eastAsia="FangSong" w:cs="Times New Roman"/>
+        </w:rPr>
+        <w:t>分子间引力</w:t>
+      </w:r>
+      <w:r>
+        <w:rPr>
+          <w:rFonts w:hint="eastAsia" w:ascii="Times New Roman" w:hAnsi="Times New Roman" w:eastAsia="Times New Roman" w:cs="Times New Roman"/>
+        </w:rPr>
+        <w:t>（</w:t>
+      </w:r>
+      <w:r>
+        <w:rPr>
+          <w:rFonts w:hint="eastAsia" w:ascii="Times New Roman" w:hAnsi="Times New Roman" w:eastAsia="FangSong" w:cs="Times New Roman"/>
+        </w:rPr>
+        <w:t>低压时</w:t>
+      </w:r>
+      <w:r>
+        <w:rPr>
+          <w:rFonts w:hint="eastAsia" w:ascii="Times New Roman" w:hAnsi="Times New Roman" w:eastAsia="Times New Roman" w:cs="Times New Roman"/>
+        </w:rPr>
+        <w:t>）</w:t>
       </w:r>
     </w:p>
     <w:p>
@@ -38506,7 +38725,66 @@
         <w:rPr>
           <w:rFonts w:hint="eastAsia" w:ascii="Times New Roman" w:hAnsi="Times New Roman" w:eastAsia="FangSong" w:cs="Times New Roman"/>
         </w:rPr>
-        <w:t xml:space="preserve">饱和蒸气压只与温度有关</w:t>
+        <w:t>分子自身体积</w:t>
+      </w:r>
+      <w:r>
+        <w:rPr>
+          <w:rFonts w:hint="eastAsia" w:ascii="Times New Roman" w:hAnsi="Times New Roman" w:eastAsia="Times New Roman" w:cs="Times New Roman"/>
+        </w:rPr>
+        <w:t>（</w:t>
+      </w:r>
+      <w:r>
+        <w:rPr>
+          <w:rFonts w:hint="eastAsia" w:ascii="Times New Roman" w:hAnsi="Times New Roman" w:eastAsia="FangSong" w:cs="Times New Roman"/>
+        </w:rPr>
+        <w:t>高压时</w:t>
+      </w:r>
+      <w:r>
+        <w:rPr>
+          <w:rFonts w:hint="eastAsia" w:ascii="Times New Roman" w:hAnsi="Times New Roman" w:eastAsia="Times New Roman" w:cs="Times New Roman"/>
+        </w:rPr>
+        <w:t>）</w:t>
+      </w:r>
+    </w:p>
+    <w:p>
+      <w:pPr>
+        <w:pStyle w:val="Compact"/>
+        <w:numPr>
+          <w:ilvl w:val="1"/>
+          <w:numId w:val="1029"/>
+        </w:numPr>
+      </w:pPr>
+      <w:r>
+        <w:rPr>
+          <w:rFonts w:hint="eastAsia" w:ascii="Times New Roman" w:hAnsi="Times New Roman" w:eastAsia="FangSong" w:cs="Times New Roman"/>
+        </w:rPr>
+        <w:t>压缩因子</w:t>
+      </w:r>
+      <w:r>
+        <w:rPr>
+          <w:rFonts w:hint="eastAsia" w:ascii="Times New Roman" w:hAnsi="Times New Roman" w:eastAsia="Times New Roman" w:cs="Times New Roman"/>
+        </w:rPr>
+        <w:t>Z</w:t>
+      </w:r>
+      <w:r>
+        <w:rPr>
+          <w:rFonts w:ascii="Times New Roman" w:hAnsi="Times New Roman" w:eastAsia="Times New Roman" w:cs="Times New Roman"/>
+        </w:rPr>
+        <w:t xml:space="preserve"> = pV/nRT</w:t>
+      </w:r>
+    </w:p>
+    <w:bookmarkEnd w:id="55"/>
+    <w:bookmarkStart w:id="56" w:name="关键技能"/>
+    <w:p>
+      <w:pPr>
+        <w:pStyle w:val="Heading3"/>
+        <w:spacing w:before="280" w:after="120"/>
+      </w:pPr>
+      <w:r>
+        <w:rPr>
+          <w:rFonts w:hint="eastAsia" w:ascii="Times New Roman" w:hAnsi="Times New Roman" w:eastAsia="SimHei" w:cs="Times New Roman"/>
+        </w:rPr>
+        <w:t xml:space="preserve">关键技能</w:t>
       </w:r>
     </w:p>
     <w:p>
@@ -38514,29 +38792,6 @@
         <w:pStyle w:val="Compact"/>
         <w:numPr>
           <w:ilvl w:val="0"/>
-          <w:numId w:val="1025"/>
-        </w:numPr>
-      </w:pPr>
-      <w:r>
-        <w:rPr>
-          <w:rFonts w:hint="eastAsia" w:ascii="Times New Roman" w:hAnsi="Times New Roman" w:eastAsia="FangSong" w:cs="Times New Roman"/>
-          <w:b/>
-          <w:bCs/>
-        </w:rPr>
-        <w:t xml:space="preserve">真实气体偏差</w:t>
-      </w:r>
-      <w:r>
-        <w:rPr>
-          <w:rFonts w:hint="eastAsia" w:ascii="Times New Roman" w:hAnsi="Times New Roman" w:eastAsia="Times New Roman" w:cs="Times New Roman"/>
-        </w:rPr>
-        <w:t xml:space="preserve">：</w:t>
-      </w:r>
-    </w:p>
-    <w:p>
-      <w:pPr>
-        <w:pStyle w:val="Compact"/>
-        <w:numPr>
-          <w:ilvl w:val="1"/>
           <w:numId w:val="1030"/>
         </w:numPr>
       </w:pPr>
@@ -38544,99 +38799,19 @@
         <w:rPr>
           <w:rFonts w:hint="eastAsia" w:ascii="Times New Roman" w:hAnsi="Times New Roman" w:eastAsia="FangSong" w:cs="Times New Roman"/>
         </w:rPr>
-        <w:t>分子间引力</w:t>
-      </w:r>
-      <w:r>
-        <w:rPr>
-          <w:rFonts w:hint="eastAsia" w:ascii="Times New Roman" w:hAnsi="Times New Roman" w:eastAsia="Times New Roman" w:cs="Times New Roman"/>
-        </w:rPr>
-        <w:t>（</w:t>
-      </w:r>
-      <w:r>
-        <w:rPr>
-          <w:rFonts w:hint="eastAsia" w:ascii="Times New Roman" w:hAnsi="Times New Roman" w:eastAsia="FangSong" w:cs="Times New Roman"/>
-        </w:rPr>
-        <w:t>低压时</w:t>
-      </w:r>
-      <w:r>
-        <w:rPr>
-          <w:rFonts w:hint="eastAsia" w:ascii="Times New Roman" w:hAnsi="Times New Roman" w:eastAsia="Times New Roman" w:cs="Times New Roman"/>
-        </w:rPr>
-        <w:t>）</w:t>
-      </w:r>
-    </w:p>
-    <w:p>
-      <w:pPr>
-        <w:pStyle w:val="Compact"/>
-        <w:numPr>
-          <w:ilvl w:val="1"/>
-          <w:numId w:val="1030"/>
-        </w:numPr>
-      </w:pPr>
-      <w:r>
-        <w:rPr>
-          <w:rFonts w:hint="eastAsia" w:ascii="Times New Roman" w:hAnsi="Times New Roman" w:eastAsia="FangSong" w:cs="Times New Roman"/>
-        </w:rPr>
-        <w:t>分子自身体积</w:t>
-      </w:r>
-      <w:r>
-        <w:rPr>
-          <w:rFonts w:hint="eastAsia" w:ascii="Times New Roman" w:hAnsi="Times New Roman" w:eastAsia="Times New Roman" w:cs="Times New Roman"/>
-        </w:rPr>
-        <w:t>（</w:t>
-      </w:r>
-      <w:r>
-        <w:rPr>
-          <w:rFonts w:hint="eastAsia" w:ascii="Times New Roman" w:hAnsi="Times New Roman" w:eastAsia="FangSong" w:cs="Times New Roman"/>
-        </w:rPr>
-        <w:t>高压时</w:t>
-      </w:r>
-      <w:r>
-        <w:rPr>
-          <w:rFonts w:hint="eastAsia" w:ascii="Times New Roman" w:hAnsi="Times New Roman" w:eastAsia="Times New Roman" w:cs="Times New Roman"/>
-        </w:rPr>
-        <w:t>）</w:t>
-      </w:r>
-    </w:p>
-    <w:p>
-      <w:pPr>
-        <w:pStyle w:val="Compact"/>
-        <w:numPr>
-          <w:ilvl w:val="1"/>
-          <w:numId w:val="1030"/>
-        </w:numPr>
-      </w:pPr>
-      <w:r>
-        <w:rPr>
-          <w:rFonts w:hint="eastAsia" w:ascii="Times New Roman" w:hAnsi="Times New Roman" w:eastAsia="FangSong" w:cs="Times New Roman"/>
-        </w:rPr>
-        <w:t>压缩因子</w:t>
-      </w:r>
-      <w:r>
-        <w:rPr>
-          <w:rFonts w:hint="eastAsia" w:ascii="Times New Roman" w:hAnsi="Times New Roman" w:eastAsia="Times New Roman" w:cs="Times New Roman"/>
-        </w:rPr>
-        <w:t>Z</w:t>
-      </w:r>
-      <w:r>
-        <w:rPr>
-          <w:rFonts w:ascii="Times New Roman" w:hAnsi="Times New Roman" w:eastAsia="Times New Roman" w:cs="Times New Roman"/>
-        </w:rPr>
-        <w:t xml:space="preserve"> = pV/nRT</w:t>
-      </w:r>
-    </w:p>
-    <w:bookmarkEnd w:id="55"/>
-    <w:bookmarkStart w:id="56" w:name="关键技能"/>
-    <w:p>
-      <w:pPr>
-        <w:pStyle w:val="Heading3"/>
-        <w:spacing w:before="280" w:after="120"/>
-      </w:pPr>
-      <w:r>
-        <w:rPr>
-          <w:rFonts w:hint="eastAsia" w:ascii="Times New Roman" w:hAnsi="Times New Roman" w:eastAsia="SimHei" w:cs="Times New Roman"/>
-        </w:rPr>
-        <w:t xml:space="preserve">关键技能</w:t>
+        <w:t>能正确选择</w:t>
+      </w:r>
+      <w:r>
+        <w:rPr>
+          <w:rFonts w:hint="eastAsia" w:ascii="Times New Roman" w:hAnsi="Times New Roman" w:eastAsia="Times New Roman" w:cs="Times New Roman"/>
+        </w:rPr>
+        <w:t>R</w:t>
+      </w:r>
+      <w:r>
+        <w:rPr>
+          <w:rFonts w:hint="eastAsia" w:ascii="Times New Roman" w:hAnsi="Times New Roman" w:eastAsia="FangSong" w:cs="Times New Roman"/>
+        </w:rPr>
+        <w:t>值并匹配单位</w:t>
       </w:r>
     </w:p>
     <w:p>
@@ -38651,19 +38826,7 @@
         <w:rPr>
           <w:rFonts w:hint="eastAsia" w:ascii="Times New Roman" w:hAnsi="Times New Roman" w:eastAsia="FangSong" w:cs="Times New Roman"/>
         </w:rPr>
-        <w:t>能正确选择</w:t>
-      </w:r>
-      <w:r>
-        <w:rPr>
-          <w:rFonts w:hint="eastAsia" w:ascii="Times New Roman" w:hAnsi="Times New Roman" w:eastAsia="Times New Roman" w:cs="Times New Roman"/>
-        </w:rPr>
-        <w:t>R</w:t>
-      </w:r>
-      <w:r>
-        <w:rPr>
-          <w:rFonts w:hint="eastAsia" w:ascii="Times New Roman" w:hAnsi="Times New Roman" w:eastAsia="FangSong" w:cs="Times New Roman"/>
-        </w:rPr>
-        <w:t>值并匹配单位</w:t>
+        <w:t xml:space="preserve">能用密度法求摩尔质量</w:t>
       </w:r>
     </w:p>
     <w:p>
@@ -38678,7 +38841,7 @@
         <w:rPr>
           <w:rFonts w:hint="eastAsia" w:ascii="Times New Roman" w:hAnsi="Times New Roman" w:eastAsia="FangSong" w:cs="Times New Roman"/>
         </w:rPr>
-        <w:t xml:space="preserve">能用密度法求摩尔质量</w:t>
+        <w:t xml:space="preserve">能计算混合气体的分压</w:t>
       </w:r>
     </w:p>
     <w:p>
@@ -38693,7 +38856,7 @@
         <w:rPr>
           <w:rFonts w:hint="eastAsia" w:ascii="Times New Roman" w:hAnsi="Times New Roman" w:eastAsia="FangSong" w:cs="Times New Roman"/>
         </w:rPr>
-        <w:t xml:space="preserve">能计算混合气体的分压</w:t>
+        <w:t xml:space="preserve">能处理排水集气法中的湿气体校正</w:t>
       </w:r>
     </w:p>
     <w:p>
@@ -38702,21 +38865,6 @@
         <w:numPr>
           <w:ilvl w:val="0"/>
           <w:numId w:val="1034"/>
-        </w:numPr>
-      </w:pPr>
-      <w:r>
-        <w:rPr>
-          <w:rFonts w:hint="eastAsia" w:ascii="Times New Roman" w:hAnsi="Times New Roman" w:eastAsia="FangSong" w:cs="Times New Roman"/>
-        </w:rPr>
-        <w:t xml:space="preserve">能处理排水集气法中的湿气体校正</w:t>
-      </w:r>
-    </w:p>
-    <w:p>
-      <w:pPr>
-        <w:pStyle w:val="Compact"/>
-        <w:numPr>
-          <w:ilvl w:val="0"/>
-          <w:numId w:val="1035"/>
         </w:numPr>
       </w:pPr>
       <w:r>
@@ -40348,6 +40496,109 @@
       </w:pPr>
     </w:lvl>
   </w:abstractNum>
+  <w:abstractNum w:abstractNumId="991">
+    <w:nsid w:val="0000A991"/>
+    <w:multiLevelType w:val="multilevel"/>
+    <w:lvl w:ilvl="0">
+      <w:numFmt w:val="bullet"/>
+      <w:lvlText w:val=""/>
+      <w:lvlJc w:val="left"/>
+      <w:pPr>
+        <w:ind w:left="720" w:hanging="360"/>
+      </w:pPr>
+      <w:rPr>
+        <w:rFonts w:ascii="Symbol" w:hAnsi="Symbol" w:cs="Symbol" w:hint="default"/>
+      </w:rPr>
+    </w:lvl>
+    <w:lvl w:ilvl="1">
+      <w:numFmt w:val="bullet"/>
+      <w:lvlText w:val="o"/>
+      <w:lvlJc w:val="left"/>
+      <w:pPr>
+        <w:ind w:left="1440" w:hanging="360"/>
+      </w:pPr>
+      <w:rPr>
+        <w:rFonts w:ascii="Courier New" w:hAnsi="Courier New" w:cs="Courier New" w:hint="default"/>
+      </w:rPr>
+    </w:lvl>
+    <w:lvl w:ilvl="2">
+      <w:numFmt w:val="bullet"/>
+      <w:lvlText w:val=""/>
+      <w:lvlJc w:val="left"/>
+      <w:pPr>
+        <w:ind w:left="2160" w:hanging="360"/>
+      </w:pPr>
+      <w:rPr>
+        <w:rFonts w:ascii="Wingdings" w:hAnsi="Wingdings" w:cs="Wingdings" w:hint="default"/>
+      </w:rPr>
+    </w:lvl>
+    <w:lvl w:ilvl="3">
+      <w:numFmt w:val="bullet"/>
+      <w:lvlText w:val=""/>
+      <w:lvlJc w:val="left"/>
+      <w:pPr>
+        <w:ind w:left="2880" w:hanging="360"/>
+      </w:pPr>
+      <w:rPr>
+        <w:rFonts w:ascii="Symbol" w:hAnsi="Symbol" w:cs="Symbol" w:hint="default"/>
+      </w:rPr>
+    </w:lvl>
+    <w:lvl w:ilvl="4">
+      <w:numFmt w:val="bullet"/>
+      <w:lvlText w:val="o"/>
+      <w:lvlJc w:val="left"/>
+      <w:pPr>
+        <w:ind w:left="3600" w:hanging="360"/>
+      </w:pPr>
+      <w:rPr>
+        <w:rFonts w:ascii="Courier New" w:hAnsi="Courier New" w:cs="Courier New" w:hint="default"/>
+      </w:rPr>
+    </w:lvl>
+    <w:lvl w:ilvl="5">
+      <w:numFmt w:val="bullet"/>
+      <w:lvlText w:val=""/>
+      <w:lvlJc w:val="left"/>
+      <w:pPr>
+        <w:ind w:left="4320" w:hanging="360"/>
+      </w:pPr>
+      <w:rPr>
+        <w:rFonts w:ascii="Wingdings" w:hAnsi="Wingdings" w:cs="Wingdings" w:hint="default"/>
+      </w:rPr>
+    </w:lvl>
+    <w:lvl w:ilvl="6">
+      <w:numFmt w:val="bullet"/>
+      <w:lvlText w:val=""/>
+      <w:lvlJc w:val="left"/>
+      <w:pPr>
+        <w:ind w:left="5040" w:hanging="360"/>
+      </w:pPr>
+      <w:rPr>
+        <w:rFonts w:ascii="Symbol" w:hAnsi="Symbol" w:cs="Symbol" w:hint="default"/>
+      </w:rPr>
+    </w:lvl>
+    <w:lvl w:ilvl="7">
+      <w:numFmt w:val="bullet"/>
+      <w:lvlText w:val="o"/>
+      <w:lvlJc w:val="left"/>
+      <w:pPr>
+        <w:ind w:left="5760" w:hanging="360"/>
+      </w:pPr>
+      <w:rPr>
+        <w:rFonts w:ascii="Courier New" w:hAnsi="Courier New" w:cs="Courier New" w:hint="default"/>
+      </w:rPr>
+    </w:lvl>
+    <w:lvl w:ilvl="8">
+      <w:numFmt w:val="bullet"/>
+      <w:lvlText w:val=""/>
+      <w:lvlJc w:val="left"/>
+      <w:pPr>
+        <w:ind w:left="6480" w:hanging="360"/>
+      </w:pPr>
+      <w:rPr>
+        <w:rFonts w:ascii="Wingdings" w:hAnsi="Wingdings" w:cs="Wingdings" w:hint="default"/>
+      </w:rPr>
+    </w:lvl>
+  </w:abstractNum>
   <w:abstractNum w:abstractNumId="99411">
     <w:nsid w:val="00A99411"/>
     <w:multiLevelType w:val="multilevel"/>
@@ -40431,109 +40682,6 @@
       <w:pPr>
         <w:ind w:left="6480" w:hanging="360"/>
       </w:pPr>
-    </w:lvl>
-  </w:abstractNum>
-  <w:abstractNum w:abstractNumId="991">
-    <w:nsid w:val="0000A991"/>
-    <w:multiLevelType w:val="multilevel"/>
-    <w:lvl w:ilvl="0">
-      <w:numFmt w:val="bullet"/>
-      <w:lvlText w:val=""/>
-      <w:lvlJc w:val="left"/>
-      <w:pPr>
-        <w:ind w:left="720" w:hanging="360"/>
-      </w:pPr>
-      <w:rPr>
-        <w:rFonts w:ascii="Symbol" w:hAnsi="Symbol" w:cs="Symbol" w:hint="default"/>
-      </w:rPr>
-    </w:lvl>
-    <w:lvl w:ilvl="1">
-      <w:numFmt w:val="bullet"/>
-      <w:lvlText w:val="o"/>
-      <w:lvlJc w:val="left"/>
-      <w:pPr>
-        <w:ind w:left="1440" w:hanging="360"/>
-      </w:pPr>
-      <w:rPr>
-        <w:rFonts w:ascii="Courier New" w:hAnsi="Courier New" w:cs="Courier New" w:hint="default"/>
-      </w:rPr>
-    </w:lvl>
-    <w:lvl w:ilvl="2">
-      <w:numFmt w:val="bullet"/>
-      <w:lvlText w:val=""/>
-      <w:lvlJc w:val="left"/>
-      <w:pPr>
-        <w:ind w:left="2160" w:hanging="360"/>
-      </w:pPr>
-      <w:rPr>
-        <w:rFonts w:ascii="Wingdings" w:hAnsi="Wingdings" w:cs="Wingdings" w:hint="default"/>
-      </w:rPr>
-    </w:lvl>
-    <w:lvl w:ilvl="3">
-      <w:numFmt w:val="bullet"/>
-      <w:lvlText w:val=""/>
-      <w:lvlJc w:val="left"/>
-      <w:pPr>
-        <w:ind w:left="2880" w:hanging="360"/>
-      </w:pPr>
-      <w:rPr>
-        <w:rFonts w:ascii="Symbol" w:hAnsi="Symbol" w:cs="Symbol" w:hint="default"/>
-      </w:rPr>
-    </w:lvl>
-    <w:lvl w:ilvl="4">
-      <w:numFmt w:val="bullet"/>
-      <w:lvlText w:val="o"/>
-      <w:lvlJc w:val="left"/>
-      <w:pPr>
-        <w:ind w:left="3600" w:hanging="360"/>
-      </w:pPr>
-      <w:rPr>
-        <w:rFonts w:ascii="Courier New" w:hAnsi="Courier New" w:cs="Courier New" w:hint="default"/>
-      </w:rPr>
-    </w:lvl>
-    <w:lvl w:ilvl="5">
-      <w:numFmt w:val="bullet"/>
-      <w:lvlText w:val=""/>
-      <w:lvlJc w:val="left"/>
-      <w:pPr>
-        <w:ind w:left="4320" w:hanging="360"/>
-      </w:pPr>
-      <w:rPr>
-        <w:rFonts w:ascii="Wingdings" w:hAnsi="Wingdings" w:cs="Wingdings" w:hint="default"/>
-      </w:rPr>
-    </w:lvl>
-    <w:lvl w:ilvl="6">
-      <w:numFmt w:val="bullet"/>
-      <w:lvlText w:val=""/>
-      <w:lvlJc w:val="left"/>
-      <w:pPr>
-        <w:ind w:left="5040" w:hanging="360"/>
-      </w:pPr>
-      <w:rPr>
-        <w:rFonts w:ascii="Symbol" w:hAnsi="Symbol" w:cs="Symbol" w:hint="default"/>
-      </w:rPr>
-    </w:lvl>
-    <w:lvl w:ilvl="7">
-      <w:numFmt w:val="bullet"/>
-      <w:lvlText w:val="o"/>
-      <w:lvlJc w:val="left"/>
-      <w:pPr>
-        <w:ind w:left="5760" w:hanging="360"/>
-      </w:pPr>
-      <w:rPr>
-        <w:rFonts w:ascii="Courier New" w:hAnsi="Courier New" w:cs="Courier New" w:hint="default"/>
-      </w:rPr>
-    </w:lvl>
-    <w:lvl w:ilvl="8">
-      <w:numFmt w:val="bullet"/>
-      <w:lvlText w:val=""/>
-      <w:lvlJc w:val="left"/>
-      <w:pPr>
-        <w:ind w:left="6480" w:hanging="360"/>
-      </w:pPr>
-      <w:rPr>
-        <w:rFonts w:ascii="Wingdings" w:hAnsi="Wingdings" w:cs="Wingdings" w:hint="default"/>
-      </w:rPr>
     </w:lvl>
   </w:abstractNum>
   <w:abstractNum w:abstractNumId="99731">
@@ -40956,6 +41104,27 @@
     <w:abstractNumId w:val="990"/>
   </w:num>
   <w:num w:numId="1001">
+    <w:abstractNumId w:val="991"/>
+  </w:num>
+  <w:num w:numId="1002">
+    <w:abstractNumId w:val="991"/>
+  </w:num>
+  <w:num w:numId="1003">
+    <w:abstractNumId w:val="991"/>
+  </w:num>
+  <w:num w:numId="1004">
+    <w:abstractNumId w:val="991"/>
+  </w:num>
+  <w:num w:numId="1005">
+    <w:abstractNumId w:val="991"/>
+  </w:num>
+  <w:num w:numId="1006">
+    <w:abstractNumId w:val="991"/>
+  </w:num>
+  <w:num w:numId="1007">
+    <w:abstractNumId w:val="991"/>
+  </w:num>
+  <w:num w:numId="1008">
     <w:abstractNumId w:val="99411"/>
     <w:lvlOverride w:ilvl="0">
       <w:startOverride w:val="1"/>
@@ -40985,28 +41154,457 @@
       <w:startOverride w:val="1"/>
     </w:lvlOverride>
   </w:num>
-  <w:num w:numId="1002">
-    <w:abstractNumId w:val="991"/>
+  <w:num w:numId="1009">
+    <w:abstractNumId w:val="99731"/>
+    <w:lvlOverride w:ilvl="0">
+      <w:startOverride w:val="1"/>
+    </w:lvlOverride>
+    <w:lvlOverride w:ilvl="1">
+      <w:startOverride w:val="1"/>
+    </w:lvlOverride>
+    <w:lvlOverride w:ilvl="2">
+      <w:startOverride w:val="1"/>
+    </w:lvlOverride>
+    <w:lvlOverride w:ilvl="3">
+      <w:startOverride w:val="1"/>
+    </w:lvlOverride>
+    <w:lvlOverride w:ilvl="4">
+      <w:startOverride w:val="1"/>
+    </w:lvlOverride>
+    <w:lvlOverride w:ilvl="5">
+      <w:startOverride w:val="1"/>
+    </w:lvlOverride>
+    <w:lvlOverride w:ilvl="6">
+      <w:startOverride w:val="1"/>
+    </w:lvlOverride>
+    <w:lvlOverride w:ilvl="7">
+      <w:startOverride w:val="1"/>
+    </w:lvlOverride>
+    <w:lvlOverride w:ilvl="8">
+      <w:startOverride w:val="1"/>
+    </w:lvlOverride>
   </w:num>
-  <w:num w:numId="1003">
-    <w:abstractNumId w:val="991"/>
+  <w:num w:numId="1010">
+    <w:abstractNumId w:val="99732"/>
+    <w:lvlOverride w:ilvl="0">
+      <w:startOverride w:val="2"/>
+    </w:lvlOverride>
+    <w:lvlOverride w:ilvl="1">
+      <w:startOverride w:val="2"/>
+    </w:lvlOverride>
+    <w:lvlOverride w:ilvl="2">
+      <w:startOverride w:val="2"/>
+    </w:lvlOverride>
+    <w:lvlOverride w:ilvl="3">
+      <w:startOverride w:val="2"/>
+    </w:lvlOverride>
+    <w:lvlOverride w:ilvl="4">
+      <w:startOverride w:val="2"/>
+    </w:lvlOverride>
+    <w:lvlOverride w:ilvl="5">
+      <w:startOverride w:val="2"/>
+    </w:lvlOverride>
+    <w:lvlOverride w:ilvl="6">
+      <w:startOverride w:val="2"/>
+    </w:lvlOverride>
+    <w:lvlOverride w:ilvl="7">
+      <w:startOverride w:val="2"/>
+    </w:lvlOverride>
+    <w:lvlOverride w:ilvl="8">
+      <w:startOverride w:val="2"/>
+    </w:lvlOverride>
   </w:num>
-  <w:num w:numId="1004">
-    <w:abstractNumId w:val="991"/>
+  <w:num w:numId="1011">
+    <w:abstractNumId w:val="99733"/>
+    <w:lvlOverride w:ilvl="0">
+      <w:startOverride w:val="3"/>
+    </w:lvlOverride>
+    <w:lvlOverride w:ilvl="1">
+      <w:startOverride w:val="3"/>
+    </w:lvlOverride>
+    <w:lvlOverride w:ilvl="2">
+      <w:startOverride w:val="3"/>
+    </w:lvlOverride>
+    <w:lvlOverride w:ilvl="3">
+      <w:startOverride w:val="3"/>
+    </w:lvlOverride>
+    <w:lvlOverride w:ilvl="4">
+      <w:startOverride w:val="3"/>
+    </w:lvlOverride>
+    <w:lvlOverride w:ilvl="5">
+      <w:startOverride w:val="3"/>
+    </w:lvlOverride>
+    <w:lvlOverride w:ilvl="6">
+      <w:startOverride w:val="3"/>
+    </w:lvlOverride>
+    <w:lvlOverride w:ilvl="7">
+      <w:startOverride w:val="3"/>
+    </w:lvlOverride>
+    <w:lvlOverride w:ilvl="8">
+      <w:startOverride w:val="3"/>
+    </w:lvlOverride>
   </w:num>
-  <w:num w:numId="1005">
-    <w:abstractNumId w:val="991"/>
+  <w:num w:numId="1012">
+    <w:abstractNumId w:val="99731"/>
+    <w:lvlOverride w:ilvl="0">
+      <w:startOverride w:val="1"/>
+    </w:lvlOverride>
+    <w:lvlOverride w:ilvl="1">
+      <w:startOverride w:val="1"/>
+    </w:lvlOverride>
+    <w:lvlOverride w:ilvl="2">
+      <w:startOverride w:val="1"/>
+    </w:lvlOverride>
+    <w:lvlOverride w:ilvl="3">
+      <w:startOverride w:val="1"/>
+    </w:lvlOverride>
+    <w:lvlOverride w:ilvl="4">
+      <w:startOverride w:val="1"/>
+    </w:lvlOverride>
+    <w:lvlOverride w:ilvl="5">
+      <w:startOverride w:val="1"/>
+    </w:lvlOverride>
+    <w:lvlOverride w:ilvl="6">
+      <w:startOverride w:val="1"/>
+    </w:lvlOverride>
+    <w:lvlOverride w:ilvl="7">
+      <w:startOverride w:val="1"/>
+    </w:lvlOverride>
+    <w:lvlOverride w:ilvl="8">
+      <w:startOverride w:val="1"/>
+    </w:lvlOverride>
   </w:num>
-  <w:num w:numId="1006">
-    <w:abstractNumId w:val="991"/>
+  <w:num w:numId="1013">
+    <w:abstractNumId w:val="99732"/>
+    <w:lvlOverride w:ilvl="0">
+      <w:startOverride w:val="2"/>
+    </w:lvlOverride>
+    <w:lvlOverride w:ilvl="1">
+      <w:startOverride w:val="2"/>
+    </w:lvlOverride>
+    <w:lvlOverride w:ilvl="2">
+      <w:startOverride w:val="2"/>
+    </w:lvlOverride>
+    <w:lvlOverride w:ilvl="3">
+      <w:startOverride w:val="2"/>
+    </w:lvlOverride>
+    <w:lvlOverride w:ilvl="4">
+      <w:startOverride w:val="2"/>
+    </w:lvlOverride>
+    <w:lvlOverride w:ilvl="5">
+      <w:startOverride w:val="2"/>
+    </w:lvlOverride>
+    <w:lvlOverride w:ilvl="6">
+      <w:startOverride w:val="2"/>
+    </w:lvlOverride>
+    <w:lvlOverride w:ilvl="7">
+      <w:startOverride w:val="2"/>
+    </w:lvlOverride>
+    <w:lvlOverride w:ilvl="8">
+      <w:startOverride w:val="2"/>
+    </w:lvlOverride>
   </w:num>
-  <w:num w:numId="1007">
-    <w:abstractNumId w:val="991"/>
+  <w:num w:numId="1014">
+    <w:abstractNumId w:val="99731"/>
+    <w:lvlOverride w:ilvl="0">
+      <w:startOverride w:val="1"/>
+    </w:lvlOverride>
+    <w:lvlOverride w:ilvl="1">
+      <w:startOverride w:val="1"/>
+    </w:lvlOverride>
+    <w:lvlOverride w:ilvl="2">
+      <w:startOverride w:val="1"/>
+    </w:lvlOverride>
+    <w:lvlOverride w:ilvl="3">
+      <w:startOverride w:val="1"/>
+    </w:lvlOverride>
+    <w:lvlOverride w:ilvl="4">
+      <w:startOverride w:val="1"/>
+    </w:lvlOverride>
+    <w:lvlOverride w:ilvl="5">
+      <w:startOverride w:val="1"/>
+    </w:lvlOverride>
+    <w:lvlOverride w:ilvl="6">
+      <w:startOverride w:val="1"/>
+    </w:lvlOverride>
+    <w:lvlOverride w:ilvl="7">
+      <w:startOverride w:val="1"/>
+    </w:lvlOverride>
+    <w:lvlOverride w:ilvl="8">
+      <w:startOverride w:val="1"/>
+    </w:lvlOverride>
   </w:num>
-  <w:num w:numId="1008">
-    <w:abstractNumId w:val="991"/>
+  <w:num w:numId="1015">
+    <w:abstractNumId w:val="99732"/>
+    <w:lvlOverride w:ilvl="0">
+      <w:startOverride w:val="2"/>
+    </w:lvlOverride>
+    <w:lvlOverride w:ilvl="1">
+      <w:startOverride w:val="2"/>
+    </w:lvlOverride>
+    <w:lvlOverride w:ilvl="2">
+      <w:startOverride w:val="2"/>
+    </w:lvlOverride>
+    <w:lvlOverride w:ilvl="3">
+      <w:startOverride w:val="2"/>
+    </w:lvlOverride>
+    <w:lvlOverride w:ilvl="4">
+      <w:startOverride w:val="2"/>
+    </w:lvlOverride>
+    <w:lvlOverride w:ilvl="5">
+      <w:startOverride w:val="2"/>
+    </w:lvlOverride>
+    <w:lvlOverride w:ilvl="6">
+      <w:startOverride w:val="2"/>
+    </w:lvlOverride>
+    <w:lvlOverride w:ilvl="7">
+      <w:startOverride w:val="2"/>
+    </w:lvlOverride>
+    <w:lvlOverride w:ilvl="8">
+      <w:startOverride w:val="2"/>
+    </w:lvlOverride>
   </w:num>
-  <w:num w:numId="1009">
+  <w:num w:numId="1016">
+    <w:abstractNumId w:val="99733"/>
+    <w:lvlOverride w:ilvl="0">
+      <w:startOverride w:val="3"/>
+    </w:lvlOverride>
+    <w:lvlOverride w:ilvl="1">
+      <w:startOverride w:val="3"/>
+    </w:lvlOverride>
+    <w:lvlOverride w:ilvl="2">
+      <w:startOverride w:val="3"/>
+    </w:lvlOverride>
+    <w:lvlOverride w:ilvl="3">
+      <w:startOverride w:val="3"/>
+    </w:lvlOverride>
+    <w:lvlOverride w:ilvl="4">
+      <w:startOverride w:val="3"/>
+    </w:lvlOverride>
+    <w:lvlOverride w:ilvl="5">
+      <w:startOverride w:val="3"/>
+    </w:lvlOverride>
+    <w:lvlOverride w:ilvl="6">
+      <w:startOverride w:val="3"/>
+    </w:lvlOverride>
+    <w:lvlOverride w:ilvl="7">
+      <w:startOverride w:val="3"/>
+    </w:lvlOverride>
+    <w:lvlOverride w:ilvl="8">
+      <w:startOverride w:val="3"/>
+    </w:lvlOverride>
+  </w:num>
+  <w:num w:numId="1017">
+    <w:abstractNumId w:val="99731"/>
+    <w:lvlOverride w:ilvl="0">
+      <w:startOverride w:val="1"/>
+    </w:lvlOverride>
+    <w:lvlOverride w:ilvl="1">
+      <w:startOverride w:val="1"/>
+    </w:lvlOverride>
+    <w:lvlOverride w:ilvl="2">
+      <w:startOverride w:val="1"/>
+    </w:lvlOverride>
+    <w:lvlOverride w:ilvl="3">
+      <w:startOverride w:val="1"/>
+    </w:lvlOverride>
+    <w:lvlOverride w:ilvl="4">
+      <w:startOverride w:val="1"/>
+    </w:lvlOverride>
+    <w:lvlOverride w:ilvl="5">
+      <w:startOverride w:val="1"/>
+    </w:lvlOverride>
+    <w:lvlOverride w:ilvl="6">
+      <w:startOverride w:val="1"/>
+    </w:lvlOverride>
+    <w:lvlOverride w:ilvl="7">
+      <w:startOverride w:val="1"/>
+    </w:lvlOverride>
+    <w:lvlOverride w:ilvl="8">
+      <w:startOverride w:val="1"/>
+    </w:lvlOverride>
+  </w:num>
+  <w:num w:numId="1018">
+    <w:abstractNumId w:val="99732"/>
+    <w:lvlOverride w:ilvl="0">
+      <w:startOverride w:val="2"/>
+    </w:lvlOverride>
+    <w:lvlOverride w:ilvl="1">
+      <w:startOverride w:val="2"/>
+    </w:lvlOverride>
+    <w:lvlOverride w:ilvl="2">
+      <w:startOverride w:val="2"/>
+    </w:lvlOverride>
+    <w:lvlOverride w:ilvl="3">
+      <w:startOverride w:val="2"/>
+    </w:lvlOverride>
+    <w:lvlOverride w:ilvl="4">
+      <w:startOverride w:val="2"/>
+    </w:lvlOverride>
+    <w:lvlOverride w:ilvl="5">
+      <w:startOverride w:val="2"/>
+    </w:lvlOverride>
+    <w:lvlOverride w:ilvl="6">
+      <w:startOverride w:val="2"/>
+    </w:lvlOverride>
+    <w:lvlOverride w:ilvl="7">
+      <w:startOverride w:val="2"/>
+    </w:lvlOverride>
+    <w:lvlOverride w:ilvl="8">
+      <w:startOverride w:val="2"/>
+    </w:lvlOverride>
+  </w:num>
+  <w:num w:numId="1019">
+    <w:abstractNumId w:val="99733"/>
+    <w:lvlOverride w:ilvl="0">
+      <w:startOverride w:val="3"/>
+    </w:lvlOverride>
+    <w:lvlOverride w:ilvl="1">
+      <w:startOverride w:val="3"/>
+    </w:lvlOverride>
+    <w:lvlOverride w:ilvl="2">
+      <w:startOverride w:val="3"/>
+    </w:lvlOverride>
+    <w:lvlOverride w:ilvl="3">
+      <w:startOverride w:val="3"/>
+    </w:lvlOverride>
+    <w:lvlOverride w:ilvl="4">
+      <w:startOverride w:val="3"/>
+    </w:lvlOverride>
+    <w:lvlOverride w:ilvl="5">
+      <w:startOverride w:val="3"/>
+    </w:lvlOverride>
+    <w:lvlOverride w:ilvl="6">
+      <w:startOverride w:val="3"/>
+    </w:lvlOverride>
+    <w:lvlOverride w:ilvl="7">
+      <w:startOverride w:val="3"/>
+    </w:lvlOverride>
+    <w:lvlOverride w:ilvl="8">
+      <w:startOverride w:val="3"/>
+    </w:lvlOverride>
+  </w:num>
+  <w:num w:numId="1020">
+    <w:abstractNumId w:val="99731"/>
+    <w:lvlOverride w:ilvl="0">
+      <w:startOverride w:val="1"/>
+    </w:lvlOverride>
+    <w:lvlOverride w:ilvl="1">
+      <w:startOverride w:val="1"/>
+    </w:lvlOverride>
+    <w:lvlOverride w:ilvl="2">
+      <w:startOverride w:val="1"/>
+    </w:lvlOverride>
+    <w:lvlOverride w:ilvl="3">
+      <w:startOverride w:val="1"/>
+    </w:lvlOverride>
+    <w:lvlOverride w:ilvl="4">
+      <w:startOverride w:val="1"/>
+    </w:lvlOverride>
+    <w:lvlOverride w:ilvl="5">
+      <w:startOverride w:val="1"/>
+    </w:lvlOverride>
+    <w:lvlOverride w:ilvl="6">
+      <w:startOverride w:val="1"/>
+    </w:lvlOverride>
+    <w:lvlOverride w:ilvl="7">
+      <w:startOverride w:val="1"/>
+    </w:lvlOverride>
+    <w:lvlOverride w:ilvl="8">
+      <w:startOverride w:val="1"/>
+    </w:lvlOverride>
+  </w:num>
+  <w:num w:numId="1021">
+    <w:abstractNumId w:val="99732"/>
+    <w:lvlOverride w:ilvl="0">
+      <w:startOverride w:val="2"/>
+    </w:lvlOverride>
+    <w:lvlOverride w:ilvl="1">
+      <w:startOverride w:val="2"/>
+    </w:lvlOverride>
+    <w:lvlOverride w:ilvl="2">
+      <w:startOverride w:val="2"/>
+    </w:lvlOverride>
+    <w:lvlOverride w:ilvl="3">
+      <w:startOverride w:val="2"/>
+    </w:lvlOverride>
+    <w:lvlOverride w:ilvl="4">
+      <w:startOverride w:val="2"/>
+    </w:lvlOverride>
+    <w:lvlOverride w:ilvl="5">
+      <w:startOverride w:val="2"/>
+    </w:lvlOverride>
+    <w:lvlOverride w:ilvl="6">
+      <w:startOverride w:val="2"/>
+    </w:lvlOverride>
+    <w:lvlOverride w:ilvl="7">
+      <w:startOverride w:val="2"/>
+    </w:lvlOverride>
+    <w:lvlOverride w:ilvl="8">
+      <w:startOverride w:val="2"/>
+    </w:lvlOverride>
+  </w:num>
+  <w:num w:numId="1022">
+    <w:abstractNumId w:val="99733"/>
+    <w:lvlOverride w:ilvl="0">
+      <w:startOverride w:val="3"/>
+    </w:lvlOverride>
+    <w:lvlOverride w:ilvl="1">
+      <w:startOverride w:val="3"/>
+    </w:lvlOverride>
+    <w:lvlOverride w:ilvl="2">
+      <w:startOverride w:val="3"/>
+    </w:lvlOverride>
+    <w:lvlOverride w:ilvl="3">
+      <w:startOverride w:val="3"/>
+    </w:lvlOverride>
+    <w:lvlOverride w:ilvl="4">
+      <w:startOverride w:val="3"/>
+    </w:lvlOverride>
+    <w:lvlOverride w:ilvl="5">
+      <w:startOverride w:val="3"/>
+    </w:lvlOverride>
+    <w:lvlOverride w:ilvl="6">
+      <w:startOverride w:val="3"/>
+    </w:lvlOverride>
+    <w:lvlOverride w:ilvl="7">
+      <w:startOverride w:val="3"/>
+    </w:lvlOverride>
+    <w:lvlOverride w:ilvl="8">
+      <w:startOverride w:val="3"/>
+    </w:lvlOverride>
+  </w:num>
+  <w:num w:numId="1023">
+    <w:abstractNumId w:val="99734"/>
+    <w:lvlOverride w:ilvl="0">
+      <w:startOverride w:val="4"/>
+    </w:lvlOverride>
+    <w:lvlOverride w:ilvl="1">
+      <w:startOverride w:val="4"/>
+    </w:lvlOverride>
+    <w:lvlOverride w:ilvl="2">
+      <w:startOverride w:val="4"/>
+    </w:lvlOverride>
+    <w:lvlOverride w:ilvl="3">
+      <w:startOverride w:val="4"/>
+    </w:lvlOverride>
+    <w:lvlOverride w:ilvl="4">
+      <w:startOverride w:val="4"/>
+    </w:lvlOverride>
+    <w:lvlOverride w:ilvl="5">
+      <w:startOverride w:val="4"/>
+    </w:lvlOverride>
+    <w:lvlOverride w:ilvl="6">
+      <w:startOverride w:val="4"/>
+    </w:lvlOverride>
+    <w:lvlOverride w:ilvl="7">
+      <w:startOverride w:val="4"/>
+    </w:lvlOverride>
+    <w:lvlOverride w:ilvl="8">
+      <w:startOverride w:val="4"/>
+    </w:lvlOverride>
+  </w:num>
+  <w:num w:numId="1024">
     <w:abstractNumId w:val="99411"/>
     <w:lvlOverride w:ilvl="0">
       <w:startOverride w:val="1"/>
@@ -41036,485 +41634,8 @@
       <w:startOverride w:val="1"/>
     </w:lvlOverride>
   </w:num>
-  <w:num w:numId="1010">
-    <w:abstractNumId w:val="99731"/>
-    <w:lvlOverride w:ilvl="0">
-      <w:startOverride w:val="1"/>
-    </w:lvlOverride>
-    <w:lvlOverride w:ilvl="1">
-      <w:startOverride w:val="1"/>
-    </w:lvlOverride>
-    <w:lvlOverride w:ilvl="2">
-      <w:startOverride w:val="1"/>
-    </w:lvlOverride>
-    <w:lvlOverride w:ilvl="3">
-      <w:startOverride w:val="1"/>
-    </w:lvlOverride>
-    <w:lvlOverride w:ilvl="4">
-      <w:startOverride w:val="1"/>
-    </w:lvlOverride>
-    <w:lvlOverride w:ilvl="5">
-      <w:startOverride w:val="1"/>
-    </w:lvlOverride>
-    <w:lvlOverride w:ilvl="6">
-      <w:startOverride w:val="1"/>
-    </w:lvlOverride>
-    <w:lvlOverride w:ilvl="7">
-      <w:startOverride w:val="1"/>
-    </w:lvlOverride>
-    <w:lvlOverride w:ilvl="8">
-      <w:startOverride w:val="1"/>
-    </w:lvlOverride>
-  </w:num>
-  <w:num w:numId="1011">
-    <w:abstractNumId w:val="99732"/>
-    <w:lvlOverride w:ilvl="0">
-      <w:startOverride w:val="2"/>
-    </w:lvlOverride>
-    <w:lvlOverride w:ilvl="1">
-      <w:startOverride w:val="2"/>
-    </w:lvlOverride>
-    <w:lvlOverride w:ilvl="2">
-      <w:startOverride w:val="2"/>
-    </w:lvlOverride>
-    <w:lvlOverride w:ilvl="3">
-      <w:startOverride w:val="2"/>
-    </w:lvlOverride>
-    <w:lvlOverride w:ilvl="4">
-      <w:startOverride w:val="2"/>
-    </w:lvlOverride>
-    <w:lvlOverride w:ilvl="5">
-      <w:startOverride w:val="2"/>
-    </w:lvlOverride>
-    <w:lvlOverride w:ilvl="6">
-      <w:startOverride w:val="2"/>
-    </w:lvlOverride>
-    <w:lvlOverride w:ilvl="7">
-      <w:startOverride w:val="2"/>
-    </w:lvlOverride>
-    <w:lvlOverride w:ilvl="8">
-      <w:startOverride w:val="2"/>
-    </w:lvlOverride>
-  </w:num>
-  <w:num w:numId="1012">
-    <w:abstractNumId w:val="99733"/>
-    <w:lvlOverride w:ilvl="0">
-      <w:startOverride w:val="3"/>
-    </w:lvlOverride>
-    <w:lvlOverride w:ilvl="1">
-      <w:startOverride w:val="3"/>
-    </w:lvlOverride>
-    <w:lvlOverride w:ilvl="2">
-      <w:startOverride w:val="3"/>
-    </w:lvlOverride>
-    <w:lvlOverride w:ilvl="3">
-      <w:startOverride w:val="3"/>
-    </w:lvlOverride>
-    <w:lvlOverride w:ilvl="4">
-      <w:startOverride w:val="3"/>
-    </w:lvlOverride>
-    <w:lvlOverride w:ilvl="5">
-      <w:startOverride w:val="3"/>
-    </w:lvlOverride>
-    <w:lvlOverride w:ilvl="6">
-      <w:startOverride w:val="3"/>
-    </w:lvlOverride>
-    <w:lvlOverride w:ilvl="7">
-      <w:startOverride w:val="3"/>
-    </w:lvlOverride>
-    <w:lvlOverride w:ilvl="8">
-      <w:startOverride w:val="3"/>
-    </w:lvlOverride>
-  </w:num>
-  <w:num w:numId="1013">
-    <w:abstractNumId w:val="99731"/>
-    <w:lvlOverride w:ilvl="0">
-      <w:startOverride w:val="1"/>
-    </w:lvlOverride>
-    <w:lvlOverride w:ilvl="1">
-      <w:startOverride w:val="1"/>
-    </w:lvlOverride>
-    <w:lvlOverride w:ilvl="2">
-      <w:startOverride w:val="1"/>
-    </w:lvlOverride>
-    <w:lvlOverride w:ilvl="3">
-      <w:startOverride w:val="1"/>
-    </w:lvlOverride>
-    <w:lvlOverride w:ilvl="4">
-      <w:startOverride w:val="1"/>
-    </w:lvlOverride>
-    <w:lvlOverride w:ilvl="5">
-      <w:startOverride w:val="1"/>
-    </w:lvlOverride>
-    <w:lvlOverride w:ilvl="6">
-      <w:startOverride w:val="1"/>
-    </w:lvlOverride>
-    <w:lvlOverride w:ilvl="7">
-      <w:startOverride w:val="1"/>
-    </w:lvlOverride>
-    <w:lvlOverride w:ilvl="8">
-      <w:startOverride w:val="1"/>
-    </w:lvlOverride>
-  </w:num>
-  <w:num w:numId="1014">
-    <w:abstractNumId w:val="99732"/>
-    <w:lvlOverride w:ilvl="0">
-      <w:startOverride w:val="2"/>
-    </w:lvlOverride>
-    <w:lvlOverride w:ilvl="1">
-      <w:startOverride w:val="2"/>
-    </w:lvlOverride>
-    <w:lvlOverride w:ilvl="2">
-      <w:startOverride w:val="2"/>
-    </w:lvlOverride>
-    <w:lvlOverride w:ilvl="3">
-      <w:startOverride w:val="2"/>
-    </w:lvlOverride>
-    <w:lvlOverride w:ilvl="4">
-      <w:startOverride w:val="2"/>
-    </w:lvlOverride>
-    <w:lvlOverride w:ilvl="5">
-      <w:startOverride w:val="2"/>
-    </w:lvlOverride>
-    <w:lvlOverride w:ilvl="6">
-      <w:startOverride w:val="2"/>
-    </w:lvlOverride>
-    <w:lvlOverride w:ilvl="7">
-      <w:startOverride w:val="2"/>
-    </w:lvlOverride>
-    <w:lvlOverride w:ilvl="8">
-      <w:startOverride w:val="2"/>
-    </w:lvlOverride>
-  </w:num>
-  <w:num w:numId="1015">
-    <w:abstractNumId w:val="99731"/>
-    <w:lvlOverride w:ilvl="0">
-      <w:startOverride w:val="1"/>
-    </w:lvlOverride>
-    <w:lvlOverride w:ilvl="1">
-      <w:startOverride w:val="1"/>
-    </w:lvlOverride>
-    <w:lvlOverride w:ilvl="2">
-      <w:startOverride w:val="1"/>
-    </w:lvlOverride>
-    <w:lvlOverride w:ilvl="3">
-      <w:startOverride w:val="1"/>
-    </w:lvlOverride>
-    <w:lvlOverride w:ilvl="4">
-      <w:startOverride w:val="1"/>
-    </w:lvlOverride>
-    <w:lvlOverride w:ilvl="5">
-      <w:startOverride w:val="1"/>
-    </w:lvlOverride>
-    <w:lvlOverride w:ilvl="6">
-      <w:startOverride w:val="1"/>
-    </w:lvlOverride>
-    <w:lvlOverride w:ilvl="7">
-      <w:startOverride w:val="1"/>
-    </w:lvlOverride>
-    <w:lvlOverride w:ilvl="8">
-      <w:startOverride w:val="1"/>
-    </w:lvlOverride>
-  </w:num>
-  <w:num w:numId="1016">
-    <w:abstractNumId w:val="99732"/>
-    <w:lvlOverride w:ilvl="0">
-      <w:startOverride w:val="2"/>
-    </w:lvlOverride>
-    <w:lvlOverride w:ilvl="1">
-      <w:startOverride w:val="2"/>
-    </w:lvlOverride>
-    <w:lvlOverride w:ilvl="2">
-      <w:startOverride w:val="2"/>
-    </w:lvlOverride>
-    <w:lvlOverride w:ilvl="3">
-      <w:startOverride w:val="2"/>
-    </w:lvlOverride>
-    <w:lvlOverride w:ilvl="4">
-      <w:startOverride w:val="2"/>
-    </w:lvlOverride>
-    <w:lvlOverride w:ilvl="5">
-      <w:startOverride w:val="2"/>
-    </w:lvlOverride>
-    <w:lvlOverride w:ilvl="6">
-      <w:startOverride w:val="2"/>
-    </w:lvlOverride>
-    <w:lvlOverride w:ilvl="7">
-      <w:startOverride w:val="2"/>
-    </w:lvlOverride>
-    <w:lvlOverride w:ilvl="8">
-      <w:startOverride w:val="2"/>
-    </w:lvlOverride>
-  </w:num>
-  <w:num w:numId="1017">
-    <w:abstractNumId w:val="99733"/>
-    <w:lvlOverride w:ilvl="0">
-      <w:startOverride w:val="3"/>
-    </w:lvlOverride>
-    <w:lvlOverride w:ilvl="1">
-      <w:startOverride w:val="3"/>
-    </w:lvlOverride>
-    <w:lvlOverride w:ilvl="2">
-      <w:startOverride w:val="3"/>
-    </w:lvlOverride>
-    <w:lvlOverride w:ilvl="3">
-      <w:startOverride w:val="3"/>
-    </w:lvlOverride>
-    <w:lvlOverride w:ilvl="4">
-      <w:startOverride w:val="3"/>
-    </w:lvlOverride>
-    <w:lvlOverride w:ilvl="5">
-      <w:startOverride w:val="3"/>
-    </w:lvlOverride>
-    <w:lvlOverride w:ilvl="6">
-      <w:startOverride w:val="3"/>
-    </w:lvlOverride>
-    <w:lvlOverride w:ilvl="7">
-      <w:startOverride w:val="3"/>
-    </w:lvlOverride>
-    <w:lvlOverride w:ilvl="8">
-      <w:startOverride w:val="3"/>
-    </w:lvlOverride>
-  </w:num>
-  <w:num w:numId="1018">
-    <w:abstractNumId w:val="99731"/>
-    <w:lvlOverride w:ilvl="0">
-      <w:startOverride w:val="1"/>
-    </w:lvlOverride>
-    <w:lvlOverride w:ilvl="1">
-      <w:startOverride w:val="1"/>
-    </w:lvlOverride>
-    <w:lvlOverride w:ilvl="2">
-      <w:startOverride w:val="1"/>
-    </w:lvlOverride>
-    <w:lvlOverride w:ilvl="3">
-      <w:startOverride w:val="1"/>
-    </w:lvlOverride>
-    <w:lvlOverride w:ilvl="4">
-      <w:startOverride w:val="1"/>
-    </w:lvlOverride>
-    <w:lvlOverride w:ilvl="5">
-      <w:startOverride w:val="1"/>
-    </w:lvlOverride>
-    <w:lvlOverride w:ilvl="6">
-      <w:startOverride w:val="1"/>
-    </w:lvlOverride>
-    <w:lvlOverride w:ilvl="7">
-      <w:startOverride w:val="1"/>
-    </w:lvlOverride>
-    <w:lvlOverride w:ilvl="8">
-      <w:startOverride w:val="1"/>
-    </w:lvlOverride>
-  </w:num>
-  <w:num w:numId="1019">
-    <w:abstractNumId w:val="99732"/>
-    <w:lvlOverride w:ilvl="0">
-      <w:startOverride w:val="2"/>
-    </w:lvlOverride>
-    <w:lvlOverride w:ilvl="1">
-      <w:startOverride w:val="2"/>
-    </w:lvlOverride>
-    <w:lvlOverride w:ilvl="2">
-      <w:startOverride w:val="2"/>
-    </w:lvlOverride>
-    <w:lvlOverride w:ilvl="3">
-      <w:startOverride w:val="2"/>
-    </w:lvlOverride>
-    <w:lvlOverride w:ilvl="4">
-      <w:startOverride w:val="2"/>
-    </w:lvlOverride>
-    <w:lvlOverride w:ilvl="5">
-      <w:startOverride w:val="2"/>
-    </w:lvlOverride>
-    <w:lvlOverride w:ilvl="6">
-      <w:startOverride w:val="2"/>
-    </w:lvlOverride>
-    <w:lvlOverride w:ilvl="7">
-      <w:startOverride w:val="2"/>
-    </w:lvlOverride>
-    <w:lvlOverride w:ilvl="8">
-      <w:startOverride w:val="2"/>
-    </w:lvlOverride>
-  </w:num>
-  <w:num w:numId="1020">
-    <w:abstractNumId w:val="99733"/>
-    <w:lvlOverride w:ilvl="0">
-      <w:startOverride w:val="3"/>
-    </w:lvlOverride>
-    <w:lvlOverride w:ilvl="1">
-      <w:startOverride w:val="3"/>
-    </w:lvlOverride>
-    <w:lvlOverride w:ilvl="2">
-      <w:startOverride w:val="3"/>
-    </w:lvlOverride>
-    <w:lvlOverride w:ilvl="3">
-      <w:startOverride w:val="3"/>
-    </w:lvlOverride>
-    <w:lvlOverride w:ilvl="4">
-      <w:startOverride w:val="3"/>
-    </w:lvlOverride>
-    <w:lvlOverride w:ilvl="5">
-      <w:startOverride w:val="3"/>
-    </w:lvlOverride>
-    <w:lvlOverride w:ilvl="6">
-      <w:startOverride w:val="3"/>
-    </w:lvlOverride>
-    <w:lvlOverride w:ilvl="7">
-      <w:startOverride w:val="3"/>
-    </w:lvlOverride>
-    <w:lvlOverride w:ilvl="8">
-      <w:startOverride w:val="3"/>
-    </w:lvlOverride>
-  </w:num>
-  <w:num w:numId="1021">
-    <w:abstractNumId w:val="99731"/>
-    <w:lvlOverride w:ilvl="0">
-      <w:startOverride w:val="1"/>
-    </w:lvlOverride>
-    <w:lvlOverride w:ilvl="1">
-      <w:startOverride w:val="1"/>
-    </w:lvlOverride>
-    <w:lvlOverride w:ilvl="2">
-      <w:startOverride w:val="1"/>
-    </w:lvlOverride>
-    <w:lvlOverride w:ilvl="3">
-      <w:startOverride w:val="1"/>
-    </w:lvlOverride>
-    <w:lvlOverride w:ilvl="4">
-      <w:startOverride w:val="1"/>
-    </w:lvlOverride>
-    <w:lvlOverride w:ilvl="5">
-      <w:startOverride w:val="1"/>
-    </w:lvlOverride>
-    <w:lvlOverride w:ilvl="6">
-      <w:startOverride w:val="1"/>
-    </w:lvlOverride>
-    <w:lvlOverride w:ilvl="7">
-      <w:startOverride w:val="1"/>
-    </w:lvlOverride>
-    <w:lvlOverride w:ilvl="8">
-      <w:startOverride w:val="1"/>
-    </w:lvlOverride>
-  </w:num>
-  <w:num w:numId="1022">
-    <w:abstractNumId w:val="99732"/>
-    <w:lvlOverride w:ilvl="0">
-      <w:startOverride w:val="2"/>
-    </w:lvlOverride>
-    <w:lvlOverride w:ilvl="1">
-      <w:startOverride w:val="2"/>
-    </w:lvlOverride>
-    <w:lvlOverride w:ilvl="2">
-      <w:startOverride w:val="2"/>
-    </w:lvlOverride>
-    <w:lvlOverride w:ilvl="3">
-      <w:startOverride w:val="2"/>
-    </w:lvlOverride>
-    <w:lvlOverride w:ilvl="4">
-      <w:startOverride w:val="2"/>
-    </w:lvlOverride>
-    <w:lvlOverride w:ilvl="5">
-      <w:startOverride w:val="2"/>
-    </w:lvlOverride>
-    <w:lvlOverride w:ilvl="6">
-      <w:startOverride w:val="2"/>
-    </w:lvlOverride>
-    <w:lvlOverride w:ilvl="7">
-      <w:startOverride w:val="2"/>
-    </w:lvlOverride>
-    <w:lvlOverride w:ilvl="8">
-      <w:startOverride w:val="2"/>
-    </w:lvlOverride>
-  </w:num>
-  <w:num w:numId="1023">
-    <w:abstractNumId w:val="99733"/>
-    <w:lvlOverride w:ilvl="0">
-      <w:startOverride w:val="3"/>
-    </w:lvlOverride>
-    <w:lvlOverride w:ilvl="1">
-      <w:startOverride w:val="3"/>
-    </w:lvlOverride>
-    <w:lvlOverride w:ilvl="2">
-      <w:startOverride w:val="3"/>
-    </w:lvlOverride>
-    <w:lvlOverride w:ilvl="3">
-      <w:startOverride w:val="3"/>
-    </w:lvlOverride>
-    <w:lvlOverride w:ilvl="4">
-      <w:startOverride w:val="3"/>
-    </w:lvlOverride>
-    <w:lvlOverride w:ilvl="5">
-      <w:startOverride w:val="3"/>
-    </w:lvlOverride>
-    <w:lvlOverride w:ilvl="6">
-      <w:startOverride w:val="3"/>
-    </w:lvlOverride>
-    <w:lvlOverride w:ilvl="7">
-      <w:startOverride w:val="3"/>
-    </w:lvlOverride>
-    <w:lvlOverride w:ilvl="8">
-      <w:startOverride w:val="3"/>
-    </w:lvlOverride>
-  </w:num>
-  <w:num w:numId="1024">
-    <w:abstractNumId w:val="99734"/>
-    <w:lvlOverride w:ilvl="0">
-      <w:startOverride w:val="4"/>
-    </w:lvlOverride>
-    <w:lvlOverride w:ilvl="1">
-      <w:startOverride w:val="4"/>
-    </w:lvlOverride>
-    <w:lvlOverride w:ilvl="2">
-      <w:startOverride w:val="4"/>
-    </w:lvlOverride>
-    <w:lvlOverride w:ilvl="3">
-      <w:startOverride w:val="4"/>
-    </w:lvlOverride>
-    <w:lvlOverride w:ilvl="4">
-      <w:startOverride w:val="4"/>
-    </w:lvlOverride>
-    <w:lvlOverride w:ilvl="5">
-      <w:startOverride w:val="4"/>
-    </w:lvlOverride>
-    <w:lvlOverride w:ilvl="6">
-      <w:startOverride w:val="4"/>
-    </w:lvlOverride>
-    <w:lvlOverride w:ilvl="7">
-      <w:startOverride w:val="4"/>
-    </w:lvlOverride>
-    <w:lvlOverride w:ilvl="8">
-      <w:startOverride w:val="4"/>
-    </w:lvlOverride>
-  </w:num>
   <w:num w:numId="1025">
-    <w:abstractNumId w:val="99411"/>
-    <w:lvlOverride w:ilvl="0">
-      <w:startOverride w:val="1"/>
-    </w:lvlOverride>
-    <w:lvlOverride w:ilvl="1">
-      <w:startOverride w:val="1"/>
-    </w:lvlOverride>
-    <w:lvlOverride w:ilvl="2">
-      <w:startOverride w:val="1"/>
-    </w:lvlOverride>
-    <w:lvlOverride w:ilvl="3">
-      <w:startOverride w:val="1"/>
-    </w:lvlOverride>
-    <w:lvlOverride w:ilvl="4">
-      <w:startOverride w:val="1"/>
-    </w:lvlOverride>
-    <w:lvlOverride w:ilvl="5">
-      <w:startOverride w:val="1"/>
-    </w:lvlOverride>
-    <w:lvlOverride w:ilvl="6">
-      <w:startOverride w:val="1"/>
-    </w:lvlOverride>
-    <w:lvlOverride w:ilvl="7">
-      <w:startOverride w:val="1"/>
-    </w:lvlOverride>
-    <w:lvlOverride w:ilvl="8">
-      <w:startOverride w:val="1"/>
-    </w:lvlOverride>
+    <w:abstractNumId w:val="991"/>
   </w:num>
   <w:num w:numId="1026">
     <w:abstractNumId w:val="991"/>
@@ -41529,7 +41650,7 @@
     <w:abstractNumId w:val="991"/>
   </w:num>
   <w:num w:numId="1030">
-    <w:abstractNumId w:val="991"/>
+    <w:abstractNumId w:val="992"/>
   </w:num>
   <w:num w:numId="1031">
     <w:abstractNumId w:val="992"/>
@@ -41541,9 +41662,6 @@
     <w:abstractNumId w:val="992"/>
   </w:num>
   <w:num w:numId="1034">
-    <w:abstractNumId w:val="992"/>
-  </w:num>
-  <w:num w:numId="1035">
     <w:abstractNumId w:val="992"/>
   </w:num>
 </w:numbering>

--- a/06-学生侧材料/讲义/3-物理化学/气体基础-超级充实版（自学完整）.docx
+++ b/06-学生侧材料/讲义/3-物理化学/气体基础-超级充实版（自学完整）.docx
@@ -1057,7 +1057,31 @@
         <w:rPr>
           <w:rFonts w:hint="eastAsia" w:ascii="Times New Roman" w:hAnsi="Times New Roman" w:eastAsia="FangSong" w:cs="Times New Roman"/>
         </w:rPr>
-        <w:t>适用于一切气体</w:t>
+        <w:t>对一切气体都适用</w:t>
+      </w:r>
+      <w:r>
+        <w:rPr>
+          <w:rFonts w:hint="eastAsia" w:ascii="Times New Roman" w:hAnsi="Times New Roman" w:eastAsia="Times New Roman" w:cs="Times New Roman"/>
+        </w:rPr>
+        <w:t>（</w:t>
+      </w:r>
+      <w:r>
+        <w:rPr>
+          <w:rFonts w:hint="eastAsia" w:ascii="Times New Roman" w:hAnsi="Times New Roman" w:eastAsia="FangSong" w:cs="Times New Roman"/>
+        </w:rPr>
+        <w:t>前提是温度不太低</w:t>
+      </w:r>
+      <w:r>
+        <w:rPr>
+          <w:rFonts w:hint="eastAsia" w:ascii="Times New Roman" w:hAnsi="Times New Roman" w:eastAsia="Times New Roman" w:cs="Times New Roman"/>
+        </w:rPr>
+        <w:t>、</w:t>
+      </w:r>
+      <w:r>
+        <w:rPr>
+          <w:rFonts w:hint="eastAsia" w:ascii="Times New Roman" w:hAnsi="Times New Roman" w:eastAsia="FangSong" w:cs="Times New Roman"/>
+        </w:rPr>
+        <w:t>压力不太高</w:t>
       </w:r>
       <w:r>
         <w:rPr>
@@ -1069,19 +1093,7 @@
         <w:rPr>
           <w:rFonts w:hint="eastAsia" w:ascii="Times New Roman" w:hAnsi="Times New Roman" w:eastAsia="FangSong" w:cs="Times New Roman"/>
         </w:rPr>
-        <w:t>但只限于温度不太低</w:t>
-      </w:r>
-      <w:r>
-        <w:rPr>
-          <w:rFonts w:hint="eastAsia" w:ascii="Times New Roman" w:hAnsi="Times New Roman" w:eastAsia="Times New Roman" w:cs="Times New Roman"/>
-        </w:rPr>
-        <w:t>、</w:t>
-      </w:r>
-      <w:r>
-        <w:rPr>
-          <w:rFonts w:hint="eastAsia" w:ascii="Times New Roman" w:hAnsi="Times New Roman" w:eastAsia="FangSong" w:cs="Times New Roman"/>
-        </w:rPr>
-        <w:t>压力不太高的</w:t>
+        <w:t>即气体处于</w:t>
       </w:r>
       <w:r>
         <w:rPr>
@@ -1105,13 +1117,13 @@
         <w:rPr>
           <w:rFonts w:hint="eastAsia" w:ascii="Times New Roman" w:hAnsi="Times New Roman" w:eastAsia="FangSong" w:cs="Times New Roman"/>
         </w:rPr>
-        <w:t>气体</w:t>
-      </w:r>
-      <w:r>
-        <w:rPr>
-          <w:rFonts w:hint="eastAsia" w:ascii="Times New Roman" w:hAnsi="Times New Roman" w:eastAsia="Times New Roman" w:cs="Times New Roman"/>
-        </w:rPr>
-        <w:t>，</w:t>
+        <w:t>状态</w:t>
+      </w:r>
+      <w:r>
+        <w:rPr>
+          <w:rFonts w:hint="eastAsia" w:ascii="Times New Roman" w:hAnsi="Times New Roman" w:eastAsia="Times New Roman" w:cs="Times New Roman"/>
+        </w:rPr>
+        <w:t>），</w:t>
       </w:r>
       <w:r>
         <w:rPr>
@@ -11898,6 +11910,228 @@
     </w:p>
     <w:p>
       <w:pPr>
+        <w:pStyle w:val="BlockText"/>
+      </w:pPr>
+      <w:r>
+        <w:rPr>
+          <w:rFonts w:hint="eastAsia" w:ascii="Times New Roman" w:hAnsi="Times New Roman" w:eastAsia="FangSong" w:cs="Times New Roman"/>
+          <w:b/>
+          <w:bCs/>
+        </w:rPr>
+        <w:t xml:space="preserve">注</w:t>
+      </w:r>
+      <w:r>
+        <w:rPr>
+          <w:rFonts w:hint="eastAsia" w:ascii="Times New Roman" w:hAnsi="Times New Roman" w:eastAsia="Times New Roman" w:cs="Times New Roman"/>
+        </w:rPr>
+        <w:t xml:space="preserve">：15</w:t>
+      </w:r>
+      <w:r>
+        <w:rPr>
+          <w:rFonts w:ascii="Times New Roman" w:hAnsi="Times New Roman" w:eastAsia="Times New Roman" w:cs="Times New Roman"/>
+        </w:rPr>
+        <w:t xml:space="preserve"> </w:t>
+      </w:r>
+      <w:r>
+        <w:rPr>
+          <w:rFonts w:hint="eastAsia" w:ascii="Times New Roman" w:hAnsi="Times New Roman" w:eastAsia="Times New Roman" w:cs="Times New Roman"/>
+        </w:rPr>
+        <w:t>MPa（</w:t>
+      </w:r>
+      <w:r>
+        <w:rPr>
+          <w:rFonts w:hint="eastAsia" w:ascii="Times New Roman" w:hAnsi="Times New Roman" w:eastAsia="FangSong" w:cs="Times New Roman"/>
+        </w:rPr>
+        <w:t>约</w:t>
+      </w:r>
+      <w:r>
+        <w:rPr>
+          <w:rFonts w:ascii="Times New Roman" w:hAnsi="Times New Roman" w:eastAsia="Times New Roman" w:cs="Times New Roman"/>
+        </w:rPr>
+        <w:t xml:space="preserve"> 150 </w:t>
+      </w:r>
+      <w:r>
+        <w:rPr>
+          <w:rFonts w:hint="eastAsia" w:ascii="Times New Roman" w:hAnsi="Times New Roman" w:eastAsia="Times New Roman" w:cs="Times New Roman"/>
+        </w:rPr>
+        <w:t>atm）</w:t>
+      </w:r>
+      <w:r>
+        <w:rPr>
+          <w:rFonts w:hint="eastAsia" w:ascii="Times New Roman" w:hAnsi="Times New Roman" w:eastAsia="FangSong" w:cs="Times New Roman"/>
+        </w:rPr>
+        <w:t>下</w:t>
+      </w:r>
+      <w:r>
+        <w:rPr>
+          <w:rFonts w:ascii="Times New Roman" w:hAnsi="Times New Roman" w:eastAsia="Times New Roman" w:cs="Times New Roman"/>
+        </w:rPr>
+        <w:t xml:space="preserve"> O</w:t>
+      </w:r>
+      <w:r>
+        <w:rPr>
+          <w:rFonts w:ascii="Times New Roman" w:hAnsi="Times New Roman" w:eastAsia="Times New Roman" w:cs="Times New Roman"/>
+          <w:vertAlign w:val="subscript"/>
+        </w:rPr>
+        <w:t>2</w:t>
+      </w:r>
+      <w:r>
+        <w:rPr>
+          <w:rFonts w:ascii="Times New Roman" w:hAnsi="Times New Roman" w:eastAsia="Times New Roman" w:cs="Times New Roman"/>
+        </w:rPr>
+        <w:t xml:space="preserve"> </w:t>
+      </w:r>
+      <w:r>
+        <w:rPr>
+          <w:rFonts w:hint="eastAsia" w:ascii="Times New Roman" w:hAnsi="Times New Roman" w:eastAsia="FangSong" w:cs="Times New Roman"/>
+        </w:rPr>
+        <w:t>已明显偏离理想行为</w:t>
+      </w:r>
+      <w:r>
+        <w:rPr>
+          <w:rFonts w:hint="eastAsia" w:ascii="Times New Roman" w:hAnsi="Times New Roman" w:eastAsia="Times New Roman" w:cs="Times New Roman"/>
+        </w:rPr>
+        <w:t>（</w:t>
+      </w:r>
+      <w:r>
+        <w:rPr>
+          <w:rFonts w:hint="eastAsia" w:ascii="Times New Roman" w:hAnsi="Times New Roman" w:eastAsia="FangSong" w:cs="Times New Roman"/>
+        </w:rPr>
+        <w:t>压缩因子</w:t>
+      </w:r>
+      <w:r>
+        <w:rPr>
+          <w:rFonts w:ascii="Times New Roman" w:hAnsi="Times New Roman" w:eastAsia="Times New Roman" w:cs="Times New Roman"/>
+        </w:rPr>
+        <w:t xml:space="preserve"> </w:t>
+      </w:r>
+      <m:oMath>
+        <m:oMathPr>
+          <m:ctrlPr>
+            <w:rPr>
+              <w:sz w:val="28"/>
+              <w:szCs w:val="28"/>
+            </w:rPr>
+          </m:ctrlPr>
+        </m:oMathPr>
+        <m:r>
+          <m:t>Z</m:t>
+        </m:r>
+        <m:r>
+          <m:rPr>
+            <m:sty m:val="p"/>
+          </m:rPr>
+          <m:t>≈</m:t>
+        </m:r>
+        <m:r>
+          <m:t>0.93</m:t>
+        </m:r>
+      </m:oMath>
+      <w:r>
+        <w:rPr>
+          <w:rFonts w:hint="eastAsia" w:ascii="Times New Roman" w:hAnsi="Times New Roman" w:eastAsia="Times New Roman" w:cs="Times New Roman"/>
+        </w:rPr>
+        <w:t>，</w:t>
+      </w:r>
+      <w:r>
+        <w:rPr>
+          <w:rFonts w:hint="eastAsia" w:ascii="Times New Roman" w:hAnsi="Times New Roman" w:eastAsia="FangSong" w:cs="Times New Roman"/>
+        </w:rPr>
+        <w:t>见</w:t>
+      </w:r>
+      <w:r>
+        <w:rPr>
+          <w:rFonts w:ascii="Times New Roman" w:hAnsi="Times New Roman" w:eastAsia="Times New Roman" w:cs="Times New Roman"/>
+        </w:rPr>
+        <w:t xml:space="preserve"> </w:t>
+      </w:r>
+      <w:r>
+        <w:rPr>
+          <w:rFonts w:hint="eastAsia" w:ascii="Times New Roman" w:hAnsi="Times New Roman" w:eastAsia="Times New Roman" w:cs="Times New Roman"/>
+        </w:rPr>
+        <w:t>§5.1），</w:t>
+      </w:r>
+      <w:r>
+        <w:rPr>
+          <w:rFonts w:hint="eastAsia" w:ascii="Times New Roman" w:hAnsi="Times New Roman" w:eastAsia="FangSong" w:cs="Times New Roman"/>
+        </w:rPr>
+        <w:t>实际</w:t>
+      </w:r>
+      <w:r>
+        <w:rPr>
+          <w:rFonts w:ascii="Times New Roman" w:hAnsi="Times New Roman" w:eastAsia="Times New Roman" w:cs="Times New Roman"/>
+        </w:rPr>
+        <w:t xml:space="preserve"> n </w:t>
+      </w:r>
+      <w:r>
+        <w:rPr>
+          <w:rFonts w:hint="eastAsia" w:ascii="Times New Roman" w:hAnsi="Times New Roman" w:eastAsia="FangSong" w:cs="Times New Roman"/>
+        </w:rPr>
+        <w:t xml:space="preserve">比理想值大约</w:t>
+      </w:r>
+      <w:r>
+        <w:rPr>
+          <w:rFonts w:ascii="Times New Roman" w:hAnsi="Times New Roman" w:eastAsia="Times New Roman" w:cs="Times New Roman"/>
+        </w:rPr>
+        <w:t xml:space="preserve"> </w:t>
+      </w:r>
+      <w:r>
+        <w:rPr>
+          <w:rFonts w:hint="eastAsia" w:ascii="Times New Roman" w:hAnsi="Times New Roman" w:eastAsia="Times New Roman" w:cs="Times New Roman"/>
+        </w:rPr>
+        <w:t>7%；</w:t>
+      </w:r>
+      <w:r>
+        <w:rPr>
+          <w:rFonts w:hint="eastAsia" w:ascii="Times New Roman" w:hAnsi="Times New Roman" w:eastAsia="FangSong" w:cs="Times New Roman"/>
+        </w:rPr>
+        <w:t>第一轮按理想气体近似即可</w:t>
+      </w:r>
+      <w:r>
+        <w:rPr>
+          <w:rFonts w:hint="eastAsia" w:ascii="Times New Roman" w:hAnsi="Times New Roman" w:eastAsia="Times New Roman" w:cs="Times New Roman"/>
+        </w:rPr>
+        <w:t>，</w:t>
+      </w:r>
+      <w:r>
+        <w:rPr>
+          <w:rFonts w:hint="eastAsia" w:ascii="Times New Roman" w:hAnsi="Times New Roman" w:eastAsia="FangSong" w:cs="Times New Roman"/>
+        </w:rPr>
+        <w:t>精确计算需引入压缩因子或</w:t>
+      </w:r>
+      <w:r>
+        <w:rPr>
+          <w:rFonts w:ascii="Times New Roman" w:hAnsi="Times New Roman" w:eastAsia="Times New Roman" w:cs="Times New Roman"/>
+        </w:rPr>
+        <w:t xml:space="preserve"> van der Waals </w:t>
+      </w:r>
+      <w:r>
+        <w:rPr>
+          <w:rFonts w:hint="eastAsia" w:ascii="Times New Roman" w:hAnsi="Times New Roman" w:eastAsia="FangSong" w:cs="Times New Roman"/>
+        </w:rPr>
+        <w:t>方程</w:t>
+      </w:r>
+      <w:r>
+        <w:rPr>
+          <w:rFonts w:hint="eastAsia" w:ascii="Times New Roman" w:hAnsi="Times New Roman" w:eastAsia="Times New Roman" w:cs="Times New Roman"/>
+        </w:rPr>
+        <w:t>（</w:t>
+      </w:r>
+      <w:r>
+        <w:rPr>
+          <w:rFonts w:hint="eastAsia" w:ascii="Times New Roman" w:hAnsi="Times New Roman" w:eastAsia="FangSong" w:cs="Times New Roman"/>
+        </w:rPr>
+        <w:t>第二轮</w:t>
+      </w:r>
+      <w:r>
+        <w:rPr>
+          <w:rFonts w:hint="eastAsia" w:ascii="Times New Roman" w:hAnsi="Times New Roman" w:eastAsia="Times New Roman" w:cs="Times New Roman"/>
+        </w:rPr>
+        <w:t>）。</w:t>
+      </w:r>
+    </w:p>
+    <w:p>
+      <w:pPr>
         <w:pStyle w:val="FirstParagraph"/>
       </w:pPr>
       <w:r>
@@ -13330,7 +13564,47 @@
           <w:iCs/>
           <w:sz w:val="21"/>
         </w:rPr>
-        <w:t>同时由左侧压力计测得混合气总压</w:t>
+        <w:t>混合气的总压由另一支压力计</w:t>
+      </w:r>
+      <w:r>
+        <w:rPr>
+          <w:rFonts w:hint="eastAsia" w:ascii="Times New Roman" w:hAnsi="Times New Roman" w:eastAsia="FangSong" w:cs="Times New Roman"/>
+          <w:b w:val="0"/>
+          <w:i w:val="0"/>
+          <w:iCs/>
+          <w:sz w:val="21"/>
+        </w:rPr>
+        <w:t>（</w:t>
+      </w:r>
+      <w:r>
+        <w:rPr>
+          <w:rFonts w:hint="eastAsia" w:ascii="Times New Roman" w:hAnsi="Times New Roman" w:eastAsia="FangSong" w:cs="Times New Roman"/>
+          <w:b w:val="0"/>
+          <w:i w:val="0"/>
+          <w:iCs/>
+          <w:sz w:val="21"/>
+        </w:rPr>
+        <w:t>内管混合气侧</w:t>
+      </w:r>
+      <w:r>
+        <w:rPr>
+          <w:rFonts w:hint="eastAsia" w:ascii="Times New Roman" w:hAnsi="Times New Roman" w:eastAsia="FangSong" w:cs="Times New Roman"/>
+          <w:b w:val="0"/>
+          <w:i w:val="0"/>
+          <w:iCs/>
+          <w:sz w:val="21"/>
+        </w:rPr>
+        <w:t>）</w:t>
+      </w:r>
+      <w:r>
+        <w:rPr>
+          <w:rFonts w:hint="eastAsia" w:ascii="Times New Roman" w:hAnsi="Times New Roman" w:eastAsia="FangSong" w:cs="Times New Roman"/>
+          <w:b w:val="0"/>
+          <w:i w:val="0"/>
+          <w:iCs/>
+          <w:sz w:val="21"/>
+        </w:rPr>
+        <w:t>测得</w:t>
       </w:r>
     </w:p>
     <w:p>
@@ -22884,7 +23158,7 @@
         <w:t>。</w:t>
       </w:r>
     </w:p>
-    <w:bookmarkStart w:id="40" w:name="a.1-定律表述"/>
+    <w:bookmarkStart w:id="40" w:name="定律表述"/>
     <w:p>
       <w:pPr>
         <w:pStyle w:val="Heading3"/>
@@ -22894,7 +23168,7 @@
         <w:rPr>
           <w:rFonts w:ascii="Times New Roman" w:hAnsi="Times New Roman" w:eastAsia="Times New Roman" w:cs="Times New Roman"/>
         </w:rPr>
-        <w:t xml:space="preserve">A.1 </w:t>
+        <w:t xml:space="preserve">6.1 </w:t>
       </w:r>
       <w:r>
         <w:rPr>
@@ -23312,7 +23586,7 @@
         <w:rPr>
           <w:rFonts w:hint="eastAsia" w:ascii="Times New Roman" w:hAnsi="Times New Roman" w:eastAsia="FangSong" w:cs="Times New Roman"/>
         </w:rPr>
-        <w:t>白色雾环出现在中间偏右</w:t>
+        <w:t>本图为示意图</w:t>
       </w:r>
       <w:r>
         <w:rPr>
@@ -23324,7 +23598,253 @@
         <w:rPr>
           <w:rFonts w:hint="eastAsia" w:ascii="Times New Roman" w:hAnsi="Times New Roman" w:eastAsia="FangSong" w:cs="Times New Roman"/>
         </w:rPr>
-        <w:t>说明</w:t>
+        <w:t>雾环位置未按比例画出</w:t>
+      </w:r>
+      <w:r>
+        <w:rPr>
+          <w:rFonts w:hint="eastAsia" w:ascii="Times New Roman" w:hAnsi="Times New Roman" w:eastAsia="Times New Roman" w:cs="Times New Roman"/>
+        </w:rPr>
+        <w:t>。</w:t>
+      </w:r>
+      <w:r>
+        <w:rPr>
+          <w:rFonts w:hint="eastAsia" w:ascii="Times New Roman" w:hAnsi="Times New Roman" w:eastAsia="FangSong" w:cs="Times New Roman"/>
+        </w:rPr>
+        <w:t>按</w:t>
+      </w:r>
+      <w:r>
+        <w:rPr>
+          <w:rFonts w:ascii="Times New Roman" w:hAnsi="Times New Roman" w:eastAsia="Times New Roman" w:cs="Times New Roman"/>
+        </w:rPr>
+        <w:t xml:space="preserve"> Graham </w:t>
+      </w:r>
+      <w:r>
+        <w:rPr>
+          <w:rFonts w:hint="eastAsia" w:ascii="Times New Roman" w:hAnsi="Times New Roman" w:eastAsia="FangSong" w:cs="Times New Roman"/>
+        </w:rPr>
+        <w:t>定律</w:t>
+      </w:r>
+      <w:r>
+        <w:rPr>
+          <w:rFonts w:hint="eastAsia" w:ascii="Times New Roman" w:hAnsi="Times New Roman" w:eastAsia="Times New Roman" w:cs="Times New Roman"/>
+        </w:rPr>
+        <w:t>，</w:t>
+      </w:r>
+      <m:oMath>
+        <m:oMathPr>
+          <m:ctrlPr>
+            <w:rPr>
+              <w:sz w:val="28"/>
+              <w:szCs w:val="28"/>
+            </w:rPr>
+          </m:ctrlPr>
+        </m:oMathPr>
+        <m:r>
+          <m:t>d</m:t>
+        </m:r>
+        <m:r>
+          <m:rPr>
+            <m:sty m:val="p"/>
+          </m:rPr>
+          <m:t>(</m:t>
+        </m:r>
+        <m:r>
+          <m:rPr>
+            <m:sty m:val="p"/>
+          </m:rPr>
+          <m:t>N</m:t>
+        </m:r>
+        <m:sSub>
+          <m:e>
+            <m:r>
+              <m:rPr>
+                <m:sty m:val="p"/>
+              </m:rPr>
+              <m:t>H</m:t>
+            </m:r>
+          </m:e>
+          <m:sub>
+            <m:r>
+              <m:rPr>
+                <m:sty m:val="p"/>
+              </m:rPr>
+              <m:t>3</m:t>
+            </m:r>
+          </m:sub>
+        </m:sSub>
+        <m:r>
+          <m:rPr>
+            <m:sty m:val="p"/>
+          </m:rPr>
+          <m:t>)</m:t>
+        </m:r>
+        <m:r>
+          <m:rPr>
+            <m:sty m:val="p"/>
+          </m:rPr>
+          <m:t>/</m:t>
+        </m:r>
+        <m:r>
+          <m:t>d</m:t>
+        </m:r>
+        <m:r>
+          <m:rPr>
+            <m:sty m:val="p"/>
+          </m:rPr>
+          <m:t>(</m:t>
+        </m:r>
+        <m:r>
+          <m:rPr>
+            <m:sty m:val="p"/>
+          </m:rPr>
+          <m:t>H</m:t>
+        </m:r>
+        <m:r>
+          <m:rPr>
+            <m:sty m:val="p"/>
+          </m:rPr>
+          <m:t>C</m:t>
+        </m:r>
+        <m:r>
+          <m:rPr>
+            <m:sty m:val="p"/>
+          </m:rPr>
+          <m:t>l</m:t>
+        </m:r>
+        <m:r>
+          <m:rPr>
+            <m:sty m:val="p"/>
+          </m:rPr>
+          <m:t>)</m:t>
+        </m:r>
+        <m:r>
+          <m:rPr>
+            <m:sty m:val="p"/>
+          </m:rPr>
+          <m:t>=</m:t>
+        </m:r>
+        <m:rad>
+          <m:radPr>
+            <m:degHide m:val="on"/>
+          </m:radPr>
+          <m:deg/>
+          <m:e>
+            <m:r>
+              <m:t>36.5</m:t>
+            </m:r>
+            <m:r>
+              <m:rPr>
+                <m:sty m:val="p"/>
+              </m:rPr>
+              <m:t>/</m:t>
+            </m:r>
+            <m:r>
+              <m:t>17</m:t>
+            </m:r>
+          </m:e>
+        </m:rad>
+        <m:r>
+          <m:rPr>
+            <m:sty m:val="p"/>
+          </m:rPr>
+          <m:t>≈</m:t>
+        </m:r>
+        <m:r>
+          <m:t>1.47</m:t>
+        </m:r>
+      </m:oMath>
+      <w:r>
+        <w:rPr>
+          <w:rFonts w:hint="eastAsia" w:ascii="Times New Roman" w:hAnsi="Times New Roman" w:eastAsia="Times New Roman" w:cs="Times New Roman"/>
+        </w:rPr>
+        <w:t>，</w:t>
+      </w:r>
+      <w:r>
+        <w:rPr>
+          <w:rFonts w:hint="eastAsia" w:ascii="Times New Roman" w:hAnsi="Times New Roman" w:eastAsia="FangSong" w:cs="Times New Roman"/>
+        </w:rPr>
+        <w:t>雾环应出现在距浓氨水端约</w:t>
+      </w:r>
+      <w:r>
+        <w:rPr>
+          <w:rFonts w:ascii="Times New Roman" w:hAnsi="Times New Roman" w:eastAsia="Times New Roman" w:cs="Times New Roman"/>
+        </w:rPr>
+        <w:t xml:space="preserve"> </w:t>
+      </w:r>
+      <m:oMath>
+        <m:oMathPr>
+          <m:ctrlPr>
+            <w:rPr>
+              <w:sz w:val="28"/>
+              <w:szCs w:val="28"/>
+            </w:rPr>
+          </m:ctrlPr>
+        </m:oMathPr>
+        <m:r>
+          <m:t>1.47</m:t>
+        </m:r>
+        <m:r>
+          <m:rPr>
+            <m:sty m:val="p"/>
+          </m:rPr>
+          <m:t>/</m:t>
+        </m:r>
+        <m:r>
+          <m:t>2.47</m:t>
+        </m:r>
+        <m:r>
+          <m:rPr>
+            <m:sty m:val="p"/>
+          </m:rPr>
+          <m:t>≈</m:t>
+        </m:r>
+        <m:r>
+          <m:t>59</m:t>
+        </m:r>
+        <m:r>
+          <m:rPr>
+            <m:sty m:val="p"/>
+          </m:rPr>
+          <m:t>%</m:t>
+        </m:r>
+      </m:oMath>
+      <w:r>
+        <w:rPr>
+          <w:rFonts w:ascii="Times New Roman" w:hAnsi="Times New Roman" w:eastAsia="Times New Roman" w:cs="Times New Roman"/>
+        </w:rPr>
+        <w:t xml:space="preserve"> </w:t>
+      </w:r>
+      <w:r>
+        <w:rPr>
+          <w:rFonts w:hint="eastAsia" w:ascii="Times New Roman" w:hAnsi="Times New Roman" w:eastAsia="FangSong" w:cs="Times New Roman"/>
+        </w:rPr>
+        <w:t>管长处</w:t>
+      </w:r>
+      <w:r>
+        <w:rPr>
+          <w:rFonts w:hint="eastAsia" w:ascii="Times New Roman" w:hAnsi="Times New Roman" w:eastAsia="Times New Roman" w:cs="Times New Roman"/>
+        </w:rPr>
+        <w:t>（</w:t>
+      </w:r>
+      <w:r>
+        <w:rPr>
+          <w:rFonts w:hint="eastAsia" w:ascii="Times New Roman" w:hAnsi="Times New Roman" w:eastAsia="FangSong" w:cs="Times New Roman"/>
+          <w:b/>
+          <w:bCs/>
+        </w:rPr>
+        <w:t xml:space="preserve">偏向浓盐酸一侧</w:t>
+      </w:r>
+      <w:r>
+        <w:rPr>
+          <w:rFonts w:hint="eastAsia" w:ascii="Times New Roman" w:hAnsi="Times New Roman" w:eastAsia="Times New Roman" w:cs="Times New Roman"/>
+        </w:rPr>
+        <w:t>）——</w:t>
+      </w:r>
+      <w:r>
+        <w:rPr>
+          <w:rFonts w:hint="eastAsia" w:ascii="Times New Roman" w:hAnsi="Times New Roman" w:eastAsia="FangSong" w:cs="Times New Roman"/>
+        </w:rPr>
+        <w:t>相对较轻的</w:t>
       </w:r>
       <w:r>
         <w:rPr>
@@ -23349,37 +23869,7 @@
         <w:rPr>
           <w:rFonts w:hint="eastAsia" w:ascii="Times New Roman" w:hAnsi="Times New Roman" w:eastAsia="FangSong" w:cs="Times New Roman"/>
         </w:rPr>
-        <w:t xml:space="preserve">的扩散速度快于</w:t>
-      </w:r>
-      <w:r>
-        <w:rPr>
-          <w:rFonts w:ascii="Times New Roman" w:hAnsi="Times New Roman" w:eastAsia="Times New Roman" w:cs="Times New Roman"/>
-        </w:rPr>
-        <w:t xml:space="preserve"> </w:t>
-      </w:r>
-      <w:r>
-        <w:rPr>
-          <w:rFonts w:hint="eastAsia" w:ascii="Times New Roman" w:hAnsi="Times New Roman" w:eastAsia="Times New Roman" w:cs="Times New Roman"/>
-        </w:rPr>
-        <w:t>HCl。</w:t>
-      </w:r>
-      <w:r>
-        <w:rPr>
-          <w:rFonts w:hint="eastAsia" w:ascii="Times New Roman" w:hAnsi="Times New Roman" w:eastAsia="FangSong" w:cs="Times New Roman"/>
-        </w:rPr>
-        <w:t>若用</w:t>
-      </w:r>
-      <w:r>
-        <w:rPr>
-          <w:rFonts w:ascii="Times New Roman" w:hAnsi="Times New Roman" w:eastAsia="Times New Roman" w:cs="Times New Roman"/>
-        </w:rPr>
-        <w:t xml:space="preserve"> Graham </w:t>
-      </w:r>
-      <w:r>
-        <w:rPr>
-          <w:rFonts w:hint="eastAsia" w:ascii="Times New Roman" w:hAnsi="Times New Roman" w:eastAsia="FangSong" w:cs="Times New Roman"/>
-        </w:rPr>
-        <w:t>定律解释</w:t>
+        <w:t>走过更长的路程</w:t>
       </w:r>
       <w:r>
         <w:rPr>
@@ -23391,7 +23881,7 @@
         <w:rPr>
           <w:rFonts w:hint="eastAsia" w:ascii="Times New Roman" w:hAnsi="Times New Roman" w:eastAsia="FangSong" w:cs="Times New Roman"/>
         </w:rPr>
-        <w:t>可记成</w:t>
+        <w:t>直观体现</w:t>
       </w:r>
       <w:r>
         <w:rPr>
@@ -23409,48 +23899,11 @@
         <w:rPr>
           <w:rFonts w:hint="eastAsia" w:ascii="Times New Roman" w:hAnsi="Times New Roman" w:eastAsia="Times New Roman" w:cs="Times New Roman"/>
         </w:rPr>
-        <w:t>”，</w:t>
-      </w:r>
-      <w:r>
-        <w:rPr>
-          <w:rFonts w:hint="eastAsia" w:ascii="Times New Roman" w:hAnsi="Times New Roman" w:eastAsia="FangSong" w:cs="Times New Roman"/>
-        </w:rPr>
-        <w:t>所以相对较轻的</w:t>
-      </w:r>
-      <w:r>
-        <w:rPr>
-          <w:rFonts w:ascii="Times New Roman" w:hAnsi="Times New Roman" w:eastAsia="Times New Roman" w:cs="Times New Roman"/>
-        </w:rPr>
-        <w:t xml:space="preserve"> NH</w:t>
-      </w:r>
-      <w:r>
-        <w:rPr>
-          <w:rFonts w:ascii="Times New Roman" w:hAnsi="Times New Roman" w:eastAsia="Times New Roman" w:cs="Times New Roman"/>
-          <w:vertAlign w:val="subscript"/>
-        </w:rPr>
-        <w:t>3</w:t>
-      </w:r>
-      <w:r>
-        <w:rPr>
-          <w:rFonts w:ascii="Times New Roman" w:hAnsi="Times New Roman" w:eastAsia="Times New Roman" w:cs="Times New Roman"/>
-        </w:rPr>
-        <w:t xml:space="preserve"> </w:t>
-      </w:r>
-      <w:r>
-        <w:rPr>
-          <w:rFonts w:hint="eastAsia" w:ascii="Times New Roman" w:hAnsi="Times New Roman" w:eastAsia="FangSong" w:cs="Times New Roman"/>
-        </w:rPr>
-        <w:t>扩散得更快</w:t>
-      </w:r>
-      <w:r>
-        <w:rPr>
-          <w:rFonts w:hint="eastAsia" w:ascii="Times New Roman" w:hAnsi="Times New Roman" w:eastAsia="Times New Roman" w:cs="Times New Roman"/>
-        </w:rPr>
-        <w:t>。</w:t>
+        <w:t>”。</w:t>
       </w:r>
     </w:p>
     <w:bookmarkEnd w:id="40"/>
-    <w:bookmarkStart w:id="41" w:name="a.2-应用"/>
+    <w:bookmarkStart w:id="41" w:name="应用"/>
     <w:p>
       <w:pPr>
         <w:pStyle w:val="Heading3"/>
@@ -23460,7 +23913,7 @@
         <w:rPr>
           <w:rFonts w:ascii="Times New Roman" w:hAnsi="Times New Roman" w:eastAsia="Times New Roman" w:cs="Times New Roman"/>
         </w:rPr>
-        <w:t xml:space="preserve">A.2 </w:t>
+        <w:t xml:space="preserve">6.2 </w:t>
       </w:r>
       <w:r>
         <w:rPr>
@@ -29805,15 +30258,27 @@
       </w:pPr>
       <w:r>
         <w:rPr>
-          <w:rFonts w:hint="eastAsia" w:ascii="Times New Roman" w:hAnsi="Times New Roman" w:eastAsia="FangSong" w:cs="Times New Roman"/>
-        </w:rPr>
-        <w:t>可能的分子式</w:t>
-      </w:r>
-      <w:r>
-        <w:rPr>
-          <w:rFonts w:hint="eastAsia" w:ascii="Times New Roman" w:hAnsi="Times New Roman" w:eastAsia="Times New Roman" w:cs="Times New Roman"/>
-        </w:rPr>
-        <w:t>：CO</w:t>
+          <w:rFonts w:ascii="Times New Roman" w:hAnsi="Times New Roman" w:eastAsia="Times New Roman" w:cs="Times New Roman"/>
+        </w:rPr>
+        <w:t xml:space="preserve">45.9 </w:t>
+      </w:r>
+      <w:r>
+        <w:rPr>
+          <w:rFonts w:hint="eastAsia" w:ascii="Times New Roman" w:hAnsi="Times New Roman" w:eastAsia="FangSong" w:cs="Times New Roman"/>
+        </w:rPr>
+        <w:t xml:space="preserve">与</w:t>
+      </w:r>
+      <w:r>
+        <w:rPr>
+          <w:rFonts w:ascii="Times New Roman" w:hAnsi="Times New Roman" w:eastAsia="Times New Roman" w:cs="Times New Roman"/>
+        </w:rPr>
+        <w:t xml:space="preserve"> </w:t>
+      </w:r>
+      <w:r>
+        <w:rPr>
+          <w:rFonts w:hint="eastAsia" w:ascii="Times New Roman" w:hAnsi="Times New Roman" w:eastAsia="Times New Roman" w:cs="Times New Roman"/>
+        </w:rPr>
+        <w:t>46（C</w:t>
       </w:r>
       <w:r>
         <w:rPr>
@@ -29824,47 +30289,188 @@
       </w:r>
       <w:r>
         <w:rPr>
-          <w:rFonts w:ascii="Times New Roman" w:hAnsi="Times New Roman" w:eastAsia="Times New Roman" w:cs="Times New Roman"/>
-        </w:rPr>
-        <w:t xml:space="preserve"> (44 g/mol) </w:t>
-      </w:r>
-      <w:r>
-        <w:rPr>
-          <w:rFonts w:hint="eastAsia" w:ascii="Times New Roman" w:hAnsi="Times New Roman" w:eastAsia="FangSong" w:cs="Times New Roman"/>
-        </w:rPr>
-        <w:t xml:space="preserve">或</w:t>
-      </w:r>
-      <w:r>
-        <w:rPr>
-          <w:rFonts w:ascii="Times New Roman" w:hAnsi="Times New Roman" w:eastAsia="Times New Roman" w:cs="Times New Roman"/>
-        </w:rPr>
-        <w:t xml:space="preserve"> C</w:t>
-      </w:r>
-      <w:r>
-        <w:rPr>
-          <w:rFonts w:ascii="Times New Roman" w:hAnsi="Times New Roman" w:eastAsia="Times New Roman" w:cs="Times New Roman"/>
+          <w:rFonts w:hint="eastAsia" w:ascii="Times New Roman" w:hAnsi="Times New Roman" w:eastAsia="Times New Roman" w:cs="Times New Roman"/>
+        </w:rPr>
+        <w:t>H</w:t>
+      </w:r>
+      <w:r>
+        <w:rPr>
+          <w:rFonts w:hint="eastAsia" w:ascii="Times New Roman" w:hAnsi="Times New Roman" w:eastAsia="Times New Roman" w:cs="Times New Roman"/>
           <w:vertAlign w:val="subscript"/>
         </w:rPr>
+        <w:t>5</w:t>
+      </w:r>
+      <w:r>
+        <w:rPr>
+          <w:rFonts w:hint="eastAsia" w:ascii="Times New Roman" w:hAnsi="Times New Roman" w:eastAsia="Times New Roman" w:cs="Times New Roman"/>
+        </w:rPr>
+        <w:t>OH</w:t>
+      </w:r>
+      <w:r>
+        <w:rPr>
+          <w:rFonts w:ascii="Times New Roman" w:hAnsi="Times New Roman" w:eastAsia="Times New Roman" w:cs="Times New Roman"/>
+        </w:rPr>
+        <w:t xml:space="preserve"> </w:t>
+      </w:r>
+      <w:r>
+        <w:rPr>
+          <w:rFonts w:hint="eastAsia" w:ascii="Times New Roman" w:hAnsi="Times New Roman" w:eastAsia="FangSong" w:cs="Times New Roman"/>
+        </w:rPr>
+        <w:t>乙醇蒸气</w:t>
+      </w:r>
+      <w:r>
+        <w:rPr>
+          <w:rFonts w:hint="eastAsia" w:ascii="Times New Roman" w:hAnsi="Times New Roman" w:eastAsia="Times New Roman" w:cs="Times New Roman"/>
+        </w:rPr>
+        <w:t>、NO</w:t>
+      </w:r>
+      <w:r>
+        <w:rPr>
+          <w:rFonts w:hint="eastAsia" w:ascii="Times New Roman" w:hAnsi="Times New Roman" w:eastAsia="Times New Roman" w:cs="Times New Roman"/>
+          <w:vertAlign w:val="subscript"/>
+        </w:rPr>
+        <w:t>2</w:t>
+      </w:r>
+      <w:r>
+        <w:rPr>
+          <w:rFonts w:hint="eastAsia" w:ascii="Times New Roman" w:hAnsi="Times New Roman" w:eastAsia="Times New Roman" w:cs="Times New Roman"/>
+        </w:rPr>
+        <w:t>）</w:t>
+      </w:r>
+      <w:r>
+        <w:rPr>
+          <w:rFonts w:hint="eastAsia" w:ascii="Times New Roman" w:hAnsi="Times New Roman" w:eastAsia="FangSong" w:cs="Times New Roman"/>
+        </w:rPr>
+        <w:t>最接近</w:t>
+      </w:r>
+      <w:r>
+        <w:rPr>
+          <w:rFonts w:hint="eastAsia" w:ascii="Times New Roman" w:hAnsi="Times New Roman" w:eastAsia="Times New Roman" w:cs="Times New Roman"/>
+        </w:rPr>
+        <w:t>，</w:t>
+      </w:r>
+      <w:r>
+        <w:rPr>
+          <w:rFonts w:hint="eastAsia" w:ascii="Times New Roman" w:hAnsi="Times New Roman" w:eastAsia="FangSong" w:cs="Times New Roman"/>
+        </w:rPr>
+        <w:t>与</w:t>
+      </w:r>
+      <w:r>
+        <w:rPr>
+          <w:rFonts w:ascii="Times New Roman" w:hAnsi="Times New Roman" w:eastAsia="Times New Roman" w:cs="Times New Roman"/>
+        </w:rPr>
+        <w:t xml:space="preserve"> </w:t>
+      </w:r>
+      <w:r>
+        <w:rPr>
+          <w:rFonts w:hint="eastAsia" w:ascii="Times New Roman" w:hAnsi="Times New Roman" w:eastAsia="Times New Roman" w:cs="Times New Roman"/>
+        </w:rPr>
+        <w:t>44（CO</w:t>
+      </w:r>
+      <w:r>
+        <w:rPr>
+          <w:rFonts w:hint="eastAsia" w:ascii="Times New Roman" w:hAnsi="Times New Roman" w:eastAsia="Times New Roman" w:cs="Times New Roman"/>
+          <w:vertAlign w:val="subscript"/>
+        </w:rPr>
+        <w:t>2</w:t>
+      </w:r>
+      <w:r>
+        <w:rPr>
+          <w:rFonts w:hint="eastAsia" w:ascii="Times New Roman" w:hAnsi="Times New Roman" w:eastAsia="Times New Roman" w:cs="Times New Roman"/>
+        </w:rPr>
+        <w:t>、C</w:t>
+      </w:r>
+      <w:r>
+        <w:rPr>
+          <w:rFonts w:hint="eastAsia" w:ascii="Times New Roman" w:hAnsi="Times New Roman" w:eastAsia="Times New Roman" w:cs="Times New Roman"/>
+          <w:vertAlign w:val="subscript"/>
+        </w:rPr>
         <w:t>3</w:t>
       </w:r>
       <w:r>
         <w:rPr>
-          <w:rFonts w:ascii="Times New Roman" w:hAnsi="Times New Roman" w:eastAsia="Times New Roman" w:cs="Times New Roman"/>
+          <w:rFonts w:hint="eastAsia" w:ascii="Times New Roman" w:hAnsi="Times New Roman" w:eastAsia="Times New Roman" w:cs="Times New Roman"/>
         </w:rPr>
         <w:t>H</w:t>
       </w:r>
       <w:r>
         <w:rPr>
-          <w:rFonts w:ascii="Times New Roman" w:hAnsi="Times New Roman" w:eastAsia="Times New Roman" w:cs="Times New Roman"/>
+          <w:rFonts w:hint="eastAsia" w:ascii="Times New Roman" w:hAnsi="Times New Roman" w:eastAsia="Times New Roman" w:cs="Times New Roman"/>
           <w:vertAlign w:val="subscript"/>
         </w:rPr>
         <w:t>8</w:t>
       </w:r>
       <w:r>
         <w:rPr>
-          <w:rFonts w:ascii="Times New Roman" w:hAnsi="Times New Roman" w:eastAsia="Times New Roman" w:cs="Times New Roman"/>
-        </w:rPr>
-        <w:t xml:space="preserve"> (44 g/mol)</w:t>
+          <w:rFonts w:hint="eastAsia" w:ascii="Times New Roman" w:hAnsi="Times New Roman" w:eastAsia="Times New Roman" w:cs="Times New Roman"/>
+        </w:rPr>
+        <w:t>）</w:t>
+      </w:r>
+      <w:r>
+        <w:rPr>
+          <w:rFonts w:hint="eastAsia" w:ascii="Times New Roman" w:hAnsi="Times New Roman" w:eastAsia="FangSong" w:cs="Times New Roman"/>
+        </w:rPr>
+        <w:t>次之</w:t>
+      </w:r>
+      <w:r>
+        <w:rPr>
+          <w:rFonts w:hint="eastAsia" w:ascii="Times New Roman" w:hAnsi="Times New Roman" w:eastAsia="Times New Roman" w:cs="Times New Roman"/>
+        </w:rPr>
+        <w:t>；</w:t>
+      </w:r>
+      <w:r>
+        <w:rPr>
+          <w:rFonts w:hint="eastAsia" w:ascii="Times New Roman" w:hAnsi="Times New Roman" w:eastAsia="FangSong" w:cs="Times New Roman"/>
+        </w:rPr>
+        <w:t>密度测定的实验误差</w:t>
+      </w:r>
+      <w:r>
+        <w:rPr>
+          <w:rFonts w:hint="eastAsia" w:ascii="Times New Roman" w:hAnsi="Times New Roman" w:eastAsia="Times New Roman" w:cs="Times New Roman"/>
+        </w:rPr>
+        <w:t>（</w:t>
+      </w:r>
+      <w:r>
+        <w:rPr>
+          <w:rFonts w:hint="eastAsia" w:ascii="Times New Roman" w:hAnsi="Times New Roman" w:eastAsia="FangSong" w:cs="Times New Roman"/>
+        </w:rPr>
+        <w:t>约</w:t>
+      </w:r>
+      <w:r>
+        <w:rPr>
+          <w:rFonts w:ascii="Times New Roman" w:hAnsi="Times New Roman" w:eastAsia="Times New Roman" w:cs="Times New Roman"/>
+        </w:rPr>
+        <w:t xml:space="preserve"> </w:t>
+      </w:r>
+      <w:r>
+        <w:rPr>
+          <w:rFonts w:hint="eastAsia" w:ascii="Times New Roman" w:hAnsi="Times New Roman" w:eastAsia="Times New Roman" w:cs="Times New Roman"/>
+        </w:rPr>
+        <w:t>±2%）</w:t>
+      </w:r>
+      <w:r>
+        <w:rPr>
+          <w:rFonts w:hint="eastAsia" w:ascii="Times New Roman" w:hAnsi="Times New Roman" w:eastAsia="FangSong" w:cs="Times New Roman"/>
+        </w:rPr>
+        <w:t>内无法唯一确定</w:t>
+      </w:r>
+      <w:r>
+        <w:rPr>
+          <w:rFonts w:hint="eastAsia" w:ascii="Times New Roman" w:hAnsi="Times New Roman" w:eastAsia="Times New Roman" w:cs="Times New Roman"/>
+        </w:rPr>
+        <w:t>，</w:t>
+      </w:r>
+      <w:r>
+        <w:rPr>
+          <w:rFonts w:hint="eastAsia" w:ascii="Times New Roman" w:hAnsi="Times New Roman" w:eastAsia="FangSong" w:cs="Times New Roman"/>
+        </w:rPr>
+        <w:t>需再测元素组成进一步甄别</w:t>
+      </w:r>
+      <w:r>
+        <w:rPr>
+          <w:rFonts w:hint="eastAsia" w:ascii="Times New Roman" w:hAnsi="Times New Roman" w:eastAsia="Times New Roman" w:cs="Times New Roman"/>
+        </w:rPr>
+        <w:t>。</w:t>
       </w:r>
     </w:p>
     <w:p>

--- a/06-学生侧材料/讲义/3-物理化学/气体基础-超级充实版（自学完整）.docx
+++ b/06-学生侧材料/讲义/3-物理化学/气体基础-超级充实版（自学完整）.docx
@@ -25695,19 +25695,90 @@
       </w:pPr>
       <w:r>
         <w:rPr>
-          <w:rFonts w:hint="eastAsia" w:ascii="Times New Roman" w:hAnsi="Times New Roman" w:eastAsia="FangSong" w:cs="Times New Roman"/>
+          <w:rFonts w:ascii="Times New Roman" w:hAnsi="Times New Roman" w:eastAsia="Times New Roman" w:cs="Times New Roman"/>
           <w:b/>
           <w:bCs/>
         </w:rPr>
-        <w:t>题</w:t>
-      </w:r>
-      <w:r>
-        <w:rPr>
-          <w:rFonts w:hint="eastAsia" w:ascii="Times New Roman" w:hAnsi="Times New Roman" w:eastAsia="Times New Roman" w:cs="Times New Roman"/>
+        <w:t xml:space="preserve">1.</w:t>
+      </w:r>
+      <w:r>
+        <w:rPr>
+          <w:rFonts w:hint="eastAsia" w:ascii="Times New Roman" w:hAnsi="Times New Roman" w:eastAsia="Times New Roman" w:cs="Times New Roman"/>
+        </w:rPr>
+        <w:t>：</w:t>
+      </w:r>
+      <w:r>
+        <w:rPr>
+          <w:rFonts w:hint="eastAsia" w:ascii="Times New Roman" w:hAnsi="Times New Roman" w:eastAsia="FangSong" w:cs="Times New Roman"/>
+        </w:rPr>
+        <w:t>计算</w:t>
+      </w:r>
+      <w:r>
+        <w:rPr>
+          <w:rFonts w:hint="eastAsia" w:ascii="Times New Roman" w:hAnsi="Times New Roman" w:eastAsia="Times New Roman" w:cs="Times New Roman"/>
+        </w:rPr>
+        <w:t>0.500</w:t>
+      </w:r>
+      <w:r>
+        <w:rPr>
+          <w:rFonts w:ascii="Times New Roman" w:hAnsi="Times New Roman" w:eastAsia="Times New Roman" w:cs="Times New Roman"/>
+        </w:rPr>
+        <w:t xml:space="preserve"> </w:t>
+      </w:r>
+      <w:r>
+        <w:rPr>
+          <w:rFonts w:hint="eastAsia" w:ascii="Times New Roman" w:hAnsi="Times New Roman" w:eastAsia="Times New Roman" w:cs="Times New Roman"/>
+        </w:rPr>
+        <w:t>mol</w:t>
+      </w:r>
+      <w:r>
+        <w:rPr>
+          <w:rFonts w:hint="eastAsia" w:ascii="Times New Roman" w:hAnsi="Times New Roman" w:eastAsia="FangSong" w:cs="Times New Roman"/>
+        </w:rPr>
+        <w:t>理想气体在</w:t>
+      </w:r>
+      <w:r>
+        <w:rPr>
+          <w:rFonts w:hint="eastAsia" w:ascii="Times New Roman" w:hAnsi="Times New Roman" w:eastAsia="Times New Roman" w:cs="Times New Roman"/>
+        </w:rPr>
+        <w:t>300</w:t>
+      </w:r>
+      <w:r>
+        <w:rPr>
+          <w:rFonts w:ascii="Times New Roman" w:hAnsi="Times New Roman" w:eastAsia="Times New Roman" w:cs="Times New Roman"/>
+        </w:rPr>
+        <w:t xml:space="preserve"> K、101.3 </w:t>
+      </w:r>
+      <w:r>
+        <w:rPr>
+          <w:rFonts w:hint="eastAsia" w:ascii="Times New Roman" w:hAnsi="Times New Roman" w:eastAsia="Times New Roman" w:cs="Times New Roman"/>
+        </w:rPr>
+        <w:t>kPa</w:t>
+      </w:r>
+      <w:r>
+        <w:rPr>
+          <w:rFonts w:hint="eastAsia" w:ascii="Times New Roman" w:hAnsi="Times New Roman" w:eastAsia="FangSong" w:cs="Times New Roman"/>
+        </w:rPr>
+        <w:t>下的体积</w:t>
+      </w:r>
+      <w:r>
+        <w:rPr>
+          <w:rFonts w:hint="eastAsia" w:ascii="Times New Roman" w:hAnsi="Times New Roman" w:eastAsia="Times New Roman" w:cs="Times New Roman"/>
+        </w:rPr>
+        <w:t>。</w:t>
+      </w:r>
+    </w:p>
+    <w:p>
+      <w:pPr>
+        <w:pStyle w:val="BodyText"/>
+      </w:pPr>
+      <w:r>
+        <w:rPr>
+          <w:rFonts w:ascii="Times New Roman" w:hAnsi="Times New Roman" w:eastAsia="Times New Roman" w:cs="Times New Roman"/>
           <w:b/>
           <w:bCs/>
         </w:rPr>
-        <w:t>1</w:t>
+        <w:t xml:space="preserve">2.</w:t>
       </w:r>
       <w:r>
         <w:rPr>
@@ -25719,13 +25790,13 @@
         <w:rPr>
           <w:rFonts w:hint="eastAsia" w:ascii="Times New Roman" w:hAnsi="Times New Roman" w:eastAsia="FangSong" w:cs="Times New Roman"/>
         </w:rPr>
-        <w:t>计算</w:t>
-      </w:r>
-      <w:r>
-        <w:rPr>
-          <w:rFonts w:hint="eastAsia" w:ascii="Times New Roman" w:hAnsi="Times New Roman" w:eastAsia="Times New Roman" w:cs="Times New Roman"/>
-        </w:rPr>
-        <w:t>0.500</w:t>
+        <w:t>某气体在</w:t>
+      </w:r>
+      <w:r>
+        <w:rPr>
+          <w:rFonts w:hint="eastAsia" w:ascii="Times New Roman" w:hAnsi="Times New Roman" w:eastAsia="Times New Roman" w:cs="Times New Roman"/>
+        </w:rPr>
+        <w:t>25°C、100.0</w:t>
       </w:r>
       <w:r>
         <w:rPr>
@@ -25737,37 +25808,38 @@
         <w:rPr>
           <w:rFonts w:hint="eastAsia" w:ascii="Times New Roman" w:hAnsi="Times New Roman" w:eastAsia="Times New Roman" w:cs="Times New Roman"/>
         </w:rPr>
-        <w:t>mol</w:t>
-      </w:r>
-      <w:r>
-        <w:rPr>
-          <w:rFonts w:hint="eastAsia" w:ascii="Times New Roman" w:hAnsi="Times New Roman" w:eastAsia="FangSong" w:cs="Times New Roman"/>
-        </w:rPr>
-        <w:t>理想气体在</w:t>
-      </w:r>
-      <w:r>
-        <w:rPr>
-          <w:rFonts w:hint="eastAsia" w:ascii="Times New Roman" w:hAnsi="Times New Roman" w:eastAsia="Times New Roman" w:cs="Times New Roman"/>
-        </w:rPr>
-        <w:t>300</w:t>
-      </w:r>
-      <w:r>
-        <w:rPr>
-          <w:rFonts w:ascii="Times New Roman" w:hAnsi="Times New Roman" w:eastAsia="Times New Roman" w:cs="Times New Roman"/>
-        </w:rPr>
-        <w:t xml:space="preserve"> K、101.3 </w:t>
-      </w:r>
-      <w:r>
-        <w:rPr>
-          <w:rFonts w:hint="eastAsia" w:ascii="Times New Roman" w:hAnsi="Times New Roman" w:eastAsia="Times New Roman" w:cs="Times New Roman"/>
-        </w:rPr>
         <w:t>kPa</w:t>
       </w:r>
       <w:r>
         <w:rPr>
           <w:rFonts w:hint="eastAsia" w:ascii="Times New Roman" w:hAnsi="Times New Roman" w:eastAsia="FangSong" w:cs="Times New Roman"/>
         </w:rPr>
-        <w:t>下的体积</w:t>
+        <w:t>下体积为</w:t>
+      </w:r>
+      <w:r>
+        <w:rPr>
+          <w:rFonts w:hint="eastAsia" w:ascii="Times New Roman" w:hAnsi="Times New Roman" w:eastAsia="Times New Roman" w:cs="Times New Roman"/>
+        </w:rPr>
+        <w:t>3.00</w:t>
+      </w:r>
+      <w:r>
+        <w:rPr>
+          <w:rFonts w:ascii="Times New Roman" w:hAnsi="Times New Roman" w:eastAsia="Times New Roman" w:cs="Times New Roman"/>
+        </w:rPr>
+        <w:t xml:space="preserve"> </w:t>
+      </w:r>
+      <w:r>
+        <w:rPr>
+          <w:rFonts w:hint="eastAsia" w:ascii="Times New Roman" w:hAnsi="Times New Roman" w:eastAsia="Times New Roman" w:cs="Times New Roman"/>
+        </w:rPr>
+        <w:t>dm</w:t>
+      </w:r>
+      <w:r>
+        <w:rPr>
+          <w:rFonts w:hint="eastAsia" w:ascii="Times New Roman" w:hAnsi="Times New Roman" w:eastAsia="Times New Roman" w:cs="Times New Roman"/>
+          <w:vertAlign w:val="superscript"/>
+        </w:rPr>
+        <w:t>3</w:t>
       </w:r>
       <w:r>
         <w:rPr>
@@ -25775,6 +25847,18 @@
         </w:rPr>
         <w:t>。</w:t>
       </w:r>
+      <w:r>
+        <w:rPr>
+          <w:rFonts w:hint="eastAsia" w:ascii="Times New Roman" w:hAnsi="Times New Roman" w:eastAsia="FangSong" w:cs="Times New Roman"/>
+        </w:rPr>
+        <w:t>求其物质的量</w:t>
+      </w:r>
+      <w:r>
+        <w:rPr>
+          <w:rFonts w:hint="eastAsia" w:ascii="Times New Roman" w:hAnsi="Times New Roman" w:eastAsia="Times New Roman" w:cs="Times New Roman"/>
+        </w:rPr>
+        <w:t>。</w:t>
+      </w:r>
     </w:p>
     <w:p>
       <w:pPr>
@@ -25782,37 +25866,73 @@
       </w:pPr>
       <w:r>
         <w:rPr>
-          <w:rFonts w:hint="eastAsia" w:ascii="Times New Roman" w:hAnsi="Times New Roman" w:eastAsia="FangSong" w:cs="Times New Roman"/>
+          <w:rFonts w:ascii="Times New Roman" w:hAnsi="Times New Roman" w:eastAsia="Times New Roman" w:cs="Times New Roman"/>
           <w:b/>
           <w:bCs/>
         </w:rPr>
-        <w:t>题</w:t>
-      </w:r>
-      <w:r>
-        <w:rPr>
-          <w:rFonts w:hint="eastAsia" w:ascii="Times New Roman" w:hAnsi="Times New Roman" w:eastAsia="Times New Roman" w:cs="Times New Roman"/>
+        <w:t xml:space="preserve">3.</w:t>
+      </w:r>
+      <w:r>
+        <w:rPr>
+          <w:rFonts w:hint="eastAsia" w:ascii="Times New Roman" w:hAnsi="Times New Roman" w:eastAsia="Times New Roman" w:cs="Times New Roman"/>
+        </w:rPr>
+        <w:t>：</w:t>
+      </w:r>
+      <w:r>
+        <w:rPr>
+          <w:rFonts w:hint="eastAsia" w:ascii="Times New Roman" w:hAnsi="Times New Roman" w:eastAsia="FangSong" w:cs="Times New Roman"/>
+        </w:rPr>
+        <w:t>在标准状况下</w:t>
+      </w:r>
+      <w:r>
+        <w:rPr>
+          <w:rFonts w:hint="eastAsia" w:ascii="Times New Roman" w:hAnsi="Times New Roman" w:eastAsia="Times New Roman" w:cs="Times New Roman"/>
+        </w:rPr>
+        <w:t>，2.00</w:t>
+      </w:r>
+      <w:r>
+        <w:rPr>
+          <w:rFonts w:ascii="Times New Roman" w:hAnsi="Times New Roman" w:eastAsia="Times New Roman" w:cs="Times New Roman"/>
+        </w:rPr>
+        <w:t xml:space="preserve"> g </w:t>
+      </w:r>
+      <w:r>
+        <w:rPr>
+          <w:rFonts w:hint="eastAsia" w:ascii="Times New Roman" w:hAnsi="Times New Roman" w:eastAsia="Times New Roman" w:cs="Times New Roman"/>
+        </w:rPr>
+        <w:t>H</w:t>
+      </w:r>
+      <w:r>
+        <w:rPr>
+          <w:rFonts w:hint="eastAsia" w:ascii="Times New Roman" w:hAnsi="Times New Roman" w:eastAsia="Times New Roman" w:cs="Times New Roman"/>
+          <w:vertAlign w:val="subscript"/>
+        </w:rPr>
+        <w:t>2</w:t>
+      </w:r>
+      <w:r>
+        <w:rPr>
+          <w:rFonts w:hint="eastAsia" w:ascii="Times New Roman" w:hAnsi="Times New Roman" w:eastAsia="FangSong" w:cs="Times New Roman"/>
+        </w:rPr>
+        <w:t>的体积是多少</w:t>
+      </w:r>
+      <w:r>
+        <w:rPr>
+          <w:rFonts w:hint="eastAsia" w:ascii="Times New Roman" w:hAnsi="Times New Roman" w:eastAsia="Times New Roman" w:cs="Times New Roman"/>
+        </w:rPr>
+        <w:t>？</w:t>
+      </w:r>
+    </w:p>
+    <w:p>
+      <w:pPr>
+        <w:pStyle w:val="BodyText"/>
+      </w:pPr>
+      <w:r>
+        <w:rPr>
+          <w:rFonts w:ascii="Times New Roman" w:hAnsi="Times New Roman" w:eastAsia="Times New Roman" w:cs="Times New Roman"/>
           <w:b/>
           <w:bCs/>
         </w:rPr>
-        <w:t>2</w:t>
-      </w:r>
-      <w:r>
-        <w:rPr>
-          <w:rFonts w:hint="eastAsia" w:ascii="Times New Roman" w:hAnsi="Times New Roman" w:eastAsia="Times New Roman" w:cs="Times New Roman"/>
-        </w:rPr>
-        <w:t>：</w:t>
-      </w:r>
-      <w:r>
-        <w:rPr>
-          <w:rFonts w:hint="eastAsia" w:ascii="Times New Roman" w:hAnsi="Times New Roman" w:eastAsia="FangSong" w:cs="Times New Roman"/>
-        </w:rPr>
-        <w:t>某气体在</w:t>
-      </w:r>
-      <w:r>
-        <w:rPr>
-          <w:rFonts w:hint="eastAsia" w:ascii="Times New Roman" w:hAnsi="Times New Roman" w:eastAsia="Times New Roman" w:cs="Times New Roman"/>
-        </w:rPr>
-        <w:t>25°C、100.0</w:t>
+        <w:t xml:space="preserve">4.</w:t>
       </w:r>
       <w:r>
         <w:rPr>
@@ -25824,56 +25944,43 @@
         <w:rPr>
           <w:rFonts w:hint="eastAsia" w:ascii="Times New Roman" w:hAnsi="Times New Roman" w:eastAsia="Times New Roman" w:cs="Times New Roman"/>
         </w:rPr>
-        <w:t>kPa</w:t>
-      </w:r>
-      <w:r>
-        <w:rPr>
-          <w:rFonts w:hint="eastAsia" w:ascii="Times New Roman" w:hAnsi="Times New Roman" w:eastAsia="FangSong" w:cs="Times New Roman"/>
-        </w:rPr>
-        <w:t>下体积为</w:t>
-      </w:r>
-      <w:r>
-        <w:rPr>
-          <w:rFonts w:hint="eastAsia" w:ascii="Times New Roman" w:hAnsi="Times New Roman" w:eastAsia="Times New Roman" w:cs="Times New Roman"/>
-        </w:rPr>
-        <w:t>3.00</w:t>
-      </w:r>
-      <w:r>
-        <w:rPr>
-          <w:rFonts w:ascii="Times New Roman" w:hAnsi="Times New Roman" w:eastAsia="Times New Roman" w:cs="Times New Roman"/>
-        </w:rPr>
-        <w:t xml:space="preserve"> </w:t>
-      </w:r>
-      <w:r>
-        <w:rPr>
-          <w:rFonts w:hint="eastAsia" w:ascii="Times New Roman" w:hAnsi="Times New Roman" w:eastAsia="Times New Roman" w:cs="Times New Roman"/>
-        </w:rPr>
-        <w:t>dm</w:t>
-      </w:r>
-      <w:r>
-        <w:rPr>
-          <w:rFonts w:hint="eastAsia" w:ascii="Times New Roman" w:hAnsi="Times New Roman" w:eastAsia="Times New Roman" w:cs="Times New Roman"/>
-          <w:vertAlign w:val="superscript"/>
-        </w:rPr>
-        <w:t>3</w:t>
-      </w:r>
-      <w:r>
-        <w:rPr>
-          <w:rFonts w:hint="eastAsia" w:ascii="Times New Roman" w:hAnsi="Times New Roman" w:eastAsia="Times New Roman" w:cs="Times New Roman"/>
-        </w:rPr>
-        <w:t>。</w:t>
-      </w:r>
-      <w:r>
-        <w:rPr>
-          <w:rFonts w:hint="eastAsia" w:ascii="Times New Roman" w:hAnsi="Times New Roman" w:eastAsia="FangSong" w:cs="Times New Roman"/>
-        </w:rPr>
-        <w:t>求其物质的量</w:t>
-      </w:r>
-      <w:r>
-        <w:rPr>
-          <w:rFonts w:hint="eastAsia" w:ascii="Times New Roman" w:hAnsi="Times New Roman" w:eastAsia="Times New Roman" w:cs="Times New Roman"/>
-        </w:rPr>
-        <w:t>。</w:t>
+        <w:t>[</w:t>
+      </w:r>
+      <w:r>
+        <w:rPr>
+          <w:rFonts w:hint="eastAsia" w:ascii="Times New Roman" w:hAnsi="Times New Roman" w:eastAsia="FangSong" w:cs="Times New Roman"/>
+        </w:rPr>
+        <w:t>自编</w:t>
+      </w:r>
+      <w:r>
+        <w:rPr>
+          <w:rFonts w:hint="eastAsia" w:ascii="Times New Roman" w:hAnsi="Times New Roman" w:eastAsia="Times New Roman" w:cs="Times New Roman"/>
+        </w:rPr>
+        <w:t>]：</w:t>
+      </w:r>
+      <w:r>
+        <w:rPr>
+          <w:rFonts w:hint="eastAsia" w:ascii="Times New Roman" w:hAnsi="Times New Roman" w:eastAsia="FangSong" w:cs="Times New Roman"/>
+        </w:rPr>
+        <w:t>将</w:t>
+      </w:r>
+      <w:r>
+        <w:rPr>
+          <w:rFonts w:hint="eastAsia" w:ascii="Times New Roman" w:hAnsi="Times New Roman" w:eastAsia="Times New Roman" w:cs="Times New Roman"/>
+        </w:rPr>
+        <w:t>27°C</w:t>
+      </w:r>
+      <w:r>
+        <w:rPr>
+          <w:rFonts w:hint="eastAsia" w:ascii="Times New Roman" w:hAnsi="Times New Roman" w:eastAsia="FangSong" w:cs="Times New Roman"/>
+        </w:rPr>
+        <w:t>换算为热力学温度</w:t>
+      </w:r>
+      <w:r>
+        <w:rPr>
+          <w:rFonts w:hint="eastAsia" w:ascii="Times New Roman" w:hAnsi="Times New Roman" w:eastAsia="Times New Roman" w:cs="Times New Roman"/>
+        </w:rPr>
+        <w:t>（K）。</w:t>
       </w:r>
     </w:p>
     <w:p>
@@ -25882,68 +25989,163 @@
       </w:pPr>
       <w:r>
         <w:rPr>
-          <w:rFonts w:hint="eastAsia" w:ascii="Times New Roman" w:hAnsi="Times New Roman" w:eastAsia="FangSong" w:cs="Times New Roman"/>
+          <w:rFonts w:ascii="Times New Roman" w:hAnsi="Times New Roman" w:eastAsia="Times New Roman" w:cs="Times New Roman"/>
           <w:b/>
           <w:bCs/>
         </w:rPr>
-        <w:t>题</w:t>
-      </w:r>
-      <w:r>
-        <w:rPr>
-          <w:rFonts w:hint="eastAsia" w:ascii="Times New Roman" w:hAnsi="Times New Roman" w:eastAsia="Times New Roman" w:cs="Times New Roman"/>
+        <w:t xml:space="preserve">5.</w:t>
+      </w:r>
+      <w:r>
+        <w:rPr>
+          <w:rFonts w:ascii="Times New Roman" w:hAnsi="Times New Roman" w:eastAsia="Times New Roman" w:cs="Times New Roman"/>
+        </w:rPr>
+        <w:t xml:space="preserve"> </w:t>
+      </w:r>
+      <w:r>
+        <w:rPr>
+          <w:rFonts w:hint="eastAsia" w:ascii="Times New Roman" w:hAnsi="Times New Roman" w:eastAsia="Times New Roman" w:cs="Times New Roman"/>
+        </w:rPr>
+        <w:t>[</w:t>
+      </w:r>
+      <w:r>
+        <w:rPr>
+          <w:rFonts w:hint="eastAsia" w:ascii="Times New Roman" w:hAnsi="Times New Roman" w:eastAsia="FangSong" w:cs="Times New Roman"/>
+        </w:rPr>
+        <w:t>自编</w:t>
+      </w:r>
+      <w:r>
+        <w:rPr>
+          <w:rFonts w:hint="eastAsia" w:ascii="Times New Roman" w:hAnsi="Times New Roman" w:eastAsia="Times New Roman" w:cs="Times New Roman"/>
+        </w:rPr>
+        <w:t>]：</w:t>
+      </w:r>
+      <w:r>
+        <w:rPr>
+          <w:rFonts w:hint="eastAsia" w:ascii="Times New Roman" w:hAnsi="Times New Roman" w:eastAsia="FangSong" w:cs="Times New Roman"/>
+        </w:rPr>
+        <w:t>将</w:t>
+      </w:r>
+      <w:r>
+        <w:rPr>
+          <w:rFonts w:hint="eastAsia" w:ascii="Times New Roman" w:hAnsi="Times New Roman" w:eastAsia="Times New Roman" w:cs="Times New Roman"/>
+        </w:rPr>
+        <w:t>100</w:t>
+      </w:r>
+      <w:r>
+        <w:rPr>
+          <w:rFonts w:ascii="Times New Roman" w:hAnsi="Times New Roman" w:eastAsia="Times New Roman" w:cs="Times New Roman"/>
+        </w:rPr>
+        <w:t xml:space="preserve"> </w:t>
+      </w:r>
+      <w:r>
+        <w:rPr>
+          <w:rFonts w:hint="eastAsia" w:ascii="Times New Roman" w:hAnsi="Times New Roman" w:eastAsia="Times New Roman" w:cs="Times New Roman"/>
+        </w:rPr>
+        <w:t>K</w:t>
+      </w:r>
+      <w:r>
+        <w:rPr>
+          <w:rFonts w:hint="eastAsia" w:ascii="Times New Roman" w:hAnsi="Times New Roman" w:eastAsia="FangSong" w:cs="Times New Roman"/>
+        </w:rPr>
+        <w:t>换算为摄氏温度</w:t>
+      </w:r>
+      <w:r>
+        <w:rPr>
+          <w:rFonts w:hint="eastAsia" w:ascii="Times New Roman" w:hAnsi="Times New Roman" w:eastAsia="Times New Roman" w:cs="Times New Roman"/>
+        </w:rPr>
+        <w:t>（°C）。</w:t>
+      </w:r>
+    </w:p>
+    <w:p>
+      <w:pPr>
+        <w:pStyle w:val="BodyText"/>
+      </w:pPr>
+      <w:r>
+        <w:rPr>
+          <w:rFonts w:ascii="Times New Roman" w:hAnsi="Times New Roman" w:eastAsia="Times New Roman" w:cs="Times New Roman"/>
           <w:b/>
           <w:bCs/>
         </w:rPr>
+        <w:t xml:space="preserve">6.</w:t>
+      </w:r>
+      <w:r>
+        <w:rPr>
+          <w:rFonts w:hint="eastAsia" w:ascii="Times New Roman" w:hAnsi="Times New Roman" w:eastAsia="Times New Roman" w:cs="Times New Roman"/>
+        </w:rPr>
+        <w:t>：</w:t>
+      </w:r>
+      <w:r>
+        <w:rPr>
+          <w:rFonts w:hint="eastAsia" w:ascii="Times New Roman" w:hAnsi="Times New Roman" w:eastAsia="FangSong" w:cs="Times New Roman"/>
+        </w:rPr>
+        <w:t>某气体在</w:t>
+      </w:r>
+      <w:r>
+        <w:rPr>
+          <w:rFonts w:hint="eastAsia" w:ascii="Times New Roman" w:hAnsi="Times New Roman" w:eastAsia="Times New Roman" w:cs="Times New Roman"/>
+        </w:rPr>
+        <w:t>100°C、101.3</w:t>
+      </w:r>
+      <w:r>
+        <w:rPr>
+          <w:rFonts w:ascii="Times New Roman" w:hAnsi="Times New Roman" w:eastAsia="Times New Roman" w:cs="Times New Roman"/>
+        </w:rPr>
+        <w:t xml:space="preserve"> </w:t>
+      </w:r>
+      <w:r>
+        <w:rPr>
+          <w:rFonts w:hint="eastAsia" w:ascii="Times New Roman" w:hAnsi="Times New Roman" w:eastAsia="Times New Roman" w:cs="Times New Roman"/>
+        </w:rPr>
+        <w:t>kPa</w:t>
+      </w:r>
+      <w:r>
+        <w:rPr>
+          <w:rFonts w:hint="eastAsia" w:ascii="Times New Roman" w:hAnsi="Times New Roman" w:eastAsia="FangSong" w:cs="Times New Roman"/>
+        </w:rPr>
+        <w:t>下密度为</w:t>
+      </w:r>
+      <w:r>
+        <w:rPr>
+          <w:rFonts w:hint="eastAsia" w:ascii="Times New Roman" w:hAnsi="Times New Roman" w:eastAsia="Times New Roman" w:cs="Times New Roman"/>
+        </w:rPr>
+        <w:t>1.50</w:t>
+      </w:r>
+      <w:r>
+        <w:rPr>
+          <w:rFonts w:ascii="Times New Roman" w:hAnsi="Times New Roman" w:eastAsia="Times New Roman" w:cs="Times New Roman"/>
+        </w:rPr>
+        <w:t xml:space="preserve"> </w:t>
+      </w:r>
+      <w:r>
+        <w:rPr>
+          <w:rFonts w:hint="eastAsia" w:ascii="Times New Roman" w:hAnsi="Times New Roman" w:eastAsia="Times New Roman" w:cs="Times New Roman"/>
+        </w:rPr>
+        <w:t>g/dm</w:t>
+      </w:r>
+      <w:r>
+        <w:rPr>
+          <w:rFonts w:hint="eastAsia" w:ascii="Times New Roman" w:hAnsi="Times New Roman" w:eastAsia="Times New Roman" w:cs="Times New Roman"/>
+          <w:vertAlign w:val="superscript"/>
+        </w:rPr>
         <w:t>3</w:t>
       </w:r>
       <w:r>
         <w:rPr>
           <w:rFonts w:hint="eastAsia" w:ascii="Times New Roman" w:hAnsi="Times New Roman" w:eastAsia="Times New Roman" w:cs="Times New Roman"/>
         </w:rPr>
-        <w:t>：</w:t>
-      </w:r>
-      <w:r>
-        <w:rPr>
-          <w:rFonts w:hint="eastAsia" w:ascii="Times New Roman" w:hAnsi="Times New Roman" w:eastAsia="FangSong" w:cs="Times New Roman"/>
-        </w:rPr>
-        <w:t>在标准状况下</w:t>
-      </w:r>
-      <w:r>
-        <w:rPr>
-          <w:rFonts w:hint="eastAsia" w:ascii="Times New Roman" w:hAnsi="Times New Roman" w:eastAsia="Times New Roman" w:cs="Times New Roman"/>
-        </w:rPr>
-        <w:t>，2.00</w:t>
-      </w:r>
-      <w:r>
-        <w:rPr>
-          <w:rFonts w:ascii="Times New Roman" w:hAnsi="Times New Roman" w:eastAsia="Times New Roman" w:cs="Times New Roman"/>
-        </w:rPr>
-        <w:t xml:space="preserve"> g </w:t>
-      </w:r>
-      <w:r>
-        <w:rPr>
-          <w:rFonts w:hint="eastAsia" w:ascii="Times New Roman" w:hAnsi="Times New Roman" w:eastAsia="Times New Roman" w:cs="Times New Roman"/>
-        </w:rPr>
-        <w:t>H</w:t>
-      </w:r>
-      <w:r>
-        <w:rPr>
-          <w:rFonts w:hint="eastAsia" w:ascii="Times New Roman" w:hAnsi="Times New Roman" w:eastAsia="Times New Roman" w:cs="Times New Roman"/>
-          <w:vertAlign w:val="subscript"/>
-        </w:rPr>
-        <w:t>2</w:t>
-      </w:r>
-      <w:r>
-        <w:rPr>
-          <w:rFonts w:hint="eastAsia" w:ascii="Times New Roman" w:hAnsi="Times New Roman" w:eastAsia="FangSong" w:cs="Times New Roman"/>
-        </w:rPr>
-        <w:t>的体积是多少</w:t>
-      </w:r>
-      <w:r>
-        <w:rPr>
-          <w:rFonts w:hint="eastAsia" w:ascii="Times New Roman" w:hAnsi="Times New Roman" w:eastAsia="Times New Roman" w:cs="Times New Roman"/>
-        </w:rPr>
-        <w:t>？</w:t>
+        <w:t>。</w:t>
+      </w:r>
+      <w:r>
+        <w:rPr>
+          <w:rFonts w:hint="eastAsia" w:ascii="Times New Roman" w:hAnsi="Times New Roman" w:eastAsia="FangSong" w:cs="Times New Roman"/>
+        </w:rPr>
+        <w:t>求其摩尔质量</w:t>
+      </w:r>
+      <w:r>
+        <w:rPr>
+          <w:rFonts w:hint="eastAsia" w:ascii="Times New Roman" w:hAnsi="Times New Roman" w:eastAsia="Times New Roman" w:cs="Times New Roman"/>
+        </w:rPr>
+        <w:t>。</w:t>
       </w:r>
     </w:p>
     <w:p>
@@ -25952,19 +26154,73 @@
       </w:pPr>
       <w:r>
         <w:rPr>
-          <w:rFonts w:hint="eastAsia" w:ascii="Times New Roman" w:hAnsi="Times New Roman" w:eastAsia="FangSong" w:cs="Times New Roman"/>
+          <w:rFonts w:ascii="Times New Roman" w:hAnsi="Times New Roman" w:eastAsia="Times New Roman" w:cs="Times New Roman"/>
           <w:b/>
           <w:bCs/>
         </w:rPr>
-        <w:t>题</w:t>
-      </w:r>
-      <w:r>
-        <w:rPr>
-          <w:rFonts w:hint="eastAsia" w:ascii="Times New Roman" w:hAnsi="Times New Roman" w:eastAsia="Times New Roman" w:cs="Times New Roman"/>
+        <w:t xml:space="preserve">7.</w:t>
+      </w:r>
+      <w:r>
+        <w:rPr>
+          <w:rFonts w:hint="eastAsia" w:ascii="Times New Roman" w:hAnsi="Times New Roman" w:eastAsia="Times New Roman" w:cs="Times New Roman"/>
+        </w:rPr>
+        <w:t>：</w:t>
+      </w:r>
+      <w:r>
+        <w:rPr>
+          <w:rFonts w:hint="eastAsia" w:ascii="Times New Roman" w:hAnsi="Times New Roman" w:eastAsia="FangSong" w:cs="Times New Roman"/>
+        </w:rPr>
+        <w:t>某气体对</w:t>
+      </w:r>
+      <w:r>
+        <w:rPr>
+          <w:rFonts w:hint="eastAsia" w:ascii="Times New Roman" w:hAnsi="Times New Roman" w:eastAsia="Times New Roman" w:cs="Times New Roman"/>
+        </w:rPr>
+        <w:t>H</w:t>
+      </w:r>
+      <w:r>
+        <w:rPr>
+          <w:rFonts w:hint="eastAsia" w:ascii="Times New Roman" w:hAnsi="Times New Roman" w:eastAsia="Times New Roman" w:cs="Times New Roman"/>
+          <w:vertAlign w:val="subscript"/>
+        </w:rPr>
+        <w:t>2</w:t>
+      </w:r>
+      <w:r>
+        <w:rPr>
+          <w:rFonts w:hint="eastAsia" w:ascii="Times New Roman" w:hAnsi="Times New Roman" w:eastAsia="FangSong" w:cs="Times New Roman"/>
+        </w:rPr>
+        <w:t>的相对密度为</w:t>
+      </w:r>
+      <w:r>
+        <w:rPr>
+          <w:rFonts w:hint="eastAsia" w:ascii="Times New Roman" w:hAnsi="Times New Roman" w:eastAsia="Times New Roman" w:cs="Times New Roman"/>
+        </w:rPr>
+        <w:t>22。</w:t>
+      </w:r>
+      <w:r>
+        <w:rPr>
+          <w:rFonts w:hint="eastAsia" w:ascii="Times New Roman" w:hAnsi="Times New Roman" w:eastAsia="FangSong" w:cs="Times New Roman"/>
+        </w:rPr>
+        <w:t>求其摩尔质量</w:t>
+      </w:r>
+      <w:r>
+        <w:rPr>
+          <w:rFonts w:hint="eastAsia" w:ascii="Times New Roman" w:hAnsi="Times New Roman" w:eastAsia="Times New Roman" w:cs="Times New Roman"/>
+        </w:rPr>
+        <w:t>。</w:t>
+      </w:r>
+    </w:p>
+    <w:p>
+      <w:pPr>
+        <w:pStyle w:val="BodyText"/>
+      </w:pPr>
+      <w:r>
+        <w:rPr>
+          <w:rFonts w:ascii="Times New Roman" w:hAnsi="Times New Roman" w:eastAsia="Times New Roman" w:cs="Times New Roman"/>
           <w:b/>
           <w:bCs/>
         </w:rPr>
-        <w:t>4</w:t>
+        <w:t xml:space="preserve">8.</w:t>
       </w:r>
       <w:r>
         <w:rPr>
@@ -25994,25 +26250,61 @@
         <w:rPr>
           <w:rFonts w:hint="eastAsia" w:ascii="Times New Roman" w:hAnsi="Times New Roman" w:eastAsia="FangSong" w:cs="Times New Roman"/>
         </w:rPr>
-        <w:t>将</w:t>
-      </w:r>
-      <w:r>
-        <w:rPr>
-          <w:rFonts w:hint="eastAsia" w:ascii="Times New Roman" w:hAnsi="Times New Roman" w:eastAsia="Times New Roman" w:cs="Times New Roman"/>
-        </w:rPr>
-        <w:t>27°C</w:t>
-      </w:r>
-      <w:r>
-        <w:rPr>
-          <w:rFonts w:hint="eastAsia" w:ascii="Times New Roman" w:hAnsi="Times New Roman" w:eastAsia="FangSong" w:cs="Times New Roman"/>
-        </w:rPr>
-        <w:t>换算为热力学温度</w:t>
-      </w:r>
-      <w:r>
-        <w:rPr>
-          <w:rFonts w:hint="eastAsia" w:ascii="Times New Roman" w:hAnsi="Times New Roman" w:eastAsia="Times New Roman" w:cs="Times New Roman"/>
-        </w:rPr>
-        <w:t>（K）。</w:t>
+        <w:t>一个容器中有气体</w:t>
+      </w:r>
+      <w:r>
+        <w:rPr>
+          <w:rFonts w:hint="eastAsia" w:ascii="Times New Roman" w:hAnsi="Times New Roman" w:eastAsia="Times New Roman" w:cs="Times New Roman"/>
+        </w:rPr>
+        <w:t>，</w:t>
+      </w:r>
+      <w:r>
+        <w:rPr>
+          <w:rFonts w:hint="eastAsia" w:ascii="Times New Roman" w:hAnsi="Times New Roman" w:eastAsia="FangSong" w:cs="Times New Roman"/>
+        </w:rPr>
+        <w:t>温度从</w:t>
+      </w:r>
+      <w:r>
+        <w:rPr>
+          <w:rFonts w:hint="eastAsia" w:ascii="Times New Roman" w:hAnsi="Times New Roman" w:eastAsia="Times New Roman" w:cs="Times New Roman"/>
+        </w:rPr>
+        <w:t>20°C</w:t>
+      </w:r>
+      <w:r>
+        <w:rPr>
+          <w:rFonts w:hint="eastAsia" w:ascii="Times New Roman" w:hAnsi="Times New Roman" w:eastAsia="FangSong" w:cs="Times New Roman"/>
+        </w:rPr>
+        <w:t>升到</w:t>
+      </w:r>
+      <w:r>
+        <w:rPr>
+          <w:rFonts w:hint="eastAsia" w:ascii="Times New Roman" w:hAnsi="Times New Roman" w:eastAsia="Times New Roman" w:cs="Times New Roman"/>
+        </w:rPr>
+        <w:t>80°C，</w:t>
+      </w:r>
+      <w:r>
+        <w:rPr>
+          <w:rFonts w:hint="eastAsia" w:ascii="Times New Roman" w:hAnsi="Times New Roman" w:eastAsia="FangSong" w:cs="Times New Roman"/>
+        </w:rPr>
+        <w:t>压力不变</w:t>
+      </w:r>
+      <w:r>
+        <w:rPr>
+          <w:rFonts w:hint="eastAsia" w:ascii="Times New Roman" w:hAnsi="Times New Roman" w:eastAsia="Times New Roman" w:cs="Times New Roman"/>
+        </w:rPr>
+        <w:t>。</w:t>
+      </w:r>
+      <w:r>
+        <w:rPr>
+          <w:rFonts w:hint="eastAsia" w:ascii="Times New Roman" w:hAnsi="Times New Roman" w:eastAsia="FangSong" w:cs="Times New Roman"/>
+        </w:rPr>
+        <w:t>体积变为原来的多少倍</w:t>
+      </w:r>
+      <w:r>
+        <w:rPr>
+          <w:rFonts w:hint="eastAsia" w:ascii="Times New Roman" w:hAnsi="Times New Roman" w:eastAsia="Times New Roman" w:cs="Times New Roman"/>
+        </w:rPr>
+        <w:t>？</w:t>
       </w:r>
     </w:p>
     <w:p>
@@ -26021,19 +26313,212 @@
       </w:pPr>
       <w:r>
         <w:rPr>
-          <w:rFonts w:hint="eastAsia" w:ascii="Times New Roman" w:hAnsi="Times New Roman" w:eastAsia="FangSong" w:cs="Times New Roman"/>
+          <w:rFonts w:ascii="Times New Roman" w:hAnsi="Times New Roman" w:eastAsia="Times New Roman" w:cs="Times New Roman"/>
           <w:b/>
           <w:bCs/>
         </w:rPr>
-        <w:t>题</w:t>
-      </w:r>
-      <w:r>
-        <w:rPr>
-          <w:rFonts w:hint="eastAsia" w:ascii="Times New Roman" w:hAnsi="Times New Roman" w:eastAsia="Times New Roman" w:cs="Times New Roman"/>
+        <w:t xml:space="preserve">9.</w:t>
+      </w:r>
+      <w:r>
+        <w:rPr>
+          <w:rFonts w:ascii="Times New Roman" w:hAnsi="Times New Roman" w:eastAsia="Times New Roman" w:cs="Times New Roman"/>
+        </w:rPr>
+        <w:t xml:space="preserve"> </w:t>
+      </w:r>
+      <w:r>
+        <w:rPr>
+          <w:rFonts w:hint="eastAsia" w:ascii="Times New Roman" w:hAnsi="Times New Roman" w:eastAsia="Times New Roman" w:cs="Times New Roman"/>
+        </w:rPr>
+        <w:t>[</w:t>
+      </w:r>
+      <w:r>
+        <w:rPr>
+          <w:rFonts w:hint="eastAsia" w:ascii="Times New Roman" w:hAnsi="Times New Roman" w:eastAsia="FangSong" w:cs="Times New Roman"/>
+        </w:rPr>
+        <w:t>自编</w:t>
+      </w:r>
+      <w:r>
+        <w:rPr>
+          <w:rFonts w:hint="eastAsia" w:ascii="Times New Roman" w:hAnsi="Times New Roman" w:eastAsia="Times New Roman" w:cs="Times New Roman"/>
+        </w:rPr>
+        <w:t>]：</w:t>
+      </w:r>
+      <w:r>
+        <w:rPr>
+          <w:rFonts w:hint="eastAsia" w:ascii="Times New Roman" w:hAnsi="Times New Roman" w:eastAsia="FangSong" w:cs="Times New Roman"/>
+        </w:rPr>
+        <w:t>一个容器中有气体</w:t>
+      </w:r>
+      <w:r>
+        <w:rPr>
+          <w:rFonts w:hint="eastAsia" w:ascii="Times New Roman" w:hAnsi="Times New Roman" w:eastAsia="Times New Roman" w:cs="Times New Roman"/>
+        </w:rPr>
+        <w:t>，</w:t>
+      </w:r>
+      <w:r>
+        <w:rPr>
+          <w:rFonts w:hint="eastAsia" w:ascii="Times New Roman" w:hAnsi="Times New Roman" w:eastAsia="FangSong" w:cs="Times New Roman"/>
+        </w:rPr>
+        <w:t>压力从</w:t>
+      </w:r>
+      <w:r>
+        <w:rPr>
+          <w:rFonts w:hint="eastAsia" w:ascii="Times New Roman" w:hAnsi="Times New Roman" w:eastAsia="Times New Roman" w:cs="Times New Roman"/>
+        </w:rPr>
+        <w:t>100</w:t>
+      </w:r>
+      <w:r>
+        <w:rPr>
+          <w:rFonts w:ascii="Times New Roman" w:hAnsi="Times New Roman" w:eastAsia="Times New Roman" w:cs="Times New Roman"/>
+        </w:rPr>
+        <w:t xml:space="preserve"> </w:t>
+      </w:r>
+      <w:r>
+        <w:rPr>
+          <w:rFonts w:hint="eastAsia" w:ascii="Times New Roman" w:hAnsi="Times New Roman" w:eastAsia="Times New Roman" w:cs="Times New Roman"/>
+        </w:rPr>
+        <w:t>kPa</w:t>
+      </w:r>
+      <w:r>
+        <w:rPr>
+          <w:rFonts w:hint="eastAsia" w:ascii="Times New Roman" w:hAnsi="Times New Roman" w:eastAsia="FangSong" w:cs="Times New Roman"/>
+        </w:rPr>
+        <w:t>升到</w:t>
+      </w:r>
+      <w:r>
+        <w:rPr>
+          <w:rFonts w:hint="eastAsia" w:ascii="Times New Roman" w:hAnsi="Times New Roman" w:eastAsia="Times New Roman" w:cs="Times New Roman"/>
+        </w:rPr>
+        <w:t>200</w:t>
+      </w:r>
+      <w:r>
+        <w:rPr>
+          <w:rFonts w:ascii="Times New Roman" w:hAnsi="Times New Roman" w:eastAsia="Times New Roman" w:cs="Times New Roman"/>
+        </w:rPr>
+        <w:t xml:space="preserve"> </w:t>
+      </w:r>
+      <w:r>
+        <w:rPr>
+          <w:rFonts w:hint="eastAsia" w:ascii="Times New Roman" w:hAnsi="Times New Roman" w:eastAsia="Times New Roman" w:cs="Times New Roman"/>
+        </w:rPr>
+        <w:t>kPa，</w:t>
+      </w:r>
+      <w:r>
+        <w:rPr>
+          <w:rFonts w:hint="eastAsia" w:ascii="Times New Roman" w:hAnsi="Times New Roman" w:eastAsia="FangSong" w:cs="Times New Roman"/>
+        </w:rPr>
+        <w:t>温度不变</w:t>
+      </w:r>
+      <w:r>
+        <w:rPr>
+          <w:rFonts w:hint="eastAsia" w:ascii="Times New Roman" w:hAnsi="Times New Roman" w:eastAsia="Times New Roman" w:cs="Times New Roman"/>
+        </w:rPr>
+        <w:t>。</w:t>
+      </w:r>
+      <w:r>
+        <w:rPr>
+          <w:rFonts w:hint="eastAsia" w:ascii="Times New Roman" w:hAnsi="Times New Roman" w:eastAsia="FangSong" w:cs="Times New Roman"/>
+        </w:rPr>
+        <w:t>体积变为原来的多少倍</w:t>
+      </w:r>
+      <w:r>
+        <w:rPr>
+          <w:rFonts w:hint="eastAsia" w:ascii="Times New Roman" w:hAnsi="Times New Roman" w:eastAsia="Times New Roman" w:cs="Times New Roman"/>
+        </w:rPr>
+        <w:t>？</w:t>
+      </w:r>
+    </w:p>
+    <w:p>
+      <w:pPr>
+        <w:pStyle w:val="BodyText"/>
+      </w:pPr>
+      <w:r>
+        <w:rPr>
+          <w:rFonts w:ascii="Times New Roman" w:hAnsi="Times New Roman" w:eastAsia="Times New Roman" w:cs="Times New Roman"/>
           <w:b/>
           <w:bCs/>
         </w:rPr>
-        <w:t>5</w:t>
+        <w:t xml:space="preserve">10.</w:t>
+      </w:r>
+      <w:r>
+        <w:rPr>
+          <w:rFonts w:hint="eastAsia" w:ascii="Times New Roman" w:hAnsi="Times New Roman" w:eastAsia="Times New Roman" w:cs="Times New Roman"/>
+        </w:rPr>
+        <w:t>：</w:t>
+      </w:r>
+      <w:r>
+        <w:rPr>
+          <w:rFonts w:hint="eastAsia" w:ascii="Times New Roman" w:hAnsi="Times New Roman" w:eastAsia="FangSong" w:cs="Times New Roman"/>
+        </w:rPr>
+        <w:t>空气中</w:t>
+      </w:r>
+      <w:r>
+        <w:rPr>
+          <w:rFonts w:hint="eastAsia" w:ascii="Times New Roman" w:hAnsi="Times New Roman" w:eastAsia="Times New Roman" w:cs="Times New Roman"/>
+        </w:rPr>
+        <w:t>N</w:t>
+      </w:r>
+      <w:r>
+        <w:rPr>
+          <w:rFonts w:hint="eastAsia" w:ascii="Times New Roman" w:hAnsi="Times New Roman" w:eastAsia="Times New Roman" w:cs="Times New Roman"/>
+          <w:vertAlign w:val="subscript"/>
+        </w:rPr>
+        <w:t>2</w:t>
+      </w:r>
+      <w:r>
+        <w:rPr>
+          <w:rFonts w:hint="eastAsia" w:ascii="Times New Roman" w:hAnsi="Times New Roman" w:eastAsia="FangSong" w:cs="Times New Roman"/>
+        </w:rPr>
+        <w:t>和</w:t>
+      </w:r>
+      <w:r>
+        <w:rPr>
+          <w:rFonts w:hint="eastAsia" w:ascii="Times New Roman" w:hAnsi="Times New Roman" w:eastAsia="Times New Roman" w:cs="Times New Roman"/>
+        </w:rPr>
+        <w:t>O</w:t>
+      </w:r>
+      <w:r>
+        <w:rPr>
+          <w:rFonts w:hint="eastAsia" w:ascii="Times New Roman" w:hAnsi="Times New Roman" w:eastAsia="Times New Roman" w:cs="Times New Roman"/>
+          <w:vertAlign w:val="subscript"/>
+        </w:rPr>
+        <w:t>2</w:t>
+      </w:r>
+      <w:r>
+        <w:rPr>
+          <w:rFonts w:hint="eastAsia" w:ascii="Times New Roman" w:hAnsi="Times New Roman" w:eastAsia="FangSong" w:cs="Times New Roman"/>
+        </w:rPr>
+        <w:t>的摩尔分数分别为</w:t>
+      </w:r>
+      <w:r>
+        <w:rPr>
+          <w:rFonts w:hint="eastAsia" w:ascii="Times New Roman" w:hAnsi="Times New Roman" w:eastAsia="Times New Roman" w:cs="Times New Roman"/>
+        </w:rPr>
+        <w:t>0.79</w:t>
+      </w:r>
+      <w:r>
+        <w:rPr>
+          <w:rFonts w:hint="eastAsia" w:ascii="Times New Roman" w:hAnsi="Times New Roman" w:eastAsia="FangSong" w:cs="Times New Roman"/>
+        </w:rPr>
+        <w:t>和</w:t>
+      </w:r>
+      <w:r>
+        <w:rPr>
+          <w:rFonts w:hint="eastAsia" w:ascii="Times New Roman" w:hAnsi="Times New Roman" w:eastAsia="Times New Roman" w:cs="Times New Roman"/>
+        </w:rPr>
+        <w:t>0.21。</w:t>
+      </w:r>
+      <w:r>
+        <w:rPr>
+          <w:rFonts w:hint="eastAsia" w:ascii="Times New Roman" w:hAnsi="Times New Roman" w:eastAsia="FangSong" w:cs="Times New Roman"/>
+        </w:rPr>
+        <w:t>在</w:t>
+      </w:r>
+      <w:r>
+        <w:rPr>
+          <w:rFonts w:hint="eastAsia" w:ascii="Times New Roman" w:hAnsi="Times New Roman" w:eastAsia="Times New Roman" w:cs="Times New Roman"/>
+        </w:rPr>
+        <w:t>101.3</w:t>
       </w:r>
       <w:r>
         <w:rPr>
@@ -26045,55 +26530,69 @@
         <w:rPr>
           <w:rFonts w:hint="eastAsia" w:ascii="Times New Roman" w:hAnsi="Times New Roman" w:eastAsia="Times New Roman" w:cs="Times New Roman"/>
         </w:rPr>
-        <w:t>[</w:t>
-      </w:r>
-      <w:r>
-        <w:rPr>
-          <w:rFonts w:hint="eastAsia" w:ascii="Times New Roman" w:hAnsi="Times New Roman" w:eastAsia="FangSong" w:cs="Times New Roman"/>
-        </w:rPr>
-        <w:t>自编</w:t>
-      </w:r>
-      <w:r>
-        <w:rPr>
-          <w:rFonts w:hint="eastAsia" w:ascii="Times New Roman" w:hAnsi="Times New Roman" w:eastAsia="Times New Roman" w:cs="Times New Roman"/>
-        </w:rPr>
-        <w:t>]：</w:t>
-      </w:r>
-      <w:r>
-        <w:rPr>
-          <w:rFonts w:hint="eastAsia" w:ascii="Times New Roman" w:hAnsi="Times New Roman" w:eastAsia="FangSong" w:cs="Times New Roman"/>
-        </w:rPr>
-        <w:t>将</w:t>
-      </w:r>
-      <w:r>
-        <w:rPr>
-          <w:rFonts w:hint="eastAsia" w:ascii="Times New Roman" w:hAnsi="Times New Roman" w:eastAsia="Times New Roman" w:cs="Times New Roman"/>
-        </w:rPr>
-        <w:t>100</w:t>
-      </w:r>
-      <w:r>
-        <w:rPr>
-          <w:rFonts w:ascii="Times New Roman" w:hAnsi="Times New Roman" w:eastAsia="Times New Roman" w:cs="Times New Roman"/>
-        </w:rPr>
-        <w:t xml:space="preserve"> </w:t>
-      </w:r>
-      <w:r>
-        <w:rPr>
-          <w:rFonts w:hint="eastAsia" w:ascii="Times New Roman" w:hAnsi="Times New Roman" w:eastAsia="Times New Roman" w:cs="Times New Roman"/>
-        </w:rPr>
-        <w:t>K</w:t>
-      </w:r>
-      <w:r>
-        <w:rPr>
-          <w:rFonts w:hint="eastAsia" w:ascii="Times New Roman" w:hAnsi="Times New Roman" w:eastAsia="FangSong" w:cs="Times New Roman"/>
-        </w:rPr>
-        <w:t>换算为摄氏温度</w:t>
-      </w:r>
-      <w:r>
-        <w:rPr>
-          <w:rFonts w:hint="eastAsia" w:ascii="Times New Roman" w:hAnsi="Times New Roman" w:eastAsia="Times New Roman" w:cs="Times New Roman"/>
-        </w:rPr>
-        <w:t>（°C）。</w:t>
+        <w:t>kPa</w:t>
+      </w:r>
+      <w:r>
+        <w:rPr>
+          <w:rFonts w:hint="eastAsia" w:ascii="Times New Roman" w:hAnsi="Times New Roman" w:eastAsia="FangSong" w:cs="Times New Roman"/>
+        </w:rPr>
+        <w:t>下</w:t>
+      </w:r>
+      <w:r>
+        <w:rPr>
+          <w:rFonts w:hint="eastAsia" w:ascii="Times New Roman" w:hAnsi="Times New Roman" w:eastAsia="Times New Roman" w:cs="Times New Roman"/>
+        </w:rPr>
+        <w:t>，</w:t>
+      </w:r>
+      <w:r>
+        <w:rPr>
+          <w:rFonts w:hint="eastAsia" w:ascii="Times New Roman" w:hAnsi="Times New Roman" w:eastAsia="FangSong" w:cs="Times New Roman"/>
+        </w:rPr>
+        <w:t>求</w:t>
+      </w:r>
+      <w:r>
+        <w:rPr>
+          <w:rFonts w:hint="eastAsia" w:ascii="Times New Roman" w:hAnsi="Times New Roman" w:eastAsia="Times New Roman" w:cs="Times New Roman"/>
+        </w:rPr>
+        <w:t>N</w:t>
+      </w:r>
+      <w:r>
+        <w:rPr>
+          <w:rFonts w:hint="eastAsia" w:ascii="Times New Roman" w:hAnsi="Times New Roman" w:eastAsia="Times New Roman" w:cs="Times New Roman"/>
+          <w:vertAlign w:val="subscript"/>
+        </w:rPr>
+        <w:t>2</w:t>
+      </w:r>
+      <w:r>
+        <w:rPr>
+          <w:rFonts w:hint="eastAsia" w:ascii="Times New Roman" w:hAnsi="Times New Roman" w:eastAsia="FangSong" w:cs="Times New Roman"/>
+        </w:rPr>
+        <w:t>和</w:t>
+      </w:r>
+      <w:r>
+        <w:rPr>
+          <w:rFonts w:hint="eastAsia" w:ascii="Times New Roman" w:hAnsi="Times New Roman" w:eastAsia="Times New Roman" w:cs="Times New Roman"/>
+        </w:rPr>
+        <w:t>O</w:t>
+      </w:r>
+      <w:r>
+        <w:rPr>
+          <w:rFonts w:hint="eastAsia" w:ascii="Times New Roman" w:hAnsi="Times New Roman" w:eastAsia="Times New Roman" w:cs="Times New Roman"/>
+          <w:vertAlign w:val="subscript"/>
+        </w:rPr>
+        <w:t>2</w:t>
+      </w:r>
+      <w:r>
+        <w:rPr>
+          <w:rFonts w:hint="eastAsia" w:ascii="Times New Roman" w:hAnsi="Times New Roman" w:eastAsia="FangSong" w:cs="Times New Roman"/>
+        </w:rPr>
+        <w:t>的分压</w:t>
+      </w:r>
+      <w:r>
+        <w:rPr>
+          <w:rFonts w:hint="eastAsia" w:ascii="Times New Roman" w:hAnsi="Times New Roman" w:eastAsia="Times New Roman" w:cs="Times New Roman"/>
+        </w:rPr>
+        <w:t>。</w:t>
       </w:r>
     </w:p>
     <w:p>
@@ -26102,727 +26601,132 @@
       </w:pPr>
       <w:r>
         <w:rPr>
-          <w:rFonts w:hint="eastAsia" w:ascii="Times New Roman" w:hAnsi="Times New Roman" w:eastAsia="FangSong" w:cs="Times New Roman"/>
+          <w:rFonts w:ascii="Times New Roman" w:hAnsi="Times New Roman" w:eastAsia="Times New Roman" w:cs="Times New Roman"/>
           <w:b/>
           <w:bCs/>
         </w:rPr>
-        <w:t>题</w:t>
-      </w:r>
-      <w:r>
-        <w:rPr>
-          <w:rFonts w:hint="eastAsia" w:ascii="Times New Roman" w:hAnsi="Times New Roman" w:eastAsia="Times New Roman" w:cs="Times New Roman"/>
+        <w:t xml:space="preserve">11.</w:t>
+      </w:r>
+      <w:r>
+        <w:rPr>
+          <w:rFonts w:ascii="Times New Roman" w:hAnsi="Times New Roman" w:eastAsia="Times New Roman" w:cs="Times New Roman"/>
+        </w:rPr>
+        <w:t xml:space="preserve"> </w:t>
+      </w:r>
+      <w:r>
+        <w:rPr>
+          <w:rFonts w:hint="eastAsia" w:ascii="Times New Roman" w:hAnsi="Times New Roman" w:eastAsia="Times New Roman" w:cs="Times New Roman"/>
+        </w:rPr>
+        <w:t>[</w:t>
+      </w:r>
+      <w:r>
+        <w:rPr>
+          <w:rFonts w:hint="eastAsia" w:ascii="Times New Roman" w:hAnsi="Times New Roman" w:eastAsia="FangSong" w:cs="Times New Roman"/>
+        </w:rPr>
+        <w:t>自编</w:t>
+      </w:r>
+      <w:r>
+        <w:rPr>
+          <w:rFonts w:hint="eastAsia" w:ascii="Times New Roman" w:hAnsi="Times New Roman" w:eastAsia="Times New Roman" w:cs="Times New Roman"/>
+        </w:rPr>
+        <w:t>]：</w:t>
+      </w:r>
+      <w:r>
+        <w:rPr>
+          <w:rFonts w:hint="eastAsia" w:ascii="Times New Roman" w:hAnsi="Times New Roman" w:eastAsia="FangSong" w:cs="Times New Roman"/>
+        </w:rPr>
+        <w:t>在</w:t>
+      </w:r>
+      <w:r>
+        <w:rPr>
+          <w:rFonts w:hint="eastAsia" w:ascii="Times New Roman" w:hAnsi="Times New Roman" w:eastAsia="Times New Roman" w:cs="Times New Roman"/>
+        </w:rPr>
+        <w:t>25°C</w:t>
+      </w:r>
+      <w:r>
+        <w:rPr>
+          <w:rFonts w:hint="eastAsia" w:ascii="Times New Roman" w:hAnsi="Times New Roman" w:eastAsia="FangSong" w:cs="Times New Roman"/>
+        </w:rPr>
+        <w:t>下</w:t>
+      </w:r>
+      <w:r>
+        <w:rPr>
+          <w:rFonts w:hint="eastAsia" w:ascii="Times New Roman" w:hAnsi="Times New Roman" w:eastAsia="Times New Roman" w:cs="Times New Roman"/>
+        </w:rPr>
+        <w:t>，</w:t>
+      </w:r>
+      <w:r>
+        <w:rPr>
+          <w:rFonts w:hint="eastAsia" w:ascii="Times New Roman" w:hAnsi="Times New Roman" w:eastAsia="FangSong" w:cs="Times New Roman"/>
+        </w:rPr>
+        <w:t>水的饱和蒸气压为</w:t>
+      </w:r>
+      <w:r>
+        <w:rPr>
+          <w:rFonts w:hint="eastAsia" w:ascii="Times New Roman" w:hAnsi="Times New Roman" w:eastAsia="Times New Roman" w:cs="Times New Roman"/>
+        </w:rPr>
+        <w:t>3.167</w:t>
+      </w:r>
+      <w:r>
+        <w:rPr>
+          <w:rFonts w:ascii="Times New Roman" w:hAnsi="Times New Roman" w:eastAsia="Times New Roman" w:cs="Times New Roman"/>
+        </w:rPr>
+        <w:t xml:space="preserve"> </w:t>
+      </w:r>
+      <w:r>
+        <w:rPr>
+          <w:rFonts w:hint="eastAsia" w:ascii="Times New Roman" w:hAnsi="Times New Roman" w:eastAsia="Times New Roman" w:cs="Times New Roman"/>
+        </w:rPr>
+        <w:t>kPa。</w:t>
+      </w:r>
+      <w:r>
+        <w:rPr>
+          <w:rFonts w:hint="eastAsia" w:ascii="Times New Roman" w:hAnsi="Times New Roman" w:eastAsia="FangSong" w:cs="Times New Roman"/>
+        </w:rPr>
+        <w:t>用排水集气法收集到的气体总压为</w:t>
+      </w:r>
+      <w:r>
+        <w:rPr>
+          <w:rFonts w:hint="eastAsia" w:ascii="Times New Roman" w:hAnsi="Times New Roman" w:eastAsia="Times New Roman" w:cs="Times New Roman"/>
+        </w:rPr>
+        <w:t>101.3</w:t>
+      </w:r>
+      <w:r>
+        <w:rPr>
+          <w:rFonts w:ascii="Times New Roman" w:hAnsi="Times New Roman" w:eastAsia="Times New Roman" w:cs="Times New Roman"/>
+        </w:rPr>
+        <w:t xml:space="preserve"> </w:t>
+      </w:r>
+      <w:r>
+        <w:rPr>
+          <w:rFonts w:hint="eastAsia" w:ascii="Times New Roman" w:hAnsi="Times New Roman" w:eastAsia="Times New Roman" w:cs="Times New Roman"/>
+        </w:rPr>
+        <w:t>kPa，</w:t>
+      </w:r>
+      <w:r>
+        <w:rPr>
+          <w:rFonts w:hint="eastAsia" w:ascii="Times New Roman" w:hAnsi="Times New Roman" w:eastAsia="FangSong" w:cs="Times New Roman"/>
+        </w:rPr>
+        <w:t>求干气体的分压</w:t>
+      </w:r>
+      <w:r>
+        <w:rPr>
+          <w:rFonts w:hint="eastAsia" w:ascii="Times New Roman" w:hAnsi="Times New Roman" w:eastAsia="Times New Roman" w:cs="Times New Roman"/>
+        </w:rPr>
+        <w:t>。</w:t>
+      </w:r>
+    </w:p>
+    <w:p>
+      <w:pPr>
+        <w:pStyle w:val="BodyText"/>
+      </w:pPr>
+      <w:r>
+        <w:rPr>
+          <w:rFonts w:ascii="Times New Roman" w:hAnsi="Times New Roman" w:eastAsia="Times New Roman" w:cs="Times New Roman"/>
           <w:b/>
           <w:bCs/>
         </w:rPr>
-        <w:t>6</w:t>
-      </w:r>
-      <w:r>
-        <w:rPr>
-          <w:rFonts w:hint="eastAsia" w:ascii="Times New Roman" w:hAnsi="Times New Roman" w:eastAsia="Times New Roman" w:cs="Times New Roman"/>
-        </w:rPr>
-        <w:t>：</w:t>
-      </w:r>
-      <w:r>
-        <w:rPr>
-          <w:rFonts w:hint="eastAsia" w:ascii="Times New Roman" w:hAnsi="Times New Roman" w:eastAsia="FangSong" w:cs="Times New Roman"/>
-        </w:rPr>
-        <w:t>某气体在</w:t>
-      </w:r>
-      <w:r>
-        <w:rPr>
-          <w:rFonts w:hint="eastAsia" w:ascii="Times New Roman" w:hAnsi="Times New Roman" w:eastAsia="Times New Roman" w:cs="Times New Roman"/>
-        </w:rPr>
-        <w:t>100°C、101.3</w:t>
-      </w:r>
-      <w:r>
-        <w:rPr>
-          <w:rFonts w:ascii="Times New Roman" w:hAnsi="Times New Roman" w:eastAsia="Times New Roman" w:cs="Times New Roman"/>
-        </w:rPr>
-        <w:t xml:space="preserve"> </w:t>
-      </w:r>
-      <w:r>
-        <w:rPr>
-          <w:rFonts w:hint="eastAsia" w:ascii="Times New Roman" w:hAnsi="Times New Roman" w:eastAsia="Times New Roman" w:cs="Times New Roman"/>
-        </w:rPr>
-        <w:t>kPa</w:t>
-      </w:r>
-      <w:r>
-        <w:rPr>
-          <w:rFonts w:hint="eastAsia" w:ascii="Times New Roman" w:hAnsi="Times New Roman" w:eastAsia="FangSong" w:cs="Times New Roman"/>
-        </w:rPr>
-        <w:t>下密度为</w:t>
-      </w:r>
-      <w:r>
-        <w:rPr>
-          <w:rFonts w:hint="eastAsia" w:ascii="Times New Roman" w:hAnsi="Times New Roman" w:eastAsia="Times New Roman" w:cs="Times New Roman"/>
-        </w:rPr>
-        <w:t>1.50</w:t>
-      </w:r>
-      <w:r>
-        <w:rPr>
-          <w:rFonts w:ascii="Times New Roman" w:hAnsi="Times New Roman" w:eastAsia="Times New Roman" w:cs="Times New Roman"/>
-        </w:rPr>
-        <w:t xml:space="preserve"> </w:t>
-      </w:r>
-      <w:r>
-        <w:rPr>
-          <w:rFonts w:hint="eastAsia" w:ascii="Times New Roman" w:hAnsi="Times New Roman" w:eastAsia="Times New Roman" w:cs="Times New Roman"/>
-        </w:rPr>
-        <w:t>g/dm</w:t>
-      </w:r>
-      <w:r>
-        <w:rPr>
-          <w:rFonts w:hint="eastAsia" w:ascii="Times New Roman" w:hAnsi="Times New Roman" w:eastAsia="Times New Roman" w:cs="Times New Roman"/>
-          <w:vertAlign w:val="superscript"/>
-        </w:rPr>
-        <w:t>3</w:t>
-      </w:r>
-      <w:r>
-        <w:rPr>
-          <w:rFonts w:hint="eastAsia" w:ascii="Times New Roman" w:hAnsi="Times New Roman" w:eastAsia="Times New Roman" w:cs="Times New Roman"/>
-        </w:rPr>
-        <w:t>。</w:t>
-      </w:r>
-      <w:r>
-        <w:rPr>
-          <w:rFonts w:hint="eastAsia" w:ascii="Times New Roman" w:hAnsi="Times New Roman" w:eastAsia="FangSong" w:cs="Times New Roman"/>
-        </w:rPr>
-        <w:t>求其摩尔质量</w:t>
-      </w:r>
-      <w:r>
-        <w:rPr>
-          <w:rFonts w:hint="eastAsia" w:ascii="Times New Roman" w:hAnsi="Times New Roman" w:eastAsia="Times New Roman" w:cs="Times New Roman"/>
-        </w:rPr>
-        <w:t>。</w:t>
-      </w:r>
-    </w:p>
-    <w:p>
-      <w:pPr>
-        <w:pStyle w:val="BodyText"/>
-      </w:pPr>
-      <w:r>
-        <w:rPr>
-          <w:rFonts w:hint="eastAsia" w:ascii="Times New Roman" w:hAnsi="Times New Roman" w:eastAsia="FangSong" w:cs="Times New Roman"/>
-          <w:b/>
-          <w:bCs/>
-        </w:rPr>
-        <w:t>题</w:t>
-      </w:r>
-      <w:r>
-        <w:rPr>
-          <w:rFonts w:hint="eastAsia" w:ascii="Times New Roman" w:hAnsi="Times New Roman" w:eastAsia="Times New Roman" w:cs="Times New Roman"/>
-          <w:b/>
-          <w:bCs/>
-        </w:rPr>
-        <w:t>7</w:t>
-      </w:r>
-      <w:r>
-        <w:rPr>
-          <w:rFonts w:hint="eastAsia" w:ascii="Times New Roman" w:hAnsi="Times New Roman" w:eastAsia="Times New Roman" w:cs="Times New Roman"/>
-        </w:rPr>
-        <w:t>：</w:t>
-      </w:r>
-      <w:r>
-        <w:rPr>
-          <w:rFonts w:hint="eastAsia" w:ascii="Times New Roman" w:hAnsi="Times New Roman" w:eastAsia="FangSong" w:cs="Times New Roman"/>
-        </w:rPr>
-        <w:t>某气体对</w:t>
-      </w:r>
-      <w:r>
-        <w:rPr>
-          <w:rFonts w:hint="eastAsia" w:ascii="Times New Roman" w:hAnsi="Times New Roman" w:eastAsia="Times New Roman" w:cs="Times New Roman"/>
-        </w:rPr>
-        <w:t>H</w:t>
-      </w:r>
-      <w:r>
-        <w:rPr>
-          <w:rFonts w:hint="eastAsia" w:ascii="Times New Roman" w:hAnsi="Times New Roman" w:eastAsia="Times New Roman" w:cs="Times New Roman"/>
-          <w:vertAlign w:val="subscript"/>
-        </w:rPr>
-        <w:t>2</w:t>
-      </w:r>
-      <w:r>
-        <w:rPr>
-          <w:rFonts w:hint="eastAsia" w:ascii="Times New Roman" w:hAnsi="Times New Roman" w:eastAsia="FangSong" w:cs="Times New Roman"/>
-        </w:rPr>
-        <w:t>的相对密度为</w:t>
-      </w:r>
-      <w:r>
-        <w:rPr>
-          <w:rFonts w:hint="eastAsia" w:ascii="Times New Roman" w:hAnsi="Times New Roman" w:eastAsia="Times New Roman" w:cs="Times New Roman"/>
-        </w:rPr>
-        <w:t>22。</w:t>
-      </w:r>
-      <w:r>
-        <w:rPr>
-          <w:rFonts w:hint="eastAsia" w:ascii="Times New Roman" w:hAnsi="Times New Roman" w:eastAsia="FangSong" w:cs="Times New Roman"/>
-        </w:rPr>
-        <w:t>求其摩尔质量</w:t>
-      </w:r>
-      <w:r>
-        <w:rPr>
-          <w:rFonts w:hint="eastAsia" w:ascii="Times New Roman" w:hAnsi="Times New Roman" w:eastAsia="Times New Roman" w:cs="Times New Roman"/>
-        </w:rPr>
-        <w:t>。</w:t>
-      </w:r>
-    </w:p>
-    <w:p>
-      <w:pPr>
-        <w:pStyle w:val="BodyText"/>
-      </w:pPr>
-      <w:r>
-        <w:rPr>
-          <w:rFonts w:hint="eastAsia" w:ascii="Times New Roman" w:hAnsi="Times New Roman" w:eastAsia="FangSong" w:cs="Times New Roman"/>
-          <w:b/>
-          <w:bCs/>
-        </w:rPr>
-        <w:t>题</w:t>
-      </w:r>
-      <w:r>
-        <w:rPr>
-          <w:rFonts w:hint="eastAsia" w:ascii="Times New Roman" w:hAnsi="Times New Roman" w:eastAsia="Times New Roman" w:cs="Times New Roman"/>
-          <w:b/>
-          <w:bCs/>
-        </w:rPr>
-        <w:t>8</w:t>
-      </w:r>
-      <w:r>
-        <w:rPr>
-          <w:rFonts w:ascii="Times New Roman" w:hAnsi="Times New Roman" w:eastAsia="Times New Roman" w:cs="Times New Roman"/>
-        </w:rPr>
-        <w:t xml:space="preserve"> </w:t>
-      </w:r>
-      <w:r>
-        <w:rPr>
-          <w:rFonts w:hint="eastAsia" w:ascii="Times New Roman" w:hAnsi="Times New Roman" w:eastAsia="Times New Roman" w:cs="Times New Roman"/>
-        </w:rPr>
-        <w:t>[</w:t>
-      </w:r>
-      <w:r>
-        <w:rPr>
-          <w:rFonts w:hint="eastAsia" w:ascii="Times New Roman" w:hAnsi="Times New Roman" w:eastAsia="FangSong" w:cs="Times New Roman"/>
-        </w:rPr>
-        <w:t>自编</w:t>
-      </w:r>
-      <w:r>
-        <w:rPr>
-          <w:rFonts w:hint="eastAsia" w:ascii="Times New Roman" w:hAnsi="Times New Roman" w:eastAsia="Times New Roman" w:cs="Times New Roman"/>
-        </w:rPr>
-        <w:t>]：</w:t>
-      </w:r>
-      <w:r>
-        <w:rPr>
-          <w:rFonts w:hint="eastAsia" w:ascii="Times New Roman" w:hAnsi="Times New Roman" w:eastAsia="FangSong" w:cs="Times New Roman"/>
-        </w:rPr>
-        <w:t>一个容器中有气体</w:t>
-      </w:r>
-      <w:r>
-        <w:rPr>
-          <w:rFonts w:hint="eastAsia" w:ascii="Times New Roman" w:hAnsi="Times New Roman" w:eastAsia="Times New Roman" w:cs="Times New Roman"/>
-        </w:rPr>
-        <w:t>，</w:t>
-      </w:r>
-      <w:r>
-        <w:rPr>
-          <w:rFonts w:hint="eastAsia" w:ascii="Times New Roman" w:hAnsi="Times New Roman" w:eastAsia="FangSong" w:cs="Times New Roman"/>
-        </w:rPr>
-        <w:t>温度从</w:t>
-      </w:r>
-      <w:r>
-        <w:rPr>
-          <w:rFonts w:hint="eastAsia" w:ascii="Times New Roman" w:hAnsi="Times New Roman" w:eastAsia="Times New Roman" w:cs="Times New Roman"/>
-        </w:rPr>
-        <w:t>20°C</w:t>
-      </w:r>
-      <w:r>
-        <w:rPr>
-          <w:rFonts w:hint="eastAsia" w:ascii="Times New Roman" w:hAnsi="Times New Roman" w:eastAsia="FangSong" w:cs="Times New Roman"/>
-        </w:rPr>
-        <w:t>升到</w:t>
-      </w:r>
-      <w:r>
-        <w:rPr>
-          <w:rFonts w:hint="eastAsia" w:ascii="Times New Roman" w:hAnsi="Times New Roman" w:eastAsia="Times New Roman" w:cs="Times New Roman"/>
-        </w:rPr>
-        <w:t>80°C，</w:t>
-      </w:r>
-      <w:r>
-        <w:rPr>
-          <w:rFonts w:hint="eastAsia" w:ascii="Times New Roman" w:hAnsi="Times New Roman" w:eastAsia="FangSong" w:cs="Times New Roman"/>
-        </w:rPr>
-        <w:t>压力不变</w:t>
-      </w:r>
-      <w:r>
-        <w:rPr>
-          <w:rFonts w:hint="eastAsia" w:ascii="Times New Roman" w:hAnsi="Times New Roman" w:eastAsia="Times New Roman" w:cs="Times New Roman"/>
-        </w:rPr>
-        <w:t>。</w:t>
-      </w:r>
-      <w:r>
-        <w:rPr>
-          <w:rFonts w:hint="eastAsia" w:ascii="Times New Roman" w:hAnsi="Times New Roman" w:eastAsia="FangSong" w:cs="Times New Roman"/>
-        </w:rPr>
-        <w:t>体积变为原来的多少倍</w:t>
-      </w:r>
-      <w:r>
-        <w:rPr>
-          <w:rFonts w:hint="eastAsia" w:ascii="Times New Roman" w:hAnsi="Times New Roman" w:eastAsia="Times New Roman" w:cs="Times New Roman"/>
-        </w:rPr>
-        <w:t>？</w:t>
-      </w:r>
-    </w:p>
-    <w:p>
-      <w:pPr>
-        <w:pStyle w:val="BodyText"/>
-      </w:pPr>
-      <w:r>
-        <w:rPr>
-          <w:rFonts w:hint="eastAsia" w:ascii="Times New Roman" w:hAnsi="Times New Roman" w:eastAsia="FangSong" w:cs="Times New Roman"/>
-          <w:b/>
-          <w:bCs/>
-        </w:rPr>
-        <w:t>题</w:t>
-      </w:r>
-      <w:r>
-        <w:rPr>
-          <w:rFonts w:hint="eastAsia" w:ascii="Times New Roman" w:hAnsi="Times New Roman" w:eastAsia="Times New Roman" w:cs="Times New Roman"/>
-          <w:b/>
-          <w:bCs/>
-        </w:rPr>
-        <w:t>9</w:t>
-      </w:r>
-      <w:r>
-        <w:rPr>
-          <w:rFonts w:ascii="Times New Roman" w:hAnsi="Times New Roman" w:eastAsia="Times New Roman" w:cs="Times New Roman"/>
-        </w:rPr>
-        <w:t xml:space="preserve"> </w:t>
-      </w:r>
-      <w:r>
-        <w:rPr>
-          <w:rFonts w:hint="eastAsia" w:ascii="Times New Roman" w:hAnsi="Times New Roman" w:eastAsia="Times New Roman" w:cs="Times New Roman"/>
-        </w:rPr>
-        <w:t>[</w:t>
-      </w:r>
-      <w:r>
-        <w:rPr>
-          <w:rFonts w:hint="eastAsia" w:ascii="Times New Roman" w:hAnsi="Times New Roman" w:eastAsia="FangSong" w:cs="Times New Roman"/>
-        </w:rPr>
-        <w:t>自编</w:t>
-      </w:r>
-      <w:r>
-        <w:rPr>
-          <w:rFonts w:hint="eastAsia" w:ascii="Times New Roman" w:hAnsi="Times New Roman" w:eastAsia="Times New Roman" w:cs="Times New Roman"/>
-        </w:rPr>
-        <w:t>]：</w:t>
-      </w:r>
-      <w:r>
-        <w:rPr>
-          <w:rFonts w:hint="eastAsia" w:ascii="Times New Roman" w:hAnsi="Times New Roman" w:eastAsia="FangSong" w:cs="Times New Roman"/>
-        </w:rPr>
-        <w:t>一个容器中有气体</w:t>
-      </w:r>
-      <w:r>
-        <w:rPr>
-          <w:rFonts w:hint="eastAsia" w:ascii="Times New Roman" w:hAnsi="Times New Roman" w:eastAsia="Times New Roman" w:cs="Times New Roman"/>
-        </w:rPr>
-        <w:t>，</w:t>
-      </w:r>
-      <w:r>
-        <w:rPr>
-          <w:rFonts w:hint="eastAsia" w:ascii="Times New Roman" w:hAnsi="Times New Roman" w:eastAsia="FangSong" w:cs="Times New Roman"/>
-        </w:rPr>
-        <w:t>压力从</w:t>
-      </w:r>
-      <w:r>
-        <w:rPr>
-          <w:rFonts w:hint="eastAsia" w:ascii="Times New Roman" w:hAnsi="Times New Roman" w:eastAsia="Times New Roman" w:cs="Times New Roman"/>
-        </w:rPr>
-        <w:t>100</w:t>
-      </w:r>
-      <w:r>
-        <w:rPr>
-          <w:rFonts w:ascii="Times New Roman" w:hAnsi="Times New Roman" w:eastAsia="Times New Roman" w:cs="Times New Roman"/>
-        </w:rPr>
-        <w:t xml:space="preserve"> </w:t>
-      </w:r>
-      <w:r>
-        <w:rPr>
-          <w:rFonts w:hint="eastAsia" w:ascii="Times New Roman" w:hAnsi="Times New Roman" w:eastAsia="Times New Roman" w:cs="Times New Roman"/>
-        </w:rPr>
-        <w:t>kPa</w:t>
-      </w:r>
-      <w:r>
-        <w:rPr>
-          <w:rFonts w:hint="eastAsia" w:ascii="Times New Roman" w:hAnsi="Times New Roman" w:eastAsia="FangSong" w:cs="Times New Roman"/>
-        </w:rPr>
-        <w:t>升到</w:t>
-      </w:r>
-      <w:r>
-        <w:rPr>
-          <w:rFonts w:hint="eastAsia" w:ascii="Times New Roman" w:hAnsi="Times New Roman" w:eastAsia="Times New Roman" w:cs="Times New Roman"/>
-        </w:rPr>
-        <w:t>200</w:t>
-      </w:r>
-      <w:r>
-        <w:rPr>
-          <w:rFonts w:ascii="Times New Roman" w:hAnsi="Times New Roman" w:eastAsia="Times New Roman" w:cs="Times New Roman"/>
-        </w:rPr>
-        <w:t xml:space="preserve"> </w:t>
-      </w:r>
-      <w:r>
-        <w:rPr>
-          <w:rFonts w:hint="eastAsia" w:ascii="Times New Roman" w:hAnsi="Times New Roman" w:eastAsia="Times New Roman" w:cs="Times New Roman"/>
-        </w:rPr>
-        <w:t>kPa，</w:t>
-      </w:r>
-      <w:r>
-        <w:rPr>
-          <w:rFonts w:hint="eastAsia" w:ascii="Times New Roman" w:hAnsi="Times New Roman" w:eastAsia="FangSong" w:cs="Times New Roman"/>
-        </w:rPr>
-        <w:t>温度不变</w:t>
-      </w:r>
-      <w:r>
-        <w:rPr>
-          <w:rFonts w:hint="eastAsia" w:ascii="Times New Roman" w:hAnsi="Times New Roman" w:eastAsia="Times New Roman" w:cs="Times New Roman"/>
-        </w:rPr>
-        <w:t>。</w:t>
-      </w:r>
-      <w:r>
-        <w:rPr>
-          <w:rFonts w:hint="eastAsia" w:ascii="Times New Roman" w:hAnsi="Times New Roman" w:eastAsia="FangSong" w:cs="Times New Roman"/>
-        </w:rPr>
-        <w:t>体积变为原来的多少倍</w:t>
-      </w:r>
-      <w:r>
-        <w:rPr>
-          <w:rFonts w:hint="eastAsia" w:ascii="Times New Roman" w:hAnsi="Times New Roman" w:eastAsia="Times New Roman" w:cs="Times New Roman"/>
-        </w:rPr>
-        <w:t>？</w:t>
-      </w:r>
-    </w:p>
-    <w:p>
-      <w:pPr>
-        <w:pStyle w:val="BodyText"/>
-      </w:pPr>
-      <w:r>
-        <w:rPr>
-          <w:rFonts w:hint="eastAsia" w:ascii="Times New Roman" w:hAnsi="Times New Roman" w:eastAsia="FangSong" w:cs="Times New Roman"/>
-          <w:b/>
-          <w:bCs/>
-        </w:rPr>
-        <w:t>题</w:t>
-      </w:r>
-      <w:r>
-        <w:rPr>
-          <w:rFonts w:hint="eastAsia" w:ascii="Times New Roman" w:hAnsi="Times New Roman" w:eastAsia="Times New Roman" w:cs="Times New Roman"/>
-          <w:b/>
-          <w:bCs/>
-        </w:rPr>
-        <w:t>10</w:t>
-      </w:r>
-      <w:r>
-        <w:rPr>
-          <w:rFonts w:hint="eastAsia" w:ascii="Times New Roman" w:hAnsi="Times New Roman" w:eastAsia="Times New Roman" w:cs="Times New Roman"/>
-        </w:rPr>
-        <w:t>：</w:t>
-      </w:r>
-      <w:r>
-        <w:rPr>
-          <w:rFonts w:hint="eastAsia" w:ascii="Times New Roman" w:hAnsi="Times New Roman" w:eastAsia="FangSong" w:cs="Times New Roman"/>
-        </w:rPr>
-        <w:t>空气中</w:t>
-      </w:r>
-      <w:r>
-        <w:rPr>
-          <w:rFonts w:hint="eastAsia" w:ascii="Times New Roman" w:hAnsi="Times New Roman" w:eastAsia="Times New Roman" w:cs="Times New Roman"/>
-        </w:rPr>
-        <w:t>N</w:t>
-      </w:r>
-      <w:r>
-        <w:rPr>
-          <w:rFonts w:hint="eastAsia" w:ascii="Times New Roman" w:hAnsi="Times New Roman" w:eastAsia="Times New Roman" w:cs="Times New Roman"/>
-          <w:vertAlign w:val="subscript"/>
-        </w:rPr>
-        <w:t>2</w:t>
-      </w:r>
-      <w:r>
-        <w:rPr>
-          <w:rFonts w:hint="eastAsia" w:ascii="Times New Roman" w:hAnsi="Times New Roman" w:eastAsia="FangSong" w:cs="Times New Roman"/>
-        </w:rPr>
-        <w:t>和</w:t>
-      </w:r>
-      <w:r>
-        <w:rPr>
-          <w:rFonts w:hint="eastAsia" w:ascii="Times New Roman" w:hAnsi="Times New Roman" w:eastAsia="Times New Roman" w:cs="Times New Roman"/>
-        </w:rPr>
-        <w:t>O</w:t>
-      </w:r>
-      <w:r>
-        <w:rPr>
-          <w:rFonts w:hint="eastAsia" w:ascii="Times New Roman" w:hAnsi="Times New Roman" w:eastAsia="Times New Roman" w:cs="Times New Roman"/>
-          <w:vertAlign w:val="subscript"/>
-        </w:rPr>
-        <w:t>2</w:t>
-      </w:r>
-      <w:r>
-        <w:rPr>
-          <w:rFonts w:hint="eastAsia" w:ascii="Times New Roman" w:hAnsi="Times New Roman" w:eastAsia="FangSong" w:cs="Times New Roman"/>
-        </w:rPr>
-        <w:t>的摩尔分数分别为</w:t>
-      </w:r>
-      <w:r>
-        <w:rPr>
-          <w:rFonts w:hint="eastAsia" w:ascii="Times New Roman" w:hAnsi="Times New Roman" w:eastAsia="Times New Roman" w:cs="Times New Roman"/>
-        </w:rPr>
-        <w:t>0.79</w:t>
-      </w:r>
-      <w:r>
-        <w:rPr>
-          <w:rFonts w:hint="eastAsia" w:ascii="Times New Roman" w:hAnsi="Times New Roman" w:eastAsia="FangSong" w:cs="Times New Roman"/>
-        </w:rPr>
-        <w:t>和</w:t>
-      </w:r>
-      <w:r>
-        <w:rPr>
-          <w:rFonts w:hint="eastAsia" w:ascii="Times New Roman" w:hAnsi="Times New Roman" w:eastAsia="Times New Roman" w:cs="Times New Roman"/>
-        </w:rPr>
-        <w:t>0.21。</w:t>
-      </w:r>
-      <w:r>
-        <w:rPr>
-          <w:rFonts w:hint="eastAsia" w:ascii="Times New Roman" w:hAnsi="Times New Roman" w:eastAsia="FangSong" w:cs="Times New Roman"/>
-        </w:rPr>
-        <w:t>在</w:t>
-      </w:r>
-      <w:r>
-        <w:rPr>
-          <w:rFonts w:hint="eastAsia" w:ascii="Times New Roman" w:hAnsi="Times New Roman" w:eastAsia="Times New Roman" w:cs="Times New Roman"/>
-        </w:rPr>
-        <w:t>101.3</w:t>
-      </w:r>
-      <w:r>
-        <w:rPr>
-          <w:rFonts w:ascii="Times New Roman" w:hAnsi="Times New Roman" w:eastAsia="Times New Roman" w:cs="Times New Roman"/>
-        </w:rPr>
-        <w:t xml:space="preserve"> </w:t>
-      </w:r>
-      <w:r>
-        <w:rPr>
-          <w:rFonts w:hint="eastAsia" w:ascii="Times New Roman" w:hAnsi="Times New Roman" w:eastAsia="Times New Roman" w:cs="Times New Roman"/>
-        </w:rPr>
-        <w:t>kPa</w:t>
-      </w:r>
-      <w:r>
-        <w:rPr>
-          <w:rFonts w:hint="eastAsia" w:ascii="Times New Roman" w:hAnsi="Times New Roman" w:eastAsia="FangSong" w:cs="Times New Roman"/>
-        </w:rPr>
-        <w:t>下</w:t>
-      </w:r>
-      <w:r>
-        <w:rPr>
-          <w:rFonts w:hint="eastAsia" w:ascii="Times New Roman" w:hAnsi="Times New Roman" w:eastAsia="Times New Roman" w:cs="Times New Roman"/>
-        </w:rPr>
-        <w:t>，</w:t>
-      </w:r>
-      <w:r>
-        <w:rPr>
-          <w:rFonts w:hint="eastAsia" w:ascii="Times New Roman" w:hAnsi="Times New Roman" w:eastAsia="FangSong" w:cs="Times New Roman"/>
-        </w:rPr>
-        <w:t>求</w:t>
-      </w:r>
-      <w:r>
-        <w:rPr>
-          <w:rFonts w:hint="eastAsia" w:ascii="Times New Roman" w:hAnsi="Times New Roman" w:eastAsia="Times New Roman" w:cs="Times New Roman"/>
-        </w:rPr>
-        <w:t>N</w:t>
-      </w:r>
-      <w:r>
-        <w:rPr>
-          <w:rFonts w:hint="eastAsia" w:ascii="Times New Roman" w:hAnsi="Times New Roman" w:eastAsia="Times New Roman" w:cs="Times New Roman"/>
-          <w:vertAlign w:val="subscript"/>
-        </w:rPr>
-        <w:t>2</w:t>
-      </w:r>
-      <w:r>
-        <w:rPr>
-          <w:rFonts w:hint="eastAsia" w:ascii="Times New Roman" w:hAnsi="Times New Roman" w:eastAsia="FangSong" w:cs="Times New Roman"/>
-        </w:rPr>
-        <w:t>和</w:t>
-      </w:r>
-      <w:r>
-        <w:rPr>
-          <w:rFonts w:hint="eastAsia" w:ascii="Times New Roman" w:hAnsi="Times New Roman" w:eastAsia="Times New Roman" w:cs="Times New Roman"/>
-        </w:rPr>
-        <w:t>O</w:t>
-      </w:r>
-      <w:r>
-        <w:rPr>
-          <w:rFonts w:hint="eastAsia" w:ascii="Times New Roman" w:hAnsi="Times New Roman" w:eastAsia="Times New Roman" w:cs="Times New Roman"/>
-          <w:vertAlign w:val="subscript"/>
-        </w:rPr>
-        <w:t>2</w:t>
-      </w:r>
-      <w:r>
-        <w:rPr>
-          <w:rFonts w:hint="eastAsia" w:ascii="Times New Roman" w:hAnsi="Times New Roman" w:eastAsia="FangSong" w:cs="Times New Roman"/>
-        </w:rPr>
-        <w:t>的分压</w:t>
-      </w:r>
-      <w:r>
-        <w:rPr>
-          <w:rFonts w:hint="eastAsia" w:ascii="Times New Roman" w:hAnsi="Times New Roman" w:eastAsia="Times New Roman" w:cs="Times New Roman"/>
-        </w:rPr>
-        <w:t>。</w:t>
-      </w:r>
-    </w:p>
-    <w:p>
-      <w:pPr>
-        <w:pStyle w:val="BodyText"/>
-      </w:pPr>
-      <w:r>
-        <w:rPr>
-          <w:rFonts w:hint="eastAsia" w:ascii="Times New Roman" w:hAnsi="Times New Roman" w:eastAsia="FangSong" w:cs="Times New Roman"/>
-          <w:b/>
-          <w:bCs/>
-        </w:rPr>
-        <w:t>题</w:t>
-      </w:r>
-      <w:r>
-        <w:rPr>
-          <w:rFonts w:hint="eastAsia" w:ascii="Times New Roman" w:hAnsi="Times New Roman" w:eastAsia="Times New Roman" w:cs="Times New Roman"/>
-          <w:b/>
-          <w:bCs/>
-        </w:rPr>
-        <w:t>11</w:t>
-      </w:r>
-      <w:r>
-        <w:rPr>
-          <w:rFonts w:ascii="Times New Roman" w:hAnsi="Times New Roman" w:eastAsia="Times New Roman" w:cs="Times New Roman"/>
-        </w:rPr>
-        <w:t xml:space="preserve"> </w:t>
-      </w:r>
-      <w:r>
-        <w:rPr>
-          <w:rFonts w:hint="eastAsia" w:ascii="Times New Roman" w:hAnsi="Times New Roman" w:eastAsia="Times New Roman" w:cs="Times New Roman"/>
-        </w:rPr>
-        <w:t>[</w:t>
-      </w:r>
-      <w:r>
-        <w:rPr>
-          <w:rFonts w:hint="eastAsia" w:ascii="Times New Roman" w:hAnsi="Times New Roman" w:eastAsia="FangSong" w:cs="Times New Roman"/>
-        </w:rPr>
-        <w:t>自编</w:t>
-      </w:r>
-      <w:r>
-        <w:rPr>
-          <w:rFonts w:hint="eastAsia" w:ascii="Times New Roman" w:hAnsi="Times New Roman" w:eastAsia="Times New Roman" w:cs="Times New Roman"/>
-        </w:rPr>
-        <w:t>]：</w:t>
-      </w:r>
-      <w:r>
-        <w:rPr>
-          <w:rFonts w:hint="eastAsia" w:ascii="Times New Roman" w:hAnsi="Times New Roman" w:eastAsia="FangSong" w:cs="Times New Roman"/>
-        </w:rPr>
-        <w:t>在</w:t>
-      </w:r>
-      <w:r>
-        <w:rPr>
-          <w:rFonts w:hint="eastAsia" w:ascii="Times New Roman" w:hAnsi="Times New Roman" w:eastAsia="Times New Roman" w:cs="Times New Roman"/>
-        </w:rPr>
-        <w:t>25°C</w:t>
-      </w:r>
-      <w:r>
-        <w:rPr>
-          <w:rFonts w:hint="eastAsia" w:ascii="Times New Roman" w:hAnsi="Times New Roman" w:eastAsia="FangSong" w:cs="Times New Roman"/>
-        </w:rPr>
-        <w:t>下</w:t>
-      </w:r>
-      <w:r>
-        <w:rPr>
-          <w:rFonts w:hint="eastAsia" w:ascii="Times New Roman" w:hAnsi="Times New Roman" w:eastAsia="Times New Roman" w:cs="Times New Roman"/>
-        </w:rPr>
-        <w:t>，</w:t>
-      </w:r>
-      <w:r>
-        <w:rPr>
-          <w:rFonts w:hint="eastAsia" w:ascii="Times New Roman" w:hAnsi="Times New Roman" w:eastAsia="FangSong" w:cs="Times New Roman"/>
-        </w:rPr>
-        <w:t>水的饱和蒸气压为</w:t>
-      </w:r>
-      <w:r>
-        <w:rPr>
-          <w:rFonts w:hint="eastAsia" w:ascii="Times New Roman" w:hAnsi="Times New Roman" w:eastAsia="Times New Roman" w:cs="Times New Roman"/>
-        </w:rPr>
-        <w:t>3.167</w:t>
-      </w:r>
-      <w:r>
-        <w:rPr>
-          <w:rFonts w:ascii="Times New Roman" w:hAnsi="Times New Roman" w:eastAsia="Times New Roman" w:cs="Times New Roman"/>
-        </w:rPr>
-        <w:t xml:space="preserve"> </w:t>
-      </w:r>
-      <w:r>
-        <w:rPr>
-          <w:rFonts w:hint="eastAsia" w:ascii="Times New Roman" w:hAnsi="Times New Roman" w:eastAsia="Times New Roman" w:cs="Times New Roman"/>
-        </w:rPr>
-        <w:t>kPa。</w:t>
-      </w:r>
-      <w:r>
-        <w:rPr>
-          <w:rFonts w:hint="eastAsia" w:ascii="Times New Roman" w:hAnsi="Times New Roman" w:eastAsia="FangSong" w:cs="Times New Roman"/>
-        </w:rPr>
-        <w:t>用排水集气法收集到的气体总压为</w:t>
-      </w:r>
-      <w:r>
-        <w:rPr>
-          <w:rFonts w:hint="eastAsia" w:ascii="Times New Roman" w:hAnsi="Times New Roman" w:eastAsia="Times New Roman" w:cs="Times New Roman"/>
-        </w:rPr>
-        <w:t>101.3</w:t>
-      </w:r>
-      <w:r>
-        <w:rPr>
-          <w:rFonts w:ascii="Times New Roman" w:hAnsi="Times New Roman" w:eastAsia="Times New Roman" w:cs="Times New Roman"/>
-        </w:rPr>
-        <w:t xml:space="preserve"> </w:t>
-      </w:r>
-      <w:r>
-        <w:rPr>
-          <w:rFonts w:hint="eastAsia" w:ascii="Times New Roman" w:hAnsi="Times New Roman" w:eastAsia="Times New Roman" w:cs="Times New Roman"/>
-        </w:rPr>
-        <w:t>kPa，</w:t>
-      </w:r>
-      <w:r>
-        <w:rPr>
-          <w:rFonts w:hint="eastAsia" w:ascii="Times New Roman" w:hAnsi="Times New Roman" w:eastAsia="FangSong" w:cs="Times New Roman"/>
-        </w:rPr>
-        <w:t>求干气体的分压</w:t>
-      </w:r>
-      <w:r>
-        <w:rPr>
-          <w:rFonts w:hint="eastAsia" w:ascii="Times New Roman" w:hAnsi="Times New Roman" w:eastAsia="Times New Roman" w:cs="Times New Roman"/>
-        </w:rPr>
-        <w:t>。</w:t>
-      </w:r>
-    </w:p>
-    <w:p>
-      <w:pPr>
-        <w:pStyle w:val="BodyText"/>
-      </w:pPr>
-      <w:r>
-        <w:rPr>
-          <w:rFonts w:hint="eastAsia" w:ascii="Times New Roman" w:hAnsi="Times New Roman" w:eastAsia="FangSong" w:cs="Times New Roman"/>
-          <w:b/>
-          <w:bCs/>
-        </w:rPr>
-        <w:t>题</w:t>
-      </w:r>
-      <w:r>
-        <w:rPr>
-          <w:rFonts w:hint="eastAsia" w:ascii="Times New Roman" w:hAnsi="Times New Roman" w:eastAsia="Times New Roman" w:cs="Times New Roman"/>
-          <w:b/>
-          <w:bCs/>
-        </w:rPr>
-        <w:t>12</w:t>
+        <w:t xml:space="preserve">12.</w:t>
       </w:r>
       <w:r>
         <w:rPr>
@@ -26933,19 +26837,257 @@
       </w:pPr>
       <w:r>
         <w:rPr>
-          <w:rFonts w:hint="eastAsia" w:ascii="Times New Roman" w:hAnsi="Times New Roman" w:eastAsia="FangSong" w:cs="Times New Roman"/>
+          <w:rFonts w:ascii="Times New Roman" w:hAnsi="Times New Roman" w:eastAsia="Times New Roman" w:cs="Times New Roman"/>
           <w:b/>
           <w:bCs/>
         </w:rPr>
-        <w:t>题</w:t>
-      </w:r>
-      <w:r>
-        <w:rPr>
-          <w:rFonts w:hint="eastAsia" w:ascii="Times New Roman" w:hAnsi="Times New Roman" w:eastAsia="Times New Roman" w:cs="Times New Roman"/>
+        <w:t xml:space="preserve">13.</w:t>
+      </w:r>
+      <w:r>
+        <w:rPr>
+          <w:rFonts w:hint="eastAsia" w:ascii="Times New Roman" w:hAnsi="Times New Roman" w:eastAsia="Times New Roman" w:cs="Times New Roman"/>
+        </w:rPr>
+        <w:t>：</w:t>
+      </w:r>
+      <w:r>
+        <w:rPr>
+          <w:rFonts w:hint="eastAsia" w:ascii="Times New Roman" w:hAnsi="Times New Roman" w:eastAsia="FangSong" w:cs="Times New Roman"/>
+        </w:rPr>
+        <w:t>一个</w:t>
+      </w:r>
+      <w:r>
+        <w:rPr>
+          <w:rFonts w:hint="eastAsia" w:ascii="Times New Roman" w:hAnsi="Times New Roman" w:eastAsia="Times New Roman" w:cs="Times New Roman"/>
+        </w:rPr>
+        <w:t>10.0</w:t>
+      </w:r>
+      <w:r>
+        <w:rPr>
+          <w:rFonts w:ascii="Times New Roman" w:hAnsi="Times New Roman" w:eastAsia="Times New Roman" w:cs="Times New Roman"/>
+        </w:rPr>
+        <w:t xml:space="preserve"> </w:t>
+      </w:r>
+      <w:r>
+        <w:rPr>
+          <w:rFonts w:hint="eastAsia" w:ascii="Times New Roman" w:hAnsi="Times New Roman" w:eastAsia="Times New Roman" w:cs="Times New Roman"/>
+        </w:rPr>
+        <w:t>dm</w:t>
+      </w:r>
+      <w:r>
+        <w:rPr>
+          <w:rFonts w:hint="eastAsia" w:ascii="Times New Roman" w:hAnsi="Times New Roman" w:eastAsia="Times New Roman" w:cs="Times New Roman"/>
+          <w:vertAlign w:val="superscript"/>
+        </w:rPr>
+        <w:t>3</w:t>
+      </w:r>
+      <w:r>
+        <w:rPr>
+          <w:rFonts w:hint="eastAsia" w:ascii="Times New Roman" w:hAnsi="Times New Roman" w:eastAsia="FangSong" w:cs="Times New Roman"/>
+        </w:rPr>
+        <w:t>的容器中含有</w:t>
+      </w:r>
+      <w:r>
+        <w:rPr>
+          <w:rFonts w:hint="eastAsia" w:ascii="Times New Roman" w:hAnsi="Times New Roman" w:eastAsia="Times New Roman" w:cs="Times New Roman"/>
+        </w:rPr>
+        <w:t>2.00</w:t>
+      </w:r>
+      <w:r>
+        <w:rPr>
+          <w:rFonts w:ascii="Times New Roman" w:hAnsi="Times New Roman" w:eastAsia="Times New Roman" w:cs="Times New Roman"/>
+        </w:rPr>
+        <w:t xml:space="preserve"> mol </w:t>
+      </w:r>
+      <w:r>
+        <w:rPr>
+          <w:rFonts w:hint="eastAsia" w:ascii="Times New Roman" w:hAnsi="Times New Roman" w:eastAsia="Times New Roman" w:cs="Times New Roman"/>
+        </w:rPr>
+        <w:t>N</w:t>
+      </w:r>
+      <w:r>
+        <w:rPr>
+          <w:rFonts w:hint="eastAsia" w:ascii="Times New Roman" w:hAnsi="Times New Roman" w:eastAsia="Times New Roman" w:cs="Times New Roman"/>
+          <w:vertAlign w:val="subscript"/>
+        </w:rPr>
+        <w:t>2</w:t>
+      </w:r>
+      <w:r>
+        <w:rPr>
+          <w:rFonts w:hint="eastAsia" w:ascii="Times New Roman" w:hAnsi="Times New Roman" w:eastAsia="FangSong" w:cs="Times New Roman"/>
+        </w:rPr>
+        <w:t>和</w:t>
+      </w:r>
+      <w:r>
+        <w:rPr>
+          <w:rFonts w:hint="eastAsia" w:ascii="Times New Roman" w:hAnsi="Times New Roman" w:eastAsia="Times New Roman" w:cs="Times New Roman"/>
+        </w:rPr>
+        <w:t>3.00</w:t>
+      </w:r>
+      <w:r>
+        <w:rPr>
+          <w:rFonts w:ascii="Times New Roman" w:hAnsi="Times New Roman" w:eastAsia="Times New Roman" w:cs="Times New Roman"/>
+        </w:rPr>
+        <w:t xml:space="preserve"> mol </w:t>
+      </w:r>
+      <w:r>
+        <w:rPr>
+          <w:rFonts w:hint="eastAsia" w:ascii="Times New Roman" w:hAnsi="Times New Roman" w:eastAsia="Times New Roman" w:cs="Times New Roman"/>
+        </w:rPr>
+        <w:t>O</w:t>
+      </w:r>
+      <w:r>
+        <w:rPr>
+          <w:rFonts w:hint="eastAsia" w:ascii="Times New Roman" w:hAnsi="Times New Roman" w:eastAsia="Times New Roman" w:cs="Times New Roman"/>
+          <w:vertAlign w:val="subscript"/>
+        </w:rPr>
+        <w:t>2</w:t>
+      </w:r>
+      <w:r>
+        <w:rPr>
+          <w:rFonts w:hint="eastAsia" w:ascii="Times New Roman" w:hAnsi="Times New Roman" w:eastAsia="Times New Roman" w:cs="Times New Roman"/>
+        </w:rPr>
+        <w:t>，</w:t>
+      </w:r>
+      <w:r>
+        <w:rPr>
+          <w:rFonts w:hint="eastAsia" w:ascii="Times New Roman" w:hAnsi="Times New Roman" w:eastAsia="FangSong" w:cs="Times New Roman"/>
+        </w:rPr>
+        <w:t>在</w:t>
+      </w:r>
+      <w:r>
+        <w:rPr>
+          <w:rFonts w:hint="eastAsia" w:ascii="Times New Roman" w:hAnsi="Times New Roman" w:eastAsia="Times New Roman" w:cs="Times New Roman"/>
+        </w:rPr>
+        <w:t>300</w:t>
+      </w:r>
+      <w:r>
+        <w:rPr>
+          <w:rFonts w:ascii="Times New Roman" w:hAnsi="Times New Roman" w:eastAsia="Times New Roman" w:cs="Times New Roman"/>
+        </w:rPr>
+        <w:t xml:space="preserve"> </w:t>
+      </w:r>
+      <w:r>
+        <w:rPr>
+          <w:rFonts w:hint="eastAsia" w:ascii="Times New Roman" w:hAnsi="Times New Roman" w:eastAsia="Times New Roman" w:cs="Times New Roman"/>
+        </w:rPr>
+        <w:t>K</w:t>
+      </w:r>
+      <w:r>
+        <w:rPr>
+          <w:rFonts w:hint="eastAsia" w:ascii="Times New Roman" w:hAnsi="Times New Roman" w:eastAsia="FangSong" w:cs="Times New Roman"/>
+        </w:rPr>
+        <w:t>下</w:t>
+      </w:r>
+      <w:r>
+        <w:rPr>
+          <w:rFonts w:hint="eastAsia" w:ascii="Times New Roman" w:hAnsi="Times New Roman" w:eastAsia="Times New Roman" w:cs="Times New Roman"/>
+        </w:rPr>
+        <w:t>。</w:t>
+      </w:r>
+      <w:r>
+        <w:rPr>
+          <w:rFonts w:hint="eastAsia" w:ascii="Times New Roman" w:hAnsi="Times New Roman" w:eastAsia="FangSong" w:cs="Times New Roman"/>
+        </w:rPr>
+        <w:t>求</w:t>
+      </w:r>
+      <w:r>
+        <w:rPr>
+          <w:rFonts w:hint="eastAsia" w:ascii="Times New Roman" w:hAnsi="Times New Roman" w:eastAsia="Times New Roman" w:cs="Times New Roman"/>
+        </w:rPr>
+        <w:t>：</w:t>
+      </w:r>
+      <w:r>
+        <w:rPr>
+          <w:rFonts w:ascii="Times New Roman" w:hAnsi="Times New Roman" w:eastAsia="Times New Roman" w:cs="Times New Roman"/>
+        </w:rPr>
+        <w:t xml:space="preserve"> </w:t>
+      </w:r>
+      <w:r>
+        <w:rPr>
+          <w:rFonts w:ascii="Times New Roman" w:hAnsi="Times New Roman" w:eastAsia="Times New Roman" w:cs="Times New Roman"/>
+        </w:rPr>
+        <w:t xml:space="preserve">(a) </w:t>
+      </w:r>
+      <w:r>
+        <w:rPr>
+          <w:rFonts w:hint="eastAsia" w:ascii="Times New Roman" w:hAnsi="Times New Roman" w:eastAsia="FangSong" w:cs="Times New Roman"/>
+        </w:rPr>
+        <w:t xml:space="preserve">总压</w:t>
+      </w:r>
+      <w:r>
+        <w:rPr>
+          <w:rFonts w:ascii="Times New Roman" w:hAnsi="Times New Roman" w:eastAsia="Times New Roman" w:cs="Times New Roman"/>
+        </w:rPr>
+        <w:t xml:space="preserve"> </w:t>
+      </w:r>
+      <w:r>
+        <w:rPr>
+          <w:rFonts w:ascii="Times New Roman" w:hAnsi="Times New Roman" w:eastAsia="Times New Roman" w:cs="Times New Roman"/>
+        </w:rPr>
+        <w:t xml:space="preserve">(b) </w:t>
+      </w:r>
+      <w:r>
+        <w:rPr>
+          <w:rFonts w:hint="eastAsia" w:ascii="Times New Roman" w:hAnsi="Times New Roman" w:eastAsia="Times New Roman" w:cs="Times New Roman"/>
+        </w:rPr>
+        <w:t>N</w:t>
+      </w:r>
+      <w:r>
+        <w:rPr>
+          <w:rFonts w:hint="eastAsia" w:ascii="Times New Roman" w:hAnsi="Times New Roman" w:eastAsia="Times New Roman" w:cs="Times New Roman"/>
+          <w:vertAlign w:val="subscript"/>
+        </w:rPr>
+        <w:t>2</w:t>
+      </w:r>
+      <w:r>
+        <w:rPr>
+          <w:rFonts w:hint="eastAsia" w:ascii="Times New Roman" w:hAnsi="Times New Roman" w:eastAsia="FangSong" w:cs="Times New Roman"/>
+        </w:rPr>
+        <w:t>的分压</w:t>
+      </w:r>
+      <w:r>
+        <w:rPr>
+          <w:rFonts w:ascii="Times New Roman" w:hAnsi="Times New Roman" w:eastAsia="Times New Roman" w:cs="Times New Roman"/>
+        </w:rPr>
+        <w:t xml:space="preserve"> </w:t>
+      </w:r>
+      <w:r>
+        <w:rPr>
+          <w:rFonts w:ascii="Times New Roman" w:hAnsi="Times New Roman" w:eastAsia="Times New Roman" w:cs="Times New Roman"/>
+        </w:rPr>
+        <w:t xml:space="preserve">(c) </w:t>
+      </w:r>
+      <w:r>
+        <w:rPr>
+          <w:rFonts w:hint="eastAsia" w:ascii="Times New Roman" w:hAnsi="Times New Roman" w:eastAsia="Times New Roman" w:cs="Times New Roman"/>
+        </w:rPr>
+        <w:t>O</w:t>
+      </w:r>
+      <w:r>
+        <w:rPr>
+          <w:rFonts w:hint="eastAsia" w:ascii="Times New Roman" w:hAnsi="Times New Roman" w:eastAsia="Times New Roman" w:cs="Times New Roman"/>
+          <w:vertAlign w:val="subscript"/>
+        </w:rPr>
+        <w:t>2</w:t>
+      </w:r>
+      <w:r>
+        <w:rPr>
+          <w:rFonts w:hint="eastAsia" w:ascii="Times New Roman" w:hAnsi="Times New Roman" w:eastAsia="FangSong" w:cs="Times New Roman"/>
+        </w:rPr>
+        <w:t>的摩尔分数</w:t>
+      </w:r>
+    </w:p>
+    <w:p>
+      <w:pPr>
+        <w:pStyle w:val="BodyText"/>
+      </w:pPr>
+      <w:r>
+        <w:rPr>
+          <w:rFonts w:ascii="Times New Roman" w:hAnsi="Times New Roman" w:eastAsia="Times New Roman" w:cs="Times New Roman"/>
           <w:b/>
           <w:bCs/>
         </w:rPr>
-        <w:t>13</w:t>
+        <w:t xml:space="preserve">14.</w:t>
       </w:r>
       <w:r>
         <w:rPr>
@@ -26957,13 +27099,93 @@
         <w:rPr>
           <w:rFonts w:hint="eastAsia" w:ascii="Times New Roman" w:hAnsi="Times New Roman" w:eastAsia="FangSong" w:cs="Times New Roman"/>
         </w:rPr>
-        <w:t>一个</w:t>
-      </w:r>
-      <w:r>
-        <w:rPr>
-          <w:rFonts w:hint="eastAsia" w:ascii="Times New Roman" w:hAnsi="Times New Roman" w:eastAsia="Times New Roman" w:cs="Times New Roman"/>
-        </w:rPr>
-        <w:t>10.0</w:t>
+        <w:t>在恒温恒容容器中</w:t>
+      </w:r>
+      <w:r>
+        <w:rPr>
+          <w:rFonts w:hint="eastAsia" w:ascii="Times New Roman" w:hAnsi="Times New Roman" w:eastAsia="Times New Roman" w:cs="Times New Roman"/>
+        </w:rPr>
+        <w:t>，</w:t>
+      </w:r>
+      <w:r>
+        <w:rPr>
+          <w:rFonts w:hint="eastAsia" w:ascii="Times New Roman" w:hAnsi="Times New Roman" w:eastAsia="FangSong" w:cs="Times New Roman"/>
+        </w:rPr>
+        <w:t>初始有</w:t>
+      </w:r>
+      <w:r>
+        <w:rPr>
+          <w:rFonts w:hint="eastAsia" w:ascii="Times New Roman" w:hAnsi="Times New Roman" w:eastAsia="Times New Roman" w:cs="Times New Roman"/>
+        </w:rPr>
+        <w:t>4.00</w:t>
+      </w:r>
+      <w:r>
+        <w:rPr>
+          <w:rFonts w:ascii="Times New Roman" w:hAnsi="Times New Roman" w:eastAsia="Times New Roman" w:cs="Times New Roman"/>
+        </w:rPr>
+        <w:t xml:space="preserve"> mol </w:t>
+      </w:r>
+      <w:r>
+        <w:rPr>
+          <w:rFonts w:hint="eastAsia" w:ascii="Times New Roman" w:hAnsi="Times New Roman" w:eastAsia="Times New Roman" w:cs="Times New Roman"/>
+        </w:rPr>
+        <w:t>H</w:t>
+      </w:r>
+      <w:r>
+        <w:rPr>
+          <w:rFonts w:hint="eastAsia" w:ascii="Times New Roman" w:hAnsi="Times New Roman" w:eastAsia="Times New Roman" w:cs="Times New Roman"/>
+          <w:vertAlign w:val="subscript"/>
+        </w:rPr>
+        <w:t>2</w:t>
+      </w:r>
+      <w:r>
+        <w:rPr>
+          <w:rFonts w:hint="eastAsia" w:ascii="Times New Roman" w:hAnsi="Times New Roman" w:eastAsia="FangSong" w:cs="Times New Roman"/>
+        </w:rPr>
+        <w:t>和</w:t>
+      </w:r>
+      <w:r>
+        <w:rPr>
+          <w:rFonts w:hint="eastAsia" w:ascii="Times New Roman" w:hAnsi="Times New Roman" w:eastAsia="Times New Roman" w:cs="Times New Roman"/>
+        </w:rPr>
+        <w:t>2.00</w:t>
+      </w:r>
+      <w:r>
+        <w:rPr>
+          <w:rFonts w:ascii="Times New Roman" w:hAnsi="Times New Roman" w:eastAsia="Times New Roman" w:cs="Times New Roman"/>
+        </w:rPr>
+        <w:t xml:space="preserve"> mol </w:t>
+      </w:r>
+      <w:r>
+        <w:rPr>
+          <w:rFonts w:hint="eastAsia" w:ascii="Times New Roman" w:hAnsi="Times New Roman" w:eastAsia="Times New Roman" w:cs="Times New Roman"/>
+        </w:rPr>
+        <w:t>O</w:t>
+      </w:r>
+      <w:r>
+        <w:rPr>
+          <w:rFonts w:hint="eastAsia" w:ascii="Times New Roman" w:hAnsi="Times New Roman" w:eastAsia="Times New Roman" w:cs="Times New Roman"/>
+          <w:vertAlign w:val="subscript"/>
+        </w:rPr>
+        <w:t>2</w:t>
+      </w:r>
+      <w:r>
+        <w:rPr>
+          <w:rFonts w:hint="eastAsia" w:ascii="Times New Roman" w:hAnsi="Times New Roman" w:eastAsia="Times New Roman" w:cs="Times New Roman"/>
+        </w:rPr>
+        <w:t>，</w:t>
+      </w:r>
+      <w:r>
+        <w:rPr>
+          <w:rFonts w:hint="eastAsia" w:ascii="Times New Roman" w:hAnsi="Times New Roman" w:eastAsia="FangSong" w:cs="Times New Roman"/>
+        </w:rPr>
+        <w:t>总压为</w:t>
+      </w:r>
+      <w:r>
+        <w:rPr>
+          <w:rFonts w:hint="eastAsia" w:ascii="Times New Roman" w:hAnsi="Times New Roman" w:eastAsia="Times New Roman" w:cs="Times New Roman"/>
+        </w:rPr>
+        <w:t>150</w:t>
       </w:r>
       <w:r>
         <w:rPr>
@@ -26975,38 +27197,19 @@
         <w:rPr>
           <w:rFonts w:hint="eastAsia" w:ascii="Times New Roman" w:hAnsi="Times New Roman" w:eastAsia="Times New Roman" w:cs="Times New Roman"/>
         </w:rPr>
-        <w:t>dm</w:t>
-      </w:r>
-      <w:r>
-        <w:rPr>
-          <w:rFonts w:hint="eastAsia" w:ascii="Times New Roman" w:hAnsi="Times New Roman" w:eastAsia="Times New Roman" w:cs="Times New Roman"/>
-          <w:vertAlign w:val="superscript"/>
-        </w:rPr>
-        <w:t>3</w:t>
-      </w:r>
-      <w:r>
-        <w:rPr>
-          <w:rFonts w:hint="eastAsia" w:ascii="Times New Roman" w:hAnsi="Times New Roman" w:eastAsia="FangSong" w:cs="Times New Roman"/>
-        </w:rPr>
-        <w:t>的容器中含有</w:t>
-      </w:r>
-      <w:r>
-        <w:rPr>
-          <w:rFonts w:hint="eastAsia" w:ascii="Times New Roman" w:hAnsi="Times New Roman" w:eastAsia="Times New Roman" w:cs="Times New Roman"/>
-        </w:rPr>
-        <w:t>2.00</w:t>
-      </w:r>
-      <w:r>
-        <w:rPr>
-          <w:rFonts w:ascii="Times New Roman" w:hAnsi="Times New Roman" w:eastAsia="Times New Roman" w:cs="Times New Roman"/>
-        </w:rPr>
-        <w:t xml:space="preserve"> mol </w:t>
-      </w:r>
-      <w:r>
-        <w:rPr>
-          <w:rFonts w:hint="eastAsia" w:ascii="Times New Roman" w:hAnsi="Times New Roman" w:eastAsia="Times New Roman" w:cs="Times New Roman"/>
-        </w:rPr>
-        <w:t>N</w:t>
+        <w:t>kPa。</w:t>
+      </w:r>
+      <w:r>
+        <w:rPr>
+          <w:rFonts w:hint="eastAsia" w:ascii="Times New Roman" w:hAnsi="Times New Roman" w:eastAsia="FangSong" w:cs="Times New Roman"/>
+        </w:rPr>
+        <w:t>点火反应</w:t>
+      </w:r>
+      <w:r>
+        <w:rPr>
+          <w:rFonts w:hint="eastAsia" w:ascii="Times New Roman" w:hAnsi="Times New Roman" w:eastAsia="Times New Roman" w:cs="Times New Roman"/>
+        </w:rPr>
+        <w:t>（2H</w:t>
       </w:r>
       <w:r>
         <w:rPr>
@@ -27017,37 +27220,50 @@
       </w:r>
       <w:r>
         <w:rPr>
-          <w:rFonts w:hint="eastAsia" w:ascii="Times New Roman" w:hAnsi="Times New Roman" w:eastAsia="FangSong" w:cs="Times New Roman"/>
-        </w:rPr>
-        <w:t>和</w:t>
-      </w:r>
-      <w:r>
-        <w:rPr>
-          <w:rFonts w:hint="eastAsia" w:ascii="Times New Roman" w:hAnsi="Times New Roman" w:eastAsia="Times New Roman" w:cs="Times New Roman"/>
-        </w:rPr>
-        <w:t>3.00</w:t>
-      </w:r>
-      <w:r>
-        <w:rPr>
-          <w:rFonts w:ascii="Times New Roman" w:hAnsi="Times New Roman" w:eastAsia="Times New Roman" w:cs="Times New Roman"/>
-        </w:rPr>
-        <w:t xml:space="preserve"> mol </w:t>
-      </w:r>
-      <w:r>
-        <w:rPr>
-          <w:rFonts w:hint="eastAsia" w:ascii="Times New Roman" w:hAnsi="Times New Roman" w:eastAsia="Times New Roman" w:cs="Times New Roman"/>
-        </w:rPr>
-        <w:t>O</w:t>
-      </w:r>
-      <w:r>
-        <w:rPr>
-          <w:rFonts w:hint="eastAsia" w:ascii="Times New Roman" w:hAnsi="Times New Roman" w:eastAsia="Times New Roman" w:cs="Times New Roman"/>
+          <w:rFonts w:ascii="Times New Roman" w:hAnsi="Times New Roman" w:eastAsia="Times New Roman" w:cs="Times New Roman"/>
+        </w:rPr>
+        <w:t xml:space="preserve"> + O</w:t>
+      </w:r>
+      <w:r>
+        <w:rPr>
+          <w:rFonts w:ascii="Times New Roman" w:hAnsi="Times New Roman" w:eastAsia="Times New Roman" w:cs="Times New Roman"/>
           <w:vertAlign w:val="subscript"/>
         </w:rPr>
         <w:t>2</w:t>
       </w:r>
       <w:r>
         <w:rPr>
+          <w:rFonts w:ascii="Times New Roman" w:hAnsi="Times New Roman" w:eastAsia="Times New Roman" w:cs="Times New Roman"/>
+        </w:rPr>
+        <w:t xml:space="preserve"> → </w:t>
+      </w:r>
+      <w:r>
+        <w:rPr>
+          <w:rFonts w:hint="eastAsia" w:ascii="Times New Roman" w:hAnsi="Times New Roman" w:eastAsia="Times New Roman" w:cs="Times New Roman"/>
+        </w:rPr>
+        <w:t>2H</w:t>
+      </w:r>
+      <w:r>
+        <w:rPr>
+          <w:rFonts w:hint="eastAsia" w:ascii="Times New Roman" w:hAnsi="Times New Roman" w:eastAsia="Times New Roman" w:cs="Times New Roman"/>
+          <w:vertAlign w:val="subscript"/>
+        </w:rPr>
+        <w:t>2</w:t>
+      </w:r>
+      <w:r>
+        <w:rPr>
+          <w:rFonts w:hint="eastAsia" w:ascii="Times New Roman" w:hAnsi="Times New Roman" w:eastAsia="Times New Roman" w:cs="Times New Roman"/>
+        </w:rPr>
+        <w:t>O）</w:t>
+      </w:r>
+      <w:r>
+        <w:rPr>
+          <w:rFonts w:hint="eastAsia" w:ascii="Times New Roman" w:hAnsi="Times New Roman" w:eastAsia="FangSong" w:cs="Times New Roman"/>
+        </w:rPr>
+        <w:t>完全后</w:t>
+      </w:r>
+      <w:r>
+        <w:rPr>
           <w:rFonts w:hint="eastAsia" w:ascii="Times New Roman" w:hAnsi="Times New Roman" w:eastAsia="Times New Roman" w:cs="Times New Roman"/>
         </w:rPr>
         <w:t>，</w:t>
@@ -27056,129 +27272,25 @@
         <w:rPr>
           <w:rFonts w:hint="eastAsia" w:ascii="Times New Roman" w:hAnsi="Times New Roman" w:eastAsia="FangSong" w:cs="Times New Roman"/>
         </w:rPr>
-        <w:t>在</w:t>
-      </w:r>
-      <w:r>
-        <w:rPr>
-          <w:rFonts w:hint="eastAsia" w:ascii="Times New Roman" w:hAnsi="Times New Roman" w:eastAsia="Times New Roman" w:cs="Times New Roman"/>
-        </w:rPr>
-        <w:t>300</w:t>
-      </w:r>
-      <w:r>
-        <w:rPr>
-          <w:rFonts w:ascii="Times New Roman" w:hAnsi="Times New Roman" w:eastAsia="Times New Roman" w:cs="Times New Roman"/>
-        </w:rPr>
-        <w:t xml:space="preserve"> </w:t>
-      </w:r>
-      <w:r>
-        <w:rPr>
-          <w:rFonts w:hint="eastAsia" w:ascii="Times New Roman" w:hAnsi="Times New Roman" w:eastAsia="Times New Roman" w:cs="Times New Roman"/>
-        </w:rPr>
-        <w:t>K</w:t>
-      </w:r>
-      <w:r>
-        <w:rPr>
-          <w:rFonts w:hint="eastAsia" w:ascii="Times New Roman" w:hAnsi="Times New Roman" w:eastAsia="FangSong" w:cs="Times New Roman"/>
-        </w:rPr>
-        <w:t>下</w:t>
-      </w:r>
-      <w:r>
-        <w:rPr>
-          <w:rFonts w:hint="eastAsia" w:ascii="Times New Roman" w:hAnsi="Times New Roman" w:eastAsia="Times New Roman" w:cs="Times New Roman"/>
-        </w:rPr>
-        <w:t>。</w:t>
-      </w:r>
-      <w:r>
-        <w:rPr>
-          <w:rFonts w:hint="eastAsia" w:ascii="Times New Roman" w:hAnsi="Times New Roman" w:eastAsia="FangSong" w:cs="Times New Roman"/>
-        </w:rPr>
-        <w:t>求</w:t>
-      </w:r>
-      <w:r>
-        <w:rPr>
-          <w:rFonts w:hint="eastAsia" w:ascii="Times New Roman" w:hAnsi="Times New Roman" w:eastAsia="Times New Roman" w:cs="Times New Roman"/>
-        </w:rPr>
-        <w:t>：</w:t>
-      </w:r>
-      <w:r>
-        <w:rPr>
-          <w:rFonts w:ascii="Times New Roman" w:hAnsi="Times New Roman" w:eastAsia="Times New Roman" w:cs="Times New Roman"/>
-        </w:rPr>
-        <w:t xml:space="preserve"> </w:t>
-      </w:r>
-      <w:r>
-        <w:rPr>
-          <w:rFonts w:ascii="Times New Roman" w:hAnsi="Times New Roman" w:eastAsia="Times New Roman" w:cs="Times New Roman"/>
-        </w:rPr>
-        <w:t xml:space="preserve">(a) </w:t>
-      </w:r>
-      <w:r>
-        <w:rPr>
-          <w:rFonts w:hint="eastAsia" w:ascii="Times New Roman" w:hAnsi="Times New Roman" w:eastAsia="FangSong" w:cs="Times New Roman"/>
-        </w:rPr>
-        <w:t xml:space="preserve">总压</w:t>
-      </w:r>
-      <w:r>
-        <w:rPr>
-          <w:rFonts w:ascii="Times New Roman" w:hAnsi="Times New Roman" w:eastAsia="Times New Roman" w:cs="Times New Roman"/>
-        </w:rPr>
-        <w:t xml:space="preserve"> </w:t>
-      </w:r>
-      <w:r>
-        <w:rPr>
-          <w:rFonts w:ascii="Times New Roman" w:hAnsi="Times New Roman" w:eastAsia="Times New Roman" w:cs="Times New Roman"/>
-        </w:rPr>
-        <w:t xml:space="preserve">(b) </w:t>
-      </w:r>
-      <w:r>
-        <w:rPr>
-          <w:rFonts w:hint="eastAsia" w:ascii="Times New Roman" w:hAnsi="Times New Roman" w:eastAsia="Times New Roman" w:cs="Times New Roman"/>
-        </w:rPr>
-        <w:t>N</w:t>
-      </w:r>
-      <w:r>
-        <w:rPr>
-          <w:rFonts w:hint="eastAsia" w:ascii="Times New Roman" w:hAnsi="Times New Roman" w:eastAsia="Times New Roman" w:cs="Times New Roman"/>
-          <w:vertAlign w:val="subscript"/>
-        </w:rPr>
-        <w:t>2</w:t>
-      </w:r>
-      <w:r>
-        <w:rPr>
-          <w:rFonts w:hint="eastAsia" w:ascii="Times New Roman" w:hAnsi="Times New Roman" w:eastAsia="FangSong" w:cs="Times New Roman"/>
-        </w:rPr>
-        <w:t>的分压</w:t>
-      </w:r>
-      <w:r>
-        <w:rPr>
-          <w:rFonts w:ascii="Times New Roman" w:hAnsi="Times New Roman" w:eastAsia="Times New Roman" w:cs="Times New Roman"/>
-        </w:rPr>
-        <w:t xml:space="preserve"> </w:t>
-      </w:r>
-      <w:r>
-        <w:rPr>
-          <w:rFonts w:ascii="Times New Roman" w:hAnsi="Times New Roman" w:eastAsia="Times New Roman" w:cs="Times New Roman"/>
-        </w:rPr>
-        <w:t xml:space="preserve">(c) </w:t>
-      </w:r>
-      <w:r>
-        <w:rPr>
-          <w:rFonts w:hint="eastAsia" w:ascii="Times New Roman" w:hAnsi="Times New Roman" w:eastAsia="Times New Roman" w:cs="Times New Roman"/>
-        </w:rPr>
-        <w:t>O</w:t>
-      </w:r>
-      <w:r>
-        <w:rPr>
-          <w:rFonts w:hint="eastAsia" w:ascii="Times New Roman" w:hAnsi="Times New Roman" w:eastAsia="Times New Roman" w:cs="Times New Roman"/>
-          <w:vertAlign w:val="subscript"/>
-        </w:rPr>
-        <w:t>2</w:t>
-      </w:r>
-      <w:r>
-        <w:rPr>
-          <w:rFonts w:hint="eastAsia" w:ascii="Times New Roman" w:hAnsi="Times New Roman" w:eastAsia="FangSong" w:cs="Times New Roman"/>
-        </w:rPr>
-        <w:t>的摩尔分数</w:t>
+        <w:t>求总压</w:t>
+      </w:r>
+      <w:r>
+        <w:rPr>
+          <w:rFonts w:hint="eastAsia" w:ascii="Times New Roman" w:hAnsi="Times New Roman" w:eastAsia="Times New Roman" w:cs="Times New Roman"/>
+        </w:rPr>
+        <w:t>（</w:t>
+      </w:r>
+      <w:r>
+        <w:rPr>
+          <w:rFonts w:hint="eastAsia" w:ascii="Times New Roman" w:hAnsi="Times New Roman" w:eastAsia="FangSong" w:cs="Times New Roman"/>
+        </w:rPr>
+        <w:t>假设水为气态</w:t>
+      </w:r>
+      <w:r>
+        <w:rPr>
+          <w:rFonts w:hint="eastAsia" w:ascii="Times New Roman" w:hAnsi="Times New Roman" w:eastAsia="Times New Roman" w:cs="Times New Roman"/>
+        </w:rPr>
+        <w:t>）。</w:t>
       </w:r>
     </w:p>
     <w:p>
@@ -27187,19 +27299,286 @@
       </w:pPr>
       <w:r>
         <w:rPr>
-          <w:rFonts w:hint="eastAsia" w:ascii="Times New Roman" w:hAnsi="Times New Roman" w:eastAsia="FangSong" w:cs="Times New Roman"/>
+          <w:rFonts w:ascii="Times New Roman" w:hAnsi="Times New Roman" w:eastAsia="Times New Roman" w:cs="Times New Roman"/>
           <w:b/>
           <w:bCs/>
         </w:rPr>
-        <w:t>题</w:t>
-      </w:r>
-      <w:r>
-        <w:rPr>
-          <w:rFonts w:hint="eastAsia" w:ascii="Times New Roman" w:hAnsi="Times New Roman" w:eastAsia="Times New Roman" w:cs="Times New Roman"/>
+        <w:t xml:space="preserve">15.</w:t>
+      </w:r>
+      <w:r>
+        <w:rPr>
+          <w:rFonts w:hint="eastAsia" w:ascii="Times New Roman" w:hAnsi="Times New Roman" w:eastAsia="Times New Roman" w:cs="Times New Roman"/>
+        </w:rPr>
+        <w:t>：</w:t>
+      </w:r>
+      <w:r>
+        <w:rPr>
+          <w:rFonts w:hint="eastAsia" w:ascii="Times New Roman" w:hAnsi="Times New Roman" w:eastAsia="FangSong" w:cs="Times New Roman"/>
+        </w:rPr>
+        <w:t>加热分解</w:t>
+      </w:r>
+      <w:r>
+        <w:rPr>
+          <w:rFonts w:hint="eastAsia" w:ascii="Times New Roman" w:hAnsi="Times New Roman" w:eastAsia="Times New Roman" w:cs="Times New Roman"/>
+        </w:rPr>
+        <w:t>3.00</w:t>
+      </w:r>
+      <w:r>
+        <w:rPr>
+          <w:rFonts w:ascii="Times New Roman" w:hAnsi="Times New Roman" w:eastAsia="Times New Roman" w:cs="Times New Roman"/>
+        </w:rPr>
+        <w:t xml:space="preserve"> g </w:t>
+      </w:r>
+      <w:r>
+        <w:rPr>
+          <w:rFonts w:hint="eastAsia" w:ascii="Times New Roman" w:hAnsi="Times New Roman" w:eastAsia="Times New Roman" w:cs="Times New Roman"/>
+        </w:rPr>
+        <w:t>KClO</w:t>
+      </w:r>
+      <w:r>
+        <w:rPr>
+          <w:rFonts w:hint="eastAsia" w:ascii="Times New Roman" w:hAnsi="Times New Roman" w:eastAsia="Times New Roman" w:cs="Times New Roman"/>
+          <w:vertAlign w:val="subscript"/>
+        </w:rPr>
+        <w:t>3</w:t>
+      </w:r>
+      <w:r>
+        <w:rPr>
+          <w:rFonts w:hint="eastAsia" w:ascii="Times New Roman" w:hAnsi="Times New Roman" w:eastAsia="Times New Roman" w:cs="Times New Roman"/>
+        </w:rPr>
+        <w:t>，</w:t>
+      </w:r>
+      <w:r>
+        <w:rPr>
+          <w:rFonts w:hint="eastAsia" w:ascii="Times New Roman" w:hAnsi="Times New Roman" w:eastAsia="FangSong" w:cs="Times New Roman"/>
+        </w:rPr>
+        <w:t>在</w:t>
+      </w:r>
+      <w:r>
+        <w:rPr>
+          <w:rFonts w:hint="eastAsia" w:ascii="Times New Roman" w:hAnsi="Times New Roman" w:eastAsia="Times New Roman" w:cs="Times New Roman"/>
+        </w:rPr>
+        <w:t>20°C、100.0</w:t>
+      </w:r>
+      <w:r>
+        <w:rPr>
+          <w:rFonts w:ascii="Times New Roman" w:hAnsi="Times New Roman" w:eastAsia="Times New Roman" w:cs="Times New Roman"/>
+        </w:rPr>
+        <w:t xml:space="preserve"> </w:t>
+      </w:r>
+      <w:r>
+        <w:rPr>
+          <w:rFonts w:hint="eastAsia" w:ascii="Times New Roman" w:hAnsi="Times New Roman" w:eastAsia="Times New Roman" w:cs="Times New Roman"/>
+        </w:rPr>
+        <w:t>kPa</w:t>
+      </w:r>
+      <w:r>
+        <w:rPr>
+          <w:rFonts w:hint="eastAsia" w:ascii="Times New Roman" w:hAnsi="Times New Roman" w:eastAsia="FangSong" w:cs="Times New Roman"/>
+        </w:rPr>
+        <w:t>下用排水集气法收集</w:t>
+      </w:r>
+      <w:r>
+        <w:rPr>
+          <w:rFonts w:hint="eastAsia" w:ascii="Times New Roman" w:hAnsi="Times New Roman" w:eastAsia="Times New Roman" w:cs="Times New Roman"/>
+        </w:rPr>
+        <w:t>O</w:t>
+      </w:r>
+      <w:r>
+        <w:rPr>
+          <w:rFonts w:hint="eastAsia" w:ascii="Times New Roman" w:hAnsi="Times New Roman" w:eastAsia="Times New Roman" w:cs="Times New Roman"/>
+          <w:vertAlign w:val="subscript"/>
+        </w:rPr>
+        <w:t>2</w:t>
+      </w:r>
+      <w:r>
+        <w:rPr>
+          <w:rFonts w:hint="eastAsia" w:ascii="Times New Roman" w:hAnsi="Times New Roman" w:eastAsia="Times New Roman" w:cs="Times New Roman"/>
+        </w:rPr>
+        <w:t>。</w:t>
+      </w:r>
+      <w:r>
+        <w:rPr>
+          <w:rFonts w:hint="eastAsia" w:ascii="Times New Roman" w:hAnsi="Times New Roman" w:eastAsia="FangSong" w:cs="Times New Roman"/>
+        </w:rPr>
+        <w:t>已知</w:t>
+      </w:r>
+      <w:r>
+        <w:rPr>
+          <w:rFonts w:hint="eastAsia" w:ascii="Times New Roman" w:hAnsi="Times New Roman" w:eastAsia="Times New Roman" w:cs="Times New Roman"/>
+        </w:rPr>
+        <w:t>20°C</w:t>
+      </w:r>
+      <w:r>
+        <w:rPr>
+          <w:rFonts w:hint="eastAsia" w:ascii="Times New Roman" w:hAnsi="Times New Roman" w:eastAsia="FangSong" w:cs="Times New Roman"/>
+        </w:rPr>
+        <w:t>水的饱和蒸气压为</w:t>
+      </w:r>
+      <w:r>
+        <w:rPr>
+          <w:rFonts w:hint="eastAsia" w:ascii="Times New Roman" w:hAnsi="Times New Roman" w:eastAsia="Times New Roman" w:cs="Times New Roman"/>
+        </w:rPr>
+        <w:t>2.338</w:t>
+      </w:r>
+      <w:r>
+        <w:rPr>
+          <w:rFonts w:ascii="Times New Roman" w:hAnsi="Times New Roman" w:eastAsia="Times New Roman" w:cs="Times New Roman"/>
+        </w:rPr>
+        <w:t xml:space="preserve"> </w:t>
+      </w:r>
+      <w:r>
+        <w:rPr>
+          <w:rFonts w:hint="eastAsia" w:ascii="Times New Roman" w:hAnsi="Times New Roman" w:eastAsia="Times New Roman" w:cs="Times New Roman"/>
+        </w:rPr>
+        <w:t>kPa。</w:t>
+      </w:r>
+      <w:r>
+        <w:rPr>
+          <w:rFonts w:hint="eastAsia" w:ascii="Times New Roman" w:hAnsi="Times New Roman" w:eastAsia="FangSong" w:cs="Times New Roman"/>
+        </w:rPr>
+        <w:t>求收集到的</w:t>
+      </w:r>
+      <w:r>
+        <w:rPr>
+          <w:rFonts w:hint="eastAsia" w:ascii="Times New Roman" w:hAnsi="Times New Roman" w:eastAsia="Times New Roman" w:cs="Times New Roman"/>
+        </w:rPr>
+        <w:t>O</w:t>
+      </w:r>
+      <w:r>
+        <w:rPr>
+          <w:rFonts w:hint="eastAsia" w:ascii="Times New Roman" w:hAnsi="Times New Roman" w:eastAsia="Times New Roman" w:cs="Times New Roman"/>
+          <w:vertAlign w:val="subscript"/>
+        </w:rPr>
+        <w:t>2</w:t>
+      </w:r>
+      <w:r>
+        <w:rPr>
+          <w:rFonts w:hint="eastAsia" w:ascii="Times New Roman" w:hAnsi="Times New Roman" w:eastAsia="FangSong" w:cs="Times New Roman"/>
+        </w:rPr>
+        <w:t>体积</w:t>
+      </w:r>
+      <w:r>
+        <w:rPr>
+          <w:rFonts w:hint="eastAsia" w:ascii="Times New Roman" w:hAnsi="Times New Roman" w:eastAsia="Times New Roman" w:cs="Times New Roman"/>
+        </w:rPr>
+        <w:t>。</w:t>
+      </w:r>
+    </w:p>
+    <w:p>
+      <w:pPr>
+        <w:pStyle w:val="BodyText"/>
+      </w:pPr>
+      <w:r>
+        <w:rPr>
+          <w:rFonts w:ascii="Times New Roman" w:hAnsi="Times New Roman" w:eastAsia="Times New Roman" w:cs="Times New Roman"/>
           <w:b/>
           <w:bCs/>
         </w:rPr>
-        <w:t>14</w:t>
+        <w:t xml:space="preserve">16.</w:t>
+      </w:r>
+      <w:r>
+        <w:rPr>
+          <w:rFonts w:ascii="Times New Roman" w:hAnsi="Times New Roman" w:eastAsia="Times New Roman" w:cs="Times New Roman"/>
+        </w:rPr>
+        <w:t xml:space="preserve"> </w:t>
+      </w:r>
+      <w:r>
+        <w:rPr>
+          <w:rFonts w:hint="eastAsia" w:ascii="Times New Roman" w:hAnsi="Times New Roman" w:eastAsia="Times New Roman" w:cs="Times New Roman"/>
+        </w:rPr>
+        <w:t>[</w:t>
+      </w:r>
+      <w:r>
+        <w:rPr>
+          <w:rFonts w:hint="eastAsia" w:ascii="Times New Roman" w:hAnsi="Times New Roman" w:eastAsia="FangSong" w:cs="Times New Roman"/>
+        </w:rPr>
+        <w:t>自编</w:t>
+      </w:r>
+      <w:r>
+        <w:rPr>
+          <w:rFonts w:hint="eastAsia" w:ascii="Times New Roman" w:hAnsi="Times New Roman" w:eastAsia="Times New Roman" w:cs="Times New Roman"/>
+        </w:rPr>
+        <w:t>]：</w:t>
+      </w:r>
+      <w:r>
+        <w:rPr>
+          <w:rFonts w:hint="eastAsia" w:ascii="Times New Roman" w:hAnsi="Times New Roman" w:eastAsia="FangSong" w:cs="Times New Roman"/>
+        </w:rPr>
+        <w:t>某气体在</w:t>
+      </w:r>
+      <w:r>
+        <w:rPr>
+          <w:rFonts w:hint="eastAsia" w:ascii="Times New Roman" w:hAnsi="Times New Roman" w:eastAsia="Times New Roman" w:cs="Times New Roman"/>
+        </w:rPr>
+        <w:t>50°C、80.0</w:t>
+      </w:r>
+      <w:r>
+        <w:rPr>
+          <w:rFonts w:ascii="Times New Roman" w:hAnsi="Times New Roman" w:eastAsia="Times New Roman" w:cs="Times New Roman"/>
+        </w:rPr>
+        <w:t xml:space="preserve"> </w:t>
+      </w:r>
+      <w:r>
+        <w:rPr>
+          <w:rFonts w:hint="eastAsia" w:ascii="Times New Roman" w:hAnsi="Times New Roman" w:eastAsia="Times New Roman" w:cs="Times New Roman"/>
+        </w:rPr>
+        <w:t>kPa</w:t>
+      </w:r>
+      <w:r>
+        <w:rPr>
+          <w:rFonts w:hint="eastAsia" w:ascii="Times New Roman" w:hAnsi="Times New Roman" w:eastAsia="FangSong" w:cs="Times New Roman"/>
+        </w:rPr>
+        <w:t>下密度为</w:t>
+      </w:r>
+      <w:r>
+        <w:rPr>
+          <w:rFonts w:hint="eastAsia" w:ascii="Times New Roman" w:hAnsi="Times New Roman" w:eastAsia="Times New Roman" w:cs="Times New Roman"/>
+        </w:rPr>
+        <w:t>1.09</w:t>
+      </w:r>
+      <w:r>
+        <w:rPr>
+          <w:rFonts w:ascii="Times New Roman" w:hAnsi="Times New Roman" w:eastAsia="Times New Roman" w:cs="Times New Roman"/>
+        </w:rPr>
+        <w:t xml:space="preserve"> </w:t>
+      </w:r>
+      <w:r>
+        <w:rPr>
+          <w:rFonts w:hint="eastAsia" w:ascii="Times New Roman" w:hAnsi="Times New Roman" w:eastAsia="Times New Roman" w:cs="Times New Roman"/>
+        </w:rPr>
+        <w:t>g/dm</w:t>
+      </w:r>
+      <w:r>
+        <w:rPr>
+          <w:rFonts w:hint="eastAsia" w:ascii="Times New Roman" w:hAnsi="Times New Roman" w:eastAsia="Times New Roman" w:cs="Times New Roman"/>
+          <w:vertAlign w:val="superscript"/>
+        </w:rPr>
+        <w:t>3</w:t>
+      </w:r>
+      <w:r>
+        <w:rPr>
+          <w:rFonts w:hint="eastAsia" w:ascii="Times New Roman" w:hAnsi="Times New Roman" w:eastAsia="Times New Roman" w:cs="Times New Roman"/>
+        </w:rPr>
+        <w:t>。</w:t>
+      </w:r>
+      <w:r>
+        <w:rPr>
+          <w:rFonts w:hint="eastAsia" w:ascii="Times New Roman" w:hAnsi="Times New Roman" w:eastAsia="FangSong" w:cs="Times New Roman"/>
+        </w:rPr>
+        <w:t>求摩尔质量并推测可能的分子式</w:t>
+      </w:r>
+      <w:r>
+        <w:rPr>
+          <w:rFonts w:hint="eastAsia" w:ascii="Times New Roman" w:hAnsi="Times New Roman" w:eastAsia="Times New Roman" w:cs="Times New Roman"/>
+        </w:rPr>
+        <w:t>（</w:t>
+      </w:r>
+      <w:r>
+        <w:rPr>
+          <w:rFonts w:hint="eastAsia" w:ascii="Times New Roman" w:hAnsi="Times New Roman" w:eastAsia="FangSong" w:cs="Times New Roman"/>
+        </w:rPr>
+        <w:t>提示</w:t>
       </w:r>
       <w:r>
         <w:rPr>
@@ -27211,192 +27590,7 @@
         <w:rPr>
           <w:rFonts w:hint="eastAsia" w:ascii="Times New Roman" w:hAnsi="Times New Roman" w:eastAsia="FangSong" w:cs="Times New Roman"/>
         </w:rPr>
-        <w:t>在恒温恒容容器中</w:t>
-      </w:r>
-      <w:r>
-        <w:rPr>
-          <w:rFonts w:hint="eastAsia" w:ascii="Times New Roman" w:hAnsi="Times New Roman" w:eastAsia="Times New Roman" w:cs="Times New Roman"/>
-        </w:rPr>
-        <w:t>，</w:t>
-      </w:r>
-      <w:r>
-        <w:rPr>
-          <w:rFonts w:hint="eastAsia" w:ascii="Times New Roman" w:hAnsi="Times New Roman" w:eastAsia="FangSong" w:cs="Times New Roman"/>
-        </w:rPr>
-        <w:t>初始有</w:t>
-      </w:r>
-      <w:r>
-        <w:rPr>
-          <w:rFonts w:hint="eastAsia" w:ascii="Times New Roman" w:hAnsi="Times New Roman" w:eastAsia="Times New Roman" w:cs="Times New Roman"/>
-        </w:rPr>
-        <w:t>4.00</w:t>
-      </w:r>
-      <w:r>
-        <w:rPr>
-          <w:rFonts w:ascii="Times New Roman" w:hAnsi="Times New Roman" w:eastAsia="Times New Roman" w:cs="Times New Roman"/>
-        </w:rPr>
-        <w:t xml:space="preserve"> mol </w:t>
-      </w:r>
-      <w:r>
-        <w:rPr>
-          <w:rFonts w:hint="eastAsia" w:ascii="Times New Roman" w:hAnsi="Times New Roman" w:eastAsia="Times New Roman" w:cs="Times New Roman"/>
-        </w:rPr>
-        <w:t>H</w:t>
-      </w:r>
-      <w:r>
-        <w:rPr>
-          <w:rFonts w:hint="eastAsia" w:ascii="Times New Roman" w:hAnsi="Times New Roman" w:eastAsia="Times New Roman" w:cs="Times New Roman"/>
-          <w:vertAlign w:val="subscript"/>
-        </w:rPr>
-        <w:t>2</w:t>
-      </w:r>
-      <w:r>
-        <w:rPr>
-          <w:rFonts w:hint="eastAsia" w:ascii="Times New Roman" w:hAnsi="Times New Roman" w:eastAsia="FangSong" w:cs="Times New Roman"/>
-        </w:rPr>
-        <w:t>和</w:t>
-      </w:r>
-      <w:r>
-        <w:rPr>
-          <w:rFonts w:hint="eastAsia" w:ascii="Times New Roman" w:hAnsi="Times New Roman" w:eastAsia="Times New Roman" w:cs="Times New Roman"/>
-        </w:rPr>
-        <w:t>2.00</w:t>
-      </w:r>
-      <w:r>
-        <w:rPr>
-          <w:rFonts w:ascii="Times New Roman" w:hAnsi="Times New Roman" w:eastAsia="Times New Roman" w:cs="Times New Roman"/>
-        </w:rPr>
-        <w:t xml:space="preserve"> mol </w:t>
-      </w:r>
-      <w:r>
-        <w:rPr>
-          <w:rFonts w:hint="eastAsia" w:ascii="Times New Roman" w:hAnsi="Times New Roman" w:eastAsia="Times New Roman" w:cs="Times New Roman"/>
-        </w:rPr>
-        <w:t>O</w:t>
-      </w:r>
-      <w:r>
-        <w:rPr>
-          <w:rFonts w:hint="eastAsia" w:ascii="Times New Roman" w:hAnsi="Times New Roman" w:eastAsia="Times New Roman" w:cs="Times New Roman"/>
-          <w:vertAlign w:val="subscript"/>
-        </w:rPr>
-        <w:t>2</w:t>
-      </w:r>
-      <w:r>
-        <w:rPr>
-          <w:rFonts w:hint="eastAsia" w:ascii="Times New Roman" w:hAnsi="Times New Roman" w:eastAsia="Times New Roman" w:cs="Times New Roman"/>
-        </w:rPr>
-        <w:t>，</w:t>
-      </w:r>
-      <w:r>
-        <w:rPr>
-          <w:rFonts w:hint="eastAsia" w:ascii="Times New Roman" w:hAnsi="Times New Roman" w:eastAsia="FangSong" w:cs="Times New Roman"/>
-        </w:rPr>
-        <w:t>总压为</w:t>
-      </w:r>
-      <w:r>
-        <w:rPr>
-          <w:rFonts w:hint="eastAsia" w:ascii="Times New Roman" w:hAnsi="Times New Roman" w:eastAsia="Times New Roman" w:cs="Times New Roman"/>
-        </w:rPr>
-        <w:t>150</w:t>
-      </w:r>
-      <w:r>
-        <w:rPr>
-          <w:rFonts w:ascii="Times New Roman" w:hAnsi="Times New Roman" w:eastAsia="Times New Roman" w:cs="Times New Roman"/>
-        </w:rPr>
-        <w:t xml:space="preserve"> </w:t>
-      </w:r>
-      <w:r>
-        <w:rPr>
-          <w:rFonts w:hint="eastAsia" w:ascii="Times New Roman" w:hAnsi="Times New Roman" w:eastAsia="Times New Roman" w:cs="Times New Roman"/>
-        </w:rPr>
-        <w:t>kPa。</w:t>
-      </w:r>
-      <w:r>
-        <w:rPr>
-          <w:rFonts w:hint="eastAsia" w:ascii="Times New Roman" w:hAnsi="Times New Roman" w:eastAsia="FangSong" w:cs="Times New Roman"/>
-        </w:rPr>
-        <w:t>点火反应</w:t>
-      </w:r>
-      <w:r>
-        <w:rPr>
-          <w:rFonts w:hint="eastAsia" w:ascii="Times New Roman" w:hAnsi="Times New Roman" w:eastAsia="Times New Roman" w:cs="Times New Roman"/>
-        </w:rPr>
-        <w:t>（2H</w:t>
-      </w:r>
-      <w:r>
-        <w:rPr>
-          <w:rFonts w:hint="eastAsia" w:ascii="Times New Roman" w:hAnsi="Times New Roman" w:eastAsia="Times New Roman" w:cs="Times New Roman"/>
-          <w:vertAlign w:val="subscript"/>
-        </w:rPr>
-        <w:t>2</w:t>
-      </w:r>
-      <w:r>
-        <w:rPr>
-          <w:rFonts w:ascii="Times New Roman" w:hAnsi="Times New Roman" w:eastAsia="Times New Roman" w:cs="Times New Roman"/>
-        </w:rPr>
-        <w:t xml:space="preserve"> + O</w:t>
-      </w:r>
-      <w:r>
-        <w:rPr>
-          <w:rFonts w:ascii="Times New Roman" w:hAnsi="Times New Roman" w:eastAsia="Times New Roman" w:cs="Times New Roman"/>
-          <w:vertAlign w:val="subscript"/>
-        </w:rPr>
-        <w:t>2</w:t>
-      </w:r>
-      <w:r>
-        <w:rPr>
-          <w:rFonts w:ascii="Times New Roman" w:hAnsi="Times New Roman" w:eastAsia="Times New Roman" w:cs="Times New Roman"/>
-        </w:rPr>
-        <w:t xml:space="preserve"> → </w:t>
-      </w:r>
-      <w:r>
-        <w:rPr>
-          <w:rFonts w:hint="eastAsia" w:ascii="Times New Roman" w:hAnsi="Times New Roman" w:eastAsia="Times New Roman" w:cs="Times New Roman"/>
-        </w:rPr>
-        <w:t>2H</w:t>
-      </w:r>
-      <w:r>
-        <w:rPr>
-          <w:rFonts w:hint="eastAsia" w:ascii="Times New Roman" w:hAnsi="Times New Roman" w:eastAsia="Times New Roman" w:cs="Times New Roman"/>
-          <w:vertAlign w:val="subscript"/>
-        </w:rPr>
-        <w:t>2</w:t>
-      </w:r>
-      <w:r>
-        <w:rPr>
-          <w:rFonts w:hint="eastAsia" w:ascii="Times New Roman" w:hAnsi="Times New Roman" w:eastAsia="Times New Roman" w:cs="Times New Roman"/>
-        </w:rPr>
-        <w:t>O）</w:t>
-      </w:r>
-      <w:r>
-        <w:rPr>
-          <w:rFonts w:hint="eastAsia" w:ascii="Times New Roman" w:hAnsi="Times New Roman" w:eastAsia="FangSong" w:cs="Times New Roman"/>
-        </w:rPr>
-        <w:t>完全后</w:t>
-      </w:r>
-      <w:r>
-        <w:rPr>
-          <w:rFonts w:hint="eastAsia" w:ascii="Times New Roman" w:hAnsi="Times New Roman" w:eastAsia="Times New Roman" w:cs="Times New Roman"/>
-        </w:rPr>
-        <w:t>，</w:t>
-      </w:r>
-      <w:r>
-        <w:rPr>
-          <w:rFonts w:hint="eastAsia" w:ascii="Times New Roman" w:hAnsi="Times New Roman" w:eastAsia="FangSong" w:cs="Times New Roman"/>
-        </w:rPr>
-        <w:t>求总压</w:t>
-      </w:r>
-      <w:r>
-        <w:rPr>
-          <w:rFonts w:hint="eastAsia" w:ascii="Times New Roman" w:hAnsi="Times New Roman" w:eastAsia="Times New Roman" w:cs="Times New Roman"/>
-        </w:rPr>
-        <w:t>（</w:t>
-      </w:r>
-      <w:r>
-        <w:rPr>
-          <w:rFonts w:hint="eastAsia" w:ascii="Times New Roman" w:hAnsi="Times New Roman" w:eastAsia="FangSong" w:cs="Times New Roman"/>
-        </w:rPr>
-        <w:t>假设水为气态</w:t>
+        <w:t>考虑含氯化合物</w:t>
       </w:r>
       <w:r>
         <w:rPr>
@@ -27411,494 +27605,156 @@
       </w:pPr>
       <w:r>
         <w:rPr>
-          <w:rFonts w:hint="eastAsia" w:ascii="Times New Roman" w:hAnsi="Times New Roman" w:eastAsia="FangSong" w:cs="Times New Roman"/>
+          <w:rFonts w:ascii="Times New Roman" w:hAnsi="Times New Roman" w:eastAsia="Times New Roman" w:cs="Times New Roman"/>
           <w:b/>
           <w:bCs/>
         </w:rPr>
-        <w:t>题</w:t>
-      </w:r>
-      <w:r>
-        <w:rPr>
-          <w:rFonts w:hint="eastAsia" w:ascii="Times New Roman" w:hAnsi="Times New Roman" w:eastAsia="Times New Roman" w:cs="Times New Roman"/>
+        <w:t xml:space="preserve">17.</w:t>
+      </w:r>
+      <w:r>
+        <w:rPr>
+          <w:rFonts w:ascii="Times New Roman" w:hAnsi="Times New Roman" w:eastAsia="Times New Roman" w:cs="Times New Roman"/>
+        </w:rPr>
+        <w:t xml:space="preserve"> </w:t>
+      </w:r>
+      <w:r>
+        <w:rPr>
+          <w:rFonts w:hint="eastAsia" w:ascii="Times New Roman" w:hAnsi="Times New Roman" w:eastAsia="Times New Roman" w:cs="Times New Roman"/>
+        </w:rPr>
+        <w:t>[</w:t>
+      </w:r>
+      <w:r>
+        <w:rPr>
+          <w:rFonts w:hint="eastAsia" w:ascii="Times New Roman" w:hAnsi="Times New Roman" w:eastAsia="FangSong" w:cs="Times New Roman"/>
+        </w:rPr>
+        <w:t>自编</w:t>
+      </w:r>
+      <w:r>
+        <w:rPr>
+          <w:rFonts w:hint="eastAsia" w:ascii="Times New Roman" w:hAnsi="Times New Roman" w:eastAsia="Times New Roman" w:cs="Times New Roman"/>
+        </w:rPr>
+        <w:t>]：</w:t>
+      </w:r>
+      <w:r>
+        <w:rPr>
+          <w:rFonts w:hint="eastAsia" w:ascii="Times New Roman" w:hAnsi="Times New Roman" w:eastAsia="FangSong" w:cs="Times New Roman"/>
+        </w:rPr>
+        <w:t>一个气球在地面</w:t>
+      </w:r>
+      <w:r>
+        <w:rPr>
+          <w:rFonts w:hint="eastAsia" w:ascii="Times New Roman" w:hAnsi="Times New Roman" w:eastAsia="Times New Roman" w:cs="Times New Roman"/>
+        </w:rPr>
+        <w:t>（20°C,</w:t>
+      </w:r>
+      <w:r>
+        <w:rPr>
+          <w:rFonts w:ascii="Times New Roman" w:hAnsi="Times New Roman" w:eastAsia="Times New Roman" w:cs="Times New Roman"/>
+        </w:rPr>
+        <w:t xml:space="preserve"> 101.3 </w:t>
+      </w:r>
+      <w:r>
+        <w:rPr>
+          <w:rFonts w:hint="eastAsia" w:ascii="Times New Roman" w:hAnsi="Times New Roman" w:eastAsia="Times New Roman" w:cs="Times New Roman"/>
+        </w:rPr>
+        <w:t>kPa）</w:t>
+      </w:r>
+      <w:r>
+        <w:rPr>
+          <w:rFonts w:hint="eastAsia" w:ascii="Times New Roman" w:hAnsi="Times New Roman" w:eastAsia="FangSong" w:cs="Times New Roman"/>
+        </w:rPr>
+        <w:t>充满</w:t>
+      </w:r>
+      <w:r>
+        <w:rPr>
+          <w:rFonts w:hint="eastAsia" w:ascii="Times New Roman" w:hAnsi="Times New Roman" w:eastAsia="Times New Roman" w:cs="Times New Roman"/>
+        </w:rPr>
+        <w:t>He，</w:t>
+      </w:r>
+      <w:r>
+        <w:rPr>
+          <w:rFonts w:hint="eastAsia" w:ascii="Times New Roman" w:hAnsi="Times New Roman" w:eastAsia="FangSong" w:cs="Times New Roman"/>
+        </w:rPr>
+        <w:t>体积为</w:t>
+      </w:r>
+      <w:r>
+        <w:rPr>
+          <w:rFonts w:hint="eastAsia" w:ascii="Times New Roman" w:hAnsi="Times New Roman" w:eastAsia="Times New Roman" w:cs="Times New Roman"/>
+        </w:rPr>
+        <w:t>100</w:t>
+      </w:r>
+      <w:r>
+        <w:rPr>
+          <w:rFonts w:ascii="Times New Roman" w:hAnsi="Times New Roman" w:eastAsia="Times New Roman" w:cs="Times New Roman"/>
+        </w:rPr>
+        <w:t xml:space="preserve"> </w:t>
+      </w:r>
+      <w:r>
+        <w:rPr>
+          <w:rFonts w:hint="eastAsia" w:ascii="Times New Roman" w:hAnsi="Times New Roman" w:eastAsia="Times New Roman" w:cs="Times New Roman"/>
+        </w:rPr>
+        <w:t>L。</w:t>
+      </w:r>
+      <w:r>
+        <w:rPr>
+          <w:rFonts w:hint="eastAsia" w:ascii="Times New Roman" w:hAnsi="Times New Roman" w:eastAsia="FangSong" w:cs="Times New Roman"/>
+        </w:rPr>
+        <w:t>升到高空后温度为</w:t>
+      </w:r>
+      <w:r>
+        <w:rPr>
+          <w:rFonts w:hint="eastAsia" w:ascii="Times New Roman" w:hAnsi="Times New Roman" w:eastAsia="Times New Roman" w:cs="Times New Roman"/>
+        </w:rPr>
+        <w:t>-50°C，</w:t>
+      </w:r>
+      <w:r>
+        <w:rPr>
+          <w:rFonts w:hint="eastAsia" w:ascii="Times New Roman" w:hAnsi="Times New Roman" w:eastAsia="FangSong" w:cs="Times New Roman"/>
+        </w:rPr>
+        <w:t>压力为</w:t>
+      </w:r>
+      <w:r>
+        <w:rPr>
+          <w:rFonts w:hint="eastAsia" w:ascii="Times New Roman" w:hAnsi="Times New Roman" w:eastAsia="Times New Roman" w:cs="Times New Roman"/>
+        </w:rPr>
+        <w:t>20.0</w:t>
+      </w:r>
+      <w:r>
+        <w:rPr>
+          <w:rFonts w:ascii="Times New Roman" w:hAnsi="Times New Roman" w:eastAsia="Times New Roman" w:cs="Times New Roman"/>
+        </w:rPr>
+        <w:t xml:space="preserve"> </w:t>
+      </w:r>
+      <w:r>
+        <w:rPr>
+          <w:rFonts w:hint="eastAsia" w:ascii="Times New Roman" w:hAnsi="Times New Roman" w:eastAsia="Times New Roman" w:cs="Times New Roman"/>
+        </w:rPr>
+        <w:t>kPa。</w:t>
+      </w:r>
+      <w:r>
+        <w:rPr>
+          <w:rFonts w:hint="eastAsia" w:ascii="Times New Roman" w:hAnsi="Times New Roman" w:eastAsia="FangSong" w:cs="Times New Roman"/>
+        </w:rPr>
+        <w:t>求气球新体积</w:t>
+      </w:r>
+      <w:r>
+        <w:rPr>
+          <w:rFonts w:hint="eastAsia" w:ascii="Times New Roman" w:hAnsi="Times New Roman" w:eastAsia="Times New Roman" w:cs="Times New Roman"/>
+        </w:rPr>
+        <w:t>。</w:t>
+      </w:r>
+    </w:p>
+    <w:p>
+      <w:pPr>
+        <w:pStyle w:val="BodyText"/>
+      </w:pPr>
+      <w:r>
+        <w:rPr>
+          <w:rFonts w:ascii="Times New Roman" w:hAnsi="Times New Roman" w:eastAsia="Times New Roman" w:cs="Times New Roman"/>
           <w:b/>
           <w:bCs/>
         </w:rPr>
-        <w:t>15</w:t>
-      </w:r>
-      <w:r>
-        <w:rPr>
-          <w:rFonts w:hint="eastAsia" w:ascii="Times New Roman" w:hAnsi="Times New Roman" w:eastAsia="Times New Roman" w:cs="Times New Roman"/>
-        </w:rPr>
-        <w:t>：</w:t>
-      </w:r>
-      <w:r>
-        <w:rPr>
-          <w:rFonts w:hint="eastAsia" w:ascii="Times New Roman" w:hAnsi="Times New Roman" w:eastAsia="FangSong" w:cs="Times New Roman"/>
-        </w:rPr>
-        <w:t>加热分解</w:t>
-      </w:r>
-      <w:r>
-        <w:rPr>
-          <w:rFonts w:hint="eastAsia" w:ascii="Times New Roman" w:hAnsi="Times New Roman" w:eastAsia="Times New Roman" w:cs="Times New Roman"/>
-        </w:rPr>
-        <w:t>3.00</w:t>
-      </w:r>
-      <w:r>
-        <w:rPr>
-          <w:rFonts w:ascii="Times New Roman" w:hAnsi="Times New Roman" w:eastAsia="Times New Roman" w:cs="Times New Roman"/>
-        </w:rPr>
-        <w:t xml:space="preserve"> g </w:t>
-      </w:r>
-      <w:r>
-        <w:rPr>
-          <w:rFonts w:hint="eastAsia" w:ascii="Times New Roman" w:hAnsi="Times New Roman" w:eastAsia="Times New Roman" w:cs="Times New Roman"/>
-        </w:rPr>
-        <w:t>KClO</w:t>
-      </w:r>
-      <w:r>
-        <w:rPr>
-          <w:rFonts w:hint="eastAsia" w:ascii="Times New Roman" w:hAnsi="Times New Roman" w:eastAsia="Times New Roman" w:cs="Times New Roman"/>
-          <w:vertAlign w:val="subscript"/>
-        </w:rPr>
-        <w:t>3</w:t>
-      </w:r>
-      <w:r>
-        <w:rPr>
-          <w:rFonts w:hint="eastAsia" w:ascii="Times New Roman" w:hAnsi="Times New Roman" w:eastAsia="Times New Roman" w:cs="Times New Roman"/>
-        </w:rPr>
-        <w:t>，</w:t>
-      </w:r>
-      <w:r>
-        <w:rPr>
-          <w:rFonts w:hint="eastAsia" w:ascii="Times New Roman" w:hAnsi="Times New Roman" w:eastAsia="FangSong" w:cs="Times New Roman"/>
-        </w:rPr>
-        <w:t>在</w:t>
-      </w:r>
-      <w:r>
-        <w:rPr>
-          <w:rFonts w:hint="eastAsia" w:ascii="Times New Roman" w:hAnsi="Times New Roman" w:eastAsia="Times New Roman" w:cs="Times New Roman"/>
-        </w:rPr>
-        <w:t>20°C、100.0</w:t>
-      </w:r>
-      <w:r>
-        <w:rPr>
-          <w:rFonts w:ascii="Times New Roman" w:hAnsi="Times New Roman" w:eastAsia="Times New Roman" w:cs="Times New Roman"/>
-        </w:rPr>
-        <w:t xml:space="preserve"> </w:t>
-      </w:r>
-      <w:r>
-        <w:rPr>
-          <w:rFonts w:hint="eastAsia" w:ascii="Times New Roman" w:hAnsi="Times New Roman" w:eastAsia="Times New Roman" w:cs="Times New Roman"/>
-        </w:rPr>
-        <w:t>kPa</w:t>
-      </w:r>
-      <w:r>
-        <w:rPr>
-          <w:rFonts w:hint="eastAsia" w:ascii="Times New Roman" w:hAnsi="Times New Roman" w:eastAsia="FangSong" w:cs="Times New Roman"/>
-        </w:rPr>
-        <w:t>下用排水集气法收集</w:t>
-      </w:r>
-      <w:r>
-        <w:rPr>
-          <w:rFonts w:hint="eastAsia" w:ascii="Times New Roman" w:hAnsi="Times New Roman" w:eastAsia="Times New Roman" w:cs="Times New Roman"/>
-        </w:rPr>
-        <w:t>O</w:t>
-      </w:r>
-      <w:r>
-        <w:rPr>
-          <w:rFonts w:hint="eastAsia" w:ascii="Times New Roman" w:hAnsi="Times New Roman" w:eastAsia="Times New Roman" w:cs="Times New Roman"/>
-          <w:vertAlign w:val="subscript"/>
-        </w:rPr>
-        <w:t>2</w:t>
-      </w:r>
-      <w:r>
-        <w:rPr>
-          <w:rFonts w:hint="eastAsia" w:ascii="Times New Roman" w:hAnsi="Times New Roman" w:eastAsia="Times New Roman" w:cs="Times New Roman"/>
-        </w:rPr>
-        <w:t>。</w:t>
-      </w:r>
-      <w:r>
-        <w:rPr>
-          <w:rFonts w:hint="eastAsia" w:ascii="Times New Roman" w:hAnsi="Times New Roman" w:eastAsia="FangSong" w:cs="Times New Roman"/>
-        </w:rPr>
-        <w:t>已知</w:t>
-      </w:r>
-      <w:r>
-        <w:rPr>
-          <w:rFonts w:hint="eastAsia" w:ascii="Times New Roman" w:hAnsi="Times New Roman" w:eastAsia="Times New Roman" w:cs="Times New Roman"/>
-        </w:rPr>
-        <w:t>20°C</w:t>
-      </w:r>
-      <w:r>
-        <w:rPr>
-          <w:rFonts w:hint="eastAsia" w:ascii="Times New Roman" w:hAnsi="Times New Roman" w:eastAsia="FangSong" w:cs="Times New Roman"/>
-        </w:rPr>
-        <w:t>水的饱和蒸气压为</w:t>
-      </w:r>
-      <w:r>
-        <w:rPr>
-          <w:rFonts w:hint="eastAsia" w:ascii="Times New Roman" w:hAnsi="Times New Roman" w:eastAsia="Times New Roman" w:cs="Times New Roman"/>
-        </w:rPr>
-        <w:t>2.338</w:t>
-      </w:r>
-      <w:r>
-        <w:rPr>
-          <w:rFonts w:ascii="Times New Roman" w:hAnsi="Times New Roman" w:eastAsia="Times New Roman" w:cs="Times New Roman"/>
-        </w:rPr>
-        <w:t xml:space="preserve"> </w:t>
-      </w:r>
-      <w:r>
-        <w:rPr>
-          <w:rFonts w:hint="eastAsia" w:ascii="Times New Roman" w:hAnsi="Times New Roman" w:eastAsia="Times New Roman" w:cs="Times New Roman"/>
-        </w:rPr>
-        <w:t>kPa。</w:t>
-      </w:r>
-      <w:r>
-        <w:rPr>
-          <w:rFonts w:hint="eastAsia" w:ascii="Times New Roman" w:hAnsi="Times New Roman" w:eastAsia="FangSong" w:cs="Times New Roman"/>
-        </w:rPr>
-        <w:t>求收集到的</w:t>
-      </w:r>
-      <w:r>
-        <w:rPr>
-          <w:rFonts w:hint="eastAsia" w:ascii="Times New Roman" w:hAnsi="Times New Roman" w:eastAsia="Times New Roman" w:cs="Times New Roman"/>
-        </w:rPr>
-        <w:t>O</w:t>
-      </w:r>
-      <w:r>
-        <w:rPr>
-          <w:rFonts w:hint="eastAsia" w:ascii="Times New Roman" w:hAnsi="Times New Roman" w:eastAsia="Times New Roman" w:cs="Times New Roman"/>
-          <w:vertAlign w:val="subscript"/>
-        </w:rPr>
-        <w:t>2</w:t>
-      </w:r>
-      <w:r>
-        <w:rPr>
-          <w:rFonts w:hint="eastAsia" w:ascii="Times New Roman" w:hAnsi="Times New Roman" w:eastAsia="FangSong" w:cs="Times New Roman"/>
-        </w:rPr>
-        <w:t>体积</w:t>
-      </w:r>
-      <w:r>
-        <w:rPr>
-          <w:rFonts w:hint="eastAsia" w:ascii="Times New Roman" w:hAnsi="Times New Roman" w:eastAsia="Times New Roman" w:cs="Times New Roman"/>
-        </w:rPr>
-        <w:t>。</w:t>
-      </w:r>
-    </w:p>
-    <w:p>
-      <w:pPr>
-        <w:pStyle w:val="BodyText"/>
-      </w:pPr>
-      <w:r>
-        <w:rPr>
-          <w:rFonts w:hint="eastAsia" w:ascii="Times New Roman" w:hAnsi="Times New Roman" w:eastAsia="FangSong" w:cs="Times New Roman"/>
-          <w:b/>
-          <w:bCs/>
-        </w:rPr>
-        <w:t>题</w:t>
-      </w:r>
-      <w:r>
-        <w:rPr>
-          <w:rFonts w:hint="eastAsia" w:ascii="Times New Roman" w:hAnsi="Times New Roman" w:eastAsia="Times New Roman" w:cs="Times New Roman"/>
-          <w:b/>
-          <w:bCs/>
-        </w:rPr>
-        <w:t>16</w:t>
-      </w:r>
-      <w:r>
-        <w:rPr>
-          <w:rFonts w:ascii="Times New Roman" w:hAnsi="Times New Roman" w:eastAsia="Times New Roman" w:cs="Times New Roman"/>
-        </w:rPr>
-        <w:t xml:space="preserve"> </w:t>
-      </w:r>
-      <w:r>
-        <w:rPr>
-          <w:rFonts w:hint="eastAsia" w:ascii="Times New Roman" w:hAnsi="Times New Roman" w:eastAsia="Times New Roman" w:cs="Times New Roman"/>
-        </w:rPr>
-        <w:t>[</w:t>
-      </w:r>
-      <w:r>
-        <w:rPr>
-          <w:rFonts w:hint="eastAsia" w:ascii="Times New Roman" w:hAnsi="Times New Roman" w:eastAsia="FangSong" w:cs="Times New Roman"/>
-        </w:rPr>
-        <w:t>自编</w:t>
-      </w:r>
-      <w:r>
-        <w:rPr>
-          <w:rFonts w:hint="eastAsia" w:ascii="Times New Roman" w:hAnsi="Times New Roman" w:eastAsia="Times New Roman" w:cs="Times New Roman"/>
-        </w:rPr>
-        <w:t>]：</w:t>
-      </w:r>
-      <w:r>
-        <w:rPr>
-          <w:rFonts w:hint="eastAsia" w:ascii="Times New Roman" w:hAnsi="Times New Roman" w:eastAsia="FangSong" w:cs="Times New Roman"/>
-        </w:rPr>
-        <w:t>某气体在</w:t>
-      </w:r>
-      <w:r>
-        <w:rPr>
-          <w:rFonts w:hint="eastAsia" w:ascii="Times New Roman" w:hAnsi="Times New Roman" w:eastAsia="Times New Roman" w:cs="Times New Roman"/>
-        </w:rPr>
-        <w:t>50°C、80.0</w:t>
-      </w:r>
-      <w:r>
-        <w:rPr>
-          <w:rFonts w:ascii="Times New Roman" w:hAnsi="Times New Roman" w:eastAsia="Times New Roman" w:cs="Times New Roman"/>
-        </w:rPr>
-        <w:t xml:space="preserve"> </w:t>
-      </w:r>
-      <w:r>
-        <w:rPr>
-          <w:rFonts w:hint="eastAsia" w:ascii="Times New Roman" w:hAnsi="Times New Roman" w:eastAsia="Times New Roman" w:cs="Times New Roman"/>
-        </w:rPr>
-        <w:t>kPa</w:t>
-      </w:r>
-      <w:r>
-        <w:rPr>
-          <w:rFonts w:hint="eastAsia" w:ascii="Times New Roman" w:hAnsi="Times New Roman" w:eastAsia="FangSong" w:cs="Times New Roman"/>
-        </w:rPr>
-        <w:t>下密度为</w:t>
-      </w:r>
-      <w:r>
-        <w:rPr>
-          <w:rFonts w:hint="eastAsia" w:ascii="Times New Roman" w:hAnsi="Times New Roman" w:eastAsia="Times New Roman" w:cs="Times New Roman"/>
-        </w:rPr>
-        <w:t>1.09</w:t>
-      </w:r>
-      <w:r>
-        <w:rPr>
-          <w:rFonts w:ascii="Times New Roman" w:hAnsi="Times New Roman" w:eastAsia="Times New Roman" w:cs="Times New Roman"/>
-        </w:rPr>
-        <w:t xml:space="preserve"> </w:t>
-      </w:r>
-      <w:r>
-        <w:rPr>
-          <w:rFonts w:hint="eastAsia" w:ascii="Times New Roman" w:hAnsi="Times New Roman" w:eastAsia="Times New Roman" w:cs="Times New Roman"/>
-        </w:rPr>
-        <w:t>g/dm</w:t>
-      </w:r>
-      <w:r>
-        <w:rPr>
-          <w:rFonts w:hint="eastAsia" w:ascii="Times New Roman" w:hAnsi="Times New Roman" w:eastAsia="Times New Roman" w:cs="Times New Roman"/>
-          <w:vertAlign w:val="superscript"/>
-        </w:rPr>
-        <w:t>3</w:t>
-      </w:r>
-      <w:r>
-        <w:rPr>
-          <w:rFonts w:hint="eastAsia" w:ascii="Times New Roman" w:hAnsi="Times New Roman" w:eastAsia="Times New Roman" w:cs="Times New Roman"/>
-        </w:rPr>
-        <w:t>。</w:t>
-      </w:r>
-      <w:r>
-        <w:rPr>
-          <w:rFonts w:hint="eastAsia" w:ascii="Times New Roman" w:hAnsi="Times New Roman" w:eastAsia="FangSong" w:cs="Times New Roman"/>
-        </w:rPr>
-        <w:t>求摩尔质量并推测可能的分子式</w:t>
-      </w:r>
-      <w:r>
-        <w:rPr>
-          <w:rFonts w:hint="eastAsia" w:ascii="Times New Roman" w:hAnsi="Times New Roman" w:eastAsia="Times New Roman" w:cs="Times New Roman"/>
-        </w:rPr>
-        <w:t>（</w:t>
-      </w:r>
-      <w:r>
-        <w:rPr>
-          <w:rFonts w:hint="eastAsia" w:ascii="Times New Roman" w:hAnsi="Times New Roman" w:eastAsia="FangSong" w:cs="Times New Roman"/>
-        </w:rPr>
-        <w:t>提示</w:t>
-      </w:r>
-      <w:r>
-        <w:rPr>
-          <w:rFonts w:hint="eastAsia" w:ascii="Times New Roman" w:hAnsi="Times New Roman" w:eastAsia="Times New Roman" w:cs="Times New Roman"/>
-        </w:rPr>
-        <w:t>：</w:t>
-      </w:r>
-      <w:r>
-        <w:rPr>
-          <w:rFonts w:hint="eastAsia" w:ascii="Times New Roman" w:hAnsi="Times New Roman" w:eastAsia="FangSong" w:cs="Times New Roman"/>
-        </w:rPr>
-        <w:t>考虑含氯化合物</w:t>
-      </w:r>
-      <w:r>
-        <w:rPr>
-          <w:rFonts w:hint="eastAsia" w:ascii="Times New Roman" w:hAnsi="Times New Roman" w:eastAsia="Times New Roman" w:cs="Times New Roman"/>
-        </w:rPr>
-        <w:t>）。</w:t>
-      </w:r>
-    </w:p>
-    <w:p>
-      <w:pPr>
-        <w:pStyle w:val="BodyText"/>
-      </w:pPr>
-      <w:r>
-        <w:rPr>
-          <w:rFonts w:hint="eastAsia" w:ascii="Times New Roman" w:hAnsi="Times New Roman" w:eastAsia="FangSong" w:cs="Times New Roman"/>
-          <w:b/>
-          <w:bCs/>
-        </w:rPr>
-        <w:t>题</w:t>
-      </w:r>
-      <w:r>
-        <w:rPr>
-          <w:rFonts w:hint="eastAsia" w:ascii="Times New Roman" w:hAnsi="Times New Roman" w:eastAsia="Times New Roman" w:cs="Times New Roman"/>
-          <w:b/>
-          <w:bCs/>
-        </w:rPr>
-        <w:t>17</w:t>
-      </w:r>
-      <w:r>
-        <w:rPr>
-          <w:rFonts w:ascii="Times New Roman" w:hAnsi="Times New Roman" w:eastAsia="Times New Roman" w:cs="Times New Roman"/>
-        </w:rPr>
-        <w:t xml:space="preserve"> </w:t>
-      </w:r>
-      <w:r>
-        <w:rPr>
-          <w:rFonts w:hint="eastAsia" w:ascii="Times New Roman" w:hAnsi="Times New Roman" w:eastAsia="Times New Roman" w:cs="Times New Roman"/>
-        </w:rPr>
-        <w:t>[</w:t>
-      </w:r>
-      <w:r>
-        <w:rPr>
-          <w:rFonts w:hint="eastAsia" w:ascii="Times New Roman" w:hAnsi="Times New Roman" w:eastAsia="FangSong" w:cs="Times New Roman"/>
-        </w:rPr>
-        <w:t>自编</w:t>
-      </w:r>
-      <w:r>
-        <w:rPr>
-          <w:rFonts w:hint="eastAsia" w:ascii="Times New Roman" w:hAnsi="Times New Roman" w:eastAsia="Times New Roman" w:cs="Times New Roman"/>
-        </w:rPr>
-        <w:t>]：</w:t>
-      </w:r>
-      <w:r>
-        <w:rPr>
-          <w:rFonts w:hint="eastAsia" w:ascii="Times New Roman" w:hAnsi="Times New Roman" w:eastAsia="FangSong" w:cs="Times New Roman"/>
-        </w:rPr>
-        <w:t>一个气球在地面</w:t>
-      </w:r>
-      <w:r>
-        <w:rPr>
-          <w:rFonts w:hint="eastAsia" w:ascii="Times New Roman" w:hAnsi="Times New Roman" w:eastAsia="Times New Roman" w:cs="Times New Roman"/>
-        </w:rPr>
-        <w:t>（20°C,</w:t>
-      </w:r>
-      <w:r>
-        <w:rPr>
-          <w:rFonts w:ascii="Times New Roman" w:hAnsi="Times New Roman" w:eastAsia="Times New Roman" w:cs="Times New Roman"/>
-        </w:rPr>
-        <w:t xml:space="preserve"> 101.3 </w:t>
-      </w:r>
-      <w:r>
-        <w:rPr>
-          <w:rFonts w:hint="eastAsia" w:ascii="Times New Roman" w:hAnsi="Times New Roman" w:eastAsia="Times New Roman" w:cs="Times New Roman"/>
-        </w:rPr>
-        <w:t>kPa）</w:t>
-      </w:r>
-      <w:r>
-        <w:rPr>
-          <w:rFonts w:hint="eastAsia" w:ascii="Times New Roman" w:hAnsi="Times New Roman" w:eastAsia="FangSong" w:cs="Times New Roman"/>
-        </w:rPr>
-        <w:t>充满</w:t>
-      </w:r>
-      <w:r>
-        <w:rPr>
-          <w:rFonts w:hint="eastAsia" w:ascii="Times New Roman" w:hAnsi="Times New Roman" w:eastAsia="Times New Roman" w:cs="Times New Roman"/>
-        </w:rPr>
-        <w:t>He，</w:t>
-      </w:r>
-      <w:r>
-        <w:rPr>
-          <w:rFonts w:hint="eastAsia" w:ascii="Times New Roman" w:hAnsi="Times New Roman" w:eastAsia="FangSong" w:cs="Times New Roman"/>
-        </w:rPr>
-        <w:t>体积为</w:t>
-      </w:r>
-      <w:r>
-        <w:rPr>
-          <w:rFonts w:hint="eastAsia" w:ascii="Times New Roman" w:hAnsi="Times New Roman" w:eastAsia="Times New Roman" w:cs="Times New Roman"/>
-        </w:rPr>
-        <w:t>100</w:t>
-      </w:r>
-      <w:r>
-        <w:rPr>
-          <w:rFonts w:ascii="Times New Roman" w:hAnsi="Times New Roman" w:eastAsia="Times New Roman" w:cs="Times New Roman"/>
-        </w:rPr>
-        <w:t xml:space="preserve"> </w:t>
-      </w:r>
-      <w:r>
-        <w:rPr>
-          <w:rFonts w:hint="eastAsia" w:ascii="Times New Roman" w:hAnsi="Times New Roman" w:eastAsia="Times New Roman" w:cs="Times New Roman"/>
-        </w:rPr>
-        <w:t>L。</w:t>
-      </w:r>
-      <w:r>
-        <w:rPr>
-          <w:rFonts w:hint="eastAsia" w:ascii="Times New Roman" w:hAnsi="Times New Roman" w:eastAsia="FangSong" w:cs="Times New Roman"/>
-        </w:rPr>
-        <w:t>升到高空后温度为</w:t>
-      </w:r>
-      <w:r>
-        <w:rPr>
-          <w:rFonts w:hint="eastAsia" w:ascii="Times New Roman" w:hAnsi="Times New Roman" w:eastAsia="Times New Roman" w:cs="Times New Roman"/>
-        </w:rPr>
-        <w:t>-50°C，</w:t>
-      </w:r>
-      <w:r>
-        <w:rPr>
-          <w:rFonts w:hint="eastAsia" w:ascii="Times New Roman" w:hAnsi="Times New Roman" w:eastAsia="FangSong" w:cs="Times New Roman"/>
-        </w:rPr>
-        <w:t>压力为</w:t>
-      </w:r>
-      <w:r>
-        <w:rPr>
-          <w:rFonts w:hint="eastAsia" w:ascii="Times New Roman" w:hAnsi="Times New Roman" w:eastAsia="Times New Roman" w:cs="Times New Roman"/>
-        </w:rPr>
-        <w:t>20.0</w:t>
-      </w:r>
-      <w:r>
-        <w:rPr>
-          <w:rFonts w:ascii="Times New Roman" w:hAnsi="Times New Roman" w:eastAsia="Times New Roman" w:cs="Times New Roman"/>
-        </w:rPr>
-        <w:t xml:space="preserve"> </w:t>
-      </w:r>
-      <w:r>
-        <w:rPr>
-          <w:rFonts w:hint="eastAsia" w:ascii="Times New Roman" w:hAnsi="Times New Roman" w:eastAsia="Times New Roman" w:cs="Times New Roman"/>
-        </w:rPr>
-        <w:t>kPa。</w:t>
-      </w:r>
-      <w:r>
-        <w:rPr>
-          <w:rFonts w:hint="eastAsia" w:ascii="Times New Roman" w:hAnsi="Times New Roman" w:eastAsia="FangSong" w:cs="Times New Roman"/>
-        </w:rPr>
-        <w:t>求气球新体积</w:t>
-      </w:r>
-      <w:r>
-        <w:rPr>
-          <w:rFonts w:hint="eastAsia" w:ascii="Times New Roman" w:hAnsi="Times New Roman" w:eastAsia="Times New Roman" w:cs="Times New Roman"/>
-        </w:rPr>
-        <w:t>。</w:t>
-      </w:r>
-    </w:p>
-    <w:p>
-      <w:pPr>
-        <w:pStyle w:val="BodyText"/>
-      </w:pPr>
-      <w:r>
-        <w:rPr>
-          <w:rFonts w:hint="eastAsia" w:ascii="Times New Roman" w:hAnsi="Times New Roman" w:eastAsia="FangSong" w:cs="Times New Roman"/>
-          <w:b/>
-          <w:bCs/>
-        </w:rPr>
-        <w:t>题</w:t>
-      </w:r>
-      <w:r>
-        <w:rPr>
-          <w:rFonts w:hint="eastAsia" w:ascii="Times New Roman" w:hAnsi="Times New Roman" w:eastAsia="Times New Roman" w:cs="Times New Roman"/>
-          <w:b/>
-          <w:bCs/>
-        </w:rPr>
-        <w:t>18</w:t>
+        <w:t xml:space="preserve">18.</w:t>
       </w:r>
       <w:r>
         <w:rPr>
@@ -28103,19 +27959,205 @@
       </w:pPr>
       <w:r>
         <w:rPr>
-          <w:rFonts w:hint="eastAsia" w:ascii="Times New Roman" w:hAnsi="Times New Roman" w:eastAsia="FangSong" w:cs="Times New Roman"/>
+          <w:rFonts w:ascii="Times New Roman" w:hAnsi="Times New Roman" w:eastAsia="Times New Roman" w:cs="Times New Roman"/>
           <w:b/>
           <w:bCs/>
         </w:rPr>
-        <w:t>题</w:t>
-      </w:r>
-      <w:r>
-        <w:rPr>
-          <w:rFonts w:hint="eastAsia" w:ascii="Times New Roman" w:hAnsi="Times New Roman" w:eastAsia="Times New Roman" w:cs="Times New Roman"/>
+        <w:t xml:space="preserve">19.</w:t>
+      </w:r>
+      <w:r>
+        <w:rPr>
+          <w:rFonts w:ascii="Times New Roman" w:hAnsi="Times New Roman" w:eastAsia="Times New Roman" w:cs="Times New Roman"/>
+        </w:rPr>
+        <w:t xml:space="preserve"> </w:t>
+      </w:r>
+      <w:r>
+        <w:rPr>
+          <w:rFonts w:hint="eastAsia" w:ascii="Times New Roman" w:hAnsi="Times New Roman" w:eastAsia="Times New Roman" w:cs="Times New Roman"/>
+        </w:rPr>
+        <w:t>[2019</w:t>
+      </w:r>
+      <w:r>
+        <w:rPr>
+          <w:rFonts w:hint="eastAsia" w:ascii="Times New Roman" w:hAnsi="Times New Roman" w:eastAsia="FangSong" w:cs="Times New Roman"/>
+        </w:rPr>
+        <w:t>年初赛改编</w:t>
+      </w:r>
+      <w:r>
+        <w:rPr>
+          <w:rFonts w:hint="eastAsia" w:ascii="Times New Roman" w:hAnsi="Times New Roman" w:eastAsia="Times New Roman" w:cs="Times New Roman"/>
+        </w:rPr>
+        <w:t>]：</w:t>
+      </w:r>
+      <w:r>
+        <w:rPr>
+          <w:rFonts w:hint="eastAsia" w:ascii="Times New Roman" w:hAnsi="Times New Roman" w:eastAsia="FangSong" w:cs="Times New Roman"/>
+        </w:rPr>
+        <w:t>在</w:t>
+      </w:r>
+      <w:r>
+        <w:rPr>
+          <w:rFonts w:hint="eastAsia" w:ascii="Times New Roman" w:hAnsi="Times New Roman" w:eastAsia="Times New Roman" w:cs="Times New Roman"/>
+        </w:rPr>
+        <w:t>100°C、101.3</w:t>
+      </w:r>
+      <w:r>
+        <w:rPr>
+          <w:rFonts w:ascii="Times New Roman" w:hAnsi="Times New Roman" w:eastAsia="Times New Roman" w:cs="Times New Roman"/>
+        </w:rPr>
+        <w:t xml:space="preserve"> </w:t>
+      </w:r>
+      <w:r>
+        <w:rPr>
+          <w:rFonts w:hint="eastAsia" w:ascii="Times New Roman" w:hAnsi="Times New Roman" w:eastAsia="Times New Roman" w:cs="Times New Roman"/>
+        </w:rPr>
+        <w:t>kPa</w:t>
+      </w:r>
+      <w:r>
+        <w:rPr>
+          <w:rFonts w:hint="eastAsia" w:ascii="Times New Roman" w:hAnsi="Times New Roman" w:eastAsia="FangSong" w:cs="Times New Roman"/>
+        </w:rPr>
+        <w:t>下</w:t>
+      </w:r>
+      <w:r>
+        <w:rPr>
+          <w:rFonts w:hint="eastAsia" w:ascii="Times New Roman" w:hAnsi="Times New Roman" w:eastAsia="Times New Roman" w:cs="Times New Roman"/>
+        </w:rPr>
+        <w:t>，</w:t>
+      </w:r>
+      <w:r>
+        <w:rPr>
+          <w:rFonts w:hint="eastAsia" w:ascii="Times New Roman" w:hAnsi="Times New Roman" w:eastAsia="FangSong" w:cs="Times New Roman"/>
+        </w:rPr>
+        <w:t>将</w:t>
+      </w:r>
+      <w:r>
+        <w:rPr>
+          <w:rFonts w:hint="eastAsia" w:ascii="Times New Roman" w:hAnsi="Times New Roman" w:eastAsia="Times New Roman" w:cs="Times New Roman"/>
+        </w:rPr>
+        <w:t>1.00</w:t>
+      </w:r>
+      <w:r>
+        <w:rPr>
+          <w:rFonts w:ascii="Times New Roman" w:hAnsi="Times New Roman" w:eastAsia="Times New Roman" w:cs="Times New Roman"/>
+        </w:rPr>
+        <w:t xml:space="preserve"> </w:t>
+      </w:r>
+      <w:r>
+        <w:rPr>
+          <w:rFonts w:hint="eastAsia" w:ascii="Times New Roman" w:hAnsi="Times New Roman" w:eastAsia="Times New Roman" w:cs="Times New Roman"/>
+        </w:rPr>
+        <w:t>g</w:t>
+      </w:r>
+      <w:r>
+        <w:rPr>
+          <w:rFonts w:hint="eastAsia" w:ascii="Times New Roman" w:hAnsi="Times New Roman" w:eastAsia="FangSong" w:cs="Times New Roman"/>
+        </w:rPr>
+        <w:t>水完全蒸发为水蒸气</w:t>
+      </w:r>
+      <w:r>
+        <w:rPr>
+          <w:rFonts w:hint="eastAsia" w:ascii="Times New Roman" w:hAnsi="Times New Roman" w:eastAsia="Times New Roman" w:cs="Times New Roman"/>
+        </w:rPr>
+        <w:t>。</w:t>
+      </w:r>
+      <w:r>
+        <w:rPr>
+          <w:rFonts w:hint="eastAsia" w:ascii="Times New Roman" w:hAnsi="Times New Roman" w:eastAsia="FangSong" w:cs="Times New Roman"/>
+        </w:rPr>
+        <w:t>求</w:t>
+      </w:r>
+      <w:r>
+        <w:rPr>
+          <w:rFonts w:hint="eastAsia" w:ascii="Times New Roman" w:hAnsi="Times New Roman" w:eastAsia="Times New Roman" w:cs="Times New Roman"/>
+        </w:rPr>
+        <w:t>：</w:t>
+      </w:r>
+      <w:r>
+        <w:rPr>
+          <w:rFonts w:ascii="Times New Roman" w:hAnsi="Times New Roman" w:eastAsia="Times New Roman" w:cs="Times New Roman"/>
+        </w:rPr>
+        <w:t xml:space="preserve"> </w:t>
+      </w:r>
+      <w:r>
+        <w:rPr>
+          <w:rFonts w:ascii="Times New Roman" w:hAnsi="Times New Roman" w:eastAsia="Times New Roman" w:cs="Times New Roman"/>
+        </w:rPr>
+        <w:t xml:space="preserve">(a) </w:t>
+      </w:r>
+      <w:r>
+        <w:rPr>
+          <w:rFonts w:hint="eastAsia" w:ascii="Times New Roman" w:hAnsi="Times New Roman" w:eastAsia="FangSong" w:cs="Times New Roman"/>
+        </w:rPr>
+        <w:t xml:space="preserve">水蒸气的体积</w:t>
+      </w:r>
+      <w:r>
+        <w:rPr>
+          <w:rFonts w:ascii="Times New Roman" w:hAnsi="Times New Roman" w:eastAsia="Times New Roman" w:cs="Times New Roman"/>
+        </w:rPr>
+        <w:t xml:space="preserve"> </w:t>
+      </w:r>
+      <w:r>
+        <w:rPr>
+          <w:rFonts w:ascii="Times New Roman" w:hAnsi="Times New Roman" w:eastAsia="Times New Roman" w:cs="Times New Roman"/>
+        </w:rPr>
+        <w:t xml:space="preserve">(b) </w:t>
+      </w:r>
+      <w:r>
+        <w:rPr>
+          <w:rFonts w:hint="eastAsia" w:ascii="Times New Roman" w:hAnsi="Times New Roman" w:eastAsia="FangSong" w:cs="Times New Roman"/>
+        </w:rPr>
+        <w:t>如果这些水蒸气在同温同压下被空气稀释到总体积为</w:t>
+      </w:r>
+      <w:r>
+        <w:rPr>
+          <w:rFonts w:hint="eastAsia" w:ascii="Times New Roman" w:hAnsi="Times New Roman" w:eastAsia="Times New Roman" w:cs="Times New Roman"/>
+        </w:rPr>
+        <w:t>50.0</w:t>
+      </w:r>
+      <w:r>
+        <w:rPr>
+          <w:rFonts w:ascii="Times New Roman" w:hAnsi="Times New Roman" w:eastAsia="Times New Roman" w:cs="Times New Roman"/>
+        </w:rPr>
+        <w:t xml:space="preserve"> </w:t>
+      </w:r>
+      <w:r>
+        <w:rPr>
+          <w:rFonts w:hint="eastAsia" w:ascii="Times New Roman" w:hAnsi="Times New Roman" w:eastAsia="Times New Roman" w:cs="Times New Roman"/>
+        </w:rPr>
+        <w:t>dm</w:t>
+      </w:r>
+      <w:r>
+        <w:rPr>
+          <w:rFonts w:hint="eastAsia" w:ascii="Times New Roman" w:hAnsi="Times New Roman" w:eastAsia="Times New Roman" w:cs="Times New Roman"/>
+          <w:vertAlign w:val="superscript"/>
+        </w:rPr>
+        <w:t>3</w:t>
+      </w:r>
+      <w:r>
+        <w:rPr>
+          <w:rFonts w:hint="eastAsia" w:ascii="Times New Roman" w:hAnsi="Times New Roman" w:eastAsia="Times New Roman" w:cs="Times New Roman"/>
+        </w:rPr>
+        <w:t>，</w:t>
+      </w:r>
+      <w:r>
+        <w:rPr>
+          <w:rFonts w:hint="eastAsia" w:ascii="Times New Roman" w:hAnsi="Times New Roman" w:eastAsia="FangSong" w:cs="Times New Roman"/>
+        </w:rPr>
+        <w:t>求水蒸气的分压和摩尔分数</w:t>
+      </w:r>
+    </w:p>
+    <w:p>
+      <w:pPr>
+        <w:pStyle w:val="BodyText"/>
+      </w:pPr>
+      <w:r>
+        <w:rPr>
+          <w:rFonts w:ascii="Times New Roman" w:hAnsi="Times New Roman" w:eastAsia="Times New Roman" w:cs="Times New Roman"/>
           <w:b/>
           <w:bCs/>
         </w:rPr>
-        <w:t>19</w:t>
+        <w:t xml:space="preserve">20.</w:t>
       </w:r>
       <w:r>
         <w:rPr>
@@ -28127,7 +28169,7 @@
         <w:rPr>
           <w:rFonts w:hint="eastAsia" w:ascii="Times New Roman" w:hAnsi="Times New Roman" w:eastAsia="Times New Roman" w:cs="Times New Roman"/>
         </w:rPr>
-        <w:t>[2019</w:t>
+        <w:t>[2020</w:t>
       </w:r>
       <w:r>
         <w:rPr>
@@ -28145,13 +28187,194 @@
         <w:rPr>
           <w:rFonts w:hint="eastAsia" w:ascii="Times New Roman" w:hAnsi="Times New Roman" w:eastAsia="FangSong" w:cs="Times New Roman"/>
         </w:rPr>
+        <w:t>实验室用</w:t>
+      </w:r>
+      <w:r>
+        <w:rPr>
+          <w:rFonts w:hint="eastAsia" w:ascii="Times New Roman" w:hAnsi="Times New Roman" w:eastAsia="Times New Roman" w:cs="Times New Roman"/>
+        </w:rPr>
+        <w:t>MnO</w:t>
+      </w:r>
+      <w:r>
+        <w:rPr>
+          <w:rFonts w:hint="eastAsia" w:ascii="Times New Roman" w:hAnsi="Times New Roman" w:eastAsia="Times New Roman" w:cs="Times New Roman"/>
+          <w:vertAlign w:val="subscript"/>
+        </w:rPr>
+        <w:t>2</w:t>
+      </w:r>
+      <w:r>
+        <w:rPr>
+          <w:rFonts w:hint="eastAsia" w:ascii="Times New Roman" w:hAnsi="Times New Roman" w:eastAsia="FangSong" w:cs="Times New Roman"/>
+        </w:rPr>
+        <w:t>催化分解</w:t>
+      </w:r>
+      <w:r>
+        <w:rPr>
+          <w:rFonts w:hint="eastAsia" w:ascii="Times New Roman" w:hAnsi="Times New Roman" w:eastAsia="Times New Roman" w:cs="Times New Roman"/>
+        </w:rPr>
+        <w:t>H</w:t>
+      </w:r>
+      <w:r>
+        <w:rPr>
+          <w:rFonts w:hint="eastAsia" w:ascii="Times New Roman" w:hAnsi="Times New Roman" w:eastAsia="Times New Roman" w:cs="Times New Roman"/>
+          <w:vertAlign w:val="subscript"/>
+        </w:rPr>
+        <w:t>2</w:t>
+      </w:r>
+      <w:r>
+        <w:rPr>
+          <w:rFonts w:hint="eastAsia" w:ascii="Times New Roman" w:hAnsi="Times New Roman" w:eastAsia="Times New Roman" w:cs="Times New Roman"/>
+        </w:rPr>
+        <w:t>O</w:t>
+      </w:r>
+      <w:r>
+        <w:rPr>
+          <w:rFonts w:hint="eastAsia" w:ascii="Times New Roman" w:hAnsi="Times New Roman" w:eastAsia="Times New Roman" w:cs="Times New Roman"/>
+          <w:vertAlign w:val="subscript"/>
+        </w:rPr>
+        <w:t>2</w:t>
+      </w:r>
+      <w:r>
+        <w:rPr>
+          <w:rFonts w:hint="eastAsia" w:ascii="Times New Roman" w:hAnsi="Times New Roman" w:eastAsia="FangSong" w:cs="Times New Roman"/>
+        </w:rPr>
+        <w:t>制备</w:t>
+      </w:r>
+      <w:r>
+        <w:rPr>
+          <w:rFonts w:hint="eastAsia" w:ascii="Times New Roman" w:hAnsi="Times New Roman" w:eastAsia="Times New Roman" w:cs="Times New Roman"/>
+        </w:rPr>
+        <w:t>O</w:t>
+      </w:r>
+      <w:r>
+        <w:rPr>
+          <w:rFonts w:hint="eastAsia" w:ascii="Times New Roman" w:hAnsi="Times New Roman" w:eastAsia="Times New Roman" w:cs="Times New Roman"/>
+          <w:vertAlign w:val="subscript"/>
+        </w:rPr>
+        <w:t>2</w:t>
+      </w:r>
+      <w:r>
+        <w:rPr>
+          <w:rFonts w:hint="eastAsia" w:ascii="Times New Roman" w:hAnsi="Times New Roman" w:eastAsia="Times New Roman" w:cs="Times New Roman"/>
+        </w:rPr>
+        <w:t>。</w:t>
+      </w:r>
+      <w:r>
+        <w:rPr>
+          <w:rFonts w:hint="eastAsia" w:ascii="Times New Roman" w:hAnsi="Times New Roman" w:eastAsia="FangSong" w:cs="Times New Roman"/>
+        </w:rPr>
+        <w:t>取</w:t>
+      </w:r>
+      <w:r>
+        <w:rPr>
+          <w:rFonts w:hint="eastAsia" w:ascii="Times New Roman" w:hAnsi="Times New Roman" w:eastAsia="Times New Roman" w:cs="Times New Roman"/>
+        </w:rPr>
+        <w:t>30%</w:t>
+      </w:r>
+      <w:r>
+        <w:rPr>
+          <w:rFonts w:ascii="Times New Roman" w:hAnsi="Times New Roman" w:eastAsia="Times New Roman" w:cs="Times New Roman"/>
+        </w:rPr>
+        <w:t xml:space="preserve"> </w:t>
+      </w:r>
+      <w:r>
+        <w:rPr>
+          <w:rFonts w:hint="eastAsia" w:ascii="Times New Roman" w:hAnsi="Times New Roman" w:eastAsia="Times New Roman" w:cs="Times New Roman"/>
+        </w:rPr>
+        <w:t>H</w:t>
+      </w:r>
+      <w:r>
+        <w:rPr>
+          <w:rFonts w:hint="eastAsia" w:ascii="Times New Roman" w:hAnsi="Times New Roman" w:eastAsia="Times New Roman" w:cs="Times New Roman"/>
+          <w:vertAlign w:val="subscript"/>
+        </w:rPr>
+        <w:t>2</w:t>
+      </w:r>
+      <w:r>
+        <w:rPr>
+          <w:rFonts w:hint="eastAsia" w:ascii="Times New Roman" w:hAnsi="Times New Roman" w:eastAsia="Times New Roman" w:cs="Times New Roman"/>
+        </w:rPr>
+        <w:t>O</w:t>
+      </w:r>
+      <w:r>
+        <w:rPr>
+          <w:rFonts w:hint="eastAsia" w:ascii="Times New Roman" w:hAnsi="Times New Roman" w:eastAsia="Times New Roman" w:cs="Times New Roman"/>
+          <w:vertAlign w:val="subscript"/>
+        </w:rPr>
+        <w:t>2</w:t>
+      </w:r>
+      <w:r>
+        <w:rPr>
+          <w:rFonts w:hint="eastAsia" w:ascii="Times New Roman" w:hAnsi="Times New Roman" w:eastAsia="FangSong" w:cs="Times New Roman"/>
+        </w:rPr>
+        <w:t>溶液</w:t>
+      </w:r>
+      <w:r>
+        <w:rPr>
+          <w:rFonts w:hint="eastAsia" w:ascii="Times New Roman" w:hAnsi="Times New Roman" w:eastAsia="Times New Roman" w:cs="Times New Roman"/>
+        </w:rPr>
+        <w:t>10.0</w:t>
+      </w:r>
+      <w:r>
+        <w:rPr>
+          <w:rFonts w:ascii="Times New Roman" w:hAnsi="Times New Roman" w:eastAsia="Times New Roman" w:cs="Times New Roman"/>
+        </w:rPr>
+        <w:t xml:space="preserve"> </w:t>
+      </w:r>
+      <w:r>
+        <w:rPr>
+          <w:rFonts w:hint="eastAsia" w:ascii="Times New Roman" w:hAnsi="Times New Roman" w:eastAsia="Times New Roman" w:cs="Times New Roman"/>
+        </w:rPr>
+        <w:t>g（</w:t>
+      </w:r>
+      <w:r>
+        <w:rPr>
+          <w:rFonts w:hint="eastAsia" w:ascii="Times New Roman" w:hAnsi="Times New Roman" w:eastAsia="FangSong" w:cs="Times New Roman"/>
+        </w:rPr>
+        <w:t>密度</w:t>
+      </w:r>
+      <w:r>
+        <w:rPr>
+          <w:rFonts w:hint="eastAsia" w:ascii="Times New Roman" w:hAnsi="Times New Roman" w:eastAsia="Times New Roman" w:cs="Times New Roman"/>
+        </w:rPr>
+        <w:t>1.11</w:t>
+      </w:r>
+      <w:r>
+        <w:rPr>
+          <w:rFonts w:ascii="Times New Roman" w:hAnsi="Times New Roman" w:eastAsia="Times New Roman" w:cs="Times New Roman"/>
+        </w:rPr>
+        <w:t xml:space="preserve"> </w:t>
+      </w:r>
+      <w:r>
+        <w:rPr>
+          <w:rFonts w:hint="eastAsia" w:ascii="Times New Roman" w:hAnsi="Times New Roman" w:eastAsia="Times New Roman" w:cs="Times New Roman"/>
+        </w:rPr>
+        <w:t>g/cm</w:t>
+      </w:r>
+      <w:r>
+        <w:rPr>
+          <w:rFonts w:hint="eastAsia" w:ascii="Times New Roman" w:hAnsi="Times New Roman" w:eastAsia="Times New Roman" w:cs="Times New Roman"/>
+          <w:vertAlign w:val="superscript"/>
+        </w:rPr>
+        <w:t>3</w:t>
+      </w:r>
+      <w:r>
+        <w:rPr>
+          <w:rFonts w:hint="eastAsia" w:ascii="Times New Roman" w:hAnsi="Times New Roman" w:eastAsia="Times New Roman" w:cs="Times New Roman"/>
+        </w:rPr>
+        <w:t>），</w:t>
+      </w:r>
+      <w:r>
+        <w:rPr>
+          <w:rFonts w:hint="eastAsia" w:ascii="Times New Roman" w:hAnsi="Times New Roman" w:eastAsia="FangSong" w:cs="Times New Roman"/>
+        </w:rPr>
         <w:t>在</w:t>
       </w:r>
       <w:r>
         <w:rPr>
           <w:rFonts w:hint="eastAsia" w:ascii="Times New Roman" w:hAnsi="Times New Roman" w:eastAsia="Times New Roman" w:cs="Times New Roman"/>
         </w:rPr>
-        <w:t>100°C、101.3</w:t>
+        <w:t>25°C、101.3</w:t>
       </w:r>
       <w:r>
         <w:rPr>
@@ -28169,25 +28392,56 @@
         <w:rPr>
           <w:rFonts w:hint="eastAsia" w:ascii="Times New Roman" w:hAnsi="Times New Roman" w:eastAsia="FangSong" w:cs="Times New Roman"/>
         </w:rPr>
-        <w:t>下</w:t>
-      </w:r>
-      <w:r>
-        <w:rPr>
-          <w:rFonts w:hint="eastAsia" w:ascii="Times New Roman" w:hAnsi="Times New Roman" w:eastAsia="Times New Roman" w:cs="Times New Roman"/>
-        </w:rPr>
-        <w:t>，</w:t>
-      </w:r>
-      <w:r>
-        <w:rPr>
-          <w:rFonts w:hint="eastAsia" w:ascii="Times New Roman" w:hAnsi="Times New Roman" w:eastAsia="FangSong" w:cs="Times New Roman"/>
-        </w:rPr>
-        <w:t>将</w:t>
-      </w:r>
-      <w:r>
-        <w:rPr>
-          <w:rFonts w:hint="eastAsia" w:ascii="Times New Roman" w:hAnsi="Times New Roman" w:eastAsia="Times New Roman" w:cs="Times New Roman"/>
-        </w:rPr>
-        <w:t>1.00</w:t>
+        <w:t>下用排水集气法收集</w:t>
+      </w:r>
+      <w:r>
+        <w:rPr>
+          <w:rFonts w:hint="eastAsia" w:ascii="Times New Roman" w:hAnsi="Times New Roman" w:eastAsia="Times New Roman" w:cs="Times New Roman"/>
+        </w:rPr>
+        <w:t>O</w:t>
+      </w:r>
+      <w:r>
+        <w:rPr>
+          <w:rFonts w:hint="eastAsia" w:ascii="Times New Roman" w:hAnsi="Times New Roman" w:eastAsia="Times New Roman" w:cs="Times New Roman"/>
+          <w:vertAlign w:val="subscript"/>
+        </w:rPr>
+        <w:t>2</w:t>
+      </w:r>
+      <w:r>
+        <w:rPr>
+          <w:rFonts w:hint="eastAsia" w:ascii="Times New Roman" w:hAnsi="Times New Roman" w:eastAsia="Times New Roman" w:cs="Times New Roman"/>
+        </w:rPr>
+        <w:t>。</w:t>
+      </w:r>
+      <w:r>
+        <w:rPr>
+          <w:rFonts w:hint="eastAsia" w:ascii="Times New Roman" w:hAnsi="Times New Roman" w:eastAsia="FangSong" w:cs="Times New Roman"/>
+        </w:rPr>
+        <w:t>已知</w:t>
+      </w:r>
+      <w:r>
+        <w:rPr>
+          <w:rFonts w:hint="eastAsia" w:ascii="Times New Roman" w:hAnsi="Times New Roman" w:eastAsia="Times New Roman" w:cs="Times New Roman"/>
+        </w:rPr>
+        <w:t>25°C</w:t>
+      </w:r>
+      <w:r>
+        <w:rPr>
+          <w:rFonts w:hint="eastAsia" w:ascii="Times New Roman" w:hAnsi="Times New Roman" w:eastAsia="FangSong" w:cs="Times New Roman"/>
+        </w:rPr>
+        <w:t>水的饱和蒸气压为</w:t>
+      </w:r>
+      <w:r>
+        <w:rPr>
+          <w:rFonts w:hint="eastAsia" w:ascii="Times New Roman" w:hAnsi="Times New Roman" w:eastAsia="Times New Roman" w:cs="Times New Roman"/>
+        </w:rPr>
+        <w:t>3.167</w:t>
+      </w:r>
+      <w:r>
+        <w:rPr>
+          <w:rFonts w:ascii="Times New Roman" w:hAnsi="Times New Roman" w:eastAsia="Times New Roman" w:cs="Times New Roman"/>
+        </w:rPr>
+        <w:t xml:space="preserve"> kPa。</w:t>
       </w:r>
       <w:r>
         <w:rPr>
@@ -28197,21 +28451,131 @@
       </w:r>
       <w:r>
         <w:rPr>
-          <w:rFonts w:hint="eastAsia" w:ascii="Times New Roman" w:hAnsi="Times New Roman" w:eastAsia="Times New Roman" w:cs="Times New Roman"/>
-        </w:rPr>
-        <w:t>g</w:t>
-      </w:r>
-      <w:r>
-        <w:rPr>
-          <w:rFonts w:hint="eastAsia" w:ascii="Times New Roman" w:hAnsi="Times New Roman" w:eastAsia="FangSong" w:cs="Times New Roman"/>
-        </w:rPr>
-        <w:t>水完全蒸发为水蒸气</w:t>
-      </w:r>
-      <w:r>
-        <w:rPr>
-          <w:rFonts w:hint="eastAsia" w:ascii="Times New Roman" w:hAnsi="Times New Roman" w:eastAsia="Times New Roman" w:cs="Times New Roman"/>
-        </w:rPr>
-        <w:t>。</w:t>
+          <w:rFonts w:ascii="Times New Roman" w:hAnsi="Times New Roman" w:eastAsia="Times New Roman" w:cs="Times New Roman"/>
+        </w:rPr>
+        <w:t xml:space="preserve">(a) </w:t>
+      </w:r>
+      <w:r>
+        <w:rPr>
+          <w:rFonts w:hint="eastAsia" w:ascii="Times New Roman" w:hAnsi="Times New Roman" w:eastAsia="FangSong" w:cs="Times New Roman"/>
+        </w:rPr>
+        <w:t xml:space="preserve">写出化学方程式</w:t>
+      </w:r>
+      <w:r>
+        <w:rPr>
+          <w:rFonts w:ascii="Times New Roman" w:hAnsi="Times New Roman" w:eastAsia="Times New Roman" w:cs="Times New Roman"/>
+        </w:rPr>
+        <w:t xml:space="preserve"> </w:t>
+      </w:r>
+      <w:r>
+        <w:rPr>
+          <w:rFonts w:ascii="Times New Roman" w:hAnsi="Times New Roman" w:eastAsia="Times New Roman" w:cs="Times New Roman"/>
+        </w:rPr>
+        <w:t xml:space="preserve">(b) </w:t>
+      </w:r>
+      <w:r>
+        <w:rPr>
+          <w:rFonts w:hint="eastAsia" w:ascii="Times New Roman" w:hAnsi="Times New Roman" w:eastAsia="FangSong" w:cs="Times New Roman"/>
+        </w:rPr>
+        <w:t>计算理论上可收集的</w:t>
+      </w:r>
+      <w:r>
+        <w:rPr>
+          <w:rFonts w:hint="eastAsia" w:ascii="Times New Roman" w:hAnsi="Times New Roman" w:eastAsia="Times New Roman" w:cs="Times New Roman"/>
+        </w:rPr>
+        <w:t>O</w:t>
+      </w:r>
+      <w:r>
+        <w:rPr>
+          <w:rFonts w:hint="eastAsia" w:ascii="Times New Roman" w:hAnsi="Times New Roman" w:eastAsia="Times New Roman" w:cs="Times New Roman"/>
+          <w:vertAlign w:val="subscript"/>
+        </w:rPr>
+        <w:t>2</w:t>
+      </w:r>
+      <w:r>
+        <w:rPr>
+          <w:rFonts w:hint="eastAsia" w:ascii="Times New Roman" w:hAnsi="Times New Roman" w:eastAsia="FangSong" w:cs="Times New Roman"/>
+        </w:rPr>
+        <w:t>体积</w:t>
+      </w:r>
+      <w:r>
+        <w:rPr>
+          <w:rFonts w:hint="eastAsia" w:ascii="Times New Roman" w:hAnsi="Times New Roman" w:eastAsia="Times New Roman" w:cs="Times New Roman"/>
+        </w:rPr>
+        <w:t>（</w:t>
+      </w:r>
+      <w:r>
+        <w:rPr>
+          <w:rFonts w:hint="eastAsia" w:ascii="Times New Roman" w:hAnsi="Times New Roman" w:eastAsia="FangSong" w:cs="Times New Roman"/>
+        </w:rPr>
+        <w:t>干气体</w:t>
+      </w:r>
+      <w:r>
+        <w:rPr>
+          <w:rFonts w:hint="eastAsia" w:ascii="Times New Roman" w:hAnsi="Times New Roman" w:eastAsia="Times New Roman" w:cs="Times New Roman"/>
+        </w:rPr>
+        <w:t>）</w:t>
+      </w:r>
+      <w:r>
+        <w:rPr>
+          <w:rFonts w:ascii="Times New Roman" w:hAnsi="Times New Roman" w:eastAsia="Times New Roman" w:cs="Times New Roman"/>
+        </w:rPr>
+        <w:t xml:space="preserve"> </w:t>
+      </w:r>
+      <w:r>
+        <w:rPr>
+          <w:rFonts w:ascii="Times New Roman" w:hAnsi="Times New Roman" w:eastAsia="Times New Roman" w:cs="Times New Roman"/>
+        </w:rPr>
+        <w:t xml:space="preserve">(c) </w:t>
+      </w:r>
+      <w:r>
+        <w:rPr>
+          <w:rFonts w:hint="eastAsia" w:ascii="Times New Roman" w:hAnsi="Times New Roman" w:eastAsia="FangSong" w:cs="Times New Roman"/>
+        </w:rPr>
+        <w:t>如果实际收集到的气体体积为</w:t>
+      </w:r>
+      <w:r>
+        <w:rPr>
+          <w:rFonts w:hint="eastAsia" w:ascii="Times New Roman" w:hAnsi="Times New Roman" w:eastAsia="Times New Roman" w:cs="Times New Roman"/>
+        </w:rPr>
+        <w:t>0.80</w:t>
+      </w:r>
+      <w:r>
+        <w:rPr>
+          <w:rFonts w:ascii="Times New Roman" w:hAnsi="Times New Roman" w:eastAsia="Times New Roman" w:cs="Times New Roman"/>
+        </w:rPr>
+        <w:t xml:space="preserve"> </w:t>
+      </w:r>
+      <w:r>
+        <w:rPr>
+          <w:rFonts w:hint="eastAsia" w:ascii="Times New Roman" w:hAnsi="Times New Roman" w:eastAsia="Times New Roman" w:cs="Times New Roman"/>
+        </w:rPr>
+        <w:t>dm</w:t>
+      </w:r>
+      <w:r>
+        <w:rPr>
+          <w:rFonts w:hint="eastAsia" w:ascii="Times New Roman" w:hAnsi="Times New Roman" w:eastAsia="Times New Roman" w:cs="Times New Roman"/>
+          <w:vertAlign w:val="superscript"/>
+        </w:rPr>
+        <w:t>3</w:t>
+      </w:r>
+      <w:r>
+        <w:rPr>
+          <w:rFonts w:hint="eastAsia" w:ascii="Times New Roman" w:hAnsi="Times New Roman" w:eastAsia="Times New Roman" w:cs="Times New Roman"/>
+        </w:rPr>
+        <w:t>（</w:t>
+      </w:r>
+      <w:r>
+        <w:rPr>
+          <w:rFonts w:hint="eastAsia" w:ascii="Times New Roman" w:hAnsi="Times New Roman" w:eastAsia="FangSong" w:cs="Times New Roman"/>
+        </w:rPr>
+        <w:t>湿气体</w:t>
+      </w:r>
+      <w:r>
+        <w:rPr>
+          <w:rFonts w:hint="eastAsia" w:ascii="Times New Roman" w:hAnsi="Times New Roman" w:eastAsia="Times New Roman" w:cs="Times New Roman"/>
+        </w:rPr>
+        <w:t>），</w:t>
       </w:r>
       <w:r>
         <w:rPr>
@@ -28223,80 +28587,20 @@
         <w:rPr>
           <w:rFonts w:hint="eastAsia" w:ascii="Times New Roman" w:hAnsi="Times New Roman" w:eastAsia="Times New Roman" w:cs="Times New Roman"/>
         </w:rPr>
-        <w:t>：</w:t>
-      </w:r>
-      <w:r>
-        <w:rPr>
-          <w:rFonts w:ascii="Times New Roman" w:hAnsi="Times New Roman" w:eastAsia="Times New Roman" w:cs="Times New Roman"/>
-        </w:rPr>
-        <w:t xml:space="preserve"> </w:t>
-      </w:r>
-      <w:r>
-        <w:rPr>
-          <w:rFonts w:ascii="Times New Roman" w:hAnsi="Times New Roman" w:eastAsia="Times New Roman" w:cs="Times New Roman"/>
-        </w:rPr>
-        <w:t xml:space="preserve">(a) </w:t>
-      </w:r>
-      <w:r>
-        <w:rPr>
-          <w:rFonts w:hint="eastAsia" w:ascii="Times New Roman" w:hAnsi="Times New Roman" w:eastAsia="FangSong" w:cs="Times New Roman"/>
-        </w:rPr>
-        <w:t xml:space="preserve">水蒸气的体积</w:t>
-      </w:r>
-      <w:r>
-        <w:rPr>
-          <w:rFonts w:ascii="Times New Roman" w:hAnsi="Times New Roman" w:eastAsia="Times New Roman" w:cs="Times New Roman"/>
-        </w:rPr>
-        <w:t xml:space="preserve"> </w:t>
-      </w:r>
-      <w:r>
-        <w:rPr>
-          <w:rFonts w:ascii="Times New Roman" w:hAnsi="Times New Roman" w:eastAsia="Times New Roman" w:cs="Times New Roman"/>
-        </w:rPr>
-        <w:t xml:space="preserve">(b) </w:t>
-      </w:r>
-      <w:r>
-        <w:rPr>
-          <w:rFonts w:hint="eastAsia" w:ascii="Times New Roman" w:hAnsi="Times New Roman" w:eastAsia="FangSong" w:cs="Times New Roman"/>
-        </w:rPr>
-        <w:t>如果这些水蒸气在同温同压下被空气稀释到总体积为</w:t>
-      </w:r>
-      <w:r>
-        <w:rPr>
-          <w:rFonts w:hint="eastAsia" w:ascii="Times New Roman" w:hAnsi="Times New Roman" w:eastAsia="Times New Roman" w:cs="Times New Roman"/>
-        </w:rPr>
-        <w:t>50.0</w:t>
-      </w:r>
-      <w:r>
-        <w:rPr>
-          <w:rFonts w:ascii="Times New Roman" w:hAnsi="Times New Roman" w:eastAsia="Times New Roman" w:cs="Times New Roman"/>
-        </w:rPr>
-        <w:t xml:space="preserve"> </w:t>
-      </w:r>
-      <w:r>
-        <w:rPr>
-          <w:rFonts w:hint="eastAsia" w:ascii="Times New Roman" w:hAnsi="Times New Roman" w:eastAsia="Times New Roman" w:cs="Times New Roman"/>
-        </w:rPr>
-        <w:t>dm</w:t>
-      </w:r>
-      <w:r>
-        <w:rPr>
-          <w:rFonts w:hint="eastAsia" w:ascii="Times New Roman" w:hAnsi="Times New Roman" w:eastAsia="Times New Roman" w:cs="Times New Roman"/>
-          <w:vertAlign w:val="superscript"/>
-        </w:rPr>
-        <w:t>3</w:t>
-      </w:r>
-      <w:r>
-        <w:rPr>
-          <w:rFonts w:hint="eastAsia" w:ascii="Times New Roman" w:hAnsi="Times New Roman" w:eastAsia="Times New Roman" w:cs="Times New Roman"/>
-        </w:rPr>
-        <w:t>，</w:t>
-      </w:r>
-      <w:r>
-        <w:rPr>
-          <w:rFonts w:hint="eastAsia" w:ascii="Times New Roman" w:hAnsi="Times New Roman" w:eastAsia="FangSong" w:cs="Times New Roman"/>
-        </w:rPr>
-        <w:t>求水蒸气的分压和摩尔分数</w:t>
+        <w:t>O</w:t>
+      </w:r>
+      <w:r>
+        <w:rPr>
+          <w:rFonts w:hint="eastAsia" w:ascii="Times New Roman" w:hAnsi="Times New Roman" w:eastAsia="Times New Roman" w:cs="Times New Roman"/>
+          <w:vertAlign w:val="subscript"/>
+        </w:rPr>
+        <w:t>2</w:t>
+      </w:r>
+      <w:r>
+        <w:rPr>
+          <w:rFonts w:hint="eastAsia" w:ascii="Times New Roman" w:hAnsi="Times New Roman" w:eastAsia="FangSong" w:cs="Times New Roman"/>
+        </w:rPr>
+        <w:t>的产率</w:t>
       </w:r>
     </w:p>
     <w:p>
@@ -28305,697 +28609,217 @@
       </w:pPr>
       <w:r>
         <w:rPr>
-          <w:rFonts w:hint="eastAsia" w:ascii="Times New Roman" w:hAnsi="Times New Roman" w:eastAsia="FangSong" w:cs="Times New Roman"/>
+          <w:rFonts w:ascii="Times New Roman" w:hAnsi="Times New Roman" w:eastAsia="Times New Roman" w:cs="Times New Roman"/>
           <w:b/>
           <w:bCs/>
         </w:rPr>
-        <w:t>题</w:t>
-      </w:r>
-      <w:r>
-        <w:rPr>
-          <w:rFonts w:hint="eastAsia" w:ascii="Times New Roman" w:hAnsi="Times New Roman" w:eastAsia="Times New Roman" w:cs="Times New Roman"/>
+        <w:t xml:space="preserve">21.</w:t>
+      </w:r>
+      <w:r>
+        <w:rPr>
+          <w:rFonts w:ascii="Times New Roman" w:hAnsi="Times New Roman" w:eastAsia="Times New Roman" w:cs="Times New Roman"/>
+        </w:rPr>
+        <w:t xml:space="preserve"> </w:t>
+      </w:r>
+      <w:r>
+        <w:rPr>
+          <w:rFonts w:hint="eastAsia" w:ascii="Times New Roman" w:hAnsi="Times New Roman" w:eastAsia="Times New Roman" w:cs="Times New Roman"/>
+        </w:rPr>
+        <w:t>[2021</w:t>
+      </w:r>
+      <w:r>
+        <w:rPr>
+          <w:rFonts w:hint="eastAsia" w:ascii="Times New Roman" w:hAnsi="Times New Roman" w:eastAsia="FangSong" w:cs="Times New Roman"/>
+        </w:rPr>
+        <w:t>年初赛改编</w:t>
+      </w:r>
+      <w:r>
+        <w:rPr>
+          <w:rFonts w:hint="eastAsia" w:ascii="Times New Roman" w:hAnsi="Times New Roman" w:eastAsia="Times New Roman" w:cs="Times New Roman"/>
+        </w:rPr>
+        <w:t>]：</w:t>
+      </w:r>
+      <w:r>
+        <w:rPr>
+          <w:rFonts w:hint="eastAsia" w:ascii="Times New Roman" w:hAnsi="Times New Roman" w:eastAsia="FangSong" w:cs="Times New Roman"/>
+        </w:rPr>
+        <w:t>某气体在</w:t>
+      </w:r>
+      <w:r>
+        <w:rPr>
+          <w:rFonts w:hint="eastAsia" w:ascii="Times New Roman" w:hAnsi="Times New Roman" w:eastAsia="Times New Roman" w:cs="Times New Roman"/>
+        </w:rPr>
+        <w:t>27°C、101.3</w:t>
+      </w:r>
+      <w:r>
+        <w:rPr>
+          <w:rFonts w:ascii="Times New Roman" w:hAnsi="Times New Roman" w:eastAsia="Times New Roman" w:cs="Times New Roman"/>
+        </w:rPr>
+        <w:t xml:space="preserve"> </w:t>
+      </w:r>
+      <w:r>
+        <w:rPr>
+          <w:rFonts w:hint="eastAsia" w:ascii="Times New Roman" w:hAnsi="Times New Roman" w:eastAsia="Times New Roman" w:cs="Times New Roman"/>
+        </w:rPr>
+        <w:t>kPa</w:t>
+      </w:r>
+      <w:r>
+        <w:rPr>
+          <w:rFonts w:hint="eastAsia" w:ascii="Times New Roman" w:hAnsi="Times New Roman" w:eastAsia="FangSong" w:cs="Times New Roman"/>
+        </w:rPr>
+        <w:t>下的密度为</w:t>
+      </w:r>
+      <w:r>
+        <w:rPr>
+          <w:rFonts w:hint="eastAsia" w:ascii="Times New Roman" w:hAnsi="Times New Roman" w:eastAsia="Times New Roman" w:cs="Times New Roman"/>
+        </w:rPr>
+        <w:t>3.41</w:t>
+      </w:r>
+      <w:r>
+        <w:rPr>
+          <w:rFonts w:ascii="Times New Roman" w:hAnsi="Times New Roman" w:eastAsia="Times New Roman" w:cs="Times New Roman"/>
+        </w:rPr>
+        <w:t xml:space="preserve"> g/dm</w:t>
+      </w:r>
+      <w:r>
+        <w:rPr>
+          <w:rFonts w:ascii="Times New Roman" w:hAnsi="Times New Roman" w:eastAsia="Times New Roman" w:cs="Times New Roman"/>
+          <w:vertAlign w:val="superscript"/>
+        </w:rPr>
+        <w:t>3</w:t>
+      </w:r>
+      <w:r>
+        <w:rPr>
+          <w:rFonts w:ascii="Times New Roman" w:hAnsi="Times New Roman" w:eastAsia="Times New Roman" w:cs="Times New Roman"/>
+        </w:rPr>
+        <w:t>。</w:t>
+      </w:r>
+      <w:r>
+        <w:rPr>
+          <w:rFonts w:ascii="Times New Roman" w:hAnsi="Times New Roman" w:eastAsia="Times New Roman" w:cs="Times New Roman"/>
+        </w:rPr>
+        <w:t xml:space="preserve"> </w:t>
+      </w:r>
+      <w:r>
+        <w:rPr>
+          <w:rFonts w:ascii="Times New Roman" w:hAnsi="Times New Roman" w:eastAsia="Times New Roman" w:cs="Times New Roman"/>
+        </w:rPr>
+        <w:t xml:space="preserve">(a) </w:t>
+      </w:r>
+      <w:r>
+        <w:rPr>
+          <w:rFonts w:hint="eastAsia" w:ascii="Times New Roman" w:hAnsi="Times New Roman" w:eastAsia="FangSong" w:cs="Times New Roman"/>
+        </w:rPr>
+        <w:t xml:space="preserve">求摩尔质量</w:t>
+      </w:r>
+      <w:r>
+        <w:rPr>
+          <w:rFonts w:ascii="Times New Roman" w:hAnsi="Times New Roman" w:eastAsia="Times New Roman" w:cs="Times New Roman"/>
+        </w:rPr>
+        <w:t xml:space="preserve"> </w:t>
+      </w:r>
+      <w:r>
+        <w:rPr>
+          <w:rFonts w:ascii="Times New Roman" w:hAnsi="Times New Roman" w:eastAsia="Times New Roman" w:cs="Times New Roman"/>
+        </w:rPr>
+        <w:t xml:space="preserve">(b) </w:t>
+      </w:r>
+      <w:r>
+        <w:rPr>
+          <w:rFonts w:hint="eastAsia" w:ascii="Times New Roman" w:hAnsi="Times New Roman" w:eastAsia="FangSong" w:cs="Times New Roman"/>
+        </w:rPr>
+        <w:t>已知该气体只含</w:t>
+      </w:r>
+      <w:r>
+        <w:rPr>
+          <w:rFonts w:hint="eastAsia" w:ascii="Times New Roman" w:hAnsi="Times New Roman" w:eastAsia="Times New Roman" w:cs="Times New Roman"/>
+        </w:rPr>
+        <w:t>C</w:t>
+      </w:r>
+      <w:r>
+        <w:rPr>
+          <w:rFonts w:hint="eastAsia" w:ascii="Times New Roman" w:hAnsi="Times New Roman" w:eastAsia="FangSong" w:cs="Times New Roman"/>
+        </w:rPr>
+        <w:t>和</w:t>
+      </w:r>
+      <w:r>
+        <w:rPr>
+          <w:rFonts w:hint="eastAsia" w:ascii="Times New Roman" w:hAnsi="Times New Roman" w:eastAsia="Times New Roman" w:cs="Times New Roman"/>
+        </w:rPr>
+        <w:t>H</w:t>
+      </w:r>
+      <w:r>
+        <w:rPr>
+          <w:rFonts w:hint="eastAsia" w:ascii="Times New Roman" w:hAnsi="Times New Roman" w:eastAsia="FangSong" w:cs="Times New Roman"/>
+        </w:rPr>
+        <w:t>两种元素</w:t>
+      </w:r>
+      <w:r>
+        <w:rPr>
+          <w:rFonts w:hint="eastAsia" w:ascii="Times New Roman" w:hAnsi="Times New Roman" w:eastAsia="Times New Roman" w:cs="Times New Roman"/>
+        </w:rPr>
+        <w:t>，</w:t>
+      </w:r>
+      <w:r>
+        <w:rPr>
+          <w:rFonts w:hint="eastAsia" w:ascii="Times New Roman" w:hAnsi="Times New Roman" w:eastAsia="FangSong" w:cs="Times New Roman"/>
+        </w:rPr>
+        <w:t>且</w:t>
+      </w:r>
+      <w:r>
+        <w:rPr>
+          <w:rFonts w:hint="eastAsia" w:ascii="Times New Roman" w:hAnsi="Times New Roman" w:eastAsia="Times New Roman" w:cs="Times New Roman"/>
+        </w:rPr>
+        <w:t>C</w:t>
+      </w:r>
+      <w:r>
+        <w:rPr>
+          <w:rFonts w:hint="eastAsia" w:ascii="Times New Roman" w:hAnsi="Times New Roman" w:eastAsia="FangSong" w:cs="Times New Roman"/>
+        </w:rPr>
+        <w:t>的质量分数为</w:t>
+      </w:r>
+      <w:r>
+        <w:rPr>
+          <w:rFonts w:hint="eastAsia" w:ascii="Times New Roman" w:hAnsi="Times New Roman" w:eastAsia="Times New Roman" w:cs="Times New Roman"/>
+        </w:rPr>
+        <w:t>85.7%。</w:t>
+      </w:r>
+      <w:r>
+        <w:rPr>
+          <w:rFonts w:hint="eastAsia" w:ascii="Times New Roman" w:hAnsi="Times New Roman" w:eastAsia="FangSong" w:cs="Times New Roman"/>
+        </w:rPr>
+        <w:t>推测分子式</w:t>
+      </w:r>
+      <w:r>
+        <w:rPr>
+          <w:rFonts w:ascii="Times New Roman" w:hAnsi="Times New Roman" w:eastAsia="Times New Roman" w:cs="Times New Roman"/>
+        </w:rPr>
+        <w:t xml:space="preserve"> </w:t>
+      </w:r>
+      <w:r>
+        <w:rPr>
+          <w:rFonts w:ascii="Times New Roman" w:hAnsi="Times New Roman" w:eastAsia="Times New Roman" w:cs="Times New Roman"/>
+        </w:rPr>
+        <w:t xml:space="preserve">(c) </w:t>
+      </w:r>
+      <w:r>
+        <w:rPr>
+          <w:rFonts w:hint="eastAsia" w:ascii="Times New Roman" w:hAnsi="Times New Roman" w:eastAsia="FangSong" w:cs="Times New Roman"/>
+        </w:rPr>
+        <w:t xml:space="preserve">写出该气体可能的结构简式</w:t>
+      </w:r>
+    </w:p>
+    <w:p>
+      <w:pPr>
+        <w:pStyle w:val="BodyText"/>
+      </w:pPr>
+      <w:r>
+        <w:rPr>
+          <w:rFonts w:ascii="Times New Roman" w:hAnsi="Times New Roman" w:eastAsia="Times New Roman" w:cs="Times New Roman"/>
           <w:b/>
           <w:bCs/>
         </w:rPr>
-        <w:t>20</w:t>
-      </w:r>
-      <w:r>
-        <w:rPr>
-          <w:rFonts w:ascii="Times New Roman" w:hAnsi="Times New Roman" w:eastAsia="Times New Roman" w:cs="Times New Roman"/>
-        </w:rPr>
-        <w:t xml:space="preserve"> </w:t>
-      </w:r>
-      <w:r>
-        <w:rPr>
-          <w:rFonts w:hint="eastAsia" w:ascii="Times New Roman" w:hAnsi="Times New Roman" w:eastAsia="Times New Roman" w:cs="Times New Roman"/>
-        </w:rPr>
-        <w:t>[2020</w:t>
-      </w:r>
-      <w:r>
-        <w:rPr>
-          <w:rFonts w:hint="eastAsia" w:ascii="Times New Roman" w:hAnsi="Times New Roman" w:eastAsia="FangSong" w:cs="Times New Roman"/>
-        </w:rPr>
-        <w:t>年初赛改编</w:t>
-      </w:r>
-      <w:r>
-        <w:rPr>
-          <w:rFonts w:hint="eastAsia" w:ascii="Times New Roman" w:hAnsi="Times New Roman" w:eastAsia="Times New Roman" w:cs="Times New Roman"/>
-        </w:rPr>
-        <w:t>]：</w:t>
-      </w:r>
-      <w:r>
-        <w:rPr>
-          <w:rFonts w:hint="eastAsia" w:ascii="Times New Roman" w:hAnsi="Times New Roman" w:eastAsia="FangSong" w:cs="Times New Roman"/>
-        </w:rPr>
-        <w:t>实验室用</w:t>
-      </w:r>
-      <w:r>
-        <w:rPr>
-          <w:rFonts w:hint="eastAsia" w:ascii="Times New Roman" w:hAnsi="Times New Roman" w:eastAsia="Times New Roman" w:cs="Times New Roman"/>
-        </w:rPr>
-        <w:t>MnO</w:t>
-      </w:r>
-      <w:r>
-        <w:rPr>
-          <w:rFonts w:hint="eastAsia" w:ascii="Times New Roman" w:hAnsi="Times New Roman" w:eastAsia="Times New Roman" w:cs="Times New Roman"/>
-          <w:vertAlign w:val="subscript"/>
-        </w:rPr>
-        <w:t>2</w:t>
-      </w:r>
-      <w:r>
-        <w:rPr>
-          <w:rFonts w:hint="eastAsia" w:ascii="Times New Roman" w:hAnsi="Times New Roman" w:eastAsia="FangSong" w:cs="Times New Roman"/>
-        </w:rPr>
-        <w:t>催化分解</w:t>
-      </w:r>
-      <w:r>
-        <w:rPr>
-          <w:rFonts w:hint="eastAsia" w:ascii="Times New Roman" w:hAnsi="Times New Roman" w:eastAsia="Times New Roman" w:cs="Times New Roman"/>
-        </w:rPr>
-        <w:t>H</w:t>
-      </w:r>
-      <w:r>
-        <w:rPr>
-          <w:rFonts w:hint="eastAsia" w:ascii="Times New Roman" w:hAnsi="Times New Roman" w:eastAsia="Times New Roman" w:cs="Times New Roman"/>
-          <w:vertAlign w:val="subscript"/>
-        </w:rPr>
-        <w:t>2</w:t>
-      </w:r>
-      <w:r>
-        <w:rPr>
-          <w:rFonts w:hint="eastAsia" w:ascii="Times New Roman" w:hAnsi="Times New Roman" w:eastAsia="Times New Roman" w:cs="Times New Roman"/>
-        </w:rPr>
-        <w:t>O</w:t>
-      </w:r>
-      <w:r>
-        <w:rPr>
-          <w:rFonts w:hint="eastAsia" w:ascii="Times New Roman" w:hAnsi="Times New Roman" w:eastAsia="Times New Roman" w:cs="Times New Roman"/>
-          <w:vertAlign w:val="subscript"/>
-        </w:rPr>
-        <w:t>2</w:t>
-      </w:r>
-      <w:r>
-        <w:rPr>
-          <w:rFonts w:hint="eastAsia" w:ascii="Times New Roman" w:hAnsi="Times New Roman" w:eastAsia="FangSong" w:cs="Times New Roman"/>
-        </w:rPr>
-        <w:t>制备</w:t>
-      </w:r>
-      <w:r>
-        <w:rPr>
-          <w:rFonts w:hint="eastAsia" w:ascii="Times New Roman" w:hAnsi="Times New Roman" w:eastAsia="Times New Roman" w:cs="Times New Roman"/>
-        </w:rPr>
-        <w:t>O</w:t>
-      </w:r>
-      <w:r>
-        <w:rPr>
-          <w:rFonts w:hint="eastAsia" w:ascii="Times New Roman" w:hAnsi="Times New Roman" w:eastAsia="Times New Roman" w:cs="Times New Roman"/>
-          <w:vertAlign w:val="subscript"/>
-        </w:rPr>
-        <w:t>2</w:t>
-      </w:r>
-      <w:r>
-        <w:rPr>
-          <w:rFonts w:hint="eastAsia" w:ascii="Times New Roman" w:hAnsi="Times New Roman" w:eastAsia="Times New Roman" w:cs="Times New Roman"/>
-        </w:rPr>
-        <w:t>。</w:t>
-      </w:r>
-      <w:r>
-        <w:rPr>
-          <w:rFonts w:hint="eastAsia" w:ascii="Times New Roman" w:hAnsi="Times New Roman" w:eastAsia="FangSong" w:cs="Times New Roman"/>
-        </w:rPr>
-        <w:t>取</w:t>
-      </w:r>
-      <w:r>
-        <w:rPr>
-          <w:rFonts w:hint="eastAsia" w:ascii="Times New Roman" w:hAnsi="Times New Roman" w:eastAsia="Times New Roman" w:cs="Times New Roman"/>
-        </w:rPr>
-        <w:t>30%</w:t>
-      </w:r>
-      <w:r>
-        <w:rPr>
-          <w:rFonts w:ascii="Times New Roman" w:hAnsi="Times New Roman" w:eastAsia="Times New Roman" w:cs="Times New Roman"/>
-        </w:rPr>
-        <w:t xml:space="preserve"> </w:t>
-      </w:r>
-      <w:r>
-        <w:rPr>
-          <w:rFonts w:hint="eastAsia" w:ascii="Times New Roman" w:hAnsi="Times New Roman" w:eastAsia="Times New Roman" w:cs="Times New Roman"/>
-        </w:rPr>
-        <w:t>H</w:t>
-      </w:r>
-      <w:r>
-        <w:rPr>
-          <w:rFonts w:hint="eastAsia" w:ascii="Times New Roman" w:hAnsi="Times New Roman" w:eastAsia="Times New Roman" w:cs="Times New Roman"/>
-          <w:vertAlign w:val="subscript"/>
-        </w:rPr>
-        <w:t>2</w:t>
-      </w:r>
-      <w:r>
-        <w:rPr>
-          <w:rFonts w:hint="eastAsia" w:ascii="Times New Roman" w:hAnsi="Times New Roman" w:eastAsia="Times New Roman" w:cs="Times New Roman"/>
-        </w:rPr>
-        <w:t>O</w:t>
-      </w:r>
-      <w:r>
-        <w:rPr>
-          <w:rFonts w:hint="eastAsia" w:ascii="Times New Roman" w:hAnsi="Times New Roman" w:eastAsia="Times New Roman" w:cs="Times New Roman"/>
-          <w:vertAlign w:val="subscript"/>
-        </w:rPr>
-        <w:t>2</w:t>
-      </w:r>
-      <w:r>
-        <w:rPr>
-          <w:rFonts w:hint="eastAsia" w:ascii="Times New Roman" w:hAnsi="Times New Roman" w:eastAsia="FangSong" w:cs="Times New Roman"/>
-        </w:rPr>
-        <w:t>溶液</w:t>
-      </w:r>
-      <w:r>
-        <w:rPr>
-          <w:rFonts w:hint="eastAsia" w:ascii="Times New Roman" w:hAnsi="Times New Roman" w:eastAsia="Times New Roman" w:cs="Times New Roman"/>
-        </w:rPr>
-        <w:t>10.0</w:t>
-      </w:r>
-      <w:r>
-        <w:rPr>
-          <w:rFonts w:ascii="Times New Roman" w:hAnsi="Times New Roman" w:eastAsia="Times New Roman" w:cs="Times New Roman"/>
-        </w:rPr>
-        <w:t xml:space="preserve"> </w:t>
-      </w:r>
-      <w:r>
-        <w:rPr>
-          <w:rFonts w:hint="eastAsia" w:ascii="Times New Roman" w:hAnsi="Times New Roman" w:eastAsia="Times New Roman" w:cs="Times New Roman"/>
-        </w:rPr>
-        <w:t>g（</w:t>
-      </w:r>
-      <w:r>
-        <w:rPr>
-          <w:rFonts w:hint="eastAsia" w:ascii="Times New Roman" w:hAnsi="Times New Roman" w:eastAsia="FangSong" w:cs="Times New Roman"/>
-        </w:rPr>
-        <w:t>密度</w:t>
-      </w:r>
-      <w:r>
-        <w:rPr>
-          <w:rFonts w:hint="eastAsia" w:ascii="Times New Roman" w:hAnsi="Times New Roman" w:eastAsia="Times New Roman" w:cs="Times New Roman"/>
-        </w:rPr>
-        <w:t>1.11</w:t>
-      </w:r>
-      <w:r>
-        <w:rPr>
-          <w:rFonts w:ascii="Times New Roman" w:hAnsi="Times New Roman" w:eastAsia="Times New Roman" w:cs="Times New Roman"/>
-        </w:rPr>
-        <w:t xml:space="preserve"> </w:t>
-      </w:r>
-      <w:r>
-        <w:rPr>
-          <w:rFonts w:hint="eastAsia" w:ascii="Times New Roman" w:hAnsi="Times New Roman" w:eastAsia="Times New Roman" w:cs="Times New Roman"/>
-        </w:rPr>
-        <w:t>g/cm</w:t>
-      </w:r>
-      <w:r>
-        <w:rPr>
-          <w:rFonts w:hint="eastAsia" w:ascii="Times New Roman" w:hAnsi="Times New Roman" w:eastAsia="Times New Roman" w:cs="Times New Roman"/>
-          <w:vertAlign w:val="superscript"/>
-        </w:rPr>
-        <w:t>3</w:t>
-      </w:r>
-      <w:r>
-        <w:rPr>
-          <w:rFonts w:hint="eastAsia" w:ascii="Times New Roman" w:hAnsi="Times New Roman" w:eastAsia="Times New Roman" w:cs="Times New Roman"/>
-        </w:rPr>
-        <w:t>），</w:t>
-      </w:r>
-      <w:r>
-        <w:rPr>
-          <w:rFonts w:hint="eastAsia" w:ascii="Times New Roman" w:hAnsi="Times New Roman" w:eastAsia="FangSong" w:cs="Times New Roman"/>
-        </w:rPr>
-        <w:t>在</w:t>
-      </w:r>
-      <w:r>
-        <w:rPr>
-          <w:rFonts w:hint="eastAsia" w:ascii="Times New Roman" w:hAnsi="Times New Roman" w:eastAsia="Times New Roman" w:cs="Times New Roman"/>
-        </w:rPr>
-        <w:t>25°C、101.3</w:t>
-      </w:r>
-      <w:r>
-        <w:rPr>
-          <w:rFonts w:ascii="Times New Roman" w:hAnsi="Times New Roman" w:eastAsia="Times New Roman" w:cs="Times New Roman"/>
-        </w:rPr>
-        <w:t xml:space="preserve"> </w:t>
-      </w:r>
-      <w:r>
-        <w:rPr>
-          <w:rFonts w:hint="eastAsia" w:ascii="Times New Roman" w:hAnsi="Times New Roman" w:eastAsia="Times New Roman" w:cs="Times New Roman"/>
-        </w:rPr>
-        <w:t>kPa</w:t>
-      </w:r>
-      <w:r>
-        <w:rPr>
-          <w:rFonts w:hint="eastAsia" w:ascii="Times New Roman" w:hAnsi="Times New Roman" w:eastAsia="FangSong" w:cs="Times New Roman"/>
-        </w:rPr>
-        <w:t>下用排水集气法收集</w:t>
-      </w:r>
-      <w:r>
-        <w:rPr>
-          <w:rFonts w:hint="eastAsia" w:ascii="Times New Roman" w:hAnsi="Times New Roman" w:eastAsia="Times New Roman" w:cs="Times New Roman"/>
-        </w:rPr>
-        <w:t>O</w:t>
-      </w:r>
-      <w:r>
-        <w:rPr>
-          <w:rFonts w:hint="eastAsia" w:ascii="Times New Roman" w:hAnsi="Times New Roman" w:eastAsia="Times New Roman" w:cs="Times New Roman"/>
-          <w:vertAlign w:val="subscript"/>
-        </w:rPr>
-        <w:t>2</w:t>
-      </w:r>
-      <w:r>
-        <w:rPr>
-          <w:rFonts w:hint="eastAsia" w:ascii="Times New Roman" w:hAnsi="Times New Roman" w:eastAsia="Times New Roman" w:cs="Times New Roman"/>
-        </w:rPr>
-        <w:t>。</w:t>
-      </w:r>
-      <w:r>
-        <w:rPr>
-          <w:rFonts w:hint="eastAsia" w:ascii="Times New Roman" w:hAnsi="Times New Roman" w:eastAsia="FangSong" w:cs="Times New Roman"/>
-        </w:rPr>
-        <w:t>已知</w:t>
-      </w:r>
-      <w:r>
-        <w:rPr>
-          <w:rFonts w:hint="eastAsia" w:ascii="Times New Roman" w:hAnsi="Times New Roman" w:eastAsia="Times New Roman" w:cs="Times New Roman"/>
-        </w:rPr>
-        <w:t>25°C</w:t>
-      </w:r>
-      <w:r>
-        <w:rPr>
-          <w:rFonts w:hint="eastAsia" w:ascii="Times New Roman" w:hAnsi="Times New Roman" w:eastAsia="FangSong" w:cs="Times New Roman"/>
-        </w:rPr>
-        <w:t>水的饱和蒸气压为</w:t>
-      </w:r>
-      <w:r>
-        <w:rPr>
-          <w:rFonts w:hint="eastAsia" w:ascii="Times New Roman" w:hAnsi="Times New Roman" w:eastAsia="Times New Roman" w:cs="Times New Roman"/>
-        </w:rPr>
-        <w:t>3.167</w:t>
-      </w:r>
-      <w:r>
-        <w:rPr>
-          <w:rFonts w:ascii="Times New Roman" w:hAnsi="Times New Roman" w:eastAsia="Times New Roman" w:cs="Times New Roman"/>
-        </w:rPr>
-        <w:t xml:space="preserve"> kPa。</w:t>
-      </w:r>
-      <w:r>
-        <w:rPr>
-          <w:rFonts w:ascii="Times New Roman" w:hAnsi="Times New Roman" w:eastAsia="Times New Roman" w:cs="Times New Roman"/>
-        </w:rPr>
-        <w:t xml:space="preserve"> </w:t>
-      </w:r>
-      <w:r>
-        <w:rPr>
-          <w:rFonts w:ascii="Times New Roman" w:hAnsi="Times New Roman" w:eastAsia="Times New Roman" w:cs="Times New Roman"/>
-        </w:rPr>
-        <w:t xml:space="preserve">(a) </w:t>
-      </w:r>
-      <w:r>
-        <w:rPr>
-          <w:rFonts w:hint="eastAsia" w:ascii="Times New Roman" w:hAnsi="Times New Roman" w:eastAsia="FangSong" w:cs="Times New Roman"/>
-        </w:rPr>
-        <w:t xml:space="preserve">写出化学方程式</w:t>
-      </w:r>
-      <w:r>
-        <w:rPr>
-          <w:rFonts w:ascii="Times New Roman" w:hAnsi="Times New Roman" w:eastAsia="Times New Roman" w:cs="Times New Roman"/>
-        </w:rPr>
-        <w:t xml:space="preserve"> </w:t>
-      </w:r>
-      <w:r>
-        <w:rPr>
-          <w:rFonts w:ascii="Times New Roman" w:hAnsi="Times New Roman" w:eastAsia="Times New Roman" w:cs="Times New Roman"/>
-        </w:rPr>
-        <w:t xml:space="preserve">(b) </w:t>
-      </w:r>
-      <w:r>
-        <w:rPr>
-          <w:rFonts w:hint="eastAsia" w:ascii="Times New Roman" w:hAnsi="Times New Roman" w:eastAsia="FangSong" w:cs="Times New Roman"/>
-        </w:rPr>
-        <w:t>计算理论上可收集的</w:t>
-      </w:r>
-      <w:r>
-        <w:rPr>
-          <w:rFonts w:hint="eastAsia" w:ascii="Times New Roman" w:hAnsi="Times New Roman" w:eastAsia="Times New Roman" w:cs="Times New Roman"/>
-        </w:rPr>
-        <w:t>O</w:t>
-      </w:r>
-      <w:r>
-        <w:rPr>
-          <w:rFonts w:hint="eastAsia" w:ascii="Times New Roman" w:hAnsi="Times New Roman" w:eastAsia="Times New Roman" w:cs="Times New Roman"/>
-          <w:vertAlign w:val="subscript"/>
-        </w:rPr>
-        <w:t>2</w:t>
-      </w:r>
-      <w:r>
-        <w:rPr>
-          <w:rFonts w:hint="eastAsia" w:ascii="Times New Roman" w:hAnsi="Times New Roman" w:eastAsia="FangSong" w:cs="Times New Roman"/>
-        </w:rPr>
-        <w:t>体积</w:t>
-      </w:r>
-      <w:r>
-        <w:rPr>
-          <w:rFonts w:hint="eastAsia" w:ascii="Times New Roman" w:hAnsi="Times New Roman" w:eastAsia="Times New Roman" w:cs="Times New Roman"/>
-        </w:rPr>
-        <w:t>（</w:t>
-      </w:r>
-      <w:r>
-        <w:rPr>
-          <w:rFonts w:hint="eastAsia" w:ascii="Times New Roman" w:hAnsi="Times New Roman" w:eastAsia="FangSong" w:cs="Times New Roman"/>
-        </w:rPr>
-        <w:t>干气体</w:t>
-      </w:r>
-      <w:r>
-        <w:rPr>
-          <w:rFonts w:hint="eastAsia" w:ascii="Times New Roman" w:hAnsi="Times New Roman" w:eastAsia="Times New Roman" w:cs="Times New Roman"/>
-        </w:rPr>
-        <w:t>）</w:t>
-      </w:r>
-      <w:r>
-        <w:rPr>
-          <w:rFonts w:ascii="Times New Roman" w:hAnsi="Times New Roman" w:eastAsia="Times New Roman" w:cs="Times New Roman"/>
-        </w:rPr>
-        <w:t xml:space="preserve"> </w:t>
-      </w:r>
-      <w:r>
-        <w:rPr>
-          <w:rFonts w:ascii="Times New Roman" w:hAnsi="Times New Roman" w:eastAsia="Times New Roman" w:cs="Times New Roman"/>
-        </w:rPr>
-        <w:t xml:space="preserve">(c) </w:t>
-      </w:r>
-      <w:r>
-        <w:rPr>
-          <w:rFonts w:hint="eastAsia" w:ascii="Times New Roman" w:hAnsi="Times New Roman" w:eastAsia="FangSong" w:cs="Times New Roman"/>
-        </w:rPr>
-        <w:t>如果实际收集到的气体体积为</w:t>
-      </w:r>
-      <w:r>
-        <w:rPr>
-          <w:rFonts w:hint="eastAsia" w:ascii="Times New Roman" w:hAnsi="Times New Roman" w:eastAsia="Times New Roman" w:cs="Times New Roman"/>
-        </w:rPr>
-        <w:t>0.80</w:t>
-      </w:r>
-      <w:r>
-        <w:rPr>
-          <w:rFonts w:ascii="Times New Roman" w:hAnsi="Times New Roman" w:eastAsia="Times New Roman" w:cs="Times New Roman"/>
-        </w:rPr>
-        <w:t xml:space="preserve"> </w:t>
-      </w:r>
-      <w:r>
-        <w:rPr>
-          <w:rFonts w:hint="eastAsia" w:ascii="Times New Roman" w:hAnsi="Times New Roman" w:eastAsia="Times New Roman" w:cs="Times New Roman"/>
-        </w:rPr>
-        <w:t>dm</w:t>
-      </w:r>
-      <w:r>
-        <w:rPr>
-          <w:rFonts w:hint="eastAsia" w:ascii="Times New Roman" w:hAnsi="Times New Roman" w:eastAsia="Times New Roman" w:cs="Times New Roman"/>
-          <w:vertAlign w:val="superscript"/>
-        </w:rPr>
-        <w:t>3</w:t>
-      </w:r>
-      <w:r>
-        <w:rPr>
-          <w:rFonts w:hint="eastAsia" w:ascii="Times New Roman" w:hAnsi="Times New Roman" w:eastAsia="Times New Roman" w:cs="Times New Roman"/>
-        </w:rPr>
-        <w:t>（</w:t>
-      </w:r>
-      <w:r>
-        <w:rPr>
-          <w:rFonts w:hint="eastAsia" w:ascii="Times New Roman" w:hAnsi="Times New Roman" w:eastAsia="FangSong" w:cs="Times New Roman"/>
-        </w:rPr>
-        <w:t>湿气体</w:t>
-      </w:r>
-      <w:r>
-        <w:rPr>
-          <w:rFonts w:hint="eastAsia" w:ascii="Times New Roman" w:hAnsi="Times New Roman" w:eastAsia="Times New Roman" w:cs="Times New Roman"/>
-        </w:rPr>
-        <w:t>），</w:t>
-      </w:r>
-      <w:r>
-        <w:rPr>
-          <w:rFonts w:hint="eastAsia" w:ascii="Times New Roman" w:hAnsi="Times New Roman" w:eastAsia="FangSong" w:cs="Times New Roman"/>
-        </w:rPr>
-        <w:t>求</w:t>
-      </w:r>
-      <w:r>
-        <w:rPr>
-          <w:rFonts w:hint="eastAsia" w:ascii="Times New Roman" w:hAnsi="Times New Roman" w:eastAsia="Times New Roman" w:cs="Times New Roman"/>
-        </w:rPr>
-        <w:t>O</w:t>
-      </w:r>
-      <w:r>
-        <w:rPr>
-          <w:rFonts w:hint="eastAsia" w:ascii="Times New Roman" w:hAnsi="Times New Roman" w:eastAsia="Times New Roman" w:cs="Times New Roman"/>
-          <w:vertAlign w:val="subscript"/>
-        </w:rPr>
-        <w:t>2</w:t>
-      </w:r>
-      <w:r>
-        <w:rPr>
-          <w:rFonts w:hint="eastAsia" w:ascii="Times New Roman" w:hAnsi="Times New Roman" w:eastAsia="FangSong" w:cs="Times New Roman"/>
-        </w:rPr>
-        <w:t>的产率</w:t>
-      </w:r>
-    </w:p>
-    <w:p>
-      <w:pPr>
-        <w:pStyle w:val="BodyText"/>
-      </w:pPr>
-      <w:r>
-        <w:rPr>
-          <w:rFonts w:hint="eastAsia" w:ascii="Times New Roman" w:hAnsi="Times New Roman" w:eastAsia="FangSong" w:cs="Times New Roman"/>
-          <w:b/>
-          <w:bCs/>
-        </w:rPr>
-        <w:t>题</w:t>
-      </w:r>
-      <w:r>
-        <w:rPr>
-          <w:rFonts w:hint="eastAsia" w:ascii="Times New Roman" w:hAnsi="Times New Roman" w:eastAsia="Times New Roman" w:cs="Times New Roman"/>
-          <w:b/>
-          <w:bCs/>
-        </w:rPr>
-        <w:t>21</w:t>
-      </w:r>
-      <w:r>
-        <w:rPr>
-          <w:rFonts w:ascii="Times New Roman" w:hAnsi="Times New Roman" w:eastAsia="Times New Roman" w:cs="Times New Roman"/>
-        </w:rPr>
-        <w:t xml:space="preserve"> </w:t>
-      </w:r>
-      <w:r>
-        <w:rPr>
-          <w:rFonts w:hint="eastAsia" w:ascii="Times New Roman" w:hAnsi="Times New Roman" w:eastAsia="Times New Roman" w:cs="Times New Roman"/>
-        </w:rPr>
-        <w:t>[2021</w:t>
-      </w:r>
-      <w:r>
-        <w:rPr>
-          <w:rFonts w:hint="eastAsia" w:ascii="Times New Roman" w:hAnsi="Times New Roman" w:eastAsia="FangSong" w:cs="Times New Roman"/>
-        </w:rPr>
-        <w:t>年初赛改编</w:t>
-      </w:r>
-      <w:r>
-        <w:rPr>
-          <w:rFonts w:hint="eastAsia" w:ascii="Times New Roman" w:hAnsi="Times New Roman" w:eastAsia="Times New Roman" w:cs="Times New Roman"/>
-        </w:rPr>
-        <w:t>]：</w:t>
-      </w:r>
-      <w:r>
-        <w:rPr>
-          <w:rFonts w:hint="eastAsia" w:ascii="Times New Roman" w:hAnsi="Times New Roman" w:eastAsia="FangSong" w:cs="Times New Roman"/>
-        </w:rPr>
-        <w:t>某气体在</w:t>
-      </w:r>
-      <w:r>
-        <w:rPr>
-          <w:rFonts w:hint="eastAsia" w:ascii="Times New Roman" w:hAnsi="Times New Roman" w:eastAsia="Times New Roman" w:cs="Times New Roman"/>
-        </w:rPr>
-        <w:t>27°C、101.3</w:t>
-      </w:r>
-      <w:r>
-        <w:rPr>
-          <w:rFonts w:ascii="Times New Roman" w:hAnsi="Times New Roman" w:eastAsia="Times New Roman" w:cs="Times New Roman"/>
-        </w:rPr>
-        <w:t xml:space="preserve"> </w:t>
-      </w:r>
-      <w:r>
-        <w:rPr>
-          <w:rFonts w:hint="eastAsia" w:ascii="Times New Roman" w:hAnsi="Times New Roman" w:eastAsia="Times New Roman" w:cs="Times New Roman"/>
-        </w:rPr>
-        <w:t>kPa</w:t>
-      </w:r>
-      <w:r>
-        <w:rPr>
-          <w:rFonts w:hint="eastAsia" w:ascii="Times New Roman" w:hAnsi="Times New Roman" w:eastAsia="FangSong" w:cs="Times New Roman"/>
-        </w:rPr>
-        <w:t>下的密度为</w:t>
-      </w:r>
-      <w:r>
-        <w:rPr>
-          <w:rFonts w:hint="eastAsia" w:ascii="Times New Roman" w:hAnsi="Times New Roman" w:eastAsia="Times New Roman" w:cs="Times New Roman"/>
-        </w:rPr>
-        <w:t>3.41</w:t>
-      </w:r>
-      <w:r>
-        <w:rPr>
-          <w:rFonts w:ascii="Times New Roman" w:hAnsi="Times New Roman" w:eastAsia="Times New Roman" w:cs="Times New Roman"/>
-        </w:rPr>
-        <w:t xml:space="preserve"> g/dm</w:t>
-      </w:r>
-      <w:r>
-        <w:rPr>
-          <w:rFonts w:ascii="Times New Roman" w:hAnsi="Times New Roman" w:eastAsia="Times New Roman" w:cs="Times New Roman"/>
-          <w:vertAlign w:val="superscript"/>
-        </w:rPr>
-        <w:t>3</w:t>
-      </w:r>
-      <w:r>
-        <w:rPr>
-          <w:rFonts w:ascii="Times New Roman" w:hAnsi="Times New Roman" w:eastAsia="Times New Roman" w:cs="Times New Roman"/>
-        </w:rPr>
-        <w:t>。</w:t>
-      </w:r>
-      <w:r>
-        <w:rPr>
-          <w:rFonts w:ascii="Times New Roman" w:hAnsi="Times New Roman" w:eastAsia="Times New Roman" w:cs="Times New Roman"/>
-        </w:rPr>
-        <w:t xml:space="preserve"> </w:t>
-      </w:r>
-      <w:r>
-        <w:rPr>
-          <w:rFonts w:ascii="Times New Roman" w:hAnsi="Times New Roman" w:eastAsia="Times New Roman" w:cs="Times New Roman"/>
-        </w:rPr>
-        <w:t xml:space="preserve">(a) </w:t>
-      </w:r>
-      <w:r>
-        <w:rPr>
-          <w:rFonts w:hint="eastAsia" w:ascii="Times New Roman" w:hAnsi="Times New Roman" w:eastAsia="FangSong" w:cs="Times New Roman"/>
-        </w:rPr>
-        <w:t xml:space="preserve">求摩尔质量</w:t>
-      </w:r>
-      <w:r>
-        <w:rPr>
-          <w:rFonts w:ascii="Times New Roman" w:hAnsi="Times New Roman" w:eastAsia="Times New Roman" w:cs="Times New Roman"/>
-        </w:rPr>
-        <w:t xml:space="preserve"> </w:t>
-      </w:r>
-      <w:r>
-        <w:rPr>
-          <w:rFonts w:ascii="Times New Roman" w:hAnsi="Times New Roman" w:eastAsia="Times New Roman" w:cs="Times New Roman"/>
-        </w:rPr>
-        <w:t xml:space="preserve">(b) </w:t>
-      </w:r>
-      <w:r>
-        <w:rPr>
-          <w:rFonts w:hint="eastAsia" w:ascii="Times New Roman" w:hAnsi="Times New Roman" w:eastAsia="FangSong" w:cs="Times New Roman"/>
-        </w:rPr>
-        <w:t>已知该气体只含</w:t>
-      </w:r>
-      <w:r>
-        <w:rPr>
-          <w:rFonts w:hint="eastAsia" w:ascii="Times New Roman" w:hAnsi="Times New Roman" w:eastAsia="Times New Roman" w:cs="Times New Roman"/>
-        </w:rPr>
-        <w:t>C</w:t>
-      </w:r>
-      <w:r>
-        <w:rPr>
-          <w:rFonts w:hint="eastAsia" w:ascii="Times New Roman" w:hAnsi="Times New Roman" w:eastAsia="FangSong" w:cs="Times New Roman"/>
-        </w:rPr>
-        <w:t>和</w:t>
-      </w:r>
-      <w:r>
-        <w:rPr>
-          <w:rFonts w:hint="eastAsia" w:ascii="Times New Roman" w:hAnsi="Times New Roman" w:eastAsia="Times New Roman" w:cs="Times New Roman"/>
-        </w:rPr>
-        <w:t>H</w:t>
-      </w:r>
-      <w:r>
-        <w:rPr>
-          <w:rFonts w:hint="eastAsia" w:ascii="Times New Roman" w:hAnsi="Times New Roman" w:eastAsia="FangSong" w:cs="Times New Roman"/>
-        </w:rPr>
-        <w:t>两种元素</w:t>
-      </w:r>
-      <w:r>
-        <w:rPr>
-          <w:rFonts w:hint="eastAsia" w:ascii="Times New Roman" w:hAnsi="Times New Roman" w:eastAsia="Times New Roman" w:cs="Times New Roman"/>
-        </w:rPr>
-        <w:t>，</w:t>
-      </w:r>
-      <w:r>
-        <w:rPr>
-          <w:rFonts w:hint="eastAsia" w:ascii="Times New Roman" w:hAnsi="Times New Roman" w:eastAsia="FangSong" w:cs="Times New Roman"/>
-        </w:rPr>
-        <w:t>且</w:t>
-      </w:r>
-      <w:r>
-        <w:rPr>
-          <w:rFonts w:hint="eastAsia" w:ascii="Times New Roman" w:hAnsi="Times New Roman" w:eastAsia="Times New Roman" w:cs="Times New Roman"/>
-        </w:rPr>
-        <w:t>C</w:t>
-      </w:r>
-      <w:r>
-        <w:rPr>
-          <w:rFonts w:hint="eastAsia" w:ascii="Times New Roman" w:hAnsi="Times New Roman" w:eastAsia="FangSong" w:cs="Times New Roman"/>
-        </w:rPr>
-        <w:t>的质量分数为</w:t>
-      </w:r>
-      <w:r>
-        <w:rPr>
-          <w:rFonts w:hint="eastAsia" w:ascii="Times New Roman" w:hAnsi="Times New Roman" w:eastAsia="Times New Roman" w:cs="Times New Roman"/>
-        </w:rPr>
-        <w:t>85.7%。</w:t>
-      </w:r>
-      <w:r>
-        <w:rPr>
-          <w:rFonts w:hint="eastAsia" w:ascii="Times New Roman" w:hAnsi="Times New Roman" w:eastAsia="FangSong" w:cs="Times New Roman"/>
-        </w:rPr>
-        <w:t>推测分子式</w:t>
-      </w:r>
-      <w:r>
-        <w:rPr>
-          <w:rFonts w:ascii="Times New Roman" w:hAnsi="Times New Roman" w:eastAsia="Times New Roman" w:cs="Times New Roman"/>
-        </w:rPr>
-        <w:t xml:space="preserve"> </w:t>
-      </w:r>
-      <w:r>
-        <w:rPr>
-          <w:rFonts w:ascii="Times New Roman" w:hAnsi="Times New Roman" w:eastAsia="Times New Roman" w:cs="Times New Roman"/>
-        </w:rPr>
-        <w:t xml:space="preserve">(c) </w:t>
-      </w:r>
-      <w:r>
-        <w:rPr>
-          <w:rFonts w:hint="eastAsia" w:ascii="Times New Roman" w:hAnsi="Times New Roman" w:eastAsia="FangSong" w:cs="Times New Roman"/>
-        </w:rPr>
-        <w:t xml:space="preserve">写出该气体可能的结构简式</w:t>
-      </w:r>
-    </w:p>
-    <w:p>
-      <w:pPr>
-        <w:pStyle w:val="BodyText"/>
-      </w:pPr>
-      <w:r>
-        <w:rPr>
-          <w:rFonts w:hint="eastAsia" w:ascii="Times New Roman" w:hAnsi="Times New Roman" w:eastAsia="FangSong" w:cs="Times New Roman"/>
-          <w:b/>
-          <w:bCs/>
-        </w:rPr>
-        <w:t>题</w:t>
-      </w:r>
-      <w:r>
-        <w:rPr>
-          <w:rFonts w:hint="eastAsia" w:ascii="Times New Roman" w:hAnsi="Times New Roman" w:eastAsia="Times New Roman" w:cs="Times New Roman"/>
-          <w:b/>
-          <w:bCs/>
-        </w:rPr>
-        <w:t>22</w:t>
+        <w:t xml:space="preserve">22.</w:t>
       </w:r>
       <w:r>
         <w:rPr>
@@ -29360,27 +29184,11 @@
       </w:pPr>
       <w:r>
         <w:rPr>
-          <w:rFonts w:hint="eastAsia" w:ascii="Times New Roman" w:hAnsi="Times New Roman" w:eastAsia="FangSong" w:cs="Times New Roman"/>
+          <w:rFonts w:ascii="Times New Roman" w:hAnsi="Times New Roman" w:eastAsia="Times New Roman" w:cs="Times New Roman"/>
           <w:b/>
           <w:bCs/>
         </w:rPr>
-        <w:t>题</w:t>
-      </w:r>
-      <w:r>
-        <w:rPr>
-          <w:rFonts w:hint="eastAsia" w:ascii="Times New Roman" w:hAnsi="Times New Roman" w:eastAsia="Times New Roman" w:cs="Times New Roman"/>
-          <w:b/>
-          <w:bCs/>
-        </w:rPr>
-        <w:t>1</w:t>
-      </w:r>
-      <w:r>
-        <w:rPr>
-          <w:rFonts w:hint="eastAsia" w:ascii="Times New Roman" w:hAnsi="Times New Roman" w:eastAsia="FangSong" w:cs="Times New Roman"/>
-          <w:b/>
-          <w:bCs/>
-        </w:rPr>
-        <w:t>解</w:t>
+        <w:t xml:space="preserve">1.</w:t>
       </w:r>
       <w:r>
         <w:rPr>
@@ -29507,27 +29315,11 @@
       </w:pPr>
       <w:r>
         <w:rPr>
-          <w:rFonts w:hint="eastAsia" w:ascii="Times New Roman" w:hAnsi="Times New Roman" w:eastAsia="FangSong" w:cs="Times New Roman"/>
+          <w:rFonts w:ascii="Times New Roman" w:hAnsi="Times New Roman" w:eastAsia="Times New Roman" w:cs="Times New Roman"/>
           <w:b/>
           <w:bCs/>
         </w:rPr>
-        <w:t>题</w:t>
-      </w:r>
-      <w:r>
-        <w:rPr>
-          <w:rFonts w:hint="eastAsia" w:ascii="Times New Roman" w:hAnsi="Times New Roman" w:eastAsia="Times New Roman" w:cs="Times New Roman"/>
-          <w:b/>
-          <w:bCs/>
-        </w:rPr>
-        <w:t>2</w:t>
-      </w:r>
-      <w:r>
-        <w:rPr>
-          <w:rFonts w:hint="eastAsia" w:ascii="Times New Roman" w:hAnsi="Times New Roman" w:eastAsia="FangSong" w:cs="Times New Roman"/>
-          <w:b/>
-          <w:bCs/>
-        </w:rPr>
-        <w:t>解</w:t>
+        <w:t xml:space="preserve">2.</w:t>
       </w:r>
       <w:r>
         <w:rPr>
@@ -29656,27 +29448,11 @@
       </w:pPr>
       <w:r>
         <w:rPr>
-          <w:rFonts w:hint="eastAsia" w:ascii="Times New Roman" w:hAnsi="Times New Roman" w:eastAsia="FangSong" w:cs="Times New Roman"/>
+          <w:rFonts w:ascii="Times New Roman" w:hAnsi="Times New Roman" w:eastAsia="Times New Roman" w:cs="Times New Roman"/>
           <w:b/>
           <w:bCs/>
         </w:rPr>
-        <w:t>题</w:t>
-      </w:r>
-      <w:r>
-        <w:rPr>
-          <w:rFonts w:hint="eastAsia" w:ascii="Times New Roman" w:hAnsi="Times New Roman" w:eastAsia="Times New Roman" w:cs="Times New Roman"/>
-          <w:b/>
-          <w:bCs/>
-        </w:rPr>
-        <w:t>3</w:t>
-      </w:r>
-      <w:r>
-        <w:rPr>
-          <w:rFonts w:hint="eastAsia" w:ascii="Times New Roman" w:hAnsi="Times New Roman" w:eastAsia="FangSong" w:cs="Times New Roman"/>
-          <w:b/>
-          <w:bCs/>
-        </w:rPr>
-        <w:t>解</w:t>
+        <w:t xml:space="preserve">3.</w:t>
       </w:r>
       <w:r>
         <w:rPr>
@@ -29885,27 +29661,11 @@
       </w:pPr>
       <w:r>
         <w:rPr>
-          <w:rFonts w:hint="eastAsia" w:ascii="Times New Roman" w:hAnsi="Times New Roman" w:eastAsia="FangSong" w:cs="Times New Roman"/>
+          <w:rFonts w:ascii="Times New Roman" w:hAnsi="Times New Roman" w:eastAsia="Times New Roman" w:cs="Times New Roman"/>
           <w:b/>
           <w:bCs/>
         </w:rPr>
-        <w:t>题</w:t>
-      </w:r>
-      <w:r>
-        <w:rPr>
-          <w:rFonts w:hint="eastAsia" w:ascii="Times New Roman" w:hAnsi="Times New Roman" w:eastAsia="Times New Roman" w:cs="Times New Roman"/>
-          <w:b/>
-          <w:bCs/>
-        </w:rPr>
-        <w:t>4</w:t>
-      </w:r>
-      <w:r>
-        <w:rPr>
-          <w:rFonts w:hint="eastAsia" w:ascii="Times New Roman" w:hAnsi="Times New Roman" w:eastAsia="FangSong" w:cs="Times New Roman"/>
-          <w:b/>
-          <w:bCs/>
-        </w:rPr>
-        <w:t>解</w:t>
+        <w:t xml:space="preserve">4.</w:t>
       </w:r>
       <w:r>
         <w:rPr>
@@ -29991,27 +29751,11 @@
       </w:pPr>
       <w:r>
         <w:rPr>
-          <w:rFonts w:hint="eastAsia" w:ascii="Times New Roman" w:hAnsi="Times New Roman" w:eastAsia="FangSong" w:cs="Times New Roman"/>
+          <w:rFonts w:ascii="Times New Roman" w:hAnsi="Times New Roman" w:eastAsia="Times New Roman" w:cs="Times New Roman"/>
           <w:b/>
           <w:bCs/>
         </w:rPr>
-        <w:t>题</w:t>
-      </w:r>
-      <w:r>
-        <w:rPr>
-          <w:rFonts w:hint="eastAsia" w:ascii="Times New Roman" w:hAnsi="Times New Roman" w:eastAsia="Times New Roman" w:cs="Times New Roman"/>
-          <w:b/>
-          <w:bCs/>
-        </w:rPr>
-        <w:t>5</w:t>
-      </w:r>
-      <w:r>
-        <w:rPr>
-          <w:rFonts w:hint="eastAsia" w:ascii="Times New Roman" w:hAnsi="Times New Roman" w:eastAsia="FangSong" w:cs="Times New Roman"/>
-          <w:b/>
-          <w:bCs/>
-        </w:rPr>
-        <w:t>解</w:t>
+        <w:t xml:space="preserve">5.</w:t>
       </w:r>
       <w:r>
         <w:rPr>
@@ -30109,27 +29853,11 @@
       </w:pPr>
       <w:r>
         <w:rPr>
-          <w:rFonts w:hint="eastAsia" w:ascii="Times New Roman" w:hAnsi="Times New Roman" w:eastAsia="FangSong" w:cs="Times New Roman"/>
+          <w:rFonts w:ascii="Times New Roman" w:hAnsi="Times New Roman" w:eastAsia="Times New Roman" w:cs="Times New Roman"/>
           <w:b/>
           <w:bCs/>
         </w:rPr>
-        <w:t>题</w:t>
-      </w:r>
-      <w:r>
-        <w:rPr>
-          <w:rFonts w:hint="eastAsia" w:ascii="Times New Roman" w:hAnsi="Times New Roman" w:eastAsia="Times New Roman" w:cs="Times New Roman"/>
-          <w:b/>
-          <w:bCs/>
-        </w:rPr>
-        <w:t>6</w:t>
-      </w:r>
-      <w:r>
-        <w:rPr>
-          <w:rFonts w:hint="eastAsia" w:ascii="Times New Roman" w:hAnsi="Times New Roman" w:eastAsia="FangSong" w:cs="Times New Roman"/>
-          <w:b/>
-          <w:bCs/>
-        </w:rPr>
-        <w:t>解</w:t>
+        <w:t xml:space="preserve">6.</w:t>
       </w:r>
       <w:r>
         <w:rPr>
@@ -30479,27 +30207,11 @@
       </w:pPr>
       <w:r>
         <w:rPr>
-          <w:rFonts w:hint="eastAsia" w:ascii="Times New Roman" w:hAnsi="Times New Roman" w:eastAsia="FangSong" w:cs="Times New Roman"/>
+          <w:rFonts w:ascii="Times New Roman" w:hAnsi="Times New Roman" w:eastAsia="Times New Roman" w:cs="Times New Roman"/>
           <w:b/>
           <w:bCs/>
         </w:rPr>
-        <w:t>题</w:t>
-      </w:r>
-      <w:r>
-        <w:rPr>
-          <w:rFonts w:hint="eastAsia" w:ascii="Times New Roman" w:hAnsi="Times New Roman" w:eastAsia="Times New Roman" w:cs="Times New Roman"/>
-          <w:b/>
-          <w:bCs/>
-        </w:rPr>
-        <w:t>7</w:t>
-      </w:r>
-      <w:r>
-        <w:rPr>
-          <w:rFonts w:hint="eastAsia" w:ascii="Times New Roman" w:hAnsi="Times New Roman" w:eastAsia="FangSong" w:cs="Times New Roman"/>
-          <w:b/>
-          <w:bCs/>
-        </w:rPr>
-        <w:t>解</w:t>
+        <w:t xml:space="preserve">7.</w:t>
       </w:r>
       <w:r>
         <w:rPr>
@@ -30637,27 +30349,11 @@
       </w:pPr>
       <w:r>
         <w:rPr>
-          <w:rFonts w:hint="eastAsia" w:ascii="Times New Roman" w:hAnsi="Times New Roman" w:eastAsia="FangSong" w:cs="Times New Roman"/>
+          <w:rFonts w:ascii="Times New Roman" w:hAnsi="Times New Roman" w:eastAsia="Times New Roman" w:cs="Times New Roman"/>
           <w:b/>
           <w:bCs/>
         </w:rPr>
-        <w:t>题</w:t>
-      </w:r>
-      <w:r>
-        <w:rPr>
-          <w:rFonts w:hint="eastAsia" w:ascii="Times New Roman" w:hAnsi="Times New Roman" w:eastAsia="Times New Roman" w:cs="Times New Roman"/>
-          <w:b/>
-          <w:bCs/>
-        </w:rPr>
-        <w:t>8</w:t>
-      </w:r>
-      <w:r>
-        <w:rPr>
-          <w:rFonts w:hint="eastAsia" w:ascii="Times New Roman" w:hAnsi="Times New Roman" w:eastAsia="FangSong" w:cs="Times New Roman"/>
-          <w:b/>
-          <w:bCs/>
-        </w:rPr>
-        <w:t>解</w:t>
+        <w:t xml:space="preserve">8.</w:t>
       </w:r>
       <w:r>
         <w:rPr>
@@ -30921,27 +30617,11 @@
       </w:pPr>
       <w:r>
         <w:rPr>
-          <w:rFonts w:hint="eastAsia" w:ascii="Times New Roman" w:hAnsi="Times New Roman" w:eastAsia="FangSong" w:cs="Times New Roman"/>
+          <w:rFonts w:ascii="Times New Roman" w:hAnsi="Times New Roman" w:eastAsia="Times New Roman" w:cs="Times New Roman"/>
           <w:b/>
           <w:bCs/>
         </w:rPr>
-        <w:t>题</w:t>
-      </w:r>
-      <w:r>
-        <w:rPr>
-          <w:rFonts w:hint="eastAsia" w:ascii="Times New Roman" w:hAnsi="Times New Roman" w:eastAsia="Times New Roman" w:cs="Times New Roman"/>
-          <w:b/>
-          <w:bCs/>
-        </w:rPr>
-        <w:t>9</w:t>
-      </w:r>
-      <w:r>
-        <w:rPr>
-          <w:rFonts w:hint="eastAsia" w:ascii="Times New Roman" w:hAnsi="Times New Roman" w:eastAsia="FangSong" w:cs="Times New Roman"/>
-          <w:b/>
-          <w:bCs/>
-        </w:rPr>
-        <w:t>解</w:t>
+        <w:t xml:space="preserve">9.</w:t>
       </w:r>
       <w:r>
         <w:rPr>
@@ -31173,27 +30853,11 @@
       </w:pPr>
       <w:r>
         <w:rPr>
-          <w:rFonts w:hint="eastAsia" w:ascii="Times New Roman" w:hAnsi="Times New Roman" w:eastAsia="FangSong" w:cs="Times New Roman"/>
+          <w:rFonts w:ascii="Times New Roman" w:hAnsi="Times New Roman" w:eastAsia="Times New Roman" w:cs="Times New Roman"/>
           <w:b/>
           <w:bCs/>
         </w:rPr>
-        <w:t>题</w:t>
-      </w:r>
-      <w:r>
-        <w:rPr>
-          <w:rFonts w:hint="eastAsia" w:ascii="Times New Roman" w:hAnsi="Times New Roman" w:eastAsia="Times New Roman" w:cs="Times New Roman"/>
-          <w:b/>
-          <w:bCs/>
-        </w:rPr>
-        <w:t>10</w:t>
-      </w:r>
-      <w:r>
-        <w:rPr>
-          <w:rFonts w:hint="eastAsia" w:ascii="Times New Roman" w:hAnsi="Times New Roman" w:eastAsia="FangSong" w:cs="Times New Roman"/>
-          <w:b/>
-          <w:bCs/>
-        </w:rPr>
-        <w:t>解</w:t>
+        <w:t xml:space="preserve">10.</w:t>
       </w:r>
       <w:r>
         <w:rPr>
@@ -31366,27 +31030,11 @@
       </w:pPr>
       <w:r>
         <w:rPr>
-          <w:rFonts w:hint="eastAsia" w:ascii="Times New Roman" w:hAnsi="Times New Roman" w:eastAsia="FangSong" w:cs="Times New Roman"/>
+          <w:rFonts w:ascii="Times New Roman" w:hAnsi="Times New Roman" w:eastAsia="Times New Roman" w:cs="Times New Roman"/>
           <w:b/>
           <w:bCs/>
         </w:rPr>
-        <w:t>题</w:t>
-      </w:r>
-      <w:r>
-        <w:rPr>
-          <w:rFonts w:hint="eastAsia" w:ascii="Times New Roman" w:hAnsi="Times New Roman" w:eastAsia="Times New Roman" w:cs="Times New Roman"/>
-          <w:b/>
-          <w:bCs/>
-        </w:rPr>
-        <w:t>11</w:t>
-      </w:r>
-      <w:r>
-        <w:rPr>
-          <w:rFonts w:hint="eastAsia" w:ascii="Times New Roman" w:hAnsi="Times New Roman" w:eastAsia="FangSong" w:cs="Times New Roman"/>
-          <w:b/>
-          <w:bCs/>
-        </w:rPr>
-        <w:t>解</w:t>
+        <w:t xml:space="preserve">11.</w:t>
       </w:r>
       <w:r>
         <w:rPr>
@@ -31513,27 +31161,11 @@
       </w:pPr>
       <w:r>
         <w:rPr>
-          <w:rFonts w:hint="eastAsia" w:ascii="Times New Roman" w:hAnsi="Times New Roman" w:eastAsia="FangSong" w:cs="Times New Roman"/>
+          <w:rFonts w:ascii="Times New Roman" w:hAnsi="Times New Roman" w:eastAsia="Times New Roman" w:cs="Times New Roman"/>
           <w:b/>
           <w:bCs/>
         </w:rPr>
-        <w:t>题</w:t>
-      </w:r>
-      <w:r>
-        <w:rPr>
-          <w:rFonts w:hint="eastAsia" w:ascii="Times New Roman" w:hAnsi="Times New Roman" w:eastAsia="Times New Roman" w:cs="Times New Roman"/>
-          <w:b/>
-          <w:bCs/>
-        </w:rPr>
-        <w:t>12</w:t>
-      </w:r>
-      <w:r>
-        <w:rPr>
-          <w:rFonts w:hint="eastAsia" w:ascii="Times New Roman" w:hAnsi="Times New Roman" w:eastAsia="FangSong" w:cs="Times New Roman"/>
-          <w:b/>
-          <w:bCs/>
-        </w:rPr>
-        <w:t>解</w:t>
+        <w:t xml:space="preserve">12.</w:t>
       </w:r>
       <w:r>
         <w:rPr>
@@ -31982,27 +31614,11 @@
       </w:pPr>
       <w:r>
         <w:rPr>
-          <w:rFonts w:hint="eastAsia" w:ascii="Times New Roman" w:hAnsi="Times New Roman" w:eastAsia="FangSong" w:cs="Times New Roman"/>
+          <w:rFonts w:ascii="Times New Roman" w:hAnsi="Times New Roman" w:eastAsia="Times New Roman" w:cs="Times New Roman"/>
           <w:b/>
           <w:bCs/>
         </w:rPr>
-        <w:t>题</w:t>
-      </w:r>
-      <w:r>
-        <w:rPr>
-          <w:rFonts w:hint="eastAsia" w:ascii="Times New Roman" w:hAnsi="Times New Roman" w:eastAsia="Times New Roman" w:cs="Times New Roman"/>
-          <w:b/>
-          <w:bCs/>
-        </w:rPr>
-        <w:t>13</w:t>
-      </w:r>
-      <w:r>
-        <w:rPr>
-          <w:rFonts w:hint="eastAsia" w:ascii="Times New Roman" w:hAnsi="Times New Roman" w:eastAsia="FangSong" w:cs="Times New Roman"/>
-          <w:b/>
-          <w:bCs/>
-        </w:rPr>
-        <w:t>解</w:t>
+        <w:t xml:space="preserve">13.</w:t>
       </w:r>
       <w:r>
         <w:rPr>
@@ -32493,27 +32109,11 @@
       </w:pPr>
       <w:r>
         <w:rPr>
-          <w:rFonts w:hint="eastAsia" w:ascii="Times New Roman" w:hAnsi="Times New Roman" w:eastAsia="FangSong" w:cs="Times New Roman"/>
+          <w:rFonts w:ascii="Times New Roman" w:hAnsi="Times New Roman" w:eastAsia="Times New Roman" w:cs="Times New Roman"/>
           <w:b/>
           <w:bCs/>
         </w:rPr>
-        <w:t>题</w:t>
-      </w:r>
-      <w:r>
-        <w:rPr>
-          <w:rFonts w:hint="eastAsia" w:ascii="Times New Roman" w:hAnsi="Times New Roman" w:eastAsia="Times New Roman" w:cs="Times New Roman"/>
-          <w:b/>
-          <w:bCs/>
-        </w:rPr>
-        <w:t>14</w:t>
-      </w:r>
-      <w:r>
-        <w:rPr>
-          <w:rFonts w:hint="eastAsia" w:ascii="Times New Roman" w:hAnsi="Times New Roman" w:eastAsia="FangSong" w:cs="Times New Roman"/>
-          <w:b/>
-          <w:bCs/>
-        </w:rPr>
-        <w:t>解</w:t>
+        <w:t xml:space="preserve">14.</w:t>
       </w:r>
       <w:r>
         <w:rPr>
@@ -33123,27 +32723,11 @@
       </w:pPr>
       <w:r>
         <w:rPr>
-          <w:rFonts w:hint="eastAsia" w:ascii="Times New Roman" w:hAnsi="Times New Roman" w:eastAsia="FangSong" w:cs="Times New Roman"/>
+          <w:rFonts w:ascii="Times New Roman" w:hAnsi="Times New Roman" w:eastAsia="Times New Roman" w:cs="Times New Roman"/>
           <w:b/>
           <w:bCs/>
         </w:rPr>
-        <w:t>题</w:t>
-      </w:r>
-      <w:r>
-        <w:rPr>
-          <w:rFonts w:hint="eastAsia" w:ascii="Times New Roman" w:hAnsi="Times New Roman" w:eastAsia="Times New Roman" w:cs="Times New Roman"/>
-          <w:b/>
-          <w:bCs/>
-        </w:rPr>
-        <w:t>15</w:t>
-      </w:r>
-      <w:r>
-        <w:rPr>
-          <w:rFonts w:hint="eastAsia" w:ascii="Times New Roman" w:hAnsi="Times New Roman" w:eastAsia="FangSong" w:cs="Times New Roman"/>
-          <w:b/>
-          <w:bCs/>
-        </w:rPr>
-        <w:t>解</w:t>
+        <w:t xml:space="preserve">15.</w:t>
       </w:r>
       <w:r>
         <w:rPr>
@@ -33647,27 +33231,11 @@
       </w:pPr>
       <w:r>
         <w:rPr>
-          <w:rFonts w:hint="eastAsia" w:ascii="Times New Roman" w:hAnsi="Times New Roman" w:eastAsia="FangSong" w:cs="Times New Roman"/>
+          <w:rFonts w:ascii="Times New Roman" w:hAnsi="Times New Roman" w:eastAsia="Times New Roman" w:cs="Times New Roman"/>
           <w:b/>
           <w:bCs/>
         </w:rPr>
-        <w:t>题</w:t>
-      </w:r>
-      <w:r>
-        <w:rPr>
-          <w:rFonts w:hint="eastAsia" w:ascii="Times New Roman" w:hAnsi="Times New Roman" w:eastAsia="Times New Roman" w:cs="Times New Roman"/>
-          <w:b/>
-          <w:bCs/>
-        </w:rPr>
-        <w:t>16</w:t>
-      </w:r>
-      <w:r>
-        <w:rPr>
-          <w:rFonts w:hint="eastAsia" w:ascii="Times New Roman" w:hAnsi="Times New Roman" w:eastAsia="FangSong" w:cs="Times New Roman"/>
-          <w:b/>
-          <w:bCs/>
-        </w:rPr>
-        <w:t>解</w:t>
+        <w:t xml:space="preserve">16.</w:t>
       </w:r>
       <w:r>
         <w:rPr>
@@ -33955,27 +33523,11 @@
       </w:pPr>
       <w:r>
         <w:rPr>
-          <w:rFonts w:hint="eastAsia" w:ascii="Times New Roman" w:hAnsi="Times New Roman" w:eastAsia="FangSong" w:cs="Times New Roman"/>
+          <w:rFonts w:ascii="Times New Roman" w:hAnsi="Times New Roman" w:eastAsia="Times New Roman" w:cs="Times New Roman"/>
           <w:b/>
           <w:bCs/>
         </w:rPr>
-        <w:t>题</w:t>
-      </w:r>
-      <w:r>
-        <w:rPr>
-          <w:rFonts w:hint="eastAsia" w:ascii="Times New Roman" w:hAnsi="Times New Roman" w:eastAsia="Times New Roman" w:cs="Times New Roman"/>
-          <w:b/>
-          <w:bCs/>
-        </w:rPr>
-        <w:t>17</w:t>
-      </w:r>
-      <w:r>
-        <w:rPr>
-          <w:rFonts w:hint="eastAsia" w:ascii="Times New Roman" w:hAnsi="Times New Roman" w:eastAsia="FangSong" w:cs="Times New Roman"/>
-          <w:b/>
-          <w:bCs/>
-        </w:rPr>
-        <w:t>解</w:t>
+        <w:t xml:space="preserve">17.</w:t>
       </w:r>
       <w:r>
         <w:rPr>
@@ -34300,27 +33852,11 @@
       </w:pPr>
       <w:r>
         <w:rPr>
-          <w:rFonts w:hint="eastAsia" w:ascii="Times New Roman" w:hAnsi="Times New Roman" w:eastAsia="FangSong" w:cs="Times New Roman"/>
+          <w:rFonts w:ascii="Times New Roman" w:hAnsi="Times New Roman" w:eastAsia="Times New Roman" w:cs="Times New Roman"/>
           <w:b/>
           <w:bCs/>
         </w:rPr>
-        <w:t>题</w:t>
-      </w:r>
-      <w:r>
-        <w:rPr>
-          <w:rFonts w:hint="eastAsia" w:ascii="Times New Roman" w:hAnsi="Times New Roman" w:eastAsia="Times New Roman" w:cs="Times New Roman"/>
-          <w:b/>
-          <w:bCs/>
-        </w:rPr>
-        <w:t>18</w:t>
-      </w:r>
-      <w:r>
-        <w:rPr>
-          <w:rFonts w:hint="eastAsia" w:ascii="Times New Roman" w:hAnsi="Times New Roman" w:eastAsia="FangSong" w:cs="Times New Roman"/>
-          <w:b/>
-          <w:bCs/>
-        </w:rPr>
-        <w:t>解</w:t>
+        <w:t xml:space="preserve">18.</w:t>
       </w:r>
       <w:r>
         <w:rPr>
@@ -34880,27 +34416,11 @@
       </w:pPr>
       <w:r>
         <w:rPr>
-          <w:rFonts w:hint="eastAsia" w:ascii="Times New Roman" w:hAnsi="Times New Roman" w:eastAsia="FangSong" w:cs="Times New Roman"/>
+          <w:rFonts w:ascii="Times New Roman" w:hAnsi="Times New Roman" w:eastAsia="Times New Roman" w:cs="Times New Roman"/>
           <w:b/>
           <w:bCs/>
         </w:rPr>
-        <w:t>题</w:t>
-      </w:r>
-      <w:r>
-        <w:rPr>
-          <w:rFonts w:hint="eastAsia" w:ascii="Times New Roman" w:hAnsi="Times New Roman" w:eastAsia="Times New Roman" w:cs="Times New Roman"/>
-          <w:b/>
-          <w:bCs/>
-        </w:rPr>
-        <w:t>19</w:t>
-      </w:r>
-      <w:r>
-        <w:rPr>
-          <w:rFonts w:hint="eastAsia" w:ascii="Times New Roman" w:hAnsi="Times New Roman" w:eastAsia="FangSong" w:cs="Times New Roman"/>
-          <w:b/>
-          <w:bCs/>
-        </w:rPr>
-        <w:t>解</w:t>
+        <w:t xml:space="preserve">19.</w:t>
       </w:r>
       <w:r>
         <w:rPr>
@@ -35611,27 +35131,11 @@
       </w:pPr>
       <w:r>
         <w:rPr>
-          <w:rFonts w:hint="eastAsia" w:ascii="Times New Roman" w:hAnsi="Times New Roman" w:eastAsia="FangSong" w:cs="Times New Roman"/>
+          <w:rFonts w:ascii="Times New Roman" w:hAnsi="Times New Roman" w:eastAsia="Times New Roman" w:cs="Times New Roman"/>
           <w:b/>
           <w:bCs/>
         </w:rPr>
-        <w:t>题</w:t>
-      </w:r>
-      <w:r>
-        <w:rPr>
-          <w:rFonts w:hint="eastAsia" w:ascii="Times New Roman" w:hAnsi="Times New Roman" w:eastAsia="Times New Roman" w:cs="Times New Roman"/>
-          <w:b/>
-          <w:bCs/>
-        </w:rPr>
-        <w:t>20</w:t>
-      </w:r>
-      <w:r>
-        <w:rPr>
-          <w:rFonts w:hint="eastAsia" w:ascii="Times New Roman" w:hAnsi="Times New Roman" w:eastAsia="FangSong" w:cs="Times New Roman"/>
-          <w:b/>
-          <w:bCs/>
-        </w:rPr>
-        <w:t>解</w:t>
+        <w:t xml:space="preserve">20.</w:t>
       </w:r>
       <w:r>
         <w:rPr>
@@ -36814,27 +36318,11 @@
       </w:pPr>
       <w:r>
         <w:rPr>
-          <w:rFonts w:hint="eastAsia" w:ascii="Times New Roman" w:hAnsi="Times New Roman" w:eastAsia="FangSong" w:cs="Times New Roman"/>
+          <w:rFonts w:ascii="Times New Roman" w:hAnsi="Times New Roman" w:eastAsia="Times New Roman" w:cs="Times New Roman"/>
           <w:b/>
           <w:bCs/>
         </w:rPr>
-        <w:t>题</w:t>
-      </w:r>
-      <w:r>
-        <w:rPr>
-          <w:rFonts w:hint="eastAsia" w:ascii="Times New Roman" w:hAnsi="Times New Roman" w:eastAsia="Times New Roman" w:cs="Times New Roman"/>
-          <w:b/>
-          <w:bCs/>
-        </w:rPr>
-        <w:t>21</w:t>
-      </w:r>
-      <w:r>
-        <w:rPr>
-          <w:rFonts w:hint="eastAsia" w:ascii="Times New Roman" w:hAnsi="Times New Roman" w:eastAsia="FangSong" w:cs="Times New Roman"/>
-          <w:b/>
-          <w:bCs/>
-        </w:rPr>
-        <w:t>解</w:t>
+        <w:t xml:space="preserve">21.</w:t>
       </w:r>
       <w:r>
         <w:rPr>
@@ -37437,27 +36925,11 @@
       </w:pPr>
       <w:r>
         <w:rPr>
-          <w:rFonts w:hint="eastAsia" w:ascii="Times New Roman" w:hAnsi="Times New Roman" w:eastAsia="FangSong" w:cs="Times New Roman"/>
+          <w:rFonts w:ascii="Times New Roman" w:hAnsi="Times New Roman" w:eastAsia="Times New Roman" w:cs="Times New Roman"/>
           <w:b/>
           <w:bCs/>
         </w:rPr>
-        <w:t>题</w:t>
-      </w:r>
-      <w:r>
-        <w:rPr>
-          <w:rFonts w:hint="eastAsia" w:ascii="Times New Roman" w:hAnsi="Times New Roman" w:eastAsia="Times New Roman" w:cs="Times New Roman"/>
-          <w:b/>
-          <w:bCs/>
-        </w:rPr>
-        <w:t>22</w:t>
-      </w:r>
-      <w:r>
-        <w:rPr>
-          <w:rFonts w:hint="eastAsia" w:ascii="Times New Roman" w:hAnsi="Times New Roman" w:eastAsia="FangSong" w:cs="Times New Roman"/>
-          <w:b/>
-          <w:bCs/>
-        </w:rPr>
-        <w:t>解</w:t>
+        <w:t xml:space="preserve">22.</w:t>
       </w:r>
       <w:r>
         <w:rPr>

--- a/06-学生侧材料/讲义/3-物理化学/气体基础-超级充实版（自学完整）.docx
+++ b/06-学生侧材料/讲义/3-物理化学/气体基础-超级充实版（自学完整）.docx
@@ -1408,30 +1408,110 @@
         </w:rPr>
         <w:t>。</w:t>
       </w:r>
-    </w:p>
-    <w:p>
-      <w:pPr>
-        <w:pStyle w:val="BodyText"/>
-      </w:pPr>
-      <w:r>
-        <w:rPr>
-          <w:rFonts w:hint="eastAsia" w:ascii="Times New Roman" w:hAnsi="Times New Roman" w:eastAsia="FangSong" w:cs="Times New Roman"/>
-          <w:b/>
-          <w:bCs/>
-        </w:rPr>
-        <w:t xml:space="preserve">理解要点</w:t>
-      </w:r>
-    </w:p>
-    <w:p>
-      <w:pPr>
-        <w:pStyle w:val="MethodologyBlock"/>
-      </w:pPr>
-      <w:r>
-        <w:rPr>
-          <w:rFonts w:hint="eastAsia" w:ascii="Times New Roman" w:hAnsi="Times New Roman" w:eastAsia="FangSong" w:cs="Times New Roman"/>
-        </w:rPr>
-        <w:t xml:space="preserve">理解要点</w:t>
-      </w:r>
+      <w:r>
+        <w:rPr>
+          <w:rFonts w:hint="eastAsia" w:ascii="Times New Roman" w:hAnsi="Times New Roman" w:eastAsia="FangSong" w:cs="Times New Roman"/>
+        </w:rPr>
+        <w:t>常温常压下</w:t>
+      </w:r>
+      <w:r>
+        <w:rPr>
+          <w:rFonts w:hint="eastAsia" w:ascii="Times New Roman" w:hAnsi="Times New Roman" w:eastAsia="Times New Roman" w:cs="Times New Roman"/>
+        </w:rPr>
+        <w:t>，</w:t>
+      </w:r>
+      <m:oMath>
+        <m:sSub>
+          <m:e>
+            <m:r>
+              <m:rPr>
+                <m:sty m:val="p"/>
+              </m:rPr>
+              <m:t>N</m:t>
+            </m:r>
+          </m:e>
+          <m:sub>
+            <m:r>
+              <m:rPr>
+                <m:sty m:val="p"/>
+              </m:rPr>
+              <m:t>2</m:t>
+            </m:r>
+          </m:sub>
+        </m:sSub>
+      </m:oMath>
+      <w:r>
+        <w:rPr>
+          <w:rFonts w:ascii="Times New Roman" w:hAnsi="Times New Roman" w:eastAsia="Times New Roman" w:cs="Times New Roman"/>
+        </w:rPr>
+        <w:t xml:space="preserve">、</w:t>
+      </w:r>
+      <m:oMath>
+        <m:sSub>
+          <m:e>
+            <m:r>
+              <m:rPr>
+                <m:sty m:val="p"/>
+              </m:rPr>
+              <m:t>O</m:t>
+            </m:r>
+          </m:e>
+          <m:sub>
+            <m:r>
+              <m:rPr>
+                <m:sty m:val="p"/>
+              </m:rPr>
+              <m:t>2</m:t>
+            </m:r>
+          </m:sub>
+        </m:sSub>
+      </m:oMath>
+      <w:r>
+        <w:rPr>
+          <w:rFonts w:ascii="Times New Roman" w:hAnsi="Times New Roman" w:eastAsia="Times New Roman" w:cs="Times New Roman"/>
+        </w:rPr>
+        <w:t xml:space="preserve">、</w:t>
+      </w:r>
+      <m:oMath>
+        <m:sSub>
+          <m:e>
+            <m:r>
+              <m:rPr>
+                <m:sty m:val="p"/>
+              </m:rPr>
+              <m:t>H</m:t>
+            </m:r>
+          </m:e>
+          <m:sub>
+            <m:r>
+              <m:rPr>
+                <m:sty m:val="p"/>
+              </m:rPr>
+              <m:t>2</m:t>
+            </m:r>
+          </m:sub>
+        </m:sSub>
+      </m:oMath>
+      <w:r>
+        <w:rPr>
+          <w:rFonts w:ascii="Times New Roman" w:hAnsi="Times New Roman" w:eastAsia="Times New Roman" w:cs="Times New Roman"/>
+        </w:rPr>
+        <w:t xml:space="preserve">、</w:t>
+      </w:r>
+      <m:oMath>
+        <m:r>
+          <m:rPr>
+            <m:sty m:val="p"/>
+          </m:rPr>
+          <m:t>H</m:t>
+        </m:r>
+        <m:r>
+          <m:rPr>
+            <m:sty m:val="p"/>
+          </m:rPr>
+          <m:t>e</m:t>
+        </m:r>
+      </m:oMath>
       <w:r>
         <w:rPr>
           <w:rFonts w:ascii="Times New Roman" w:hAnsi="Times New Roman" w:eastAsia="Times New Roman" w:cs="Times New Roman"/>
@@ -1442,218 +1522,7 @@
         <w:rPr>
           <w:rFonts w:hint="eastAsia" w:ascii="Times New Roman" w:hAnsi="Times New Roman" w:eastAsia="FangSong" w:cs="Times New Roman"/>
         </w:rPr>
-        <w:t xml:space="preserve">理想气体是真实气体在</w:t>
-      </w:r>
-      <w:r>
-        <w:rPr>
-          <w:rFonts w:hint="eastAsia" w:ascii="Times New Roman" w:hAnsi="Times New Roman" w:eastAsia="FangSong" w:cs="Times New Roman"/>
-          <w:b/>
-          <w:bCs/>
-        </w:rPr>
-        <w:t xml:space="preserve">低压高温</w:t>
-      </w:r>
-      <w:r>
-        <w:rPr>
-          <w:rFonts w:hint="eastAsia" w:ascii="Times New Roman" w:hAnsi="Times New Roman" w:eastAsia="FangSong" w:cs="Times New Roman"/>
-        </w:rPr>
-        <w:t>极限下的近似</w:t>
-      </w:r>
-      <w:r>
-        <w:rPr>
-          <w:rFonts w:hint="eastAsia" w:ascii="Times New Roman" w:hAnsi="Times New Roman" w:eastAsia="Times New Roman" w:cs="Times New Roman"/>
-        </w:rPr>
-        <w:t>。</w:t>
-      </w:r>
-      <w:r>
-        <w:rPr>
-          <w:rFonts w:hint="eastAsia" w:ascii="Times New Roman" w:hAnsi="Times New Roman" w:eastAsia="FangSong" w:cs="Times New Roman"/>
-        </w:rPr>
-        <w:t>常温常压下</w:t>
-      </w:r>
-      <w:r>
-        <w:rPr>
-          <w:rFonts w:hint="eastAsia" w:ascii="Times New Roman" w:hAnsi="Times New Roman" w:eastAsia="Times New Roman" w:cs="Times New Roman"/>
-        </w:rPr>
-        <w:t>，</w:t>
-      </w:r>
-      <w:r>
-        <w:rPr>
-          <w:rFonts w:hint="eastAsia" w:ascii="Times New Roman" w:hAnsi="Times New Roman" w:eastAsia="FangSong" w:cs="Times New Roman"/>
-        </w:rPr>
-        <w:t>大多数气体</w:t>
-      </w:r>
-      <w:r>
-        <w:rPr>
-          <w:rFonts w:hint="eastAsia" w:ascii="Times New Roman" w:hAnsi="Times New Roman" w:eastAsia="Times New Roman" w:cs="Times New Roman"/>
-        </w:rPr>
-        <w:t>（</w:t>
-      </w:r>
-      <w:r>
-        <w:rPr>
-          <w:rFonts w:hint="eastAsia" w:ascii="Times New Roman" w:hAnsi="Times New Roman" w:eastAsia="FangSong" w:cs="Times New Roman"/>
-        </w:rPr>
-        <w:t>如</w:t>
-      </w:r>
-      <w:r>
-        <w:rPr>
-          <w:rFonts w:hint="eastAsia" w:ascii="Times New Roman" w:hAnsi="Times New Roman" w:eastAsia="Times New Roman" w:cs="Times New Roman"/>
-        </w:rPr>
-        <w:t>N</w:t>
-      </w:r>
-      <w:r>
-        <w:rPr>
-          <w:rFonts w:hint="eastAsia" w:ascii="Times New Roman" w:hAnsi="Times New Roman" w:eastAsia="Times New Roman" w:cs="Times New Roman"/>
-          <w:vertAlign w:val="subscript"/>
-        </w:rPr>
-        <w:t>2</w:t>
-      </w:r>
-      <w:r>
-        <w:rPr>
-          <w:rFonts w:hint="eastAsia" w:ascii="Times New Roman" w:hAnsi="Times New Roman" w:eastAsia="Times New Roman" w:cs="Times New Roman"/>
-        </w:rPr>
-        <w:t>、O</w:t>
-      </w:r>
-      <w:r>
-        <w:rPr>
-          <w:rFonts w:hint="eastAsia" w:ascii="Times New Roman" w:hAnsi="Times New Roman" w:eastAsia="Times New Roman" w:cs="Times New Roman"/>
-          <w:vertAlign w:val="subscript"/>
-        </w:rPr>
-        <w:t>2</w:t>
-      </w:r>
-      <w:r>
-        <w:rPr>
-          <w:rFonts w:hint="eastAsia" w:ascii="Times New Roman" w:hAnsi="Times New Roman" w:eastAsia="Times New Roman" w:cs="Times New Roman"/>
-        </w:rPr>
-        <w:t>、H</w:t>
-      </w:r>
-      <w:r>
-        <w:rPr>
-          <w:rFonts w:hint="eastAsia" w:ascii="Times New Roman" w:hAnsi="Times New Roman" w:eastAsia="Times New Roman" w:cs="Times New Roman"/>
-          <w:vertAlign w:val="subscript"/>
-        </w:rPr>
-        <w:t>2</w:t>
-      </w:r>
-      <w:r>
-        <w:rPr>
-          <w:rFonts w:hint="eastAsia" w:ascii="Times New Roman" w:hAnsi="Times New Roman" w:eastAsia="Times New Roman" w:cs="Times New Roman"/>
-        </w:rPr>
-        <w:t>、He）</w:t>
-      </w:r>
-      <w:r>
-        <w:rPr>
-          <w:rFonts w:hint="eastAsia" w:ascii="Times New Roman" w:hAnsi="Times New Roman" w:eastAsia="FangSong" w:cs="Times New Roman"/>
-        </w:rPr>
-        <w:t>的行为十分接近理想气体</w:t>
-      </w:r>
-      <w:r>
-        <w:rPr>
-          <w:rFonts w:hint="eastAsia" w:ascii="Times New Roman" w:hAnsi="Times New Roman" w:eastAsia="Times New Roman" w:cs="Times New Roman"/>
-        </w:rPr>
-        <w:t>。</w:t>
-      </w:r>
-    </w:p>
-    <w:p>
-      <w:pPr>
-        <w:pStyle w:val="BodyText"/>
-      </w:pPr>
-      <w:r>
-        <w:rPr>
-          <w:rFonts w:hint="eastAsia" w:ascii="Times New Roman" w:hAnsi="Times New Roman" w:eastAsia="FangSong" w:cs="Times New Roman"/>
-          <w:b/>
-          <w:bCs/>
-        </w:rPr>
-        <w:t xml:space="preserve">易错提醒</w:t>
-      </w:r>
-    </w:p>
-    <w:p>
-      <w:pPr>
-        <w:pStyle w:val="MistakeBlock"/>
-      </w:pPr>
-      <w:r>
-        <w:rPr>
-          <w:rFonts w:hint="eastAsia" w:ascii="Times New Roman" w:hAnsi="Times New Roman" w:eastAsia="FangSong" w:cs="Times New Roman"/>
-        </w:rPr>
-        <w:t xml:space="preserve">易错提醒</w:t>
-      </w:r>
-      <w:r>
-        <w:rPr>
-          <w:rFonts w:ascii="Times New Roman" w:hAnsi="Times New Roman" w:eastAsia="Times New Roman" w:cs="Times New Roman"/>
-        </w:rPr>
-        <w:t xml:space="preserve"> </w:t>
-      </w:r>
-      <w:r>
-        <w:rPr>
-          <w:rFonts w:hint="eastAsia" w:ascii="Times New Roman" w:hAnsi="Times New Roman" w:eastAsia="FangSong" w:cs="Times New Roman"/>
-        </w:rPr>
-        <w:t>不要把</w:t>
-      </w:r>
-      <w:r>
-        <w:rPr>
-          <w:rFonts w:hint="eastAsia" w:ascii="Times New Roman" w:hAnsi="Times New Roman" w:eastAsia="Times New Roman" w:cs="Times New Roman"/>
-        </w:rPr>
-        <w:t>”</w:t>
-      </w:r>
-      <w:r>
-        <w:rPr>
-          <w:rFonts w:hint="eastAsia" w:ascii="Times New Roman" w:hAnsi="Times New Roman" w:eastAsia="FangSong" w:cs="Times New Roman"/>
-        </w:rPr>
-        <w:t>理想气体</w:t>
-      </w:r>
-      <w:r>
-        <w:rPr>
-          <w:rFonts w:hint="eastAsia" w:ascii="Times New Roman" w:hAnsi="Times New Roman" w:eastAsia="Times New Roman" w:cs="Times New Roman"/>
-        </w:rPr>
-        <w:t>”</w:t>
-      </w:r>
-      <w:r>
-        <w:rPr>
-          <w:rFonts w:hint="eastAsia" w:ascii="Times New Roman" w:hAnsi="Times New Roman" w:eastAsia="FangSong" w:cs="Times New Roman"/>
-        </w:rPr>
-        <w:t>理解为</w:t>
-      </w:r>
-      <w:r>
-        <w:rPr>
-          <w:rFonts w:hint="eastAsia" w:ascii="Times New Roman" w:hAnsi="Times New Roman" w:eastAsia="Times New Roman" w:cs="Times New Roman"/>
-        </w:rPr>
-        <w:t>”</w:t>
-      </w:r>
-      <w:r>
-        <w:rPr>
-          <w:rFonts w:hint="eastAsia" w:ascii="Times New Roman" w:hAnsi="Times New Roman" w:eastAsia="FangSong" w:cs="Times New Roman"/>
-        </w:rPr>
-        <w:t>不存在的气体</w:t>
-      </w:r>
-      <w:r>
-        <w:rPr>
-          <w:rFonts w:hint="eastAsia" w:ascii="Times New Roman" w:hAnsi="Times New Roman" w:eastAsia="Times New Roman" w:cs="Times New Roman"/>
-        </w:rPr>
-        <w:t>”。</w:t>
-      </w:r>
-      <w:r>
-        <w:rPr>
-          <w:rFonts w:hint="eastAsia" w:ascii="Times New Roman" w:hAnsi="Times New Roman" w:eastAsia="FangSong" w:cs="Times New Roman"/>
-        </w:rPr>
-        <w:t>它是真实气体的一种</w:t>
-      </w:r>
-      <w:r>
-        <w:rPr>
-          <w:rFonts w:hint="eastAsia" w:ascii="Times New Roman" w:hAnsi="Times New Roman" w:eastAsia="FangSong" w:cs="Times New Roman"/>
-          <w:b/>
-          <w:bCs/>
-        </w:rPr>
-        <w:t xml:space="preserve">近似模型</w:t>
-      </w:r>
-      <w:r>
-        <w:rPr>
-          <w:rFonts w:hint="eastAsia" w:ascii="Times New Roman" w:hAnsi="Times New Roman" w:eastAsia="Times New Roman" w:cs="Times New Roman"/>
-        </w:rPr>
-        <w:t>，</w:t>
-      </w:r>
-      <w:r>
-        <w:rPr>
-          <w:rFonts w:hint="eastAsia" w:ascii="Times New Roman" w:hAnsi="Times New Roman" w:eastAsia="FangSong" w:cs="Times New Roman"/>
-        </w:rPr>
-        <w:t>在一定条件下十分准确</w:t>
+        <w:t>等气体的行为已十分接近理想气体</w:t>
       </w:r>
       <w:r>
         <w:rPr>
@@ -13856,7 +13725,37 @@
         <w:rPr>
           <w:rFonts w:hint="eastAsia" w:ascii="Times New Roman" w:hAnsi="Times New Roman" w:eastAsia="Times New Roman" w:cs="Times New Roman"/>
         </w:rPr>
-        <w:t>：</w:t>
+        <w:t>（</w:t>
+      </w:r>
+      <w:r>
+        <w:rPr>
+          <w:rFonts w:hint="eastAsia" w:ascii="Times New Roman" w:hAnsi="Times New Roman" w:eastAsia="FangSong" w:cs="Times New Roman"/>
+        </w:rPr>
+        <w:t>无量纲</w:t>
+      </w:r>
+      <w:r>
+        <w:rPr>
+          <w:rFonts w:hint="eastAsia" w:ascii="Times New Roman" w:hAnsi="Times New Roman" w:eastAsia="Times New Roman" w:cs="Times New Roman"/>
+        </w:rPr>
+        <w:t>，</w:t>
+      </w:r>
+      <w:r>
+        <w:rPr>
+          <w:rFonts w:hint="eastAsia" w:ascii="Times New Roman" w:hAnsi="Times New Roman" w:eastAsia="FangSong" w:cs="Times New Roman"/>
+        </w:rPr>
+        <w:t>各组分之和恒等于</w:t>
+      </w:r>
+      <w:r>
+        <w:rPr>
+          <w:rFonts w:ascii="Times New Roman" w:hAnsi="Times New Roman" w:eastAsia="Times New Roman" w:cs="Times New Roman"/>
+        </w:rPr>
+        <w:t xml:space="preserve"> </w:t>
+      </w:r>
+      <w:r>
+        <w:rPr>
+          <w:rFonts w:hint="eastAsia" w:ascii="Times New Roman" w:hAnsi="Times New Roman" w:eastAsia="Times New Roman" w:cs="Times New Roman"/>
+        </w:rPr>
+        <w:t xml:space="preserve">1）：</w:t>
       </w:r>
     </w:p>
     <w:p>
@@ -13974,6 +13873,56 @@
               </m:sSub>
             </m:den>
           </m:f>
+          <m:r>
+            <m:rPr>
+              <m:sty m:val="p"/>
+            </m:rPr>
+            <m:t>,</m:t>
+          </m:r>
+          <m:r>
+            <m:t>  </m:t>
+          </m:r>
+          <m:nary>
+            <m:naryPr>
+              <m:chr m:val="∑"/>
+              <m:limLoc m:val="undOvr"/>
+              <m:subHide m:val="off"/>
+              <m:supHide m:val="on"/>
+            </m:naryPr>
+            <m:sub>
+              <m:r>
+                <m:t>i</m:t>
+              </m:r>
+            </m:sub>
+            <m:sup>
+              <m:r>
+                <m:t>​</m:t>
+              </m:r>
+            </m:sup>
+            <m:e>
+              <m:sSub>
+                <m:e>
+                  <m:r>
+                    <m:t>x</m:t>
+                  </m:r>
+                </m:e>
+                <m:sub>
+                  <m:r>
+                    <m:t>i</m:t>
+                  </m:r>
+                </m:sub>
+              </m:sSub>
+            </m:e>
+          </m:nary>
+          <m:r>
+            <m:rPr>
+              <m:sty m:val="p"/>
+            </m:rPr>
+            <m:t>=</m:t>
+          </m:r>
+          <m:r>
+            <m:t>1</m:t>
+          </m:r>
         </m:oMath>
       </m:oMathPara>
     </w:p>
@@ -14331,166 +14280,6 @@
         </w:rPr>
         <w:t>。</w:t>
       </w:r>
-    </w:p>
-    <w:p>
-      <w:pPr>
-        <w:pStyle w:val="BodyText"/>
-      </w:pPr>
-      <w:r>
-        <w:rPr>
-          <w:rFonts w:hint="eastAsia" w:ascii="Times New Roman" w:hAnsi="Times New Roman" w:eastAsia="FangSong" w:cs="Times New Roman"/>
-          <w:b/>
-          <w:bCs/>
-        </w:rPr>
-        <w:t xml:space="preserve">易错提醒</w:t>
-      </w:r>
-    </w:p>
-    <w:p>
-      <w:pPr>
-        <w:pStyle w:val="MistakeBlock"/>
-      </w:pPr>
-      <w:r>
-        <w:rPr>
-          <w:rFonts w:hint="eastAsia" w:ascii="Times New Roman" w:hAnsi="Times New Roman" w:eastAsia="FangSong" w:cs="Times New Roman"/>
-        </w:rPr>
-        <w:t xml:space="preserve">易错提醒</w:t>
-      </w:r>
-      <w:r>
-        <w:rPr>
-          <w:rFonts w:ascii="Times New Roman" w:hAnsi="Times New Roman" w:eastAsia="Times New Roman" w:cs="Times New Roman"/>
-        </w:rPr>
-        <w:t xml:space="preserve"> </w:t>
-      </w:r>
-      <w:r>
-        <w:rPr>
-          <w:rFonts w:hint="eastAsia" w:ascii="Times New Roman" w:hAnsi="Times New Roman" w:eastAsia="FangSong" w:cs="Times New Roman"/>
-        </w:rPr>
-        <w:t xml:space="preserve">摩尔分数</w:t>
-      </w:r>
-      <w:r>
-        <w:rPr>
-          <w:rFonts w:ascii="Times New Roman" w:hAnsi="Times New Roman" w:eastAsia="Times New Roman" w:cs="Times New Roman"/>
-        </w:rPr>
-        <w:t xml:space="preserve"> x</w:t>
-      </w:r>
-      <w:r>
-        <w:rPr>
-          <w:rFonts w:ascii="Times New Roman" w:hAnsi="Times New Roman" w:eastAsia="Times New Roman" w:cs="Times New Roman"/>
-          <w:vertAlign w:val="subscript"/>
-        </w:rPr>
-        <w:t>i</w:t>
-      </w:r>
-      <w:r>
-        <w:rPr>
-          <w:rFonts w:ascii="Times New Roman" w:hAnsi="Times New Roman" w:eastAsia="Times New Roman" w:cs="Times New Roman"/>
-        </w:rPr>
-        <w:t xml:space="preserve"> </w:t>
-      </w:r>
-      <w:r>
-        <w:rPr>
-          <w:rFonts w:hint="eastAsia" w:ascii="Times New Roman" w:hAnsi="Times New Roman" w:eastAsia="FangSong" w:cs="Times New Roman"/>
-        </w:rPr>
-        <w:t>是无量纲的纯数值</w:t>
-      </w:r>
-      <w:r>
-        <w:rPr>
-          <w:rFonts w:hint="eastAsia" w:ascii="Times New Roman" w:hAnsi="Times New Roman" w:eastAsia="Times New Roman" w:cs="Times New Roman"/>
-        </w:rPr>
-        <w:t>，</w:t>
-      </w:r>
-      <w:r>
-        <w:rPr>
-          <w:rFonts w:hint="eastAsia" w:ascii="Times New Roman" w:hAnsi="Times New Roman" w:eastAsia="FangSong" w:cs="Times New Roman"/>
-        </w:rPr>
-        <w:t>其值在</w:t>
-      </w:r>
-      <w:r>
-        <w:rPr>
-          <w:rFonts w:hint="eastAsia" w:ascii="Times New Roman" w:hAnsi="Times New Roman" w:eastAsia="Times New Roman" w:cs="Times New Roman"/>
-        </w:rPr>
-        <w:t>0</w:t>
-      </w:r>
-      <w:r>
-        <w:rPr>
-          <w:rFonts w:hint="eastAsia" w:ascii="Times New Roman" w:hAnsi="Times New Roman" w:eastAsia="FangSong" w:cs="Times New Roman"/>
-        </w:rPr>
-        <w:t>到</w:t>
-      </w:r>
-      <w:r>
-        <w:rPr>
-          <w:rFonts w:hint="eastAsia" w:ascii="Times New Roman" w:hAnsi="Times New Roman" w:eastAsia="Times New Roman" w:cs="Times New Roman"/>
-        </w:rPr>
-        <w:t>1</w:t>
-      </w:r>
-      <w:r>
-        <w:rPr>
-          <w:rFonts w:hint="eastAsia" w:ascii="Times New Roman" w:hAnsi="Times New Roman" w:eastAsia="FangSong" w:cs="Times New Roman"/>
-        </w:rPr>
-        <w:t>之间</w:t>
-      </w:r>
-      <w:r>
-        <w:rPr>
-          <w:rFonts w:hint="eastAsia" w:ascii="Times New Roman" w:hAnsi="Times New Roman" w:eastAsia="Times New Roman" w:cs="Times New Roman"/>
-        </w:rPr>
-        <w:t>。</w:t>
-      </w:r>
-      <w:r>
-        <w:rPr>
-          <w:rFonts w:hint="eastAsia" w:ascii="Times New Roman" w:hAnsi="Times New Roman" w:eastAsia="FangSong" w:cs="Times New Roman"/>
-        </w:rPr>
-        <w:t>所有组分的摩尔分数之和等于</w:t>
-      </w:r>
-      <w:r>
-        <w:rPr>
-          <w:rFonts w:hint="eastAsia" w:ascii="Times New Roman" w:hAnsi="Times New Roman" w:eastAsia="Times New Roman" w:cs="Times New Roman"/>
-        </w:rPr>
-        <w:t>1：</w:t>
-      </w:r>
-    </w:p>
-    <w:p>
-      <w:pPr>
-        <w:pStyle w:val="MistakeBlock"/>
-      </w:pPr>
-      <m:oMathPara>
-        <m:oMathParaPr>
-          <m:jc m:val="center"/>
-          <m:ctrlPr>
-            <w:rPr>
-              <w:sz w:val="28"/>
-              <w:szCs w:val="28"/>
-            </w:rPr>
-          </m:ctrlPr>
-        </m:oMathParaPr>
-        <m:oMath>
-          <m:r>
-            <m:rPr>
-              <m:sty m:val="p"/>
-            </m:rPr>
-            <m:t>∑</m:t>
-          </m:r>
-          <m:sSub>
-            <m:e>
-              <m:r>
-                <m:t>x</m:t>
-              </m:r>
-            </m:e>
-            <m:sub>
-              <m:r>
-                <m:t>i</m:t>
-              </m:r>
-            </m:sub>
-          </m:sSub>
-          <m:r>
-            <m:rPr>
-              <m:sty m:val="p"/>
-            </m:rPr>
-            <m:t>=</m:t>
-          </m:r>
-          <m:r>
-            <m:t>1</m:t>
-          </m:r>
-        </m:oMath>
-      </m:oMathPara>
     </w:p>
     <w:p>
       <w:pPr>
@@ -21162,6 +20951,62 @@
         </w:rPr>
         <w:t>。</w:t>
       </w:r>
+      <w:r>
+        <w:rPr>
+          <w:rFonts w:hint="eastAsia" w:ascii="Times New Roman" w:hAnsi="Times New Roman" w:eastAsia="FangSong" w:cs="Times New Roman"/>
+          <w:b/>
+          <w:bCs/>
+        </w:rPr>
+        <w:t>重点是理解两个修正项</w:t>
+      </w:r>
+      <w:r>
+        <w:rPr>
+          <w:rFonts w:hint="eastAsia" w:ascii="Times New Roman" w:hAnsi="Times New Roman" w:eastAsia="Times New Roman" w:cs="Times New Roman"/>
+          <w:b/>
+          <w:bCs/>
+        </w:rPr>
+        <w:t>（</w:t>
+      </w:r>
+      <m:oMath>
+        <m:r>
+          <m:t>a</m:t>
+        </m:r>
+      </m:oMath>
+      <w:r>
+        <w:rPr>
+          <w:rFonts w:ascii="Times New Roman" w:hAnsi="Times New Roman" w:eastAsia="Times New Roman" w:cs="Times New Roman"/>
+          <w:b/>
+          <w:bCs/>
+        </w:rPr>
+        <w:t xml:space="preserve">、</w:t>
+      </w:r>
+      <m:oMath>
+        <m:r>
+          <m:t>b</m:t>
+        </m:r>
+      </m:oMath>
+      <w:r>
+        <w:rPr>
+          <w:rFonts w:hint="eastAsia" w:ascii="Times New Roman" w:hAnsi="Times New Roman" w:eastAsia="Times New Roman" w:cs="Times New Roman"/>
+          <w:b/>
+          <w:bCs/>
+        </w:rPr>
+        <w:t>）</w:t>
+      </w:r>
+      <w:r>
+        <w:rPr>
+          <w:rFonts w:hint="eastAsia" w:ascii="Times New Roman" w:hAnsi="Times New Roman" w:eastAsia="FangSong" w:cs="Times New Roman"/>
+          <w:b/>
+          <w:bCs/>
+        </w:rPr>
+        <w:t>的物理意义</w:t>
+      </w:r>
+      <w:r>
+        <w:rPr>
+          <w:rFonts w:ascii="Times New Roman" w:hAnsi="Times New Roman" w:eastAsia="Times New Roman" w:cs="Times New Roman"/>
+        </w:rPr>
+        <w:t xml:space="preserve">。</w:t>
+      </w:r>
     </w:p>
     <w:bookmarkStart w:id="34" w:name="理想气体的偏差来源"/>
     <w:p>
@@ -21597,6 +21442,107 @@
           <w:rFonts w:hint="eastAsia" w:ascii="Times New Roman" w:hAnsi="Times New Roman" w:eastAsia="FangSong" w:cs="Times New Roman"/>
         </w:rPr>
         <w:t>压力增大</w:t>
+      </w:r>
+    </w:p>
+    <w:p>
+      <w:pPr>
+        <w:pStyle w:val="BodyText"/>
+      </w:pPr>
+      <w:r>
+        <w:rPr>
+          <w:rFonts w:hint="eastAsia" w:ascii="Times New Roman" w:hAnsi="Times New Roman" w:eastAsia="FangSong" w:cs="Times New Roman"/>
+        </w:rPr>
+        <w:t>综合两方面</w:t>
+      </w:r>
+      <w:r>
+        <w:rPr>
+          <w:rFonts w:hint="eastAsia" w:ascii="Times New Roman" w:hAnsi="Times New Roman" w:eastAsia="Times New Roman" w:cs="Times New Roman"/>
+        </w:rPr>
+        <w:t>：</w:t>
+      </w:r>
+      <w:r>
+        <w:rPr>
+          <w:rFonts w:hint="eastAsia" w:ascii="Times New Roman" w:hAnsi="Times New Roman" w:eastAsia="FangSong" w:cs="Times New Roman"/>
+          <w:b/>
+          <w:bCs/>
+        </w:rPr>
+        <w:t>高压</w:t>
+      </w:r>
+      <w:r>
+        <w:rPr>
+          <w:rFonts w:hint="eastAsia" w:ascii="Times New Roman" w:hAnsi="Times New Roman" w:eastAsia="Times New Roman" w:cs="Times New Roman"/>
+          <w:b/>
+          <w:bCs/>
+        </w:rPr>
+        <w:t>、</w:t>
+      </w:r>
+      <w:r>
+        <w:rPr>
+          <w:rFonts w:hint="eastAsia" w:ascii="Times New Roman" w:hAnsi="Times New Roman" w:eastAsia="FangSong" w:cs="Times New Roman"/>
+          <w:b/>
+          <w:bCs/>
+        </w:rPr>
+        <w:t>低温</w:t>
+      </w:r>
+      <w:r>
+        <w:rPr>
+          <w:rFonts w:hint="eastAsia" w:ascii="Times New Roman" w:hAnsi="Times New Roman" w:eastAsia="FangSong" w:cs="Times New Roman"/>
+        </w:rPr>
+        <w:t>下真实气体与理想气体的偏差最明显</w:t>
+      </w:r>
+      <w:r>
+        <w:rPr>
+          <w:rFonts w:hint="eastAsia" w:ascii="Times New Roman" w:hAnsi="Times New Roman" w:eastAsia="Times New Roman" w:cs="Times New Roman"/>
+        </w:rPr>
+        <w:t>——</w:t>
+      </w:r>
+      <w:r>
+        <w:rPr>
+          <w:rFonts w:hint="eastAsia" w:ascii="Times New Roman" w:hAnsi="Times New Roman" w:eastAsia="FangSong" w:cs="Times New Roman"/>
+        </w:rPr>
+        <w:t>高压使分子靠得更近</w:t>
+      </w:r>
+      <w:r>
+        <w:rPr>
+          <w:rFonts w:hint="eastAsia" w:ascii="Times New Roman" w:hAnsi="Times New Roman" w:eastAsia="Times New Roman" w:cs="Times New Roman"/>
+        </w:rPr>
+        <w:t>（</w:t>
+      </w:r>
+      <w:r>
+        <w:rPr>
+          <w:rFonts w:hint="eastAsia" w:ascii="Times New Roman" w:hAnsi="Times New Roman" w:eastAsia="FangSong" w:cs="Times New Roman"/>
+        </w:rPr>
+        <w:t>体积项显著</w:t>
+      </w:r>
+      <w:r>
+        <w:rPr>
+          <w:rFonts w:hint="eastAsia" w:ascii="Times New Roman" w:hAnsi="Times New Roman" w:eastAsia="Times New Roman" w:cs="Times New Roman"/>
+        </w:rPr>
+        <w:t>），</w:t>
+      </w:r>
+      <w:r>
+        <w:rPr>
+          <w:rFonts w:hint="eastAsia" w:ascii="Times New Roman" w:hAnsi="Times New Roman" w:eastAsia="FangSong" w:cs="Times New Roman"/>
+        </w:rPr>
+        <w:t>低温使分子动能低</w:t>
+      </w:r>
+      <w:r>
+        <w:rPr>
+          <w:rFonts w:hint="eastAsia" w:ascii="Times New Roman" w:hAnsi="Times New Roman" w:eastAsia="Times New Roman" w:cs="Times New Roman"/>
+        </w:rPr>
+        <w:t>（</w:t>
+      </w:r>
+      <w:r>
+        <w:rPr>
+          <w:rFonts w:hint="eastAsia" w:ascii="Times New Roman" w:hAnsi="Times New Roman" w:eastAsia="FangSong" w:cs="Times New Roman"/>
+        </w:rPr>
+        <w:t>引力项显著</w:t>
+      </w:r>
+      <w:r>
+        <w:rPr>
+          <w:rFonts w:hint="eastAsia" w:ascii="Times New Roman" w:hAnsi="Times New Roman" w:eastAsia="Times New Roman" w:cs="Times New Roman"/>
+        </w:rPr>
+        <w:t>）。</w:t>
       </w:r>
     </w:p>
     <w:p>
@@ -22865,189 +22811,6 @@
         </w:tc>
       </w:tr>
     </w:tbl>
-    <w:p>
-      <w:pPr>
-        <w:pStyle w:val="BodyText"/>
-        <w:spacing w:before="120"/>
-      </w:pPr>
-      <w:r>
-        <w:rPr>
-          <w:rFonts w:hint="eastAsia" w:ascii="Times New Roman" w:hAnsi="Times New Roman" w:eastAsia="FangSong" w:cs="Times New Roman"/>
-          <w:b/>
-          <w:bCs/>
-        </w:rPr>
-        <w:t xml:space="preserve">理解要点</w:t>
-      </w:r>
-    </w:p>
-    <w:p>
-      <w:pPr>
-        <w:pStyle w:val="MethodologyBlock"/>
-      </w:pPr>
-      <w:r>
-        <w:rPr>
-          <w:rFonts w:hint="eastAsia" w:ascii="Times New Roman" w:hAnsi="Times New Roman" w:eastAsia="FangSong" w:cs="Times New Roman"/>
-        </w:rPr>
-        <w:t xml:space="preserve">理解要点</w:t>
-      </w:r>
-      <w:r>
-        <w:rPr>
-          <w:rFonts w:ascii="Times New Roman" w:hAnsi="Times New Roman" w:eastAsia="Times New Roman" w:cs="Times New Roman"/>
-        </w:rPr>
-        <w:t xml:space="preserve"> </w:t>
-      </w:r>
-      <w:r>
-        <w:rPr>
-          <w:rFonts w:ascii="Times New Roman" w:hAnsi="Times New Roman" w:eastAsia="Times New Roman" w:cs="Times New Roman"/>
-        </w:rPr>
-        <w:t xml:space="preserve">van der </w:t>
-      </w:r>
-      <w:r>
-        <w:rPr>
-          <w:rFonts w:hint="eastAsia" w:ascii="Times New Roman" w:hAnsi="Times New Roman" w:eastAsia="Times New Roman" w:cs="Times New Roman"/>
-        </w:rPr>
-        <w:t>Waals</w:t>
-      </w:r>
-      <w:r>
-        <w:rPr>
-          <w:rFonts w:hint="eastAsia" w:ascii="Times New Roman" w:hAnsi="Times New Roman" w:eastAsia="FangSong" w:cs="Times New Roman"/>
-        </w:rPr>
-        <w:t>方程是对理想气体方程的修正</w:t>
-      </w:r>
-      <w:r>
-        <w:rPr>
-          <w:rFonts w:hint="eastAsia" w:ascii="Times New Roman" w:hAnsi="Times New Roman" w:eastAsia="Times New Roman" w:cs="Times New Roman"/>
-        </w:rPr>
-        <w:t>，</w:t>
-      </w:r>
-      <w:r>
-        <w:rPr>
-          <w:rFonts w:hint="eastAsia" w:ascii="Times New Roman" w:hAnsi="Times New Roman" w:eastAsia="FangSong" w:cs="Times New Roman"/>
-        </w:rPr>
-        <w:t>它考虑了分子间引力和分子自身体积</w:t>
-      </w:r>
-      <w:r>
-        <w:rPr>
-          <w:rFonts w:hint="eastAsia" w:ascii="Times New Roman" w:hAnsi="Times New Roman" w:eastAsia="Times New Roman" w:cs="Times New Roman"/>
-        </w:rPr>
-        <w:t>。</w:t>
-      </w:r>
-      <w:r>
-        <w:rPr>
-          <w:rFonts w:hint="eastAsia" w:ascii="Times New Roman" w:hAnsi="Times New Roman" w:eastAsia="FangSong" w:cs="Times New Roman"/>
-        </w:rPr>
-        <w:t>在高压低温下</w:t>
-      </w:r>
-      <w:r>
-        <w:rPr>
-          <w:rFonts w:hint="eastAsia" w:ascii="Times New Roman" w:hAnsi="Times New Roman" w:eastAsia="Times New Roman" w:cs="Times New Roman"/>
-        </w:rPr>
-        <w:t>，</w:t>
-      </w:r>
-      <w:r>
-        <w:rPr>
-          <w:rFonts w:hint="eastAsia" w:ascii="Times New Roman" w:hAnsi="Times New Roman" w:eastAsia="FangSong" w:cs="Times New Roman"/>
-        </w:rPr>
-        <w:t>真实气体与理想气体的偏差更明显</w:t>
-      </w:r>
-      <w:r>
-        <w:rPr>
-          <w:rFonts w:hint="eastAsia" w:ascii="Times New Roman" w:hAnsi="Times New Roman" w:eastAsia="Times New Roman" w:cs="Times New Roman"/>
-        </w:rPr>
-        <w:t>。</w:t>
-      </w:r>
-    </w:p>
-    <w:p>
-      <w:pPr>
-        <w:pStyle w:val="BodyText"/>
-      </w:pPr>
-      <w:r>
-        <w:rPr>
-          <w:rFonts w:hint="eastAsia" w:ascii="Times New Roman" w:hAnsi="Times New Roman" w:eastAsia="FangSong" w:cs="Times New Roman"/>
-          <w:b/>
-          <w:bCs/>
-        </w:rPr>
-        <w:t xml:space="preserve">易错提醒</w:t>
-      </w:r>
-    </w:p>
-    <w:p>
-      <w:pPr>
-        <w:pStyle w:val="MistakeBlock"/>
-      </w:pPr>
-      <w:r>
-        <w:rPr>
-          <w:rFonts w:hint="eastAsia" w:ascii="Times New Roman" w:hAnsi="Times New Roman" w:eastAsia="FangSong" w:cs="Times New Roman"/>
-        </w:rPr>
-        <w:t xml:space="preserve">易错提醒</w:t>
-      </w:r>
-      <w:r>
-        <w:rPr>
-          <w:rFonts w:ascii="Times New Roman" w:hAnsi="Times New Roman" w:eastAsia="Times New Roman" w:cs="Times New Roman"/>
-        </w:rPr>
-        <w:t xml:space="preserve"> </w:t>
-      </w:r>
-      <w:r>
-        <w:rPr>
-          <w:rFonts w:ascii="Times New Roman" w:hAnsi="Times New Roman" w:eastAsia="Times New Roman" w:cs="Times New Roman"/>
-        </w:rPr>
-        <w:t xml:space="preserve">van der </w:t>
-      </w:r>
-      <w:r>
-        <w:rPr>
-          <w:rFonts w:hint="eastAsia" w:ascii="Times New Roman" w:hAnsi="Times New Roman" w:eastAsia="Times New Roman" w:cs="Times New Roman"/>
-        </w:rPr>
-        <w:t>Waals</w:t>
-      </w:r>
-      <w:r>
-        <w:rPr>
-          <w:rFonts w:hint="eastAsia" w:ascii="Times New Roman" w:hAnsi="Times New Roman" w:eastAsia="FangSong" w:cs="Times New Roman"/>
-        </w:rPr>
-        <w:t>方程是</w:t>
-      </w:r>
-      <w:r>
-        <w:rPr>
-          <w:rFonts w:hint="eastAsia" w:ascii="Times New Roman" w:hAnsi="Times New Roman" w:eastAsia="FangSong" w:cs="Times New Roman"/>
-          <w:b/>
-          <w:bCs/>
-        </w:rPr>
-        <w:t xml:space="preserve">定性了解</w:t>
-      </w:r>
-      <w:r>
-        <w:rPr>
-          <w:rFonts w:hint="eastAsia" w:ascii="Times New Roman" w:hAnsi="Times New Roman" w:eastAsia="FangSong" w:cs="Times New Roman"/>
-        </w:rPr>
-        <w:t>内容</w:t>
-      </w:r>
-      <w:r>
-        <w:rPr>
-          <w:rFonts w:hint="eastAsia" w:ascii="Times New Roman" w:hAnsi="Times New Roman" w:eastAsia="Times New Roman" w:cs="Times New Roman"/>
-        </w:rPr>
-        <w:t>，</w:t>
-      </w:r>
-      <w:r>
-        <w:rPr>
-          <w:rFonts w:hint="eastAsia" w:ascii="Times New Roman" w:hAnsi="Times New Roman" w:eastAsia="FangSong" w:cs="Times New Roman"/>
-        </w:rPr>
-        <w:t>不要求进行复杂计算</w:t>
-      </w:r>
-      <w:r>
-        <w:rPr>
-          <w:rFonts w:hint="eastAsia" w:ascii="Times New Roman" w:hAnsi="Times New Roman" w:eastAsia="Times New Roman" w:cs="Times New Roman"/>
-        </w:rPr>
-        <w:t>。</w:t>
-      </w:r>
-      <w:r>
-        <w:rPr>
-          <w:rFonts w:hint="eastAsia" w:ascii="Times New Roman" w:hAnsi="Times New Roman" w:eastAsia="FangSong" w:cs="Times New Roman"/>
-        </w:rPr>
-        <w:t>重点是理解两个修正项的物理意义</w:t>
-      </w:r>
-      <w:r>
-        <w:rPr>
-          <w:rFonts w:hint="eastAsia" w:ascii="Times New Roman" w:hAnsi="Times New Roman" w:eastAsia="Times New Roman" w:cs="Times New Roman"/>
-        </w:rPr>
-        <w:t>。</w:t>
-      </w:r>
-    </w:p>
     <w:p>
       <w:pPr>
         <w:spacing w:before="160" w:after="80"/>

--- a/06-学生侧材料/讲义/3-物理化学/气体基础-超级充实版（自学完整）.docx
+++ b/06-学生侧材料/讲义/3-物理化学/气体基础-超级充实版（自学完整）.docx
@@ -2,7 +2,7 @@
 <file path=word/document.xml><?xml version="1.0" encoding="utf-8"?>
 <w:document xmlns:w="http://schemas.openxmlformats.org/wordprocessingml/2006/main" xmlns:m="http://schemas.openxmlformats.org/officeDocument/2006/math" xmlns:r="http://schemas.openxmlformats.org/officeDocument/2006/relationships" xmlns:o="urn:schemas-microsoft-com:office:office" xmlns:v="urn:schemas-microsoft-com:vml" xmlns:w10="urn:schemas-microsoft-com:office:word" xmlns:a="http://schemas.openxmlformats.org/drawingml/2006/main" xmlns:pic="http://schemas.openxmlformats.org/drawingml/2006/picture" xmlns:wp="http://schemas.openxmlformats.org/drawingml/2006/wordprocessingDrawing">
   <w:body>
-    <w:bookmarkStart w:id="9" w:name="学习目标与考纲锚点"/>
+    <w:bookmarkStart w:id="15" w:name="理想气体基本概念从三条实验定律到一个方程"/>
     <w:p>
       <w:pPr>
         <w:pStyle w:val="Heading2"/>
@@ -10,417 +10,36 @@
       </w:pPr>
       <w:r>
         <w:rPr>
+          <w:rFonts w:ascii="Times New Roman" w:hAnsi="Times New Roman" w:eastAsia="Times New Roman" w:cs="Times New Roman"/>
+        </w:rPr>
+        <w:t xml:space="preserve">§1 </w:t>
+      </w:r>
+      <w:r>
+        <w:rPr>
           <w:rFonts w:hint="eastAsia" w:ascii="Times New Roman" w:hAnsi="Times New Roman" w:eastAsia="SimHei" w:cs="Times New Roman"/>
         </w:rPr>
-        <w:t xml:space="preserve">学习目标与考纲锚点</w:t>
+        <w:t>理想气体基本概念</w:t>
+      </w:r>
+      <w:r>
+        <w:rPr>
+          <w:rFonts w:hint="eastAsia" w:ascii="Times New Roman" w:hAnsi="Times New Roman" w:eastAsia="Times New Roman" w:cs="Times New Roman"/>
+        </w:rPr>
+        <w:t>（</w:t>
+      </w:r>
+      <w:r>
+        <w:rPr>
+          <w:rFonts w:hint="eastAsia" w:ascii="Times New Roman" w:hAnsi="Times New Roman" w:eastAsia="SimHei" w:cs="Times New Roman"/>
+        </w:rPr>
+        <w:t>从三条实验定律到一个方程</w:t>
+      </w:r>
+      <w:r>
+        <w:rPr>
+          <w:rFonts w:hint="eastAsia" w:ascii="Times New Roman" w:hAnsi="Times New Roman" w:eastAsia="Times New Roman" w:cs="Times New Roman"/>
+        </w:rPr>
+        <w:t>）</w:t>
       </w:r>
     </w:p>
-    <w:p>
-      <w:pPr>
-        <w:pStyle w:val="BlockText"/>
-        <w:spacing w:after="80"/>
-        <w:ind w:firstLine="420"/>
-      </w:pPr>
-      <w:r>
-        <w:rPr>
-          <w:rFonts w:hint="eastAsia" w:ascii="Times New Roman" w:hAnsi="Times New Roman" w:eastAsia="FangSong" w:cs="Times New Roman"/>
-        </w:rPr>
-        <w:t>对齐考纲</w:t>
-      </w:r>
-      <w:r>
-        <w:rPr>
-          <w:rFonts w:hint="eastAsia" w:ascii="Times New Roman" w:hAnsi="Times New Roman" w:eastAsia="Times New Roman" w:cs="Times New Roman"/>
-        </w:rPr>
-        <w:t>：§02</w:t>
-      </w:r>
-      <w:r>
-        <w:rPr>
-          <w:rFonts w:ascii="Times New Roman" w:hAnsi="Times New Roman" w:eastAsia="Times New Roman" w:cs="Times New Roman"/>
-        </w:rPr>
-        <w:t xml:space="preserve"> </w:t>
-      </w:r>
-      <w:r>
-        <w:rPr>
-          <w:rFonts w:hint="eastAsia" w:ascii="Times New Roman" w:hAnsi="Times New Roman" w:eastAsia="FangSong" w:cs="Times New Roman"/>
-        </w:rPr>
-        <w:t xml:space="preserve">气体</w:t>
-      </w:r>
-    </w:p>
-    <w:tbl>
-      <w:tblPr>
-        <w:tblStyle w:val="Table"/>
-        <w:tblW w:type="pct" w:w="5000"/>
-        <w:tblLayout w:type="fixed"/>
-        <w:tblLook w:firstRow="1" w:lastRow="0" w:firstColumn="0" w:lastColumn="0" w:noHBand="0" w:noVBand="0" w:val="0020"/>
-        <w:jc w:val="center"/>
-        <w:tblBorders>
-          <w:top w:val="single" w:sz="12" w:space="0" w:color="333333"/>
-          <w:bottom w:val="single" w:sz="12" w:space="0" w:color="333333"/>
-          <w:left w:val="none"/>
-          <w:right w:val="none"/>
-          <w:insideH w:val="none"/>
-          <w:insideV w:val="none"/>
-        </w:tblBorders>
-      </w:tblPr>
-      <w:tblGrid>
-        <w:gridCol w:w="3960"/>
-        <w:gridCol w:w="3960"/>
-      </w:tblGrid>
-      <w:tr>
-        <w:trPr>
-          <w:tblHeader w:val="on"/>
-        </w:trPr>
-        <w:tc>
-          <w:tcPr>
-            <w:tcBorders>
-              <w:bottom w:val="single" w:sz="6" w:space="0" w:color="333333"/>
-            </w:tcBorders>
-          </w:tcPr>
-          <w:p>
-            <w:pPr>
-              <w:pStyle w:val="Compact"/>
-              <w:jc w:val="center"/>
-            </w:pPr>
-            <w:r>
-              <w:rPr>
-                <w:rFonts w:hint="eastAsia" w:ascii="Times New Roman" w:hAnsi="Times New Roman" w:eastAsia="SimHei" w:cs="Times New Roman"/>
-                <w:b/>
-              </w:rPr>
-              <w:t xml:space="preserve">考纲条目</w:t>
-            </w:r>
-          </w:p>
-        </w:tc>
-        <w:tc>
-          <w:tcPr>
-            <w:tcBorders>
-              <w:bottom w:val="single" w:sz="6" w:space="0" w:color="333333"/>
-            </w:tcBorders>
-          </w:tcPr>
-          <w:p>
-            <w:pPr>
-              <w:pStyle w:val="Compact"/>
-              <w:jc w:val="center"/>
-            </w:pPr>
-            <w:r>
-              <w:rPr>
-                <w:rFonts w:hint="eastAsia" w:ascii="Times New Roman" w:hAnsi="Times New Roman" w:eastAsia="SimHei" w:cs="Times New Roman"/>
-                <w:b/>
-              </w:rPr>
-              <w:t xml:space="preserve">学完本讲你应能</w:t>
-            </w:r>
-          </w:p>
-        </w:tc>
-      </w:tr>
-      <w:tr>
-        <w:tc>
-          <w:tcPr/>
-          <w:p>
-            <w:pPr>
-              <w:pStyle w:val="Compact"/>
-              <w:jc w:val="center"/>
-            </w:pPr>
-            <w:r>
-              <w:rPr>
-                <w:rFonts w:ascii="Times New Roman" w:hAnsi="Times New Roman" w:eastAsia="Times New Roman" w:cs="Times New Roman"/>
-              </w:rPr>
-              <w:t xml:space="preserve">§02 </w:t>
-            </w:r>
-            <w:r>
-              <w:rPr>
-                <w:rFonts w:hint="eastAsia" w:ascii="Times New Roman" w:hAnsi="Times New Roman" w:eastAsia="FangSong" w:cs="Times New Roman"/>
-              </w:rPr>
-              <w:t xml:space="preserve">气体</w:t>
-            </w:r>
-            <w:r>
-              <w:rPr>
-                <w:rFonts w:ascii="Times New Roman" w:hAnsi="Times New Roman" w:eastAsia="Times New Roman" w:cs="Times New Roman"/>
-              </w:rPr>
-              <w:t xml:space="preserve"> · </w:t>
-            </w:r>
-            <w:r>
-              <w:rPr>
-                <w:rFonts w:hint="eastAsia" w:ascii="Times New Roman" w:hAnsi="Times New Roman" w:eastAsia="FangSong" w:cs="Times New Roman"/>
-              </w:rPr>
-              <w:t xml:space="preserve">理想气体模型与状态方程</w:t>
-            </w:r>
-          </w:p>
-        </w:tc>
-        <w:tc>
-          <w:tcPr/>
-          <w:p>
-            <w:pPr>
-              <w:pStyle w:val="Compact"/>
-              <w:jc w:val="center"/>
-            </w:pPr>
-            <w:r>
-              <w:rPr>
-                <w:rFonts w:hint="eastAsia" w:ascii="Times New Roman" w:hAnsi="Times New Roman" w:eastAsia="FangSong" w:cs="Times New Roman"/>
-              </w:rPr>
-              <w:t>理解理想气体的定义和适用条件</w:t>
-            </w:r>
-            <w:r>
-              <w:rPr>
-                <w:rFonts w:hint="eastAsia" w:ascii="Times New Roman" w:hAnsi="Times New Roman" w:eastAsia="Times New Roman" w:cs="Times New Roman"/>
-              </w:rPr>
-              <w:t>；</w:t>
-            </w:r>
-            <w:r>
-              <w:rPr>
-                <w:rFonts w:hint="eastAsia" w:ascii="Times New Roman" w:hAnsi="Times New Roman" w:eastAsia="FangSong" w:cs="Times New Roman"/>
-              </w:rPr>
-              <w:t>掌握理想气体状态方程</w:t>
-            </w:r>
-            <w:r>
-              <w:rPr>
-                <w:rFonts w:ascii="Times New Roman" w:hAnsi="Times New Roman" w:eastAsia="Times New Roman" w:cs="Times New Roman"/>
-              </w:rPr>
-              <w:t xml:space="preserve"> pV=nRT </w:t>
-            </w:r>
-            <w:r>
-              <w:rPr>
-                <w:rFonts w:hint="eastAsia" w:ascii="Times New Roman" w:hAnsi="Times New Roman" w:eastAsia="FangSong" w:cs="Times New Roman"/>
-              </w:rPr>
-              <w:t xml:space="preserve">及其三种变形</w:t>
-            </w:r>
-          </w:p>
-        </w:tc>
-      </w:tr>
-      <w:tr>
-        <w:tc>
-          <w:tcPr/>
-          <w:p>
-            <w:pPr>
-              <w:pStyle w:val="Compact"/>
-              <w:jc w:val="center"/>
-            </w:pPr>
-            <w:r>
-              <w:rPr>
-                <w:rFonts w:ascii="Times New Roman" w:hAnsi="Times New Roman" w:eastAsia="Times New Roman" w:cs="Times New Roman"/>
-              </w:rPr>
-              <w:t xml:space="preserve">§02 </w:t>
-            </w:r>
-            <w:r>
-              <w:rPr>
-                <w:rFonts w:hint="eastAsia" w:ascii="Times New Roman" w:hAnsi="Times New Roman" w:eastAsia="FangSong" w:cs="Times New Roman"/>
-              </w:rPr>
-              <w:t xml:space="preserve">气体</w:t>
-            </w:r>
-            <w:r>
-              <w:rPr>
-                <w:rFonts w:ascii="Times New Roman" w:hAnsi="Times New Roman" w:eastAsia="Times New Roman" w:cs="Times New Roman"/>
-              </w:rPr>
-              <w:t xml:space="preserve"> · </w:t>
-            </w:r>
-            <w:r>
-              <w:rPr>
-                <w:rFonts w:hint="eastAsia" w:ascii="Times New Roman" w:hAnsi="Times New Roman" w:eastAsia="FangSong" w:cs="Times New Roman"/>
-              </w:rPr>
-              <w:t xml:space="preserve">分压定律与湿气体校正</w:t>
-            </w:r>
-          </w:p>
-        </w:tc>
-        <w:tc>
-          <w:tcPr/>
-          <w:p>
-            <w:pPr>
-              <w:pStyle w:val="Compact"/>
-              <w:jc w:val="center"/>
-            </w:pPr>
-            <w:r>
-              <w:rPr>
-                <w:rFonts w:hint="eastAsia" w:ascii="Times New Roman" w:hAnsi="Times New Roman" w:eastAsia="FangSong" w:cs="Times New Roman"/>
-              </w:rPr>
-              <w:t>运用</w:t>
-            </w:r>
-            <w:r>
-              <w:rPr>
-                <w:rFonts w:hint="eastAsia" w:ascii="Times New Roman" w:hAnsi="Times New Roman" w:eastAsia="Times New Roman" w:cs="Times New Roman"/>
-              </w:rPr>
-              <w:t>Dalton</w:t>
-            </w:r>
-            <w:r>
-              <w:rPr>
-                <w:rFonts w:hint="eastAsia" w:ascii="Times New Roman" w:hAnsi="Times New Roman" w:eastAsia="FangSong" w:cs="Times New Roman"/>
-              </w:rPr>
-              <w:t>分压定律计算混合气体的分压</w:t>
-            </w:r>
-            <w:r>
-              <w:rPr>
-                <w:rFonts w:hint="eastAsia" w:ascii="Times New Roman" w:hAnsi="Times New Roman" w:eastAsia="Times New Roman" w:cs="Times New Roman"/>
-              </w:rPr>
-              <w:t>；</w:t>
-            </w:r>
-            <w:r>
-              <w:rPr>
-                <w:rFonts w:hint="eastAsia" w:ascii="Times New Roman" w:hAnsi="Times New Roman" w:eastAsia="FangSong" w:cs="Times New Roman"/>
-              </w:rPr>
-              <w:t>解决排水集气法中的湿气体校正问题</w:t>
-            </w:r>
-          </w:p>
-        </w:tc>
-      </w:tr>
-      <w:tr>
-        <w:tc>
-          <w:tcPr/>
-          <w:p>
-            <w:pPr>
-              <w:pStyle w:val="Compact"/>
-              <w:jc w:val="center"/>
-            </w:pPr>
-            <w:r>
-              <w:rPr>
-                <w:rFonts w:ascii="Times New Roman" w:hAnsi="Times New Roman" w:eastAsia="Times New Roman" w:cs="Times New Roman"/>
-              </w:rPr>
-              <w:t xml:space="preserve">§02 </w:t>
-            </w:r>
-            <w:r>
-              <w:rPr>
-                <w:rFonts w:hint="eastAsia" w:ascii="Times New Roman" w:hAnsi="Times New Roman" w:eastAsia="FangSong" w:cs="Times New Roman"/>
-              </w:rPr>
-              <w:t xml:space="preserve">气体</w:t>
-            </w:r>
-            <w:r>
-              <w:rPr>
-                <w:rFonts w:ascii="Times New Roman" w:hAnsi="Times New Roman" w:eastAsia="Times New Roman" w:cs="Times New Roman"/>
-              </w:rPr>
-              <w:t xml:space="preserve"> · </w:t>
-            </w:r>
-            <w:r>
-              <w:rPr>
-                <w:rFonts w:hint="eastAsia" w:ascii="Times New Roman" w:hAnsi="Times New Roman" w:eastAsia="FangSong" w:cs="Times New Roman"/>
-              </w:rPr>
-              <w:t xml:space="preserve">真实气体的偏差</w:t>
-            </w:r>
-          </w:p>
-        </w:tc>
-        <w:tc>
-          <w:tcPr/>
-          <w:p>
-            <w:pPr>
-              <w:pStyle w:val="Compact"/>
-              <w:jc w:val="center"/>
-            </w:pPr>
-            <w:r>
-              <w:rPr>
-                <w:rFonts w:hint="eastAsia" w:ascii="Times New Roman" w:hAnsi="Times New Roman" w:eastAsia="FangSong" w:cs="Times New Roman"/>
-              </w:rPr>
-              <w:t xml:space="preserve">了解真实气体与理想气体偏差的原因</w:t>
-            </w:r>
-          </w:p>
-        </w:tc>
-      </w:tr>
-      <w:tr>
-        <w:tc>
-          <w:tcPr/>
-          <w:p>
-            <w:pPr>
-              <w:pStyle w:val="Compact"/>
-              <w:jc w:val="center"/>
-            </w:pPr>
-            <w:r>
-              <w:rPr>
-                <w:rFonts w:ascii="Times New Roman" w:hAnsi="Times New Roman" w:eastAsia="Times New Roman" w:cs="Times New Roman"/>
-              </w:rPr>
-              <w:t xml:space="preserve">§02 </w:t>
-            </w:r>
-            <w:r>
-              <w:rPr>
-                <w:rFonts w:hint="eastAsia" w:ascii="Times New Roman" w:hAnsi="Times New Roman" w:eastAsia="FangSong" w:cs="Times New Roman"/>
-              </w:rPr>
-              <w:t xml:space="preserve">气体</w:t>
-            </w:r>
-            <w:r>
-              <w:rPr>
-                <w:rFonts w:ascii="Times New Roman" w:hAnsi="Times New Roman" w:eastAsia="Times New Roman" w:cs="Times New Roman"/>
-              </w:rPr>
-              <w:t xml:space="preserve"> · </w:t>
-            </w:r>
-            <w:r>
-              <w:rPr>
-                <w:rFonts w:hint="eastAsia" w:ascii="Times New Roman" w:hAnsi="Times New Roman" w:eastAsia="FangSong" w:cs="Times New Roman"/>
-              </w:rPr>
-              <w:t xml:space="preserve">扩散定律</w:t>
-            </w:r>
-          </w:p>
-        </w:tc>
-        <w:tc>
-          <w:tcPr/>
-          <w:p>
-            <w:pPr>
-              <w:pStyle w:val="Compact"/>
-              <w:jc w:val="center"/>
-            </w:pPr>
-            <w:r>
-              <w:rPr>
-                <w:rFonts w:hint="eastAsia" w:ascii="Times New Roman" w:hAnsi="Times New Roman" w:eastAsia="FangSong" w:cs="Times New Roman"/>
-              </w:rPr>
-              <w:t>运用</w:t>
-            </w:r>
-            <w:r>
-              <w:rPr>
-                <w:rFonts w:hint="eastAsia" w:ascii="Times New Roman" w:hAnsi="Times New Roman" w:eastAsia="Times New Roman" w:cs="Times New Roman"/>
-              </w:rPr>
-              <w:t>Graham</w:t>
-            </w:r>
-            <w:r>
-              <w:rPr>
-                <w:rFonts w:hint="eastAsia" w:ascii="Times New Roman" w:hAnsi="Times New Roman" w:eastAsia="FangSong" w:cs="Times New Roman"/>
-              </w:rPr>
-              <w:t>扩散定律比较气体扩散速率</w:t>
-            </w:r>
-          </w:p>
-        </w:tc>
-      </w:tr>
-    </w:tbl>
-    <w:p>
-      <w:pPr>
-        <w:spacing w:before="160" w:after="80"/>
-      </w:pPr>
-      <w:r>
-        <w:pict>
-          <v:rect style="width:0;height:1.5pt" o:hralign="center" o:hrstd="t" o:hr="t"/>
-        </w:pict>
-      </w:r>
-    </w:p>
-    <w:bookmarkEnd w:id="9"/>
-    <w:bookmarkStart w:id="16" w:name="理想气体基本概念从三条实验定律到一个方程"/>
-    <w:p>
-      <w:pPr>
-        <w:pStyle w:val="Heading2"/>
-        <w:spacing w:before="280" w:after="120"/>
-      </w:pPr>
-      <w:r>
-        <w:rPr>
-          <w:rFonts w:ascii="Times New Roman" w:hAnsi="Times New Roman" w:eastAsia="Times New Roman" w:cs="Times New Roman"/>
-        </w:rPr>
-        <w:t xml:space="preserve">§1 </w:t>
-      </w:r>
-      <w:r>
-        <w:rPr>
-          <w:rFonts w:hint="eastAsia" w:ascii="Times New Roman" w:hAnsi="Times New Roman" w:eastAsia="SimHei" w:cs="Times New Roman"/>
-        </w:rPr>
-        <w:t>理想气体基本概念</w:t>
-      </w:r>
-      <w:r>
-        <w:rPr>
-          <w:rFonts w:hint="eastAsia" w:ascii="Times New Roman" w:hAnsi="Times New Roman" w:eastAsia="Times New Roman" w:cs="Times New Roman"/>
-        </w:rPr>
-        <w:t>（</w:t>
-      </w:r>
-      <w:r>
-        <w:rPr>
-          <w:rFonts w:hint="eastAsia" w:ascii="Times New Roman" w:hAnsi="Times New Roman" w:eastAsia="SimHei" w:cs="Times New Roman"/>
-        </w:rPr>
-        <w:t>从三条实验定律到一个方程</w:t>
-      </w:r>
-      <w:r>
-        <w:rPr>
-          <w:rFonts w:hint="eastAsia" w:ascii="Times New Roman" w:hAnsi="Times New Roman" w:eastAsia="Times New Roman" w:cs="Times New Roman"/>
-        </w:rPr>
-        <w:t>）</w:t>
-      </w:r>
-    </w:p>
-    <w:bookmarkStart w:id="10" w:name="什么是理想气体"/>
+    <w:bookmarkStart w:id="9" w:name="什么是理想气体"/>
     <w:p>
       <w:pPr>
         <w:pStyle w:val="Heading3"/>
@@ -676,7 +295,7 @@
           <w:b/>
           <w:bCs/>
         </w:rPr>
-        <w:t xml:space="preserve">物理直觉</w:t>
+        <w:t xml:space="preserve">物理图像</w:t>
       </w:r>
     </w:p>
     <w:p>
@@ -688,143 +307,7 @@
         <w:rPr>
           <w:rFonts w:hint="eastAsia" w:ascii="Times New Roman" w:hAnsi="Times New Roman" w:eastAsia="FangSong" w:cs="Times New Roman"/>
         </w:rPr>
-        <w:t>想象一群人在空旷的广场上随机走动</w:t>
-      </w:r>
-      <w:r>
-        <w:rPr>
-          <w:rFonts w:hint="eastAsia" w:ascii="Times New Roman" w:hAnsi="Times New Roman" w:eastAsia="Times New Roman" w:cs="Times New Roman"/>
-        </w:rPr>
-        <w:t>。</w:t>
-      </w:r>
-      <w:r>
-        <w:rPr>
-          <w:rFonts w:hint="eastAsia" w:ascii="Times New Roman" w:hAnsi="Times New Roman" w:eastAsia="FangSong" w:cs="Times New Roman"/>
-        </w:rPr>
-        <w:t>如果</w:t>
-      </w:r>
-      <w:r>
-        <w:rPr>
-          <w:rFonts w:hint="eastAsia" w:ascii="Times New Roman" w:hAnsi="Times New Roman" w:eastAsia="Times New Roman" w:cs="Times New Roman"/>
-        </w:rPr>
-        <w:t>：</w:t>
-      </w:r>
-      <w:r>
-        <w:rPr>
-          <w:rFonts w:ascii="Times New Roman" w:hAnsi="Times New Roman" w:eastAsia="Times New Roman" w:cs="Times New Roman"/>
-        </w:rPr>
-        <w:t xml:space="preserve"> </w:t>
-      </w:r>
-      <w:r>
-        <w:rPr>
-          <w:rFonts w:hint="eastAsia" w:ascii="Times New Roman" w:hAnsi="Times New Roman" w:eastAsia="FangSong" w:cs="Times New Roman"/>
-        </w:rPr>
-        <w:t xml:space="preserve">人与人之间</w:t>
-      </w:r>
-      <w:r>
-        <w:rPr>
-          <w:rFonts w:hint="eastAsia" w:ascii="Times New Roman" w:hAnsi="Times New Roman" w:eastAsia="FangSong" w:cs="Times New Roman"/>
-          <w:b/>
-          <w:bCs/>
-        </w:rPr>
-        <w:t xml:space="preserve">没有吸引力</w:t>
-      </w:r>
-      <w:r>
-        <w:rPr>
-          <w:rFonts w:hint="eastAsia" w:ascii="Times New Roman" w:hAnsi="Times New Roman" w:eastAsia="Times New Roman" w:cs="Times New Roman"/>
-        </w:rPr>
-        <w:t>（</w:t>
-      </w:r>
-      <w:r>
-        <w:rPr>
-          <w:rFonts w:hint="eastAsia" w:ascii="Times New Roman" w:hAnsi="Times New Roman" w:eastAsia="FangSong" w:cs="Times New Roman"/>
-        </w:rPr>
-        <w:t>不会互相靠近</w:t>
-      </w:r>
-      <w:r>
-        <w:rPr>
-          <w:rFonts w:hint="eastAsia" w:ascii="Times New Roman" w:hAnsi="Times New Roman" w:eastAsia="Times New Roman" w:cs="Times New Roman"/>
-        </w:rPr>
-        <w:t>）；</w:t>
-      </w:r>
-      <w:r>
-        <w:rPr>
-          <w:rFonts w:hint="eastAsia" w:ascii="Times New Roman" w:hAnsi="Times New Roman" w:eastAsia="FangSong" w:cs="Times New Roman"/>
-        </w:rPr>
-        <w:t>人本身的</w:t>
-      </w:r>
-      <w:r>
-        <w:rPr>
-          <w:rFonts w:hint="eastAsia" w:ascii="Times New Roman" w:hAnsi="Times New Roman" w:eastAsia="FangSong" w:cs="Times New Roman"/>
-          <w:b/>
-          <w:bCs/>
-        </w:rPr>
-        <w:t xml:space="preserve">体积可以忽略</w:t>
-      </w:r>
-      <w:r>
-        <w:rPr>
-          <w:rFonts w:hint="eastAsia" w:ascii="Times New Roman" w:hAnsi="Times New Roman" w:eastAsia="Times New Roman" w:cs="Times New Roman"/>
-        </w:rPr>
-        <w:t>（</w:t>
-      </w:r>
-      <w:r>
-        <w:rPr>
-          <w:rFonts w:hint="eastAsia" w:ascii="Times New Roman" w:hAnsi="Times New Roman" w:eastAsia="FangSong" w:cs="Times New Roman"/>
-        </w:rPr>
-        <w:t>相对于广场面积</w:t>
-      </w:r>
-      <w:r>
-        <w:rPr>
-          <w:rFonts w:hint="eastAsia" w:ascii="Times New Roman" w:hAnsi="Times New Roman" w:eastAsia="Times New Roman" w:cs="Times New Roman"/>
-        </w:rPr>
-        <w:t>）。</w:t>
-      </w:r>
-    </w:p>
-    <w:p>
-      <w:pPr>
-        <w:pStyle w:val="BodyText"/>
-        <w:ind w:firstLine="420"/>
-      </w:pPr>
-      <w:r>
-        <w:rPr>
-          <w:rFonts w:hint="eastAsia" w:ascii="Times New Roman" w:hAnsi="Times New Roman" w:eastAsia="FangSong" w:cs="Times New Roman"/>
-        </w:rPr>
-        <w:t>那么这群人的行为就类似于</w:t>
-      </w:r>
-      <w:r>
-        <w:rPr>
-          <w:rFonts w:hint="eastAsia" w:ascii="Times New Roman" w:hAnsi="Times New Roman" w:eastAsia="Times New Roman" w:cs="Times New Roman"/>
-        </w:rPr>
-        <w:t>”</w:t>
-      </w:r>
-      <w:r>
-        <w:rPr>
-          <w:rFonts w:hint="eastAsia" w:ascii="Times New Roman" w:hAnsi="Times New Roman" w:eastAsia="FangSong" w:cs="Times New Roman"/>
-        </w:rPr>
-        <w:t>理想气体</w:t>
-      </w:r>
-      <w:r>
-        <w:rPr>
-          <w:rFonts w:hint="eastAsia" w:ascii="Times New Roman" w:hAnsi="Times New Roman" w:eastAsia="Times New Roman" w:cs="Times New Roman"/>
-        </w:rPr>
-        <w:t>”。</w:t>
-      </w:r>
-      <w:r>
-        <w:rPr>
-          <w:rFonts w:hint="eastAsia" w:ascii="Times New Roman" w:hAnsi="Times New Roman" w:eastAsia="FangSong" w:cs="Times New Roman"/>
-        </w:rPr>
-        <w:t>实际上</w:t>
-      </w:r>
-      <w:r>
-        <w:rPr>
-          <w:rFonts w:hint="eastAsia" w:ascii="Times New Roman" w:hAnsi="Times New Roman" w:eastAsia="Times New Roman" w:cs="Times New Roman"/>
-        </w:rPr>
-        <w:t>，</w:t>
-      </w:r>
-      <w:r>
-        <w:rPr>
-          <w:rFonts w:hint="eastAsia" w:ascii="Times New Roman" w:hAnsi="Times New Roman" w:eastAsia="FangSong" w:cs="Times New Roman"/>
-        </w:rPr>
-        <w:t>当气体</w:t>
+        <w:t xml:space="preserve">当气体</w:t>
       </w:r>
       <w:r>
         <w:rPr>
@@ -1031,8 +514,8 @@
         </w:pict>
       </w:r>
     </w:p>
-    <w:bookmarkEnd w:id="10"/>
-    <w:bookmarkStart w:id="14" w:name="三大实验定律"/>
+    <w:bookmarkEnd w:id="9"/>
+    <w:bookmarkStart w:id="13" w:name="三大实验定律"/>
     <w:p>
       <w:pPr>
         <w:pStyle w:val="Heading3"/>
@@ -1517,20 +1000,6 @@
         <w:pStyle w:val="BodyText"/>
         <w:ind w:firstLine="420"/>
       </w:pPr>
-      <w:r>
-        <w:rPr>
-          <w:rFonts w:hint="eastAsia" w:ascii="Times New Roman" w:hAnsi="Times New Roman" w:eastAsia="FangSong" w:cs="Times New Roman"/>
-          <w:b/>
-          <w:bCs/>
-        </w:rPr>
-        <w:t xml:space="preserve">物理直觉</w:t>
-      </w:r>
-      <w:r>
-        <w:rPr>
-          <w:rFonts w:hint="eastAsia" w:ascii="Times New Roman" w:hAnsi="Times New Roman" w:eastAsia="Times New Roman" w:cs="Times New Roman"/>
-        </w:rPr>
-        <w:t>：</w:t>
-      </w:r>
       <w:r>
         <w:rPr>
           <w:rFonts w:hint="eastAsia" w:ascii="Times New Roman" w:hAnsi="Times New Roman" w:eastAsia="FangSong" w:cs="Times New Roman"/>
@@ -2189,20 +1658,6 @@
       <w:r>
         <w:rPr>
           <w:rFonts w:hint="eastAsia" w:ascii="Times New Roman" w:hAnsi="Times New Roman" w:eastAsia="FangSong" w:cs="Times New Roman"/>
-          <w:b/>
-          <w:bCs/>
-        </w:rPr>
-        <w:t xml:space="preserve">物理直觉</w:t>
-      </w:r>
-      <w:r>
-        <w:rPr>
-          <w:rFonts w:hint="eastAsia" w:ascii="Times New Roman" w:hAnsi="Times New Roman" w:eastAsia="Times New Roman" w:cs="Times New Roman"/>
-        </w:rPr>
-        <w:t>：</w:t>
-      </w:r>
-      <w:r>
-        <w:rPr>
-          <w:rFonts w:hint="eastAsia" w:ascii="Times New Roman" w:hAnsi="Times New Roman" w:eastAsia="FangSong" w:cs="Times New Roman"/>
         </w:rPr>
         <w:t>温度升高时</w:t>
       </w:r>
@@ -2263,18 +1718,18 @@
           <wp:inline>
             <wp:extent cx="2667000" cy="1986592"/>
             <wp:effectExtent b="0" l="0" r="0" t="0"/>
-            <wp:docPr descr="恒压下气体体积与温度的关系" title="" id="12" name="Picture"/>
+            <wp:docPr descr="恒压下气体体积与温度的关系" title="" id="11" name="Picture"/>
             <a:graphic>
               <a:graphicData uri="http://schemas.openxmlformats.org/drawingml/2006/picture">
                 <pic:pic>
                   <pic:nvPicPr>
-                    <pic:cNvPr descr="0766a78b669d0f906e719d943229d05f50a3d0b2a7cc3346b4573243338b66cb.jpg" id="13" name="Picture"/>
+                    <pic:cNvPr descr="0766a78b669d0f906e719d943229d05f50a3d0b2a7cc3346b4573243338b66cb.jpg" id="12" name="Picture"/>
                     <pic:cNvPicPr>
                       <a:picLocks noChangeArrowheads="1" noChangeAspect="1"/>
                     </pic:cNvPicPr>
                   </pic:nvPicPr>
                   <pic:blipFill>
-                    <a:blip r:embed="rId11"/>
+                    <a:blip r:embed="rId10"/>
                     <a:stretch>
                       <a:fillRect/>
                     </a:stretch>
@@ -2336,90 +1791,6 @@
         </w:rPr>
         <w:t>恒压下气体体积与温度的关系</w:t>
       </w:r>
-      <w:r>
-        <w:rPr>
-          <w:rFonts w:hint="eastAsia" w:ascii="Times New Roman" w:hAnsi="Times New Roman" w:eastAsia="Times New Roman" w:cs="Times New Roman"/>
-        </w:rPr>
-        <w:t>——</w:t>
-      </w:r>
-      <w:r>
-        <w:rPr>
-          <w:rFonts w:hint="eastAsia" w:ascii="Times New Roman" w:hAnsi="Times New Roman" w:eastAsia="FangSong" w:cs="Times New Roman"/>
-        </w:rPr>
-        <w:t>不同起始状态</w:t>
-      </w:r>
-      <w:r>
-        <w:rPr>
-          <w:rFonts w:hint="eastAsia" w:ascii="Times New Roman" w:hAnsi="Times New Roman" w:eastAsia="Times New Roman" w:cs="Times New Roman"/>
-        </w:rPr>
-        <w:t>（A、B、C）</w:t>
-      </w:r>
-      <w:r>
-        <w:rPr>
-          <w:rFonts w:hint="eastAsia" w:ascii="Times New Roman" w:hAnsi="Times New Roman" w:eastAsia="FangSong" w:cs="Times New Roman"/>
-        </w:rPr>
-        <w:t>的同一气体在恒压下体积随温度线性变化</w:t>
-      </w:r>
-      <w:r>
-        <w:rPr>
-          <w:rFonts w:hint="eastAsia" w:ascii="Times New Roman" w:hAnsi="Times New Roman" w:eastAsia="Times New Roman" w:cs="Times New Roman"/>
-        </w:rPr>
-        <w:t>，</w:t>
-      </w:r>
-      <w:r>
-        <w:rPr>
-          <w:rFonts w:hint="eastAsia" w:ascii="Times New Roman" w:hAnsi="Times New Roman" w:eastAsia="FangSong" w:cs="Times New Roman"/>
-        </w:rPr>
-        <w:t>外推至</w:t>
-      </w:r>
-      <w:r>
-        <w:rPr>
-          <w:rFonts w:ascii="Times New Roman" w:hAnsi="Times New Roman" w:eastAsia="Times New Roman" w:cs="Times New Roman"/>
-        </w:rPr>
-        <w:t xml:space="preserve"> V=0 </w:t>
-      </w:r>
-      <w:r>
-        <w:rPr>
-          <w:rFonts w:hint="eastAsia" w:ascii="Times New Roman" w:hAnsi="Times New Roman" w:eastAsia="FangSong" w:cs="Times New Roman"/>
-        </w:rPr>
-        <w:t xml:space="preserve">处均交于</w:t>
-      </w:r>
-      <w:r>
-        <w:rPr>
-          <w:rFonts w:ascii="Times New Roman" w:hAnsi="Times New Roman" w:eastAsia="Times New Roman" w:cs="Times New Roman"/>
-        </w:rPr>
-        <w:t xml:space="preserve"> </w:t>
-      </w:r>
-      <w:r>
-        <w:rPr>
-          <w:rFonts w:hint="eastAsia" w:ascii="Times New Roman" w:hAnsi="Times New Roman" w:eastAsia="Times New Roman" w:cs="Times New Roman"/>
-        </w:rPr>
-        <w:t>-273.15°C（</w:t>
-      </w:r>
-      <w:r>
-        <w:rPr>
-          <w:rFonts w:hint="eastAsia" w:ascii="Times New Roman" w:hAnsi="Times New Roman" w:eastAsia="FangSong" w:cs="Times New Roman"/>
-        </w:rPr>
-        <w:t>热力学零度</w:t>
-      </w:r>
-      <w:r>
-        <w:rPr>
-          <w:rFonts w:hint="eastAsia" w:ascii="Times New Roman" w:hAnsi="Times New Roman" w:eastAsia="Times New Roman" w:cs="Times New Roman"/>
-        </w:rPr>
-        <w:t>）。</w:t>
-      </w:r>
-      <w:r>
-        <w:rPr>
-          <w:rFonts w:hint="eastAsia" w:ascii="Times New Roman" w:hAnsi="Times New Roman" w:eastAsia="FangSong" w:cs="Times New Roman"/>
-        </w:rPr>
-        <w:t>由此定义热力学温标</w:t>
-      </w:r>
-      <w:r>
-        <w:rPr>
-          <w:rFonts w:ascii="Times New Roman" w:hAnsi="Times New Roman" w:eastAsia="Times New Roman" w:cs="Times New Roman"/>
-        </w:rPr>
-        <w:t xml:space="preserve"> T/K = t/°C + 273.15</w:t>
-      </w:r>
     </w:p>
     <w:p>
       <w:pPr>
@@ -2616,20 +1987,6 @@
         <w:pStyle w:val="FirstParagraph"/>
         <w:ind w:firstLine="420"/>
       </w:pPr>
-      <w:r>
-        <w:rPr>
-          <w:rFonts w:hint="eastAsia" w:ascii="Times New Roman" w:hAnsi="Times New Roman" w:eastAsia="FangSong" w:cs="Times New Roman"/>
-          <w:b/>
-          <w:bCs/>
-        </w:rPr>
-        <w:t xml:space="preserve">物理直觉</w:t>
-      </w:r>
-      <w:r>
-        <w:rPr>
-          <w:rFonts w:hint="eastAsia" w:ascii="Times New Roman" w:hAnsi="Times New Roman" w:eastAsia="Times New Roman" w:cs="Times New Roman"/>
-        </w:rPr>
-        <w:t>：</w:t>
-      </w:r>
       <w:r>
         <w:rPr>
           <w:rFonts w:hint="eastAsia" w:ascii="Times New Roman" w:hAnsi="Times New Roman" w:eastAsia="FangSong" w:cs="Times New Roman"/>
@@ -4757,8 +4114,8 @@
         </w:pict>
       </w:r>
     </w:p>
-    <w:bookmarkEnd w:id="14"/>
-    <w:bookmarkStart w:id="15" w:name="摩尔气体常数-r"/>
+    <w:bookmarkEnd w:id="13"/>
+    <w:bookmarkStart w:id="14" w:name="摩尔气体常数-r"/>
     <w:p>
       <w:pPr>
         <w:pStyle w:val="Heading3"/>
@@ -5521,12 +4878,12 @@
         </w:rPr>
         <w:t>。</w:t>
       </w:r>
-      <w:r>
-        <w:rPr>
-          <w:rFonts w:ascii="Times New Roman" w:hAnsi="Times New Roman" w:eastAsia="Times New Roman" w:cs="Times New Roman"/>
-        </w:rPr>
-        <w:t xml:space="preserve"> </w:t>
-      </w:r>
+    </w:p>
+    <w:p>
+      <w:pPr>
+        <w:pStyle w:val="BodyText"/>
+        <w:ind w:firstLine="420"/>
+      </w:pPr>
       <w:r>
         <w:rPr>
           <w:rFonts w:hint="eastAsia" w:ascii="Times New Roman" w:hAnsi="Times New Roman" w:eastAsia="FangSong" w:cs="Times New Roman"/>
@@ -5541,12 +4898,12 @@
         </w:rPr>
         <w:t xml:space="preserve">：</w:t>
       </w:r>
-      <w:r>
-        <w:rPr>
-          <w:rFonts w:ascii="Times New Roman" w:hAnsi="Times New Roman" w:eastAsia="Times New Roman" w:cs="Times New Roman"/>
-        </w:rPr>
-        <w:t xml:space="preserve"> </w:t>
-      </w:r>
+    </w:p>
+    <w:p>
+      <w:pPr>
+        <w:pStyle w:val="BodyText"/>
+        <w:ind w:firstLine="420"/>
+      </w:pPr>
       <w:r>
         <w:rPr>
           <w:rFonts w:hint="eastAsia" w:ascii="Times New Roman" w:hAnsi="Times New Roman" w:eastAsia="FangSong" w:cs="Times New Roman"/>
@@ -6850,9 +6207,9 @@
         </w:pict>
       </w:r>
     </w:p>
+    <w:bookmarkEnd w:id="14"/>
     <w:bookmarkEnd w:id="15"/>
-    <w:bookmarkEnd w:id="16"/>
-    <w:bookmarkStart w:id="20" w:name="状态方程的三种变形从一个公式到一套工具"/>
+    <w:bookmarkStart w:id="19" w:name="状态方程的三种变形从一个公式到一套工具"/>
     <w:p>
       <w:pPr>
         <w:pStyle w:val="Heading2"/>
@@ -6889,7 +6246,7 @@
         <w:t>）</w:t>
       </w:r>
     </w:p>
-    <w:bookmarkStart w:id="17" w:name="变形一求-n-pvrt"/>
+    <w:bookmarkStart w:id="16" w:name="变形一求-n-pvrt"/>
     <w:p>
       <w:pPr>
         <w:pStyle w:val="Heading3"/>
@@ -7515,23 +6872,7 @@
           <w:b/>
           <w:bCs/>
         </w:rPr>
-        <w:t>数值验证</w:t>
-      </w:r>
-      <w:r>
-        <w:rPr>
-          <w:rFonts w:hint="eastAsia" w:ascii="Times New Roman" w:hAnsi="Times New Roman" w:eastAsia="Times New Roman" w:cs="Times New Roman"/>
-          <w:b/>
-          <w:bCs/>
-        </w:rPr>
-        <w:t>：</w:t>
-      </w:r>
-      <w:r>
-        <w:rPr>
-          <w:rFonts w:hint="eastAsia" w:ascii="Times New Roman" w:hAnsi="Times New Roman" w:eastAsia="FangSong" w:cs="Times New Roman"/>
-          <w:b/>
-          <w:bCs/>
-        </w:rPr>
-        <w:t>标准状况下的摩尔体积</w:t>
+        <w:t xml:space="preserve">标准状况下的摩尔体积</w:t>
       </w:r>
     </w:p>
     <w:p>
@@ -8233,8 +7574,8 @@
         </w:pict>
       </w:r>
     </w:p>
-    <w:bookmarkEnd w:id="17"/>
-    <w:bookmarkStart w:id="18" w:name="变形二密度法求摩尔质量-m"/>
+    <w:bookmarkEnd w:id="16"/>
+    <w:bookmarkStart w:id="17" w:name="变形二密度法求摩尔质量-m"/>
     <w:p>
       <w:pPr>
         <w:pStyle w:val="Heading3"/>
@@ -8707,7 +8048,7 @@
           <w:b/>
           <w:bCs/>
         </w:rPr>
-        <w:t xml:space="preserve">物理直觉</w:t>
+        <w:t xml:space="preserve">物理图像</w:t>
       </w:r>
     </w:p>
     <w:p>
@@ -9224,12 +8565,12 @@
         </w:rPr>
         <w:t xml:space="preserve">：</w:t>
       </w:r>
-      <w:r>
-        <w:rPr>
-          <w:rFonts w:ascii="Times New Roman" w:hAnsi="Times New Roman" w:eastAsia="Times New Roman" w:cs="Times New Roman"/>
-        </w:rPr>
-        <w:t xml:space="preserve"> </w:t>
-      </w:r>
+    </w:p>
+    <w:p>
+      <w:pPr>
+        <w:pStyle w:val="BodyText"/>
+        <w:ind w:firstLine="420"/>
+      </w:pPr>
       <w:r>
         <w:rPr>
           <w:rFonts w:hint="eastAsia" w:ascii="Times New Roman" w:hAnsi="Times New Roman" w:eastAsia="FangSong" w:cs="Times New Roman"/>
@@ -10238,8 +9579,8 @@
         </w:pict>
       </w:r>
     </w:p>
-    <w:bookmarkEnd w:id="18"/>
-    <w:bookmarkStart w:id="19" w:name="变形三状态变化p₁v₁t₁-p₂v₂t₂"/>
+    <w:bookmarkEnd w:id="17"/>
+    <w:bookmarkStart w:id="18" w:name="变形三状态变化p₁v₁t₁-p₂v₂t₂"/>
     <w:p>
       <w:pPr>
         <w:pStyle w:val="Heading3"/>
@@ -11819,26 +11160,6 @@
       <w:r>
         <w:rPr>
           <w:rFonts w:hint="eastAsia" w:ascii="Times New Roman" w:hAnsi="Times New Roman" w:eastAsia="FangSong" w:cs="Times New Roman"/>
-          <w:b/>
-          <w:bCs/>
-        </w:rPr>
-        <w:t xml:space="preserve">物理直觉</w:t>
-      </w:r>
-      <w:r>
-        <w:rPr>
-          <w:rFonts w:hint="eastAsia" w:ascii="Times New Roman" w:hAnsi="Times New Roman" w:eastAsia="Times New Roman" w:cs="Times New Roman"/>
-        </w:rPr>
-        <w:t xml:space="preserve">：</w:t>
-      </w:r>
-      <w:r>
-        <w:rPr>
-          <w:rFonts w:ascii="Times New Roman" w:hAnsi="Times New Roman" w:eastAsia="Times New Roman" w:cs="Times New Roman"/>
-        </w:rPr>
-        <w:t xml:space="preserve"> </w:t>
-      </w:r>
-      <w:r>
-        <w:rPr>
-          <w:rFonts w:hint="eastAsia" w:ascii="Times New Roman" w:hAnsi="Times New Roman" w:eastAsia="FangSong" w:cs="Times New Roman"/>
         </w:rPr>
         <w:t>压力降低</w:t>
       </w:r>
@@ -12019,9 +11340,9 @@
         </w:pict>
       </w:r>
     </w:p>
+    <w:bookmarkEnd w:id="18"/>
     <w:bookmarkEnd w:id="19"/>
-    <w:bookmarkEnd w:id="20"/>
-    <w:bookmarkStart w:id="27" w:name="dalton分压定律混合气体的拆分工具"/>
+    <w:bookmarkStart w:id="26" w:name="dalton分压定律混合气体的拆分工具"/>
     <w:p>
       <w:pPr>
         <w:pStyle w:val="Heading2"/>
@@ -12064,7 +11385,7 @@
         <w:t>）</w:t>
       </w:r>
     </w:p>
-    <w:bookmarkStart w:id="24" w:name="分压的定义与公式"/>
+    <w:bookmarkStart w:id="23" w:name="分压的定义与公式"/>
     <w:p>
       <w:pPr>
         <w:pStyle w:val="Heading3"/>
@@ -12231,18 +11552,18 @@
           <wp:inline>
             <wp:extent cx="2667000" cy="1313597"/>
             <wp:effectExtent b="0" l="0" r="0" t="0"/>
-            <wp:docPr descr="气体分压力测定装置示意图" title="" id="22" name="Picture"/>
+            <wp:docPr descr="气体分压力测定装置示意图" title="" id="21" name="Picture"/>
             <a:graphic>
               <a:graphicData uri="http://schemas.openxmlformats.org/drawingml/2006/picture">
                 <pic:pic>
                   <pic:nvPicPr>
-                    <pic:cNvPr descr="77921da956f62569a2f6cb5f7a4d6866d533a6ad926581c07ed21c8879b53eb6.jpg" id="23" name="Picture"/>
+                    <pic:cNvPr descr="77921da956f62569a2f6cb5f7a4d6866d533a6ad926581c07ed21c8879b53eb6.jpg" id="22" name="Picture"/>
                     <pic:cNvPicPr>
                       <a:picLocks noChangeArrowheads="1" noChangeAspect="1"/>
                     </pic:cNvPicPr>
                   </pic:nvPicPr>
                   <pic:blipFill>
-                    <a:blip r:embed="rId21"/>
+                    <a:blip r:embed="rId20"/>
                     <a:stretch>
                       <a:fillRect/>
                     </a:stretch>
@@ -12304,270 +11625,6 @@
         </w:rPr>
         <w:t>气体分压力测定装置</w:t>
       </w:r>
-      <w:r>
-        <w:rPr>
-          <w:rFonts w:hint="eastAsia" w:ascii="Times New Roman" w:hAnsi="Times New Roman" w:eastAsia="Times New Roman" w:cs="Times New Roman"/>
-        </w:rPr>
-        <w:t>——</w:t>
-      </w:r>
-      <w:r>
-        <w:rPr>
-          <w:rFonts w:hint="eastAsia" w:ascii="Times New Roman" w:hAnsi="Times New Roman" w:eastAsia="FangSong" w:cs="Times New Roman"/>
-        </w:rPr>
-        <w:t>利用钯管</w:t>
-      </w:r>
-      <w:r>
-        <w:rPr>
-          <w:rFonts w:hint="eastAsia" w:ascii="Times New Roman" w:hAnsi="Times New Roman" w:eastAsia="Times New Roman" w:cs="Times New Roman"/>
-        </w:rPr>
-        <w:t>（</w:t>
-      </w:r>
-      <w:r>
-        <w:rPr>
-          <w:rFonts w:hint="eastAsia" w:ascii="Times New Roman" w:hAnsi="Times New Roman" w:eastAsia="FangSong" w:cs="Times New Roman"/>
-        </w:rPr>
-        <w:t>只允许</w:t>
-      </w:r>
-      <w:r>
-        <w:rPr>
-          <w:rFonts w:ascii="Times New Roman" w:hAnsi="Times New Roman" w:eastAsia="Times New Roman" w:cs="Times New Roman"/>
-        </w:rPr>
-        <w:t xml:space="preserve"> H</w:t>
-      </w:r>
-      <w:r>
-        <w:rPr>
-          <w:rFonts w:ascii="Times New Roman" w:hAnsi="Times New Roman" w:eastAsia="Times New Roman" w:cs="Times New Roman"/>
-          <w:vertAlign w:val="subscript"/>
-        </w:rPr>
-        <w:t>2</w:t>
-      </w:r>
-      <w:r>
-        <w:rPr>
-          <w:rFonts w:ascii="Times New Roman" w:hAnsi="Times New Roman" w:eastAsia="Times New Roman" w:cs="Times New Roman"/>
-        </w:rPr>
-        <w:t xml:space="preserve"> </w:t>
-      </w:r>
-      <w:r>
-        <w:rPr>
-          <w:rFonts w:hint="eastAsia" w:ascii="Times New Roman" w:hAnsi="Times New Roman" w:eastAsia="FangSong" w:cs="Times New Roman"/>
-        </w:rPr>
-        <w:t>透过</w:t>
-      </w:r>
-      <w:r>
-        <w:rPr>
-          <w:rFonts w:hint="eastAsia" w:ascii="Times New Roman" w:hAnsi="Times New Roman" w:eastAsia="Times New Roman" w:cs="Times New Roman"/>
-        </w:rPr>
-        <w:t>）</w:t>
-      </w:r>
-      <w:r>
-        <w:rPr>
-          <w:rFonts w:hint="eastAsia" w:ascii="Times New Roman" w:hAnsi="Times New Roman" w:eastAsia="FangSong" w:cs="Times New Roman"/>
-        </w:rPr>
-        <w:t>测定混合气体</w:t>
-      </w:r>
-      <w:r>
-        <w:rPr>
-          <w:rFonts w:hint="eastAsia" w:ascii="Times New Roman" w:hAnsi="Times New Roman" w:eastAsia="Times New Roman" w:cs="Times New Roman"/>
-        </w:rPr>
-        <w:t>（H</w:t>
-      </w:r>
-      <w:r>
-        <w:rPr>
-          <w:rFonts w:hint="eastAsia" w:ascii="Times New Roman" w:hAnsi="Times New Roman" w:eastAsia="Times New Roman" w:cs="Times New Roman"/>
-          <w:vertAlign w:val="subscript"/>
-        </w:rPr>
-        <w:t>2</w:t>
-      </w:r>
-      <w:r>
-        <w:rPr>
-          <w:rFonts w:ascii="Times New Roman" w:hAnsi="Times New Roman" w:eastAsia="Times New Roman" w:cs="Times New Roman"/>
-        </w:rPr>
-        <w:t xml:space="preserve"> + </w:t>
-      </w:r>
-      <w:r>
-        <w:rPr>
-          <w:rFonts w:hint="eastAsia" w:ascii="Times New Roman" w:hAnsi="Times New Roman" w:eastAsia="Times New Roman" w:cs="Times New Roman"/>
-        </w:rPr>
-        <w:t>Ar）</w:t>
-      </w:r>
-      <w:r>
-        <w:rPr>
-          <w:rFonts w:hint="eastAsia" w:ascii="Times New Roman" w:hAnsi="Times New Roman" w:eastAsia="FangSong" w:cs="Times New Roman"/>
-        </w:rPr>
-        <w:t>中</w:t>
-      </w:r>
-      <w:r>
-        <w:rPr>
-          <w:rFonts w:ascii="Times New Roman" w:hAnsi="Times New Roman" w:eastAsia="Times New Roman" w:cs="Times New Roman"/>
-        </w:rPr>
-        <w:t xml:space="preserve"> H</w:t>
-      </w:r>
-      <w:r>
-        <w:rPr>
-          <w:rFonts w:ascii="Times New Roman" w:hAnsi="Times New Roman" w:eastAsia="Times New Roman" w:cs="Times New Roman"/>
-          <w:vertAlign w:val="subscript"/>
-        </w:rPr>
-        <w:t>2</w:t>
-      </w:r>
-      <w:r>
-        <w:rPr>
-          <w:rFonts w:ascii="Times New Roman" w:hAnsi="Times New Roman" w:eastAsia="Times New Roman" w:cs="Times New Roman"/>
-        </w:rPr>
-        <w:t xml:space="preserve"> </w:t>
-      </w:r>
-      <w:r>
-        <w:rPr>
-          <w:rFonts w:hint="eastAsia" w:ascii="Times New Roman" w:hAnsi="Times New Roman" w:eastAsia="FangSong" w:cs="Times New Roman"/>
-        </w:rPr>
-        <w:t>的分压</w:t>
-      </w:r>
-      <w:r>
-        <w:rPr>
-          <w:rFonts w:hint="eastAsia" w:ascii="Times New Roman" w:hAnsi="Times New Roman" w:eastAsia="Times New Roman" w:cs="Times New Roman"/>
-        </w:rPr>
-        <w:t>。</w:t>
-      </w:r>
-      <w:r>
-        <w:rPr>
-          <w:rFonts w:hint="eastAsia" w:ascii="Times New Roman" w:hAnsi="Times New Roman" w:eastAsia="FangSong" w:cs="Times New Roman"/>
-        </w:rPr>
-        <w:t>当外管</w:t>
-      </w:r>
-      <w:r>
-        <w:rPr>
-          <w:rFonts w:ascii="Times New Roman" w:hAnsi="Times New Roman" w:eastAsia="Times New Roman" w:cs="Times New Roman"/>
-        </w:rPr>
-        <w:t xml:space="preserve"> H</w:t>
-      </w:r>
-      <w:r>
-        <w:rPr>
-          <w:rFonts w:ascii="Times New Roman" w:hAnsi="Times New Roman" w:eastAsia="Times New Roman" w:cs="Times New Roman"/>
-          <w:vertAlign w:val="subscript"/>
-        </w:rPr>
-        <w:t>2</w:t>
-      </w:r>
-      <w:r>
-        <w:rPr>
-          <w:rFonts w:ascii="Times New Roman" w:hAnsi="Times New Roman" w:eastAsia="Times New Roman" w:cs="Times New Roman"/>
-        </w:rPr>
-        <w:t xml:space="preserve"> </w:t>
-      </w:r>
-      <w:r>
-        <w:rPr>
-          <w:rFonts w:hint="eastAsia" w:ascii="Times New Roman" w:hAnsi="Times New Roman" w:eastAsia="FangSong" w:cs="Times New Roman"/>
-        </w:rPr>
-        <w:t xml:space="preserve">纯气的压力与内管中</w:t>
-      </w:r>
-      <w:r>
-        <w:rPr>
-          <w:rFonts w:ascii="Times New Roman" w:hAnsi="Times New Roman" w:eastAsia="Times New Roman" w:cs="Times New Roman"/>
-        </w:rPr>
-        <w:t xml:space="preserve"> H</w:t>
-      </w:r>
-      <w:r>
-        <w:rPr>
-          <w:rFonts w:ascii="Times New Roman" w:hAnsi="Times New Roman" w:eastAsia="Times New Roman" w:cs="Times New Roman"/>
-          <w:vertAlign w:val="subscript"/>
-        </w:rPr>
-        <w:t>2</w:t>
-      </w:r>
-      <w:r>
-        <w:rPr>
-          <w:rFonts w:ascii="Times New Roman" w:hAnsi="Times New Roman" w:eastAsia="Times New Roman" w:cs="Times New Roman"/>
-        </w:rPr>
-        <w:t xml:space="preserve"> </w:t>
-      </w:r>
-      <w:r>
-        <w:rPr>
-          <w:rFonts w:hint="eastAsia" w:ascii="Times New Roman" w:hAnsi="Times New Roman" w:eastAsia="FangSong" w:cs="Times New Roman"/>
-        </w:rPr>
-        <w:t>的分压相等时</w:t>
-      </w:r>
-      <w:r>
-        <w:rPr>
-          <w:rFonts w:hint="eastAsia" w:ascii="Times New Roman" w:hAnsi="Times New Roman" w:eastAsia="Times New Roman" w:cs="Times New Roman"/>
-        </w:rPr>
-        <w:t>，</w:t>
-      </w:r>
-      <w:r>
-        <w:rPr>
-          <w:rFonts w:hint="eastAsia" w:ascii="Times New Roman" w:hAnsi="Times New Roman" w:eastAsia="FangSong" w:cs="Times New Roman"/>
-        </w:rPr>
-        <w:t>右侧压力计读数稳定</w:t>
-      </w:r>
-      <w:r>
-        <w:rPr>
-          <w:rFonts w:hint="eastAsia" w:ascii="Times New Roman" w:hAnsi="Times New Roman" w:eastAsia="Times New Roman" w:cs="Times New Roman"/>
-        </w:rPr>
-        <w:t>，</w:t>
-      </w:r>
-      <w:r>
-        <w:rPr>
-          <w:rFonts w:hint="eastAsia" w:ascii="Times New Roman" w:hAnsi="Times New Roman" w:eastAsia="FangSong" w:cs="Times New Roman"/>
-        </w:rPr>
-        <w:t>测得</w:t>
-      </w:r>
-      <w:r>
-        <w:rPr>
-          <w:rFonts w:ascii="Times New Roman" w:hAnsi="Times New Roman" w:eastAsia="Times New Roman" w:cs="Times New Roman"/>
-        </w:rPr>
-        <w:t xml:space="preserve"> H</w:t>
-      </w:r>
-      <w:r>
-        <w:rPr>
-          <w:rFonts w:ascii="Times New Roman" w:hAnsi="Times New Roman" w:eastAsia="Times New Roman" w:cs="Times New Roman"/>
-          <w:vertAlign w:val="subscript"/>
-        </w:rPr>
-        <w:t>2</w:t>
-      </w:r>
-      <w:r>
-        <w:rPr>
-          <w:rFonts w:ascii="Times New Roman" w:hAnsi="Times New Roman" w:eastAsia="Times New Roman" w:cs="Times New Roman"/>
-        </w:rPr>
-        <w:t xml:space="preserve"> </w:t>
-      </w:r>
-      <w:r>
-        <w:rPr>
-          <w:rFonts w:hint="eastAsia" w:ascii="Times New Roman" w:hAnsi="Times New Roman" w:eastAsia="FangSong" w:cs="Times New Roman"/>
-        </w:rPr>
-        <w:t>分压</w:t>
-      </w:r>
-      <w:r>
-        <w:rPr>
-          <w:rFonts w:hint="eastAsia" w:ascii="Times New Roman" w:hAnsi="Times New Roman" w:eastAsia="Times New Roman" w:cs="Times New Roman"/>
-        </w:rPr>
-        <w:t>；</w:t>
-      </w:r>
-      <w:r>
-        <w:rPr>
-          <w:rFonts w:hint="eastAsia" w:ascii="Times New Roman" w:hAnsi="Times New Roman" w:eastAsia="FangSong" w:cs="Times New Roman"/>
-        </w:rPr>
-        <w:t>混合气的总压由另一支压力计</w:t>
-      </w:r>
-      <w:r>
-        <w:rPr>
-          <w:rFonts w:hint="eastAsia" w:ascii="Times New Roman" w:hAnsi="Times New Roman" w:eastAsia="Times New Roman" w:cs="Times New Roman"/>
-        </w:rPr>
-        <w:t>（</w:t>
-      </w:r>
-      <w:r>
-        <w:rPr>
-          <w:rFonts w:hint="eastAsia" w:ascii="Times New Roman" w:hAnsi="Times New Roman" w:eastAsia="FangSong" w:cs="Times New Roman"/>
-        </w:rPr>
-        <w:t>内管混合气侧</w:t>
-      </w:r>
-      <w:r>
-        <w:rPr>
-          <w:rFonts w:hint="eastAsia" w:ascii="Times New Roman" w:hAnsi="Times New Roman" w:eastAsia="Times New Roman" w:cs="Times New Roman"/>
-        </w:rPr>
-        <w:t>）</w:t>
-      </w:r>
-      <w:r>
-        <w:rPr>
-          <w:rFonts w:hint="eastAsia" w:ascii="Times New Roman" w:hAnsi="Times New Roman" w:eastAsia="FangSong" w:cs="Times New Roman"/>
-        </w:rPr>
-        <w:t>测得</w:t>
-      </w:r>
     </w:p>
     <w:p>
       <w:pPr>
@@ -13124,7 +12181,7 @@
           <w:b/>
           <w:bCs/>
         </w:rPr>
-        <w:t xml:space="preserve">物理直觉</w:t>
+        <w:t xml:space="preserve">物理图像</w:t>
       </w:r>
     </w:p>
     <w:p>
@@ -13369,8 +12426,8 @@
         </w:pict>
       </w:r>
     </w:p>
-    <w:bookmarkEnd w:id="24"/>
-    <w:bookmarkStart w:id="25" w:name="分压计算的三种题型"/>
+    <w:bookmarkEnd w:id="23"/>
+    <w:bookmarkStart w:id="24" w:name="分压计算的三种题型"/>
     <w:p>
       <w:pPr>
         <w:pStyle w:val="Heading3"/>
@@ -14578,12 +13635,12 @@
         </w:rPr>
         <w:t xml:space="preserve">：</w:t>
       </w:r>
-      <w:r>
-        <w:rPr>
-          <w:rFonts w:ascii="Times New Roman" w:hAnsi="Times New Roman" w:eastAsia="Times New Roman" w:cs="Times New Roman"/>
-        </w:rPr>
-        <w:t xml:space="preserve"> </w:t>
-      </w:r>
+    </w:p>
+    <w:p>
+      <w:pPr>
+        <w:pStyle w:val="BodyText"/>
+        <w:ind w:firstLine="420"/>
+      </w:pPr>
       <w:r>
         <w:rPr>
           <w:rFonts w:ascii="Times New Roman" w:hAnsi="Times New Roman" w:eastAsia="Times New Roman" w:cs="Times New Roman"/>
@@ -15148,8 +14205,8 @@
         </w:pict>
       </w:r>
     </w:p>
-    <w:bookmarkEnd w:id="25"/>
-    <w:bookmarkStart w:id="26" w:name="分压与溶解度henry定律预告"/>
+    <w:bookmarkEnd w:id="24"/>
+    <w:bookmarkStart w:id="25" w:name="分压与溶解度henry定律预告"/>
     <w:p>
       <w:pPr>
         <w:pStyle w:val="Heading3"/>
@@ -15696,9 +14753,9 @@
         </w:pict>
       </w:r>
     </w:p>
+    <w:bookmarkEnd w:id="25"/>
     <w:bookmarkEnd w:id="26"/>
-    <w:bookmarkEnd w:id="27"/>
-    <w:bookmarkStart w:id="32" w:name="排水集气法湿气体变干气体"/>
+    <w:bookmarkStart w:id="31" w:name="排水集气法湿气体变干气体"/>
     <w:p>
       <w:pPr>
         <w:pStyle w:val="Heading2"/>
@@ -15735,7 +14792,7 @@
         <w:t>）</w:t>
       </w:r>
     </w:p>
-    <w:bookmarkStart w:id="28" w:name="原理"/>
+    <w:bookmarkStart w:id="27" w:name="原理"/>
     <w:p>
       <w:pPr>
         <w:pStyle w:val="Heading3"/>
@@ -15805,64 +14862,58 @@
         </w:rPr>
         <w:t>：</w:t>
       </w:r>
-      <w:r>
-        <w:rPr>
-          <w:rFonts w:ascii="Times New Roman" w:hAnsi="Times New Roman" w:eastAsia="Times New Roman" w:cs="Times New Roman"/>
-        </w:rPr>
-        <w:t xml:space="preserve"> </w:t>
-      </w:r>
-      <w:r>
-        <w:rPr>
-          <w:rFonts w:ascii="Times New Roman" w:hAnsi="Times New Roman" w:eastAsia="Times New Roman" w:cs="Times New Roman"/>
-        </w:rPr>
-        <w:t xml:space="preserve">1. </w:t>
-      </w:r>
-      <w:r>
-        <w:rPr>
-          <w:rFonts w:hint="eastAsia" w:ascii="Times New Roman" w:hAnsi="Times New Roman" w:eastAsia="FangSong" w:cs="Times New Roman"/>
-        </w:rPr>
-        <w:t>目标气体</w:t>
-      </w:r>
-      <w:r>
-        <w:rPr>
-          <w:rFonts w:hint="eastAsia" w:ascii="Times New Roman" w:hAnsi="Times New Roman" w:eastAsia="Times New Roman" w:cs="Times New Roman"/>
-        </w:rPr>
-        <w:t>（</w:t>
-      </w:r>
-      <w:r>
-        <w:rPr>
-          <w:rFonts w:hint="eastAsia" w:ascii="Times New Roman" w:hAnsi="Times New Roman" w:eastAsia="FangSong" w:cs="Times New Roman"/>
-        </w:rPr>
-        <w:t>干气体</w:t>
-      </w:r>
-      <w:r>
-        <w:rPr>
-          <w:rFonts w:hint="eastAsia" w:ascii="Times New Roman" w:hAnsi="Times New Roman" w:eastAsia="Times New Roman" w:cs="Times New Roman"/>
-        </w:rPr>
-        <w:t>）</w:t>
-      </w:r>
-      <w:r>
-        <w:rPr>
-          <w:rFonts w:ascii="Times New Roman" w:hAnsi="Times New Roman" w:eastAsia="Times New Roman" w:cs="Times New Roman"/>
-        </w:rPr>
-        <w:t xml:space="preserve"> </w:t>
-      </w:r>
-      <w:r>
-        <w:rPr>
-          <w:rFonts w:ascii="Times New Roman" w:hAnsi="Times New Roman" w:eastAsia="Times New Roman" w:cs="Times New Roman"/>
-        </w:rPr>
-        <w:t xml:space="preserve">2. </w:t>
-      </w:r>
-      <w:r>
-        <w:rPr>
-          <w:rFonts w:hint="eastAsia" w:ascii="Times New Roman" w:hAnsi="Times New Roman" w:eastAsia="FangSong" w:cs="Times New Roman"/>
-        </w:rPr>
-        <w:t xml:space="preserve">水蒸气</w:t>
-      </w:r>
     </w:p>
     <w:p>
       <w:pPr>
-        <w:pStyle w:val="BodyText"/>
+        <w:numPr>
+          <w:ilvl w:val="0"/>
+          <w:numId w:val="1001"/>
+        </w:numPr>
+        <w:ind w:firstLine="420"/>
+      </w:pPr>
+      <w:r>
+        <w:rPr>
+          <w:rFonts w:hint="eastAsia" w:ascii="Times New Roman" w:hAnsi="Times New Roman" w:eastAsia="FangSong" w:cs="Times New Roman"/>
+        </w:rPr>
+        <w:t>目标气体</w:t>
+      </w:r>
+      <w:r>
+        <w:rPr>
+          <w:rFonts w:hint="eastAsia" w:ascii="Times New Roman" w:hAnsi="Times New Roman" w:eastAsia="Times New Roman" w:cs="Times New Roman"/>
+        </w:rPr>
+        <w:t>（</w:t>
+      </w:r>
+      <w:r>
+        <w:rPr>
+          <w:rFonts w:hint="eastAsia" w:ascii="Times New Roman" w:hAnsi="Times New Roman" w:eastAsia="FangSong" w:cs="Times New Roman"/>
+        </w:rPr>
+        <w:t>干气体</w:t>
+      </w:r>
+      <w:r>
+        <w:rPr>
+          <w:rFonts w:hint="eastAsia" w:ascii="Times New Roman" w:hAnsi="Times New Roman" w:eastAsia="Times New Roman" w:cs="Times New Roman"/>
+        </w:rPr>
+        <w:t>）</w:t>
+      </w:r>
+    </w:p>
+    <w:p>
+      <w:pPr>
+        <w:numPr>
+          <w:ilvl w:val="0"/>
+          <w:numId w:val="1001"/>
+        </w:numPr>
+        <w:ind w:firstLine="420"/>
+      </w:pPr>
+      <w:r>
+        <w:rPr>
+          <w:rFonts w:hint="eastAsia" w:ascii="Times New Roman" w:hAnsi="Times New Roman" w:eastAsia="FangSong" w:cs="Times New Roman"/>
+        </w:rPr>
+        <w:t xml:space="preserve">水蒸气</w:t>
+      </w:r>
+    </w:p>
+    <w:p>
+      <w:pPr>
+        <w:pStyle w:val="FirstParagraph"/>
         <w:ind w:firstLine="420"/>
       </w:pPr>
       <w:r>
@@ -16276,8 +15327,8 @@
         </w:pict>
       </w:r>
     </w:p>
-    <w:bookmarkEnd w:id="28"/>
-    <w:bookmarkStart w:id="29" w:name="解题三步法"/>
+    <w:bookmarkEnd w:id="27"/>
+    <w:bookmarkStart w:id="28" w:name="解题三步法"/>
     <w:p>
       <w:pPr>
         <w:pStyle w:val="Heading3"/>
@@ -17572,8 +16623,8 @@
         </w:pict>
       </w:r>
     </w:p>
-    <w:bookmarkEnd w:id="29"/>
-    <w:bookmarkStart w:id="30" w:name="例题氯酸钾分解排水集气综合应用"/>
+    <w:bookmarkEnd w:id="28"/>
+    <w:bookmarkStart w:id="29" w:name="例题氯酸钾分解排水集气综合应用"/>
     <w:p>
       <w:pPr>
         <w:pStyle w:val="Heading3"/>
@@ -18783,10 +17834,9 @@
     </w:p>
     <w:p>
       <w:pPr>
-        <w:pStyle w:val="Compact"/>
         <w:numPr>
           <w:ilvl w:val="0"/>
-          <w:numId w:val="1001"/>
+          <w:numId w:val="1002"/>
         </w:numPr>
         <w:ind w:firstLine="420"/>
       </w:pPr>
@@ -18819,10 +17869,9 @@
     </w:p>
     <w:p>
       <w:pPr>
-        <w:pStyle w:val="Compact"/>
         <w:numPr>
           <w:ilvl w:val="0"/>
-          <w:numId w:val="1001"/>
+          <w:numId w:val="1002"/>
         </w:numPr>
         <w:ind w:firstLine="420"/>
       </w:pPr>
@@ -18847,10 +17896,9 @@
     </w:p>
     <w:p>
       <w:pPr>
-        <w:pStyle w:val="Compact"/>
         <w:numPr>
           <w:ilvl w:val="0"/>
-          <w:numId w:val="1001"/>
+          <w:numId w:val="1002"/>
         </w:numPr>
         <w:ind w:firstLine="420"/>
       </w:pPr>
@@ -18899,8 +17947,8 @@
         </w:pict>
       </w:r>
     </w:p>
-    <w:bookmarkEnd w:id="30"/>
-    <w:bookmarkStart w:id="31" w:name="液体的饱和蒸气压与沸点补充知识"/>
+    <w:bookmarkEnd w:id="29"/>
+    <w:bookmarkStart w:id="30" w:name="液体的饱和蒸气压与沸点补充知识"/>
     <w:p>
       <w:pPr>
         <w:pStyle w:val="Heading3"/>
@@ -19835,9 +18883,9 @@
         </w:pict>
       </w:r>
     </w:p>
+    <w:bookmarkEnd w:id="30"/>
     <w:bookmarkEnd w:id="31"/>
-    <w:bookmarkEnd w:id="32"/>
-    <w:bookmarkStart w:id="35" w:name="真实气体简介"/>
+    <w:bookmarkStart w:id="34" w:name="真实气体简介"/>
     <w:p>
       <w:pPr>
         <w:pStyle w:val="Heading2"/>
@@ -19922,7 +18970,7 @@
         <w:t>**。</w:t>
       </w:r>
     </w:p>
-    <w:bookmarkStart w:id="33" w:name="理想气体的偏差来源"/>
+    <w:bookmarkStart w:id="32" w:name="理想气体的偏差来源"/>
     <w:p>
       <w:pPr>
         <w:pStyle w:val="Heading3"/>
@@ -20196,7 +19244,7 @@
           <w:b/>
           <w:bCs/>
         </w:rPr>
-        <w:t xml:space="preserve">物理直觉</w:t>
+        <w:t xml:space="preserve">物理图像</w:t>
       </w:r>
     </w:p>
     <w:p>
@@ -20218,60 +19266,6 @@
         </w:rPr>
         <w:t xml:space="preserve">：</w:t>
       </w:r>
-      <w:r>
-        <w:rPr>
-          <w:rFonts w:ascii="Times New Roman" w:hAnsi="Times New Roman" w:eastAsia="Times New Roman" w:cs="Times New Roman"/>
-        </w:rPr>
-        <w:t xml:space="preserve"> </w:t>
-      </w:r>
-      <w:r>
-        <w:rPr>
-          <w:rFonts w:hint="eastAsia" w:ascii="Times New Roman" w:hAnsi="Times New Roman" w:eastAsia="FangSong" w:cs="Times New Roman"/>
-        </w:rPr>
-        <w:t>在低压下</w:t>
-      </w:r>
-      <w:r>
-        <w:rPr>
-          <w:rFonts w:hint="eastAsia" w:ascii="Times New Roman" w:hAnsi="Times New Roman" w:eastAsia="Times New Roman" w:cs="Times New Roman"/>
-        </w:rPr>
-        <w:t>，</w:t>
-      </w:r>
-      <w:r>
-        <w:rPr>
-          <w:rFonts w:hint="eastAsia" w:ascii="Times New Roman" w:hAnsi="Times New Roman" w:eastAsia="FangSong" w:cs="Times New Roman"/>
-        </w:rPr>
-        <w:t>分子间距较大</w:t>
-      </w:r>
-      <w:r>
-        <w:rPr>
-          <w:rFonts w:hint="eastAsia" w:ascii="Times New Roman" w:hAnsi="Times New Roman" w:eastAsia="Times New Roman" w:cs="Times New Roman"/>
-        </w:rPr>
-        <w:t>；</w:t>
-      </w:r>
-      <w:r>
-        <w:rPr>
-          <w:rFonts w:hint="eastAsia" w:ascii="Times New Roman" w:hAnsi="Times New Roman" w:eastAsia="FangSong" w:cs="Times New Roman"/>
-        </w:rPr>
-        <w:t>分子间引力使分子撞击器壁的力度减弱</w:t>
-      </w:r>
-      <w:r>
-        <w:rPr>
-          <w:rFonts w:hint="eastAsia" w:ascii="Times New Roman" w:hAnsi="Times New Roman" w:eastAsia="Times New Roman" w:cs="Times New Roman"/>
-        </w:rPr>
-        <w:t>；</w:t>
-      </w:r>
-      <w:r>
-        <w:rPr>
-          <w:rFonts w:hint="eastAsia" w:ascii="Times New Roman" w:hAnsi="Times New Roman" w:eastAsia="FangSong" w:cs="Times New Roman"/>
-        </w:rPr>
-        <w:t>因此实际测量的压力比理想值小</w:t>
-      </w:r>
-      <w:r>
-        <w:rPr>
-          <w:rFonts w:hint="eastAsia" w:ascii="Times New Roman" w:hAnsi="Times New Roman" w:eastAsia="Times New Roman" w:cs="Times New Roman"/>
-        </w:rPr>
-        <w:t>。</w:t>
-      </w:r>
     </w:p>
     <w:p>
       <w:pPr>
@@ -20281,6 +19275,60 @@
       <w:r>
         <w:rPr>
           <w:rFonts w:hint="eastAsia" w:ascii="Times New Roman" w:hAnsi="Times New Roman" w:eastAsia="FangSong" w:cs="Times New Roman"/>
+        </w:rPr>
+        <w:t>在低压下</w:t>
+      </w:r>
+      <w:r>
+        <w:rPr>
+          <w:rFonts w:hint="eastAsia" w:ascii="Times New Roman" w:hAnsi="Times New Roman" w:eastAsia="Times New Roman" w:cs="Times New Roman"/>
+        </w:rPr>
+        <w:t>，</w:t>
+      </w:r>
+      <w:r>
+        <w:rPr>
+          <w:rFonts w:hint="eastAsia" w:ascii="Times New Roman" w:hAnsi="Times New Roman" w:eastAsia="FangSong" w:cs="Times New Roman"/>
+        </w:rPr>
+        <w:t>分子间距较大</w:t>
+      </w:r>
+      <w:r>
+        <w:rPr>
+          <w:rFonts w:hint="eastAsia" w:ascii="Times New Roman" w:hAnsi="Times New Roman" w:eastAsia="Times New Roman" w:cs="Times New Roman"/>
+        </w:rPr>
+        <w:t>；</w:t>
+      </w:r>
+      <w:r>
+        <w:rPr>
+          <w:rFonts w:hint="eastAsia" w:ascii="Times New Roman" w:hAnsi="Times New Roman" w:eastAsia="FangSong" w:cs="Times New Roman"/>
+        </w:rPr>
+        <w:t>分子间引力使分子撞击器壁的力度减弱</w:t>
+      </w:r>
+      <w:r>
+        <w:rPr>
+          <w:rFonts w:hint="eastAsia" w:ascii="Times New Roman" w:hAnsi="Times New Roman" w:eastAsia="Times New Roman" w:cs="Times New Roman"/>
+        </w:rPr>
+        <w:t>；</w:t>
+      </w:r>
+      <w:r>
+        <w:rPr>
+          <w:rFonts w:hint="eastAsia" w:ascii="Times New Roman" w:hAnsi="Times New Roman" w:eastAsia="FangSong" w:cs="Times New Roman"/>
+        </w:rPr>
+        <w:t>因此实际测量的压力比理想值小</w:t>
+      </w:r>
+      <w:r>
+        <w:rPr>
+          <w:rFonts w:hint="eastAsia" w:ascii="Times New Roman" w:hAnsi="Times New Roman" w:eastAsia="Times New Roman" w:cs="Times New Roman"/>
+        </w:rPr>
+        <w:t>。</w:t>
+      </w:r>
+    </w:p>
+    <w:p>
+      <w:pPr>
+        <w:pStyle w:val="BodyText"/>
+        <w:ind w:firstLine="420"/>
+      </w:pPr>
+      <w:r>
+        <w:rPr>
+          <w:rFonts w:hint="eastAsia" w:ascii="Times New Roman" w:hAnsi="Times New Roman" w:eastAsia="FangSong" w:cs="Times New Roman"/>
           <w:b/>
           <w:bCs/>
         </w:rPr>
@@ -20292,12 +19340,12 @@
         </w:rPr>
         <w:t xml:space="preserve">：</w:t>
       </w:r>
-      <w:r>
-        <w:rPr>
-          <w:rFonts w:ascii="Times New Roman" w:hAnsi="Times New Roman" w:eastAsia="Times New Roman" w:cs="Times New Roman"/>
-        </w:rPr>
-        <w:t xml:space="preserve"> </w:t>
-      </w:r>
+    </w:p>
+    <w:p>
+      <w:pPr>
+        <w:pStyle w:val="BodyText"/>
+        <w:ind w:firstLine="420"/>
+      </w:pPr>
       <w:r>
         <w:rPr>
           <w:rFonts w:hint="eastAsia" w:ascii="Times New Roman" w:hAnsi="Times New Roman" w:eastAsia="FangSong" w:cs="Times New Roman"/>
@@ -20573,12 +19621,12 @@
         </w:rPr>
         <w:t xml:space="preserve">：</w:t>
       </w:r>
-      <w:r>
-        <w:rPr>
-          <w:rFonts w:ascii="Times New Roman" w:hAnsi="Times New Roman" w:eastAsia="Times New Roman" w:cs="Times New Roman"/>
-        </w:rPr>
-        <w:t xml:space="preserve"> </w:t>
-      </w:r>
+    </w:p>
+    <w:p>
+      <w:pPr>
+        <w:pStyle w:val="BodyText"/>
+        <w:ind w:firstLine="420"/>
+      </w:pPr>
       <w:r>
         <w:rPr>
           <w:rFonts w:ascii="Times New Roman" w:hAnsi="Times New Roman" w:eastAsia="Times New Roman" w:cs="Times New Roman"/>
@@ -20722,8 +19770,8 @@
         </w:pict>
       </w:r>
     </w:p>
-    <w:bookmarkEnd w:id="33"/>
-    <w:bookmarkStart w:id="34" w:name="van-der-waals方程定性介绍"/>
+    <w:bookmarkEnd w:id="32"/>
+    <w:bookmarkStart w:id="33" w:name="van-der-waals方程定性介绍"/>
     <w:p>
       <w:pPr>
         <w:pStyle w:val="Heading3"/>
@@ -21741,9 +20789,9 @@
         </w:pict>
       </w:r>
     </w:p>
+    <w:bookmarkEnd w:id="33"/>
     <w:bookmarkEnd w:id="34"/>
-    <w:bookmarkEnd w:id="35"/>
-    <w:bookmarkStart w:id="41" w:name="graham-扩散定律"/>
+    <w:bookmarkStart w:id="40" w:name="graham-扩散定律"/>
     <w:p>
       <w:pPr>
         <w:pStyle w:val="Heading2"/>
@@ -21800,7 +20848,7 @@
         <w:t>。</w:t>
       </w:r>
     </w:p>
-    <w:bookmarkStart w:id="39" w:name="定律表述"/>
+    <w:bookmarkStart w:id="38" w:name="定律表述"/>
     <w:p>
       <w:pPr>
         <w:pStyle w:val="Heading3"/>
@@ -22046,18 +21094,18 @@
           <wp:inline>
             <wp:extent cx="2667000" cy="322520"/>
             <wp:effectExtent b="0" l="0" r="0" t="0"/>
-            <wp:docPr descr="NH₃ 与 HCl 的扩散实验" title="" id="37" name="Picture"/>
+            <wp:docPr descr="NH₃ 与 HCl 的扩散实验" title="" id="36" name="Picture"/>
             <a:graphic>
               <a:graphicData uri="http://schemas.openxmlformats.org/drawingml/2006/picture">
                 <pic:pic>
                   <pic:nvPicPr>
-                    <pic:cNvPr descr="e1b7d2db0a6cb320e7497bf43cb184f777e5cde76811935cb581dfd537482a41.jpg" id="38" name="Picture"/>
+                    <pic:cNvPr descr="e1b7d2db0a6cb320e7497bf43cb184f777e5cde76811935cb581dfd537482a41.jpg" id="37" name="Picture"/>
                     <pic:cNvPicPr>
                       <a:picLocks noChangeArrowheads="1" noChangeAspect="1"/>
                     </pic:cNvPicPr>
                   </pic:nvPicPr>
                   <pic:blipFill>
-                    <a:blip r:embed="rId36"/>
+                    <a:blip r:embed="rId35"/>
                     <a:stretch>
                       <a:fillRect/>
                     </a:stretch>
@@ -22142,31 +21190,7 @@
         <w:rPr>
           <w:rFonts w:hint="eastAsia" w:ascii="Times New Roman" w:hAnsi="Times New Roman" w:eastAsia="FangSong" w:cs="Times New Roman"/>
         </w:rPr>
-        <w:t>的扩散实验</w:t>
-      </w:r>
-      <w:r>
-        <w:rPr>
-          <w:rFonts w:hint="eastAsia" w:ascii="Times New Roman" w:hAnsi="Times New Roman" w:eastAsia="Times New Roman" w:cs="Times New Roman"/>
-        </w:rPr>
-        <w:t>——</w:t>
-      </w:r>
-      <w:r>
-        <w:rPr>
-          <w:rFonts w:hint="eastAsia" w:ascii="Times New Roman" w:hAnsi="Times New Roman" w:eastAsia="FangSong" w:cs="Times New Roman"/>
-        </w:rPr>
-        <w:t>白雾环偏向高摩尔质量气体一侧</w:t>
-      </w:r>
-      <w:r>
-        <w:rPr>
-          <w:rFonts w:hint="eastAsia" w:ascii="Times New Roman" w:hAnsi="Times New Roman" w:eastAsia="Times New Roman" w:cs="Times New Roman"/>
-        </w:rPr>
-        <w:t>，</w:t>
-      </w:r>
-      <w:r>
-        <w:rPr>
-          <w:rFonts w:hint="eastAsia" w:ascii="Times New Roman" w:hAnsi="Times New Roman" w:eastAsia="FangSong" w:cs="Times New Roman"/>
-        </w:rPr>
-        <w:t>说明轻气体扩散更快</w:t>
+        <w:t xml:space="preserve">的扩散实验</w:t>
       </w:r>
     </w:p>
     <w:p>
@@ -22174,20 +21198,6 @@
         <w:pStyle w:val="BodyText"/>
         <w:ind w:firstLine="420"/>
       </w:pPr>
-      <w:r>
-        <w:rPr>
-          <w:rFonts w:hint="eastAsia" w:ascii="Times New Roman" w:hAnsi="Times New Roman" w:eastAsia="FangSong" w:cs="Times New Roman"/>
-          <w:b/>
-          <w:bCs/>
-        </w:rPr>
-        <w:t xml:space="preserve">读图提示</w:t>
-      </w:r>
-      <w:r>
-        <w:rPr>
-          <w:rFonts w:hint="eastAsia" w:ascii="Times New Roman" w:hAnsi="Times New Roman" w:eastAsia="Times New Roman" w:cs="Times New Roman"/>
-        </w:rPr>
-        <w:t>：</w:t>
-      </w:r>
       <w:r>
         <w:rPr>
           <w:rFonts w:hint="eastAsia" w:ascii="Times New Roman" w:hAnsi="Times New Roman" w:eastAsia="FangSong" w:cs="Times New Roman"/>
@@ -22508,8 +21518,8 @@
         <w:t>”。</w:t>
       </w:r>
     </w:p>
-    <w:bookmarkEnd w:id="39"/>
-    <w:bookmarkStart w:id="40" w:name="应用"/>
+    <w:bookmarkEnd w:id="38"/>
+    <w:bookmarkStart w:id="39" w:name="应用"/>
     <w:p>
       <w:pPr>
         <w:pStyle w:val="Heading3"/>
@@ -22530,10 +21540,9 @@
     </w:p>
     <w:p>
       <w:pPr>
-        <w:pStyle w:val="Compact"/>
         <w:numPr>
           <w:ilvl w:val="0"/>
-          <w:numId w:val="1002"/>
+          <w:numId w:val="1003"/>
         </w:numPr>
         <w:ind w:firstLine="420"/>
       </w:pPr>
@@ -22584,10 +21593,9 @@
     </w:p>
     <w:p>
       <w:pPr>
-        <w:pStyle w:val="Compact"/>
         <w:numPr>
           <w:ilvl w:val="0"/>
-          <w:numId w:val="1002"/>
+          <w:numId w:val="1003"/>
         </w:numPr>
         <w:ind w:firstLine="420"/>
       </w:pPr>
@@ -22756,9 +21764,9 @@
         </w:pict>
       </w:r>
     </w:p>
+    <w:bookmarkEnd w:id="39"/>
     <w:bookmarkEnd w:id="40"/>
-    <w:bookmarkEnd w:id="41"/>
-    <w:bookmarkStart w:id="45" w:name="本讲速查"/>
+    <w:bookmarkStart w:id="44" w:name="本讲速查"/>
     <w:p>
       <w:pPr>
         <w:pStyle w:val="Heading2"/>
@@ -22777,7 +21785,7 @@
         <w:t xml:space="preserve">本讲速查</w:t>
       </w:r>
     </w:p>
-    <w:bookmarkStart w:id="42" w:name="核心公式"/>
+    <w:bookmarkStart w:id="41" w:name="核心公式"/>
     <w:p>
       <w:pPr>
         <w:pStyle w:val="Heading3"/>
@@ -23728,8 +22736,8 @@
         </w:tc>
       </w:tr>
     </w:tbl>
-    <w:bookmarkEnd w:id="42"/>
-    <w:bookmarkStart w:id="43" w:name="r值速查"/>
+    <w:bookmarkEnd w:id="41"/>
+    <w:bookmarkStart w:id="42" w:name="r值速查"/>
     <w:p>
       <w:pPr>
         <w:pStyle w:val="Heading3"/>
@@ -24076,8 +23084,8 @@
         </w:tc>
       </w:tr>
     </w:tbl>
-    <w:bookmarkEnd w:id="43"/>
-    <w:bookmarkStart w:id="44" w:name="常用数据"/>
+    <w:bookmarkEnd w:id="42"/>
+    <w:bookmarkStart w:id="43" w:name="常用数据"/>
     <w:p>
       <w:pPr>
         <w:pStyle w:val="Heading3"/>
@@ -24280,9 +23288,9 @@
         </w:pict>
       </w:r>
     </w:p>
+    <w:bookmarkEnd w:id="43"/>
     <w:bookmarkEnd w:id="44"/>
-    <w:bookmarkEnd w:id="45"/>
-    <w:bookmarkStart w:id="47" w:name="竞赛思考强化题与微观机理精解"/>
+    <w:bookmarkStart w:id="46" w:name="课后习题"/>
     <w:p>
       <w:pPr>
         <w:pStyle w:val="Heading2"/>
@@ -24298,7 +23306,7 @@
         <w:rPr>
           <w:rFonts w:hint="eastAsia" w:ascii="Times New Roman" w:hAnsi="Times New Roman" w:eastAsia="SimHei" w:cs="Times New Roman"/>
         </w:rPr>
-        <w:t xml:space="preserve">竞赛思考强化题与微观机理精解</w:t>
+        <w:t xml:space="preserve">课后习题</w:t>
       </w:r>
     </w:p>
     <w:p>
@@ -24308,161 +23316,11 @@
       </w:pPr>
       <w:r>
         <w:rPr>
-          <w:rFonts w:hint="eastAsia" w:ascii="Times New Roman" w:hAnsi="Times New Roman" w:eastAsia="FangSong" w:cs="Times New Roman"/>
-        </w:rPr>
-        <w:t>本组题目全部取自题库</w:t>
-      </w:r>
-      <w:r>
-        <w:rPr>
-          <w:rFonts w:hint="eastAsia" w:ascii="Times New Roman" w:hAnsi="Times New Roman" w:eastAsia="Times New Roman" w:cs="Times New Roman"/>
-        </w:rPr>
-        <w:t>（</w:t>
-      </w:r>
-      <w:r>
-        <w:rPr>
-          <w:rFonts w:hint="eastAsia" w:ascii="Times New Roman" w:hAnsi="Times New Roman" w:eastAsia="FangSong" w:cs="Times New Roman"/>
-        </w:rPr>
-        <w:t>北大</w:t>
-      </w:r>
-      <w:r>
-        <w:rPr>
-          <w:rFonts w:hint="eastAsia" w:ascii="Times New Roman" w:hAnsi="Times New Roman" w:eastAsia="Times New Roman" w:cs="Times New Roman"/>
-        </w:rPr>
-        <w:t>《</w:t>
-      </w:r>
-      <w:r>
-        <w:rPr>
-          <w:rFonts w:hint="eastAsia" w:ascii="Times New Roman" w:hAnsi="Times New Roman" w:eastAsia="FangSong" w:cs="Times New Roman"/>
-        </w:rPr>
-        <w:t>普通化学原理</w:t>
-      </w:r>
-      <w:r>
-        <w:rPr>
-          <w:rFonts w:hint="eastAsia" w:ascii="Times New Roman" w:hAnsi="Times New Roman" w:eastAsia="Times New Roman" w:cs="Times New Roman"/>
-        </w:rPr>
-        <w:t>》</w:t>
-      </w:r>
-      <w:r>
-        <w:rPr>
-          <w:rFonts w:hint="eastAsia" w:ascii="Times New Roman" w:hAnsi="Times New Roman" w:eastAsia="FangSong" w:cs="Times New Roman"/>
-        </w:rPr>
-        <w:t>第</w:t>
-      </w:r>
-      <w:r>
-        <w:rPr>
-          <w:rFonts w:ascii="Times New Roman" w:hAnsi="Times New Roman" w:eastAsia="Times New Roman" w:cs="Times New Roman"/>
-        </w:rPr>
-        <w:t xml:space="preserve"> 4 </w:t>
-      </w:r>
-      <w:r>
-        <w:rPr>
-          <w:rFonts w:hint="eastAsia" w:ascii="Times New Roman" w:hAnsi="Times New Roman" w:eastAsia="FangSong" w:cs="Times New Roman"/>
-        </w:rPr>
-        <w:t>版习题</w:t>
-      </w:r>
-      <w:r>
-        <w:rPr>
-          <w:rFonts w:hint="eastAsia" w:ascii="Times New Roman" w:hAnsi="Times New Roman" w:eastAsia="Times New Roman" w:cs="Times New Roman"/>
-        </w:rPr>
-        <w:t>），</w:t>
-      </w:r>
-      <w:r>
-        <w:rPr>
-          <w:rFonts w:hint="eastAsia" w:ascii="Times New Roman" w:hAnsi="Times New Roman" w:eastAsia="FangSong" w:cs="Times New Roman"/>
-        </w:rPr>
-        <w:t>按题源顺序编排</w:t>
-      </w:r>
-      <w:r>
-        <w:rPr>
-          <w:rFonts w:hint="eastAsia" w:ascii="Times New Roman" w:hAnsi="Times New Roman" w:eastAsia="Times New Roman" w:cs="Times New Roman"/>
-        </w:rPr>
-        <w:t>，</w:t>
-      </w:r>
-      <w:r>
-        <w:rPr>
-          <w:rFonts w:hint="eastAsia" w:ascii="Times New Roman" w:hAnsi="Times New Roman" w:eastAsia="FangSong" w:cs="Times New Roman"/>
-        </w:rPr>
-        <w:t>覆盖理想气体状态方程</w:t>
-      </w:r>
-      <w:r>
-        <w:rPr>
-          <w:rFonts w:hint="eastAsia" w:ascii="Times New Roman" w:hAnsi="Times New Roman" w:eastAsia="Times New Roman" w:cs="Times New Roman"/>
-        </w:rPr>
-        <w:t>、</w:t>
-      </w:r>
-      <w:r>
-        <w:rPr>
-          <w:rFonts w:hint="eastAsia" w:ascii="Times New Roman" w:hAnsi="Times New Roman" w:eastAsia="FangSong" w:cs="Times New Roman"/>
-        </w:rPr>
-        <w:t>分压定律</w:t>
-      </w:r>
-      <w:r>
-        <w:rPr>
-          <w:rFonts w:hint="eastAsia" w:ascii="Times New Roman" w:hAnsi="Times New Roman" w:eastAsia="Times New Roman" w:cs="Times New Roman"/>
-        </w:rPr>
-        <w:t>、</w:t>
-      </w:r>
-      <w:r>
-        <w:rPr>
-          <w:rFonts w:hint="eastAsia" w:ascii="Times New Roman" w:hAnsi="Times New Roman" w:eastAsia="FangSong" w:cs="Times New Roman"/>
-        </w:rPr>
-        <w:t>排水集气与真实气体等本讲全部考点</w:t>
-      </w:r>
-      <w:r>
-        <w:rPr>
-          <w:rFonts w:hint="eastAsia" w:ascii="Times New Roman" w:hAnsi="Times New Roman" w:eastAsia="Times New Roman" w:cs="Times New Roman"/>
-        </w:rPr>
-        <w:t>。</w:t>
-      </w:r>
-    </w:p>
-    <w:p>
-      <w:pPr>
-        <w:pStyle w:val="BodyText"/>
-        <w:ind w:firstLine="420"/>
-      </w:pPr>
-      <w:r>
-        <w:rPr>
           <w:rFonts w:ascii="Times New Roman" w:hAnsi="Times New Roman" w:eastAsia="Times New Roman" w:cs="Times New Roman"/>
           <w:b/>
           <w:bCs/>
         </w:rPr>
         <w:t xml:space="preserve">1.</w:t>
-      </w:r>
-      <w:r>
-        <w:rPr>
-          <w:rFonts w:ascii="Times New Roman" w:hAnsi="Times New Roman" w:eastAsia="Times New Roman" w:cs="Times New Roman"/>
-        </w:rPr>
-        <w:t xml:space="preserve"> </w:t>
-      </w:r>
-      <w:r>
-        <w:rPr>
-          <w:rFonts w:hint="eastAsia" w:ascii="Times New Roman" w:hAnsi="Times New Roman" w:eastAsia="Times New Roman" w:cs="Times New Roman"/>
-        </w:rPr>
-        <w:t>[</w:t>
-      </w:r>
-      <w:r>
-        <w:rPr>
-          <w:rFonts w:hint="eastAsia" w:ascii="Times New Roman" w:hAnsi="Times New Roman" w:eastAsia="FangSong" w:cs="Times New Roman"/>
-        </w:rPr>
-        <w:t>普化原理</w:t>
-      </w:r>
-      <w:r>
-        <w:rPr>
-          <w:rFonts w:hint="eastAsia" w:ascii="Times New Roman" w:hAnsi="Times New Roman" w:eastAsia="Times New Roman" w:cs="Times New Roman"/>
-        </w:rPr>
-        <w:t>·</w:t>
-      </w:r>
-      <w:r>
-        <w:rPr>
-          <w:rFonts w:hint="eastAsia" w:ascii="Times New Roman" w:hAnsi="Times New Roman" w:eastAsia="FangSong" w:cs="Times New Roman"/>
-        </w:rPr>
-        <w:t>习题</w:t>
-      </w:r>
-      <w:r>
-        <w:rPr>
-          <w:rFonts w:hint="eastAsia" w:ascii="Times New Roman" w:hAnsi="Times New Roman" w:eastAsia="Times New Roman" w:cs="Times New Roman"/>
-        </w:rPr>
-        <w:t>2.1]</w:t>
       </w:r>
       <w:r>
         <w:rPr>
@@ -24670,42 +23528,6 @@
           <w:bCs/>
         </w:rPr>
         <w:t xml:space="preserve">2.</w:t>
-      </w:r>
-      <w:r>
-        <w:rPr>
-          <w:rFonts w:ascii="Times New Roman" w:hAnsi="Times New Roman" w:eastAsia="Times New Roman" w:cs="Times New Roman"/>
-        </w:rPr>
-        <w:t xml:space="preserve"> </w:t>
-      </w:r>
-      <w:r>
-        <w:rPr>
-          <w:rFonts w:hint="eastAsia" w:ascii="Times New Roman" w:hAnsi="Times New Roman" w:eastAsia="Times New Roman" w:cs="Times New Roman"/>
-        </w:rPr>
-        <w:t>[</w:t>
-      </w:r>
-      <w:r>
-        <w:rPr>
-          <w:rFonts w:hint="eastAsia" w:ascii="Times New Roman" w:hAnsi="Times New Roman" w:eastAsia="FangSong" w:cs="Times New Roman"/>
-        </w:rPr>
-        <w:t>普化原理</w:t>
-      </w:r>
-      <w:r>
-        <w:rPr>
-          <w:rFonts w:hint="eastAsia" w:ascii="Times New Roman" w:hAnsi="Times New Roman" w:eastAsia="Times New Roman" w:cs="Times New Roman"/>
-        </w:rPr>
-        <w:t>·</w:t>
-      </w:r>
-      <w:r>
-        <w:rPr>
-          <w:rFonts w:hint="eastAsia" w:ascii="Times New Roman" w:hAnsi="Times New Roman" w:eastAsia="FangSong" w:cs="Times New Roman"/>
-        </w:rPr>
-        <w:t>习题</w:t>
-      </w:r>
-      <w:r>
-        <w:rPr>
-          <w:rFonts w:hint="eastAsia" w:ascii="Times New Roman" w:hAnsi="Times New Roman" w:eastAsia="Times New Roman" w:cs="Times New Roman"/>
-        </w:rPr>
-        <w:t>2.2]</w:t>
       </w:r>
       <w:r>
         <w:rPr>
@@ -24994,42 +23816,6 @@
       </w:r>
       <w:r>
         <w:rPr>
-          <w:rFonts w:hint="eastAsia" w:ascii="Times New Roman" w:hAnsi="Times New Roman" w:eastAsia="Times New Roman" w:cs="Times New Roman"/>
-        </w:rPr>
-        <w:t>[</w:t>
-      </w:r>
-      <w:r>
-        <w:rPr>
-          <w:rFonts w:hint="eastAsia" w:ascii="Times New Roman" w:hAnsi="Times New Roman" w:eastAsia="FangSong" w:cs="Times New Roman"/>
-        </w:rPr>
-        <w:t>普化原理</w:t>
-      </w:r>
-      <w:r>
-        <w:rPr>
-          <w:rFonts w:hint="eastAsia" w:ascii="Times New Roman" w:hAnsi="Times New Roman" w:eastAsia="Times New Roman" w:cs="Times New Roman"/>
-        </w:rPr>
-        <w:t>·</w:t>
-      </w:r>
-      <w:r>
-        <w:rPr>
-          <w:rFonts w:hint="eastAsia" w:ascii="Times New Roman" w:hAnsi="Times New Roman" w:eastAsia="FangSong" w:cs="Times New Roman"/>
-        </w:rPr>
-        <w:t>习题</w:t>
-      </w:r>
-      <w:r>
-        <w:rPr>
-          <w:rFonts w:hint="eastAsia" w:ascii="Times New Roman" w:hAnsi="Times New Roman" w:eastAsia="Times New Roman" w:cs="Times New Roman"/>
-        </w:rPr>
-        <w:t>2.3]</w:t>
-      </w:r>
-      <w:r>
-        <w:rPr>
-          <w:rFonts w:ascii="Times New Roman" w:hAnsi="Times New Roman" w:eastAsia="Times New Roman" w:cs="Times New Roman"/>
-        </w:rPr>
-        <w:t xml:space="preserve"> </w:t>
-      </w:r>
-      <w:r>
-        <w:rPr>
           <w:rFonts w:hint="eastAsia" w:ascii="Times New Roman" w:hAnsi="Times New Roman" w:eastAsia="FangSong" w:cs="Times New Roman"/>
         </w:rPr>
         <w:t>标准参考温度计都是气体体积温度计</w:t>
@@ -25290,42 +24076,6 @@
       </w:r>
       <w:r>
         <w:rPr>
-          <w:rFonts w:hint="eastAsia" w:ascii="Times New Roman" w:hAnsi="Times New Roman" w:eastAsia="Times New Roman" w:cs="Times New Roman"/>
-        </w:rPr>
-        <w:t>[</w:t>
-      </w:r>
-      <w:r>
-        <w:rPr>
-          <w:rFonts w:hint="eastAsia" w:ascii="Times New Roman" w:hAnsi="Times New Roman" w:eastAsia="FangSong" w:cs="Times New Roman"/>
-        </w:rPr>
-        <w:t>普化原理</w:t>
-      </w:r>
-      <w:r>
-        <w:rPr>
-          <w:rFonts w:hint="eastAsia" w:ascii="Times New Roman" w:hAnsi="Times New Roman" w:eastAsia="Times New Roman" w:cs="Times New Roman"/>
-        </w:rPr>
-        <w:t>·</w:t>
-      </w:r>
-      <w:r>
-        <w:rPr>
-          <w:rFonts w:hint="eastAsia" w:ascii="Times New Roman" w:hAnsi="Times New Roman" w:eastAsia="FangSong" w:cs="Times New Roman"/>
-        </w:rPr>
-        <w:t>习题</w:t>
-      </w:r>
-      <w:r>
-        <w:rPr>
-          <w:rFonts w:hint="eastAsia" w:ascii="Times New Roman" w:hAnsi="Times New Roman" w:eastAsia="Times New Roman" w:cs="Times New Roman"/>
-        </w:rPr>
-        <w:t>2.4]</w:t>
-      </w:r>
-      <w:r>
-        <w:rPr>
-          <w:rFonts w:ascii="Times New Roman" w:hAnsi="Times New Roman" w:eastAsia="Times New Roman" w:cs="Times New Roman"/>
-        </w:rPr>
-        <w:t xml:space="preserve"> </w:t>
-      </w:r>
-      <w:r>
-        <w:rPr>
           <w:rFonts w:hint="eastAsia" w:ascii="Times New Roman" w:hAnsi="Times New Roman" w:eastAsia="FangSong" w:cs="Times New Roman"/>
         </w:rPr>
         <w:t xml:space="preserve">实验测定在</w:t>
@@ -25463,42 +24213,6 @@
           <w:bCs/>
         </w:rPr>
         <w:t xml:space="preserve">5.</w:t>
-      </w:r>
-      <w:r>
-        <w:rPr>
-          <w:rFonts w:ascii="Times New Roman" w:hAnsi="Times New Roman" w:eastAsia="Times New Roman" w:cs="Times New Roman"/>
-        </w:rPr>
-        <w:t xml:space="preserve"> </w:t>
-      </w:r>
-      <w:r>
-        <w:rPr>
-          <w:rFonts w:hint="eastAsia" w:ascii="Times New Roman" w:hAnsi="Times New Roman" w:eastAsia="Times New Roman" w:cs="Times New Roman"/>
-        </w:rPr>
-        <w:t>[</w:t>
-      </w:r>
-      <w:r>
-        <w:rPr>
-          <w:rFonts w:hint="eastAsia" w:ascii="Times New Roman" w:hAnsi="Times New Roman" w:eastAsia="FangSong" w:cs="Times New Roman"/>
-        </w:rPr>
-        <w:t>普化原理</w:t>
-      </w:r>
-      <w:r>
-        <w:rPr>
-          <w:rFonts w:hint="eastAsia" w:ascii="Times New Roman" w:hAnsi="Times New Roman" w:eastAsia="Times New Roman" w:cs="Times New Roman"/>
-        </w:rPr>
-        <w:t>·</w:t>
-      </w:r>
-      <w:r>
-        <w:rPr>
-          <w:rFonts w:hint="eastAsia" w:ascii="Times New Roman" w:hAnsi="Times New Roman" w:eastAsia="FangSong" w:cs="Times New Roman"/>
-        </w:rPr>
-        <w:t>习题</w:t>
-      </w:r>
-      <w:r>
-        <w:rPr>
-          <w:rFonts w:hint="eastAsia" w:ascii="Times New Roman" w:hAnsi="Times New Roman" w:eastAsia="Times New Roman" w:cs="Times New Roman"/>
-        </w:rPr>
-        <w:t>2.5]</w:t>
       </w:r>
       <w:r>
         <w:rPr>
@@ -25630,42 +24344,6 @@
       </w:r>
       <w:r>
         <w:rPr>
-          <w:rFonts w:hint="eastAsia" w:ascii="Times New Roman" w:hAnsi="Times New Roman" w:eastAsia="Times New Roman" w:cs="Times New Roman"/>
-        </w:rPr>
-        <w:t>[</w:t>
-      </w:r>
-      <w:r>
-        <w:rPr>
-          <w:rFonts w:hint="eastAsia" w:ascii="Times New Roman" w:hAnsi="Times New Roman" w:eastAsia="FangSong" w:cs="Times New Roman"/>
-        </w:rPr>
-        <w:t>普化原理</w:t>
-      </w:r>
-      <w:r>
-        <w:rPr>
-          <w:rFonts w:hint="eastAsia" w:ascii="Times New Roman" w:hAnsi="Times New Roman" w:eastAsia="Times New Roman" w:cs="Times New Roman"/>
-        </w:rPr>
-        <w:t>·</w:t>
-      </w:r>
-      <w:r>
-        <w:rPr>
-          <w:rFonts w:hint="eastAsia" w:ascii="Times New Roman" w:hAnsi="Times New Roman" w:eastAsia="FangSong" w:cs="Times New Roman"/>
-        </w:rPr>
-        <w:t>习题</w:t>
-      </w:r>
-      <w:r>
-        <w:rPr>
-          <w:rFonts w:hint="eastAsia" w:ascii="Times New Roman" w:hAnsi="Times New Roman" w:eastAsia="Times New Roman" w:cs="Times New Roman"/>
-        </w:rPr>
-        <w:t>2.6]</w:t>
-      </w:r>
-      <w:r>
-        <w:rPr>
-          <w:rFonts w:ascii="Times New Roman" w:hAnsi="Times New Roman" w:eastAsia="Times New Roman" w:cs="Times New Roman"/>
-        </w:rPr>
-        <w:t xml:space="preserve"> </w:t>
-      </w:r>
-      <w:r>
-        <w:rPr>
           <w:rFonts w:hint="eastAsia" w:ascii="Times New Roman" w:hAnsi="Times New Roman" w:eastAsia="FangSong" w:cs="Times New Roman"/>
         </w:rPr>
         <w:t xml:space="preserve">在标准状态下</w:t>
@@ -25894,42 +24572,6 @@
       </w:r>
       <w:r>
         <w:rPr>
-          <w:rFonts w:hint="eastAsia" w:ascii="Times New Roman" w:hAnsi="Times New Roman" w:eastAsia="Times New Roman" w:cs="Times New Roman"/>
-        </w:rPr>
-        <w:t>[</w:t>
-      </w:r>
-      <w:r>
-        <w:rPr>
-          <w:rFonts w:hint="eastAsia" w:ascii="Times New Roman" w:hAnsi="Times New Roman" w:eastAsia="FangSong" w:cs="Times New Roman"/>
-        </w:rPr>
-        <w:t>普化原理</w:t>
-      </w:r>
-      <w:r>
-        <w:rPr>
-          <w:rFonts w:hint="eastAsia" w:ascii="Times New Roman" w:hAnsi="Times New Roman" w:eastAsia="Times New Roman" w:cs="Times New Roman"/>
-        </w:rPr>
-        <w:t>·</w:t>
-      </w:r>
-      <w:r>
-        <w:rPr>
-          <w:rFonts w:hint="eastAsia" w:ascii="Times New Roman" w:hAnsi="Times New Roman" w:eastAsia="FangSong" w:cs="Times New Roman"/>
-        </w:rPr>
-        <w:t>习题</w:t>
-      </w:r>
-      <w:r>
-        <w:rPr>
-          <w:rFonts w:hint="eastAsia" w:ascii="Times New Roman" w:hAnsi="Times New Roman" w:eastAsia="Times New Roman" w:cs="Times New Roman"/>
-        </w:rPr>
-        <w:t>2.7]</w:t>
-      </w:r>
-      <w:r>
-        <w:rPr>
-          <w:rFonts w:ascii="Times New Roman" w:hAnsi="Times New Roman" w:eastAsia="Times New Roman" w:cs="Times New Roman"/>
-        </w:rPr>
-        <w:t xml:space="preserve"> </w:t>
-      </w:r>
-      <w:r>
-        <w:rPr>
           <w:rFonts w:hint="eastAsia" w:ascii="Times New Roman" w:hAnsi="Times New Roman" w:eastAsia="FangSong" w:cs="Times New Roman"/>
         </w:rPr>
         <w:t xml:space="preserve">在</w:t>
@@ -26314,42 +24956,6 @@
       </w:r>
       <w:r>
         <w:rPr>
-          <w:rFonts w:hint="eastAsia" w:ascii="Times New Roman" w:hAnsi="Times New Roman" w:eastAsia="Times New Roman" w:cs="Times New Roman"/>
-        </w:rPr>
-        <w:t>[</w:t>
-      </w:r>
-      <w:r>
-        <w:rPr>
-          <w:rFonts w:hint="eastAsia" w:ascii="Times New Roman" w:hAnsi="Times New Roman" w:eastAsia="FangSong" w:cs="Times New Roman"/>
-        </w:rPr>
-        <w:t>普化原理</w:t>
-      </w:r>
-      <w:r>
-        <w:rPr>
-          <w:rFonts w:hint="eastAsia" w:ascii="Times New Roman" w:hAnsi="Times New Roman" w:eastAsia="Times New Roman" w:cs="Times New Roman"/>
-        </w:rPr>
-        <w:t>·</w:t>
-      </w:r>
-      <w:r>
-        <w:rPr>
-          <w:rFonts w:hint="eastAsia" w:ascii="Times New Roman" w:hAnsi="Times New Roman" w:eastAsia="FangSong" w:cs="Times New Roman"/>
-        </w:rPr>
-        <w:t>习题</w:t>
-      </w:r>
-      <w:r>
-        <w:rPr>
-          <w:rFonts w:hint="eastAsia" w:ascii="Times New Roman" w:hAnsi="Times New Roman" w:eastAsia="Times New Roman" w:cs="Times New Roman"/>
-        </w:rPr>
-        <w:t>2.8]</w:t>
-      </w:r>
-      <w:r>
-        <w:rPr>
-          <w:rFonts w:ascii="Times New Roman" w:hAnsi="Times New Roman" w:eastAsia="Times New Roman" w:cs="Times New Roman"/>
-        </w:rPr>
-        <w:t xml:space="preserve"> </w:t>
-      </w:r>
-      <w:r>
-        <w:rPr>
           <w:rFonts w:hint="eastAsia" w:ascii="Times New Roman" w:hAnsi="Times New Roman" w:eastAsia="FangSong" w:cs="Times New Roman"/>
         </w:rPr>
         <w:t>在恒温条件下</w:t>
@@ -26484,7 +25090,7 @@
         <w:pStyle w:val="Compact"/>
         <w:numPr>
           <w:ilvl w:val="0"/>
-          <w:numId w:val="1003"/>
+          <w:numId w:val="1004"/>
         </w:numPr>
         <w:ind w:firstLine="420"/>
       </w:pPr>
@@ -26663,42 +25269,6 @@
           <w:bCs/>
         </w:rPr>
         <w:t xml:space="preserve">9.</w:t>
-      </w:r>
-      <w:r>
-        <w:rPr>
-          <w:rFonts w:ascii="Times New Roman" w:hAnsi="Times New Roman" w:eastAsia="Times New Roman" w:cs="Times New Roman"/>
-        </w:rPr>
-        <w:t xml:space="preserve"> </w:t>
-      </w:r>
-      <w:r>
-        <w:rPr>
-          <w:rFonts w:hint="eastAsia" w:ascii="Times New Roman" w:hAnsi="Times New Roman" w:eastAsia="Times New Roman" w:cs="Times New Roman"/>
-        </w:rPr>
-        <w:t>[</w:t>
-      </w:r>
-      <w:r>
-        <w:rPr>
-          <w:rFonts w:hint="eastAsia" w:ascii="Times New Roman" w:hAnsi="Times New Roman" w:eastAsia="FangSong" w:cs="Times New Roman"/>
-        </w:rPr>
-        <w:t>普化原理</w:t>
-      </w:r>
-      <w:r>
-        <w:rPr>
-          <w:rFonts w:hint="eastAsia" w:ascii="Times New Roman" w:hAnsi="Times New Roman" w:eastAsia="Times New Roman" w:cs="Times New Roman"/>
-        </w:rPr>
-        <w:t>·</w:t>
-      </w:r>
-      <w:r>
-        <w:rPr>
-          <w:rFonts w:hint="eastAsia" w:ascii="Times New Roman" w:hAnsi="Times New Roman" w:eastAsia="FangSong" w:cs="Times New Roman"/>
-        </w:rPr>
-        <w:t>习题</w:t>
-      </w:r>
-      <w:r>
-        <w:rPr>
-          <w:rFonts w:hint="eastAsia" w:ascii="Times New Roman" w:hAnsi="Times New Roman" w:eastAsia="Times New Roman" w:cs="Times New Roman"/>
-        </w:rPr>
-        <w:t>2.9]</w:t>
       </w:r>
       <w:r>
         <w:rPr>
@@ -27156,42 +25726,6 @@
       </w:r>
       <w:r>
         <w:rPr>
-          <w:rFonts w:hint="eastAsia" w:ascii="Times New Roman" w:hAnsi="Times New Roman" w:eastAsia="Times New Roman" w:cs="Times New Roman"/>
-        </w:rPr>
-        <w:t>[</w:t>
-      </w:r>
-      <w:r>
-        <w:rPr>
-          <w:rFonts w:hint="eastAsia" w:ascii="Times New Roman" w:hAnsi="Times New Roman" w:eastAsia="FangSong" w:cs="Times New Roman"/>
-        </w:rPr>
-        <w:t>普化原理</w:t>
-      </w:r>
-      <w:r>
-        <w:rPr>
-          <w:rFonts w:hint="eastAsia" w:ascii="Times New Roman" w:hAnsi="Times New Roman" w:eastAsia="Times New Roman" w:cs="Times New Roman"/>
-        </w:rPr>
-        <w:t>·</w:t>
-      </w:r>
-      <w:r>
-        <w:rPr>
-          <w:rFonts w:hint="eastAsia" w:ascii="Times New Roman" w:hAnsi="Times New Roman" w:eastAsia="FangSong" w:cs="Times New Roman"/>
-        </w:rPr>
-        <w:t>习题</w:t>
-      </w:r>
-      <w:r>
-        <w:rPr>
-          <w:rFonts w:hint="eastAsia" w:ascii="Times New Roman" w:hAnsi="Times New Roman" w:eastAsia="Times New Roman" w:cs="Times New Roman"/>
-        </w:rPr>
-        <w:t>2.10]</w:t>
-      </w:r>
-      <w:r>
-        <w:rPr>
-          <w:rFonts w:ascii="Times New Roman" w:hAnsi="Times New Roman" w:eastAsia="Times New Roman" w:cs="Times New Roman"/>
-        </w:rPr>
-        <w:t xml:space="preserve"> </w:t>
-      </w:r>
-      <w:r>
-        <w:rPr>
           <w:rFonts w:hint="eastAsia" w:ascii="Times New Roman" w:hAnsi="Times New Roman" w:eastAsia="FangSong" w:cs="Times New Roman"/>
         </w:rPr>
         <w:t xml:space="preserve">在</w:t>
@@ -27369,42 +25903,6 @@
         </w:rPr>
         <w:t xml:space="preserve"> </w:t>
       </w:r>
-      <w:r>
-        <w:rPr>
-          <w:rFonts w:hint="eastAsia" w:ascii="Times New Roman" w:hAnsi="Times New Roman" w:eastAsia="Times New Roman" w:cs="Times New Roman"/>
-        </w:rPr>
-        <w:t>[</w:t>
-      </w:r>
-      <w:r>
-        <w:rPr>
-          <w:rFonts w:hint="eastAsia" w:ascii="Times New Roman" w:hAnsi="Times New Roman" w:eastAsia="FangSong" w:cs="Times New Roman"/>
-        </w:rPr>
-        <w:t>普化原理</w:t>
-      </w:r>
-      <w:r>
-        <w:rPr>
-          <w:rFonts w:hint="eastAsia" w:ascii="Times New Roman" w:hAnsi="Times New Roman" w:eastAsia="Times New Roman" w:cs="Times New Roman"/>
-        </w:rPr>
-        <w:t>·</w:t>
-      </w:r>
-      <w:r>
-        <w:rPr>
-          <w:rFonts w:hint="eastAsia" w:ascii="Times New Roman" w:hAnsi="Times New Roman" w:eastAsia="FangSong" w:cs="Times New Roman"/>
-        </w:rPr>
-        <w:t>习题</w:t>
-      </w:r>
-      <w:r>
-        <w:rPr>
-          <w:rFonts w:hint="eastAsia" w:ascii="Times New Roman" w:hAnsi="Times New Roman" w:eastAsia="Times New Roman" w:cs="Times New Roman"/>
-        </w:rPr>
-        <w:t>2.11]</w:t>
-      </w:r>
-      <w:r>
-        <w:rPr>
-          <w:rFonts w:ascii="Times New Roman" w:hAnsi="Times New Roman" w:eastAsia="Times New Roman" w:cs="Times New Roman"/>
-        </w:rPr>
-        <w:t xml:space="preserve"> </w:t>
-      </w:r>
       <m:oMath>
         <m:oMathPr>
           <m:ctrlPr>
@@ -27817,42 +26315,6 @@
           <w:bCs/>
         </w:rPr>
         <w:t xml:space="preserve">12.</w:t>
-      </w:r>
-      <w:r>
-        <w:rPr>
-          <w:rFonts w:ascii="Times New Roman" w:hAnsi="Times New Roman" w:eastAsia="Times New Roman" w:cs="Times New Roman"/>
-        </w:rPr>
-        <w:t xml:space="preserve"> </w:t>
-      </w:r>
-      <w:r>
-        <w:rPr>
-          <w:rFonts w:hint="eastAsia" w:ascii="Times New Roman" w:hAnsi="Times New Roman" w:eastAsia="Times New Roman" w:cs="Times New Roman"/>
-        </w:rPr>
-        <w:t>[</w:t>
-      </w:r>
-      <w:r>
-        <w:rPr>
-          <w:rFonts w:hint="eastAsia" w:ascii="Times New Roman" w:hAnsi="Times New Roman" w:eastAsia="FangSong" w:cs="Times New Roman"/>
-        </w:rPr>
-        <w:t>普化原理</w:t>
-      </w:r>
-      <w:r>
-        <w:rPr>
-          <w:rFonts w:hint="eastAsia" w:ascii="Times New Roman" w:hAnsi="Times New Roman" w:eastAsia="Times New Roman" w:cs="Times New Roman"/>
-        </w:rPr>
-        <w:t>·</w:t>
-      </w:r>
-      <w:r>
-        <w:rPr>
-          <w:rFonts w:hint="eastAsia" w:ascii="Times New Roman" w:hAnsi="Times New Roman" w:eastAsia="FangSong" w:cs="Times New Roman"/>
-        </w:rPr>
-        <w:t>习题</w:t>
-      </w:r>
-      <w:r>
-        <w:rPr>
-          <w:rFonts w:hint="eastAsia" w:ascii="Times New Roman" w:hAnsi="Times New Roman" w:eastAsia="Times New Roman" w:cs="Times New Roman"/>
-        </w:rPr>
-        <w:t>2.12]</w:t>
       </w:r>
       <w:r>
         <w:rPr>
@@ -28380,42 +26842,6 @@
       </w:r>
       <w:r>
         <w:rPr>
-          <w:rFonts w:hint="eastAsia" w:ascii="Times New Roman" w:hAnsi="Times New Roman" w:eastAsia="Times New Roman" w:cs="Times New Roman"/>
-        </w:rPr>
-        <w:t>[</w:t>
-      </w:r>
-      <w:r>
-        <w:rPr>
-          <w:rFonts w:hint="eastAsia" w:ascii="Times New Roman" w:hAnsi="Times New Roman" w:eastAsia="FangSong" w:cs="Times New Roman"/>
-        </w:rPr>
-        <w:t>普化原理</w:t>
-      </w:r>
-      <w:r>
-        <w:rPr>
-          <w:rFonts w:hint="eastAsia" w:ascii="Times New Roman" w:hAnsi="Times New Roman" w:eastAsia="Times New Roman" w:cs="Times New Roman"/>
-        </w:rPr>
-        <w:t>·</w:t>
-      </w:r>
-      <w:r>
-        <w:rPr>
-          <w:rFonts w:hint="eastAsia" w:ascii="Times New Roman" w:hAnsi="Times New Roman" w:eastAsia="FangSong" w:cs="Times New Roman"/>
-        </w:rPr>
-        <w:t>习题</w:t>
-      </w:r>
-      <w:r>
-        <w:rPr>
-          <w:rFonts w:hint="eastAsia" w:ascii="Times New Roman" w:hAnsi="Times New Roman" w:eastAsia="Times New Roman" w:cs="Times New Roman"/>
-        </w:rPr>
-        <w:t>2.13]</w:t>
-      </w:r>
-      <w:r>
-        <w:rPr>
-          <w:rFonts w:ascii="Times New Roman" w:hAnsi="Times New Roman" w:eastAsia="Times New Roman" w:cs="Times New Roman"/>
-        </w:rPr>
-        <w:t xml:space="preserve"> </w:t>
-      </w:r>
-      <w:r>
-        <w:rPr>
           <w:rFonts w:hint="eastAsia" w:ascii="Times New Roman" w:hAnsi="Times New Roman" w:eastAsia="FangSong" w:cs="Times New Roman"/>
         </w:rPr>
         <w:t xml:space="preserve">在</w:t>
@@ -28893,7 +27319,7 @@
       <w:pPr>
         <w:numPr>
           <w:ilvl w:val="0"/>
-          <w:numId w:val="1004"/>
+          <w:numId w:val="1005"/>
         </w:numPr>
         <w:ind w:firstLine="420"/>
       </w:pPr>
@@ -29005,7 +27431,7 @@
       <w:pPr>
         <w:numPr>
           <w:ilvl w:val="0"/>
-          <w:numId w:val="1004"/>
+          <w:numId w:val="1005"/>
         </w:numPr>
         <w:ind w:firstLine="420"/>
       </w:pPr>
@@ -29117,7 +27543,7 @@
       <w:pPr>
         <w:numPr>
           <w:ilvl w:val="0"/>
-          <w:numId w:val="1004"/>
+          <w:numId w:val="1005"/>
         </w:numPr>
         <w:ind w:firstLine="420"/>
       </w:pPr>
@@ -29197,7 +27623,7 @@
       <w:pPr>
         <w:numPr>
           <w:ilvl w:val="0"/>
-          <w:numId w:val="1004"/>
+          <w:numId w:val="1005"/>
         </w:numPr>
         <w:ind w:firstLine="420"/>
       </w:pPr>
@@ -29288,42 +27714,6 @@
           <w:bCs/>
         </w:rPr>
         <w:t xml:space="preserve">14.</w:t>
-      </w:r>
-      <w:r>
-        <w:rPr>
-          <w:rFonts w:ascii="Times New Roman" w:hAnsi="Times New Roman" w:eastAsia="Times New Roman" w:cs="Times New Roman"/>
-        </w:rPr>
-        <w:t xml:space="preserve"> </w:t>
-      </w:r>
-      <w:r>
-        <w:rPr>
-          <w:rFonts w:hint="eastAsia" w:ascii="Times New Roman" w:hAnsi="Times New Roman" w:eastAsia="Times New Roman" w:cs="Times New Roman"/>
-        </w:rPr>
-        <w:t>[</w:t>
-      </w:r>
-      <w:r>
-        <w:rPr>
-          <w:rFonts w:hint="eastAsia" w:ascii="Times New Roman" w:hAnsi="Times New Roman" w:eastAsia="FangSong" w:cs="Times New Roman"/>
-        </w:rPr>
-        <w:t>普化原理</w:t>
-      </w:r>
-      <w:r>
-        <w:rPr>
-          <w:rFonts w:hint="eastAsia" w:ascii="Times New Roman" w:hAnsi="Times New Roman" w:eastAsia="Times New Roman" w:cs="Times New Roman"/>
-        </w:rPr>
-        <w:t>·</w:t>
-      </w:r>
-      <w:r>
-        <w:rPr>
-          <w:rFonts w:hint="eastAsia" w:ascii="Times New Roman" w:hAnsi="Times New Roman" w:eastAsia="FangSong" w:cs="Times New Roman"/>
-        </w:rPr>
-        <w:t>习题</w:t>
-      </w:r>
-      <w:r>
-        <w:rPr>
-          <w:rFonts w:hint="eastAsia" w:ascii="Times New Roman" w:hAnsi="Times New Roman" w:eastAsia="Times New Roman" w:cs="Times New Roman"/>
-        </w:rPr>
-        <w:t>2.14]</w:t>
       </w:r>
       <w:r>
         <w:rPr>
@@ -29669,7 +28059,7 @@
       <w:pPr>
         <w:numPr>
           <w:ilvl w:val="0"/>
-          <w:numId w:val="1005"/>
+          <w:numId w:val="1006"/>
         </w:numPr>
         <w:ind w:firstLine="420"/>
       </w:pPr>
@@ -29749,7 +28139,7 @@
       <w:pPr>
         <w:numPr>
           <w:ilvl w:val="0"/>
-          <w:numId w:val="1005"/>
+          <w:numId w:val="1006"/>
         </w:numPr>
         <w:ind w:firstLine="420"/>
       </w:pPr>
@@ -29862,42 +28252,6 @@
           <w:bCs/>
         </w:rPr>
         <w:t xml:space="preserve">15.</w:t>
-      </w:r>
-      <w:r>
-        <w:rPr>
-          <w:rFonts w:ascii="Times New Roman" w:hAnsi="Times New Roman" w:eastAsia="Times New Roman" w:cs="Times New Roman"/>
-        </w:rPr>
-        <w:t xml:space="preserve"> </w:t>
-      </w:r>
-      <w:r>
-        <w:rPr>
-          <w:rFonts w:hint="eastAsia" w:ascii="Times New Roman" w:hAnsi="Times New Roman" w:eastAsia="Times New Roman" w:cs="Times New Roman"/>
-        </w:rPr>
-        <w:t>[</w:t>
-      </w:r>
-      <w:r>
-        <w:rPr>
-          <w:rFonts w:hint="eastAsia" w:ascii="Times New Roman" w:hAnsi="Times New Roman" w:eastAsia="FangSong" w:cs="Times New Roman"/>
-        </w:rPr>
-        <w:t>普化原理</w:t>
-      </w:r>
-      <w:r>
-        <w:rPr>
-          <w:rFonts w:hint="eastAsia" w:ascii="Times New Roman" w:hAnsi="Times New Roman" w:eastAsia="Times New Roman" w:cs="Times New Roman"/>
-        </w:rPr>
-        <w:t>·</w:t>
-      </w:r>
-      <w:r>
-        <w:rPr>
-          <w:rFonts w:hint="eastAsia" w:ascii="Times New Roman" w:hAnsi="Times New Roman" w:eastAsia="FangSong" w:cs="Times New Roman"/>
-        </w:rPr>
-        <w:t>习题</w:t>
-      </w:r>
-      <w:r>
-        <w:rPr>
-          <w:rFonts w:hint="eastAsia" w:ascii="Times New Roman" w:hAnsi="Times New Roman" w:eastAsia="Times New Roman" w:cs="Times New Roman"/>
-        </w:rPr>
-        <w:t>2.15]</w:t>
       </w:r>
       <w:r>
         <w:rPr>
@@ -30372,42 +28726,6 @@
       </w:r>
       <w:r>
         <w:rPr>
-          <w:rFonts w:hint="eastAsia" w:ascii="Times New Roman" w:hAnsi="Times New Roman" w:eastAsia="Times New Roman" w:cs="Times New Roman"/>
-        </w:rPr>
-        <w:t>[</w:t>
-      </w:r>
-      <w:r>
-        <w:rPr>
-          <w:rFonts w:hint="eastAsia" w:ascii="Times New Roman" w:hAnsi="Times New Roman" w:eastAsia="FangSong" w:cs="Times New Roman"/>
-        </w:rPr>
-        <w:t>普化原理</w:t>
-      </w:r>
-      <w:r>
-        <w:rPr>
-          <w:rFonts w:hint="eastAsia" w:ascii="Times New Roman" w:hAnsi="Times New Roman" w:eastAsia="Times New Roman" w:cs="Times New Roman"/>
-        </w:rPr>
-        <w:t>·</w:t>
-      </w:r>
-      <w:r>
-        <w:rPr>
-          <w:rFonts w:hint="eastAsia" w:ascii="Times New Roman" w:hAnsi="Times New Roman" w:eastAsia="FangSong" w:cs="Times New Roman"/>
-        </w:rPr>
-        <w:t>习题</w:t>
-      </w:r>
-      <w:r>
-        <w:rPr>
-          <w:rFonts w:hint="eastAsia" w:ascii="Times New Roman" w:hAnsi="Times New Roman" w:eastAsia="Times New Roman" w:cs="Times New Roman"/>
-        </w:rPr>
-        <w:t>2.16]</w:t>
-      </w:r>
-      <w:r>
-        <w:rPr>
-          <w:rFonts w:ascii="Times New Roman" w:hAnsi="Times New Roman" w:eastAsia="Times New Roman" w:cs="Times New Roman"/>
-        </w:rPr>
-        <w:t xml:space="preserve"> </w:t>
-      </w:r>
-      <w:r>
-        <w:rPr>
           <w:rFonts w:hint="eastAsia" w:ascii="Times New Roman" w:hAnsi="Times New Roman" w:eastAsia="FangSong" w:cs="Times New Roman"/>
         </w:rPr>
         <w:t>臭氧的分子式是</w:t>
@@ -30479,42 +28797,6 @@
           <w:bCs/>
         </w:rPr>
         <w:t xml:space="preserve">17.</w:t>
-      </w:r>
-      <w:r>
-        <w:rPr>
-          <w:rFonts w:ascii="Times New Roman" w:hAnsi="Times New Roman" w:eastAsia="Times New Roman" w:cs="Times New Roman"/>
-        </w:rPr>
-        <w:t xml:space="preserve"> </w:t>
-      </w:r>
-      <w:r>
-        <w:rPr>
-          <w:rFonts w:hint="eastAsia" w:ascii="Times New Roman" w:hAnsi="Times New Roman" w:eastAsia="Times New Roman" w:cs="Times New Roman"/>
-        </w:rPr>
-        <w:t>[</w:t>
-      </w:r>
-      <w:r>
-        <w:rPr>
-          <w:rFonts w:hint="eastAsia" w:ascii="Times New Roman" w:hAnsi="Times New Roman" w:eastAsia="FangSong" w:cs="Times New Roman"/>
-        </w:rPr>
-        <w:t>普化原理</w:t>
-      </w:r>
-      <w:r>
-        <w:rPr>
-          <w:rFonts w:hint="eastAsia" w:ascii="Times New Roman" w:hAnsi="Times New Roman" w:eastAsia="Times New Roman" w:cs="Times New Roman"/>
-        </w:rPr>
-        <w:t>·</w:t>
-      </w:r>
-      <w:r>
-        <w:rPr>
-          <w:rFonts w:hint="eastAsia" w:ascii="Times New Roman" w:hAnsi="Times New Roman" w:eastAsia="FangSong" w:cs="Times New Roman"/>
-        </w:rPr>
-        <w:t>习题</w:t>
-      </w:r>
-      <w:r>
-        <w:rPr>
-          <w:rFonts w:hint="eastAsia" w:ascii="Times New Roman" w:hAnsi="Times New Roman" w:eastAsia="Times New Roman" w:cs="Times New Roman"/>
-        </w:rPr>
-        <w:t>2.17]</w:t>
       </w:r>
       <w:r>
         <w:rPr>
@@ -30734,42 +29016,6 @@
           <w:bCs/>
         </w:rPr>
         <w:t xml:space="preserve">18.</w:t>
-      </w:r>
-      <w:r>
-        <w:rPr>
-          <w:rFonts w:ascii="Times New Roman" w:hAnsi="Times New Roman" w:eastAsia="Times New Roman" w:cs="Times New Roman"/>
-        </w:rPr>
-        <w:t xml:space="preserve"> </w:t>
-      </w:r>
-      <w:r>
-        <w:rPr>
-          <w:rFonts w:hint="eastAsia" w:ascii="Times New Roman" w:hAnsi="Times New Roman" w:eastAsia="Times New Roman" w:cs="Times New Roman"/>
-        </w:rPr>
-        <w:t>[</w:t>
-      </w:r>
-      <w:r>
-        <w:rPr>
-          <w:rFonts w:hint="eastAsia" w:ascii="Times New Roman" w:hAnsi="Times New Roman" w:eastAsia="FangSong" w:cs="Times New Roman"/>
-        </w:rPr>
-        <w:t>普化原理</w:t>
-      </w:r>
-      <w:r>
-        <w:rPr>
-          <w:rFonts w:hint="eastAsia" w:ascii="Times New Roman" w:hAnsi="Times New Roman" w:eastAsia="Times New Roman" w:cs="Times New Roman"/>
-        </w:rPr>
-        <w:t>·</w:t>
-      </w:r>
-      <w:r>
-        <w:rPr>
-          <w:rFonts w:hint="eastAsia" w:ascii="Times New Roman" w:hAnsi="Times New Roman" w:eastAsia="FangSong" w:cs="Times New Roman"/>
-        </w:rPr>
-        <w:t>习题</w:t>
-      </w:r>
-      <w:r>
-        <w:rPr>
-          <w:rFonts w:hint="eastAsia" w:ascii="Times New Roman" w:hAnsi="Times New Roman" w:eastAsia="Times New Roman" w:cs="Times New Roman"/>
-        </w:rPr>
-        <w:t>2.18]</w:t>
       </w:r>
       <w:r>
         <w:rPr>
@@ -31370,42 +29616,6 @@
       </w:r>
       <w:r>
         <w:rPr>
-          <w:rFonts w:hint="eastAsia" w:ascii="Times New Roman" w:hAnsi="Times New Roman" w:eastAsia="Times New Roman" w:cs="Times New Roman"/>
-        </w:rPr>
-        <w:t>[</w:t>
-      </w:r>
-      <w:r>
-        <w:rPr>
-          <w:rFonts w:hint="eastAsia" w:ascii="Times New Roman" w:hAnsi="Times New Roman" w:eastAsia="FangSong" w:cs="Times New Roman"/>
-        </w:rPr>
-        <w:t>普化原理</w:t>
-      </w:r>
-      <w:r>
-        <w:rPr>
-          <w:rFonts w:hint="eastAsia" w:ascii="Times New Roman" w:hAnsi="Times New Roman" w:eastAsia="Times New Roman" w:cs="Times New Roman"/>
-        </w:rPr>
-        <w:t>·</w:t>
-      </w:r>
-      <w:r>
-        <w:rPr>
-          <w:rFonts w:hint="eastAsia" w:ascii="Times New Roman" w:hAnsi="Times New Roman" w:eastAsia="FangSong" w:cs="Times New Roman"/>
-        </w:rPr>
-        <w:t>习题</w:t>
-      </w:r>
-      <w:r>
-        <w:rPr>
-          <w:rFonts w:hint="eastAsia" w:ascii="Times New Roman" w:hAnsi="Times New Roman" w:eastAsia="Times New Roman" w:cs="Times New Roman"/>
-        </w:rPr>
-        <w:t>2.19]</w:t>
-      </w:r>
-      <w:r>
-        <w:rPr>
-          <w:rFonts w:ascii="Times New Roman" w:hAnsi="Times New Roman" w:eastAsia="Times New Roman" w:cs="Times New Roman"/>
-        </w:rPr>
-        <w:t xml:space="preserve"> </w:t>
-      </w:r>
-      <w:r>
-        <w:rPr>
           <w:rFonts w:hint="eastAsia" w:ascii="Times New Roman" w:hAnsi="Times New Roman" w:eastAsia="FangSong" w:cs="Times New Roman"/>
         </w:rPr>
         <w:t xml:space="preserve">一次扩散操作分离因子</w:t>
@@ -31657,42 +29867,6 @@
         <w:rPr>
           <w:rFonts w:hint="eastAsia" w:ascii="Times New Roman" w:hAnsi="Times New Roman" w:eastAsia="Times New Roman" w:cs="Times New Roman"/>
         </w:rPr>
-        <w:t>[</w:t>
-      </w:r>
-      <w:r>
-        <w:rPr>
-          <w:rFonts w:hint="eastAsia" w:ascii="Times New Roman" w:hAnsi="Times New Roman" w:eastAsia="FangSong" w:cs="Times New Roman"/>
-        </w:rPr>
-        <w:t>普化原理</w:t>
-      </w:r>
-      <w:r>
-        <w:rPr>
-          <w:rFonts w:hint="eastAsia" w:ascii="Times New Roman" w:hAnsi="Times New Roman" w:eastAsia="Times New Roman" w:cs="Times New Roman"/>
-        </w:rPr>
-        <w:t>·</w:t>
-      </w:r>
-      <w:r>
-        <w:rPr>
-          <w:rFonts w:hint="eastAsia" w:ascii="Times New Roman" w:hAnsi="Times New Roman" w:eastAsia="FangSong" w:cs="Times New Roman"/>
-        </w:rPr>
-        <w:t>习题</w:t>
-      </w:r>
-      <w:r>
-        <w:rPr>
-          <w:rFonts w:hint="eastAsia" w:ascii="Times New Roman" w:hAnsi="Times New Roman" w:eastAsia="Times New Roman" w:cs="Times New Roman"/>
-        </w:rPr>
-        <w:t>2.20]</w:t>
-      </w:r>
-      <w:r>
-        <w:rPr>
-          <w:rFonts w:ascii="Times New Roman" w:hAnsi="Times New Roman" w:eastAsia="Times New Roman" w:cs="Times New Roman"/>
-        </w:rPr>
-        <w:t xml:space="preserve"> </w:t>
-      </w:r>
-      <w:r>
-        <w:rPr>
-          <w:rFonts w:hint="eastAsia" w:ascii="Times New Roman" w:hAnsi="Times New Roman" w:eastAsia="Times New Roman" w:cs="Times New Roman"/>
-        </w:rPr>
         <w:t>40.0℃</w:t>
       </w:r>
       <w:r>
@@ -31861,42 +30035,6 @@
           <w:bCs/>
         </w:rPr>
         <w:t xml:space="preserve">21.</w:t>
-      </w:r>
-      <w:r>
-        <w:rPr>
-          <w:rFonts w:ascii="Times New Roman" w:hAnsi="Times New Roman" w:eastAsia="Times New Roman" w:cs="Times New Roman"/>
-        </w:rPr>
-        <w:t xml:space="preserve"> </w:t>
-      </w:r>
-      <w:r>
-        <w:rPr>
-          <w:rFonts w:hint="eastAsia" w:ascii="Times New Roman" w:hAnsi="Times New Roman" w:eastAsia="Times New Roman" w:cs="Times New Roman"/>
-        </w:rPr>
-        <w:t>[</w:t>
-      </w:r>
-      <w:r>
-        <w:rPr>
-          <w:rFonts w:hint="eastAsia" w:ascii="Times New Roman" w:hAnsi="Times New Roman" w:eastAsia="FangSong" w:cs="Times New Roman"/>
-        </w:rPr>
-        <w:t>普化原理</w:t>
-      </w:r>
-      <w:r>
-        <w:rPr>
-          <w:rFonts w:hint="eastAsia" w:ascii="Times New Roman" w:hAnsi="Times New Roman" w:eastAsia="Times New Roman" w:cs="Times New Roman"/>
-        </w:rPr>
-        <w:t>·</w:t>
-      </w:r>
-      <w:r>
-        <w:rPr>
-          <w:rFonts w:hint="eastAsia" w:ascii="Times New Roman" w:hAnsi="Times New Roman" w:eastAsia="FangSong" w:cs="Times New Roman"/>
-        </w:rPr>
-        <w:t>习题</w:t>
-      </w:r>
-      <w:r>
-        <w:rPr>
-          <w:rFonts w:hint="eastAsia" w:ascii="Times New Roman" w:hAnsi="Times New Roman" w:eastAsia="Times New Roman" w:cs="Times New Roman"/>
-        </w:rPr>
-        <w:t>2.21]</w:t>
       </w:r>
       <w:r>
         <w:rPr>
@@ -32033,42 +30171,6 @@
           <w:bCs/>
         </w:rPr>
         <w:t xml:space="preserve">22.</w:t>
-      </w:r>
-      <w:r>
-        <w:rPr>
-          <w:rFonts w:ascii="Times New Roman" w:hAnsi="Times New Roman" w:eastAsia="Times New Roman" w:cs="Times New Roman"/>
-        </w:rPr>
-        <w:t xml:space="preserve"> </w:t>
-      </w:r>
-      <w:r>
-        <w:rPr>
-          <w:rFonts w:hint="eastAsia" w:ascii="Times New Roman" w:hAnsi="Times New Roman" w:eastAsia="Times New Roman" w:cs="Times New Roman"/>
-        </w:rPr>
-        <w:t>[</w:t>
-      </w:r>
-      <w:r>
-        <w:rPr>
-          <w:rFonts w:hint="eastAsia" w:ascii="Times New Roman" w:hAnsi="Times New Roman" w:eastAsia="FangSong" w:cs="Times New Roman"/>
-        </w:rPr>
-        <w:t>普化原理</w:t>
-      </w:r>
-      <w:r>
-        <w:rPr>
-          <w:rFonts w:hint="eastAsia" w:ascii="Times New Roman" w:hAnsi="Times New Roman" w:eastAsia="Times New Roman" w:cs="Times New Roman"/>
-        </w:rPr>
-        <w:t>·</w:t>
-      </w:r>
-      <w:r>
-        <w:rPr>
-          <w:rFonts w:hint="eastAsia" w:ascii="Times New Roman" w:hAnsi="Times New Roman" w:eastAsia="FangSong" w:cs="Times New Roman"/>
-        </w:rPr>
-        <w:t>习题</w:t>
-      </w:r>
-      <w:r>
-        <w:rPr>
-          <w:rFonts w:hint="eastAsia" w:ascii="Times New Roman" w:hAnsi="Times New Roman" w:eastAsia="Times New Roman" w:cs="Times New Roman"/>
-        </w:rPr>
-        <w:t>2.22]</w:t>
       </w:r>
       <w:r>
         <w:rPr>
@@ -32546,42 +30648,6 @@
       </w:r>
       <w:r>
         <w:rPr>
-          <w:rFonts w:hint="eastAsia" w:ascii="Times New Roman" w:hAnsi="Times New Roman" w:eastAsia="Times New Roman" w:cs="Times New Roman"/>
-        </w:rPr>
-        <w:t>[</w:t>
-      </w:r>
-      <w:r>
-        <w:rPr>
-          <w:rFonts w:hint="eastAsia" w:ascii="Times New Roman" w:hAnsi="Times New Roman" w:eastAsia="FangSong" w:cs="Times New Roman"/>
-        </w:rPr>
-        <w:t>普化原理</w:t>
-      </w:r>
-      <w:r>
-        <w:rPr>
-          <w:rFonts w:hint="eastAsia" w:ascii="Times New Roman" w:hAnsi="Times New Roman" w:eastAsia="Times New Roman" w:cs="Times New Roman"/>
-        </w:rPr>
-        <w:t>·</w:t>
-      </w:r>
-      <w:r>
-        <w:rPr>
-          <w:rFonts w:hint="eastAsia" w:ascii="Times New Roman" w:hAnsi="Times New Roman" w:eastAsia="FangSong" w:cs="Times New Roman"/>
-        </w:rPr>
-        <w:t>补充题</w:t>
-      </w:r>
-      <w:r>
-        <w:rPr>
-          <w:rFonts w:hint="eastAsia" w:ascii="Times New Roman" w:hAnsi="Times New Roman" w:eastAsia="Times New Roman" w:cs="Times New Roman"/>
-        </w:rPr>
-        <w:t>2.24]</w:t>
-      </w:r>
-      <w:r>
-        <w:rPr>
-          <w:rFonts w:ascii="Times New Roman" w:hAnsi="Times New Roman" w:eastAsia="Times New Roman" w:cs="Times New Roman"/>
-        </w:rPr>
-        <w:t xml:space="preserve"> </w:t>
-      </w:r>
-      <w:r>
-        <w:rPr>
           <w:rFonts w:hint="eastAsia" w:ascii="Times New Roman" w:hAnsi="Times New Roman" w:eastAsia="FangSong" w:cs="Times New Roman"/>
         </w:rPr>
         <w:t>在一个容器中</w:t>
@@ -32887,42 +30953,6 @@
           <w:bCs/>
         </w:rPr>
         <w:t xml:space="preserve">24.</w:t>
-      </w:r>
-      <w:r>
-        <w:rPr>
-          <w:rFonts w:ascii="Times New Roman" w:hAnsi="Times New Roman" w:eastAsia="Times New Roman" w:cs="Times New Roman"/>
-        </w:rPr>
-        <w:t xml:space="preserve"> </w:t>
-      </w:r>
-      <w:r>
-        <w:rPr>
-          <w:rFonts w:hint="eastAsia" w:ascii="Times New Roman" w:hAnsi="Times New Roman" w:eastAsia="Times New Roman" w:cs="Times New Roman"/>
-        </w:rPr>
-        <w:t>[</w:t>
-      </w:r>
-      <w:r>
-        <w:rPr>
-          <w:rFonts w:hint="eastAsia" w:ascii="Times New Roman" w:hAnsi="Times New Roman" w:eastAsia="FangSong" w:cs="Times New Roman"/>
-        </w:rPr>
-        <w:t>普化原理</w:t>
-      </w:r>
-      <w:r>
-        <w:rPr>
-          <w:rFonts w:hint="eastAsia" w:ascii="Times New Roman" w:hAnsi="Times New Roman" w:eastAsia="Times New Roman" w:cs="Times New Roman"/>
-        </w:rPr>
-        <w:t>·</w:t>
-      </w:r>
-      <w:r>
-        <w:rPr>
-          <w:rFonts w:hint="eastAsia" w:ascii="Times New Roman" w:hAnsi="Times New Roman" w:eastAsia="FangSong" w:cs="Times New Roman"/>
-        </w:rPr>
-        <w:t>补充题</w:t>
-      </w:r>
-      <w:r>
-        <w:rPr>
-          <w:rFonts w:hint="eastAsia" w:ascii="Times New Roman" w:hAnsi="Times New Roman" w:eastAsia="Times New Roman" w:cs="Times New Roman"/>
-        </w:rPr>
-        <w:t>2.25]</w:t>
       </w:r>
       <w:r>
         <w:rPr>
@@ -33126,42 +31156,6 @@
       </w:r>
       <w:r>
         <w:rPr>
-          <w:rFonts w:hint="eastAsia" w:ascii="Times New Roman" w:hAnsi="Times New Roman" w:eastAsia="Times New Roman" w:cs="Times New Roman"/>
-        </w:rPr>
-        <w:t>[</w:t>
-      </w:r>
-      <w:r>
-        <w:rPr>
-          <w:rFonts w:hint="eastAsia" w:ascii="Times New Roman" w:hAnsi="Times New Roman" w:eastAsia="FangSong" w:cs="Times New Roman"/>
-        </w:rPr>
-        <w:t>普化原理</w:t>
-      </w:r>
-      <w:r>
-        <w:rPr>
-          <w:rFonts w:hint="eastAsia" w:ascii="Times New Roman" w:hAnsi="Times New Roman" w:eastAsia="Times New Roman" w:cs="Times New Roman"/>
-        </w:rPr>
-        <w:t>·</w:t>
-      </w:r>
-      <w:r>
-        <w:rPr>
-          <w:rFonts w:hint="eastAsia" w:ascii="Times New Roman" w:hAnsi="Times New Roman" w:eastAsia="FangSong" w:cs="Times New Roman"/>
-        </w:rPr>
-        <w:t>补充题</w:t>
-      </w:r>
-      <w:r>
-        <w:rPr>
-          <w:rFonts w:hint="eastAsia" w:ascii="Times New Roman" w:hAnsi="Times New Roman" w:eastAsia="Times New Roman" w:cs="Times New Roman"/>
-        </w:rPr>
-        <w:t>2.29]</w:t>
-      </w:r>
-      <w:r>
-        <w:rPr>
-          <w:rFonts w:ascii="Times New Roman" w:hAnsi="Times New Roman" w:eastAsia="Times New Roman" w:cs="Times New Roman"/>
-        </w:rPr>
-        <w:t xml:space="preserve"> </w:t>
-      </w:r>
-      <w:r>
-        <w:rPr>
           <w:rFonts w:hint="eastAsia" w:ascii="Times New Roman" w:hAnsi="Times New Roman" w:eastAsia="FangSong" w:cs="Times New Roman"/>
         </w:rPr>
         <w:t>实际气体在什么条件下最偏离理想气体状态</w:t>
@@ -33185,7 +31179,7 @@
         <w:t>？</w:t>
       </w:r>
     </w:p>
-    <w:bookmarkStart w:id="46" w:name="参考答案与精解"/>
+    <w:bookmarkStart w:id="45" w:name="参考答案与精解"/>
     <w:p>
       <w:pPr>
         <w:pStyle w:val="Heading3"/>
@@ -42243,7 +40237,7 @@
         <w:pStyle w:val="Compact"/>
         <w:numPr>
           <w:ilvl w:val="0"/>
-          <w:numId w:val="1006"/>
+          <w:numId w:val="1007"/>
         </w:numPr>
       </w:pPr>
       <m:oMath>
@@ -53231,8 +51225,8 @@
         <w:t>。</w:t>
       </w:r>
     </w:p>
+    <w:bookmarkEnd w:id="45"/>
     <w:bookmarkEnd w:id="46"/>
-    <w:bookmarkEnd w:id="47"/>
     <w:sectPr>
       <w:footerReference w:type="default" r:id="rId9"/>
       <w:footnotePr>
@@ -53700,7 +51694,7 @@
     </w:lvlOverride>
   </w:num>
   <w:num w:numId="1003">
-    <w:abstractNumId w:val="99431"/>
+    <w:abstractNumId w:val="99411"/>
     <w:lvlOverride w:ilvl="0">
       <w:startOverride w:val="1"/>
     </w:lvlOverride>
@@ -53790,6 +51784,36 @@
     </w:lvlOverride>
   </w:num>
   <w:num w:numId="1006">
+    <w:abstractNumId w:val="99431"/>
+    <w:lvlOverride w:ilvl="0">
+      <w:startOverride w:val="1"/>
+    </w:lvlOverride>
+    <w:lvlOverride w:ilvl="1">
+      <w:startOverride w:val="1"/>
+    </w:lvlOverride>
+    <w:lvlOverride w:ilvl="2">
+      <w:startOverride w:val="1"/>
+    </w:lvlOverride>
+    <w:lvlOverride w:ilvl="3">
+      <w:startOverride w:val="1"/>
+    </w:lvlOverride>
+    <w:lvlOverride w:ilvl="4">
+      <w:startOverride w:val="1"/>
+    </w:lvlOverride>
+    <w:lvlOverride w:ilvl="5">
+      <w:startOverride w:val="1"/>
+    </w:lvlOverride>
+    <w:lvlOverride w:ilvl="6">
+      <w:startOverride w:val="1"/>
+    </w:lvlOverride>
+    <w:lvlOverride w:ilvl="7">
+      <w:startOverride w:val="1"/>
+    </w:lvlOverride>
+    <w:lvlOverride w:ilvl="8">
+      <w:startOverride w:val="1"/>
+    </w:lvlOverride>
+  </w:num>
+  <w:num w:numId="1007">
     <w:abstractNumId w:val="99432"/>
     <w:lvlOverride w:ilvl="0">
       <w:startOverride w:val="2"/>

--- a/06-学生侧材料/讲义/3-物理化学/气体基础-超级充实版（自学完整）.docx
+++ b/06-学生侧材料/讲义/3-物理化学/气体基础-超级充实版（自学完整）.docx
@@ -1653,6 +1653,7 @@
     <w:p>
       <w:pPr>
         <w:pStyle w:val="FirstParagraph"/>
+        <w:spacing w:after="80"/>
         <w:ind w:firstLine="420"/>
       </w:pPr>
       <w:r>
@@ -1704,97 +1705,152 @@
         <w:t>。</w:t>
       </w:r>
     </w:p>
+    <w:tbl>
+      <w:tblPr>
+        <w:tblStyle w:val="Table"/>
+        <w:tblW w:type="pct" w:w="5000"/>
+        <w:tblLayout w:type="fixed"/>
+        <w:tblLook w:firstRow="1" w:lastRow="0" w:firstColumn="0" w:lastColumn="0" w:noHBand="0" w:noVBand="0" w:val="0020"/>
+        <w:jc w:val="center"/>
+        <w:tblBorders>
+          <w:top w:val="single" w:sz="12" w:space="0" w:color="333333"/>
+          <w:bottom w:val="single" w:sz="12" w:space="0" w:color="333333"/>
+          <w:left w:val="none"/>
+          <w:right w:val="none"/>
+          <w:insideH w:val="none"/>
+          <w:insideV w:val="none"/>
+        </w:tblBorders>
+      </w:tblPr>
+      <w:tblGrid>
+        <w:gridCol w:w="7920"/>
+      </w:tblGrid>
+      <w:tr>
+        <w:trPr>
+          <w:tblHeader w:val="on"/>
+        </w:trPr>
+        <w:tc>
+          <w:tcPr>
+            <w:tcBorders>
+              <w:bottom w:val="single" w:sz="6" w:space="0" w:color="333333"/>
+            </w:tcBorders>
+          </w:tcPr>
+          <w:p>
+            <w:pPr>
+              <w:pStyle w:val="Compact"/>
+              <w:jc w:val="center"/>
+            </w:pPr>
+            <w:r>
+              <w:rPr>
+                <w:rFonts w:hint="eastAsia" w:ascii="Times New Roman" w:hAnsi="Times New Roman" w:eastAsia="SimHei" w:cs="Times New Roman"/>
+                <w:b/>
+              </w:rPr>
+              <w:t xml:space="preserve">恒压下气体体积与温度</w:t>
+            </w:r>
+          </w:p>
+        </w:tc>
+      </w:tr>
+      <w:tr>
+        <w:tc>
+          <w:tcPr/>
+          <w:p>
+            <w:pPr>
+              <w:pStyle w:val="Compact"/>
+              <w:jc w:val="center"/>
+            </w:pPr>
+            <w:r>
+              <w:rPr>
+                <w:rFonts w:ascii="Times New Roman" w:hAnsi="Times New Roman" w:eastAsia="Times New Roman" w:cs="Times New Roman"/>
+              </w:rPr>
+              <w:drawing>
+                <wp:inline>
+                  <wp:extent cx="2667000" cy="1986592"/>
+                  <wp:effectExtent b="0" l="0" r="0" t="0"/>
+                  <wp:docPr descr="" title="" id="11" name="Picture"/>
+                  <a:graphic>
+                    <a:graphicData uri="http://schemas.openxmlformats.org/drawingml/2006/picture">
+                      <pic:pic>
+                        <pic:nvPicPr>
+                          <pic:cNvPr descr="0766a78b669d0f906e719d943229d05f50a3d0b2a7cc3346b4573243338b66cb.jpg" id="12" name="Picture"/>
+                          <pic:cNvPicPr>
+                            <a:picLocks noChangeArrowheads="1" noChangeAspect="1"/>
+                          </pic:cNvPicPr>
+                        </pic:nvPicPr>
+                        <pic:blipFill>
+                          <a:blip r:embed="rId10"/>
+                          <a:stretch>
+                            <a:fillRect/>
+                          </a:stretch>
+                        </pic:blipFill>
+                        <pic:spPr bwMode="auto">
+                          <a:xfrm>
+                            <a:off x="0" y="0"/>
+                            <a:ext cx="2667000" cy="1986592"/>
+                          </a:xfrm>
+                          <a:prstGeom prst="rect">
+                            <a:avLst/>
+                          </a:prstGeom>
+                          <a:noFill/>
+                          <a:ln w="9525">
+                            <a:noFill/>
+                            <a:headEnd/>
+                            <a:tailEnd/>
+                          </a:ln>
+                        </pic:spPr>
+                      </pic:pic>
+                    </a:graphicData>
+                  </a:graphic>
+                </wp:inline>
+              </w:drawing>
+            </w:r>
+          </w:p>
+        </w:tc>
+      </w:tr>
+      <w:tr>
+        <w:tc>
+          <w:tcPr/>
+          <w:p>
+            <w:pPr>
+              <w:pStyle w:val="Compact"/>
+              <w:jc w:val="center"/>
+            </w:pPr>
+            <w:r>
+              <w:rPr>
+                <w:rFonts w:ascii="Times New Roman" w:hAnsi="Times New Roman" w:eastAsia="Times New Roman" w:cs="Times New Roman"/>
+              </w:rPr>
+              <w:t xml:space="preserve">&gt; </w:t>
+            </w:r>
+            <w:r>
+              <w:rPr>
+                <w:rFonts w:hint="eastAsia" w:ascii="Times New Roman" w:hAnsi="Times New Roman" w:eastAsia="FangSong" w:cs="Times New Roman"/>
+              </w:rPr>
+              <w:t xml:space="preserve">图</w:t>
+            </w:r>
+            <w:r>
+              <w:rPr>
+                <w:rFonts w:ascii="Times New Roman" w:hAnsi="Times New Roman" w:eastAsia="Times New Roman" w:cs="Times New Roman"/>
+              </w:rPr>
+              <w:t xml:space="preserve"> </w:t>
+            </w:r>
+            <w:r>
+              <w:rPr>
+                <w:rFonts w:hint="eastAsia" w:ascii="Times New Roman" w:hAnsi="Times New Roman" w:eastAsia="Times New Roman" w:cs="Times New Roman"/>
+              </w:rPr>
+              <w:t>1-1：</w:t>
+            </w:r>
+            <w:r>
+              <w:rPr>
+                <w:rFonts w:hint="eastAsia" w:ascii="Times New Roman" w:hAnsi="Times New Roman" w:eastAsia="FangSong" w:cs="Times New Roman"/>
+              </w:rPr>
+              <w:t>恒压下气体体积与温度的关系</w:t>
+            </w:r>
+          </w:p>
+        </w:tc>
+      </w:tr>
+    </w:tbl>
     <w:p>
       <w:pPr>
         <w:pStyle w:val="BodyText"/>
-        <w:spacing w:before="160" w:after="80"/>
-        <w:jc w:val="center"/>
-      </w:pPr>
-      <w:r>
-        <w:rPr>
-          <w:rFonts w:ascii="Times New Roman" w:hAnsi="Times New Roman" w:eastAsia="Times New Roman" w:cs="Times New Roman"/>
-        </w:rPr>
-        <w:drawing>
-          <wp:inline>
-            <wp:extent cx="2667000" cy="1986592"/>
-            <wp:effectExtent b="0" l="0" r="0" t="0"/>
-            <wp:docPr descr="恒压下气体体积与温度的关系" title="" id="11" name="Picture"/>
-            <a:graphic>
-              <a:graphicData uri="http://schemas.openxmlformats.org/drawingml/2006/picture">
-                <pic:pic>
-                  <pic:nvPicPr>
-                    <pic:cNvPr descr="0766a78b669d0f906e719d943229d05f50a3d0b2a7cc3346b4573243338b66cb.jpg" id="12" name="Picture"/>
-                    <pic:cNvPicPr>
-                      <a:picLocks noChangeArrowheads="1" noChangeAspect="1"/>
-                    </pic:cNvPicPr>
-                  </pic:nvPicPr>
-                  <pic:blipFill>
-                    <a:blip r:embed="rId10"/>
-                    <a:stretch>
-                      <a:fillRect/>
-                    </a:stretch>
-                  </pic:blipFill>
-                  <pic:spPr bwMode="auto">
-                    <a:xfrm>
-                      <a:off x="0" y="0"/>
-                      <a:ext cx="2667000" cy="1986592"/>
-                    </a:xfrm>
-                    <a:prstGeom prst="rect">
-                      <a:avLst/>
-                    </a:prstGeom>
-                    <a:noFill/>
-                    <a:ln w="9525">
-                      <a:noFill/>
-                      <a:headEnd/>
-                      <a:tailEnd/>
-                    </a:ln>
-                  </pic:spPr>
-                </pic:pic>
-              </a:graphicData>
-            </a:graphic>
-          </wp:inline>
-        </w:drawing>
-      </w:r>
-      <w:r>
-        <w:rPr>
-          <w:rFonts w:ascii="Times New Roman" w:hAnsi="Times New Roman" w:eastAsia="Times New Roman" w:cs="Times New Roman"/>
-        </w:rPr>
-        <w:t xml:space="preserve"> </w:t>
-      </w:r>
-      <w:r>
-        <w:rPr>
-          <w:rFonts w:ascii="Times New Roman" w:hAnsi="Times New Roman" w:eastAsia="Times New Roman" w:cs="Times New Roman"/>
-        </w:rPr>
-        <w:t xml:space="preserve">&gt; </w:t>
-      </w:r>
-      <w:r>
-        <w:rPr>
-          <w:rFonts w:hint="eastAsia" w:ascii="Times New Roman" w:hAnsi="Times New Roman" w:eastAsia="FangSong" w:cs="Times New Roman"/>
-        </w:rPr>
-        <w:t xml:space="preserve">图</w:t>
-      </w:r>
-      <w:r>
-        <w:rPr>
-          <w:rFonts w:ascii="Times New Roman" w:hAnsi="Times New Roman" w:eastAsia="Times New Roman" w:cs="Times New Roman"/>
-        </w:rPr>
-        <w:t xml:space="preserve"> </w:t>
-      </w:r>
-      <w:r>
-        <w:rPr>
-          <w:rFonts w:hint="eastAsia" w:ascii="Times New Roman" w:hAnsi="Times New Roman" w:eastAsia="Times New Roman" w:cs="Times New Roman"/>
-        </w:rPr>
-        <w:t>1-1：</w:t>
-      </w:r>
-      <w:r>
-        <w:rPr>
-          <w:rFonts w:hint="eastAsia" w:ascii="Times New Roman" w:hAnsi="Times New Roman" w:eastAsia="FangSong" w:cs="Times New Roman"/>
-        </w:rPr>
-        <w:t>恒压下气体体积与温度的关系</w:t>
-      </w:r>
-    </w:p>
-    <w:p>
-      <w:pPr>
-        <w:pStyle w:val="BodyText"/>
+        <w:spacing w:before="120"/>
         <w:ind w:firstLine="420"/>
       </w:pPr>
       <w:r>
@@ -11421,6 +11477,7 @@
     <w:p>
       <w:pPr>
         <w:pStyle w:val="BodyText"/>
+        <w:spacing w:after="80"/>
         <w:ind w:firstLine="420"/>
       </w:pPr>
       <w:r>
@@ -11538,97 +11595,152 @@
         <w:t>。</w:t>
       </w:r>
     </w:p>
+    <w:tbl>
+      <w:tblPr>
+        <w:tblStyle w:val="Table"/>
+        <w:tblW w:type="pct" w:w="5000"/>
+        <w:tblLayout w:type="fixed"/>
+        <w:tblLook w:firstRow="1" w:lastRow="0" w:firstColumn="0" w:lastColumn="0" w:noHBand="0" w:noVBand="0" w:val="0020"/>
+        <w:jc w:val="center"/>
+        <w:tblBorders>
+          <w:top w:val="single" w:sz="12" w:space="0" w:color="333333"/>
+          <w:bottom w:val="single" w:sz="12" w:space="0" w:color="333333"/>
+          <w:left w:val="none"/>
+          <w:right w:val="none"/>
+          <w:insideH w:val="none"/>
+          <w:insideV w:val="none"/>
+        </w:tblBorders>
+      </w:tblPr>
+      <w:tblGrid>
+        <w:gridCol w:w="7920"/>
+      </w:tblGrid>
+      <w:tr>
+        <w:trPr>
+          <w:tblHeader w:val="on"/>
+        </w:trPr>
+        <w:tc>
+          <w:tcPr>
+            <w:tcBorders>
+              <w:bottom w:val="single" w:sz="6" w:space="0" w:color="333333"/>
+            </w:tcBorders>
+          </w:tcPr>
+          <w:p>
+            <w:pPr>
+              <w:pStyle w:val="Compact"/>
+              <w:jc w:val="center"/>
+            </w:pPr>
+            <w:r>
+              <w:rPr>
+                <w:rFonts w:hint="eastAsia" w:ascii="Times New Roman" w:hAnsi="Times New Roman" w:eastAsia="SimHei" w:cs="Times New Roman"/>
+                <w:b/>
+              </w:rPr>
+              <w:t xml:space="preserve">气体分压力测定装置</w:t>
+            </w:r>
+          </w:p>
+        </w:tc>
+      </w:tr>
+      <w:tr>
+        <w:tc>
+          <w:tcPr/>
+          <w:p>
+            <w:pPr>
+              <w:pStyle w:val="Compact"/>
+              <w:jc w:val="center"/>
+            </w:pPr>
+            <w:r>
+              <w:rPr>
+                <w:rFonts w:ascii="Times New Roman" w:hAnsi="Times New Roman" w:eastAsia="Times New Roman" w:cs="Times New Roman"/>
+              </w:rPr>
+              <w:drawing>
+                <wp:inline>
+                  <wp:extent cx="2667000" cy="1313597"/>
+                  <wp:effectExtent b="0" l="0" r="0" t="0"/>
+                  <wp:docPr descr="" title="" id="21" name="Picture"/>
+                  <a:graphic>
+                    <a:graphicData uri="http://schemas.openxmlformats.org/drawingml/2006/picture">
+                      <pic:pic>
+                        <pic:nvPicPr>
+                          <pic:cNvPr descr="77921da956f62569a2f6cb5f7a4d6866d533a6ad926581c07ed21c8879b53eb6.jpg" id="22" name="Picture"/>
+                          <pic:cNvPicPr>
+                            <a:picLocks noChangeArrowheads="1" noChangeAspect="1"/>
+                          </pic:cNvPicPr>
+                        </pic:nvPicPr>
+                        <pic:blipFill>
+                          <a:blip r:embed="rId20"/>
+                          <a:stretch>
+                            <a:fillRect/>
+                          </a:stretch>
+                        </pic:blipFill>
+                        <pic:spPr bwMode="auto">
+                          <a:xfrm>
+                            <a:off x="0" y="0"/>
+                            <a:ext cx="2667000" cy="1313597"/>
+                          </a:xfrm>
+                          <a:prstGeom prst="rect">
+                            <a:avLst/>
+                          </a:prstGeom>
+                          <a:noFill/>
+                          <a:ln w="9525">
+                            <a:noFill/>
+                            <a:headEnd/>
+                            <a:tailEnd/>
+                          </a:ln>
+                        </pic:spPr>
+                      </pic:pic>
+                    </a:graphicData>
+                  </a:graphic>
+                </wp:inline>
+              </w:drawing>
+            </w:r>
+          </w:p>
+        </w:tc>
+      </w:tr>
+      <w:tr>
+        <w:tc>
+          <w:tcPr/>
+          <w:p>
+            <w:pPr>
+              <w:pStyle w:val="Compact"/>
+              <w:jc w:val="center"/>
+            </w:pPr>
+            <w:r>
+              <w:rPr>
+                <w:rFonts w:ascii="Times New Roman" w:hAnsi="Times New Roman" w:eastAsia="Times New Roman" w:cs="Times New Roman"/>
+              </w:rPr>
+              <w:t xml:space="preserve">&gt; </w:t>
+            </w:r>
+            <w:r>
+              <w:rPr>
+                <w:rFonts w:hint="eastAsia" w:ascii="Times New Roman" w:hAnsi="Times New Roman" w:eastAsia="FangSong" w:cs="Times New Roman"/>
+              </w:rPr>
+              <w:t xml:space="preserve">图</w:t>
+            </w:r>
+            <w:r>
+              <w:rPr>
+                <w:rFonts w:ascii="Times New Roman" w:hAnsi="Times New Roman" w:eastAsia="Times New Roman" w:cs="Times New Roman"/>
+              </w:rPr>
+              <w:t xml:space="preserve"> </w:t>
+            </w:r>
+            <w:r>
+              <w:rPr>
+                <w:rFonts w:hint="eastAsia" w:ascii="Times New Roman" w:hAnsi="Times New Roman" w:eastAsia="Times New Roman" w:cs="Times New Roman"/>
+              </w:rPr>
+              <w:t>1-2：</w:t>
+            </w:r>
+            <w:r>
+              <w:rPr>
+                <w:rFonts w:hint="eastAsia" w:ascii="Times New Roman" w:hAnsi="Times New Roman" w:eastAsia="FangSong" w:cs="Times New Roman"/>
+              </w:rPr>
+              <w:t>气体分压力测定装置</w:t>
+            </w:r>
+          </w:p>
+        </w:tc>
+      </w:tr>
+    </w:tbl>
     <w:p>
       <w:pPr>
         <w:pStyle w:val="BodyText"/>
-        <w:spacing w:before="160" w:after="80"/>
-        <w:jc w:val="center"/>
-      </w:pPr>
-      <w:r>
-        <w:rPr>
-          <w:rFonts w:ascii="Times New Roman" w:hAnsi="Times New Roman" w:eastAsia="Times New Roman" w:cs="Times New Roman"/>
-        </w:rPr>
-        <w:drawing>
-          <wp:inline>
-            <wp:extent cx="2667000" cy="1313597"/>
-            <wp:effectExtent b="0" l="0" r="0" t="0"/>
-            <wp:docPr descr="气体分压力测定装置示意图" title="" id="21" name="Picture"/>
-            <a:graphic>
-              <a:graphicData uri="http://schemas.openxmlformats.org/drawingml/2006/picture">
-                <pic:pic>
-                  <pic:nvPicPr>
-                    <pic:cNvPr descr="77921da956f62569a2f6cb5f7a4d6866d533a6ad926581c07ed21c8879b53eb6.jpg" id="22" name="Picture"/>
-                    <pic:cNvPicPr>
-                      <a:picLocks noChangeArrowheads="1" noChangeAspect="1"/>
-                    </pic:cNvPicPr>
-                  </pic:nvPicPr>
-                  <pic:blipFill>
-                    <a:blip r:embed="rId20"/>
-                    <a:stretch>
-                      <a:fillRect/>
-                    </a:stretch>
-                  </pic:blipFill>
-                  <pic:spPr bwMode="auto">
-                    <a:xfrm>
-                      <a:off x="0" y="0"/>
-                      <a:ext cx="2667000" cy="1313597"/>
-                    </a:xfrm>
-                    <a:prstGeom prst="rect">
-                      <a:avLst/>
-                    </a:prstGeom>
-                    <a:noFill/>
-                    <a:ln w="9525">
-                      <a:noFill/>
-                      <a:headEnd/>
-                      <a:tailEnd/>
-                    </a:ln>
-                  </pic:spPr>
-                </pic:pic>
-              </a:graphicData>
-            </a:graphic>
-          </wp:inline>
-        </w:drawing>
-      </w:r>
-      <w:r>
-        <w:rPr>
-          <w:rFonts w:ascii="Times New Roman" w:hAnsi="Times New Roman" w:eastAsia="Times New Roman" w:cs="Times New Roman"/>
-        </w:rPr>
-        <w:t xml:space="preserve"> </w:t>
-      </w:r>
-      <w:r>
-        <w:rPr>
-          <w:rFonts w:ascii="Times New Roman" w:hAnsi="Times New Roman" w:eastAsia="Times New Roman" w:cs="Times New Roman"/>
-        </w:rPr>
-        <w:t xml:space="preserve">&gt; </w:t>
-      </w:r>
-      <w:r>
-        <w:rPr>
-          <w:rFonts w:hint="eastAsia" w:ascii="Times New Roman" w:hAnsi="Times New Roman" w:eastAsia="FangSong" w:cs="Times New Roman"/>
-        </w:rPr>
-        <w:t xml:space="preserve">图</w:t>
-      </w:r>
-      <w:r>
-        <w:rPr>
-          <w:rFonts w:ascii="Times New Roman" w:hAnsi="Times New Roman" w:eastAsia="Times New Roman" w:cs="Times New Roman"/>
-        </w:rPr>
-        <w:t xml:space="preserve"> </w:t>
-      </w:r>
-      <w:r>
-        <w:rPr>
-          <w:rFonts w:hint="eastAsia" w:ascii="Times New Roman" w:hAnsi="Times New Roman" w:eastAsia="Times New Roman" w:cs="Times New Roman"/>
-        </w:rPr>
-        <w:t>1-2：</w:t>
-      </w:r>
-      <w:r>
-        <w:rPr>
-          <w:rFonts w:hint="eastAsia" w:ascii="Times New Roman" w:hAnsi="Times New Roman" w:eastAsia="FangSong" w:cs="Times New Roman"/>
-        </w:rPr>
-        <w:t>气体分压力测定装置</w:t>
-      </w:r>
-    </w:p>
-    <w:p>
-      <w:pPr>
-        <w:pStyle w:val="BodyText"/>
+        <w:spacing w:before="120"/>
         <w:ind w:firstLine="420"/>
       </w:pPr>
       <w:r>
@@ -20924,6 +21036,7 @@
     <w:p>
       <w:pPr>
         <w:pStyle w:val="BodyText"/>
+        <w:spacing w:after="80"/>
       </w:pPr>
       <m:oMathPara>
         <m:oMathParaPr>
@@ -21080,122 +21193,206 @@
         </m:oMath>
       </m:oMathPara>
     </w:p>
-    <w:p>
-      <w:pPr>
-        <w:pStyle w:val="FirstParagraph"/>
-        <w:spacing w:before="160" w:after="80"/>
+    <w:tbl>
+      <w:tblPr>
+        <w:tblStyle w:val="Table"/>
+        <w:tblW w:type="pct" w:w="5000"/>
+        <w:tblLayout w:type="fixed"/>
+        <w:tblLook w:firstRow="1" w:lastRow="0" w:firstColumn="0" w:lastColumn="0" w:noHBand="0" w:noVBand="0" w:val="0020"/>
         <w:jc w:val="center"/>
-      </w:pPr>
-      <w:r>
-        <w:rPr>
-          <w:rFonts w:ascii="Times New Roman" w:hAnsi="Times New Roman" w:eastAsia="Times New Roman" w:cs="Times New Roman"/>
-        </w:rPr>
-        <w:drawing>
-          <wp:inline>
-            <wp:extent cx="2667000" cy="322520"/>
-            <wp:effectExtent b="0" l="0" r="0" t="0"/>
-            <wp:docPr descr="NH₃ 与 HCl 的扩散实验" title="" id="36" name="Picture"/>
-            <a:graphic>
-              <a:graphicData uri="http://schemas.openxmlformats.org/drawingml/2006/picture">
-                <pic:pic>
-                  <pic:nvPicPr>
-                    <pic:cNvPr descr="e1b7d2db0a6cb320e7497bf43cb184f777e5cde76811935cb581dfd537482a41.jpg" id="37" name="Picture"/>
-                    <pic:cNvPicPr>
-                      <a:picLocks noChangeArrowheads="1" noChangeAspect="1"/>
-                    </pic:cNvPicPr>
-                  </pic:nvPicPr>
-                  <pic:blipFill>
-                    <a:blip r:embed="rId35"/>
-                    <a:stretch>
-                      <a:fillRect/>
-                    </a:stretch>
-                  </pic:blipFill>
-                  <pic:spPr bwMode="auto">
-                    <a:xfrm>
-                      <a:off x="0" y="0"/>
-                      <a:ext cx="2667000" cy="322520"/>
-                    </a:xfrm>
-                    <a:prstGeom prst="rect">
-                      <a:avLst/>
-                    </a:prstGeom>
-                    <a:noFill/>
-                    <a:ln w="9525">
-                      <a:noFill/>
-                      <a:headEnd/>
-                      <a:tailEnd/>
-                    </a:ln>
-                  </pic:spPr>
-                </pic:pic>
-              </a:graphicData>
-            </a:graphic>
-          </wp:inline>
-        </w:drawing>
-      </w:r>
-      <w:r>
-        <w:rPr>
-          <w:rFonts w:ascii="Times New Roman" w:hAnsi="Times New Roman" w:eastAsia="Times New Roman" w:cs="Times New Roman"/>
-        </w:rPr>
-        <w:t xml:space="preserve"> </w:t>
-      </w:r>
-      <w:r>
-        <w:rPr>
-          <w:rFonts w:ascii="Times New Roman" w:hAnsi="Times New Roman" w:eastAsia="Times New Roman" w:cs="Times New Roman"/>
-        </w:rPr>
-        <w:t xml:space="preserve">&gt; </w:t>
-      </w:r>
-      <w:r>
-        <w:rPr>
-          <w:rFonts w:hint="eastAsia" w:ascii="Times New Roman" w:hAnsi="Times New Roman" w:eastAsia="FangSong" w:cs="Times New Roman"/>
-        </w:rPr>
-        <w:t xml:space="preserve">图</w:t>
-      </w:r>
-      <w:r>
-        <w:rPr>
-          <w:rFonts w:ascii="Times New Roman" w:hAnsi="Times New Roman" w:eastAsia="Times New Roman" w:cs="Times New Roman"/>
-        </w:rPr>
-        <w:t xml:space="preserve"> </w:t>
-      </w:r>
-      <w:r>
-        <w:rPr>
-          <w:rFonts w:hint="eastAsia" w:ascii="Times New Roman" w:hAnsi="Times New Roman" w:eastAsia="Times New Roman" w:cs="Times New Roman"/>
-        </w:rPr>
-        <w:t>1-3：NH</w:t>
-      </w:r>
-      <w:r>
-        <w:rPr>
-          <w:rFonts w:hint="eastAsia" w:ascii="Times New Roman" w:hAnsi="Times New Roman" w:eastAsia="Times New Roman" w:cs="Times New Roman"/>
-          <w:vertAlign w:val="subscript"/>
-        </w:rPr>
-        <w:t>3</w:t>
-      </w:r>
-      <w:r>
-        <w:rPr>
-          <w:rFonts w:ascii="Times New Roman" w:hAnsi="Times New Roman" w:eastAsia="Times New Roman" w:cs="Times New Roman"/>
-        </w:rPr>
-        <w:t xml:space="preserve"> </w:t>
-      </w:r>
-      <w:r>
-        <w:rPr>
-          <w:rFonts w:hint="eastAsia" w:ascii="Times New Roman" w:hAnsi="Times New Roman" w:eastAsia="FangSong" w:cs="Times New Roman"/>
-        </w:rPr>
-        <w:t xml:space="preserve">与</w:t>
-      </w:r>
-      <w:r>
-        <w:rPr>
-          <w:rFonts w:ascii="Times New Roman" w:hAnsi="Times New Roman" w:eastAsia="Times New Roman" w:cs="Times New Roman"/>
-        </w:rPr>
-        <w:t xml:space="preserve"> HCl </w:t>
-      </w:r>
-      <w:r>
-        <w:rPr>
-          <w:rFonts w:hint="eastAsia" w:ascii="Times New Roman" w:hAnsi="Times New Roman" w:eastAsia="FangSong" w:cs="Times New Roman"/>
-        </w:rPr>
-        <w:t xml:space="preserve">的扩散实验</w:t>
-      </w:r>
-    </w:p>
+        <w:tblBorders>
+          <w:top w:val="single" w:sz="12" w:space="0" w:color="333333"/>
+          <w:bottom w:val="single" w:sz="12" w:space="0" w:color="333333"/>
+          <w:left w:val="none"/>
+          <w:right w:val="none"/>
+          <w:insideH w:val="none"/>
+          <w:insideV w:val="none"/>
+        </w:tblBorders>
+      </w:tblPr>
+      <w:tblGrid>
+        <w:gridCol w:w="7920"/>
+      </w:tblGrid>
+      <w:tr>
+        <w:trPr>
+          <w:tblHeader w:val="on"/>
+        </w:trPr>
+        <w:tc>
+          <w:tcPr>
+            <w:tcBorders>
+              <w:bottom w:val="single" w:sz="6" w:space="0" w:color="333333"/>
+            </w:tcBorders>
+          </w:tcPr>
+          <w:p>
+            <w:pPr>
+              <w:pStyle w:val="Compact"/>
+              <w:jc w:val="center"/>
+            </w:pPr>
+            <w:r>
+              <w:rPr>
+                <w:rFonts w:ascii="Times New Roman" w:hAnsi="Times New Roman" w:eastAsia="Times New Roman" w:cs="Times New Roman"/>
+                <w:b/>
+              </w:rPr>
+              <w:t>NH</w:t>
+            </w:r>
+            <w:r>
+              <w:rPr>
+                <w:rFonts w:ascii="Times New Roman" w:hAnsi="Times New Roman" w:eastAsia="Times New Roman" w:cs="Times New Roman"/>
+                <w:b/>
+                <w:vertAlign w:val="subscript"/>
+              </w:rPr>
+              <w:t>3</w:t>
+            </w:r>
+            <w:r>
+              <w:rPr>
+                <w:rFonts w:ascii="Times New Roman" w:hAnsi="Times New Roman" w:eastAsia="Times New Roman" w:cs="Times New Roman"/>
+                <w:b/>
+              </w:rPr>
+              <w:t xml:space="preserve"> </w:t>
+            </w:r>
+            <w:r>
+              <w:rPr>
+                <w:rFonts w:hint="eastAsia" w:ascii="Times New Roman" w:hAnsi="Times New Roman" w:eastAsia="SimHei" w:cs="Times New Roman"/>
+                <w:b/>
+              </w:rPr>
+              <w:t xml:space="preserve">与</w:t>
+            </w:r>
+            <w:r>
+              <w:rPr>
+                <w:rFonts w:ascii="Times New Roman" w:hAnsi="Times New Roman" w:eastAsia="Times New Roman" w:cs="Times New Roman"/>
+                <w:b/>
+              </w:rPr>
+              <w:t xml:space="preserve"> HCl</w:t>
+            </w:r>
+          </w:p>
+        </w:tc>
+      </w:tr>
+      <w:tr>
+        <w:tc>
+          <w:tcPr/>
+          <w:p>
+            <w:pPr>
+              <w:pStyle w:val="Compact"/>
+              <w:jc w:val="center"/>
+            </w:pPr>
+            <w:r>
+              <w:rPr>
+                <w:rFonts w:ascii="Times New Roman" w:hAnsi="Times New Roman" w:eastAsia="Times New Roman" w:cs="Times New Roman"/>
+              </w:rPr>
+              <w:drawing>
+                <wp:inline>
+                  <wp:extent cx="2667000" cy="322520"/>
+                  <wp:effectExtent b="0" l="0" r="0" t="0"/>
+                  <wp:docPr descr="" title="" id="36" name="Picture"/>
+                  <a:graphic>
+                    <a:graphicData uri="http://schemas.openxmlformats.org/drawingml/2006/picture">
+                      <pic:pic>
+                        <pic:nvPicPr>
+                          <pic:cNvPr descr="e1b7d2db0a6cb320e7497bf43cb184f777e5cde76811935cb581dfd537482a41.jpg" id="37" name="Picture"/>
+                          <pic:cNvPicPr>
+                            <a:picLocks noChangeArrowheads="1" noChangeAspect="1"/>
+                          </pic:cNvPicPr>
+                        </pic:nvPicPr>
+                        <pic:blipFill>
+                          <a:blip r:embed="rId35"/>
+                          <a:stretch>
+                            <a:fillRect/>
+                          </a:stretch>
+                        </pic:blipFill>
+                        <pic:spPr bwMode="auto">
+                          <a:xfrm>
+                            <a:off x="0" y="0"/>
+                            <a:ext cx="2667000" cy="322520"/>
+                          </a:xfrm>
+                          <a:prstGeom prst="rect">
+                            <a:avLst/>
+                          </a:prstGeom>
+                          <a:noFill/>
+                          <a:ln w="9525">
+                            <a:noFill/>
+                            <a:headEnd/>
+                            <a:tailEnd/>
+                          </a:ln>
+                        </pic:spPr>
+                      </pic:pic>
+                    </a:graphicData>
+                  </a:graphic>
+                </wp:inline>
+              </w:drawing>
+            </w:r>
+          </w:p>
+        </w:tc>
+      </w:tr>
+      <w:tr>
+        <w:tc>
+          <w:tcPr/>
+          <w:p>
+            <w:pPr>
+              <w:pStyle w:val="Compact"/>
+              <w:jc w:val="center"/>
+            </w:pPr>
+            <w:r>
+              <w:rPr>
+                <w:rFonts w:ascii="Times New Roman" w:hAnsi="Times New Roman" w:eastAsia="Times New Roman" w:cs="Times New Roman"/>
+              </w:rPr>
+              <w:t xml:space="preserve">&gt; </w:t>
+            </w:r>
+            <w:r>
+              <w:rPr>
+                <w:rFonts w:hint="eastAsia" w:ascii="Times New Roman" w:hAnsi="Times New Roman" w:eastAsia="FangSong" w:cs="Times New Roman"/>
+              </w:rPr>
+              <w:t xml:space="preserve">图</w:t>
+            </w:r>
+            <w:r>
+              <w:rPr>
+                <w:rFonts w:ascii="Times New Roman" w:hAnsi="Times New Roman" w:eastAsia="Times New Roman" w:cs="Times New Roman"/>
+              </w:rPr>
+              <w:t xml:space="preserve"> </w:t>
+            </w:r>
+            <w:r>
+              <w:rPr>
+                <w:rFonts w:hint="eastAsia" w:ascii="Times New Roman" w:hAnsi="Times New Roman" w:eastAsia="Times New Roman" w:cs="Times New Roman"/>
+              </w:rPr>
+              <w:t>1-3：NH</w:t>
+            </w:r>
+            <w:r>
+              <w:rPr>
+                <w:rFonts w:hint="eastAsia" w:ascii="Times New Roman" w:hAnsi="Times New Roman" w:eastAsia="Times New Roman" w:cs="Times New Roman"/>
+                <w:vertAlign w:val="subscript"/>
+              </w:rPr>
+              <w:t>3</w:t>
+            </w:r>
+            <w:r>
+              <w:rPr>
+                <w:rFonts w:ascii="Times New Roman" w:hAnsi="Times New Roman" w:eastAsia="Times New Roman" w:cs="Times New Roman"/>
+              </w:rPr>
+              <w:t xml:space="preserve"> </w:t>
+            </w:r>
+            <w:r>
+              <w:rPr>
+                <w:rFonts w:hint="eastAsia" w:ascii="Times New Roman" w:hAnsi="Times New Roman" w:eastAsia="FangSong" w:cs="Times New Roman"/>
+              </w:rPr>
+              <w:t xml:space="preserve">与</w:t>
+            </w:r>
+            <w:r>
+              <w:rPr>
+                <w:rFonts w:ascii="Times New Roman" w:hAnsi="Times New Roman" w:eastAsia="Times New Roman" w:cs="Times New Roman"/>
+              </w:rPr>
+              <w:t xml:space="preserve"> HCl </w:t>
+            </w:r>
+            <w:r>
+              <w:rPr>
+                <w:rFonts w:hint="eastAsia" w:ascii="Times New Roman" w:hAnsi="Times New Roman" w:eastAsia="FangSong" w:cs="Times New Roman"/>
+              </w:rPr>
+              <w:t xml:space="preserve">的扩散实验</w:t>
+            </w:r>
+          </w:p>
+        </w:tc>
+      </w:tr>
+    </w:tbl>
     <w:p>
       <w:pPr>
         <w:pStyle w:val="BodyText"/>
+        <w:spacing w:before="120"/>
         <w:ind w:firstLine="420"/>
       </w:pPr>
       <w:r>

--- a/06-学生侧材料/讲义/3-物理化学/气体基础-超级充实版（自学完整）.docx
+++ b/06-学生侧材料/讲义/3-物理化学/气体基础-超级充实版（自学完整）.docx
@@ -65,6 +65,14 @@
       </w:pPr>
       <w:r>
         <w:rPr>
+          <w:rFonts w:ascii="Times New Roman" w:hAnsi="Times New Roman" w:eastAsia="Times New Roman" w:cs="Times New Roman"/>
+          <w:b/>
+          <w:bCs/>
+        </w:rPr>
+        <w:t xml:space="preserve">1.1.1 </w:t>
+      </w:r>
+      <w:r>
+        <w:rPr>
           <w:rFonts w:hint="eastAsia" w:ascii="Times New Roman" w:hAnsi="Times New Roman" w:eastAsia="FangSong" w:cs="Times New Roman"/>
           <w:b/>
           <w:bCs/>
@@ -129,6 +137,14 @@
       </w:pPr>
       <w:r>
         <w:rPr>
+          <w:rFonts w:ascii="Times New Roman" w:hAnsi="Times New Roman" w:eastAsia="Times New Roman" w:cs="Times New Roman"/>
+          <w:b/>
+          <w:bCs/>
+        </w:rPr>
+        <w:t xml:space="preserve">1.1.2 </w:t>
+      </w:r>
+      <w:r>
+        <w:rPr>
           <w:rFonts w:hint="eastAsia" w:ascii="Times New Roman" w:hAnsi="Times New Roman" w:eastAsia="FangSong" w:cs="Times New Roman"/>
           <w:b/>
           <w:bCs/>
@@ -289,6 +305,14 @@
         <w:pStyle w:val="BodyText"/>
         <w:ind w:firstLine="420"/>
       </w:pPr>
+      <w:r>
+        <w:rPr>
+          <w:rFonts w:ascii="Times New Roman" w:hAnsi="Times New Roman" w:eastAsia="Times New Roman" w:cs="Times New Roman"/>
+          <w:b/>
+          <w:bCs/>
+        </w:rPr>
+        <w:t xml:space="preserve">1.1.3 </w:t>
+      </w:r>
       <w:r>
         <w:rPr>
           <w:rFonts w:hint="eastAsia" w:ascii="Times New Roman" w:hAnsi="Times New Roman" w:eastAsia="FangSong" w:cs="Times New Roman"/>
@@ -569,6 +593,14 @@
         <w:pStyle w:val="BodyText"/>
         <w:ind w:firstLine="420"/>
       </w:pPr>
+      <w:r>
+        <w:rPr>
+          <w:rFonts w:ascii="Times New Roman" w:hAnsi="Times New Roman" w:eastAsia="Times New Roman" w:cs="Times New Roman"/>
+          <w:b/>
+          <w:bCs/>
+        </w:rPr>
+        <w:t xml:space="preserve">1.2.1 </w:t>
+      </w:r>
       <w:r>
         <w:rPr>
           <w:rFonts w:hint="eastAsia" w:ascii="Times New Roman" w:hAnsi="Times New Roman" w:eastAsia="Times New Roman" w:cs="Times New Roman"/>
@@ -1102,6 +1134,14 @@
         <w:pStyle w:val="BodyText"/>
         <w:ind w:firstLine="420"/>
       </w:pPr>
+      <w:r>
+        <w:rPr>
+          <w:rFonts w:ascii="Times New Roman" w:hAnsi="Times New Roman" w:eastAsia="Times New Roman" w:cs="Times New Roman"/>
+          <w:b/>
+          <w:bCs/>
+        </w:rPr>
+        <w:t xml:space="preserve">1.2.2 </w:t>
+      </w:r>
       <w:r>
         <w:rPr>
           <w:rFonts w:hint="eastAsia" w:ascii="Times New Roman" w:hAnsi="Times New Roman" w:eastAsia="Times New Roman" w:cs="Times New Roman"/>
@@ -1855,6 +1895,14 @@
       </w:pPr>
       <w:r>
         <w:rPr>
+          <w:rFonts w:ascii="Times New Roman" w:hAnsi="Times New Roman" w:eastAsia="Times New Roman" w:cs="Times New Roman"/>
+          <w:b/>
+          <w:bCs/>
+        </w:rPr>
+        <w:t xml:space="preserve">1.2.3 </w:t>
+      </w:r>
+      <w:r>
+        <w:rPr>
           <w:rFonts w:hint="eastAsia" w:ascii="Times New Roman" w:hAnsi="Times New Roman" w:eastAsia="Times New Roman" w:cs="Times New Roman"/>
           <w:b/>
           <w:bCs/>
@@ -2085,6 +2133,14 @@
         <w:pStyle w:val="BodyText"/>
         <w:ind w:firstLine="420"/>
       </w:pPr>
+      <w:r>
+        <w:rPr>
+          <w:rFonts w:ascii="Times New Roman" w:hAnsi="Times New Roman" w:eastAsia="Times New Roman" w:cs="Times New Roman"/>
+          <w:b/>
+          <w:bCs/>
+        </w:rPr>
+        <w:t xml:space="preserve">1.2.4 </w:t>
+      </w:r>
       <w:r>
         <w:rPr>
           <w:rFonts w:hint="eastAsia" w:ascii="Times New Roman" w:hAnsi="Times New Roman" w:eastAsia="FangSong" w:cs="Times New Roman"/>
@@ -3760,6 +3816,14 @@
       </w:pPr>
       <w:r>
         <w:rPr>
+          <w:rFonts w:ascii="Times New Roman" w:hAnsi="Times New Roman" w:eastAsia="Times New Roman" w:cs="Times New Roman"/>
+          <w:b/>
+          <w:bCs/>
+        </w:rPr>
+        <w:t xml:space="preserve">1.2.5 </w:t>
+      </w:r>
+      <w:r>
+        <w:rPr>
           <w:rFonts w:hint="eastAsia" w:ascii="Times New Roman" w:hAnsi="Times New Roman" w:eastAsia="FangSong" w:cs="Times New Roman"/>
           <w:b/>
           <w:bCs/>
@@ -4202,6 +4266,14 @@
         <w:spacing w:after="80"/>
         <w:ind w:firstLine="420"/>
       </w:pPr>
+      <w:r>
+        <w:rPr>
+          <w:rFonts w:ascii="Times New Roman" w:hAnsi="Times New Roman" w:eastAsia="Times New Roman" w:cs="Times New Roman"/>
+          <w:b/>
+          <w:bCs/>
+        </w:rPr>
+        <w:t xml:space="preserve">1.3.1 </w:t>
+      </w:r>
       <w:r>
         <w:rPr>
           <w:rFonts w:hint="eastAsia" w:ascii="Times New Roman" w:hAnsi="Times New Roman" w:eastAsia="FangSong" w:cs="Times New Roman"/>
@@ -4828,6 +4900,14 @@
       </w:pPr>
       <w:r>
         <w:rPr>
+          <w:rFonts w:ascii="Times New Roman" w:hAnsi="Times New Roman" w:eastAsia="Times New Roman" w:cs="Times New Roman"/>
+          <w:b/>
+          <w:bCs/>
+        </w:rPr>
+        <w:t xml:space="preserve">1.3.2 </w:t>
+      </w:r>
+      <w:r>
+        <w:rPr>
           <w:rFonts w:hint="eastAsia" w:ascii="Times New Roman" w:hAnsi="Times New Roman" w:eastAsia="FangSong" w:cs="Times New Roman"/>
           <w:b/>
           <w:bCs/>
@@ -5401,6 +5481,14 @@
       </w:pPr>
       <w:r>
         <w:rPr>
+          <w:rFonts w:ascii="Times New Roman" w:hAnsi="Times New Roman" w:eastAsia="Times New Roman" w:cs="Times New Roman"/>
+          <w:b/>
+          <w:bCs/>
+        </w:rPr>
+        <w:t xml:space="preserve">1.3.3 </w:t>
+      </w:r>
+      <w:r>
+        <w:rPr>
           <w:rFonts w:hint="eastAsia" w:ascii="Times New Roman" w:hAnsi="Times New Roman" w:eastAsia="FangSong" w:cs="Times New Roman"/>
           <w:b/>
           <w:bCs/>
@@ -5756,6 +5844,14 @@
         <w:pStyle w:val="BodyText"/>
         <w:ind w:firstLine="420"/>
       </w:pPr>
+      <w:r>
+        <w:rPr>
+          <w:rFonts w:ascii="Times New Roman" w:hAnsi="Times New Roman" w:eastAsia="Times New Roman" w:cs="Times New Roman"/>
+          <w:b/>
+          <w:bCs/>
+        </w:rPr>
+        <w:t xml:space="preserve">1.3.4 </w:t>
+      </w:r>
       <w:r>
         <w:rPr>
           <w:rFonts w:hint="eastAsia" w:ascii="Times New Roman" w:hAnsi="Times New Roman" w:eastAsia="FangSong" w:cs="Times New Roman"/>
@@ -6346,6 +6442,14 @@
       </w:pPr>
       <w:r>
         <w:rPr>
+          <w:rFonts w:ascii="Times New Roman" w:hAnsi="Times New Roman" w:eastAsia="Times New Roman" w:cs="Times New Roman"/>
+          <w:b/>
+          <w:bCs/>
+        </w:rPr>
+        <w:t xml:space="preserve">2.1.1 </w:t>
+      </w:r>
+      <w:r>
+        <w:rPr>
           <w:rFonts w:hint="eastAsia" w:ascii="Times New Roman" w:hAnsi="Times New Roman" w:eastAsia="FangSong" w:cs="Times New Roman"/>
           <w:b/>
           <w:bCs/>
@@ -6406,6 +6510,14 @@
         <w:pStyle w:val="FirstParagraph"/>
         <w:ind w:firstLine="420"/>
       </w:pPr>
+      <w:r>
+        <w:rPr>
+          <w:rFonts w:ascii="Times New Roman" w:hAnsi="Times New Roman" w:eastAsia="Times New Roman" w:cs="Times New Roman"/>
+          <w:b/>
+          <w:bCs/>
+        </w:rPr>
+        <w:t xml:space="preserve">2.1.2 </w:t>
+      </w:r>
       <w:r>
         <w:rPr>
           <w:rFonts w:hint="eastAsia" w:ascii="Times New Roman" w:hAnsi="Times New Roman" w:eastAsia="FangSong" w:cs="Times New Roman"/>
@@ -6924,6 +7036,14 @@
       </w:pPr>
       <w:r>
         <w:rPr>
+          <w:rFonts w:ascii="Times New Roman" w:hAnsi="Times New Roman" w:eastAsia="Times New Roman" w:cs="Times New Roman"/>
+          <w:b/>
+          <w:bCs/>
+        </w:rPr>
+        <w:t xml:space="preserve">2.1.3 </w:t>
+      </w:r>
+      <w:r>
+        <w:rPr>
           <w:rFonts w:hint="eastAsia" w:ascii="Times New Roman" w:hAnsi="Times New Roman" w:eastAsia="FangSong" w:cs="Times New Roman"/>
           <w:b/>
           <w:bCs/>
@@ -7121,6 +7241,14 @@
       </w:pPr>
       <w:r>
         <w:rPr>
+          <w:rFonts w:ascii="Times New Roman" w:hAnsi="Times New Roman" w:eastAsia="Times New Roman" w:cs="Times New Roman"/>
+          <w:b/>
+          <w:bCs/>
+        </w:rPr>
+        <w:t xml:space="preserve">2.1.4 </w:t>
+      </w:r>
+      <w:r>
+        <w:rPr>
           <w:rFonts w:hint="eastAsia" w:ascii="Times New Roman" w:hAnsi="Times New Roman" w:eastAsia="FangSong" w:cs="Times New Roman"/>
           <w:b/>
           <w:bCs/>
@@ -7333,6 +7461,14 @@
         <w:pStyle w:val="BodyText"/>
         <w:ind w:firstLine="420"/>
       </w:pPr>
+      <w:r>
+        <w:rPr>
+          <w:rFonts w:ascii="Times New Roman" w:hAnsi="Times New Roman" w:eastAsia="Times New Roman" w:cs="Times New Roman"/>
+          <w:b/>
+          <w:bCs/>
+        </w:rPr>
+        <w:t xml:space="preserve">2.1.5 </w:t>
+      </w:r>
       <w:r>
         <w:rPr>
           <w:rFonts w:hint="eastAsia" w:ascii="Times New Roman" w:hAnsi="Times New Roman" w:eastAsia="FangSong" w:cs="Times New Roman"/>
@@ -7673,6 +7809,14 @@
         <w:pStyle w:val="FirstParagraph"/>
         <w:ind w:firstLine="420"/>
       </w:pPr>
+      <w:r>
+        <w:rPr>
+          <w:rFonts w:ascii="Times New Roman" w:hAnsi="Times New Roman" w:eastAsia="Times New Roman" w:cs="Times New Roman"/>
+          <w:b/>
+          <w:bCs/>
+        </w:rPr>
+        <w:t xml:space="preserve">2.2.1 </w:t>
+      </w:r>
       <w:r>
         <w:rPr>
           <w:rFonts w:hint="eastAsia" w:ascii="Times New Roman" w:hAnsi="Times New Roman" w:eastAsia="FangSong" w:cs="Times New Roman"/>
@@ -8100,6 +8244,14 @@
       </w:pPr>
       <w:r>
         <w:rPr>
+          <w:rFonts w:ascii="Times New Roman" w:hAnsi="Times New Roman" w:eastAsia="Times New Roman" w:cs="Times New Roman"/>
+          <w:b/>
+          <w:bCs/>
+        </w:rPr>
+        <w:t xml:space="preserve">2.2.2 </w:t>
+      </w:r>
+      <w:r>
+        <w:rPr>
           <w:rFonts w:hint="eastAsia" w:ascii="Times New Roman" w:hAnsi="Times New Roman" w:eastAsia="FangSong" w:cs="Times New Roman"/>
           <w:b/>
           <w:bCs/>
@@ -8290,6 +8442,14 @@
         <w:pStyle w:val="BodyText"/>
         <w:ind w:firstLine="420"/>
       </w:pPr>
+      <w:r>
+        <w:rPr>
+          <w:rFonts w:ascii="Times New Roman" w:hAnsi="Times New Roman" w:eastAsia="Times New Roman" w:cs="Times New Roman"/>
+          <w:b/>
+          <w:bCs/>
+        </w:rPr>
+        <w:t xml:space="preserve">2.2.3 </w:t>
+      </w:r>
       <w:r>
         <w:rPr>
           <w:rFonts w:hint="eastAsia" w:ascii="Times New Roman" w:hAnsi="Times New Roman" w:eastAsia="FangSong" w:cs="Times New Roman"/>
@@ -8775,6 +8935,14 @@
         <w:pStyle w:val="BodyText"/>
         <w:ind w:firstLine="420"/>
       </w:pPr>
+      <w:r>
+        <w:rPr>
+          <w:rFonts w:ascii="Times New Roman" w:hAnsi="Times New Roman" w:eastAsia="Times New Roman" w:cs="Times New Roman"/>
+          <w:b/>
+          <w:bCs/>
+        </w:rPr>
+        <w:t xml:space="preserve">2.2.4 </w:t>
+      </w:r>
       <w:r>
         <w:rPr>
           <w:rFonts w:hint="eastAsia" w:ascii="Times New Roman" w:hAnsi="Times New Roman" w:eastAsia="FangSong" w:cs="Times New Roman"/>
@@ -9331,6 +9499,14 @@
       </w:pPr>
       <w:r>
         <w:rPr>
+          <w:rFonts w:ascii="Times New Roman" w:hAnsi="Times New Roman" w:eastAsia="Times New Roman" w:cs="Times New Roman"/>
+          <w:b/>
+          <w:bCs/>
+        </w:rPr>
+        <w:t xml:space="preserve">2.2.5 </w:t>
+      </w:r>
+      <w:r>
+        <w:rPr>
           <w:rFonts w:hint="eastAsia" w:ascii="Times New Roman" w:hAnsi="Times New Roman" w:eastAsia="FangSong" w:cs="Times New Roman"/>
           <w:b/>
           <w:bCs/>
@@ -9762,6 +9938,14 @@
         <w:pStyle w:val="FirstParagraph"/>
         <w:ind w:firstLine="420"/>
       </w:pPr>
+      <w:r>
+        <w:rPr>
+          <w:rFonts w:ascii="Times New Roman" w:hAnsi="Times New Roman" w:eastAsia="Times New Roman" w:cs="Times New Roman"/>
+          <w:b/>
+          <w:bCs/>
+        </w:rPr>
+        <w:t xml:space="preserve">2.3.1 </w:t>
+      </w:r>
       <w:r>
         <w:rPr>
           <w:rFonts w:hint="eastAsia" w:ascii="Times New Roman" w:hAnsi="Times New Roman" w:eastAsia="FangSong" w:cs="Times New Roman"/>
@@ -9926,6 +10110,14 @@
       </w:pPr>
       <w:r>
         <w:rPr>
+          <w:rFonts w:ascii="Times New Roman" w:hAnsi="Times New Roman" w:eastAsia="Times New Roman" w:cs="Times New Roman"/>
+          <w:b/>
+          <w:bCs/>
+        </w:rPr>
+        <w:t xml:space="preserve">2.3.2 </w:t>
+      </w:r>
+      <w:r>
+        <w:rPr>
           <w:rFonts w:hint="eastAsia" w:ascii="Times New Roman" w:hAnsi="Times New Roman" w:eastAsia="FangSong" w:cs="Times New Roman"/>
           <w:b/>
           <w:bCs/>
@@ -10052,6 +10244,14 @@
         <w:pStyle w:val="BodyText"/>
         <w:ind w:firstLine="420"/>
       </w:pPr>
+      <w:r>
+        <w:rPr>
+          <w:rFonts w:ascii="Times New Roman" w:hAnsi="Times New Roman" w:eastAsia="Times New Roman" w:cs="Times New Roman"/>
+          <w:b/>
+          <w:bCs/>
+        </w:rPr>
+        <w:t xml:space="preserve">2.3.3 </w:t>
+      </w:r>
       <w:r>
         <w:rPr>
           <w:rFonts w:hint="eastAsia" w:ascii="Times New Roman" w:hAnsi="Times New Roman" w:eastAsia="FangSong" w:cs="Times New Roman"/>
@@ -10715,6 +10915,14 @@
       </w:pPr>
       <w:r>
         <w:rPr>
+          <w:rFonts w:ascii="Times New Roman" w:hAnsi="Times New Roman" w:eastAsia="Times New Roman" w:cs="Times New Roman"/>
+          <w:b/>
+          <w:bCs/>
+        </w:rPr>
+        <w:t xml:space="preserve">2.3.4 </w:t>
+      </w:r>
+      <w:r>
+        <w:rPr>
           <w:rFonts w:hint="eastAsia" w:ascii="Times New Roman" w:hAnsi="Times New Roman" w:eastAsia="FangSong" w:cs="Times New Roman"/>
           <w:b/>
           <w:bCs/>
@@ -11465,6 +11673,14 @@
         <w:pStyle w:val="FirstParagraph"/>
         <w:ind w:firstLine="420"/>
       </w:pPr>
+      <w:r>
+        <w:rPr>
+          <w:rFonts w:ascii="Times New Roman" w:hAnsi="Times New Roman" w:eastAsia="Times New Roman" w:cs="Times New Roman"/>
+          <w:b/>
+          <w:bCs/>
+        </w:rPr>
+        <w:t xml:space="preserve">3.1.1 </w:t>
+      </w:r>
       <w:r>
         <w:rPr>
           <w:rFonts w:hint="eastAsia" w:ascii="Times New Roman" w:hAnsi="Times New Roman" w:eastAsia="FangSong" w:cs="Times New Roman"/>
@@ -11745,6 +11961,14 @@
       </w:pPr>
       <w:r>
         <w:rPr>
+          <w:rFonts w:ascii="Times New Roman" w:hAnsi="Times New Roman" w:eastAsia="Times New Roman" w:cs="Times New Roman"/>
+          <w:b/>
+          <w:bCs/>
+        </w:rPr>
+        <w:t xml:space="preserve">3.1.2 </w:t>
+      </w:r>
+      <w:r>
+        <w:rPr>
           <w:rFonts w:hint="eastAsia" w:ascii="Times New Roman" w:hAnsi="Times New Roman" w:eastAsia="FangSong" w:cs="Times New Roman"/>
           <w:b/>
           <w:bCs/>
@@ -12289,6 +12513,14 @@
       </w:pPr>
       <w:r>
         <w:rPr>
+          <w:rFonts w:ascii="Times New Roman" w:hAnsi="Times New Roman" w:eastAsia="Times New Roman" w:cs="Times New Roman"/>
+          <w:b/>
+          <w:bCs/>
+        </w:rPr>
+        <w:t xml:space="preserve">3.1.3 </w:t>
+      </w:r>
+      <w:r>
+        <w:rPr>
           <w:rFonts w:hint="eastAsia" w:ascii="Times New Roman" w:hAnsi="Times New Roman" w:eastAsia="FangSong" w:cs="Times New Roman"/>
           <w:b/>
           <w:bCs/>
@@ -12433,6 +12665,14 @@
         <w:pStyle w:val="BodyText"/>
         <w:ind w:firstLine="420"/>
       </w:pPr>
+      <w:r>
+        <w:rPr>
+          <w:rFonts w:ascii="Times New Roman" w:hAnsi="Times New Roman" w:eastAsia="Times New Roman" w:cs="Times New Roman"/>
+          <w:b/>
+          <w:bCs/>
+        </w:rPr>
+        <w:t xml:space="preserve">3.1.4 </w:t>
+      </w:r>
       <w:r>
         <w:rPr>
           <w:rFonts w:hint="eastAsia" w:ascii="Times New Roman" w:hAnsi="Times New Roman" w:eastAsia="FangSong" w:cs="Times New Roman"/>
@@ -12563,6 +12803,14 @@
         <w:pStyle w:val="FirstParagraph"/>
         <w:ind w:firstLine="420"/>
       </w:pPr>
+      <w:r>
+        <w:rPr>
+          <w:rFonts w:ascii="Times New Roman" w:hAnsi="Times New Roman" w:eastAsia="Times New Roman" w:cs="Times New Roman"/>
+          <w:b/>
+          <w:bCs/>
+        </w:rPr>
+        <w:t xml:space="preserve">3.2.1 </w:t>
+      </w:r>
       <w:r>
         <w:rPr>
           <w:rFonts w:hint="eastAsia" w:ascii="Times New Roman" w:hAnsi="Times New Roman" w:eastAsia="FangSong" w:cs="Times New Roman"/>
@@ -13169,6 +13417,14 @@
       </w:pPr>
       <w:r>
         <w:rPr>
+          <w:rFonts w:ascii="Times New Roman" w:hAnsi="Times New Roman" w:eastAsia="Times New Roman" w:cs="Times New Roman"/>
+          <w:b/>
+          <w:bCs/>
+        </w:rPr>
+        <w:t xml:space="preserve">3.2.2 </w:t>
+      </w:r>
+      <w:r>
+        <w:rPr>
           <w:rFonts w:hint="eastAsia" w:ascii="Times New Roman" w:hAnsi="Times New Roman" w:eastAsia="FangSong" w:cs="Times New Roman"/>
           <w:b/>
           <w:bCs/>
@@ -13466,6 +13722,14 @@
       </w:pPr>
       <w:r>
         <w:rPr>
+          <w:rFonts w:ascii="Times New Roman" w:hAnsi="Times New Roman" w:eastAsia="Times New Roman" w:cs="Times New Roman"/>
+          <w:b/>
+          <w:bCs/>
+        </w:rPr>
+        <w:t xml:space="preserve">3.2.3 </w:t>
+      </w:r>
+      <w:r>
+        <w:rPr>
           <w:rFonts w:hint="eastAsia" w:ascii="Times New Roman" w:hAnsi="Times New Roman" w:eastAsia="FangSong" w:cs="Times New Roman"/>
           <w:b/>
           <w:bCs/>
@@ -14362,6 +14626,14 @@
       </w:pPr>
       <w:r>
         <w:rPr>
+          <w:rFonts w:ascii="Times New Roman" w:hAnsi="Times New Roman" w:eastAsia="Times New Roman" w:cs="Times New Roman"/>
+          <w:b/>
+          <w:bCs/>
+        </w:rPr>
+        <w:t xml:space="preserve">3.3.1 </w:t>
+      </w:r>
+      <w:r>
+        <w:rPr>
           <w:rFonts w:hint="eastAsia" w:ascii="Times New Roman" w:hAnsi="Times New Roman" w:eastAsia="Times New Roman" w:cs="Times New Roman"/>
           <w:b/>
           <w:bCs/>
@@ -14646,6 +14918,14 @@
       </w:pPr>
       <w:r>
         <w:rPr>
+          <w:rFonts w:ascii="Times New Roman" w:hAnsi="Times New Roman" w:eastAsia="Times New Roman" w:cs="Times New Roman"/>
+          <w:b/>
+          <w:bCs/>
+        </w:rPr>
+        <w:t xml:space="preserve">3.3.2 </w:t>
+      </w:r>
+      <w:r>
+        <w:rPr>
           <w:rFonts w:hint="eastAsia" w:ascii="Times New Roman" w:hAnsi="Times New Roman" w:eastAsia="FangSong" w:cs="Times New Roman"/>
           <w:b/>
           <w:bCs/>
@@ -14928,6 +15208,14 @@
         <w:pStyle w:val="FirstParagraph"/>
         <w:ind w:firstLine="420"/>
       </w:pPr>
+      <w:r>
+        <w:rPr>
+          <w:rFonts w:ascii="Times New Roman" w:hAnsi="Times New Roman" w:eastAsia="Times New Roman" w:cs="Times New Roman"/>
+          <w:b/>
+          <w:bCs/>
+        </w:rPr>
+        <w:t xml:space="preserve">4.1.1 </w:t>
+      </w:r>
       <w:r>
         <w:rPr>
           <w:rFonts w:hint="eastAsia" w:ascii="Times New Roman" w:hAnsi="Times New Roman" w:eastAsia="FangSong" w:cs="Times New Roman"/>
@@ -15242,6 +15530,14 @@
       </w:pPr>
       <w:r>
         <w:rPr>
+          <w:rFonts w:ascii="Times New Roman" w:hAnsi="Times New Roman" w:eastAsia="Times New Roman" w:cs="Times New Roman"/>
+          <w:b/>
+          <w:bCs/>
+        </w:rPr>
+        <w:t xml:space="preserve">4.1.2 </w:t>
+      </w:r>
+      <w:r>
+        <w:rPr>
           <w:rFonts w:hint="eastAsia" w:ascii="Times New Roman" w:hAnsi="Times New Roman" w:eastAsia="FangSong" w:cs="Times New Roman"/>
           <w:b/>
           <w:bCs/>
@@ -15378,6 +15674,14 @@
         <w:pStyle w:val="BodyText"/>
         <w:ind w:firstLine="420"/>
       </w:pPr>
+      <w:r>
+        <w:rPr>
+          <w:rFonts w:ascii="Times New Roman" w:hAnsi="Times New Roman" w:eastAsia="Times New Roman" w:cs="Times New Roman"/>
+          <w:b/>
+          <w:bCs/>
+        </w:rPr>
+        <w:t xml:space="preserve">4.1.3 </w:t>
+      </w:r>
       <w:r>
         <w:rPr>
           <w:rFonts w:hint="eastAsia" w:ascii="Times New Roman" w:hAnsi="Times New Roman" w:eastAsia="FangSong" w:cs="Times New Roman"/>
@@ -15464,6 +15768,14 @@
         <w:pStyle w:val="FirstParagraph"/>
         <w:ind w:firstLine="420"/>
       </w:pPr>
+      <w:r>
+        <w:rPr>
+          <w:rFonts w:ascii="Times New Roman" w:hAnsi="Times New Roman" w:eastAsia="Times New Roman" w:cs="Times New Roman"/>
+          <w:b/>
+          <w:bCs/>
+        </w:rPr>
+        <w:t xml:space="preserve">4.2.1 </w:t>
+      </w:r>
       <w:r>
         <w:rPr>
           <w:rFonts w:hint="eastAsia" w:ascii="Times New Roman" w:hAnsi="Times New Roman" w:eastAsia="FangSong" w:cs="Times New Roman"/>
@@ -16328,6 +16640,14 @@
       </w:pPr>
       <w:r>
         <w:rPr>
+          <w:rFonts w:ascii="Times New Roman" w:hAnsi="Times New Roman" w:eastAsia="Times New Roman" w:cs="Times New Roman"/>
+          <w:b/>
+          <w:bCs/>
+        </w:rPr>
+        <w:t xml:space="preserve">4.2.2 </w:t>
+      </w:r>
+      <w:r>
+        <w:rPr>
           <w:rFonts w:hint="eastAsia" w:ascii="Times New Roman" w:hAnsi="Times New Roman" w:eastAsia="FangSong" w:cs="Times New Roman"/>
           <w:b/>
           <w:bCs/>
@@ -16604,6 +16924,14 @@
       </w:pPr>
       <w:r>
         <w:rPr>
+          <w:rFonts w:ascii="Times New Roman" w:hAnsi="Times New Roman" w:eastAsia="Times New Roman" w:cs="Times New Roman"/>
+          <w:b/>
+          <w:bCs/>
+        </w:rPr>
+        <w:t xml:space="preserve">4.2.3 </w:t>
+      </w:r>
+      <w:r>
+        <w:rPr>
           <w:rFonts w:hint="eastAsia" w:ascii="Times New Roman" w:hAnsi="Times New Roman" w:eastAsia="FangSong" w:cs="Times New Roman"/>
           <w:b/>
           <w:bCs/>
@@ -17937,6 +18265,14 @@
       </w:pPr>
       <w:r>
         <w:rPr>
+          <w:rFonts w:ascii="Times New Roman" w:hAnsi="Times New Roman" w:eastAsia="Times New Roman" w:cs="Times New Roman"/>
+          <w:b/>
+          <w:bCs/>
+        </w:rPr>
+        <w:t xml:space="preserve">4.3.1 </w:t>
+      </w:r>
+      <w:r>
+        <w:rPr>
           <w:rFonts w:hint="eastAsia" w:ascii="Times New Roman" w:hAnsi="Times New Roman" w:eastAsia="FangSong" w:cs="Times New Roman"/>
           <w:b/>
           <w:bCs/>
@@ -18146,6 +18482,14 @@
       </w:pPr>
       <w:r>
         <w:rPr>
+          <w:rFonts w:ascii="Times New Roman" w:hAnsi="Times New Roman" w:eastAsia="Times New Roman" w:cs="Times New Roman"/>
+          <w:b/>
+          <w:bCs/>
+        </w:rPr>
+        <w:t xml:space="preserve">4.4.1 </w:t>
+      </w:r>
+      <w:r>
+        <w:rPr>
           <w:rFonts w:hint="eastAsia" w:ascii="Times New Roman" w:hAnsi="Times New Roman" w:eastAsia="FangSong" w:cs="Times New Roman"/>
           <w:b/>
           <w:bCs/>
@@ -18420,6 +18764,14 @@
         <w:pStyle w:val="BodyText"/>
         <w:ind w:firstLine="420"/>
       </w:pPr>
+      <w:r>
+        <w:rPr>
+          <w:rFonts w:ascii="Times New Roman" w:hAnsi="Times New Roman" w:eastAsia="Times New Roman" w:cs="Times New Roman"/>
+          <w:b/>
+          <w:bCs/>
+        </w:rPr>
+        <w:t xml:space="preserve">4.4.2 </w:t>
+      </w:r>
       <w:r>
         <w:rPr>
           <w:rFonts w:hint="eastAsia" w:ascii="Times New Roman" w:hAnsi="Times New Roman" w:eastAsia="FangSong" w:cs="Times New Roman"/>
@@ -19107,6 +19459,14 @@
         <w:spacing w:after="80"/>
         <w:ind w:firstLine="420"/>
       </w:pPr>
+      <w:r>
+        <w:rPr>
+          <w:rFonts w:ascii="Times New Roman" w:hAnsi="Times New Roman" w:eastAsia="Times New Roman" w:cs="Times New Roman"/>
+          <w:b/>
+          <w:bCs/>
+        </w:rPr>
+        <w:t xml:space="preserve">5.1.1 </w:t>
+      </w:r>
       <w:r>
         <w:rPr>
           <w:rFonts w:hint="eastAsia" w:ascii="Times New Roman" w:hAnsi="Times New Roman" w:eastAsia="FangSong" w:cs="Times New Roman"/>
@@ -19352,6 +19712,14 @@
       </w:pPr>
       <w:r>
         <w:rPr>
+          <w:rFonts w:ascii="Times New Roman" w:hAnsi="Times New Roman" w:eastAsia="Times New Roman" w:cs="Times New Roman"/>
+          <w:b/>
+          <w:bCs/>
+        </w:rPr>
+        <w:t xml:space="preserve">5.1.2 </w:t>
+      </w:r>
+      <w:r>
+        <w:rPr>
           <w:rFonts w:hint="eastAsia" w:ascii="Times New Roman" w:hAnsi="Times New Roman" w:eastAsia="FangSong" w:cs="Times New Roman"/>
           <w:b/>
           <w:bCs/>
@@ -19626,6 +19994,14 @@
         <w:pStyle w:val="BodyText"/>
         <w:ind w:firstLine="420"/>
       </w:pPr>
+      <w:r>
+        <w:rPr>
+          <w:rFonts w:ascii="Times New Roman" w:hAnsi="Times New Roman" w:eastAsia="Times New Roman" w:cs="Times New Roman"/>
+          <w:b/>
+          <w:bCs/>
+        </w:rPr>
+        <w:t xml:space="preserve">5.1.3 </w:t>
+      </w:r>
       <w:r>
         <w:rPr>
           <w:rFonts w:hint="eastAsia" w:ascii="Times New Roman" w:hAnsi="Times New Roman" w:eastAsia="FangSong" w:cs="Times New Roman"/>
@@ -19931,6 +20307,14 @@
         <w:pStyle w:val="FirstParagraph"/>
         <w:ind w:firstLine="420"/>
       </w:pPr>
+      <w:r>
+        <w:rPr>
+          <w:rFonts w:ascii="Times New Roman" w:hAnsi="Times New Roman" w:eastAsia="Times New Roman" w:cs="Times New Roman"/>
+          <w:b/>
+          <w:bCs/>
+        </w:rPr>
+        <w:t xml:space="preserve">5.2.1 </w:t>
+      </w:r>
       <w:r>
         <w:rPr>
           <w:rFonts w:hint="eastAsia" w:ascii="Times New Roman" w:hAnsi="Times New Roman" w:eastAsia="FangSong" w:cs="Times New Roman"/>
@@ -20191,6 +20575,14 @@
       </w:pPr>
       <w:r>
         <w:rPr>
+          <w:rFonts w:ascii="Times New Roman" w:hAnsi="Times New Roman" w:eastAsia="Times New Roman" w:cs="Times New Roman"/>
+          <w:b/>
+          <w:bCs/>
+        </w:rPr>
+        <w:t xml:space="preserve">5.2.2 </w:t>
+      </w:r>
+      <w:r>
+        <w:rPr>
           <w:rFonts w:hint="eastAsia" w:ascii="Times New Roman" w:hAnsi="Times New Roman" w:eastAsia="FangSong" w:cs="Times New Roman"/>
           <w:b/>
           <w:bCs/>
@@ -20411,6 +20803,14 @@
         <w:spacing w:after="80"/>
         <w:ind w:firstLine="420"/>
       </w:pPr>
+      <w:r>
+        <w:rPr>
+          <w:rFonts w:ascii="Times New Roman" w:hAnsi="Times New Roman" w:eastAsia="Times New Roman" w:cs="Times New Roman"/>
+          <w:b/>
+          <w:bCs/>
+        </w:rPr>
+        <w:t xml:space="preserve">5.2.3 </w:t>
+      </w:r>
       <w:r>
         <w:rPr>
           <w:rFonts w:hint="eastAsia" w:ascii="Times New Roman" w:hAnsi="Times New Roman" w:eastAsia="FangSong" w:cs="Times New Roman"/>

--- a/06-学生侧材料/讲义/3-物理化学/气体基础-超级充实版（自学完整）.docx
+++ b/06-学生侧材料/讲义/3-物理化学/气体基础-超级充实版（自学完整）.docx
@@ -5405,74 +5405,6 @@
         </w:rPr>
         <w:t xml:space="preserve">✗。</w:t>
       </w:r>
-      <w:r>
-        <w:rPr>
-          <w:rFonts w:ascii="Times New Roman" w:hAnsi="Times New Roman" w:eastAsia="Times New Roman" w:cs="Times New Roman"/>
-        </w:rPr>
-        <w:t xml:space="preserve"> </w:t>
-      </w:r>
-      <w:r>
-        <w:rPr>
-          <w:rFonts w:hint="eastAsia" w:ascii="Times New Roman" w:hAnsi="Times New Roman" w:eastAsia="FangSong" w:cs="Times New Roman"/>
-          <w:b/>
-          <w:bCs/>
-        </w:rPr>
-        <w:t xml:space="preserve">结论</w:t>
-      </w:r>
-      <w:r>
-        <w:rPr>
-          <w:rFonts w:hint="eastAsia" w:ascii="Times New Roman" w:hAnsi="Times New Roman" w:eastAsia="Times New Roman" w:cs="Times New Roman"/>
-        </w:rPr>
-        <w:t>：R</w:t>
-      </w:r>
-      <w:r>
-        <w:rPr>
-          <w:rFonts w:hint="eastAsia" w:ascii="Times New Roman" w:hAnsi="Times New Roman" w:eastAsia="FangSong" w:cs="Times New Roman"/>
-        </w:rPr>
-        <w:t>不是你选的</w:t>
-      </w:r>
-      <w:r>
-        <w:rPr>
-          <w:rFonts w:hint="eastAsia" w:ascii="Times New Roman" w:hAnsi="Times New Roman" w:eastAsia="Times New Roman" w:cs="Times New Roman"/>
-        </w:rPr>
-        <w:t>，</w:t>
-      </w:r>
-      <w:r>
-        <w:rPr>
-          <w:rFonts w:hint="eastAsia" w:ascii="Times New Roman" w:hAnsi="Times New Roman" w:eastAsia="FangSong" w:cs="Times New Roman"/>
-        </w:rPr>
-        <w:t>是</w:t>
-      </w:r>
-      <w:r>
-        <w:rPr>
-          <w:rFonts w:hint="eastAsia" w:ascii="Times New Roman" w:hAnsi="Times New Roman" w:eastAsia="Times New Roman" w:cs="Times New Roman"/>
-        </w:rPr>
-        <w:t>p</w:t>
-      </w:r>
-      <w:r>
-        <w:rPr>
-          <w:rFonts w:hint="eastAsia" w:ascii="Times New Roman" w:hAnsi="Times New Roman" w:eastAsia="FangSong" w:cs="Times New Roman"/>
-        </w:rPr>
-        <w:t>和</w:t>
-      </w:r>
-      <w:r>
-        <w:rPr>
-          <w:rFonts w:hint="eastAsia" w:ascii="Times New Roman" w:hAnsi="Times New Roman" w:eastAsia="Times New Roman" w:cs="Times New Roman"/>
-        </w:rPr>
-        <w:t>V</w:t>
-      </w:r>
-      <w:r>
-        <w:rPr>
-          <w:rFonts w:hint="eastAsia" w:ascii="Times New Roman" w:hAnsi="Times New Roman" w:eastAsia="FangSong" w:cs="Times New Roman"/>
-        </w:rPr>
-        <w:t>的单位决定的</w:t>
-      </w:r>
-      <w:r>
-        <w:rPr>
-          <w:rFonts w:hint="eastAsia" w:ascii="Times New Roman" w:hAnsi="Times New Roman" w:eastAsia="Times New Roman" w:cs="Times New Roman"/>
-        </w:rPr>
-        <w:t>！</w:t>
-      </w:r>
     </w:p>
     <w:p>
       <w:pPr>
@@ -5481,19 +5413,65 @@
       </w:pPr>
       <w:r>
         <w:rPr>
-          <w:rFonts w:ascii="Times New Roman" w:hAnsi="Times New Roman" w:eastAsia="Times New Roman" w:cs="Times New Roman"/>
+          <w:rFonts w:hint="eastAsia" w:ascii="Times New Roman" w:hAnsi="Times New Roman" w:eastAsia="FangSong" w:cs="Times New Roman"/>
           <w:b/>
           <w:bCs/>
         </w:rPr>
-        <w:t xml:space="preserve">1.3.3 </w:t>
-      </w:r>
-      <w:r>
-        <w:rPr>
-          <w:rFonts w:hint="eastAsia" w:ascii="Times New Roman" w:hAnsi="Times New Roman" w:eastAsia="FangSong" w:cs="Times New Roman"/>
-          <w:b/>
-          <w:bCs/>
-        </w:rPr>
-        <w:t xml:space="preserve">易错提醒</w:t>
+        <w:t xml:space="preserve">结论</w:t>
+      </w:r>
+      <w:r>
+        <w:rPr>
+          <w:rFonts w:hint="eastAsia" w:ascii="Times New Roman" w:hAnsi="Times New Roman" w:eastAsia="Times New Roman" w:cs="Times New Roman"/>
+        </w:rPr>
+        <w:t>：R</w:t>
+      </w:r>
+      <w:r>
+        <w:rPr>
+          <w:rFonts w:hint="eastAsia" w:ascii="Times New Roman" w:hAnsi="Times New Roman" w:eastAsia="FangSong" w:cs="Times New Roman"/>
+        </w:rPr>
+        <w:t>不是你选的</w:t>
+      </w:r>
+      <w:r>
+        <w:rPr>
+          <w:rFonts w:hint="eastAsia" w:ascii="Times New Roman" w:hAnsi="Times New Roman" w:eastAsia="Times New Roman" w:cs="Times New Roman"/>
+        </w:rPr>
+        <w:t>，</w:t>
+      </w:r>
+      <w:r>
+        <w:rPr>
+          <w:rFonts w:hint="eastAsia" w:ascii="Times New Roman" w:hAnsi="Times New Roman" w:eastAsia="FangSong" w:cs="Times New Roman"/>
+        </w:rPr>
+        <w:t>是</w:t>
+      </w:r>
+      <w:r>
+        <w:rPr>
+          <w:rFonts w:hint="eastAsia" w:ascii="Times New Roman" w:hAnsi="Times New Roman" w:eastAsia="Times New Roman" w:cs="Times New Roman"/>
+        </w:rPr>
+        <w:t>p</w:t>
+      </w:r>
+      <w:r>
+        <w:rPr>
+          <w:rFonts w:hint="eastAsia" w:ascii="Times New Roman" w:hAnsi="Times New Roman" w:eastAsia="FangSong" w:cs="Times New Roman"/>
+        </w:rPr>
+        <w:t>和</w:t>
+      </w:r>
+      <w:r>
+        <w:rPr>
+          <w:rFonts w:hint="eastAsia" w:ascii="Times New Roman" w:hAnsi="Times New Roman" w:eastAsia="Times New Roman" w:cs="Times New Roman"/>
+        </w:rPr>
+        <w:t>V</w:t>
+      </w:r>
+      <w:r>
+        <w:rPr>
+          <w:rFonts w:hint="eastAsia" w:ascii="Times New Roman" w:hAnsi="Times New Roman" w:eastAsia="FangSong" w:cs="Times New Roman"/>
+        </w:rPr>
+        <w:t>的单位决定的</w:t>
+      </w:r>
+      <w:r>
+        <w:rPr>
+          <w:rFonts w:hint="eastAsia" w:ascii="Times New Roman" w:hAnsi="Times New Roman" w:eastAsia="Times New Roman" w:cs="Times New Roman"/>
+        </w:rPr>
+        <w:t>！</w:t>
       </w:r>
     </w:p>
     <w:p>
@@ -5503,29 +5481,11 @@
       </w:pPr>
       <w:r>
         <w:rPr>
-          <w:rFonts w:hint="eastAsia" w:ascii="Times New Roman" w:hAnsi="Times New Roman" w:eastAsia="FangSong" w:cs="Times New Roman"/>
-        </w:rPr>
-        <w:t>选择</w:t>
-      </w:r>
-      <w:r>
-        <w:rPr>
-          <w:rFonts w:hint="eastAsia" w:ascii="Times New Roman" w:hAnsi="Times New Roman" w:eastAsia="Times New Roman" w:cs="Times New Roman"/>
-        </w:rPr>
-        <w:t>R</w:t>
-      </w:r>
-      <w:r>
-        <w:rPr>
-          <w:rFonts w:hint="eastAsia" w:ascii="Times New Roman" w:hAnsi="Times New Roman" w:eastAsia="FangSong" w:cs="Times New Roman"/>
-        </w:rPr>
-        <w:t>值的唯一依据是</w:t>
-      </w:r>
-      <w:r>
-        <w:rPr>
-          <w:rFonts w:hint="eastAsia" w:ascii="Times New Roman" w:hAnsi="Times New Roman" w:eastAsia="Times New Roman" w:cs="Times New Roman"/>
+          <w:rFonts w:ascii="Times New Roman" w:hAnsi="Times New Roman" w:eastAsia="Times New Roman" w:cs="Times New Roman"/>
           <w:b/>
           <w:bCs/>
         </w:rPr>
-        <w:t>p</w:t>
+        <w:t xml:space="preserve">1.3.3 </w:t>
       </w:r>
       <w:r>
         <w:rPr>
@@ -5533,7 +5493,31 @@
           <w:b/>
           <w:bCs/>
         </w:rPr>
-        <w:t>和</w:t>
+        <w:t xml:space="preserve">易错提醒</w:t>
+      </w:r>
+    </w:p>
+    <w:p>
+      <w:pPr>
+        <w:pStyle w:val="BodyText"/>
+        <w:ind w:firstLine="420"/>
+      </w:pPr>
+      <w:r>
+        <w:rPr>
+          <w:rFonts w:hint="eastAsia" w:ascii="Times New Roman" w:hAnsi="Times New Roman" w:eastAsia="FangSong" w:cs="Times New Roman"/>
+        </w:rPr>
+        <w:t>选择</w:t>
+      </w:r>
+      <w:r>
+        <w:rPr>
+          <w:rFonts w:hint="eastAsia" w:ascii="Times New Roman" w:hAnsi="Times New Roman" w:eastAsia="Times New Roman" w:cs="Times New Roman"/>
+        </w:rPr>
+        <w:t>R</w:t>
+      </w:r>
+      <w:r>
+        <w:rPr>
+          <w:rFonts w:hint="eastAsia" w:ascii="Times New Roman" w:hAnsi="Times New Roman" w:eastAsia="FangSong" w:cs="Times New Roman"/>
+        </w:rPr>
+        <w:t>值的唯一依据是</w:t>
       </w:r>
       <w:r>
         <w:rPr>
@@ -5541,7 +5525,7 @@
           <w:b/>
           <w:bCs/>
         </w:rPr>
-        <w:t>V</w:t>
+        <w:t>p</w:t>
       </w:r>
       <w:r>
         <w:rPr>
@@ -5549,6 +5533,22 @@
           <w:b/>
           <w:bCs/>
         </w:rPr>
+        <w:t>和</w:t>
+      </w:r>
+      <w:r>
+        <w:rPr>
+          <w:rFonts w:hint="eastAsia" w:ascii="Times New Roman" w:hAnsi="Times New Roman" w:eastAsia="Times New Roman" w:cs="Times New Roman"/>
+          <w:b/>
+          <w:bCs/>
+        </w:rPr>
+        <w:t>V</w:t>
+      </w:r>
+      <w:r>
+        <w:rPr>
+          <w:rFonts w:hint="eastAsia" w:ascii="Times New Roman" w:hAnsi="Times New Roman" w:eastAsia="FangSong" w:cs="Times New Roman"/>
+          <w:b/>
+          <w:bCs/>
+        </w:rPr>
         <w:t>的单位</w:t>
       </w:r>
       <w:r>
@@ -5740,12 +5740,12 @@
         </w:rPr>
         <w:t xml:space="preserve"> → R = 62.36。</w:t>
       </w:r>
-      <w:r>
-        <w:rPr>
-          <w:rFonts w:ascii="Times New Roman" w:hAnsi="Times New Roman" w:eastAsia="Times New Roman" w:cs="Times New Roman"/>
-        </w:rPr>
-        <w:t xml:space="preserve"> </w:t>
-      </w:r>
+    </w:p>
+    <w:p>
+      <w:pPr>
+        <w:pStyle w:val="BodyText"/>
+        <w:ind w:firstLine="420"/>
+      </w:pPr>
       <w:r>
         <w:rPr>
           <w:rFonts w:hint="eastAsia" w:ascii="Times New Roman" w:hAnsi="Times New Roman" w:eastAsia="FangSong" w:cs="Times New Roman"/>
@@ -14124,12 +14124,12 @@
         </w:rPr>
         <w:t>）：</w:t>
       </w:r>
-      <w:r>
-        <w:rPr>
-          <w:rFonts w:ascii="Times New Roman" w:hAnsi="Times New Roman" w:eastAsia="Times New Roman" w:cs="Times New Roman"/>
-        </w:rPr>
-        <w:t xml:space="preserve"> </w:t>
-      </w:r>
+    </w:p>
+    <w:p>
+      <w:pPr>
+        <w:pStyle w:val="BodyText"/>
+        <w:ind w:firstLine="420"/>
+      </w:pPr>
       <w:r>
         <w:rPr>
           <w:rFonts w:ascii="Times New Roman" w:hAnsi="Times New Roman" w:eastAsia="Times New Roman" w:cs="Times New Roman"/>
@@ -15600,12 +15600,12 @@
         </w:rPr>
         <w:t>：</w:t>
       </w:r>
-      <w:r>
-        <w:rPr>
-          <w:rFonts w:ascii="Times New Roman" w:hAnsi="Times New Roman" w:eastAsia="Times New Roman" w:cs="Times New Roman"/>
-        </w:rPr>
-        <w:t xml:space="preserve"> </w:t>
-      </w:r>
+    </w:p>
+    <w:p>
+      <w:pPr>
+        <w:pStyle w:val="BodyText"/>
+        <w:ind w:firstLine="420"/>
+      </w:pPr>
       <w:r>
         <w:rPr>
           <w:rFonts w:hint="eastAsia" w:ascii="Times New Roman" w:hAnsi="Times New Roman" w:eastAsia="FangSong" w:cs="Times New Roman"/>

--- a/06-学生侧材料/讲义/3-物理化学/气体基础-超级充实版（自学完整）.docx
+++ b/06-学生侧材料/讲义/3-物理化学/气体基础-超级充实版（自学完整）.docx
@@ -19222,12 +19222,12 @@
         </w:rPr>
         <w:t>。</w:t>
       </w:r>
-      <w:r>
-        <w:rPr>
-          <w:rFonts w:ascii="Times New Roman" w:hAnsi="Times New Roman" w:eastAsia="Times New Roman" w:cs="Times New Roman"/>
-        </w:rPr>
-        <w:t xml:space="preserve"> </w:t>
-      </w:r>
+    </w:p>
+    <w:p>
+      <w:pPr>
+        <w:pStyle w:val="BodyText"/>
+        <w:ind w:firstLine="420"/>
+      </w:pPr>
       <w:r>
         <w:rPr>
           <w:rFonts w:hint="eastAsia" w:ascii="Times New Roman" w:hAnsi="Times New Roman" w:eastAsia="FangSong" w:cs="Times New Roman"/>

--- a/06-学生侧材料/讲义/3-物理化学/气体基础-超级充实版（自学完整）.docx
+++ b/06-学生侧材料/讲义/3-物理化学/气体基础-超级充实版（自学完整）.docx
@@ -49552,12 +49552,12 @@
         </w:tblBorders>
       </w:tblPr>
       <w:tblGrid>
-        <w:gridCol w:w="1320"/>
-        <w:gridCol w:w="1320"/>
-        <w:gridCol w:w="1320"/>
-        <w:gridCol w:w="1320"/>
-        <w:gridCol w:w="1320"/>
-        <w:gridCol w:w="1320"/>
+        <w:gridCol w:w="2508"/>
+        <w:gridCol w:w="1122"/>
+        <w:gridCol w:w="1122"/>
+        <w:gridCol w:w="1056"/>
+        <w:gridCol w:w="1056"/>
+        <w:gridCol w:w="1056"/>
       </w:tblGrid>
       <w:tr>
         <w:trPr>
